--- a/ABNT TCC - ShowMe.docx
+++ b/ABNT TCC - ShowMe.docx
@@ -1,6 +1,6 @@
 
 <file path=word/document.xml><?xml version="1.0" encoding="utf-8"?>
-<w:document xmlns:wpc="http://schemas.microsoft.com/office/word/2010/wordprocessingCanvas" xmlns:mc="http://schemas.openxmlformats.org/markup-compatibility/2006" xmlns:o="urn:schemas-microsoft-com:office:office" xmlns:r="http://schemas.openxmlformats.org/officeDocument/2006/relationships" xmlns:m="http://schemas.openxmlformats.org/officeDocument/2006/math" xmlns:v="urn:schemas-microsoft-com:vml" xmlns:wp14="http://schemas.microsoft.com/office/word/2010/wordprocessingDrawing" xmlns:wp="http://schemas.openxmlformats.org/drawingml/2006/wordprocessingDrawing" xmlns:w10="urn:schemas-microsoft-com:office:word" xmlns:w="http://schemas.openxmlformats.org/wordprocessingml/2006/main" xmlns:w14="http://schemas.microsoft.com/office/word/2010/wordml" xmlns:wpg="http://schemas.microsoft.com/office/word/2010/wordprocessingGroup" xmlns:wpi="http://schemas.microsoft.com/office/word/2010/wordprocessingInk" xmlns:wne="http://schemas.microsoft.com/office/word/2006/wordml" xmlns:wps="http://schemas.microsoft.com/office/word/2010/wordprocessingShape" mc:Ignorable="w14 wp14">
+<w:document xmlns:wpc="http://schemas.microsoft.com/office/word/2010/wordprocessingCanvas" xmlns:cx="http://schemas.microsoft.com/office/drawing/2014/chartex" xmlns:cx1="http://schemas.microsoft.com/office/drawing/2015/9/8/chartex" xmlns:mc="http://schemas.openxmlformats.org/markup-compatibility/2006" xmlns:o="urn:schemas-microsoft-com:office:office" xmlns:r="http://schemas.openxmlformats.org/officeDocument/2006/relationships" xmlns:m="http://schemas.openxmlformats.org/officeDocument/2006/math" xmlns:v="urn:schemas-microsoft-com:vml" xmlns:wp14="http://schemas.microsoft.com/office/word/2010/wordprocessingDrawing" xmlns:wp="http://schemas.openxmlformats.org/drawingml/2006/wordprocessingDrawing" xmlns:w10="urn:schemas-microsoft-com:office:word" xmlns:w="http://schemas.openxmlformats.org/wordprocessingml/2006/main" xmlns:w14="http://schemas.microsoft.com/office/word/2010/wordml" xmlns:w15="http://schemas.microsoft.com/office/word/2012/wordml" xmlns:w16se="http://schemas.microsoft.com/office/word/2015/wordml/symex" xmlns:wpg="http://schemas.microsoft.com/office/word/2010/wordprocessingGroup" xmlns:wpi="http://schemas.microsoft.com/office/word/2010/wordprocessingInk" xmlns:wne="http://schemas.microsoft.com/office/word/2006/wordml" xmlns:wps="http://schemas.microsoft.com/office/word/2010/wordprocessingShape" mc:Ignorable="w14 w15 w16se wp14">
   <w:body>
     <w:p>
       <w:pPr>
@@ -15,15 +15,7 @@
         <w:pStyle w:val="SemEspaamento"/>
       </w:pPr>
       <w:r>
-        <w:t xml:space="preserve">ETEC </w:t>
-      </w:r>
-      <w:proofErr w:type="spellStart"/>
-      <w:r>
-        <w:t>PROFª</w:t>
-      </w:r>
-      <w:proofErr w:type="spellEnd"/>
-      <w:r>
-        <w:t xml:space="preserve"> MARIA CRISTINA MEDEIROS</w:t>
+        <w:t>ETEC PROFª MARIA CRISTINA MEDEIROS</w:t>
       </w:r>
     </w:p>
     <w:p>
@@ -56,33 +48,15 @@
         <w:pStyle w:val="SemEspaamento"/>
       </w:pPr>
       <w:r>
-        <w:t xml:space="preserve">Paola </w:t>
-      </w:r>
-      <w:proofErr w:type="spellStart"/>
-      <w:r>
-        <w:t>Onório</w:t>
-      </w:r>
-      <w:proofErr w:type="spellEnd"/>
-      <w:r>
-        <w:t xml:space="preserve"> </w:t>
-      </w:r>
-      <w:proofErr w:type="spellStart"/>
-      <w:r>
-        <w:t>Zaratinni</w:t>
-      </w:r>
-      <w:proofErr w:type="spellEnd"/>
+        <w:t>Paola Onório Zaratinni</w:t>
+      </w:r>
     </w:p>
     <w:p>
       <w:pPr>
         <w:pStyle w:val="SemEspaamento"/>
       </w:pPr>
-      <w:proofErr w:type="spellStart"/>
-      <w:r>
-        <w:t>Rihanna</w:t>
-      </w:r>
-      <w:proofErr w:type="spellEnd"/>
-      <w:r>
-        <w:t xml:space="preserve"> Carolina Gonçalves Arantes</w:t>
+      <w:r>
+        <w:t>Rihanna Carolina Gonçalves Arantes</w:t>
       </w:r>
     </w:p>
     <w:p>
@@ -104,11 +78,9 @@
         <w:pStyle w:val="SemEspaamento"/>
         <w:spacing w:before="2400"/>
       </w:pPr>
-      <w:proofErr w:type="spellStart"/>
       <w:r>
         <w:t>ShowMe</w:t>
       </w:r>
-      <w:proofErr w:type="spellEnd"/>
       <w:r>
         <w:t xml:space="preserve"> – </w:t>
       </w:r>
@@ -164,33 +136,15 @@
         <w:pStyle w:val="SemEspaamento"/>
       </w:pPr>
       <w:r>
-        <w:t xml:space="preserve">Paola </w:t>
-      </w:r>
-      <w:proofErr w:type="spellStart"/>
-      <w:r>
-        <w:t>Onório</w:t>
-      </w:r>
-      <w:proofErr w:type="spellEnd"/>
-      <w:r>
-        <w:t xml:space="preserve"> </w:t>
-      </w:r>
-      <w:proofErr w:type="spellStart"/>
-      <w:r>
-        <w:t>Zaratinni</w:t>
-      </w:r>
-      <w:proofErr w:type="spellEnd"/>
+        <w:t>Paola Onório Zaratinni</w:t>
+      </w:r>
     </w:p>
     <w:p>
       <w:pPr>
         <w:pStyle w:val="SemEspaamento"/>
       </w:pPr>
-      <w:proofErr w:type="spellStart"/>
-      <w:r>
-        <w:t>Rihanna</w:t>
-      </w:r>
-      <w:proofErr w:type="spellEnd"/>
-      <w:r>
-        <w:t xml:space="preserve"> Carolina Gonçalves Arantes</w:t>
+      <w:r>
+        <w:t>Rihanna Carolina Gonçalves Arantes</w:t>
       </w:r>
     </w:p>
     <w:p>
@@ -209,13 +163,8 @@
         <w:pStyle w:val="SemEspaamento"/>
         <w:spacing w:before="5040"/>
       </w:pPr>
-      <w:proofErr w:type="spellStart"/>
-      <w:r>
-        <w:t>ShowMe</w:t>
-      </w:r>
-      <w:proofErr w:type="spellEnd"/>
-      <w:r>
-        <w:t xml:space="preserve"> – Sistema para Democratização de Eventos Culturais</w:t>
+      <w:r>
+        <w:t>ShowMe – Sistema para Democratização de Eventos Culturais</w:t>
       </w:r>
     </w:p>
     <w:p>
@@ -233,59 +182,34 @@
           <w:b w:val="0"/>
           <w:sz w:val="22"/>
         </w:rPr>
-        <w:t xml:space="preserve">Trabalho de Conclusão de Curso apresentado ao Curso Técnico em Informática para Internet da ETEC </w:t>
-      </w:r>
-      <w:proofErr w:type="spellStart"/>
+        <w:t>Trabalho de Conclusão de Curso apresentado ao Curso Técnico em Informática para Internet da ETEC Profª Maria Cristina Medeiros, orientado pela Prof</w:t>
+      </w:r>
       <w:r>
         <w:rPr>
           <w:b w:val="0"/>
           <w:sz w:val="22"/>
         </w:rPr>
-        <w:t>Profª</w:t>
-      </w:r>
-      <w:proofErr w:type="spellEnd"/>
+        <w:t>ª</w:t>
+      </w:r>
       <w:r>
         <w:rPr>
           <w:b w:val="0"/>
           <w:sz w:val="22"/>
         </w:rPr>
-        <w:t xml:space="preserve"> Maria Cristina Medeiros, orientado pela </w:t>
-      </w:r>
-      <w:proofErr w:type="spellStart"/>
+        <w:t xml:space="preserve"> Cíntia Maria de </w:t>
+      </w:r>
       <w:r>
         <w:rPr>
           <w:b w:val="0"/>
           <w:sz w:val="22"/>
         </w:rPr>
-        <w:t>Prof</w:t>
+        <w:t>Araújo</w:t>
       </w:r>
       <w:r>
         <w:rPr>
           <w:b w:val="0"/>
           <w:sz w:val="22"/>
         </w:rPr>
-        <w:t>ª</w:t>
-      </w:r>
-      <w:proofErr w:type="spellEnd"/>
-      <w:r>
-        <w:rPr>
-          <w:b w:val="0"/>
-          <w:sz w:val="22"/>
-        </w:rPr>
-        <w:t xml:space="preserve"> Cíntia Maria de </w:t>
-      </w:r>
-      <w:r>
-        <w:rPr>
-          <w:b w:val="0"/>
-          <w:sz w:val="22"/>
-        </w:rPr>
-        <w:t>Araújo</w:t>
-      </w:r>
-      <w:r>
-        <w:rPr>
-          <w:b w:val="0"/>
-          <w:sz w:val="22"/>
-        </w:rPr>
         <w:t xml:space="preserve"> Pinho, como requisito parcial para obtenção do Título de Técnico em Informática</w:t>
       </w:r>
     </w:p>
@@ -381,7 +305,6 @@
         <w:spacing w:before="12720" w:after="0"/>
         <w:ind w:firstLine="4395"/>
       </w:pPr>
-      <w:proofErr w:type="gramStart"/>
       <w:r>
         <w:t>“Enquanto houver amanhã</w:t>
       </w:r>
@@ -395,19 +318,7 @@
         <w:ind w:firstLine="4395"/>
       </w:pPr>
       <w:r>
-        <w:t>O Sol vai nascer novamente”</w:t>
-      </w:r>
-      <w:proofErr w:type="gramEnd"/>
-      <w:r>
-        <w:t xml:space="preserve"> – </w:t>
-      </w:r>
-      <w:proofErr w:type="spellStart"/>
-      <w:r>
-        <w:t>Cleo</w:t>
-      </w:r>
-      <w:proofErr w:type="spellEnd"/>
-      <w:r>
-        <w:t xml:space="preserve"> Sol</w:t>
+        <w:t>O Sol vai nascer novamente” – Cleo Sol</w:t>
       </w:r>
     </w:p>
     <w:p>
@@ -1578,8 +1489,6 @@
             <w:fldChar w:fldCharType="end"/>
           </w:r>
         </w:p>
-        <w:bookmarkStart w:id="0" w:name="_GoBack" w:displacedByCustomXml="next"/>
-        <w:bookmarkEnd w:id="0" w:displacedByCustomXml="next"/>
       </w:sdtContent>
     </w:sdt>
     <w:p>
@@ -1603,12 +1512,12 @@
       <w:pPr>
         <w:pStyle w:val="Ttulo1"/>
       </w:pPr>
-      <w:bookmarkStart w:id="1" w:name="_Toc229067305"/>
+      <w:bookmarkStart w:id="0" w:name="_Toc229067305"/>
       <w:r>
         <w:lastRenderedPageBreak/>
         <w:t>INTRODUÇÃO</w:t>
       </w:r>
-      <w:bookmarkEnd w:id="1"/>
+      <w:bookmarkEnd w:id="0"/>
     </w:p>
     <w:p>
       <w:pPr>
@@ -1667,21 +1576,7 @@
         <w:rPr>
           <w:lang w:eastAsia="pt-BR"/>
         </w:rPr>
-        <w:t xml:space="preserve">De acordo com o sociólogo Pierre </w:t>
-      </w:r>
-      <w:proofErr w:type="spellStart"/>
-      <w:r>
-        <w:rPr>
-          <w:lang w:eastAsia="pt-BR"/>
-        </w:rPr>
-        <w:t>Bourdieu</w:t>
-      </w:r>
-      <w:proofErr w:type="spellEnd"/>
-      <w:r>
-        <w:rPr>
-          <w:lang w:eastAsia="pt-BR"/>
-        </w:rPr>
-        <w:t>, o acesso à cultura está diretamente relacionado ao chamado “capital cultural”, conceito que representa o conjunto de conhecimentos, experiências e oportunidades culturais adquiridos pelos indivíduos ao longo da vida. Assim, pessoas que possuem menor acesso à informação, educação e atividades culturais tendem a enfrentar maiores dificuldades para participar de manifestações culturais e desenvolver repertório cultural.</w:t>
+        <w:t>De acordo com o sociólogo Pierre Bourdieu, o acesso à cultura está diretamente relacionado ao chamado “capital cultural”, conceito que representa o conjunto de conhecimentos, experiências e oportunidades culturais adquiridos pelos indivíduos ao longo da vida. Assim, pessoas que possuem menor acesso à informação, educação e atividades culturais tendem a enfrentar maiores dificuldades para participar de manifestações culturais e desenvolver repertório cultural.</w:t>
       </w:r>
     </w:p>
     <w:p>
@@ -1719,11 +1614,11 @@
       <w:pPr>
         <w:pStyle w:val="Ttulo2"/>
       </w:pPr>
-      <w:bookmarkStart w:id="2" w:name="_Toc229067306"/>
+      <w:bookmarkStart w:id="1" w:name="_Toc229067306"/>
       <w:r>
         <w:t>Problemática</w:t>
       </w:r>
-      <w:bookmarkEnd w:id="2"/>
+      <w:bookmarkEnd w:id="1"/>
     </w:p>
     <w:p>
       <w:r>
@@ -1748,15 +1643,7 @@
         </w:rPr>
       </w:pPr>
       <w:r>
-        <w:t xml:space="preserve">O caso se agrava conforme a proporção do show. Dados da CNN Brasil sobre o </w:t>
-      </w:r>
-      <w:proofErr w:type="spellStart"/>
-      <w:r>
-        <w:t>Lollapalooza</w:t>
-      </w:r>
-      <w:proofErr w:type="spellEnd"/>
-      <w:r>
-        <w:t xml:space="preserve"> mostram que metade do público veio de fora do estado de São Paulo, esse número representa 148.200 espectadores para um público cuja soma é de 285.000 pessoas (NICOLAU, 2026). Outro exemplo é o Rock in Rio, que teve uma participação de 730 mil pessoas, sendo 46% de fora do estado. (DANDARA, 2024).</w:t>
+        <w:t>O caso se agrava conforme a proporção do show. Dados da CNN Brasil sobre o Lollapalooza mostram que metade do público veio de fora do estado de São Paulo, esse número representa 148.200 espectadores para um público cuja soma é de 285.000 pessoas (NICOLAU, 2026). Outro exemplo é o Rock in Rio, que teve uma participação de 730 mil pessoas, sendo 46% de fora do estado. (DANDARA, 2024).</w:t>
       </w:r>
       <w:r>
         <w:rPr>
@@ -1793,12 +1680,12 @@
       <w:pPr>
         <w:pStyle w:val="Ttulo2"/>
       </w:pPr>
-      <w:bookmarkStart w:id="3" w:name="_Toc229067307"/>
+      <w:bookmarkStart w:id="2" w:name="_Toc229067307"/>
       <w:r>
         <w:lastRenderedPageBreak/>
         <w:t>Justificativa</w:t>
       </w:r>
-      <w:bookmarkEnd w:id="3"/>
+      <w:bookmarkEnd w:id="2"/>
     </w:p>
     <w:p>
       <w:r>
@@ -1839,63 +1726,68 @@
       <w:pPr>
         <w:pStyle w:val="Ttulo1"/>
       </w:pPr>
-      <w:bookmarkStart w:id="4" w:name="_Toc229067308"/>
+      <w:bookmarkStart w:id="3" w:name="_Toc229067308"/>
       <w:r>
         <w:lastRenderedPageBreak/>
         <w:t>IMERSÃO</w:t>
       </w:r>
+      <w:bookmarkEnd w:id="3"/>
+    </w:p>
+    <w:p>
+      <w:r>
+        <w:t>A fase de imersão no Design Thinking, também denominada inspiração, consiste no momento em que a equipe se aproxima profundamente do contexto do problema, considerando tanto a visão da organização quanto a do usuário final. Nesse estágio, são coletados insights a partir da observação e da empatia, ao se colocar no lugar do outro para compreender suas necessidades. Esse movimento favorece a identificação de oportunidades de inovação baseadas em experiências reais. Além disso, possibilita interpretar o negócio sob a perspectiva do consumidor. Dessa forma, a imersão contribui para a construção de propostas de valor mais adequadas (</w:t>
+      </w:r>
+      <w:r>
+        <w:t>M</w:t>
+      </w:r>
+      <w:r>
+        <w:t>artins et al., 2016).</w:t>
+      </w:r>
+    </w:p>
+    <w:p>
+      <w:pPr>
+        <w:pStyle w:val="Ttulo2"/>
+      </w:pPr>
+      <w:bookmarkStart w:id="4" w:name="_Toc229067309"/>
+      <w:r>
+        <w:t>Caderno de Sensibilidade</w:t>
+      </w:r>
       <w:bookmarkEnd w:id="4"/>
-    </w:p>
-    <w:p>
-      <w:r>
-        <w:t xml:space="preserve">A fase de imersão no Design </w:t>
-      </w:r>
-      <w:proofErr w:type="spellStart"/>
-      <w:r>
-        <w:t>Thinking</w:t>
-      </w:r>
-      <w:proofErr w:type="spellEnd"/>
-      <w:r>
-        <w:t>, também denominada inspiração, consiste no momento em que a equipe se aproxima profundamente do contexto do problema, considerando tanto a visão da organização quanto a do usuário final. Nesse estágio, são coletados insights a partir da observação e da empatia, ao se colocar no lugar do outro para compreender suas necessidades. Esse movimento favorece a identificação de oportunidades de inovação baseadas em experiências reais. Além disso, possibilita interpretar o negócio sob a perspectiva do consumidor. Dessa forma, a imersão contribui para a construção de propostas de valor mais adequadas (</w:t>
-      </w:r>
-      <w:r>
-        <w:t>M</w:t>
-      </w:r>
-      <w:r>
-        <w:t>artins et al., 2016).</w:t>
-      </w:r>
-    </w:p>
-    <w:p>
-      <w:pPr>
-        <w:pStyle w:val="Ttulo2"/>
-      </w:pPr>
-      <w:bookmarkStart w:id="5" w:name="_Toc229067309"/>
-      <w:r>
-        <w:t>Caderno de Sensibilidade</w:t>
-      </w:r>
-      <w:bookmarkEnd w:id="5"/>
     </w:p>
     <w:p>
       <w:pPr>
         <w:pStyle w:val="Legenda"/>
         <w:keepNext/>
       </w:pPr>
-      <w:bookmarkStart w:id="6" w:name="_Toc229067322"/>
+      <w:bookmarkStart w:id="5" w:name="_Toc229067322"/>
       <w:r>
         <w:t xml:space="preserve">Quadro </w:t>
       </w:r>
-      <w:fldSimple w:instr=" SEQ Quadro \* ARABIC ">
-        <w:r>
-          <w:rPr>
-            <w:noProof/>
-          </w:rPr>
-          <w:t>1</w:t>
-        </w:r>
-      </w:fldSimple>
+      <w:r>
+        <w:fldChar w:fldCharType="begin"/>
+      </w:r>
+      <w:r>
+        <w:instrText xml:space="preserve"> SEQ Quadro \* ARABIC </w:instrText>
+      </w:r>
+      <w:r>
+        <w:fldChar w:fldCharType="separate"/>
+      </w:r>
+      <w:r>
+        <w:rPr>
+          <w:noProof/>
+        </w:rPr>
+        <w:t>1</w:t>
+      </w:r>
+      <w:r>
+        <w:rPr>
+          <w:noProof/>
+        </w:rPr>
+        <w:fldChar w:fldCharType="end"/>
+      </w:r>
       <w:r>
         <w:t>: Caderno de Sensibilidade</w:t>
       </w:r>
-      <w:bookmarkEnd w:id="6"/>
+      <w:bookmarkEnd w:id="5"/>
     </w:p>
     <w:tbl>
       <w:tblPr>
@@ -2051,13 +1943,8 @@
               <w:ind w:firstLine="0"/>
             </w:pPr>
             <w:r>
-              <w:t xml:space="preserve">Até os moradores da região metropolitana de São Paulo, estado cuja capital abriga frequentemente grandes eventos, precisam se preocupar com mobilidade ou até </w:t>
-            </w:r>
-            <w:proofErr w:type="gramStart"/>
-            <w:r>
-              <w:t>hospedagem</w:t>
-            </w:r>
-            <w:proofErr w:type="gramEnd"/>
+              <w:t>Até os moradores da região metropolitana de São Paulo, estado cuja capital abriga frequentemente grandes eventos, precisam se preocupar com mobilidade ou até hospedagem</w:t>
+            </w:r>
           </w:p>
         </w:tc>
         <w:tc>
@@ -2344,67 +2231,29 @@
       <w:pPr>
         <w:pStyle w:val="Ttulo1"/>
       </w:pPr>
-      <w:bookmarkStart w:id="7" w:name="_Toc229067310"/>
+      <w:bookmarkStart w:id="6" w:name="_Toc229067310"/>
       <w:r>
         <w:lastRenderedPageBreak/>
         <w:t>ANÁLISE E SÍNTESE</w:t>
       </w:r>
+      <w:bookmarkEnd w:id="6"/>
+    </w:p>
+    <w:p>
+      <w:pPr>
+        <w:pStyle w:val="Ttulo2"/>
+      </w:pPr>
+      <w:r>
+        <w:t>Persona</w:t>
+      </w:r>
+      <w:bookmarkStart w:id="7" w:name="_GoBack"/>
       <w:bookmarkEnd w:id="7"/>
     </w:p>
     <w:p>
       <w:pPr>
         <w:pStyle w:val="Ttulo2"/>
       </w:pPr>
-      <w:bookmarkStart w:id="8" w:name="_Toc229067311"/>
-      <w:r>
-        <w:t>Brainstorm</w:t>
-      </w:r>
-      <w:r>
-        <w:t>ing</w:t>
-      </w:r>
-      <w:bookmarkEnd w:id="8"/>
-    </w:p>
-    <w:p>
-      <w:pPr>
-        <w:pStyle w:val="Citao"/>
-      </w:pPr>
-      <w:r>
-        <w:t xml:space="preserve">O brainstorming é um termo </w:t>
-      </w:r>
-      <w:proofErr w:type="spellStart"/>
-      <w:r>
-        <w:t>super</w:t>
-      </w:r>
-      <w:proofErr w:type="spellEnd"/>
-      <w:r>
-        <w:t xml:space="preserve"> conhecido no mundo do marketing e da publicidade.  No entanto, a prática não é exclusiva dessas áreas e pode ser usada para estimular o surgimento de soluções criativas em qualquer tipo de segmento.</w:t>
-      </w:r>
-    </w:p>
-    <w:p>
-      <w:pPr>
-        <w:pStyle w:val="Citao"/>
-      </w:pPr>
-      <w:r>
-        <w:t>A tempestade de ideias, em português, é feita por meio de reuniões que permitem o compartilhamento de ideias, soluções e insights valiosos para a empresa.</w:t>
-      </w:r>
-    </w:p>
-    <w:p>
-      <w:pPr>
-        <w:pStyle w:val="Citao"/>
-      </w:pPr>
-      <w:r>
-        <w:t>Nesse sentido, negócios de todos os tamanhos e segmentos podem adotar a prática do brainstorming. Porém, de nada adianta esperar que um milagre aconteça – é preciso seguir algumas práticas que podem aguçar a criação de ideias pertinentes.</w:t>
-      </w:r>
-      <w:r>
-        <w:t xml:space="preserve"> (</w:t>
-      </w:r>
-      <w:proofErr w:type="spellStart"/>
-      <w:r>
-        <w:t>Salesforce</w:t>
-      </w:r>
-      <w:proofErr w:type="spellEnd"/>
-      <w:r>
-        <w:t xml:space="preserve"> Brasil, 2023). </w:t>
+      <w:r>
+        <w:t>Mapa da Empatia</w:t>
       </w:r>
     </w:p>
     <w:p>
@@ -2426,41 +2275,33 @@
       <w:pPr>
         <w:pStyle w:val="Ttulo1"/>
       </w:pPr>
-      <w:bookmarkStart w:id="9" w:name="_Toc229067312"/>
+      <w:bookmarkStart w:id="8" w:name="_Toc229067312"/>
       <w:r>
         <w:lastRenderedPageBreak/>
         <w:t>IDEAÇÃO</w:t>
       </w:r>
+      <w:bookmarkEnd w:id="8"/>
+    </w:p>
+    <w:p>
+      <w:pPr>
+        <w:pStyle w:val="Ttulo2"/>
+      </w:pPr>
+      <w:bookmarkStart w:id="9" w:name="_Toc229067313"/>
+      <w:r>
+        <w:t>Cardápio de Ideias</w:t>
+      </w:r>
       <w:bookmarkEnd w:id="9"/>
     </w:p>
     <w:p>
-      <w:pPr>
-        <w:pStyle w:val="Ttulo2"/>
-      </w:pPr>
-      <w:bookmarkStart w:id="10" w:name="_Toc229067313"/>
-      <w:r>
-        <w:t>Cardápio de Ideias</w:t>
-      </w:r>
-      <w:bookmarkEnd w:id="10"/>
-    </w:p>
-    <w:p>
       <w:r>
         <w:t>O cardápio de ideias é</w:t>
       </w:r>
       <w:r>
-        <w:t xml:space="preserve"> uma ferramenta</w:t>
-      </w:r>
-      <w:r>
-        <w:t xml:space="preserve"> </w:t>
-      </w:r>
-      <w:r>
-        <w:t xml:space="preserve">do Design </w:t>
-      </w:r>
-      <w:proofErr w:type="spellStart"/>
-      <w:r>
-        <w:t>Thinking</w:t>
-      </w:r>
-      <w:proofErr w:type="spellEnd"/>
+        <w:t xml:space="preserve"> uma ferramenta </w:t>
+      </w:r>
+      <w:r>
+        <w:t>do Design Thinking</w:t>
+      </w:r>
       <w:r>
         <w:t xml:space="preserve"> que visa </w:t>
       </w:r>
@@ -2471,34 +2312,19 @@
         <w:t>todas as ideias que vieram à tona em relação a um projeto, funcionando como um catálogo</w:t>
       </w:r>
       <w:r>
-        <w:t xml:space="preserve"> de</w:t>
-      </w:r>
-      <w:r>
-        <w:t xml:space="preserve"> possibilidades</w:t>
-      </w:r>
-      <w:r>
-        <w:t xml:space="preserve"> </w:t>
+        <w:t xml:space="preserve"> de possibilidades </w:t>
       </w:r>
       <w:r>
         <w:t>que permite melhor visualização d</w:t>
       </w:r>
       <w:r>
-        <w:t xml:space="preserve">as propostas </w:t>
-      </w:r>
-      <w:r>
-        <w:t>levantadas pela equipe</w:t>
-      </w:r>
-      <w:r>
-        <w:t xml:space="preserve"> </w:t>
+        <w:t xml:space="preserve">as propostas levantadas pela equipe </w:t>
       </w:r>
       <w:r>
         <w:t xml:space="preserve">para </w:t>
       </w:r>
       <w:r>
-        <w:t xml:space="preserve">comparação </w:t>
-      </w:r>
-      <w:r>
-        <w:t xml:space="preserve">e </w:t>
+        <w:t xml:space="preserve">comparação e </w:t>
       </w:r>
       <w:r>
         <w:t>tomada de decisões</w:t>
@@ -2507,16 +2333,7 @@
         <w:t xml:space="preserve"> de maneira mais efetiva </w:t>
       </w:r>
       <w:r>
-        <w:t>(</w:t>
-      </w:r>
-      <w:r>
-        <w:t>VIANNA et. al., 2012</w:t>
-      </w:r>
-      <w:r>
-        <w:t>)</w:t>
-      </w:r>
-      <w:r>
-        <w:t>.</w:t>
+        <w:t>(VIANNA et. al., 2012).</w:t>
       </w:r>
     </w:p>
     <w:p>
@@ -2524,25 +2341,41 @@
         <w:pStyle w:val="Legenda"/>
         <w:keepNext/>
       </w:pPr>
-      <w:bookmarkStart w:id="11" w:name="_Toc229067316"/>
+      <w:bookmarkStart w:id="10" w:name="_Toc229067316"/>
       <w:r>
         <w:t xml:space="preserve">Figura </w:t>
       </w:r>
-      <w:fldSimple w:instr=" SEQ Figura \* ARABIC ">
-        <w:r>
-          <w:rPr>
-            <w:noProof/>
-          </w:rPr>
-          <w:t>1</w:t>
-        </w:r>
-      </w:fldSimple>
+      <w:r>
+        <w:fldChar w:fldCharType="begin"/>
+      </w:r>
+      <w:r>
+        <w:instrText xml:space="preserve"> SEQ Figura \* </w:instrText>
+      </w:r>
+      <w:r>
+        <w:instrText xml:space="preserve">ARABIC </w:instrText>
+      </w:r>
+      <w:r>
+        <w:fldChar w:fldCharType="separate"/>
+      </w:r>
+      <w:r>
+        <w:rPr>
+          <w:noProof/>
+        </w:rPr>
+        <w:t>1</w:t>
+      </w:r>
+      <w:r>
+        <w:rPr>
+          <w:noProof/>
+        </w:rPr>
+        <w:fldChar w:fldCharType="end"/>
+      </w:r>
       <w:r>
         <w:t xml:space="preserve">: </w:t>
       </w:r>
       <w:r>
         <w:t>Cardápio de Ideias</w:t>
       </w:r>
-      <w:bookmarkEnd w:id="11"/>
+      <w:bookmarkEnd w:id="10"/>
     </w:p>
     <w:p>
       <w:pPr>
@@ -2569,7 +2402,7 @@
                     <pic:cNvPicPr/>
                   </pic:nvPicPr>
                   <pic:blipFill>
-                    <a:blip r:embed="rId9" cstate="print">
+                    <a:blip r:embed="rId8" cstate="print">
                       <a:extLst>
                         <a:ext uri="{28A0092B-C50C-407E-A947-70E740481C1C}">
                           <a14:useLocalDpi xmlns:a14="http://schemas.microsoft.com/office/drawing/2010/main" val="0"/>
@@ -2606,23 +2439,75 @@
         <w:pStyle w:val="Fonteeimagem"/>
       </w:pPr>
       <w:r>
-        <w:t xml:space="preserve">Fonte: Os autores, </w:t>
-      </w:r>
-      <w:proofErr w:type="gramStart"/>
-      <w:r>
-        <w:t>2026</w:t>
-      </w:r>
-      <w:proofErr w:type="gramEnd"/>
-    </w:p>
-    <w:p>
-      <w:pPr>
-        <w:spacing w:after="160" w:line="259" w:lineRule="auto"/>
-        <w:ind w:firstLine="0"/>
-        <w:jc w:val="left"/>
-        <w:rPr>
-          <w:sz w:val="20"/>
-        </w:rPr>
-      </w:pPr>
+        <w:t>Fonte: Os autores, 2026</w:t>
+      </w:r>
+    </w:p>
+    <w:p>
+      <w:pPr>
+        <w:pStyle w:val="Ttulo2"/>
+      </w:pPr>
+      <w:r>
+        <w:t>Brainstorming</w:t>
+      </w:r>
+    </w:p>
+    <w:p>
+      <w:r>
+        <w:t xml:space="preserve">O brainstorming </w:t>
+      </w:r>
+      <w:r>
+        <w:t>(</w:t>
+      </w:r>
+      <w:r>
+        <w:t>tempestade de ideias, em português</w:t>
+      </w:r>
+      <w:r>
+        <w:t xml:space="preserve">) </w:t>
+      </w:r>
+      <w:r>
+        <w:t xml:space="preserve">é </w:t>
+      </w:r>
+      <w:r>
+        <w:t>usado</w:t>
+      </w:r>
+      <w:r>
+        <w:t xml:space="preserve"> para estimular o surgimento de soluções criativ</w:t>
+      </w:r>
+      <w:r>
+        <w:t>as em qualquer tipo de segmento, e permite</w:t>
+      </w:r>
+      <w:r>
+        <w:t xml:space="preserve"> o </w:t>
+      </w:r>
+      <w:r>
+        <w:lastRenderedPageBreak/>
+        <w:t>compartilhamento de ideias, sol</w:t>
+      </w:r>
+      <w:r>
+        <w:t>uções e insights valiosos</w:t>
+      </w:r>
+      <w:r>
+        <w:t>.</w:t>
+      </w:r>
+      <w:r>
+        <w:t xml:space="preserve"> </w:t>
+      </w:r>
+      <w:r>
+        <w:t>Porém, é preciso seguir algumas práticas que podem aguçar a criação de ideias pertinentes.</w:t>
+      </w:r>
+      <w:r>
+        <w:t xml:space="preserve"> (Salesforce Brasil, 2023).</w:t>
+      </w:r>
+    </w:p>
+    <w:p>
+      <w:pPr>
+        <w:pStyle w:val="Ttulo2"/>
+      </w:pPr>
+      <w:r>
+        <w:t>Golden Circle</w:t>
+      </w:r>
+      <w:r>
+        <w:t xml:space="preserve"> </w:t>
+      </w:r>
       <w:r>
         <w:br w:type="page"/>
       </w:r>
@@ -2635,12 +2520,12 @@
           <w:numId w:val="0"/>
         </w:numPr>
       </w:pPr>
-      <w:bookmarkStart w:id="12" w:name="_Toc229067314"/>
+      <w:bookmarkStart w:id="11" w:name="_Toc229067314"/>
       <w:r>
         <w:lastRenderedPageBreak/>
         <w:t>REFERÊNCIAS</w:t>
       </w:r>
-      <w:bookmarkEnd w:id="12"/>
+      <w:bookmarkEnd w:id="11"/>
     </w:p>
     <w:p>
       <w:pPr>
@@ -2678,151 +2563,269 @@
           <w:b/>
           <w:color w:val="000000"/>
         </w:rPr>
-        <w:t xml:space="preserve">O conceito “capital cultural” em Pierre </w:t>
-      </w:r>
-      <w:proofErr w:type="spellStart"/>
+        <w:t>O conceito “capital cultural” em Pierre Bourdieu e a herança etnográfica</w:t>
+      </w:r>
+      <w:r>
+        <w:rPr>
+          <w:color w:val="000000"/>
+        </w:rPr>
+        <w:t>.</w:t>
+      </w:r>
+      <w:r>
+        <w:rPr>
+          <w:color w:val="000000"/>
+        </w:rPr>
+        <w:t xml:space="preserve"> </w:t>
+      </w:r>
+      <w:r>
+        <w:rPr>
+          <w:color w:val="000000"/>
+        </w:rPr>
+        <w:t>Disponível em</w:t>
+      </w:r>
+      <w:r>
+        <w:rPr>
+          <w:color w:val="000000"/>
+        </w:rPr>
+        <w:t xml:space="preserve">: </w:t>
+      </w:r>
+      <w:r>
+        <w:rPr>
+          <w:color w:val="000000"/>
+        </w:rPr>
+        <w:t>https://periodicos.ufsc.br/index.php/perspectiva/article/view/1820. Acesso em: maio de 2026</w:t>
+      </w:r>
+    </w:p>
+    <w:p>
+      <w:pPr>
+        <w:ind w:firstLine="0"/>
+        <w:rPr>
+          <w:color w:val="000000"/>
+        </w:rPr>
+      </w:pPr>
+      <w:r>
+        <w:rPr>
+          <w:color w:val="000000"/>
+        </w:rPr>
+        <w:t xml:space="preserve">ANDRADE, Vinícius de. </w:t>
+      </w:r>
       <w:r>
         <w:rPr>
           <w:b/>
           <w:color w:val="000000"/>
         </w:rPr>
-        <w:t>B</w:t>
+        <w:t>A importância da universalização do acesso à cultura</w:t>
+      </w:r>
+      <w:r>
+        <w:rPr>
+          <w:color w:val="000000"/>
+        </w:rPr>
+        <w:t xml:space="preserve">. Disponível em: </w:t>
+      </w:r>
+      <w:r>
+        <w:rPr>
+          <w:color w:val="000000"/>
+        </w:rPr>
+        <w:t>https://www.dw.com/pt-br/a-import%C3%A2ncia-da-universaliza%C3%A7%C3%A3o-do-acesso-%C3%A0-cultura/a-68738665</w:t>
+      </w:r>
+      <w:r>
+        <w:rPr>
+          <w:color w:val="000000"/>
+        </w:rPr>
+        <w:t>. Acesso em: março de 2026.</w:t>
+      </w:r>
+    </w:p>
+    <w:p>
+      <w:pPr>
+        <w:ind w:firstLine="0"/>
+        <w:rPr>
+          <w:color w:val="000000"/>
+        </w:rPr>
+      </w:pPr>
+      <w:r>
+        <w:rPr>
+          <w:color w:val="000000"/>
+        </w:rPr>
+        <w:t xml:space="preserve">BIACHIN, Victor. </w:t>
       </w:r>
       <w:r>
         <w:rPr>
           <w:b/>
           <w:color w:val="000000"/>
         </w:rPr>
-        <w:t>ourdieu</w:t>
-      </w:r>
-      <w:proofErr w:type="spellEnd"/>
+        <w:t>Assistir a shows ao v</w:t>
+      </w:r>
       <w:r>
         <w:rPr>
           <w:b/>
           <w:color w:val="000000"/>
         </w:rPr>
-        <w:t xml:space="preserve"> e a herança etnográfica</w:t>
+        <w:t>ivo pode fazer bem para a saúde</w:t>
       </w:r>
       <w:r>
         <w:rPr>
           <w:color w:val="000000"/>
         </w:rPr>
-        <w:t>.</w:t>
+        <w:t xml:space="preserve">. Disponível </w:t>
       </w:r>
       <w:r>
         <w:rPr>
           <w:color w:val="000000"/>
         </w:rPr>
-        <w:t xml:space="preserve"> </w:t>
+        <w:t xml:space="preserve">em: </w:t>
       </w:r>
       <w:r>
         <w:rPr>
           <w:color w:val="000000"/>
         </w:rPr>
-        <w:t>Disponível em</w:t>
+        <w:t>https://super.abril.com.br/mundo-estranho/assistir-a-shows-ao-vivo-pode-fazer-bem-para-a-saude/</w:t>
       </w:r>
       <w:r>
         <w:rPr>
           <w:color w:val="000000"/>
         </w:rPr>
-        <w:t xml:space="preserve">: </w:t>
-      </w:r>
+        <w:t>. Acesso em: março de 2026.</w:t>
+      </w:r>
+    </w:p>
+    <w:p>
+      <w:pPr>
+        <w:ind w:firstLine="0"/>
+      </w:pPr>
       <w:r>
         <w:rPr>
           <w:color w:val="000000"/>
         </w:rPr>
-        <w:t>https://periodicos.ufsc.br/index.php/perspectiva/article/view/1820. Acesso em: maio de 2026</w:t>
+        <w:t>DANDARA, Luana</w:t>
+      </w:r>
+      <w:r>
+        <w:t xml:space="preserve">. </w:t>
+      </w:r>
+      <w:r>
+        <w:rPr>
+          <w:b/>
+        </w:rPr>
+        <w:t>Rock in Rio injeta R$ 2,6 bilhões na economia e atrai 730 mil pessoas</w:t>
+      </w:r>
+      <w:r>
+        <w:t xml:space="preserve">. Disponível em: </w:t>
+      </w:r>
+      <w:r>
+        <w:t>https://valor.globo.com/empresas/marketing/noticia/2024/09/23/rock-in-rio-injeta-r-26-bilhoes-na-economia-e-atrai-730-mil-pessoas.ghtml</w:t>
+      </w:r>
+      <w:r>
+        <w:t>. Acesso em: abril de 2026.</w:t>
       </w:r>
     </w:p>
     <w:p>
       <w:pPr>
         <w:ind w:firstLine="0"/>
+      </w:pPr>
+      <w:r>
+        <w:t xml:space="preserve">MARTINS, Amilton Rodrigo de Quadros et al. </w:t>
+      </w:r>
+      <w:r>
+        <w:rPr>
+          <w:b/>
+        </w:rPr>
+        <w:t>Uso de design thinking como experiência de prototipação de ideias no ensino superior</w:t>
+      </w:r>
+      <w:r>
+        <w:t xml:space="preserve">. Future Studies Research Journal: Trends and Strategies, São Paulo, v. 8, n. 2, p. 203-226, 2016. Disponível em: </w:t>
+      </w:r>
+      <w:r>
+        <w:t>https://future.emnuvens.com.br/FSRJ/article/view/227/342</w:t>
+      </w:r>
+      <w:r>
+        <w:t xml:space="preserve">. </w:t>
+      </w:r>
+      <w:r>
+        <w:t>Acesso em: 2 abr. 2026.</w:t>
+      </w:r>
+    </w:p>
+    <w:p>
+      <w:pPr>
+        <w:ind w:firstLine="0"/>
+      </w:pPr>
+      <w:r>
         <w:rPr>
           <w:color w:val="000000"/>
         </w:rPr>
-      </w:pPr>
-      <w:r>
-        <w:rPr>
-          <w:color w:val="000000"/>
-        </w:rPr>
-        <w:t xml:space="preserve">ANDRADE, Vinícius de. </w:t>
+        <w:t>NICOLAU, André</w:t>
+      </w:r>
+      <w:r>
+        <w:t xml:space="preserve">. </w:t>
       </w:r>
       <w:r>
         <w:rPr>
           <w:b/>
-          <w:color w:val="000000"/>
-        </w:rPr>
-        <w:t>A importância da universalização do acesso à cultura</w:t>
-      </w:r>
-      <w:r>
-        <w:rPr>
-          <w:color w:val="000000"/>
-        </w:rPr>
+        </w:rPr>
+        <w:t>Lollapalooza tem público de 285 mil</w:t>
+      </w:r>
+      <w:r>
+        <w:rPr>
+          <w:b/>
+        </w:rPr>
+        <w:t xml:space="preserve"> pessoas em três dias de evento</w:t>
+      </w:r>
+      <w:r>
         <w:t xml:space="preserve">. Disponível em: </w:t>
       </w:r>
       <w:r>
-        <w:rPr>
-          <w:color w:val="000000"/>
-        </w:rPr>
-        <w:t>https://www.dw.com/pt-br/a-import%C3%A2ncia-da-universaliza%C3%A7%C3%A3o-do-acesso-%C3%A0-cultura/a-68738665</w:t>
-      </w:r>
-      <w:r>
-        <w:rPr>
-          <w:color w:val="000000"/>
-        </w:rPr>
-        <w:t>. Acesso em: março de 2026.</w:t>
+        <w:t>https://www.cnnbrasil.com.br/entretenimento/lollapalooza-tem-publico-de-285-mil-pessoas-em-tres-dias-de-evento/</w:t>
+      </w:r>
+      <w:r>
+        <w:t>. Acesso em: abril de 2026.</w:t>
       </w:r>
     </w:p>
     <w:p>
       <w:pPr>
         <w:ind w:firstLine="0"/>
-        <w:rPr>
-          <w:color w:val="000000"/>
-        </w:rPr>
-      </w:pPr>
-      <w:r>
-        <w:rPr>
-          <w:color w:val="000000"/>
-        </w:rPr>
-        <w:t xml:space="preserve">BIACHIN, Victor. </w:t>
+      </w:pPr>
+      <w:r>
+        <w:t xml:space="preserve">RIGAUTS, Thomas. </w:t>
       </w:r>
       <w:r>
         <w:rPr>
           <w:b/>
-          <w:color w:val="000000"/>
-        </w:rPr>
-        <w:t>Assistir a shows ao v</w:t>
+        </w:rPr>
+        <w:t>Cultura e Tecnologias Digitais</w:t>
+      </w:r>
+      <w:r>
+        <w:t>. Disponível em:</w:t>
+      </w:r>
+    </w:p>
+    <w:p>
+      <w:pPr>
+        <w:ind w:firstLine="0"/>
+      </w:pPr>
+      <w:r>
+        <w:t>https://www.unesco.org/es/culture-and-digital-technologies</w:t>
+      </w:r>
+      <w:r>
+        <w:t>. Acesso em: maio de 2026.</w:t>
+      </w:r>
+    </w:p>
+    <w:p>
+      <w:pPr>
+        <w:ind w:firstLine="0"/>
+      </w:pPr>
+      <w:r>
+        <w:t xml:space="preserve">Salesforce Brasil. </w:t>
       </w:r>
       <w:r>
         <w:rPr>
           <w:b/>
-          <w:color w:val="000000"/>
-        </w:rPr>
-        <w:t>ivo pode fazer bem para a saúde</w:t>
-      </w:r>
-      <w:r>
-        <w:rPr>
-          <w:color w:val="000000"/>
-        </w:rPr>
-        <w:t xml:space="preserve">. Disponível </w:t>
-      </w:r>
-      <w:r>
-        <w:rPr>
-          <w:color w:val="000000"/>
-        </w:rPr>
-        <w:t xml:space="preserve">em: </w:t>
-      </w:r>
-      <w:r>
-        <w:rPr>
-          <w:color w:val="000000"/>
-        </w:rPr>
-        <w:t>https://super.abril.com.br/mundo-estranho/assistir-a-shows-ao-vivo-pode-fazer-bem-para-a-saude/</w:t>
-      </w:r>
-      <w:r>
-        <w:rPr>
-          <w:color w:val="000000"/>
-        </w:rPr>
-        <w:t>. Acesso em: março de 2026.</w:t>
+        </w:rPr>
+        <w:t>O que é Brainstorming?</w:t>
+      </w:r>
+      <w:r>
+        <w:t>. Disponível em: http://salesforce.com/br/blog/brainstorming/</w:t>
+      </w:r>
+      <w:r>
+        <w:t xml:space="preserve">. Acesso em: 9 abr. </w:t>
+      </w:r>
+      <w:r>
+        <w:t>2026.</w:t>
       </w:r>
     </w:p>
     <w:p>
@@ -2830,25 +2833,26 @@
         <w:ind w:firstLine="0"/>
       </w:pPr>
       <w:r>
-        <w:rPr>
-          <w:color w:val="000000"/>
-        </w:rPr>
-        <w:t>DANDARA, Luana</w:t>
-      </w:r>
-      <w:r>
-        <w:t xml:space="preserve">. </w:t>
+        <w:t xml:space="preserve">SERASA. </w:t>
       </w:r>
       <w:r>
         <w:rPr>
           <w:b/>
         </w:rPr>
-        <w:t>Rock in Rio injeta R$ 2,6 bilhões na economia e atrai 730 mil pessoas</w:t>
+        <w:t>Shows e festivais: 89% dos brasileiros participam de até sete eventos por ano, revela pesquisa Serasa</w:t>
       </w:r>
       <w:r>
         <w:t xml:space="preserve">. Disponível em: </w:t>
       </w:r>
       <w:r>
-        <w:t>https://valor.globo.com/empresas/marketing/noticia/2024/09/23/rock-in-rio-injeta-r-26-bilhoes-na-economia-e-atrai-730-mil-pessoas.ghtml</w:t>
+        <w:rPr>
+          <w:rFonts w:ascii="Tahoma" w:hAnsi="Tahoma" w:cs="Tahoma"/>
+        </w:rPr>
+        <w:lastRenderedPageBreak/>
+        <w:t>⁠</w:t>
+      </w:r>
+      <w:r>
+        <w:t>https://www.serasa.com.br/imprensa/brasileiros-participam-de-ate-sete-eventos-por-ano/</w:t>
       </w:r>
       <w:r>
         <w:t>. Acesso em: abril de 2026.</w:t>
@@ -2859,297 +2863,21 @@
         <w:ind w:firstLine="0"/>
       </w:pPr>
       <w:r>
-        <w:t xml:space="preserve">MARTINS, Amilton Rodrigo de Quadros et al. </w:t>
+        <w:t>VIANNA, Maurício; VIANNA, Ysmar; ADLER, Isabel; LUCENA, Brenda; RUSSO, Beatriz</w:t>
       </w:r>
       <w:r>
         <w:rPr>
           <w:b/>
         </w:rPr>
-        <w:t xml:space="preserve">Uso de design </w:t>
-      </w:r>
-      <w:proofErr w:type="spellStart"/>
-      <w:r>
-        <w:rPr>
-          <w:b/>
-        </w:rPr>
-        <w:t>thinking</w:t>
-      </w:r>
-      <w:proofErr w:type="spellEnd"/>
-      <w:r>
-        <w:rPr>
-          <w:b/>
-        </w:rPr>
-        <w:t xml:space="preserve"> como experiência de prototipação de ideias no ensino superior</w:t>
-      </w:r>
-      <w:r>
-        <w:t xml:space="preserve">. Future </w:t>
-      </w:r>
-      <w:proofErr w:type="spellStart"/>
-      <w:r>
-        <w:t>Studies</w:t>
-      </w:r>
-      <w:proofErr w:type="spellEnd"/>
-      <w:r>
-        <w:t xml:space="preserve"> </w:t>
-      </w:r>
-      <w:proofErr w:type="spellStart"/>
-      <w:r>
-        <w:t>Research</w:t>
-      </w:r>
-      <w:proofErr w:type="spellEnd"/>
-      <w:r>
-        <w:t xml:space="preserve"> </w:t>
-      </w:r>
-      <w:proofErr w:type="spellStart"/>
-      <w:r>
-        <w:t>Journal</w:t>
-      </w:r>
-      <w:proofErr w:type="spellEnd"/>
-      <w:r>
-        <w:t xml:space="preserve">: </w:t>
-      </w:r>
-      <w:proofErr w:type="spellStart"/>
-      <w:r>
-        <w:t>Trends</w:t>
-      </w:r>
-      <w:proofErr w:type="spellEnd"/>
-      <w:r>
-        <w:t xml:space="preserve"> </w:t>
-      </w:r>
-      <w:proofErr w:type="spellStart"/>
-      <w:r>
-        <w:t>and</w:t>
-      </w:r>
-      <w:proofErr w:type="spellEnd"/>
-      <w:r>
-        <w:t xml:space="preserve"> </w:t>
-      </w:r>
-      <w:proofErr w:type="spellStart"/>
-      <w:r>
-        <w:t>Strategies</w:t>
-      </w:r>
-      <w:proofErr w:type="spellEnd"/>
-      <w:r>
-        <w:t xml:space="preserve">, São Paulo, v. 8, n. 2, p. 203-226, 2016. Disponível em: </w:t>
-      </w:r>
-      <w:r>
-        <w:t>https://future.emnuvens.com.br/FSRJ/article/view/227/342</w:t>
-      </w:r>
-      <w:r>
-        <w:t xml:space="preserve">. </w:t>
-      </w:r>
-      <w:r>
-        <w:t>Acesso em: 2 abr. 2026.</w:t>
-      </w:r>
-    </w:p>
-    <w:p>
-      <w:pPr>
-        <w:ind w:firstLine="0"/>
-      </w:pPr>
-      <w:r>
-        <w:rPr>
-          <w:color w:val="000000"/>
-        </w:rPr>
-        <w:t>NICOLAU, André</w:t>
-      </w:r>
-      <w:r>
-        <w:t xml:space="preserve">. </w:t>
-      </w:r>
-      <w:proofErr w:type="spellStart"/>
-      <w:r>
-        <w:rPr>
-          <w:b/>
-        </w:rPr>
-        <w:t>Lollapalooza</w:t>
-      </w:r>
-      <w:proofErr w:type="spellEnd"/>
-      <w:r>
-        <w:rPr>
-          <w:b/>
-        </w:rPr>
-        <w:t xml:space="preserve"> tem público de 285 mil</w:t>
-      </w:r>
-      <w:r>
-        <w:rPr>
-          <w:b/>
-        </w:rPr>
-        <w:t xml:space="preserve"> pessoas em três dias de evento</w:t>
-      </w:r>
-      <w:r>
-        <w:t xml:space="preserve">. Disponível em: </w:t>
-      </w:r>
-      <w:r>
-        <w:t>https://www.cnnbrasil.com.br/entretenimento/lollapalooza-tem-publico-de-285-mil-pessoas-em-tres-dias-de-evento/</w:t>
-      </w:r>
-      <w:r>
-        <w:t>. Acesso em: abril de 2026.</w:t>
-      </w:r>
-    </w:p>
-    <w:p>
-      <w:pPr>
-        <w:ind w:firstLine="0"/>
-      </w:pPr>
-      <w:r>
-        <w:t>RIGAUTS, Thomas.</w:t>
-      </w:r>
-      <w:r>
-        <w:t xml:space="preserve"> </w:t>
-      </w:r>
-      <w:r>
-        <w:rPr>
-          <w:b/>
-        </w:rPr>
-        <w:t>Cultura e Tecnologias D</w:t>
-      </w:r>
-      <w:r>
-        <w:rPr>
-          <w:b/>
-        </w:rPr>
-        <w:t>igitais</w:t>
-      </w:r>
-      <w:r>
-        <w:t>.</w:t>
-      </w:r>
-      <w:r>
-        <w:t xml:space="preserve"> </w:t>
-      </w:r>
-      <w:r>
-        <w:t>Disponível em:</w:t>
-      </w:r>
-    </w:p>
-    <w:p>
-      <w:pPr>
-        <w:ind w:firstLine="0"/>
-      </w:pPr>
-      <w:proofErr w:type="gramStart"/>
-      <w:r>
-        <w:t>https</w:t>
-      </w:r>
-      <w:proofErr w:type="gramEnd"/>
-      <w:r>
-        <w:t>://www.unesco.org/es/culture-and-digital-technologies</w:t>
-      </w:r>
-      <w:r>
-        <w:t xml:space="preserve">. </w:t>
-      </w:r>
-      <w:r>
-        <w:t>Acesso em: maio de 2026.</w:t>
-      </w:r>
-    </w:p>
-    <w:p>
-      <w:pPr>
-        <w:ind w:firstLine="0"/>
-      </w:pPr>
-      <w:proofErr w:type="spellStart"/>
-      <w:r>
-        <w:t>Salesforce</w:t>
-      </w:r>
-      <w:proofErr w:type="spellEnd"/>
-      <w:r>
-        <w:t xml:space="preserve"> Brasil. </w:t>
-      </w:r>
-      <w:r>
-        <w:rPr>
-          <w:b/>
-        </w:rPr>
-        <w:t>O que é Brainstorming</w:t>
-      </w:r>
-      <w:proofErr w:type="gramStart"/>
-      <w:r>
-        <w:rPr>
-          <w:b/>
-        </w:rPr>
-        <w:t>?</w:t>
-      </w:r>
-      <w:r>
-        <w:t>.</w:t>
-      </w:r>
-      <w:proofErr w:type="gramEnd"/>
-      <w:r>
-        <w:t xml:space="preserve"> Disponível em: http://salesforce.com/br/blog/brainstorming/</w:t>
-      </w:r>
-      <w:r>
-        <w:t xml:space="preserve">. Acesso em: 9 abr. </w:t>
-      </w:r>
-      <w:r>
-        <w:t>2026.</w:t>
-      </w:r>
-    </w:p>
-    <w:p>
-      <w:pPr>
-        <w:ind w:firstLine="0"/>
-      </w:pPr>
-      <w:r>
-        <w:t xml:space="preserve">SERASA. </w:t>
-      </w:r>
-      <w:r>
-        <w:rPr>
-          <w:b/>
-        </w:rPr>
-        <w:t>Shows e festivais: 89% dos brasileiros participam de até sete eventos por ano, revela pesquisa Serasa</w:t>
-      </w:r>
-      <w:r>
-        <w:t xml:space="preserve">. Disponível </w:t>
-      </w:r>
-      <w:r>
-        <w:lastRenderedPageBreak/>
-        <w:t xml:space="preserve">em: </w:t>
-      </w:r>
-      <w:r>
-        <w:rPr>
-          <w:rFonts w:ascii="Tahoma" w:hAnsi="Tahoma" w:cs="Tahoma"/>
-        </w:rPr>
-        <w:t>⁠</w:t>
-      </w:r>
-      <w:r>
-        <w:t>https://www.serasa.com.br/imprensa/brasileiros-participam-de-ate-sete-eventos-por-ano/</w:t>
-      </w:r>
-      <w:r>
-        <w:t>. Acesso em: abril de 2026.</w:t>
-      </w:r>
-    </w:p>
-    <w:p>
-      <w:pPr>
-        <w:ind w:firstLine="0"/>
-      </w:pPr>
-      <w:r>
-        <w:t xml:space="preserve">VIANNA, Maurício; VIANNA, </w:t>
-      </w:r>
-      <w:proofErr w:type="spellStart"/>
-      <w:r>
-        <w:t>Ysmar</w:t>
-      </w:r>
-      <w:proofErr w:type="spellEnd"/>
-      <w:r>
-        <w:t>; ADLER, Isabel; LUCENA, Brenda; RUSSO, Beatriz</w:t>
-      </w:r>
-      <w:r>
-        <w:rPr>
-          <w:b/>
-        </w:rPr>
-        <w:t xml:space="preserve">. Design </w:t>
-      </w:r>
-      <w:proofErr w:type="spellStart"/>
-      <w:r>
-        <w:rPr>
-          <w:b/>
-        </w:rPr>
-        <w:t>thinking</w:t>
-      </w:r>
-      <w:proofErr w:type="spellEnd"/>
-      <w:r>
-        <w:rPr>
-          <w:b/>
-        </w:rPr>
-        <w:t>: inovação em negócios</w:t>
+        <w:t>. Design thinking: inovação em negócios</w:t>
       </w:r>
       <w:r>
         <w:t>. Rio de Janeiro: MJV Press, 2012.</w:t>
       </w:r>
     </w:p>
     <w:sectPr>
-      <w:headerReference w:type="default" r:id="rId10"/>
-      <w:footerReference w:type="default" r:id="rId11"/>
+      <w:headerReference w:type="default" r:id="rId9"/>
+      <w:footerReference w:type="default" r:id="rId10"/>
       <w:pgSz w:w="11906" w:h="16838"/>
       <w:pgMar w:top="1701" w:right="1134" w:bottom="1134" w:left="1701" w:header="709" w:footer="709" w:gutter="0"/>
       <w:cols w:space="708"/>
@@ -3160,7 +2888,7 @@
 </file>
 
 <file path=word/endnotes.xml><?xml version="1.0" encoding="utf-8"?>
-<w:endnotes xmlns:wpc="http://schemas.microsoft.com/office/word/2010/wordprocessingCanvas" xmlns:mc="http://schemas.openxmlformats.org/markup-compatibility/2006" xmlns:o="urn:schemas-microsoft-com:office:office" xmlns:r="http://schemas.openxmlformats.org/officeDocument/2006/relationships" xmlns:m="http://schemas.openxmlformats.org/officeDocument/2006/math" xmlns:v="urn:schemas-microsoft-com:vml" xmlns:wp14="http://schemas.microsoft.com/office/word/2010/wordprocessingDrawing" xmlns:wp="http://schemas.openxmlformats.org/drawingml/2006/wordprocessingDrawing" xmlns:w10="urn:schemas-microsoft-com:office:word" xmlns:w="http://schemas.openxmlformats.org/wordprocessingml/2006/main" xmlns:w14="http://schemas.microsoft.com/office/word/2010/wordml" xmlns:wpg="http://schemas.microsoft.com/office/word/2010/wordprocessingGroup" xmlns:wpi="http://schemas.microsoft.com/office/word/2010/wordprocessingInk" xmlns:wne="http://schemas.microsoft.com/office/word/2006/wordml" xmlns:wps="http://schemas.microsoft.com/office/word/2010/wordprocessingShape" mc:Ignorable="w14 wp14">
+<w:endnotes xmlns:wpc="http://schemas.microsoft.com/office/word/2010/wordprocessingCanvas" xmlns:cx="http://schemas.microsoft.com/office/drawing/2014/chartex" xmlns:cx1="http://schemas.microsoft.com/office/drawing/2015/9/8/chartex" xmlns:mc="http://schemas.openxmlformats.org/markup-compatibility/2006" xmlns:o="urn:schemas-microsoft-com:office:office" xmlns:r="http://schemas.openxmlformats.org/officeDocument/2006/relationships" xmlns:m="http://schemas.openxmlformats.org/officeDocument/2006/math" xmlns:v="urn:schemas-microsoft-com:vml" xmlns:wp14="http://schemas.microsoft.com/office/word/2010/wordprocessingDrawing" xmlns:wp="http://schemas.openxmlformats.org/drawingml/2006/wordprocessingDrawing" xmlns:w10="urn:schemas-microsoft-com:office:word" xmlns:w="http://schemas.openxmlformats.org/wordprocessingml/2006/main" xmlns:w14="http://schemas.microsoft.com/office/word/2010/wordml" xmlns:w15="http://schemas.microsoft.com/office/word/2012/wordml" xmlns:w16se="http://schemas.microsoft.com/office/word/2015/wordml/symex" xmlns:wpg="http://schemas.microsoft.com/office/word/2010/wordprocessingGroup" xmlns:wpi="http://schemas.microsoft.com/office/word/2010/wordprocessingInk" xmlns:wne="http://schemas.microsoft.com/office/word/2006/wordml" xmlns:wps="http://schemas.microsoft.com/office/word/2010/wordprocessingShape" mc:Ignorable="w14 w15 w16se wp14">
   <w:endnote w:type="separator" w:id="-1">
     <w:p>
       <w:pPr>
@@ -3185,7 +2913,7 @@
 </file>
 
 <file path=word/footer1.xml><?xml version="1.0" encoding="utf-8"?>
-<w:ftr xmlns:wpc="http://schemas.microsoft.com/office/word/2010/wordprocessingCanvas" xmlns:mc="http://schemas.openxmlformats.org/markup-compatibility/2006" xmlns:o="urn:schemas-microsoft-com:office:office" xmlns:r="http://schemas.openxmlformats.org/officeDocument/2006/relationships" xmlns:m="http://schemas.openxmlformats.org/officeDocument/2006/math" xmlns:v="urn:schemas-microsoft-com:vml" xmlns:wp14="http://schemas.microsoft.com/office/word/2010/wordprocessingDrawing" xmlns:wp="http://schemas.openxmlformats.org/drawingml/2006/wordprocessingDrawing" xmlns:w10="urn:schemas-microsoft-com:office:word" xmlns:w="http://schemas.openxmlformats.org/wordprocessingml/2006/main" xmlns:w14="http://schemas.microsoft.com/office/word/2010/wordml" xmlns:wpg="http://schemas.microsoft.com/office/word/2010/wordprocessingGroup" xmlns:wpi="http://schemas.microsoft.com/office/word/2010/wordprocessingInk" xmlns:wne="http://schemas.microsoft.com/office/word/2006/wordml" xmlns:wps="http://schemas.microsoft.com/office/word/2010/wordprocessingShape" mc:Ignorable="w14 wp14">
+<w:ftr xmlns:wpc="http://schemas.microsoft.com/office/word/2010/wordprocessingCanvas" xmlns:cx="http://schemas.microsoft.com/office/drawing/2014/chartex" xmlns:cx1="http://schemas.microsoft.com/office/drawing/2015/9/8/chartex" xmlns:mc="http://schemas.openxmlformats.org/markup-compatibility/2006" xmlns:o="urn:schemas-microsoft-com:office:office" xmlns:r="http://schemas.openxmlformats.org/officeDocument/2006/relationships" xmlns:m="http://schemas.openxmlformats.org/officeDocument/2006/math" xmlns:v="urn:schemas-microsoft-com:vml" xmlns:wp14="http://schemas.microsoft.com/office/word/2010/wordprocessingDrawing" xmlns:wp="http://schemas.openxmlformats.org/drawingml/2006/wordprocessingDrawing" xmlns:w10="urn:schemas-microsoft-com:office:word" xmlns:w="http://schemas.openxmlformats.org/wordprocessingml/2006/main" xmlns:w14="http://schemas.microsoft.com/office/word/2010/wordml" xmlns:w15="http://schemas.microsoft.com/office/word/2012/wordml" xmlns:w16se="http://schemas.microsoft.com/office/word/2015/wordml/symex" xmlns:wpg="http://schemas.microsoft.com/office/word/2010/wordprocessingGroup" xmlns:wpi="http://schemas.microsoft.com/office/word/2010/wordprocessingInk" xmlns:wne="http://schemas.microsoft.com/office/word/2006/wordml" xmlns:wps="http://schemas.microsoft.com/office/word/2010/wordprocessingShape" mc:Ignorable="w14 w15 w16se wp14">
   <w:p>
     <w:pPr>
       <w:pStyle w:val="Rodap"/>
@@ -3195,7 +2923,7 @@
 </file>
 
 <file path=word/footnotes.xml><?xml version="1.0" encoding="utf-8"?>
-<w:footnotes xmlns:wpc="http://schemas.microsoft.com/office/word/2010/wordprocessingCanvas" xmlns:mc="http://schemas.openxmlformats.org/markup-compatibility/2006" xmlns:o="urn:schemas-microsoft-com:office:office" xmlns:r="http://schemas.openxmlformats.org/officeDocument/2006/relationships" xmlns:m="http://schemas.openxmlformats.org/officeDocument/2006/math" xmlns:v="urn:schemas-microsoft-com:vml" xmlns:wp14="http://schemas.microsoft.com/office/word/2010/wordprocessingDrawing" xmlns:wp="http://schemas.openxmlformats.org/drawingml/2006/wordprocessingDrawing" xmlns:w10="urn:schemas-microsoft-com:office:word" xmlns:w="http://schemas.openxmlformats.org/wordprocessingml/2006/main" xmlns:w14="http://schemas.microsoft.com/office/word/2010/wordml" xmlns:wpg="http://schemas.microsoft.com/office/word/2010/wordprocessingGroup" xmlns:wpi="http://schemas.microsoft.com/office/word/2010/wordprocessingInk" xmlns:wne="http://schemas.microsoft.com/office/word/2006/wordml" xmlns:wps="http://schemas.microsoft.com/office/word/2010/wordprocessingShape" mc:Ignorable="w14 wp14">
+<w:footnotes xmlns:wpc="http://schemas.microsoft.com/office/word/2010/wordprocessingCanvas" xmlns:cx="http://schemas.microsoft.com/office/drawing/2014/chartex" xmlns:cx1="http://schemas.microsoft.com/office/drawing/2015/9/8/chartex" xmlns:mc="http://schemas.openxmlformats.org/markup-compatibility/2006" xmlns:o="urn:schemas-microsoft-com:office:office" xmlns:r="http://schemas.openxmlformats.org/officeDocument/2006/relationships" xmlns:m="http://schemas.openxmlformats.org/officeDocument/2006/math" xmlns:v="urn:schemas-microsoft-com:vml" xmlns:wp14="http://schemas.microsoft.com/office/word/2010/wordprocessingDrawing" xmlns:wp="http://schemas.openxmlformats.org/drawingml/2006/wordprocessingDrawing" xmlns:w10="urn:schemas-microsoft-com:office:word" xmlns:w="http://schemas.openxmlformats.org/wordprocessingml/2006/main" xmlns:w14="http://schemas.microsoft.com/office/word/2010/wordml" xmlns:w15="http://schemas.microsoft.com/office/word/2012/wordml" xmlns:w16se="http://schemas.microsoft.com/office/word/2015/wordml/symex" xmlns:wpg="http://schemas.microsoft.com/office/word/2010/wordprocessingGroup" xmlns:wpi="http://schemas.microsoft.com/office/word/2010/wordprocessingInk" xmlns:wne="http://schemas.microsoft.com/office/word/2006/wordml" xmlns:wps="http://schemas.microsoft.com/office/word/2010/wordprocessingShape" mc:Ignorable="w14 w15 w16se wp14">
   <w:footnote w:type="separator" w:id="-1">
     <w:p>
       <w:pPr>
@@ -3220,7 +2948,7 @@
 </file>
 
 <file path=word/header1.xml><?xml version="1.0" encoding="utf-8"?>
-<w:hdr xmlns:wpc="http://schemas.microsoft.com/office/word/2010/wordprocessingCanvas" xmlns:mc="http://schemas.openxmlformats.org/markup-compatibility/2006" xmlns:o="urn:schemas-microsoft-com:office:office" xmlns:r="http://schemas.openxmlformats.org/officeDocument/2006/relationships" xmlns:m="http://schemas.openxmlformats.org/officeDocument/2006/math" xmlns:v="urn:schemas-microsoft-com:vml" xmlns:wp14="http://schemas.microsoft.com/office/word/2010/wordprocessingDrawing" xmlns:wp="http://schemas.openxmlformats.org/drawingml/2006/wordprocessingDrawing" xmlns:w10="urn:schemas-microsoft-com:office:word" xmlns:w="http://schemas.openxmlformats.org/wordprocessingml/2006/main" xmlns:w14="http://schemas.microsoft.com/office/word/2010/wordml" xmlns:wpg="http://schemas.microsoft.com/office/word/2010/wordprocessingGroup" xmlns:wpi="http://schemas.microsoft.com/office/word/2010/wordprocessingInk" xmlns:wne="http://schemas.microsoft.com/office/word/2006/wordml" xmlns:wps="http://schemas.microsoft.com/office/word/2010/wordprocessingShape" mc:Ignorable="w14 wp14">
+<w:hdr xmlns:wpc="http://schemas.microsoft.com/office/word/2010/wordprocessingCanvas" xmlns:cx="http://schemas.microsoft.com/office/drawing/2014/chartex" xmlns:cx1="http://schemas.microsoft.com/office/drawing/2015/9/8/chartex" xmlns:mc="http://schemas.openxmlformats.org/markup-compatibility/2006" xmlns:o="urn:schemas-microsoft-com:office:office" xmlns:r="http://schemas.openxmlformats.org/officeDocument/2006/relationships" xmlns:m="http://schemas.openxmlformats.org/officeDocument/2006/math" xmlns:v="urn:schemas-microsoft-com:vml" xmlns:wp14="http://schemas.microsoft.com/office/word/2010/wordprocessingDrawing" xmlns:wp="http://schemas.openxmlformats.org/drawingml/2006/wordprocessingDrawing" xmlns:w10="urn:schemas-microsoft-com:office:word" xmlns:w="http://schemas.openxmlformats.org/wordprocessingml/2006/main" xmlns:w14="http://schemas.microsoft.com/office/word/2010/wordml" xmlns:w15="http://schemas.microsoft.com/office/word/2012/wordml" xmlns:w16se="http://schemas.microsoft.com/office/word/2015/wordml/symex" xmlns:wpg="http://schemas.microsoft.com/office/word/2010/wordprocessingGroup" xmlns:wpi="http://schemas.microsoft.com/office/word/2010/wordprocessingInk" xmlns:wne="http://schemas.microsoft.com/office/word/2006/wordml" xmlns:wps="http://schemas.microsoft.com/office/word/2010/wordprocessingShape" mc:Ignorable="w14 w15 w16se wp14">
   <w:sdt>
     <w:sdtPr>
       <w:id w:val="-1761680015"/>
@@ -3249,7 +2977,7 @@
           <w:rPr>
             <w:noProof/>
           </w:rPr>
-          <w:t>17</w:t>
+          <w:t>15</w:t>
         </w:r>
         <w:r>
           <w:fldChar w:fldCharType="end"/>
@@ -3266,8 +2994,8 @@
 </file>
 
 <file path=word/numbering.xml><?xml version="1.0" encoding="utf-8"?>
-<w:numbering xmlns:wpc="http://schemas.microsoft.com/office/word/2010/wordprocessingCanvas" xmlns:mc="http://schemas.openxmlformats.org/markup-compatibility/2006" xmlns:o="urn:schemas-microsoft-com:office:office" xmlns:r="http://schemas.openxmlformats.org/officeDocument/2006/relationships" xmlns:m="http://schemas.openxmlformats.org/officeDocument/2006/math" xmlns:v="urn:schemas-microsoft-com:vml" xmlns:wp14="http://schemas.microsoft.com/office/word/2010/wordprocessingDrawing" xmlns:wp="http://schemas.openxmlformats.org/drawingml/2006/wordprocessingDrawing" xmlns:w10="urn:schemas-microsoft-com:office:word" xmlns:w="http://schemas.openxmlformats.org/wordprocessingml/2006/main" xmlns:w14="http://schemas.microsoft.com/office/word/2010/wordml" xmlns:wpg="http://schemas.microsoft.com/office/word/2010/wordprocessingGroup" xmlns:wpi="http://schemas.microsoft.com/office/word/2010/wordprocessingInk" xmlns:wne="http://schemas.microsoft.com/office/word/2006/wordml" xmlns:wps="http://schemas.microsoft.com/office/word/2010/wordprocessingShape" mc:Ignorable="w14 wp14">
-  <w:abstractNum w:abstractNumId="0">
+<w:numbering xmlns:wpc="http://schemas.microsoft.com/office/word/2010/wordprocessingCanvas" xmlns:cx="http://schemas.microsoft.com/office/drawing/2014/chartex" xmlns:cx1="http://schemas.microsoft.com/office/drawing/2015/9/8/chartex" xmlns:mc="http://schemas.openxmlformats.org/markup-compatibility/2006" xmlns:o="urn:schemas-microsoft-com:office:office" xmlns:r="http://schemas.openxmlformats.org/officeDocument/2006/relationships" xmlns:m="http://schemas.openxmlformats.org/officeDocument/2006/math" xmlns:v="urn:schemas-microsoft-com:vml" xmlns:wp14="http://schemas.microsoft.com/office/word/2010/wordprocessingDrawing" xmlns:wp="http://schemas.openxmlformats.org/drawingml/2006/wordprocessingDrawing" xmlns:w10="urn:schemas-microsoft-com:office:word" xmlns:w="http://schemas.openxmlformats.org/wordprocessingml/2006/main" xmlns:w14="http://schemas.microsoft.com/office/word/2010/wordml" xmlns:w15="http://schemas.microsoft.com/office/word/2012/wordml" xmlns:w16se="http://schemas.microsoft.com/office/word/2015/wordml/symex" xmlns:wpg="http://schemas.microsoft.com/office/word/2010/wordprocessingGroup" xmlns:wpi="http://schemas.microsoft.com/office/word/2010/wordprocessingInk" xmlns:wne="http://schemas.microsoft.com/office/word/2006/wordml" xmlns:wps="http://schemas.microsoft.com/office/word/2010/wordprocessingShape" mc:Ignorable="w14 w15 w16se wp14">
+  <w:abstractNum w:abstractNumId="0" w15:restartNumberingAfterBreak="0">
     <w:nsid w:val="7B7E5634"/>
     <w:multiLevelType w:val="multilevel"/>
     <w:tmpl w:val="2C7C1702"/>
@@ -3400,7 +3128,7 @@
 </file>
 
 <file path=word/styles.xml><?xml version="1.0" encoding="utf-8"?>
-<w:styles xmlns:mc="http://schemas.openxmlformats.org/markup-compatibility/2006" xmlns:r="http://schemas.openxmlformats.org/officeDocument/2006/relationships" xmlns:w="http://schemas.openxmlformats.org/wordprocessingml/2006/main" xmlns:w14="http://schemas.microsoft.com/office/word/2010/wordml" mc:Ignorable="w14">
+<w:styles xmlns:mc="http://schemas.openxmlformats.org/markup-compatibility/2006" xmlns:r="http://schemas.openxmlformats.org/officeDocument/2006/relationships" xmlns:w="http://schemas.openxmlformats.org/wordprocessingml/2006/main" xmlns:w14="http://schemas.microsoft.com/office/word/2010/wordml" xmlns:w15="http://schemas.microsoft.com/office/word/2012/wordml" xmlns:w16se="http://schemas.microsoft.com/office/word/2015/wordml/symex" mc:Ignorable="w14 w15 w16se">
   <w:docDefaults>
     <w:rPrDefault>
       <w:rPr>
@@ -3416,144 +3144,378 @@
       </w:pPr>
     </w:pPrDefault>
   </w:docDefaults>
-  <w:latentStyles w:defLockedState="0" w:defUIPriority="99" w:defSemiHidden="1" w:defUnhideWhenUsed="1" w:defQFormat="0" w:count="267">
-    <w:lsdException w:name="Normal" w:semiHidden="0" w:uiPriority="0" w:unhideWhenUsed="0" w:qFormat="1"/>
-    <w:lsdException w:name="heading 1" w:semiHidden="0" w:uiPriority="9" w:unhideWhenUsed="0" w:qFormat="1"/>
-    <w:lsdException w:name="heading 2" w:uiPriority="9" w:qFormat="1"/>
-    <w:lsdException w:name="heading 3" w:uiPriority="9" w:qFormat="1"/>
-    <w:lsdException w:name="heading 4" w:uiPriority="9" w:qFormat="1"/>
-    <w:lsdException w:name="heading 5" w:uiPriority="9" w:qFormat="1"/>
-    <w:lsdException w:name="heading 6" w:uiPriority="9" w:qFormat="1"/>
-    <w:lsdException w:name="heading 7" w:uiPriority="9" w:qFormat="1"/>
-    <w:lsdException w:name="heading 8" w:uiPriority="9" w:qFormat="1"/>
-    <w:lsdException w:name="heading 9" w:uiPriority="9" w:qFormat="1"/>
-    <w:lsdException w:name="toc 1" w:uiPriority="39"/>
-    <w:lsdException w:name="toc 2" w:uiPriority="39"/>
-    <w:lsdException w:name="toc 3" w:uiPriority="39"/>
-    <w:lsdException w:name="toc 4" w:uiPriority="39"/>
-    <w:lsdException w:name="toc 5" w:uiPriority="39"/>
-    <w:lsdException w:name="toc 6" w:uiPriority="39"/>
-    <w:lsdException w:name="toc 7" w:uiPriority="39"/>
-    <w:lsdException w:name="toc 8" w:uiPriority="39"/>
-    <w:lsdException w:name="toc 9" w:uiPriority="39"/>
-    <w:lsdException w:name="caption" w:uiPriority="35" w:qFormat="1"/>
-    <w:lsdException w:name="Title" w:semiHidden="0" w:uiPriority="10" w:unhideWhenUsed="0" w:qFormat="1"/>
-    <w:lsdException w:name="Default Paragraph Font" w:uiPriority="1"/>
-    <w:lsdException w:name="Subtitle" w:semiHidden="0" w:uiPriority="11" w:unhideWhenUsed="0" w:qFormat="1"/>
-    <w:lsdException w:name="Strong" w:semiHidden="0" w:uiPriority="22" w:unhideWhenUsed="0" w:qFormat="1"/>
-    <w:lsdException w:name="Emphasis" w:semiHidden="0" w:uiPriority="20" w:unhideWhenUsed="0" w:qFormat="1"/>
-    <w:lsdException w:name="Table Grid" w:semiHidden="0" w:uiPriority="39" w:unhideWhenUsed="0"/>
-    <w:lsdException w:name="Placeholder Text" w:unhideWhenUsed="0"/>
-    <w:lsdException w:name="No Spacing" w:semiHidden="0" w:uiPriority="1" w:unhideWhenUsed="0" w:qFormat="1"/>
-    <w:lsdException w:name="Light Shading" w:semiHidden="0" w:uiPriority="60" w:unhideWhenUsed="0"/>
-    <w:lsdException w:name="Light List" w:semiHidden="0" w:uiPriority="61" w:unhideWhenUsed="0"/>
-    <w:lsdException w:name="Light Grid" w:semiHidden="0" w:uiPriority="62" w:unhideWhenUsed="0"/>
-    <w:lsdException w:name="Medium Shading 1" w:semiHidden="0" w:uiPriority="63" w:unhideWhenUsed="0"/>
-    <w:lsdException w:name="Medium Shading 2" w:semiHidden="0" w:uiPriority="64" w:unhideWhenUsed="0"/>
-    <w:lsdException w:name="Medium List 1" w:semiHidden="0" w:uiPriority="65" w:unhideWhenUsed="0"/>
-    <w:lsdException w:name="Medium List 2" w:semiHidden="0" w:uiPriority="66" w:unhideWhenUsed="0"/>
-    <w:lsdException w:name="Medium Grid 1" w:semiHidden="0" w:uiPriority="67" w:unhideWhenUsed="0"/>
-    <w:lsdException w:name="Medium Grid 2" w:semiHidden="0" w:uiPriority="68" w:unhideWhenUsed="0"/>
-    <w:lsdException w:name="Medium Grid 3" w:semiHidden="0" w:uiPriority="69" w:unhideWhenUsed="0"/>
-    <w:lsdException w:name="Dark List" w:semiHidden="0" w:uiPriority="70" w:unhideWhenUsed="0"/>
-    <w:lsdException w:name="Colorful Shading" w:semiHidden="0" w:uiPriority="71" w:unhideWhenUsed="0"/>
-    <w:lsdException w:name="Colorful List" w:semiHidden="0" w:uiPriority="72" w:unhideWhenUsed="0"/>
-    <w:lsdException w:name="Colorful Grid" w:semiHidden="0" w:uiPriority="73" w:unhideWhenUsed="0"/>
-    <w:lsdException w:name="Light Shading Accent 1" w:semiHidden="0" w:uiPriority="60" w:unhideWhenUsed="0"/>
-    <w:lsdException w:name="Light List Accent 1" w:semiHidden="0" w:uiPriority="61" w:unhideWhenUsed="0"/>
-    <w:lsdException w:name="Light Grid Accent 1" w:semiHidden="0" w:uiPriority="62" w:unhideWhenUsed="0"/>
-    <w:lsdException w:name="Medium Shading 1 Accent 1" w:semiHidden="0" w:uiPriority="63" w:unhideWhenUsed="0"/>
-    <w:lsdException w:name="Medium Shading 2 Accent 1" w:semiHidden="0" w:uiPriority="64" w:unhideWhenUsed="0"/>
-    <w:lsdException w:name="Medium List 1 Accent 1" w:semiHidden="0" w:uiPriority="65" w:unhideWhenUsed="0"/>
-    <w:lsdException w:name="Revision" w:unhideWhenUsed="0"/>
-    <w:lsdException w:name="List Paragraph" w:semiHidden="0" w:uiPriority="34" w:unhideWhenUsed="0" w:qFormat="1"/>
-    <w:lsdException w:name="Quote" w:semiHidden="0" w:uiPriority="29" w:unhideWhenUsed="0" w:qFormat="1"/>
-    <w:lsdException w:name="Intense Quote" w:semiHidden="0" w:uiPriority="30" w:unhideWhenUsed="0" w:qFormat="1"/>
-    <w:lsdException w:name="Medium List 2 Accent 1" w:semiHidden="0" w:uiPriority="66" w:unhideWhenUsed="0"/>
-    <w:lsdException w:name="Medium Grid 1 Accent 1" w:semiHidden="0" w:uiPriority="67" w:unhideWhenUsed="0"/>
-    <w:lsdException w:name="Medium Grid 2 Accent 1" w:semiHidden="0" w:uiPriority="68" w:unhideWhenUsed="0"/>
-    <w:lsdException w:name="Medium Grid 3 Accent 1" w:semiHidden="0" w:uiPriority="69" w:unhideWhenUsed="0"/>
-    <w:lsdException w:name="Dark List Accent 1" w:semiHidden="0" w:uiPriority="70" w:unhideWhenUsed="0"/>
-    <w:lsdException w:name="Colorful Shading Accent 1" w:semiHidden="0" w:uiPriority="71" w:unhideWhenUsed="0"/>
-    <w:lsdException w:name="Colorful List Accent 1" w:semiHidden="0" w:uiPriority="72" w:unhideWhenUsed="0"/>
-    <w:lsdException w:name="Colorful Grid Accent 1" w:semiHidden="0" w:uiPriority="73" w:unhideWhenUsed="0"/>
-    <w:lsdException w:name="Light Shading Accent 2" w:semiHidden="0" w:uiPriority="60" w:unhideWhenUsed="0"/>
-    <w:lsdException w:name="Light List Accent 2" w:semiHidden="0" w:uiPriority="61" w:unhideWhenUsed="0"/>
-    <w:lsdException w:name="Light Grid Accent 2" w:semiHidden="0" w:uiPriority="62" w:unhideWhenUsed="0"/>
-    <w:lsdException w:name="Medium Shading 1 Accent 2" w:semiHidden="0" w:uiPriority="63" w:unhideWhenUsed="0"/>
-    <w:lsdException w:name="Medium Shading 2 Accent 2" w:semiHidden="0" w:uiPriority="64" w:unhideWhenUsed="0"/>
-    <w:lsdException w:name="Medium List 1 Accent 2" w:semiHidden="0" w:uiPriority="65" w:unhideWhenUsed="0"/>
-    <w:lsdException w:name="Medium List 2 Accent 2" w:semiHidden="0" w:uiPriority="66" w:unhideWhenUsed="0"/>
-    <w:lsdException w:name="Medium Grid 1 Accent 2" w:semiHidden="0" w:uiPriority="67" w:unhideWhenUsed="0"/>
-    <w:lsdException w:name="Medium Grid 2 Accent 2" w:semiHidden="0" w:uiPriority="68" w:unhideWhenUsed="0"/>
-    <w:lsdException w:name="Medium Grid 3 Accent 2" w:semiHidden="0" w:uiPriority="69" w:unhideWhenUsed="0"/>
-    <w:lsdException w:name="Dark List Accent 2" w:semiHidden="0" w:uiPriority="70" w:unhideWhenUsed="0"/>
-    <w:lsdException w:name="Colorful Shading Accent 2" w:semiHidden="0" w:uiPriority="71" w:unhideWhenUsed="0"/>
-    <w:lsdException w:name="Colorful List Accent 2" w:semiHidden="0" w:uiPriority="72" w:unhideWhenUsed="0"/>
-    <w:lsdException w:name="Colorful Grid Accent 2" w:semiHidden="0" w:uiPriority="73" w:unhideWhenUsed="0"/>
-    <w:lsdException w:name="Light Shading Accent 3" w:semiHidden="0" w:uiPriority="60" w:unhideWhenUsed="0"/>
-    <w:lsdException w:name="Light List Accent 3" w:semiHidden="0" w:uiPriority="61" w:unhideWhenUsed="0"/>
-    <w:lsdException w:name="Light Grid Accent 3" w:semiHidden="0" w:uiPriority="62" w:unhideWhenUsed="0"/>
-    <w:lsdException w:name="Medium Shading 1 Accent 3" w:semiHidden="0" w:uiPriority="63" w:unhideWhenUsed="0"/>
-    <w:lsdException w:name="Medium Shading 2 Accent 3" w:semiHidden="0" w:uiPriority="64" w:unhideWhenUsed="0"/>
-    <w:lsdException w:name="Medium List 1 Accent 3" w:semiHidden="0" w:uiPriority="65" w:unhideWhenUsed="0"/>
-    <w:lsdException w:name="Medium List 2 Accent 3" w:semiHidden="0" w:uiPriority="66" w:unhideWhenUsed="0"/>
-    <w:lsdException w:name="Medium Grid 1 Accent 3" w:semiHidden="0" w:uiPriority="67" w:unhideWhenUsed="0"/>
-    <w:lsdException w:name="Medium Grid 2 Accent 3" w:semiHidden="0" w:uiPriority="68" w:unhideWhenUsed="0"/>
-    <w:lsdException w:name="Medium Grid 3 Accent 3" w:semiHidden="0" w:uiPriority="69" w:unhideWhenUsed="0"/>
-    <w:lsdException w:name="Dark List Accent 3" w:semiHidden="0" w:uiPriority="70" w:unhideWhenUsed="0"/>
-    <w:lsdException w:name="Colorful Shading Accent 3" w:semiHidden="0" w:uiPriority="71" w:unhideWhenUsed="0"/>
-    <w:lsdException w:name="Colorful List Accent 3" w:semiHidden="0" w:uiPriority="72" w:unhideWhenUsed="0"/>
-    <w:lsdException w:name="Colorful Grid Accent 3" w:semiHidden="0" w:uiPriority="73" w:unhideWhenUsed="0"/>
-    <w:lsdException w:name="Light Shading Accent 4" w:semiHidden="0" w:uiPriority="60" w:unhideWhenUsed="0"/>
-    <w:lsdException w:name="Light List Accent 4" w:semiHidden="0" w:uiPriority="61" w:unhideWhenUsed="0"/>
-    <w:lsdException w:name="Light Grid Accent 4" w:semiHidden="0" w:uiPriority="62" w:unhideWhenUsed="0"/>
-    <w:lsdException w:name="Medium Shading 1 Accent 4" w:semiHidden="0" w:uiPriority="63" w:unhideWhenUsed="0"/>
-    <w:lsdException w:name="Medium Shading 2 Accent 4" w:semiHidden="0" w:uiPriority="64" w:unhideWhenUsed="0"/>
-    <w:lsdException w:name="Medium List 1 Accent 4" w:semiHidden="0" w:uiPriority="65" w:unhideWhenUsed="0"/>
-    <w:lsdException w:name="Medium List 2 Accent 4" w:semiHidden="0" w:uiPriority="66" w:unhideWhenUsed="0"/>
-    <w:lsdException w:name="Medium Grid 1 Accent 4" w:semiHidden="0" w:uiPriority="67" w:unhideWhenUsed="0"/>
-    <w:lsdException w:name="Medium Grid 2 Accent 4" w:semiHidden="0" w:uiPriority="68" w:unhideWhenUsed="0"/>
-    <w:lsdException w:name="Medium Grid 3 Accent 4" w:semiHidden="0" w:uiPriority="69" w:unhideWhenUsed="0"/>
-    <w:lsdException w:name="Dark List Accent 4" w:semiHidden="0" w:uiPriority="70" w:unhideWhenUsed="0"/>
-    <w:lsdException w:name="Colorful Shading Accent 4" w:semiHidden="0" w:uiPriority="71" w:unhideWhenUsed="0"/>
-    <w:lsdException w:name="Colorful List Accent 4" w:semiHidden="0" w:uiPriority="72" w:unhideWhenUsed="0"/>
-    <w:lsdException w:name="Colorful Grid Accent 4" w:semiHidden="0" w:uiPriority="73" w:unhideWhenUsed="0"/>
-    <w:lsdException w:name="Light Shading Accent 5" w:semiHidden="0" w:uiPriority="60" w:unhideWhenUsed="0"/>
-    <w:lsdException w:name="Light List Accent 5" w:semiHidden="0" w:uiPriority="61" w:unhideWhenUsed="0"/>
-    <w:lsdException w:name="Light Grid Accent 5" w:semiHidden="0" w:uiPriority="62" w:unhideWhenUsed="0"/>
-    <w:lsdException w:name="Medium Shading 1 Accent 5" w:semiHidden="0" w:uiPriority="63" w:unhideWhenUsed="0"/>
-    <w:lsdException w:name="Medium Shading 2 Accent 5" w:semiHidden="0" w:uiPriority="64" w:unhideWhenUsed="0"/>
-    <w:lsdException w:name="Medium List 1 Accent 5" w:semiHidden="0" w:uiPriority="65" w:unhideWhenUsed="0"/>
-    <w:lsdException w:name="Medium List 2 Accent 5" w:semiHidden="0" w:uiPriority="66" w:unhideWhenUsed="0"/>
-    <w:lsdException w:name="Medium Grid 1 Accent 5" w:semiHidden="0" w:uiPriority="67" w:unhideWhenUsed="0"/>
-    <w:lsdException w:name="Medium Grid 2 Accent 5" w:semiHidden="0" w:uiPriority="68" w:unhideWhenUsed="0"/>
-    <w:lsdException w:name="Medium Grid 3 Accent 5" w:semiHidden="0" w:uiPriority="69" w:unhideWhenUsed="0"/>
-    <w:lsdException w:name="Dark List Accent 5" w:semiHidden="0" w:uiPriority="70" w:unhideWhenUsed="0"/>
-    <w:lsdException w:name="Colorful Shading Accent 5" w:semiHidden="0" w:uiPriority="71" w:unhideWhenUsed="0"/>
-    <w:lsdException w:name="Colorful List Accent 5" w:semiHidden="0" w:uiPriority="72" w:unhideWhenUsed="0"/>
-    <w:lsdException w:name="Colorful Grid Accent 5" w:semiHidden="0" w:uiPriority="73" w:unhideWhenUsed="0"/>
-    <w:lsdException w:name="Light Shading Accent 6" w:semiHidden="0" w:uiPriority="60" w:unhideWhenUsed="0"/>
-    <w:lsdException w:name="Light List Accent 6" w:semiHidden="0" w:uiPriority="61" w:unhideWhenUsed="0"/>
-    <w:lsdException w:name="Light Grid Accent 6" w:semiHidden="0" w:uiPriority="62" w:unhideWhenUsed="0"/>
-    <w:lsdException w:name="Medium Shading 1 Accent 6" w:semiHidden="0" w:uiPriority="63" w:unhideWhenUsed="0"/>
-    <w:lsdException w:name="Medium Shading 2 Accent 6" w:semiHidden="0" w:uiPriority="64" w:unhideWhenUsed="0"/>
-    <w:lsdException w:name="Medium List 1 Accent 6" w:semiHidden="0" w:uiPriority="65" w:unhideWhenUsed="0"/>
-    <w:lsdException w:name="Medium List 2 Accent 6" w:semiHidden="0" w:uiPriority="66" w:unhideWhenUsed="0"/>
-    <w:lsdException w:name="Medium Grid 1 Accent 6" w:semiHidden="0" w:uiPriority="67" w:unhideWhenUsed="0"/>
-    <w:lsdException w:name="Medium Grid 2 Accent 6" w:semiHidden="0" w:uiPriority="68" w:unhideWhenUsed="0"/>
-    <w:lsdException w:name="Medium Grid 3 Accent 6" w:semiHidden="0" w:uiPriority="69" w:unhideWhenUsed="0"/>
-    <w:lsdException w:name="Dark List Accent 6" w:semiHidden="0" w:uiPriority="70" w:unhideWhenUsed="0"/>
-    <w:lsdException w:name="Colorful Shading Accent 6" w:semiHidden="0" w:uiPriority="71" w:unhideWhenUsed="0"/>
-    <w:lsdException w:name="Colorful List Accent 6" w:semiHidden="0" w:uiPriority="72" w:unhideWhenUsed="0"/>
-    <w:lsdException w:name="Colorful Grid Accent 6" w:semiHidden="0" w:uiPriority="73" w:unhideWhenUsed="0"/>
-    <w:lsdException w:name="Subtle Emphasis" w:semiHidden="0" w:uiPriority="19" w:unhideWhenUsed="0" w:qFormat="1"/>
-    <w:lsdException w:name="Intense Emphasis" w:semiHidden="0" w:uiPriority="21" w:unhideWhenUsed="0" w:qFormat="1"/>
-    <w:lsdException w:name="Subtle Reference" w:semiHidden="0" w:uiPriority="31" w:unhideWhenUsed="0" w:qFormat="1"/>
-    <w:lsdException w:name="Intense Reference" w:semiHidden="0" w:uiPriority="32" w:unhideWhenUsed="0" w:qFormat="1"/>
-    <w:lsdException w:name="Book Title" w:semiHidden="0" w:uiPriority="33" w:unhideWhenUsed="0" w:qFormat="1"/>
-    <w:lsdException w:name="Bibliography" w:uiPriority="37"/>
-    <w:lsdException w:name="TOC Heading" w:uiPriority="39" w:qFormat="1"/>
+  <w:latentStyles w:defLockedState="0" w:defUIPriority="99" w:defSemiHidden="0" w:defUnhideWhenUsed="0" w:defQFormat="0" w:count="371">
+    <w:lsdException w:name="Normal" w:uiPriority="0" w:qFormat="1"/>
+    <w:lsdException w:name="heading 1" w:uiPriority="9" w:qFormat="1"/>
+    <w:lsdException w:name="heading 2" w:semiHidden="1" w:uiPriority="9" w:unhideWhenUsed="1" w:qFormat="1"/>
+    <w:lsdException w:name="heading 3" w:semiHidden="1" w:uiPriority="9" w:unhideWhenUsed="1" w:qFormat="1"/>
+    <w:lsdException w:name="heading 4" w:semiHidden="1" w:uiPriority="9" w:unhideWhenUsed="1" w:qFormat="1"/>
+    <w:lsdException w:name="heading 5" w:semiHidden="1" w:uiPriority="9" w:unhideWhenUsed="1" w:qFormat="1"/>
+    <w:lsdException w:name="heading 6" w:semiHidden="1" w:uiPriority="9" w:unhideWhenUsed="1" w:qFormat="1"/>
+    <w:lsdException w:name="heading 7" w:semiHidden="1" w:uiPriority="9" w:unhideWhenUsed="1" w:qFormat="1"/>
+    <w:lsdException w:name="heading 8" w:semiHidden="1" w:uiPriority="9" w:unhideWhenUsed="1" w:qFormat="1"/>
+    <w:lsdException w:name="heading 9" w:semiHidden="1" w:uiPriority="9" w:unhideWhenUsed="1" w:qFormat="1"/>
+    <w:lsdException w:name="index 1" w:semiHidden="1" w:unhideWhenUsed="1"/>
+    <w:lsdException w:name="index 2" w:semiHidden="1" w:unhideWhenUsed="1"/>
+    <w:lsdException w:name="index 3" w:semiHidden="1" w:unhideWhenUsed="1"/>
+    <w:lsdException w:name="index 4" w:semiHidden="1" w:unhideWhenUsed="1"/>
+    <w:lsdException w:name="index 5" w:semiHidden="1" w:unhideWhenUsed="1"/>
+    <w:lsdException w:name="index 6" w:semiHidden="1" w:unhideWhenUsed="1"/>
+    <w:lsdException w:name="index 7" w:semiHidden="1" w:unhideWhenUsed="1"/>
+    <w:lsdException w:name="index 8" w:semiHidden="1" w:unhideWhenUsed="1"/>
+    <w:lsdException w:name="index 9" w:semiHidden="1" w:unhideWhenUsed="1"/>
+    <w:lsdException w:name="toc 1" w:semiHidden="1" w:uiPriority="39" w:unhideWhenUsed="1"/>
+    <w:lsdException w:name="toc 2" w:semiHidden="1" w:uiPriority="39" w:unhideWhenUsed="1"/>
+    <w:lsdException w:name="toc 3" w:semiHidden="1" w:uiPriority="39" w:unhideWhenUsed="1"/>
+    <w:lsdException w:name="toc 4" w:semiHidden="1" w:uiPriority="39" w:unhideWhenUsed="1"/>
+    <w:lsdException w:name="toc 5" w:semiHidden="1" w:uiPriority="39" w:unhideWhenUsed="1"/>
+    <w:lsdException w:name="toc 6" w:semiHidden="1" w:uiPriority="39" w:unhideWhenUsed="1"/>
+    <w:lsdException w:name="toc 7" w:semiHidden="1" w:uiPriority="39" w:unhideWhenUsed="1"/>
+    <w:lsdException w:name="toc 8" w:semiHidden="1" w:uiPriority="39" w:unhideWhenUsed="1"/>
+    <w:lsdException w:name="toc 9" w:semiHidden="1" w:uiPriority="39" w:unhideWhenUsed="1"/>
+    <w:lsdException w:name="Normal Indent" w:semiHidden="1" w:unhideWhenUsed="1"/>
+    <w:lsdException w:name="footnote text" w:semiHidden="1" w:unhideWhenUsed="1"/>
+    <w:lsdException w:name="annotation text" w:semiHidden="1" w:unhideWhenUsed="1"/>
+    <w:lsdException w:name="header" w:semiHidden="1" w:unhideWhenUsed="1"/>
+    <w:lsdException w:name="footer" w:semiHidden="1" w:unhideWhenUsed="1"/>
+    <w:lsdException w:name="index heading" w:semiHidden="1" w:unhideWhenUsed="1"/>
+    <w:lsdException w:name="caption" w:semiHidden="1" w:uiPriority="35" w:unhideWhenUsed="1" w:qFormat="1"/>
+    <w:lsdException w:name="table of figures" w:semiHidden="1" w:unhideWhenUsed="1"/>
+    <w:lsdException w:name="envelope address" w:semiHidden="1" w:unhideWhenUsed="1"/>
+    <w:lsdException w:name="envelope return" w:semiHidden="1" w:unhideWhenUsed="1"/>
+    <w:lsdException w:name="footnote reference" w:semiHidden="1" w:unhideWhenUsed="1"/>
+    <w:lsdException w:name="annotation reference" w:semiHidden="1" w:unhideWhenUsed="1"/>
+    <w:lsdException w:name="line number" w:semiHidden="1" w:unhideWhenUsed="1"/>
+    <w:lsdException w:name="page number" w:semiHidden="1" w:unhideWhenUsed="1"/>
+    <w:lsdException w:name="endnote reference" w:semiHidden="1" w:unhideWhenUsed="1"/>
+    <w:lsdException w:name="endnote text" w:semiHidden="1" w:unhideWhenUsed="1"/>
+    <w:lsdException w:name="table of authorities" w:semiHidden="1" w:unhideWhenUsed="1"/>
+    <w:lsdException w:name="macro" w:semiHidden="1" w:unhideWhenUsed="1"/>
+    <w:lsdException w:name="toa heading" w:semiHidden="1" w:unhideWhenUsed="1"/>
+    <w:lsdException w:name="List" w:semiHidden="1" w:unhideWhenUsed="1"/>
+    <w:lsdException w:name="List Bullet" w:semiHidden="1" w:unhideWhenUsed="1"/>
+    <w:lsdException w:name="List Number" w:semiHidden="1" w:unhideWhenUsed="1"/>
+    <w:lsdException w:name="List 2" w:semiHidden="1" w:unhideWhenUsed="1"/>
+    <w:lsdException w:name="List 3" w:semiHidden="1" w:unhideWhenUsed="1"/>
+    <w:lsdException w:name="List 4" w:semiHidden="1" w:unhideWhenUsed="1"/>
+    <w:lsdException w:name="List 5" w:semiHidden="1" w:unhideWhenUsed="1"/>
+    <w:lsdException w:name="List Bullet 2" w:semiHidden="1" w:unhideWhenUsed="1"/>
+    <w:lsdException w:name="List Bullet 3" w:semiHidden="1" w:unhideWhenUsed="1"/>
+    <w:lsdException w:name="List Bullet 4" w:semiHidden="1" w:unhideWhenUsed="1"/>
+    <w:lsdException w:name="List Bullet 5" w:semiHidden="1" w:unhideWhenUsed="1"/>
+    <w:lsdException w:name="List Number 2" w:semiHidden="1" w:unhideWhenUsed="1"/>
+    <w:lsdException w:name="List Number 3" w:semiHidden="1" w:unhideWhenUsed="1"/>
+    <w:lsdException w:name="List Number 4" w:semiHidden="1" w:unhideWhenUsed="1"/>
+    <w:lsdException w:name="List Number 5" w:semiHidden="1" w:unhideWhenUsed="1"/>
+    <w:lsdException w:name="Title" w:uiPriority="10" w:qFormat="1"/>
+    <w:lsdException w:name="Closing" w:semiHidden="1" w:unhideWhenUsed="1"/>
+    <w:lsdException w:name="Signature" w:semiHidden="1" w:unhideWhenUsed="1"/>
+    <w:lsdException w:name="Default Paragraph Font" w:semiHidden="1" w:uiPriority="1" w:unhideWhenUsed="1"/>
+    <w:lsdException w:name="Body Text" w:semiHidden="1" w:unhideWhenUsed="1"/>
+    <w:lsdException w:name="Body Text Indent" w:semiHidden="1" w:unhideWhenUsed="1"/>
+    <w:lsdException w:name="List Continue" w:semiHidden="1" w:unhideWhenUsed="1"/>
+    <w:lsdException w:name="List Continue 2" w:semiHidden="1" w:unhideWhenUsed="1"/>
+    <w:lsdException w:name="List Continue 3" w:semiHidden="1" w:unhideWhenUsed="1"/>
+    <w:lsdException w:name="List Continue 4" w:semiHidden="1" w:unhideWhenUsed="1"/>
+    <w:lsdException w:name="List Continue 5" w:semiHidden="1" w:unhideWhenUsed="1"/>
+    <w:lsdException w:name="Message Header" w:semiHidden="1" w:unhideWhenUsed="1"/>
+    <w:lsdException w:name="Subtitle" w:uiPriority="11" w:qFormat="1"/>
+    <w:lsdException w:name="Salutation" w:semiHidden="1" w:unhideWhenUsed="1"/>
+    <w:lsdException w:name="Date" w:semiHidden="1" w:unhideWhenUsed="1"/>
+    <w:lsdException w:name="Body Text First Indent" w:semiHidden="1" w:unhideWhenUsed="1"/>
+    <w:lsdException w:name="Body Text First Indent 2" w:semiHidden="1" w:unhideWhenUsed="1"/>
+    <w:lsdException w:name="Note Heading" w:semiHidden="1" w:unhideWhenUsed="1"/>
+    <w:lsdException w:name="Body Text 2" w:semiHidden="1" w:unhideWhenUsed="1"/>
+    <w:lsdException w:name="Body Text 3" w:semiHidden="1" w:unhideWhenUsed="1"/>
+    <w:lsdException w:name="Body Text Indent 2" w:semiHidden="1" w:unhideWhenUsed="1"/>
+    <w:lsdException w:name="Body Text Indent 3" w:semiHidden="1" w:unhideWhenUsed="1"/>
+    <w:lsdException w:name="Block Text" w:semiHidden="1" w:unhideWhenUsed="1"/>
+    <w:lsdException w:name="Hyperlink" w:semiHidden="1" w:unhideWhenUsed="1"/>
+    <w:lsdException w:name="FollowedHyperlink" w:semiHidden="1" w:unhideWhenUsed="1"/>
+    <w:lsdException w:name="Strong" w:uiPriority="22" w:qFormat="1"/>
+    <w:lsdException w:name="Emphasis" w:uiPriority="20" w:qFormat="1"/>
+    <w:lsdException w:name="Document Map" w:semiHidden="1" w:unhideWhenUsed="1"/>
+    <w:lsdException w:name="Plain Text" w:semiHidden="1" w:unhideWhenUsed="1"/>
+    <w:lsdException w:name="E-mail Signature" w:semiHidden="1" w:unhideWhenUsed="1"/>
+    <w:lsdException w:name="HTML Top of Form" w:semiHidden="1" w:unhideWhenUsed="1"/>
+    <w:lsdException w:name="HTML Bottom of Form" w:semiHidden="1" w:unhideWhenUsed="1"/>
+    <w:lsdException w:name="Normal (Web)" w:semiHidden="1" w:unhideWhenUsed="1"/>
+    <w:lsdException w:name="HTML Acronym" w:semiHidden="1" w:unhideWhenUsed="1"/>
+    <w:lsdException w:name="HTML Address" w:semiHidden="1" w:unhideWhenUsed="1"/>
+    <w:lsdException w:name="HTML Cite" w:semiHidden="1" w:unhideWhenUsed="1"/>
+    <w:lsdException w:name="HTML Code" w:semiHidden="1" w:unhideWhenUsed="1"/>
+    <w:lsdException w:name="HTML Definition" w:semiHidden="1" w:unhideWhenUsed="1"/>
+    <w:lsdException w:name="HTML Keyboard" w:semiHidden="1" w:unhideWhenUsed="1"/>
+    <w:lsdException w:name="HTML Preformatted" w:semiHidden="1" w:unhideWhenUsed="1"/>
+    <w:lsdException w:name="HTML Sample" w:semiHidden="1" w:unhideWhenUsed="1"/>
+    <w:lsdException w:name="HTML Typewriter" w:semiHidden="1" w:unhideWhenUsed="1"/>
+    <w:lsdException w:name="HTML Variable" w:semiHidden="1" w:unhideWhenUsed="1"/>
+    <w:lsdException w:name="Normal Table" w:semiHidden="1" w:unhideWhenUsed="1"/>
+    <w:lsdException w:name="annotation subject" w:semiHidden="1" w:unhideWhenUsed="1"/>
+    <w:lsdException w:name="No List" w:semiHidden="1" w:unhideWhenUsed="1"/>
+    <w:lsdException w:name="Outline List 1" w:semiHidden="1" w:unhideWhenUsed="1"/>
+    <w:lsdException w:name="Outline List 2" w:semiHidden="1" w:unhideWhenUsed="1"/>
+    <w:lsdException w:name="Outline List 3" w:semiHidden="1" w:unhideWhenUsed="1"/>
+    <w:lsdException w:name="Table Simple 1" w:semiHidden="1" w:unhideWhenUsed="1"/>
+    <w:lsdException w:name="Table Simple 2" w:semiHidden="1" w:unhideWhenUsed="1"/>
+    <w:lsdException w:name="Table Simple 3" w:semiHidden="1" w:unhideWhenUsed="1"/>
+    <w:lsdException w:name="Table Classic 1" w:semiHidden="1" w:unhideWhenUsed="1"/>
+    <w:lsdException w:name="Table Classic 2" w:semiHidden="1" w:unhideWhenUsed="1"/>
+    <w:lsdException w:name="Table Classic 3" w:semiHidden="1" w:unhideWhenUsed="1"/>
+    <w:lsdException w:name="Table Classic 4" w:semiHidden="1" w:unhideWhenUsed="1"/>
+    <w:lsdException w:name="Table Colorful 1" w:semiHidden="1" w:unhideWhenUsed="1"/>
+    <w:lsdException w:name="Table Colorful 2" w:semiHidden="1" w:unhideWhenUsed="1"/>
+    <w:lsdException w:name="Table Colorful 3" w:semiHidden="1" w:unhideWhenUsed="1"/>
+    <w:lsdException w:name="Table Columns 1" w:semiHidden="1" w:unhideWhenUsed="1"/>
+    <w:lsdException w:name="Table Columns 2" w:semiHidden="1" w:unhideWhenUsed="1"/>
+    <w:lsdException w:name="Table Columns 3" w:semiHidden="1" w:unhideWhenUsed="1"/>
+    <w:lsdException w:name="Table Columns 4" w:semiHidden="1" w:unhideWhenUsed="1"/>
+    <w:lsdException w:name="Table Columns 5" w:semiHidden="1" w:unhideWhenUsed="1"/>
+    <w:lsdException w:name="Table Grid 1" w:semiHidden="1" w:unhideWhenUsed="1"/>
+    <w:lsdException w:name="Table Grid 2" w:semiHidden="1" w:unhideWhenUsed="1"/>
+    <w:lsdException w:name="Table Grid 3" w:semiHidden="1" w:unhideWhenUsed="1"/>
+    <w:lsdException w:name="Table Grid 4" w:semiHidden="1" w:unhideWhenUsed="1"/>
+    <w:lsdException w:name="Table Grid 5" w:semiHidden="1" w:unhideWhenUsed="1"/>
+    <w:lsdException w:name="Table Grid 6" w:semiHidden="1" w:unhideWhenUsed="1"/>
+    <w:lsdException w:name="Table Grid 7" w:semiHidden="1" w:unhideWhenUsed="1"/>
+    <w:lsdException w:name="Table Grid 8" w:semiHidden="1" w:unhideWhenUsed="1"/>
+    <w:lsdException w:name="Table List 1" w:semiHidden="1" w:unhideWhenUsed="1"/>
+    <w:lsdException w:name="Table List 2" w:semiHidden="1" w:unhideWhenUsed="1"/>
+    <w:lsdException w:name="Table List 3" w:semiHidden="1" w:unhideWhenUsed="1"/>
+    <w:lsdException w:name="Table List 4" w:semiHidden="1" w:unhideWhenUsed="1"/>
+    <w:lsdException w:name="Table List 5" w:semiHidden="1" w:unhideWhenUsed="1"/>
+    <w:lsdException w:name="Table List 6" w:semiHidden="1" w:unhideWhenUsed="1"/>
+    <w:lsdException w:name="Table List 7" w:semiHidden="1" w:unhideWhenUsed="1"/>
+    <w:lsdException w:name="Table List 8" w:semiHidden="1" w:unhideWhenUsed="1"/>
+    <w:lsdException w:name="Table 3D effects 1" w:semiHidden="1" w:unhideWhenUsed="1"/>
+    <w:lsdException w:name="Table 3D effects 2" w:semiHidden="1" w:unhideWhenUsed="1"/>
+    <w:lsdException w:name="Table 3D effects 3" w:semiHidden="1" w:unhideWhenUsed="1"/>
+    <w:lsdException w:name="Table Contemporary" w:semiHidden="1" w:unhideWhenUsed="1"/>
+    <w:lsdException w:name="Table Elegant" w:semiHidden="1" w:unhideWhenUsed="1"/>
+    <w:lsdException w:name="Table Professional" w:semiHidden="1" w:unhideWhenUsed="1"/>
+    <w:lsdException w:name="Table Subtle 1" w:semiHidden="1" w:unhideWhenUsed="1"/>
+    <w:lsdException w:name="Table Subtle 2" w:semiHidden="1" w:unhideWhenUsed="1"/>
+    <w:lsdException w:name="Table Web 1" w:semiHidden="1" w:unhideWhenUsed="1"/>
+    <w:lsdException w:name="Table Web 2" w:semiHidden="1" w:unhideWhenUsed="1"/>
+    <w:lsdException w:name="Table Web 3" w:semiHidden="1" w:unhideWhenUsed="1"/>
+    <w:lsdException w:name="Balloon Text" w:semiHidden="1" w:unhideWhenUsed="1"/>
+    <w:lsdException w:name="Table Grid" w:uiPriority="39"/>
+    <w:lsdException w:name="Table Theme" w:semiHidden="1" w:unhideWhenUsed="1"/>
+    <w:lsdException w:name="Placeholder Text" w:semiHidden="1"/>
+    <w:lsdException w:name="No Spacing" w:uiPriority="1" w:qFormat="1"/>
+    <w:lsdException w:name="Light Shading" w:uiPriority="60"/>
+    <w:lsdException w:name="Light List" w:uiPriority="61"/>
+    <w:lsdException w:name="Light Grid" w:uiPriority="62"/>
+    <w:lsdException w:name="Medium Shading 1" w:uiPriority="63"/>
+    <w:lsdException w:name="Medium Shading 2" w:uiPriority="64"/>
+    <w:lsdException w:name="Medium List 1" w:uiPriority="65"/>
+    <w:lsdException w:name="Medium List 2" w:uiPriority="66"/>
+    <w:lsdException w:name="Medium Grid 1" w:uiPriority="67"/>
+    <w:lsdException w:name="Medium Grid 2" w:uiPriority="68"/>
+    <w:lsdException w:name="Medium Grid 3" w:uiPriority="69"/>
+    <w:lsdException w:name="Dark List" w:uiPriority="70"/>
+    <w:lsdException w:name="Colorful Shading" w:uiPriority="71"/>
+    <w:lsdException w:name="Colorful List" w:uiPriority="72"/>
+    <w:lsdException w:name="Colorful Grid" w:uiPriority="73"/>
+    <w:lsdException w:name="Light Shading Accent 1" w:uiPriority="60"/>
+    <w:lsdException w:name="Light List Accent 1" w:uiPriority="61"/>
+    <w:lsdException w:name="Light Grid Accent 1" w:uiPriority="62"/>
+    <w:lsdException w:name="Medium Shading 1 Accent 1" w:uiPriority="63"/>
+    <w:lsdException w:name="Medium Shading 2 Accent 1" w:uiPriority="64"/>
+    <w:lsdException w:name="Medium List 1 Accent 1" w:uiPriority="65"/>
+    <w:lsdException w:name="Revision" w:semiHidden="1"/>
+    <w:lsdException w:name="List Paragraph" w:uiPriority="34" w:qFormat="1"/>
+    <w:lsdException w:name="Quote" w:uiPriority="29" w:qFormat="1"/>
+    <w:lsdException w:name="Intense Quote" w:uiPriority="30" w:qFormat="1"/>
+    <w:lsdException w:name="Medium List 2 Accent 1" w:uiPriority="66"/>
+    <w:lsdException w:name="Medium Grid 1 Accent 1" w:uiPriority="67"/>
+    <w:lsdException w:name="Medium Grid 2 Accent 1" w:uiPriority="68"/>
+    <w:lsdException w:name="Medium Grid 3 Accent 1" w:uiPriority="69"/>
+    <w:lsdException w:name="Dark List Accent 1" w:uiPriority="70"/>
+    <w:lsdException w:name="Colorful Shading Accent 1" w:uiPriority="71"/>
+    <w:lsdException w:name="Colorful List Accent 1" w:uiPriority="72"/>
+    <w:lsdException w:name="Colorful Grid Accent 1" w:uiPriority="73"/>
+    <w:lsdException w:name="Light Shading Accent 2" w:uiPriority="60"/>
+    <w:lsdException w:name="Light List Accent 2" w:uiPriority="61"/>
+    <w:lsdException w:name="Light Grid Accent 2" w:uiPriority="62"/>
+    <w:lsdException w:name="Medium Shading 1 Accent 2" w:uiPriority="63"/>
+    <w:lsdException w:name="Medium Shading 2 Accent 2" w:uiPriority="64"/>
+    <w:lsdException w:name="Medium List 1 Accent 2" w:uiPriority="65"/>
+    <w:lsdException w:name="Medium List 2 Accent 2" w:uiPriority="66"/>
+    <w:lsdException w:name="Medium Grid 1 Accent 2" w:uiPriority="67"/>
+    <w:lsdException w:name="Medium Grid 2 Accent 2" w:uiPriority="68"/>
+    <w:lsdException w:name="Medium Grid 3 Accent 2" w:uiPriority="69"/>
+    <w:lsdException w:name="Dark List Accent 2" w:uiPriority="70"/>
+    <w:lsdException w:name="Colorful Shading Accent 2" w:uiPriority="71"/>
+    <w:lsdException w:name="Colorful List Accent 2" w:uiPriority="72"/>
+    <w:lsdException w:name="Colorful Grid Accent 2" w:uiPriority="73"/>
+    <w:lsdException w:name="Light Shading Accent 3" w:uiPriority="60"/>
+    <w:lsdException w:name="Light List Accent 3" w:uiPriority="61"/>
+    <w:lsdException w:name="Light Grid Accent 3" w:uiPriority="62"/>
+    <w:lsdException w:name="Medium Shading 1 Accent 3" w:uiPriority="63"/>
+    <w:lsdException w:name="Medium Shading 2 Accent 3" w:uiPriority="64"/>
+    <w:lsdException w:name="Medium List 1 Accent 3" w:uiPriority="65"/>
+    <w:lsdException w:name="Medium List 2 Accent 3" w:uiPriority="66"/>
+    <w:lsdException w:name="Medium Grid 1 Accent 3" w:uiPriority="67"/>
+    <w:lsdException w:name="Medium Grid 2 Accent 3" w:uiPriority="68"/>
+    <w:lsdException w:name="Medium Grid 3 Accent 3" w:uiPriority="69"/>
+    <w:lsdException w:name="Dark List Accent 3" w:uiPriority="70"/>
+    <w:lsdException w:name="Colorful Shading Accent 3" w:uiPriority="71"/>
+    <w:lsdException w:name="Colorful List Accent 3" w:uiPriority="72"/>
+    <w:lsdException w:name="Colorful Grid Accent 3" w:uiPriority="73"/>
+    <w:lsdException w:name="Light Shading Accent 4" w:uiPriority="60"/>
+    <w:lsdException w:name="Light List Accent 4" w:uiPriority="61"/>
+    <w:lsdException w:name="Light Grid Accent 4" w:uiPriority="62"/>
+    <w:lsdException w:name="Medium Shading 1 Accent 4" w:uiPriority="63"/>
+    <w:lsdException w:name="Medium Shading 2 Accent 4" w:uiPriority="64"/>
+    <w:lsdException w:name="Medium List 1 Accent 4" w:uiPriority="65"/>
+    <w:lsdException w:name="Medium List 2 Accent 4" w:uiPriority="66"/>
+    <w:lsdException w:name="Medium Grid 1 Accent 4" w:uiPriority="67"/>
+    <w:lsdException w:name="Medium Grid 2 Accent 4" w:uiPriority="68"/>
+    <w:lsdException w:name="Medium Grid 3 Accent 4" w:uiPriority="69"/>
+    <w:lsdException w:name="Dark List Accent 4" w:uiPriority="70"/>
+    <w:lsdException w:name="Colorful Shading Accent 4" w:uiPriority="71"/>
+    <w:lsdException w:name="Colorful List Accent 4" w:uiPriority="72"/>
+    <w:lsdException w:name="Colorful Grid Accent 4" w:uiPriority="73"/>
+    <w:lsdException w:name="Light Shading Accent 5" w:uiPriority="60"/>
+    <w:lsdException w:name="Light List Accent 5" w:uiPriority="61"/>
+    <w:lsdException w:name="Light Grid Accent 5" w:uiPriority="62"/>
+    <w:lsdException w:name="Medium Shading 1 Accent 5" w:uiPriority="63"/>
+    <w:lsdException w:name="Medium Shading 2 Accent 5" w:uiPriority="64"/>
+    <w:lsdException w:name="Medium List 1 Accent 5" w:uiPriority="65"/>
+    <w:lsdException w:name="Medium List 2 Accent 5" w:uiPriority="66"/>
+    <w:lsdException w:name="Medium Grid 1 Accent 5" w:uiPriority="67"/>
+    <w:lsdException w:name="Medium Grid 2 Accent 5" w:uiPriority="68"/>
+    <w:lsdException w:name="Medium Grid 3 Accent 5" w:uiPriority="69"/>
+    <w:lsdException w:name="Dark List Accent 5" w:uiPriority="70"/>
+    <w:lsdException w:name="Colorful Shading Accent 5" w:uiPriority="71"/>
+    <w:lsdException w:name="Colorful List Accent 5" w:uiPriority="72"/>
+    <w:lsdException w:name="Colorful Grid Accent 5" w:uiPriority="73"/>
+    <w:lsdException w:name="Light Shading Accent 6" w:uiPriority="60"/>
+    <w:lsdException w:name="Light List Accent 6" w:uiPriority="61"/>
+    <w:lsdException w:name="Light Grid Accent 6" w:uiPriority="62"/>
+    <w:lsdException w:name="Medium Shading 1 Accent 6" w:uiPriority="63"/>
+    <w:lsdException w:name="Medium Shading 2 Accent 6" w:uiPriority="64"/>
+    <w:lsdException w:name="Medium List 1 Accent 6" w:uiPriority="65"/>
+    <w:lsdException w:name="Medium List 2 Accent 6" w:uiPriority="66"/>
+    <w:lsdException w:name="Medium Grid 1 Accent 6" w:uiPriority="67"/>
+    <w:lsdException w:name="Medium Grid 2 Accent 6" w:uiPriority="68"/>
+    <w:lsdException w:name="Medium Grid 3 Accent 6" w:uiPriority="69"/>
+    <w:lsdException w:name="Dark List Accent 6" w:uiPriority="70"/>
+    <w:lsdException w:name="Colorful Shading Accent 6" w:uiPriority="71"/>
+    <w:lsdException w:name="Colorful List Accent 6" w:uiPriority="72"/>
+    <w:lsdException w:name="Colorful Grid Accent 6" w:uiPriority="73"/>
+    <w:lsdException w:name="Subtle Emphasis" w:uiPriority="19" w:qFormat="1"/>
+    <w:lsdException w:name="Intense Emphasis" w:uiPriority="21" w:qFormat="1"/>
+    <w:lsdException w:name="Subtle Reference" w:uiPriority="31" w:qFormat="1"/>
+    <w:lsdException w:name="Intense Reference" w:uiPriority="32" w:qFormat="1"/>
+    <w:lsdException w:name="Book Title" w:uiPriority="33" w:qFormat="1"/>
+    <w:lsdException w:name="Bibliography" w:semiHidden="1" w:uiPriority="37" w:unhideWhenUsed="1"/>
+    <w:lsdException w:name="TOC Heading" w:semiHidden="1" w:uiPriority="39" w:unhideWhenUsed="1" w:qFormat="1"/>
+    <w:lsdException w:name="Plain Table 1" w:uiPriority="41"/>
+    <w:lsdException w:name="Plain Table 2" w:uiPriority="42"/>
+    <w:lsdException w:name="Plain Table 3" w:uiPriority="43"/>
+    <w:lsdException w:name="Plain Table 4" w:uiPriority="44"/>
+    <w:lsdException w:name="Plain Table 5" w:uiPriority="45"/>
+    <w:lsdException w:name="Grid Table Light" w:uiPriority="40"/>
+    <w:lsdException w:name="Grid Table 1 Light" w:uiPriority="46"/>
+    <w:lsdException w:name="Grid Table 2" w:uiPriority="47"/>
+    <w:lsdException w:name="Grid Table 3" w:uiPriority="48"/>
+    <w:lsdException w:name="Grid Table 4" w:uiPriority="49"/>
+    <w:lsdException w:name="Grid Table 5 Dark" w:uiPriority="50"/>
+    <w:lsdException w:name="Grid Table 6 Colorful" w:uiPriority="51"/>
+    <w:lsdException w:name="Grid Table 7 Colorful" w:uiPriority="52"/>
+    <w:lsdException w:name="Grid Table 1 Light Accent 1" w:uiPriority="46"/>
+    <w:lsdException w:name="Grid Table 2 Accent 1" w:uiPriority="47"/>
+    <w:lsdException w:name="Grid Table 3 Accent 1" w:uiPriority="48"/>
+    <w:lsdException w:name="Grid Table 4 Accent 1" w:uiPriority="49"/>
+    <w:lsdException w:name="Grid Table 5 Dark Accent 1" w:uiPriority="50"/>
+    <w:lsdException w:name="Grid Table 6 Colorful Accent 1" w:uiPriority="51"/>
+    <w:lsdException w:name="Grid Table 7 Colorful Accent 1" w:uiPriority="52"/>
+    <w:lsdException w:name="Grid Table 1 Light Accent 2" w:uiPriority="46"/>
+    <w:lsdException w:name="Grid Table 2 Accent 2" w:uiPriority="47"/>
+    <w:lsdException w:name="Grid Table 3 Accent 2" w:uiPriority="48"/>
+    <w:lsdException w:name="Grid Table 4 Accent 2" w:uiPriority="49"/>
+    <w:lsdException w:name="Grid Table 5 Dark Accent 2" w:uiPriority="50"/>
+    <w:lsdException w:name="Grid Table 6 Colorful Accent 2" w:uiPriority="51"/>
+    <w:lsdException w:name="Grid Table 7 Colorful Accent 2" w:uiPriority="52"/>
+    <w:lsdException w:name="Grid Table 1 Light Accent 3" w:uiPriority="46"/>
+    <w:lsdException w:name="Grid Table 2 Accent 3" w:uiPriority="47"/>
+    <w:lsdException w:name="Grid Table 3 Accent 3" w:uiPriority="48"/>
+    <w:lsdException w:name="Grid Table 4 Accent 3" w:uiPriority="49"/>
+    <w:lsdException w:name="Grid Table 5 Dark Accent 3" w:uiPriority="50"/>
+    <w:lsdException w:name="Grid Table 6 Colorful Accent 3" w:uiPriority="51"/>
+    <w:lsdException w:name="Grid Table 7 Colorful Accent 3" w:uiPriority="52"/>
+    <w:lsdException w:name="Grid Table 1 Light Accent 4" w:uiPriority="46"/>
+    <w:lsdException w:name="Grid Table 2 Accent 4" w:uiPriority="47"/>
+    <w:lsdException w:name="Grid Table 3 Accent 4" w:uiPriority="48"/>
+    <w:lsdException w:name="Grid Table 4 Accent 4" w:uiPriority="49"/>
+    <w:lsdException w:name="Grid Table 5 Dark Accent 4" w:uiPriority="50"/>
+    <w:lsdException w:name="Grid Table 6 Colorful Accent 4" w:uiPriority="51"/>
+    <w:lsdException w:name="Grid Table 7 Colorful Accent 4" w:uiPriority="52"/>
+    <w:lsdException w:name="Grid Table 1 Light Accent 5" w:uiPriority="46"/>
+    <w:lsdException w:name="Grid Table 2 Accent 5" w:uiPriority="47"/>
+    <w:lsdException w:name="Grid Table 3 Accent 5" w:uiPriority="48"/>
+    <w:lsdException w:name="Grid Table 4 Accent 5" w:uiPriority="49"/>
+    <w:lsdException w:name="Grid Table 5 Dark Accent 5" w:uiPriority="50"/>
+    <w:lsdException w:name="Grid Table 6 Colorful Accent 5" w:uiPriority="51"/>
+    <w:lsdException w:name="Grid Table 7 Colorful Accent 5" w:uiPriority="52"/>
+    <w:lsdException w:name="Grid Table 1 Light Accent 6" w:uiPriority="46"/>
+    <w:lsdException w:name="Grid Table 2 Accent 6" w:uiPriority="47"/>
+    <w:lsdException w:name="Grid Table 3 Accent 6" w:uiPriority="48"/>
+    <w:lsdException w:name="Grid Table 4 Accent 6" w:uiPriority="49"/>
+    <w:lsdException w:name="Grid Table 5 Dark Accent 6" w:uiPriority="50"/>
+    <w:lsdException w:name="Grid Table 6 Colorful Accent 6" w:uiPriority="51"/>
+    <w:lsdException w:name="Grid Table 7 Colorful Accent 6" w:uiPriority="52"/>
+    <w:lsdException w:name="List Table 1 Light" w:uiPriority="46"/>
+    <w:lsdException w:name="List Table 2" w:uiPriority="47"/>
+    <w:lsdException w:name="List Table 3" w:uiPriority="48"/>
+    <w:lsdException w:name="List Table 4" w:uiPriority="49"/>
+    <w:lsdException w:name="List Table 5 Dark" w:uiPriority="50"/>
+    <w:lsdException w:name="List Table 6 Colorful" w:uiPriority="51"/>
+    <w:lsdException w:name="List Table 7 Colorful" w:uiPriority="52"/>
+    <w:lsdException w:name="List Table 1 Light Accent 1" w:uiPriority="46"/>
+    <w:lsdException w:name="List Table 2 Accent 1" w:uiPriority="47"/>
+    <w:lsdException w:name="List Table 3 Accent 1" w:uiPriority="48"/>
+    <w:lsdException w:name="List Table 4 Accent 1" w:uiPriority="49"/>
+    <w:lsdException w:name="List Table 5 Dark Accent 1" w:uiPriority="50"/>
+    <w:lsdException w:name="List Table 6 Colorful Accent 1" w:uiPriority="51"/>
+    <w:lsdException w:name="List Table 7 Colorful Accent 1" w:uiPriority="52"/>
+    <w:lsdException w:name="List Table 1 Light Accent 2" w:uiPriority="46"/>
+    <w:lsdException w:name="List Table 2 Accent 2" w:uiPriority="47"/>
+    <w:lsdException w:name="List Table 3 Accent 2" w:uiPriority="48"/>
+    <w:lsdException w:name="List Table 4 Accent 2" w:uiPriority="49"/>
+    <w:lsdException w:name="List Table 5 Dark Accent 2" w:uiPriority="50"/>
+    <w:lsdException w:name="List Table 6 Colorful Accent 2" w:uiPriority="51"/>
+    <w:lsdException w:name="List Table 7 Colorful Accent 2" w:uiPriority="52"/>
+    <w:lsdException w:name="List Table 1 Light Accent 3" w:uiPriority="46"/>
+    <w:lsdException w:name="List Table 2 Accent 3" w:uiPriority="47"/>
+    <w:lsdException w:name="List Table 3 Accent 3" w:uiPriority="48"/>
+    <w:lsdException w:name="List Table 4 Accent 3" w:uiPriority="49"/>
+    <w:lsdException w:name="List Table 5 Dark Accent 3" w:uiPriority="50"/>
+    <w:lsdException w:name="List Table 6 Colorful Accent 3" w:uiPriority="51"/>
+    <w:lsdException w:name="List Table 7 Colorful Accent 3" w:uiPriority="52"/>
+    <w:lsdException w:name="List Table 1 Light Accent 4" w:uiPriority="46"/>
+    <w:lsdException w:name="List Table 2 Accent 4" w:uiPriority="47"/>
+    <w:lsdException w:name="List Table 3 Accent 4" w:uiPriority="48"/>
+    <w:lsdException w:name="List Table 4 Accent 4" w:uiPriority="49"/>
+    <w:lsdException w:name="List Table 5 Dark Accent 4" w:uiPriority="50"/>
+    <w:lsdException w:name="List Table 6 Colorful Accent 4" w:uiPriority="51"/>
+    <w:lsdException w:name="List Table 7 Colorful Accent 4" w:uiPriority="52"/>
+    <w:lsdException w:name="List Table 1 Light Accent 5" w:uiPriority="46"/>
+    <w:lsdException w:name="List Table 2 Accent 5" w:uiPriority="47"/>
+    <w:lsdException w:name="List Table 3 Accent 5" w:uiPriority="48"/>
+    <w:lsdException w:name="List Table 4 Accent 5" w:uiPriority="49"/>
+    <w:lsdException w:name="List Table 5 Dark Accent 5" w:uiPriority="50"/>
+    <w:lsdException w:name="List Table 6 Colorful Accent 5" w:uiPriority="51"/>
+    <w:lsdException w:name="List Table 7 Colorful Accent 5" w:uiPriority="52"/>
+    <w:lsdException w:name="List Table 1 Light Accent 6" w:uiPriority="46"/>
+    <w:lsdException w:name="List Table 2 Accent 6" w:uiPriority="47"/>
+    <w:lsdException w:name="List Table 3 Accent 6" w:uiPriority="48"/>
+    <w:lsdException w:name="List Table 4 Accent 6" w:uiPriority="49"/>
+    <w:lsdException w:name="List Table 5 Dark Accent 6" w:uiPriority="50"/>
+    <w:lsdException w:name="List Table 6 Colorful Accent 6" w:uiPriority="51"/>
+    <w:lsdException w:name="List Table 7 Colorful Accent 6" w:uiPriority="52"/>
   </w:latentStyles>
   <w:style w:type="paragraph" w:default="1" w:styleId="Normal">
     <w:name w:val="Normal"/>
@@ -3704,6 +3666,7 @@
   <w:style w:type="character" w:default="1" w:styleId="Fontepargpadro">
     <w:name w:val="Default Paragraph Font"/>
     <w:uiPriority w:val="1"/>
+    <w:semiHidden/>
     <w:unhideWhenUsed/>
   </w:style>
   <w:style w:type="table" w:default="1" w:styleId="Tabelanormal">
@@ -4047,7 +4010,6 @@
       <w:spacing w:after="0" w:line="240" w:lineRule="auto"/>
     </w:pPr>
     <w:tblPr>
-      <w:tblInd w:w="0" w:type="dxa"/>
       <w:tblBorders>
         <w:top w:val="single" w:sz="4" w:space="0" w:color="auto"/>
         <w:left w:val="single" w:sz="4" w:space="0" w:color="auto"/>
@@ -4056,773 +4018,6 @@
         <w:insideH w:val="single" w:sz="4" w:space="0" w:color="auto"/>
         <w:insideV w:val="single" w:sz="4" w:space="0" w:color="auto"/>
       </w:tblBorders>
-      <w:tblCellMar>
-        <w:top w:w="0" w:type="dxa"/>
-        <w:left w:w="108" w:type="dxa"/>
-        <w:bottom w:w="0" w:type="dxa"/>
-        <w:right w:w="108" w:type="dxa"/>
-      </w:tblCellMar>
-    </w:tblPr>
-  </w:style>
-  <w:style w:type="character" w:customStyle="1" w:styleId="FonteeimagemChar">
-    <w:name w:val="Fonte e imagem Char"/>
-    <w:basedOn w:val="Fontepargpadro"/>
-    <w:link w:val="Fonteeimagem"/>
-    <w:rsid w:val="00D05889"/>
-    <w:rPr>
-      <w:rFonts w:ascii="Arial" w:hAnsi="Arial"/>
-      <w:sz w:val="20"/>
-    </w:rPr>
-  </w:style>
-  <w:style w:type="paragraph" w:styleId="Legenda">
-    <w:name w:val="caption"/>
-    <w:basedOn w:val="Normal"/>
-    <w:next w:val="Normal"/>
-    <w:uiPriority w:val="35"/>
-    <w:unhideWhenUsed/>
-    <w:qFormat/>
-    <w:rsid w:val="009922EE"/>
-    <w:pPr>
-      <w:spacing w:before="120" w:line="240" w:lineRule="auto"/>
-      <w:ind w:firstLine="0"/>
-      <w:jc w:val="center"/>
-    </w:pPr>
-    <w:rPr>
-      <w:b/>
-      <w:iCs/>
-      <w:sz w:val="20"/>
-      <w:szCs w:val="18"/>
-    </w:rPr>
-  </w:style>
-  <w:style w:type="paragraph" w:styleId="ndicedeilustraes">
-    <w:name w:val="table of figures"/>
-    <w:basedOn w:val="Normal"/>
-    <w:next w:val="Normal"/>
-    <w:uiPriority w:val="99"/>
-    <w:unhideWhenUsed/>
-    <w:rsid w:val="005C1402"/>
-    <w:pPr>
-      <w:spacing w:after="0"/>
-    </w:pPr>
-  </w:style>
-  <w:style w:type="paragraph" w:styleId="NormalWeb">
-    <w:name w:val="Normal (Web)"/>
-    <w:basedOn w:val="Normal"/>
-    <w:uiPriority w:val="99"/>
-    <w:unhideWhenUsed/>
-    <w:rsid w:val="00B96C46"/>
-    <w:pPr>
-      <w:spacing w:before="100" w:beforeAutospacing="1" w:after="100" w:afterAutospacing="1" w:line="240" w:lineRule="auto"/>
-      <w:ind w:firstLine="0"/>
-      <w:jc w:val="left"/>
-    </w:pPr>
-    <w:rPr>
-      <w:rFonts w:ascii="Times New Roman" w:eastAsia="Times New Roman" w:hAnsi="Times New Roman" w:cs="Times New Roman"/>
-      <w:szCs w:val="24"/>
-      <w:lang w:eastAsia="pt-BR"/>
-    </w:rPr>
-  </w:style>
-  <w:style w:type="paragraph" w:styleId="Textodebalo">
-    <w:name w:val="Balloon Text"/>
-    <w:basedOn w:val="Normal"/>
-    <w:link w:val="TextodebaloChar"/>
-    <w:uiPriority w:val="99"/>
-    <w:semiHidden/>
-    <w:unhideWhenUsed/>
-    <w:rsid w:val="00B11816"/>
-    <w:pPr>
-      <w:spacing w:after="0" w:line="240" w:lineRule="auto"/>
-    </w:pPr>
-    <w:rPr>
-      <w:rFonts w:ascii="Tahoma" w:hAnsi="Tahoma" w:cs="Tahoma"/>
-      <w:sz w:val="16"/>
-      <w:szCs w:val="16"/>
-    </w:rPr>
-  </w:style>
-  <w:style w:type="character" w:customStyle="1" w:styleId="TextodebaloChar">
-    <w:name w:val="Texto de balão Char"/>
-    <w:basedOn w:val="Fontepargpadro"/>
-    <w:link w:val="Textodebalo"/>
-    <w:uiPriority w:val="99"/>
-    <w:semiHidden/>
-    <w:rsid w:val="00B11816"/>
-    <w:rPr>
-      <w:rFonts w:ascii="Tahoma" w:hAnsi="Tahoma" w:cs="Tahoma"/>
-      <w:sz w:val="16"/>
-      <w:szCs w:val="16"/>
-    </w:rPr>
-  </w:style>
-  <w:style w:type="character" w:customStyle="1" w:styleId="whitespace-normal">
-    <w:name w:val="whitespace-normal"/>
-    <w:basedOn w:val="Fontepargpadro"/>
-    <w:rsid w:val="002848DF"/>
-  </w:style>
-</w:styles>
-</file>
-
-<file path=word/stylesWithEffects.xml><?xml version="1.0" encoding="utf-8"?>
-<w:styles xmlns:wpc="http://schemas.microsoft.com/office/word/2010/wordprocessingCanvas" xmlns:mc="http://schemas.openxmlformats.org/markup-compatibility/2006" xmlns:o="urn:schemas-microsoft-com:office:office" xmlns:r="http://schemas.openxmlformats.org/officeDocument/2006/relationships" xmlns:m="http://schemas.openxmlformats.org/officeDocument/2006/math" xmlns:v="urn:schemas-microsoft-com:vml" xmlns:wp14="http://schemas.microsoft.com/office/word/2010/wordprocessingDrawing" xmlns:wp="http://schemas.openxmlformats.org/drawingml/2006/wordprocessingDrawing" xmlns:w10="urn:schemas-microsoft-com:office:word" xmlns:w="http://schemas.openxmlformats.org/wordprocessingml/2006/main" xmlns:w14="http://schemas.microsoft.com/office/word/2010/wordml" xmlns:wpg="http://schemas.microsoft.com/office/word/2010/wordprocessingGroup" xmlns:wpi="http://schemas.microsoft.com/office/word/2010/wordprocessingInk" xmlns:wne="http://schemas.microsoft.com/office/word/2006/wordml" xmlns:wps="http://schemas.microsoft.com/office/word/2010/wordprocessingShape" mc:Ignorable="w14 wp14">
-  <w:docDefaults>
-    <w:rPrDefault>
-      <w:rPr>
-        <w:rFonts w:asciiTheme="minorHAnsi" w:eastAsiaTheme="minorHAnsi" w:hAnsiTheme="minorHAnsi" w:cstheme="minorBidi"/>
-        <w:sz w:val="22"/>
-        <w:szCs w:val="22"/>
-        <w:lang w:val="pt-BR" w:eastAsia="en-US" w:bidi="ar-SA"/>
-      </w:rPr>
-    </w:rPrDefault>
-    <w:pPrDefault>
-      <w:pPr>
-        <w:spacing w:after="160" w:line="259" w:lineRule="auto"/>
-      </w:pPr>
-    </w:pPrDefault>
-  </w:docDefaults>
-  <w:latentStyles w:defLockedState="0" w:defUIPriority="99" w:defSemiHidden="1" w:defUnhideWhenUsed="1" w:defQFormat="0" w:count="267">
-    <w:lsdException w:name="Normal" w:semiHidden="0" w:uiPriority="0" w:unhideWhenUsed="0" w:qFormat="1"/>
-    <w:lsdException w:name="heading 1" w:semiHidden="0" w:uiPriority="9" w:unhideWhenUsed="0" w:qFormat="1"/>
-    <w:lsdException w:name="heading 2" w:uiPriority="9" w:qFormat="1"/>
-    <w:lsdException w:name="heading 3" w:uiPriority="9" w:qFormat="1"/>
-    <w:lsdException w:name="heading 4" w:uiPriority="9" w:qFormat="1"/>
-    <w:lsdException w:name="heading 5" w:uiPriority="9" w:qFormat="1"/>
-    <w:lsdException w:name="heading 6" w:uiPriority="9" w:qFormat="1"/>
-    <w:lsdException w:name="heading 7" w:uiPriority="9" w:qFormat="1"/>
-    <w:lsdException w:name="heading 8" w:uiPriority="9" w:qFormat="1"/>
-    <w:lsdException w:name="heading 9" w:uiPriority="9" w:qFormat="1"/>
-    <w:lsdException w:name="toc 1" w:uiPriority="39"/>
-    <w:lsdException w:name="toc 2" w:uiPriority="39"/>
-    <w:lsdException w:name="toc 3" w:uiPriority="39"/>
-    <w:lsdException w:name="toc 4" w:uiPriority="39"/>
-    <w:lsdException w:name="toc 5" w:uiPriority="39"/>
-    <w:lsdException w:name="toc 6" w:uiPriority="39"/>
-    <w:lsdException w:name="toc 7" w:uiPriority="39"/>
-    <w:lsdException w:name="toc 8" w:uiPriority="39"/>
-    <w:lsdException w:name="toc 9" w:uiPriority="39"/>
-    <w:lsdException w:name="caption" w:uiPriority="35" w:qFormat="1"/>
-    <w:lsdException w:name="Title" w:semiHidden="0" w:uiPriority="10" w:unhideWhenUsed="0" w:qFormat="1"/>
-    <w:lsdException w:name="Default Paragraph Font" w:uiPriority="1"/>
-    <w:lsdException w:name="Subtitle" w:semiHidden="0" w:uiPriority="11" w:unhideWhenUsed="0" w:qFormat="1"/>
-    <w:lsdException w:name="Strong" w:semiHidden="0" w:uiPriority="22" w:unhideWhenUsed="0" w:qFormat="1"/>
-    <w:lsdException w:name="Emphasis" w:semiHidden="0" w:uiPriority="20" w:unhideWhenUsed="0" w:qFormat="1"/>
-    <w:lsdException w:name="Table Grid" w:semiHidden="0" w:uiPriority="39" w:unhideWhenUsed="0"/>
-    <w:lsdException w:name="Placeholder Text" w:unhideWhenUsed="0"/>
-    <w:lsdException w:name="No Spacing" w:semiHidden="0" w:uiPriority="1" w:unhideWhenUsed="0" w:qFormat="1"/>
-    <w:lsdException w:name="Light Shading" w:semiHidden="0" w:uiPriority="60" w:unhideWhenUsed="0"/>
-    <w:lsdException w:name="Light List" w:semiHidden="0" w:uiPriority="61" w:unhideWhenUsed="0"/>
-    <w:lsdException w:name="Light Grid" w:semiHidden="0" w:uiPriority="62" w:unhideWhenUsed="0"/>
-    <w:lsdException w:name="Medium Shading 1" w:semiHidden="0" w:uiPriority="63" w:unhideWhenUsed="0"/>
-    <w:lsdException w:name="Medium Shading 2" w:semiHidden="0" w:uiPriority="64" w:unhideWhenUsed="0"/>
-    <w:lsdException w:name="Medium List 1" w:semiHidden="0" w:uiPriority="65" w:unhideWhenUsed="0"/>
-    <w:lsdException w:name="Medium List 2" w:semiHidden="0" w:uiPriority="66" w:unhideWhenUsed="0"/>
-    <w:lsdException w:name="Medium Grid 1" w:semiHidden="0" w:uiPriority="67" w:unhideWhenUsed="0"/>
-    <w:lsdException w:name="Medium Grid 2" w:semiHidden="0" w:uiPriority="68" w:unhideWhenUsed="0"/>
-    <w:lsdException w:name="Medium Grid 3" w:semiHidden="0" w:uiPriority="69" w:unhideWhenUsed="0"/>
-    <w:lsdException w:name="Dark List" w:semiHidden="0" w:uiPriority="70" w:unhideWhenUsed="0"/>
-    <w:lsdException w:name="Colorful Shading" w:semiHidden="0" w:uiPriority="71" w:unhideWhenUsed="0"/>
-    <w:lsdException w:name="Colorful List" w:semiHidden="0" w:uiPriority="72" w:unhideWhenUsed="0"/>
-    <w:lsdException w:name="Colorful Grid" w:semiHidden="0" w:uiPriority="73" w:unhideWhenUsed="0"/>
-    <w:lsdException w:name="Light Shading Accent 1" w:semiHidden="0" w:uiPriority="60" w:unhideWhenUsed="0"/>
-    <w:lsdException w:name="Light List Accent 1" w:semiHidden="0" w:uiPriority="61" w:unhideWhenUsed="0"/>
-    <w:lsdException w:name="Light Grid Accent 1" w:semiHidden="0" w:uiPriority="62" w:unhideWhenUsed="0"/>
-    <w:lsdException w:name="Medium Shading 1 Accent 1" w:semiHidden="0" w:uiPriority="63" w:unhideWhenUsed="0"/>
-    <w:lsdException w:name="Medium Shading 2 Accent 1" w:semiHidden="0" w:uiPriority="64" w:unhideWhenUsed="0"/>
-    <w:lsdException w:name="Medium List 1 Accent 1" w:semiHidden="0" w:uiPriority="65" w:unhideWhenUsed="0"/>
-    <w:lsdException w:name="Revision" w:unhideWhenUsed="0"/>
-    <w:lsdException w:name="List Paragraph" w:semiHidden="0" w:uiPriority="34" w:unhideWhenUsed="0" w:qFormat="1"/>
-    <w:lsdException w:name="Quote" w:semiHidden="0" w:uiPriority="29" w:unhideWhenUsed="0" w:qFormat="1"/>
-    <w:lsdException w:name="Intense Quote" w:semiHidden="0" w:uiPriority="30" w:unhideWhenUsed="0" w:qFormat="1"/>
-    <w:lsdException w:name="Medium List 2 Accent 1" w:semiHidden="0" w:uiPriority="66" w:unhideWhenUsed="0"/>
-    <w:lsdException w:name="Medium Grid 1 Accent 1" w:semiHidden="0" w:uiPriority="67" w:unhideWhenUsed="0"/>
-    <w:lsdException w:name="Medium Grid 2 Accent 1" w:semiHidden="0" w:uiPriority="68" w:unhideWhenUsed="0"/>
-    <w:lsdException w:name="Medium Grid 3 Accent 1" w:semiHidden="0" w:uiPriority="69" w:unhideWhenUsed="0"/>
-    <w:lsdException w:name="Dark List Accent 1" w:semiHidden="0" w:uiPriority="70" w:unhideWhenUsed="0"/>
-    <w:lsdException w:name="Colorful Shading Accent 1" w:semiHidden="0" w:uiPriority="71" w:unhideWhenUsed="0"/>
-    <w:lsdException w:name="Colorful List Accent 1" w:semiHidden="0" w:uiPriority="72" w:unhideWhenUsed="0"/>
-    <w:lsdException w:name="Colorful Grid Accent 1" w:semiHidden="0" w:uiPriority="73" w:unhideWhenUsed="0"/>
-    <w:lsdException w:name="Light Shading Accent 2" w:semiHidden="0" w:uiPriority="60" w:unhideWhenUsed="0"/>
-    <w:lsdException w:name="Light List Accent 2" w:semiHidden="0" w:uiPriority="61" w:unhideWhenUsed="0"/>
-    <w:lsdException w:name="Light Grid Accent 2" w:semiHidden="0" w:uiPriority="62" w:unhideWhenUsed="0"/>
-    <w:lsdException w:name="Medium Shading 1 Accent 2" w:semiHidden="0" w:uiPriority="63" w:unhideWhenUsed="0"/>
-    <w:lsdException w:name="Medium Shading 2 Accent 2" w:semiHidden="0" w:uiPriority="64" w:unhideWhenUsed="0"/>
-    <w:lsdException w:name="Medium List 1 Accent 2" w:semiHidden="0" w:uiPriority="65" w:unhideWhenUsed="0"/>
-    <w:lsdException w:name="Medium List 2 Accent 2" w:semiHidden="0" w:uiPriority="66" w:unhideWhenUsed="0"/>
-    <w:lsdException w:name="Medium Grid 1 Accent 2" w:semiHidden="0" w:uiPriority="67" w:unhideWhenUsed="0"/>
-    <w:lsdException w:name="Medium Grid 2 Accent 2" w:semiHidden="0" w:uiPriority="68" w:unhideWhenUsed="0"/>
-    <w:lsdException w:name="Medium Grid 3 Accent 2" w:semiHidden="0" w:uiPriority="69" w:unhideWhenUsed="0"/>
-    <w:lsdException w:name="Dark List Accent 2" w:semiHidden="0" w:uiPriority="70" w:unhideWhenUsed="0"/>
-    <w:lsdException w:name="Colorful Shading Accent 2" w:semiHidden="0" w:uiPriority="71" w:unhideWhenUsed="0"/>
-    <w:lsdException w:name="Colorful List Accent 2" w:semiHidden="0" w:uiPriority="72" w:unhideWhenUsed="0"/>
-    <w:lsdException w:name="Colorful Grid Accent 2" w:semiHidden="0" w:uiPriority="73" w:unhideWhenUsed="0"/>
-    <w:lsdException w:name="Light Shading Accent 3" w:semiHidden="0" w:uiPriority="60" w:unhideWhenUsed="0"/>
-    <w:lsdException w:name="Light List Accent 3" w:semiHidden="0" w:uiPriority="61" w:unhideWhenUsed="0"/>
-    <w:lsdException w:name="Light Grid Accent 3" w:semiHidden="0" w:uiPriority="62" w:unhideWhenUsed="0"/>
-    <w:lsdException w:name="Medium Shading 1 Accent 3" w:semiHidden="0" w:uiPriority="63" w:unhideWhenUsed="0"/>
-    <w:lsdException w:name="Medium Shading 2 Accent 3" w:semiHidden="0" w:uiPriority="64" w:unhideWhenUsed="0"/>
-    <w:lsdException w:name="Medium List 1 Accent 3" w:semiHidden="0" w:uiPriority="65" w:unhideWhenUsed="0"/>
-    <w:lsdException w:name="Medium List 2 Accent 3" w:semiHidden="0" w:uiPriority="66" w:unhideWhenUsed="0"/>
-    <w:lsdException w:name="Medium Grid 1 Accent 3" w:semiHidden="0" w:uiPriority="67" w:unhideWhenUsed="0"/>
-    <w:lsdException w:name="Medium Grid 2 Accent 3" w:semiHidden="0" w:uiPriority="68" w:unhideWhenUsed="0"/>
-    <w:lsdException w:name="Medium Grid 3 Accent 3" w:semiHidden="0" w:uiPriority="69" w:unhideWhenUsed="0"/>
-    <w:lsdException w:name="Dark List Accent 3" w:semiHidden="0" w:uiPriority="70" w:unhideWhenUsed="0"/>
-    <w:lsdException w:name="Colorful Shading Accent 3" w:semiHidden="0" w:uiPriority="71" w:unhideWhenUsed="0"/>
-    <w:lsdException w:name="Colorful List Accent 3" w:semiHidden="0" w:uiPriority="72" w:unhideWhenUsed="0"/>
-    <w:lsdException w:name="Colorful Grid Accent 3" w:semiHidden="0" w:uiPriority="73" w:unhideWhenUsed="0"/>
-    <w:lsdException w:name="Light Shading Accent 4" w:semiHidden="0" w:uiPriority="60" w:unhideWhenUsed="0"/>
-    <w:lsdException w:name="Light List Accent 4" w:semiHidden="0" w:uiPriority="61" w:unhideWhenUsed="0"/>
-    <w:lsdException w:name="Light Grid Accent 4" w:semiHidden="0" w:uiPriority="62" w:unhideWhenUsed="0"/>
-    <w:lsdException w:name="Medium Shading 1 Accent 4" w:semiHidden="0" w:uiPriority="63" w:unhideWhenUsed="0"/>
-    <w:lsdException w:name="Medium Shading 2 Accent 4" w:semiHidden="0" w:uiPriority="64" w:unhideWhenUsed="0"/>
-    <w:lsdException w:name="Medium List 1 Accent 4" w:semiHidden="0" w:uiPriority="65" w:unhideWhenUsed="0"/>
-    <w:lsdException w:name="Medium List 2 Accent 4" w:semiHidden="0" w:uiPriority="66" w:unhideWhenUsed="0"/>
-    <w:lsdException w:name="Medium Grid 1 Accent 4" w:semiHidden="0" w:uiPriority="67" w:unhideWhenUsed="0"/>
-    <w:lsdException w:name="Medium Grid 2 Accent 4" w:semiHidden="0" w:uiPriority="68" w:unhideWhenUsed="0"/>
-    <w:lsdException w:name="Medium Grid 3 Accent 4" w:semiHidden="0" w:uiPriority="69" w:unhideWhenUsed="0"/>
-    <w:lsdException w:name="Dark List Accent 4" w:semiHidden="0" w:uiPriority="70" w:unhideWhenUsed="0"/>
-    <w:lsdException w:name="Colorful Shading Accent 4" w:semiHidden="0" w:uiPriority="71" w:unhideWhenUsed="0"/>
-    <w:lsdException w:name="Colorful List Accent 4" w:semiHidden="0" w:uiPriority="72" w:unhideWhenUsed="0"/>
-    <w:lsdException w:name="Colorful Grid Accent 4" w:semiHidden="0" w:uiPriority="73" w:unhideWhenUsed="0"/>
-    <w:lsdException w:name="Light Shading Accent 5" w:semiHidden="0" w:uiPriority="60" w:unhideWhenUsed="0"/>
-    <w:lsdException w:name="Light List Accent 5" w:semiHidden="0" w:uiPriority="61" w:unhideWhenUsed="0"/>
-    <w:lsdException w:name="Light Grid Accent 5" w:semiHidden="0" w:uiPriority="62" w:unhideWhenUsed="0"/>
-    <w:lsdException w:name="Medium Shading 1 Accent 5" w:semiHidden="0" w:uiPriority="63" w:unhideWhenUsed="0"/>
-    <w:lsdException w:name="Medium Shading 2 Accent 5" w:semiHidden="0" w:uiPriority="64" w:unhideWhenUsed="0"/>
-    <w:lsdException w:name="Medium List 1 Accent 5" w:semiHidden="0" w:uiPriority="65" w:unhideWhenUsed="0"/>
-    <w:lsdException w:name="Medium List 2 Accent 5" w:semiHidden="0" w:uiPriority="66" w:unhideWhenUsed="0"/>
-    <w:lsdException w:name="Medium Grid 1 Accent 5" w:semiHidden="0" w:uiPriority="67" w:unhideWhenUsed="0"/>
-    <w:lsdException w:name="Medium Grid 2 Accent 5" w:semiHidden="0" w:uiPriority="68" w:unhideWhenUsed="0"/>
-    <w:lsdException w:name="Medium Grid 3 Accent 5" w:semiHidden="0" w:uiPriority="69" w:unhideWhenUsed="0"/>
-    <w:lsdException w:name="Dark List Accent 5" w:semiHidden="0" w:uiPriority="70" w:unhideWhenUsed="0"/>
-    <w:lsdException w:name="Colorful Shading Accent 5" w:semiHidden="0" w:uiPriority="71" w:unhideWhenUsed="0"/>
-    <w:lsdException w:name="Colorful List Accent 5" w:semiHidden="0" w:uiPriority="72" w:unhideWhenUsed="0"/>
-    <w:lsdException w:name="Colorful Grid Accent 5" w:semiHidden="0" w:uiPriority="73" w:unhideWhenUsed="0"/>
-    <w:lsdException w:name="Light Shading Accent 6" w:semiHidden="0" w:uiPriority="60" w:unhideWhenUsed="0"/>
-    <w:lsdException w:name="Light List Accent 6" w:semiHidden="0" w:uiPriority="61" w:unhideWhenUsed="0"/>
-    <w:lsdException w:name="Light Grid Accent 6" w:semiHidden="0" w:uiPriority="62" w:unhideWhenUsed="0"/>
-    <w:lsdException w:name="Medium Shading 1 Accent 6" w:semiHidden="0" w:uiPriority="63" w:unhideWhenUsed="0"/>
-    <w:lsdException w:name="Medium Shading 2 Accent 6" w:semiHidden="0" w:uiPriority="64" w:unhideWhenUsed="0"/>
-    <w:lsdException w:name="Medium List 1 Accent 6" w:semiHidden="0" w:uiPriority="65" w:unhideWhenUsed="0"/>
-    <w:lsdException w:name="Medium List 2 Accent 6" w:semiHidden="0" w:uiPriority="66" w:unhideWhenUsed="0"/>
-    <w:lsdException w:name="Medium Grid 1 Accent 6" w:semiHidden="0" w:uiPriority="67" w:unhideWhenUsed="0"/>
-    <w:lsdException w:name="Medium Grid 2 Accent 6" w:semiHidden="0" w:uiPriority="68" w:unhideWhenUsed="0"/>
-    <w:lsdException w:name="Medium Grid 3 Accent 6" w:semiHidden="0" w:uiPriority="69" w:unhideWhenUsed="0"/>
-    <w:lsdException w:name="Dark List Accent 6" w:semiHidden="0" w:uiPriority="70" w:unhideWhenUsed="0"/>
-    <w:lsdException w:name="Colorful Shading Accent 6" w:semiHidden="0" w:uiPriority="71" w:unhideWhenUsed="0"/>
-    <w:lsdException w:name="Colorful List Accent 6" w:semiHidden="0" w:uiPriority="72" w:unhideWhenUsed="0"/>
-    <w:lsdException w:name="Colorful Grid Accent 6" w:semiHidden="0" w:uiPriority="73" w:unhideWhenUsed="0"/>
-    <w:lsdException w:name="Subtle Emphasis" w:semiHidden="0" w:uiPriority="19" w:unhideWhenUsed="0" w:qFormat="1"/>
-    <w:lsdException w:name="Intense Emphasis" w:semiHidden="0" w:uiPriority="21" w:unhideWhenUsed="0" w:qFormat="1"/>
-    <w:lsdException w:name="Subtle Reference" w:semiHidden="0" w:uiPriority="31" w:unhideWhenUsed="0" w:qFormat="1"/>
-    <w:lsdException w:name="Intense Reference" w:semiHidden="0" w:uiPriority="32" w:unhideWhenUsed="0" w:qFormat="1"/>
-    <w:lsdException w:name="Book Title" w:semiHidden="0" w:uiPriority="33" w:unhideWhenUsed="0" w:qFormat="1"/>
-    <w:lsdException w:name="Bibliography" w:uiPriority="37"/>
-    <w:lsdException w:name="TOC Heading" w:uiPriority="39" w:qFormat="1"/>
-  </w:latentStyles>
-  <w:style w:type="paragraph" w:default="1" w:styleId="Normal">
-    <w:name w:val="Normal"/>
-    <w:qFormat/>
-    <w:rsid w:val="00ED6405"/>
-    <w:pPr>
-      <w:spacing w:after="120" w:line="360" w:lineRule="auto"/>
-      <w:ind w:firstLine="709"/>
-      <w:jc w:val="both"/>
-    </w:pPr>
-    <w:rPr>
-      <w:rFonts w:ascii="Arial" w:hAnsi="Arial"/>
-      <w:sz w:val="24"/>
-    </w:rPr>
-  </w:style>
-  <w:style w:type="paragraph" w:styleId="Ttulo1">
-    <w:name w:val="heading 1"/>
-    <w:basedOn w:val="Normal"/>
-    <w:next w:val="Normal"/>
-    <w:link w:val="Ttulo1Char"/>
-    <w:uiPriority w:val="9"/>
-    <w:qFormat/>
-    <w:rsid w:val="000D6B4F"/>
-    <w:pPr>
-      <w:keepNext/>
-      <w:keepLines/>
-      <w:numPr>
-        <w:numId w:val="1"/>
-      </w:numPr>
-      <w:spacing w:after="300" w:line="240" w:lineRule="auto"/>
-      <w:ind w:left="360"/>
-      <w:jc w:val="left"/>
-      <w:outlineLvl w:val="0"/>
-    </w:pPr>
-    <w:rPr>
-      <w:rFonts w:eastAsiaTheme="majorEastAsia" w:cstheme="majorBidi"/>
-      <w:b/>
-      <w:szCs w:val="32"/>
-    </w:rPr>
-  </w:style>
-  <w:style w:type="paragraph" w:styleId="Ttulo2">
-    <w:name w:val="heading 2"/>
-    <w:basedOn w:val="Normal"/>
-    <w:next w:val="Normal"/>
-    <w:link w:val="Ttulo2Char"/>
-    <w:uiPriority w:val="9"/>
-    <w:unhideWhenUsed/>
-    <w:qFormat/>
-    <w:rsid w:val="000D6B4F"/>
-    <w:pPr>
-      <w:keepNext/>
-      <w:keepLines/>
-      <w:numPr>
-        <w:ilvl w:val="1"/>
-        <w:numId w:val="1"/>
-      </w:numPr>
-      <w:spacing w:before="300" w:after="300" w:line="240" w:lineRule="auto"/>
-      <w:ind w:left="390"/>
-      <w:jc w:val="left"/>
-      <w:outlineLvl w:val="1"/>
-    </w:pPr>
-    <w:rPr>
-      <w:rFonts w:eastAsiaTheme="majorEastAsia" w:cstheme="majorBidi"/>
-      <w:b/>
-      <w:szCs w:val="26"/>
-    </w:rPr>
-  </w:style>
-  <w:style w:type="paragraph" w:styleId="Ttulo3">
-    <w:name w:val="heading 3"/>
-    <w:basedOn w:val="Normal"/>
-    <w:next w:val="Normal"/>
-    <w:link w:val="Ttulo3Char"/>
-    <w:uiPriority w:val="9"/>
-    <w:unhideWhenUsed/>
-    <w:qFormat/>
-    <w:rsid w:val="000D6B4F"/>
-    <w:pPr>
-      <w:keepNext/>
-      <w:keepLines/>
-      <w:numPr>
-        <w:ilvl w:val="2"/>
-        <w:numId w:val="1"/>
-      </w:numPr>
-      <w:spacing w:before="300" w:after="300" w:line="240" w:lineRule="auto"/>
-      <w:ind w:left="720"/>
-      <w:jc w:val="left"/>
-      <w:outlineLvl w:val="2"/>
-    </w:pPr>
-    <w:rPr>
-      <w:rFonts w:eastAsiaTheme="majorEastAsia" w:cstheme="majorBidi"/>
-      <w:b/>
-      <w:szCs w:val="24"/>
-    </w:rPr>
-  </w:style>
-  <w:style w:type="paragraph" w:styleId="Ttulo4">
-    <w:name w:val="heading 4"/>
-    <w:basedOn w:val="Normal"/>
-    <w:next w:val="Normal"/>
-    <w:link w:val="Ttulo4Char"/>
-    <w:uiPriority w:val="9"/>
-    <w:unhideWhenUsed/>
-    <w:qFormat/>
-    <w:rsid w:val="000D6B4F"/>
-    <w:pPr>
-      <w:keepNext/>
-      <w:keepLines/>
-      <w:numPr>
-        <w:ilvl w:val="3"/>
-        <w:numId w:val="1"/>
-      </w:numPr>
-      <w:spacing w:before="300" w:after="300" w:line="240" w:lineRule="auto"/>
-      <w:ind w:left="720"/>
-      <w:jc w:val="left"/>
-      <w:outlineLvl w:val="3"/>
-    </w:pPr>
-    <w:rPr>
-      <w:rFonts w:eastAsiaTheme="majorEastAsia" w:cstheme="majorBidi"/>
-      <w:b/>
-      <w:iCs/>
-    </w:rPr>
-  </w:style>
-  <w:style w:type="paragraph" w:styleId="Ttulo5">
-    <w:name w:val="heading 5"/>
-    <w:basedOn w:val="Normal"/>
-    <w:next w:val="Normal"/>
-    <w:link w:val="Ttulo5Char"/>
-    <w:uiPriority w:val="9"/>
-    <w:unhideWhenUsed/>
-    <w:qFormat/>
-    <w:rsid w:val="00C64649"/>
-    <w:pPr>
-      <w:keepNext/>
-      <w:keepLines/>
-      <w:numPr>
-        <w:ilvl w:val="4"/>
-        <w:numId w:val="1"/>
-      </w:numPr>
-      <w:spacing w:before="300" w:after="300" w:line="240" w:lineRule="auto"/>
-      <w:ind w:left="0" w:firstLine="0"/>
-      <w:jc w:val="left"/>
-      <w:outlineLvl w:val="4"/>
-    </w:pPr>
-    <w:rPr>
-      <w:rFonts w:eastAsiaTheme="majorEastAsia" w:cstheme="majorBidi"/>
-      <w:b/>
-    </w:rPr>
-  </w:style>
-  <w:style w:type="character" w:default="1" w:styleId="Fontepargpadro">
-    <w:name w:val="Default Paragraph Font"/>
-    <w:uiPriority w:val="1"/>
-    <w:unhideWhenUsed/>
-  </w:style>
-  <w:style w:type="table" w:default="1" w:styleId="Tabelanormal">
-    <w:name w:val="Normal Table"/>
-    <w:uiPriority w:val="99"/>
-    <w:semiHidden/>
-    <w:unhideWhenUsed/>
-    <w:tblPr>
-      <w:tblInd w:w="0" w:type="dxa"/>
-      <w:tblCellMar>
-        <w:top w:w="0" w:type="dxa"/>
-        <w:left w:w="108" w:type="dxa"/>
-        <w:bottom w:w="0" w:type="dxa"/>
-        <w:right w:w="108" w:type="dxa"/>
-      </w:tblCellMar>
-    </w:tblPr>
-  </w:style>
-  <w:style w:type="numbering" w:default="1" w:styleId="Semlista">
-    <w:name w:val="No List"/>
-    <w:uiPriority w:val="99"/>
-    <w:semiHidden/>
-    <w:unhideWhenUsed/>
-  </w:style>
-  <w:style w:type="paragraph" w:styleId="Cabealho">
-    <w:name w:val="header"/>
-    <w:basedOn w:val="Normal"/>
-    <w:link w:val="CabealhoChar"/>
-    <w:uiPriority w:val="99"/>
-    <w:unhideWhenUsed/>
-    <w:rsid w:val="00822648"/>
-    <w:pPr>
-      <w:tabs>
-        <w:tab w:val="center" w:pos="4252"/>
-        <w:tab w:val="right" w:pos="8504"/>
-      </w:tabs>
-      <w:spacing w:after="0" w:line="240" w:lineRule="auto"/>
-    </w:pPr>
-  </w:style>
-  <w:style w:type="character" w:customStyle="1" w:styleId="CabealhoChar">
-    <w:name w:val="Cabeçalho Char"/>
-    <w:basedOn w:val="Fontepargpadro"/>
-    <w:link w:val="Cabealho"/>
-    <w:uiPriority w:val="99"/>
-    <w:rsid w:val="00822648"/>
-  </w:style>
-  <w:style w:type="paragraph" w:styleId="Rodap">
-    <w:name w:val="footer"/>
-    <w:basedOn w:val="Normal"/>
-    <w:link w:val="RodapChar"/>
-    <w:uiPriority w:val="99"/>
-    <w:unhideWhenUsed/>
-    <w:rsid w:val="00822648"/>
-    <w:pPr>
-      <w:tabs>
-        <w:tab w:val="center" w:pos="4252"/>
-        <w:tab w:val="right" w:pos="8504"/>
-      </w:tabs>
-      <w:spacing w:after="0" w:line="240" w:lineRule="auto"/>
-    </w:pPr>
-  </w:style>
-  <w:style w:type="character" w:customStyle="1" w:styleId="RodapChar">
-    <w:name w:val="Rodapé Char"/>
-    <w:basedOn w:val="Fontepargpadro"/>
-    <w:link w:val="Rodap"/>
-    <w:uiPriority w:val="99"/>
-    <w:rsid w:val="00822648"/>
-  </w:style>
-  <w:style w:type="paragraph" w:styleId="SemEspaamento">
-    <w:name w:val="No Spacing"/>
-    <w:aliases w:val="Pré-Textuais"/>
-    <w:uiPriority w:val="1"/>
-    <w:qFormat/>
-    <w:rsid w:val="00015E6F"/>
-    <w:pPr>
-      <w:spacing w:after="0" w:line="240" w:lineRule="auto"/>
-      <w:jc w:val="center"/>
-    </w:pPr>
-    <w:rPr>
-      <w:rFonts w:ascii="Arial" w:hAnsi="Arial"/>
-      <w:b/>
-      <w:sz w:val="28"/>
-    </w:rPr>
-  </w:style>
-  <w:style w:type="character" w:customStyle="1" w:styleId="Ttulo1Char">
-    <w:name w:val="Título 1 Char"/>
-    <w:basedOn w:val="Fontepargpadro"/>
-    <w:link w:val="Ttulo1"/>
-    <w:uiPriority w:val="9"/>
-    <w:rsid w:val="000D6B4F"/>
-    <w:rPr>
-      <w:rFonts w:ascii="Arial" w:eastAsiaTheme="majorEastAsia" w:hAnsi="Arial" w:cstheme="majorBidi"/>
-      <w:b/>
-      <w:sz w:val="24"/>
-      <w:szCs w:val="32"/>
-    </w:rPr>
-  </w:style>
-  <w:style w:type="character" w:customStyle="1" w:styleId="Ttulo2Char">
-    <w:name w:val="Título 2 Char"/>
-    <w:basedOn w:val="Fontepargpadro"/>
-    <w:link w:val="Ttulo2"/>
-    <w:uiPriority w:val="9"/>
-    <w:rsid w:val="000D6B4F"/>
-    <w:rPr>
-      <w:rFonts w:ascii="Arial" w:eastAsiaTheme="majorEastAsia" w:hAnsi="Arial" w:cstheme="majorBidi"/>
-      <w:b/>
-      <w:sz w:val="24"/>
-      <w:szCs w:val="26"/>
-    </w:rPr>
-  </w:style>
-  <w:style w:type="character" w:customStyle="1" w:styleId="Ttulo3Char">
-    <w:name w:val="Título 3 Char"/>
-    <w:basedOn w:val="Fontepargpadro"/>
-    <w:link w:val="Ttulo3"/>
-    <w:uiPriority w:val="9"/>
-    <w:rsid w:val="000D6B4F"/>
-    <w:rPr>
-      <w:rFonts w:ascii="Arial" w:eastAsiaTheme="majorEastAsia" w:hAnsi="Arial" w:cstheme="majorBidi"/>
-      <w:b/>
-      <w:sz w:val="24"/>
-      <w:szCs w:val="24"/>
-    </w:rPr>
-  </w:style>
-  <w:style w:type="character" w:customStyle="1" w:styleId="Ttulo4Char">
-    <w:name w:val="Título 4 Char"/>
-    <w:basedOn w:val="Fontepargpadro"/>
-    <w:link w:val="Ttulo4"/>
-    <w:uiPriority w:val="9"/>
-    <w:rsid w:val="000D6B4F"/>
-    <w:rPr>
-      <w:rFonts w:ascii="Arial" w:eastAsiaTheme="majorEastAsia" w:hAnsi="Arial" w:cstheme="majorBidi"/>
-      <w:b/>
-      <w:iCs/>
-      <w:sz w:val="24"/>
-    </w:rPr>
-  </w:style>
-  <w:style w:type="character" w:customStyle="1" w:styleId="Ttulo5Char">
-    <w:name w:val="Título 5 Char"/>
-    <w:basedOn w:val="Fontepargpadro"/>
-    <w:link w:val="Ttulo5"/>
-    <w:uiPriority w:val="9"/>
-    <w:rsid w:val="00C64649"/>
-    <w:rPr>
-      <w:rFonts w:ascii="Arial" w:eastAsiaTheme="majorEastAsia" w:hAnsi="Arial" w:cstheme="majorBidi"/>
-      <w:b/>
-      <w:sz w:val="24"/>
-    </w:rPr>
-  </w:style>
-  <w:style w:type="paragraph" w:styleId="CabealhodoSumrio">
-    <w:name w:val="TOC Heading"/>
-    <w:basedOn w:val="Ttulo1"/>
-    <w:next w:val="Normal"/>
-    <w:uiPriority w:val="39"/>
-    <w:unhideWhenUsed/>
-    <w:qFormat/>
-    <w:rsid w:val="007459DD"/>
-    <w:pPr>
-      <w:numPr>
-        <w:numId w:val="0"/>
-      </w:numPr>
-      <w:spacing w:before="240" w:after="0" w:line="259" w:lineRule="auto"/>
-      <w:outlineLvl w:val="9"/>
-    </w:pPr>
-    <w:rPr>
-      <w:rFonts w:asciiTheme="majorHAnsi" w:hAnsiTheme="majorHAnsi"/>
-      <w:b w:val="0"/>
-      <w:color w:val="2E74B5" w:themeColor="accent1" w:themeShade="BF"/>
-      <w:sz w:val="32"/>
-      <w:lang w:eastAsia="pt-BR"/>
-    </w:rPr>
-  </w:style>
-  <w:style w:type="paragraph" w:styleId="Sumrio1">
-    <w:name w:val="toc 1"/>
-    <w:basedOn w:val="Normal"/>
-    <w:next w:val="Normal"/>
-    <w:autoRedefine/>
-    <w:uiPriority w:val="39"/>
-    <w:unhideWhenUsed/>
-    <w:rsid w:val="007459DD"/>
-    <w:pPr>
-      <w:tabs>
-        <w:tab w:val="left" w:pos="1418"/>
-        <w:tab w:val="right" w:leader="dot" w:pos="9061"/>
-      </w:tabs>
-      <w:spacing w:after="100"/>
-      <w:ind w:firstLine="0"/>
-    </w:pPr>
-  </w:style>
-  <w:style w:type="paragraph" w:styleId="Sumrio2">
-    <w:name w:val="toc 2"/>
-    <w:basedOn w:val="Normal"/>
-    <w:next w:val="Normal"/>
-    <w:autoRedefine/>
-    <w:uiPriority w:val="39"/>
-    <w:unhideWhenUsed/>
-    <w:rsid w:val="007459DD"/>
-    <w:pPr>
-      <w:tabs>
-        <w:tab w:val="left" w:pos="1418"/>
-        <w:tab w:val="right" w:leader="dot" w:pos="9061"/>
-      </w:tabs>
-      <w:spacing w:after="100"/>
-      <w:ind w:left="240" w:hanging="240"/>
-    </w:pPr>
-  </w:style>
-  <w:style w:type="paragraph" w:styleId="Sumrio3">
-    <w:name w:val="toc 3"/>
-    <w:basedOn w:val="Normal"/>
-    <w:next w:val="Normal"/>
-    <w:autoRedefine/>
-    <w:uiPriority w:val="39"/>
-    <w:unhideWhenUsed/>
-    <w:rsid w:val="007459DD"/>
-    <w:pPr>
-      <w:tabs>
-        <w:tab w:val="left" w:pos="1418"/>
-        <w:tab w:val="right" w:leader="dot" w:pos="9061"/>
-      </w:tabs>
-      <w:spacing w:after="100"/>
-      <w:ind w:left="480" w:hanging="480"/>
-    </w:pPr>
-  </w:style>
-  <w:style w:type="character" w:styleId="Hyperlink">
-    <w:name w:val="Hyperlink"/>
-    <w:basedOn w:val="Fontepargpadro"/>
-    <w:uiPriority w:val="99"/>
-    <w:unhideWhenUsed/>
-    <w:rsid w:val="007459DD"/>
-    <w:rPr>
-      <w:color w:val="0563C1" w:themeColor="hyperlink"/>
-      <w:u w:val="single"/>
-    </w:rPr>
-  </w:style>
-  <w:style w:type="paragraph" w:styleId="Sumrio4">
-    <w:name w:val="toc 4"/>
-    <w:basedOn w:val="Normal"/>
-    <w:next w:val="Normal"/>
-    <w:autoRedefine/>
-    <w:uiPriority w:val="39"/>
-    <w:unhideWhenUsed/>
-    <w:rsid w:val="007459DD"/>
-    <w:pPr>
-      <w:tabs>
-        <w:tab w:val="left" w:pos="1418"/>
-        <w:tab w:val="right" w:leader="dot" w:pos="9061"/>
-      </w:tabs>
-      <w:spacing w:after="100"/>
-      <w:ind w:left="720" w:hanging="720"/>
-    </w:pPr>
-  </w:style>
-  <w:style w:type="paragraph" w:styleId="Sumrio5">
-    <w:name w:val="toc 5"/>
-    <w:basedOn w:val="Normal"/>
-    <w:next w:val="Normal"/>
-    <w:autoRedefine/>
-    <w:uiPriority w:val="39"/>
-    <w:unhideWhenUsed/>
-    <w:rsid w:val="001F1DC6"/>
-    <w:pPr>
-      <w:tabs>
-        <w:tab w:val="left" w:pos="1418"/>
-        <w:tab w:val="right" w:leader="dot" w:pos="9061"/>
-      </w:tabs>
-      <w:spacing w:after="100"/>
-      <w:ind w:firstLine="0"/>
-    </w:pPr>
-  </w:style>
-  <w:style w:type="character" w:styleId="Forte">
-    <w:name w:val="Strong"/>
-    <w:basedOn w:val="Fontepargpadro"/>
-    <w:uiPriority w:val="22"/>
-    <w:qFormat/>
-    <w:rsid w:val="00C91FA4"/>
-    <w:rPr>
-      <w:b/>
-      <w:bCs/>
-    </w:rPr>
-  </w:style>
-  <w:style w:type="character" w:styleId="nfase">
-    <w:name w:val="Emphasis"/>
-    <w:basedOn w:val="Fontepargpadro"/>
-    <w:uiPriority w:val="20"/>
-    <w:qFormat/>
-    <w:rsid w:val="00C91FA4"/>
-    <w:rPr>
-      <w:i/>
-      <w:iCs/>
-    </w:rPr>
-  </w:style>
-  <w:style w:type="paragraph" w:styleId="Citao">
-    <w:name w:val="Quote"/>
-    <w:basedOn w:val="Normal"/>
-    <w:next w:val="Normal"/>
-    <w:link w:val="CitaoChar"/>
-    <w:uiPriority w:val="29"/>
-    <w:qFormat/>
-    <w:rsid w:val="007320C2"/>
-    <w:pPr>
-      <w:spacing w:before="120" w:line="240" w:lineRule="auto"/>
-      <w:ind w:left="2268" w:firstLine="0"/>
-    </w:pPr>
-    <w:rPr>
-      <w:iCs/>
-      <w:color w:val="404040" w:themeColor="text1" w:themeTint="BF"/>
-      <w:sz w:val="20"/>
-    </w:rPr>
-  </w:style>
-  <w:style w:type="character" w:customStyle="1" w:styleId="CitaoChar">
-    <w:name w:val="Citação Char"/>
-    <w:basedOn w:val="Fontepargpadro"/>
-    <w:link w:val="Citao"/>
-    <w:uiPriority w:val="29"/>
-    <w:rsid w:val="007320C2"/>
-    <w:rPr>
-      <w:rFonts w:ascii="Arial" w:hAnsi="Arial"/>
-      <w:iCs/>
-      <w:color w:val="404040" w:themeColor="text1" w:themeTint="BF"/>
-      <w:sz w:val="20"/>
-    </w:rPr>
-  </w:style>
-  <w:style w:type="paragraph" w:customStyle="1" w:styleId="Fonteeimagem">
-    <w:name w:val="Fonte e imagem"/>
-    <w:basedOn w:val="Normal"/>
-    <w:link w:val="FonteeimagemChar"/>
-    <w:qFormat/>
-    <w:rsid w:val="00D05889"/>
-    <w:pPr>
-      <w:spacing w:before="120" w:line="240" w:lineRule="auto"/>
-      <w:ind w:firstLine="0"/>
-      <w:jc w:val="center"/>
-    </w:pPr>
-    <w:rPr>
-      <w:sz w:val="20"/>
-    </w:rPr>
-  </w:style>
-  <w:style w:type="table" w:styleId="Tabelacomgrade">
-    <w:name w:val="Table Grid"/>
-    <w:basedOn w:val="Tabelanormal"/>
-    <w:uiPriority w:val="39"/>
-    <w:rsid w:val="000019A0"/>
-    <w:pPr>
-      <w:spacing w:after="0" w:line="240" w:lineRule="auto"/>
-    </w:pPr>
-    <w:tblPr>
-      <w:tblInd w:w="0" w:type="dxa"/>
-      <w:tblBorders>
-        <w:top w:val="single" w:sz="4" w:space="0" w:color="auto"/>
-        <w:left w:val="single" w:sz="4" w:space="0" w:color="auto"/>
-        <w:bottom w:val="single" w:sz="4" w:space="0" w:color="auto"/>
-        <w:right w:val="single" w:sz="4" w:space="0" w:color="auto"/>
-        <w:insideH w:val="single" w:sz="4" w:space="0" w:color="auto"/>
-        <w:insideV w:val="single" w:sz="4" w:space="0" w:color="auto"/>
-      </w:tblBorders>
-      <w:tblCellMar>
-        <w:top w:w="0" w:type="dxa"/>
-        <w:left w:w="108" w:type="dxa"/>
-        <w:bottom w:w="0" w:type="dxa"/>
-        <w:right w:w="108" w:type="dxa"/>
-      </w:tblCellMar>
     </w:tblPr>
   </w:style>
   <w:style w:type="character" w:customStyle="1" w:styleId="FonteeimagemChar">
@@ -5176,7 +4371,7 @@
   <a:extraClrSchemeLst/>
   <a:extLst>
     <a:ext uri="{05A4C25C-085E-4340-85A3-A5531E510DB2}">
-      <thm15:themeFamily xmlns:thm15="http://schemas.microsoft.com/office/thememl/2012/main" xmlns="" name="Office Theme" id="{62F939B6-93AF-4DB8-9C6B-D6C7DFDC589F}" vid="{4A3C46E8-61CC-4603-A589-7422A47A8E4A}"/>
+      <thm15:themeFamily xmlns:thm15="http://schemas.microsoft.com/office/thememl/2012/main" name="Office Theme" id="{62F939B6-93AF-4DB8-9C6B-D6C7DFDC589F}" vid="{4A3C46E8-61CC-4603-A589-7422A47A8E4A}"/>
     </a:ext>
   </a:extLst>
 </a:theme>
@@ -5187,7 +4382,7 @@
 </file>
 
 <file path=customXml/itemProps1.xml><?xml version="1.0" encoding="utf-8"?>
-<ds:datastoreItem xmlns:ds="http://schemas.openxmlformats.org/officeDocument/2006/customXml" ds:itemID="{BC7AF414-98BF-435C-93FE-C611E8985798}">
+<ds:datastoreItem xmlns:ds="http://schemas.openxmlformats.org/officeDocument/2006/customXml" ds:itemID="{B90F1806-3455-4BEC-BCAA-81A1843A1319}">
   <ds:schemaRefs>
     <ds:schemaRef ds:uri="http://schemas.openxmlformats.org/officeDocument/2006/bibliography"/>
   </ds:schemaRefs>

--- a/ABNT TCC - ShowMe.docx
+++ b/ABNT TCC - ShowMe.docx
@@ -1,6 +1,6 @@
 
 <file path=word/document.xml><?xml version="1.0" encoding="utf-8"?>
-<w:document xmlns:wpc="http://schemas.microsoft.com/office/word/2010/wordprocessingCanvas" xmlns:cx="http://schemas.microsoft.com/office/drawing/2014/chartex" xmlns:cx1="http://schemas.microsoft.com/office/drawing/2015/9/8/chartex" xmlns:mc="http://schemas.openxmlformats.org/markup-compatibility/2006" xmlns:o="urn:schemas-microsoft-com:office:office" xmlns:r="http://schemas.openxmlformats.org/officeDocument/2006/relationships" xmlns:m="http://schemas.openxmlformats.org/officeDocument/2006/math" xmlns:v="urn:schemas-microsoft-com:vml" xmlns:wp14="http://schemas.microsoft.com/office/word/2010/wordprocessingDrawing" xmlns:wp="http://schemas.openxmlformats.org/drawingml/2006/wordprocessingDrawing" xmlns:w10="urn:schemas-microsoft-com:office:word" xmlns:w="http://schemas.openxmlformats.org/wordprocessingml/2006/main" xmlns:w14="http://schemas.microsoft.com/office/word/2010/wordml" xmlns:w15="http://schemas.microsoft.com/office/word/2012/wordml" xmlns:w16se="http://schemas.microsoft.com/office/word/2015/wordml/symex" xmlns:wpg="http://schemas.microsoft.com/office/word/2010/wordprocessingGroup" xmlns:wpi="http://schemas.microsoft.com/office/word/2010/wordprocessingInk" xmlns:wne="http://schemas.microsoft.com/office/word/2006/wordml" xmlns:wps="http://schemas.microsoft.com/office/word/2010/wordprocessingShape" mc:Ignorable="w14 w15 w16se wp14">
+<w:document xmlns:wpc="http://schemas.microsoft.com/office/word/2010/wordprocessingCanvas" xmlns:mc="http://schemas.openxmlformats.org/markup-compatibility/2006" xmlns:o="urn:schemas-microsoft-com:office:office" xmlns:r="http://schemas.openxmlformats.org/officeDocument/2006/relationships" xmlns:m="http://schemas.openxmlformats.org/officeDocument/2006/math" xmlns:v="urn:schemas-microsoft-com:vml" xmlns:wp14="http://schemas.microsoft.com/office/word/2010/wordprocessingDrawing" xmlns:wp="http://schemas.openxmlformats.org/drawingml/2006/wordprocessingDrawing" xmlns:w10="urn:schemas-microsoft-com:office:word" xmlns:w="http://schemas.openxmlformats.org/wordprocessingml/2006/main" xmlns:w14="http://schemas.microsoft.com/office/word/2010/wordml" xmlns:wpg="http://schemas.microsoft.com/office/word/2010/wordprocessingGroup" xmlns:wpi="http://schemas.microsoft.com/office/word/2010/wordprocessingInk" xmlns:wne="http://schemas.microsoft.com/office/word/2006/wordml" xmlns:wps="http://schemas.microsoft.com/office/word/2010/wordprocessingShape" mc:Ignorable="w14 wp14">
   <w:body>
     <w:p>
       <w:pPr>
@@ -15,7 +15,15 @@
         <w:pStyle w:val="SemEspaamento"/>
       </w:pPr>
       <w:r>
-        <w:t>ETEC PROFª MARIA CRISTINA MEDEIROS</w:t>
+        <w:t xml:space="preserve">ETEC </w:t>
+      </w:r>
+      <w:proofErr w:type="spellStart"/>
+      <w:r>
+        <w:t>PROFª</w:t>
+      </w:r>
+      <w:proofErr w:type="spellEnd"/>
+      <w:r>
+        <w:t xml:space="preserve"> MARIA CRISTINA MEDEIROS</w:t>
       </w:r>
     </w:p>
     <w:p>
@@ -48,15 +56,33 @@
         <w:pStyle w:val="SemEspaamento"/>
       </w:pPr>
       <w:r>
-        <w:t>Paola Onório Zaratinni</w:t>
-      </w:r>
+        <w:t xml:space="preserve">Paola </w:t>
+      </w:r>
+      <w:proofErr w:type="spellStart"/>
+      <w:r>
+        <w:t>Onório</w:t>
+      </w:r>
+      <w:proofErr w:type="spellEnd"/>
+      <w:r>
+        <w:t xml:space="preserve"> </w:t>
+      </w:r>
+      <w:proofErr w:type="spellStart"/>
+      <w:r>
+        <w:t>Zaratinni</w:t>
+      </w:r>
+      <w:proofErr w:type="spellEnd"/>
     </w:p>
     <w:p>
       <w:pPr>
         <w:pStyle w:val="SemEspaamento"/>
       </w:pPr>
-      <w:r>
-        <w:t>Rihanna Carolina Gonçalves Arantes</w:t>
+      <w:proofErr w:type="spellStart"/>
+      <w:r>
+        <w:t>Rihanna</w:t>
+      </w:r>
+      <w:proofErr w:type="spellEnd"/>
+      <w:r>
+        <w:t xml:space="preserve"> Carolina Gonçalves Arantes</w:t>
       </w:r>
     </w:p>
     <w:p>
@@ -78,9 +104,13 @@
         <w:pStyle w:val="SemEspaamento"/>
         <w:spacing w:before="2400"/>
       </w:pPr>
+      <w:proofErr w:type="spellStart"/>
+      <w:proofErr w:type="gramStart"/>
       <w:r>
         <w:t>ShowMe</w:t>
       </w:r>
+      <w:proofErr w:type="spellEnd"/>
+      <w:proofErr w:type="gramEnd"/>
       <w:r>
         <w:t xml:space="preserve"> – </w:t>
       </w:r>
@@ -136,15 +166,33 @@
         <w:pStyle w:val="SemEspaamento"/>
       </w:pPr>
       <w:r>
-        <w:t>Paola Onório Zaratinni</w:t>
-      </w:r>
+        <w:t xml:space="preserve">Paola </w:t>
+      </w:r>
+      <w:proofErr w:type="spellStart"/>
+      <w:r>
+        <w:t>Onório</w:t>
+      </w:r>
+      <w:proofErr w:type="spellEnd"/>
+      <w:r>
+        <w:t xml:space="preserve"> </w:t>
+      </w:r>
+      <w:proofErr w:type="spellStart"/>
+      <w:r>
+        <w:t>Zaratinni</w:t>
+      </w:r>
+      <w:proofErr w:type="spellEnd"/>
     </w:p>
     <w:p>
       <w:pPr>
         <w:pStyle w:val="SemEspaamento"/>
       </w:pPr>
-      <w:r>
-        <w:t>Rihanna Carolina Gonçalves Arantes</w:t>
+      <w:proofErr w:type="spellStart"/>
+      <w:r>
+        <w:t>Rihanna</w:t>
+      </w:r>
+      <w:proofErr w:type="spellEnd"/>
+      <w:r>
+        <w:t xml:space="preserve"> Carolina Gonçalves Arantes</w:t>
       </w:r>
     </w:p>
     <w:p>
@@ -163,8 +211,15 @@
         <w:pStyle w:val="SemEspaamento"/>
         <w:spacing w:before="5040"/>
       </w:pPr>
-      <w:r>
-        <w:t>ShowMe – Sistema para Democratização de Eventos Culturais</w:t>
+      <w:proofErr w:type="spellStart"/>
+      <w:proofErr w:type="gramStart"/>
+      <w:r>
+        <w:t>ShowMe</w:t>
+      </w:r>
+      <w:proofErr w:type="spellEnd"/>
+      <w:proofErr w:type="gramEnd"/>
+      <w:r>
+        <w:t xml:space="preserve"> – Sistema para Democratização de Eventos Culturais</w:t>
       </w:r>
     </w:p>
     <w:p>
@@ -182,36 +237,70 @@
           <w:b w:val="0"/>
           <w:sz w:val="22"/>
         </w:rPr>
-        <w:t>Trabalho de Conclusão de Curso apresentado ao Curso Técnico em Informática para Internet da ETEC Profª Maria Cristina Medeiros, orientado pela Prof</w:t>
-      </w:r>
+        <w:t xml:space="preserve">Trabalho de Conclusão de Curso apresentado ao Curso Técnico em Informática para Internet da ETEC </w:t>
+      </w:r>
+      <w:proofErr w:type="spellStart"/>
       <w:r>
         <w:rPr>
           <w:b w:val="0"/>
           <w:sz w:val="22"/>
         </w:rPr>
-        <w:t>ª</w:t>
-      </w:r>
+        <w:t>Profª</w:t>
+      </w:r>
+      <w:proofErr w:type="spellEnd"/>
       <w:r>
         <w:rPr>
           <w:b w:val="0"/>
           <w:sz w:val="22"/>
         </w:rPr>
-        <w:t xml:space="preserve"> Cíntia Maria de </w:t>
-      </w:r>
+        <w:t xml:space="preserve"> Maria Cristina Medeiros, orientado pela </w:t>
+      </w:r>
+      <w:proofErr w:type="spellStart"/>
       <w:r>
         <w:rPr>
           <w:b w:val="0"/>
           <w:sz w:val="22"/>
         </w:rPr>
-        <w:t>Araújo</w:t>
+        <w:t>Prof</w:t>
       </w:r>
       <w:r>
         <w:rPr>
           <w:b w:val="0"/>
           <w:sz w:val="22"/>
         </w:rPr>
-        <w:t xml:space="preserve"> Pinho, como requisito parcial para obtenção do Título de Técnico em Informática</w:t>
-      </w:r>
+        <w:t>ª</w:t>
+      </w:r>
+      <w:proofErr w:type="spellEnd"/>
+      <w:r>
+        <w:rPr>
+          <w:b w:val="0"/>
+          <w:sz w:val="22"/>
+        </w:rPr>
+        <w:t xml:space="preserve"> Cíntia Maria de </w:t>
+      </w:r>
+      <w:r>
+        <w:rPr>
+          <w:b w:val="0"/>
+          <w:sz w:val="22"/>
+        </w:rPr>
+        <w:t>Araújo</w:t>
+      </w:r>
+      <w:r>
+        <w:rPr>
+          <w:b w:val="0"/>
+          <w:sz w:val="22"/>
+        </w:rPr>
+        <w:t xml:space="preserve"> Pinho, como requisito parcial para obtenção do Título de Técnico em </w:t>
+      </w:r>
+      <w:proofErr w:type="gramStart"/>
+      <w:r>
+        <w:rPr>
+          <w:b w:val="0"/>
+          <w:sz w:val="22"/>
+        </w:rPr>
+        <w:t>Informática</w:t>
+      </w:r>
+      <w:proofErr w:type="gramEnd"/>
     </w:p>
     <w:p>
       <w:pPr>
@@ -305,6 +394,7 @@
         <w:spacing w:before="12720" w:after="0"/>
         <w:ind w:firstLine="4395"/>
       </w:pPr>
+      <w:proofErr w:type="gramStart"/>
       <w:r>
         <w:t>“Enquanto houver amanhã</w:t>
       </w:r>
@@ -318,7 +408,19 @@
         <w:ind w:firstLine="4395"/>
       </w:pPr>
       <w:r>
-        <w:t>O Sol vai nascer novamente” – Cleo Sol</w:t>
+        <w:t>O Sol vai nascer novamente”</w:t>
+      </w:r>
+      <w:proofErr w:type="gramEnd"/>
+      <w:r>
+        <w:t xml:space="preserve"> – </w:t>
+      </w:r>
+      <w:proofErr w:type="spellStart"/>
+      <w:r>
+        <w:t>Cleo</w:t>
+      </w:r>
+      <w:proofErr w:type="spellEnd"/>
+      <w:r>
+        <w:t xml:space="preserve"> Sol</w:t>
       </w:r>
     </w:p>
     <w:p>
@@ -1576,7 +1678,21 @@
         <w:rPr>
           <w:lang w:eastAsia="pt-BR"/>
         </w:rPr>
-        <w:t>De acordo com o sociólogo Pierre Bourdieu, o acesso à cultura está diretamente relacionado ao chamado “capital cultural”, conceito que representa o conjunto de conhecimentos, experiências e oportunidades culturais adquiridos pelos indivíduos ao longo da vida. Assim, pessoas que possuem menor acesso à informação, educação e atividades culturais tendem a enfrentar maiores dificuldades para participar de manifestações culturais e desenvolver repertório cultural.</w:t>
+        <w:t xml:space="preserve">De acordo com o sociólogo Pierre </w:t>
+      </w:r>
+      <w:proofErr w:type="spellStart"/>
+      <w:r>
+        <w:rPr>
+          <w:lang w:eastAsia="pt-BR"/>
+        </w:rPr>
+        <w:t>Bourdieu</w:t>
+      </w:r>
+      <w:proofErr w:type="spellEnd"/>
+      <w:r>
+        <w:rPr>
+          <w:lang w:eastAsia="pt-BR"/>
+        </w:rPr>
+        <w:t>, o acesso à cultura está diretamente relacionado ao chamado “capital cultural”, conceito que representa o conjunto de conhecimentos, experiências e oportunidades culturais adquiridos pelos indivíduos ao longo da vida. Assim, pessoas que possuem menor acesso à informação, educação e atividades culturais tendem a enfrentar maiores dificuldades para participar de manifestações culturais e desenvolver repertório cultural.</w:t>
       </w:r>
     </w:p>
     <w:p>
@@ -1622,7 +1738,15 @@
     </w:p>
     <w:p>
       <w:r>
-        <w:t>Embora o Brasil seja um dos maiores consumidores de eventos culturais, a maior parte desse público está concentrada na região Sudeste. Segundo pesquisas, algumas das principais causas para a falta de shows em áreas afastadas — como o Norte, onde 31,4% da população vive sem equipamentos culturais — são a falta de planejamento para a alta demanda e a infraestrutura insuficiente. Isso gera uma carência em parte da população que, para ter acesso a esses eventos, precisam se deslocar para fora de sua cidade</w:t>
+        <w:t xml:space="preserve">Embora o Brasil seja um dos maiores consumidores de eventos culturais, a maior parte desse público está concentrada na região Sudeste. Segundo pesquisas, algumas das principais causas para a falta de shows em áreas afastadas — como o Norte, onde 31,4% da população </w:t>
+      </w:r>
+      <w:proofErr w:type="gramStart"/>
+      <w:r>
+        <w:t>vive</w:t>
+      </w:r>
+      <w:proofErr w:type="gramEnd"/>
+      <w:r>
+        <w:t xml:space="preserve"> sem equipamentos culturais — são a falta de planejamento para a alta demanda e a infraestrutura insuficiente. Isso gera uma carência em parte da população que, para ter acesso a esses eventos, precisam se deslocar para fora de sua cidade</w:t>
       </w:r>
       <w:r>
         <w:rPr>
@@ -1643,7 +1767,15 @@
         </w:rPr>
       </w:pPr>
       <w:r>
-        <w:t>O caso se agrava conforme a proporção do show. Dados da CNN Brasil sobre o Lollapalooza mostram que metade do público veio de fora do estado de São Paulo, esse número representa 148.200 espectadores para um público cuja soma é de 285.000 pessoas (NICOLAU, 2026). Outro exemplo é o Rock in Rio, que teve uma participação de 730 mil pessoas, sendo 46% de fora do estado. (DANDARA, 2024).</w:t>
+        <w:t xml:space="preserve">O caso se agrava conforme a proporção do show. Dados da CNN Brasil sobre o </w:t>
+      </w:r>
+      <w:proofErr w:type="spellStart"/>
+      <w:r>
+        <w:t>Lollapalooza</w:t>
+      </w:r>
+      <w:proofErr w:type="spellEnd"/>
+      <w:r>
+        <w:t xml:space="preserve"> mostram que metade do público veio de fora do estado de São Paulo, esse número representa 148.200 espectadores para um público cuja soma é de 285.000 pessoas (NICOLAU, 2026). Outro exemplo é o Rock in Rio, que teve uma participação de 730 mil pessoas, sendo 46% de fora do estado. (DANDARA, 2024).</w:t>
       </w:r>
       <w:r>
         <w:rPr>
@@ -1661,7 +1793,15 @@
         </w:rPr>
       </w:pPr>
       <w:r>
-        <w:t xml:space="preserve">Dada a magnitude dessa situação, as dificuldades tendem aumentar quando o esforço no planejamento é insuficiente, o empenho de passar meses organizando hotéis próximos, horários de transporte entre </w:t>
+        <w:t xml:space="preserve">Dada </w:t>
+      </w:r>
+      <w:proofErr w:type="gramStart"/>
+      <w:r>
+        <w:t>a</w:t>
+      </w:r>
+      <w:proofErr w:type="gramEnd"/>
+      <w:r>
+        <w:t xml:space="preserve"> magnitude dessa situação, as dificuldades tendem aumentar quando o esforço no planejamento é insuficiente, o empenho de passar meses organizando hotéis próximos, horários de transporte entre </w:t>
       </w:r>
       <w:r>
         <w:t>outras coisas</w:t>
@@ -1693,8 +1833,13 @@
       </w:r>
     </w:p>
     <w:p>
-      <w:r>
-        <w:t>Outrossim, apesar desse alto consumo, o acesso a tais eventos ainda é limitado para parcelas significativas da população. A escassez de recursos que viabilizem o consumo de eventos culturais por pessoas de baixa renda ou que vivem distantes das grandes capitais fomenta um cenário elitizado, marcado pela desigualdade e pela exclusão cultural. (ANDRADE, 2024).</w:t>
+      <w:proofErr w:type="gramStart"/>
+      <w:r>
+        <w:t>Outrossim</w:t>
+      </w:r>
+      <w:proofErr w:type="gramEnd"/>
+      <w:r>
+        <w:t>, apesar desse alto consumo, o acesso a tais eventos ainda é limitado para parcelas significativas da população. A escassez de recursos que viabilizem o consumo de eventos culturais por pessoas de baixa renda ou que vivem distantes das grandes capitais fomenta um cenário elitizado, marcado pela desigualdade e pela exclusão cultural. (ANDRADE, 2024).</w:t>
       </w:r>
     </w:p>
     <w:p>
@@ -1704,7 +1849,15 @@
         </w:rPr>
       </w:pPr>
       <w:r>
-        <w:t>Portanto, tais questões apresentadas, somadas à falta de soluções existentes, são mais que suficientes para justificar o desenvolvimento desse projeto que, alinhado aos Objetivos de Desenvolvimento Sustentável 3 (Saúde e Bem-Estar), 4 (Educação de Qualidade) e 16 (Paz, Justiça e Instituições Eficazes), busca promover mais inclusão cultural no Brasil, difundir o lazer saudável e estimular o senso crítico e a empatia de ainda mais brasileiros.</w:t>
+        <w:t xml:space="preserve">Portanto, tais questões apresentadas, somadas à falta de soluções existentes, são mais que suficientes para justificar o desenvolvimento desse projeto que, alinhado aos Objetivos de Desenvolvimento Sustentável </w:t>
+      </w:r>
+      <w:proofErr w:type="gramStart"/>
+      <w:r>
+        <w:t>3</w:t>
+      </w:r>
+      <w:proofErr w:type="gramEnd"/>
+      <w:r>
+        <w:t xml:space="preserve"> (Saúde e Bem-Estar), 4 (Educação de Qualidade) e 16 (Paz, Justiça e Instituições Eficazes), busca promover mais inclusão cultural no Brasil, difundir o lazer saudável e estimular o senso crítico e a empatia de ainda mais brasileiros.</w:t>
       </w:r>
     </w:p>
     <w:p>
@@ -1735,13 +1888,29 @@
     </w:p>
     <w:p>
       <w:r>
-        <w:t>A fase de imersão no Design Thinking, também denominada inspiração, consiste no momento em que a equipe se aproxima profundamente do contexto do problema, considerando tanto a visão da organização quanto a do usuário final. Nesse estágio, são coletados insights a partir da observação e da empatia, ao se colocar no lugar do outro para compreender suas necessidades. Esse movimento favorece a identificação de oportunidades de inovação baseadas em experiências reais. Além disso, possibilita interpretar o negócio sob a perspectiva do consumidor. Dessa forma, a imersão contribui para a construção de propostas de valor mais adequadas (</w:t>
+        <w:t xml:space="preserve">A fase de imersão no Design </w:t>
+      </w:r>
+      <w:proofErr w:type="spellStart"/>
+      <w:r>
+        <w:t>Thinking</w:t>
+      </w:r>
+      <w:proofErr w:type="spellEnd"/>
+      <w:r>
+        <w:t>, também denominada inspiração, consiste no momento em que a equipe se aproxima profundamente do contexto do problema, considerando tanto a visão da organização quanto a do usuário final. Nesse estágio, são coletados insights a partir da observação e da empatia, ao se colocar no lugar do outro para compreender suas necessidades. Esse movimento favorece a identificação de oportunidades de inovação baseadas em experiências reais. Além disso, possibilita interpretar o negócio sob a perspectiva do consumidor. Dessa forma, a imersão contribui para a construção de propostas de valor mais adequadas (</w:t>
       </w:r>
       <w:r>
         <w:t>M</w:t>
       </w:r>
       <w:r>
-        <w:t>artins et al., 2016).</w:t>
+        <w:t xml:space="preserve">artins </w:t>
+      </w:r>
+      <w:proofErr w:type="gramStart"/>
+      <w:r>
+        <w:t>et</w:t>
+      </w:r>
+      <w:proofErr w:type="gramEnd"/>
+      <w:r>
+        <w:t xml:space="preserve"> al., 2016).</w:t>
       </w:r>
     </w:p>
     <w:p>
@@ -1763,27 +1932,14 @@
       <w:r>
         <w:t xml:space="preserve">Quadro </w:t>
       </w:r>
-      <w:r>
-        <w:fldChar w:fldCharType="begin"/>
-      </w:r>
-      <w:r>
-        <w:instrText xml:space="preserve"> SEQ Quadro \* ARABIC </w:instrText>
-      </w:r>
-      <w:r>
-        <w:fldChar w:fldCharType="separate"/>
-      </w:r>
-      <w:r>
-        <w:rPr>
-          <w:noProof/>
-        </w:rPr>
-        <w:t>1</w:t>
-      </w:r>
-      <w:r>
-        <w:rPr>
-          <w:noProof/>
-        </w:rPr>
-        <w:fldChar w:fldCharType="end"/>
-      </w:r>
+      <w:fldSimple w:instr=" SEQ Quadro \* ARABIC ">
+        <w:r>
+          <w:rPr>
+            <w:noProof/>
+          </w:rPr>
+          <w:t>1</w:t>
+        </w:r>
+      </w:fldSimple>
       <w:r>
         <w:t>: Caderno de Sensibilidade</w:t>
       </w:r>
@@ -1943,8 +2099,13 @@
               <w:ind w:firstLine="0"/>
             </w:pPr>
             <w:r>
-              <w:t>Até os moradores da região metropolitana de São Paulo, estado cuja capital abriga frequentemente grandes eventos, precisam se preocupar com mobilidade ou até hospedagem</w:t>
-            </w:r>
+              <w:t xml:space="preserve">Até os moradores da região metropolitana de São Paulo, estado cuja capital abriga frequentemente grandes eventos, precisam se preocupar com mobilidade ou até </w:t>
+            </w:r>
+            <w:proofErr w:type="gramStart"/>
+            <w:r>
+              <w:t>hospedagem</w:t>
+            </w:r>
+            <w:proofErr w:type="gramEnd"/>
           </w:p>
         </w:tc>
         <w:tc>
@@ -2211,8 +2372,13 @@
         <w:pStyle w:val="Fonteeimagem"/>
       </w:pPr>
       <w:r>
-        <w:t>Fonte: Os autores, 2026</w:t>
-      </w:r>
+        <w:t xml:space="preserve">Fonte: Os autores, </w:t>
+      </w:r>
+      <w:proofErr w:type="gramStart"/>
+      <w:r>
+        <w:t>2026</w:t>
+      </w:r>
+      <w:proofErr w:type="gramEnd"/>
     </w:p>
     <w:p>
       <w:pPr>
@@ -2245,16 +2411,16 @@
       <w:r>
         <w:t>Persona</w:t>
       </w:r>
+    </w:p>
+    <w:p>
+      <w:pPr>
+        <w:pStyle w:val="Ttulo2"/>
+      </w:pPr>
+      <w:r>
+        <w:t>Mapa da Empatia</w:t>
+      </w:r>
       <w:bookmarkStart w:id="7" w:name="_GoBack"/>
       <w:bookmarkEnd w:id="7"/>
-    </w:p>
-    <w:p>
-      <w:pPr>
-        <w:pStyle w:val="Ttulo2"/>
-      </w:pPr>
-      <w:r>
-        <w:t>Mapa da Empatia</w:t>
-      </w:r>
     </w:p>
     <w:p>
       <w:pPr>
@@ -2300,8 +2466,13 @@
         <w:t xml:space="preserve"> uma ferramenta </w:t>
       </w:r>
       <w:r>
-        <w:t>do Design Thinking</w:t>
-      </w:r>
+        <w:t xml:space="preserve">do Design </w:t>
+      </w:r>
+      <w:proofErr w:type="spellStart"/>
+      <w:r>
+        <w:t>Thinking</w:t>
+      </w:r>
+      <w:proofErr w:type="spellEnd"/>
       <w:r>
         <w:t xml:space="preserve"> que visa </w:t>
       </w:r>
@@ -2345,30 +2516,14 @@
       <w:r>
         <w:t xml:space="preserve">Figura </w:t>
       </w:r>
-      <w:r>
-        <w:fldChar w:fldCharType="begin"/>
-      </w:r>
-      <w:r>
-        <w:instrText xml:space="preserve"> SEQ Figura \* </w:instrText>
-      </w:r>
-      <w:r>
-        <w:instrText xml:space="preserve">ARABIC </w:instrText>
-      </w:r>
-      <w:r>
-        <w:fldChar w:fldCharType="separate"/>
-      </w:r>
-      <w:r>
-        <w:rPr>
-          <w:noProof/>
-        </w:rPr>
-        <w:t>1</w:t>
-      </w:r>
-      <w:r>
-        <w:rPr>
-          <w:noProof/>
-        </w:rPr>
-        <w:fldChar w:fldCharType="end"/>
-      </w:r>
+      <w:fldSimple w:instr=" SEQ Figura \* ARABIC ">
+        <w:r>
+          <w:rPr>
+            <w:noProof/>
+          </w:rPr>
+          <w:t>1</w:t>
+        </w:r>
+      </w:fldSimple>
       <w:r>
         <w:t xml:space="preserve">: </w:t>
       </w:r>
@@ -2402,7 +2557,7 @@
                     <pic:cNvPicPr/>
                   </pic:nvPicPr>
                   <pic:blipFill>
-                    <a:blip r:embed="rId8" cstate="print">
+                    <a:blip r:embed="rId9" cstate="print">
                       <a:extLst>
                         <a:ext uri="{28A0092B-C50C-407E-A947-70E740481C1C}">
                           <a14:useLocalDpi xmlns:a14="http://schemas.microsoft.com/office/drawing/2010/main" val="0"/>
@@ -2439,8 +2594,13 @@
         <w:pStyle w:val="Fonteeimagem"/>
       </w:pPr>
       <w:r>
-        <w:t>Fonte: Os autores, 2026</w:t>
-      </w:r>
+        <w:t xml:space="preserve">Fonte: Os autores, </w:t>
+      </w:r>
+      <w:proofErr w:type="gramStart"/>
+      <w:r>
+        <w:t>2026</w:t>
+      </w:r>
+      <w:proofErr w:type="gramEnd"/>
     </w:p>
     <w:p>
       <w:pPr>
@@ -2455,13 +2615,7 @@
         <w:t xml:space="preserve">O brainstorming </w:t>
       </w:r>
       <w:r>
-        <w:t>(</w:t>
-      </w:r>
-      <w:r>
-        <w:t>tempestade de ideias, em português</w:t>
-      </w:r>
-      <w:r>
-        <w:t xml:space="preserve">) </w:t>
+        <w:t xml:space="preserve">(tempestade de ideias, em português) </w:t>
       </w:r>
       <w:r>
         <w:t xml:space="preserve">é </w:t>
@@ -2492,10 +2646,15 @@
         <w:t xml:space="preserve"> </w:t>
       </w:r>
       <w:r>
-        <w:t>Porém, é preciso seguir algumas práticas que podem aguçar a criação de ideias pertinentes.</w:t>
-      </w:r>
-      <w:r>
-        <w:t xml:space="preserve"> (Salesforce Brasil, 2023).</w:t>
+        <w:t>Porém, é preciso seguir algumas práticas que podem aguçar a criação de ideias pertinentes. (</w:t>
+      </w:r>
+      <w:proofErr w:type="spellStart"/>
+      <w:r>
+        <w:t>Salesforce</w:t>
+      </w:r>
+      <w:proofErr w:type="spellEnd"/>
+      <w:r>
+        <w:t xml:space="preserve"> Brasil, 2023).</w:t>
       </w:r>
     </w:p>
     <w:p>
@@ -2503,10 +2662,55 @@
         <w:pStyle w:val="Ttulo2"/>
       </w:pPr>
       <w:r>
-        <w:t>Golden Circle</w:t>
-      </w:r>
+        <w:t xml:space="preserve">Golden </w:t>
+      </w:r>
+      <w:proofErr w:type="spellStart"/>
+      <w:r>
+        <w:t>Circle</w:t>
+      </w:r>
+      <w:proofErr w:type="spellEnd"/>
       <w:r>
         <w:t xml:space="preserve"> </w:t>
+      </w:r>
+    </w:p>
+    <w:p>
+      <w:pPr>
+        <w:spacing w:after="160" w:line="259" w:lineRule="auto"/>
+        <w:ind w:firstLine="0"/>
+        <w:jc w:val="left"/>
+        <w:rPr>
+          <w:rFonts w:eastAsiaTheme="majorEastAsia" w:cstheme="majorBidi"/>
+          <w:b/>
+          <w:szCs w:val="26"/>
+        </w:rPr>
+      </w:pPr>
+      <w:r>
+        <w:br w:type="page"/>
+      </w:r>
+    </w:p>
+    <w:p>
+      <w:pPr>
+        <w:pStyle w:val="Ttulo1"/>
+      </w:pPr>
+      <w:r>
+        <w:lastRenderedPageBreak/>
+        <w:t>PROTÓTIPO</w:t>
+      </w:r>
+    </w:p>
+    <w:p>
+      <w:pPr>
+        <w:pStyle w:val="Ttulo2"/>
+      </w:pPr>
+      <w:r>
+        <w:t>Diagrama de Caso de Uso</w:t>
+      </w:r>
+    </w:p>
+    <w:p>
+      <w:pPr>
+        <w:pStyle w:val="Ttulo2"/>
+      </w:pPr>
+      <w:r>
+        <w:t>Modelagem do Banco de Dados</w:t>
       </w:r>
       <w:r>
         <w:br w:type="page"/>
@@ -2563,103 +2767,135 @@
           <w:b/>
           <w:color w:val="000000"/>
         </w:rPr>
-        <w:t>O conceito “capital cultural” em Pierre Bourdieu e a herança etnográfica</w:t>
-      </w:r>
-      <w:r>
-        <w:rPr>
-          <w:color w:val="000000"/>
-        </w:rPr>
-        <w:t>.</w:t>
-      </w:r>
-      <w:r>
-        <w:rPr>
-          <w:color w:val="000000"/>
-        </w:rPr>
-        <w:t xml:space="preserve"> </w:t>
-      </w:r>
-      <w:r>
-        <w:rPr>
-          <w:color w:val="000000"/>
-        </w:rPr>
-        <w:t>Disponível em</w:t>
-      </w:r>
-      <w:r>
-        <w:rPr>
-          <w:color w:val="000000"/>
-        </w:rPr>
-        <w:t xml:space="preserve">: </w:t>
-      </w:r>
-      <w:r>
-        <w:rPr>
-          <w:color w:val="000000"/>
-        </w:rPr>
-        <w:t>https://periodicos.ufsc.br/index.php/perspectiva/article/view/1820. Acesso em: maio de 2026</w:t>
-      </w:r>
-    </w:p>
-    <w:p>
-      <w:pPr>
-        <w:ind w:firstLine="0"/>
-        <w:rPr>
-          <w:color w:val="000000"/>
-        </w:rPr>
-      </w:pPr>
-      <w:r>
-        <w:rPr>
-          <w:color w:val="000000"/>
-        </w:rPr>
-        <w:t xml:space="preserve">ANDRADE, Vinícius de. </w:t>
-      </w:r>
+        <w:t xml:space="preserve">O conceito “capital cultural” em Pierre </w:t>
+      </w:r>
+      <w:proofErr w:type="spellStart"/>
       <w:r>
         <w:rPr>
           <w:b/>
           <w:color w:val="000000"/>
         </w:rPr>
-        <w:t>A importância da universalização do acesso à cultura</w:t>
-      </w:r>
-      <w:r>
-        <w:rPr>
-          <w:color w:val="000000"/>
-        </w:rPr>
-        <w:t xml:space="preserve">. Disponível em: </w:t>
-      </w:r>
-      <w:r>
-        <w:rPr>
-          <w:color w:val="000000"/>
-        </w:rPr>
-        <w:t>https://www.dw.com/pt-br/a-import%C3%A2ncia-da-universaliza%C3%A7%C3%A3o-do-acesso-%C3%A0-cultura/a-68738665</w:t>
-      </w:r>
-      <w:r>
-        <w:rPr>
-          <w:color w:val="000000"/>
-        </w:rPr>
-        <w:t>. Acesso em: março de 2026.</w:t>
-      </w:r>
-    </w:p>
-    <w:p>
-      <w:pPr>
-        <w:ind w:firstLine="0"/>
-        <w:rPr>
-          <w:color w:val="000000"/>
-        </w:rPr>
-      </w:pPr>
-      <w:r>
-        <w:rPr>
-          <w:color w:val="000000"/>
-        </w:rPr>
-        <w:t xml:space="preserve">BIACHIN, Victor. </w:t>
-      </w:r>
+        <w:t>Bourdieu</w:t>
+      </w:r>
+      <w:proofErr w:type="spellEnd"/>
       <w:r>
         <w:rPr>
           <w:b/>
           <w:color w:val="000000"/>
         </w:rPr>
-        <w:t>Assistir a shows ao v</w:t>
+        <w:t xml:space="preserve"> e a herança etnográfica</w:t>
+      </w:r>
+      <w:r>
+        <w:rPr>
+          <w:color w:val="000000"/>
+        </w:rPr>
+        <w:t>.</w:t>
+      </w:r>
+      <w:r>
+        <w:rPr>
+          <w:color w:val="000000"/>
+        </w:rPr>
+        <w:t xml:space="preserve"> </w:t>
+      </w:r>
+      <w:r>
+        <w:rPr>
+          <w:color w:val="000000"/>
+        </w:rPr>
+        <w:t>Disponível em</w:t>
+      </w:r>
+      <w:r>
+        <w:rPr>
+          <w:color w:val="000000"/>
+        </w:rPr>
+        <w:t xml:space="preserve">: </w:t>
+      </w:r>
+      <w:proofErr w:type="gramStart"/>
+      <w:r>
+        <w:rPr>
+          <w:color w:val="000000"/>
+        </w:rPr>
+        <w:t>https</w:t>
+      </w:r>
+      <w:proofErr w:type="gramEnd"/>
+      <w:r>
+        <w:rPr>
+          <w:color w:val="000000"/>
+        </w:rPr>
+        <w:t>://periodicos.ufsc.br/index.php/perspectiva/article/view/1820. Acesso em: maio de 2026</w:t>
+      </w:r>
+    </w:p>
+    <w:p>
+      <w:pPr>
+        <w:ind w:firstLine="0"/>
+        <w:rPr>
+          <w:color w:val="000000"/>
+        </w:rPr>
+      </w:pPr>
+      <w:r>
+        <w:rPr>
+          <w:color w:val="000000"/>
+        </w:rPr>
+        <w:t xml:space="preserve">ANDRADE, Vinícius de. </w:t>
       </w:r>
       <w:r>
         <w:rPr>
           <w:b/>
           <w:color w:val="000000"/>
         </w:rPr>
+        <w:t>A importância da universalização do acesso à cultura</w:t>
+      </w:r>
+      <w:r>
+        <w:rPr>
+          <w:color w:val="000000"/>
+        </w:rPr>
+        <w:t xml:space="preserve">. Disponível em: </w:t>
+      </w:r>
+      <w:proofErr w:type="gramStart"/>
+      <w:r>
+        <w:rPr>
+          <w:color w:val="000000"/>
+        </w:rPr>
+        <w:t>https</w:t>
+      </w:r>
+      <w:proofErr w:type="gramEnd"/>
+      <w:r>
+        <w:rPr>
+          <w:color w:val="000000"/>
+        </w:rPr>
+        <w:t>://www.dw.com/pt-br/a-import%C3%A2ncia-da-universaliza%C3%A7%C3%A3o-do-acesso-%C3%A0-cultura/a-68738665</w:t>
+      </w:r>
+      <w:r>
+        <w:rPr>
+          <w:color w:val="000000"/>
+        </w:rPr>
+        <w:t>. Acesso em: março de 2026.</w:t>
+      </w:r>
+    </w:p>
+    <w:p>
+      <w:pPr>
+        <w:ind w:firstLine="0"/>
+        <w:rPr>
+          <w:color w:val="000000"/>
+        </w:rPr>
+      </w:pPr>
+      <w:r>
+        <w:rPr>
+          <w:color w:val="000000"/>
+        </w:rPr>
+        <w:t xml:space="preserve">BIACHIN, Victor. </w:t>
+      </w:r>
+      <w:r>
+        <w:rPr>
+          <w:b/>
+          <w:color w:val="000000"/>
+        </w:rPr>
+        <w:t>Assistir a shows ao v</w:t>
+      </w:r>
+      <w:r>
+        <w:rPr>
+          <w:b/>
+          <w:color w:val="000000"/>
+        </w:rPr>
         <w:t>ivo pode fazer bem para a saúde</w:t>
       </w:r>
       <w:r>
@@ -2674,16 +2910,24 @@
         </w:rPr>
         <w:t xml:space="preserve">em: </w:t>
       </w:r>
+      <w:proofErr w:type="gramStart"/>
       <w:r>
         <w:rPr>
           <w:color w:val="000000"/>
         </w:rPr>
-        <w:t>https://super.abril.com.br/mundo-estranho/assistir-a-shows-ao-vivo-pode-fazer-bem-para-a-saude/</w:t>
-      </w:r>
+        <w:t>https</w:t>
+      </w:r>
+      <w:proofErr w:type="gramEnd"/>
       <w:r>
         <w:rPr>
           <w:color w:val="000000"/>
         </w:rPr>
+        <w:t>://super.abril.com.br/mundo-estranho/assistir-a-shows-ao-vivo-pode-fazer-bem-para-a-saude/</w:t>
+      </w:r>
+      <w:r>
+        <w:rPr>
+          <w:color w:val="000000"/>
+        </w:rPr>
         <w:t>. Acesso em: março de 2026.</w:t>
       </w:r>
     </w:p>
@@ -2704,13 +2948,32 @@
         <w:rPr>
           <w:b/>
         </w:rPr>
-        <w:t>Rock in Rio injeta R$ 2,6 bilhões na economia e atrai 730 mil pessoas</w:t>
+        <w:t xml:space="preserve">Rock in Rio injeta R$ 2,6 bilhões na economia e </w:t>
+      </w:r>
+      <w:proofErr w:type="gramStart"/>
+      <w:r>
+        <w:rPr>
+          <w:b/>
+        </w:rPr>
+        <w:t>atrai</w:t>
+      </w:r>
+      <w:proofErr w:type="gramEnd"/>
+      <w:r>
+        <w:rPr>
+          <w:b/>
+        </w:rPr>
+        <w:t xml:space="preserve"> 730 mil pessoas</w:t>
       </w:r>
       <w:r>
         <w:t xml:space="preserve">. Disponível em: </w:t>
       </w:r>
-      <w:r>
-        <w:t>https://valor.globo.com/empresas/marketing/noticia/2024/09/23/rock-in-rio-injeta-r-26-bilhoes-na-economia-e-atrai-730-mil-pessoas.ghtml</w:t>
+      <w:proofErr w:type="gramStart"/>
+      <w:r>
+        <w:t>https</w:t>
+      </w:r>
+      <w:proofErr w:type="gramEnd"/>
+      <w:r>
+        <w:t>://valor.globo.com/empresas/marketing/noticia/2024/09/23/rock-in-rio-injeta-r-26-bilhoes-na-economia-e-atrai-730-mil-pessoas.ghtml</w:t>
       </w:r>
       <w:r>
         <w:t>. Acesso em: abril de 2026.</w:t>
@@ -2721,25 +2984,108 @@
         <w:ind w:firstLine="0"/>
       </w:pPr>
       <w:r>
-        <w:t xml:space="preserve">MARTINS, Amilton Rodrigo de Quadros et al. </w:t>
+        <w:t xml:space="preserve">MARTINS, Amilton Rodrigo de Quadros </w:t>
+      </w:r>
+      <w:proofErr w:type="gramStart"/>
+      <w:r>
+        <w:t>et</w:t>
+      </w:r>
+      <w:proofErr w:type="gramEnd"/>
+      <w:r>
+        <w:t xml:space="preserve"> al. </w:t>
       </w:r>
       <w:r>
         <w:rPr>
           <w:b/>
         </w:rPr>
-        <w:t>Uso de design thinking como experiência de prototipação de ideias no ensino superior</w:t>
-      </w:r>
-      <w:r>
-        <w:t xml:space="preserve">. Future Studies Research Journal: Trends and Strategies, São Paulo, v. 8, n. 2, p. 203-226, 2016. Disponível em: </w:t>
-      </w:r>
-      <w:r>
-        <w:t>https://future.emnuvens.com.br/FSRJ/article/view/227/342</w:t>
+        <w:t xml:space="preserve">Uso de design </w:t>
+      </w:r>
+      <w:proofErr w:type="spellStart"/>
+      <w:r>
+        <w:rPr>
+          <w:b/>
+        </w:rPr>
+        <w:t>thinking</w:t>
+      </w:r>
+      <w:proofErr w:type="spellEnd"/>
+      <w:r>
+        <w:rPr>
+          <w:b/>
+        </w:rPr>
+        <w:t xml:space="preserve"> como experiência de prototipação de ideias no ensino superior</w:t>
+      </w:r>
+      <w:r>
+        <w:t xml:space="preserve">. Future </w:t>
+      </w:r>
+      <w:proofErr w:type="spellStart"/>
+      <w:r>
+        <w:t>Studies</w:t>
+      </w:r>
+      <w:proofErr w:type="spellEnd"/>
+      <w:r>
+        <w:t xml:space="preserve"> </w:t>
+      </w:r>
+      <w:proofErr w:type="spellStart"/>
+      <w:r>
+        <w:t>Research</w:t>
+      </w:r>
+      <w:proofErr w:type="spellEnd"/>
+      <w:r>
+        <w:t xml:space="preserve"> </w:t>
+      </w:r>
+      <w:proofErr w:type="spellStart"/>
+      <w:r>
+        <w:t>Journal</w:t>
+      </w:r>
+      <w:proofErr w:type="spellEnd"/>
+      <w:r>
+        <w:t xml:space="preserve">: </w:t>
+      </w:r>
+      <w:proofErr w:type="spellStart"/>
+      <w:r>
+        <w:t>Trends</w:t>
+      </w:r>
+      <w:proofErr w:type="spellEnd"/>
+      <w:r>
+        <w:t xml:space="preserve"> </w:t>
+      </w:r>
+      <w:proofErr w:type="spellStart"/>
+      <w:r>
+        <w:t>and</w:t>
+      </w:r>
+      <w:proofErr w:type="spellEnd"/>
+      <w:r>
+        <w:t xml:space="preserve"> </w:t>
+      </w:r>
+      <w:proofErr w:type="spellStart"/>
+      <w:r>
+        <w:t>Strategies</w:t>
+      </w:r>
+      <w:proofErr w:type="spellEnd"/>
+      <w:r>
+        <w:t xml:space="preserve">, São Paulo, v. 8, n. 2, p. 203-226, 2016. Disponível em: </w:t>
+      </w:r>
+      <w:proofErr w:type="gramStart"/>
+      <w:r>
+        <w:t>https</w:t>
+      </w:r>
+      <w:proofErr w:type="gramEnd"/>
+      <w:r>
+        <w:t>://future.emnuvens.com.br/FSRJ/article/view/227/342</w:t>
       </w:r>
       <w:r>
         <w:t xml:space="preserve">. </w:t>
       </w:r>
       <w:r>
-        <w:t>Acesso em: 2 abr. 2026.</w:t>
+        <w:t xml:space="preserve">Acesso em: </w:t>
+      </w:r>
+      <w:proofErr w:type="gramStart"/>
+      <w:r>
+        <w:t>2</w:t>
+      </w:r>
+      <w:proofErr w:type="gramEnd"/>
+      <w:r>
+        <w:t xml:space="preserve"> abr. 2026.</w:t>
       </w:r>
     </w:p>
     <w:p>
@@ -2755,23 +3101,36 @@
       <w:r>
         <w:t xml:space="preserve">. </w:t>
       </w:r>
+      <w:proofErr w:type="spellStart"/>
       <w:r>
         <w:rPr>
           <w:b/>
         </w:rPr>
-        <w:t>Lollapalooza tem público de 285 mil</w:t>
-      </w:r>
+        <w:t>Lollapalooza</w:t>
+      </w:r>
+      <w:proofErr w:type="spellEnd"/>
       <w:r>
         <w:rPr>
           <w:b/>
         </w:rPr>
+        <w:t xml:space="preserve"> tem público de 285 mil</w:t>
+      </w:r>
+      <w:r>
+        <w:rPr>
+          <w:b/>
+        </w:rPr>
         <w:t xml:space="preserve"> pessoas em três dias de evento</w:t>
       </w:r>
       <w:r>
         <w:t xml:space="preserve">. Disponível em: </w:t>
       </w:r>
-      <w:r>
-        <w:t>https://www.cnnbrasil.com.br/entretenimento/lollapalooza-tem-publico-de-285-mil-pessoas-em-tres-dias-de-evento/</w:t>
+      <w:proofErr w:type="gramStart"/>
+      <w:r>
+        <w:t>https</w:t>
+      </w:r>
+      <w:proofErr w:type="gramEnd"/>
+      <w:r>
+        <w:t>://www.cnnbrasil.com.br/entretenimento/lollapalooza-tem-publico-de-285-mil-pessoas-em-tres-dias-de-evento/</w:t>
       </w:r>
       <w:r>
         <w:t>. Acesso em: abril de 2026.</w:t>
@@ -2798,8 +3157,13 @@
       <w:pPr>
         <w:ind w:firstLine="0"/>
       </w:pPr>
-      <w:r>
-        <w:t>https://www.unesco.org/es/culture-and-digital-technologies</w:t>
+      <w:proofErr w:type="gramStart"/>
+      <w:r>
+        <w:t>https</w:t>
+      </w:r>
+      <w:proofErr w:type="gramEnd"/>
+      <w:r>
+        <w:t>://www.unesco.org/es/culture-and-digital-technologies</w:t>
       </w:r>
       <w:r>
         <w:t>. Acesso em: maio de 2026.</w:t>
@@ -2809,20 +3173,44 @@
       <w:pPr>
         <w:ind w:firstLine="0"/>
       </w:pPr>
-      <w:r>
-        <w:t xml:space="preserve">Salesforce Brasil. </w:t>
+      <w:proofErr w:type="spellStart"/>
+      <w:r>
+        <w:t>Salesforce</w:t>
+      </w:r>
+      <w:proofErr w:type="spellEnd"/>
+      <w:r>
+        <w:t xml:space="preserve"> Brasil. </w:t>
       </w:r>
       <w:r>
         <w:rPr>
           <w:b/>
         </w:rPr>
-        <w:t>O que é Brainstorming?</w:t>
-      </w:r>
-      <w:r>
-        <w:t>. Disponível em: http://salesforce.com/br/blog/brainstorming/</w:t>
-      </w:r>
-      <w:r>
-        <w:t xml:space="preserve">. Acesso em: 9 abr. </w:t>
+        <w:t>O que é Brainstorming</w:t>
+      </w:r>
+      <w:proofErr w:type="gramStart"/>
+      <w:r>
+        <w:rPr>
+          <w:b/>
+        </w:rPr>
+        <w:t>?</w:t>
+      </w:r>
+      <w:r>
+        <w:t>.</w:t>
+      </w:r>
+      <w:proofErr w:type="gramEnd"/>
+      <w:r>
+        <w:t xml:space="preserve"> Disponível em: http://salesforce.com/br/blog/brainstorming/</w:t>
+      </w:r>
+      <w:r>
+        <w:t xml:space="preserve">. Acesso em: </w:t>
+      </w:r>
+      <w:proofErr w:type="gramStart"/>
+      <w:r>
+        <w:t>9</w:t>
+      </w:r>
+      <w:proofErr w:type="gramEnd"/>
+      <w:r>
+        <w:t xml:space="preserve"> abr. </w:t>
       </w:r>
       <w:r>
         <w:t>2026.</w:t>
@@ -2842,17 +3230,25 @@
         <w:t>Shows e festivais: 89% dos brasileiros participam de até sete eventos por ano, revela pesquisa Serasa</w:t>
       </w:r>
       <w:r>
-        <w:t xml:space="preserve">. Disponível em: </w:t>
+        <w:t xml:space="preserve">. Disponível </w:t>
+      </w:r>
+      <w:r>
+        <w:lastRenderedPageBreak/>
+        <w:t xml:space="preserve">em: </w:t>
       </w:r>
       <w:r>
         <w:rPr>
           <w:rFonts w:ascii="Tahoma" w:hAnsi="Tahoma" w:cs="Tahoma"/>
         </w:rPr>
-        <w:lastRenderedPageBreak/>
         <w:t>⁠</w:t>
       </w:r>
-      <w:r>
-        <w:t>https://www.serasa.com.br/imprensa/brasileiros-participam-de-ate-sete-eventos-por-ano/</w:t>
+      <w:proofErr w:type="gramStart"/>
+      <w:r>
+        <w:t>https</w:t>
+      </w:r>
+      <w:proofErr w:type="gramEnd"/>
+      <w:r>
+        <w:t>://www.serasa.com.br/imprensa/brasileiros-participam-de-ate-sete-eventos-por-ano/</w:t>
       </w:r>
       <w:r>
         <w:t>. Acesso em: abril de 2026.</w:t>
@@ -2863,21 +3259,43 @@
         <w:ind w:firstLine="0"/>
       </w:pPr>
       <w:r>
-        <w:t>VIANNA, Maurício; VIANNA, Ysmar; ADLER, Isabel; LUCENA, Brenda; RUSSO, Beatriz</w:t>
+        <w:t xml:space="preserve">VIANNA, Maurício; VIANNA, </w:t>
+      </w:r>
+      <w:proofErr w:type="spellStart"/>
+      <w:r>
+        <w:t>Ysmar</w:t>
+      </w:r>
+      <w:proofErr w:type="spellEnd"/>
+      <w:r>
+        <w:t>; ADLER, Isabel; LUCENA, Brenda; RUSSO, Beatriz</w:t>
       </w:r>
       <w:r>
         <w:rPr>
           <w:b/>
         </w:rPr>
-        <w:t>. Design thinking: inovação em negócios</w:t>
+        <w:t xml:space="preserve">. Design </w:t>
+      </w:r>
+      <w:proofErr w:type="spellStart"/>
+      <w:r>
+        <w:rPr>
+          <w:b/>
+        </w:rPr>
+        <w:t>thinking</w:t>
+      </w:r>
+      <w:proofErr w:type="spellEnd"/>
+      <w:r>
+        <w:rPr>
+          <w:b/>
+        </w:rPr>
+        <w:t>: inovação em negócios</w:t>
       </w:r>
       <w:r>
         <w:t>. Rio de Janeiro: MJV Press, 2012.</w:t>
       </w:r>
     </w:p>
     <w:sectPr>
-      <w:headerReference w:type="default" r:id="rId9"/>
-      <w:footerReference w:type="default" r:id="rId10"/>
+      <w:headerReference w:type="default" r:id="rId10"/>
+      <w:footerReference w:type="default" r:id="rId11"/>
       <w:pgSz w:w="11906" w:h="16838"/>
       <w:pgMar w:top="1701" w:right="1134" w:bottom="1134" w:left="1701" w:header="709" w:footer="709" w:gutter="0"/>
       <w:cols w:space="708"/>
@@ -2888,7 +3306,7 @@
 </file>
 
 <file path=word/endnotes.xml><?xml version="1.0" encoding="utf-8"?>
-<w:endnotes xmlns:wpc="http://schemas.microsoft.com/office/word/2010/wordprocessingCanvas" xmlns:cx="http://schemas.microsoft.com/office/drawing/2014/chartex" xmlns:cx1="http://schemas.microsoft.com/office/drawing/2015/9/8/chartex" xmlns:mc="http://schemas.openxmlformats.org/markup-compatibility/2006" xmlns:o="urn:schemas-microsoft-com:office:office" xmlns:r="http://schemas.openxmlformats.org/officeDocument/2006/relationships" xmlns:m="http://schemas.openxmlformats.org/officeDocument/2006/math" xmlns:v="urn:schemas-microsoft-com:vml" xmlns:wp14="http://schemas.microsoft.com/office/word/2010/wordprocessingDrawing" xmlns:wp="http://schemas.openxmlformats.org/drawingml/2006/wordprocessingDrawing" xmlns:w10="urn:schemas-microsoft-com:office:word" xmlns:w="http://schemas.openxmlformats.org/wordprocessingml/2006/main" xmlns:w14="http://schemas.microsoft.com/office/word/2010/wordml" xmlns:w15="http://schemas.microsoft.com/office/word/2012/wordml" xmlns:w16se="http://schemas.microsoft.com/office/word/2015/wordml/symex" xmlns:wpg="http://schemas.microsoft.com/office/word/2010/wordprocessingGroup" xmlns:wpi="http://schemas.microsoft.com/office/word/2010/wordprocessingInk" xmlns:wne="http://schemas.microsoft.com/office/word/2006/wordml" xmlns:wps="http://schemas.microsoft.com/office/word/2010/wordprocessingShape" mc:Ignorable="w14 w15 w16se wp14">
+<w:endnotes xmlns:wpc="http://schemas.microsoft.com/office/word/2010/wordprocessingCanvas" xmlns:mc="http://schemas.openxmlformats.org/markup-compatibility/2006" xmlns:o="urn:schemas-microsoft-com:office:office" xmlns:r="http://schemas.openxmlformats.org/officeDocument/2006/relationships" xmlns:m="http://schemas.openxmlformats.org/officeDocument/2006/math" xmlns:v="urn:schemas-microsoft-com:vml" xmlns:wp14="http://schemas.microsoft.com/office/word/2010/wordprocessingDrawing" xmlns:wp="http://schemas.openxmlformats.org/drawingml/2006/wordprocessingDrawing" xmlns:w10="urn:schemas-microsoft-com:office:word" xmlns:w="http://schemas.openxmlformats.org/wordprocessingml/2006/main" xmlns:w14="http://schemas.microsoft.com/office/word/2010/wordml" xmlns:wpg="http://schemas.microsoft.com/office/word/2010/wordprocessingGroup" xmlns:wpi="http://schemas.microsoft.com/office/word/2010/wordprocessingInk" xmlns:wne="http://schemas.microsoft.com/office/word/2006/wordml" xmlns:wps="http://schemas.microsoft.com/office/word/2010/wordprocessingShape" mc:Ignorable="w14 wp14">
   <w:endnote w:type="separator" w:id="-1">
     <w:p>
       <w:pPr>
@@ -2913,7 +3331,7 @@
 </file>
 
 <file path=word/footer1.xml><?xml version="1.0" encoding="utf-8"?>
-<w:ftr xmlns:wpc="http://schemas.microsoft.com/office/word/2010/wordprocessingCanvas" xmlns:cx="http://schemas.microsoft.com/office/drawing/2014/chartex" xmlns:cx1="http://schemas.microsoft.com/office/drawing/2015/9/8/chartex" xmlns:mc="http://schemas.openxmlformats.org/markup-compatibility/2006" xmlns:o="urn:schemas-microsoft-com:office:office" xmlns:r="http://schemas.openxmlformats.org/officeDocument/2006/relationships" xmlns:m="http://schemas.openxmlformats.org/officeDocument/2006/math" xmlns:v="urn:schemas-microsoft-com:vml" xmlns:wp14="http://schemas.microsoft.com/office/word/2010/wordprocessingDrawing" xmlns:wp="http://schemas.openxmlformats.org/drawingml/2006/wordprocessingDrawing" xmlns:w10="urn:schemas-microsoft-com:office:word" xmlns:w="http://schemas.openxmlformats.org/wordprocessingml/2006/main" xmlns:w14="http://schemas.microsoft.com/office/word/2010/wordml" xmlns:w15="http://schemas.microsoft.com/office/word/2012/wordml" xmlns:w16se="http://schemas.microsoft.com/office/word/2015/wordml/symex" xmlns:wpg="http://schemas.microsoft.com/office/word/2010/wordprocessingGroup" xmlns:wpi="http://schemas.microsoft.com/office/word/2010/wordprocessingInk" xmlns:wne="http://schemas.microsoft.com/office/word/2006/wordml" xmlns:wps="http://schemas.microsoft.com/office/word/2010/wordprocessingShape" mc:Ignorable="w14 w15 w16se wp14">
+<w:ftr xmlns:wpc="http://schemas.microsoft.com/office/word/2010/wordprocessingCanvas" xmlns:mc="http://schemas.openxmlformats.org/markup-compatibility/2006" xmlns:o="urn:schemas-microsoft-com:office:office" xmlns:r="http://schemas.openxmlformats.org/officeDocument/2006/relationships" xmlns:m="http://schemas.openxmlformats.org/officeDocument/2006/math" xmlns:v="urn:schemas-microsoft-com:vml" xmlns:wp14="http://schemas.microsoft.com/office/word/2010/wordprocessingDrawing" xmlns:wp="http://schemas.openxmlformats.org/drawingml/2006/wordprocessingDrawing" xmlns:w10="urn:schemas-microsoft-com:office:word" xmlns:w="http://schemas.openxmlformats.org/wordprocessingml/2006/main" xmlns:w14="http://schemas.microsoft.com/office/word/2010/wordml" xmlns:wpg="http://schemas.microsoft.com/office/word/2010/wordprocessingGroup" xmlns:wpi="http://schemas.microsoft.com/office/word/2010/wordprocessingInk" xmlns:wne="http://schemas.microsoft.com/office/word/2006/wordml" xmlns:wps="http://schemas.microsoft.com/office/word/2010/wordprocessingShape" mc:Ignorable="w14 wp14">
   <w:p>
     <w:pPr>
       <w:pStyle w:val="Rodap"/>
@@ -2923,7 +3341,7 @@
 </file>
 
 <file path=word/footnotes.xml><?xml version="1.0" encoding="utf-8"?>
-<w:footnotes xmlns:wpc="http://schemas.microsoft.com/office/word/2010/wordprocessingCanvas" xmlns:cx="http://schemas.microsoft.com/office/drawing/2014/chartex" xmlns:cx1="http://schemas.microsoft.com/office/drawing/2015/9/8/chartex" xmlns:mc="http://schemas.openxmlformats.org/markup-compatibility/2006" xmlns:o="urn:schemas-microsoft-com:office:office" xmlns:r="http://schemas.openxmlformats.org/officeDocument/2006/relationships" xmlns:m="http://schemas.openxmlformats.org/officeDocument/2006/math" xmlns:v="urn:schemas-microsoft-com:vml" xmlns:wp14="http://schemas.microsoft.com/office/word/2010/wordprocessingDrawing" xmlns:wp="http://schemas.openxmlformats.org/drawingml/2006/wordprocessingDrawing" xmlns:w10="urn:schemas-microsoft-com:office:word" xmlns:w="http://schemas.openxmlformats.org/wordprocessingml/2006/main" xmlns:w14="http://schemas.microsoft.com/office/word/2010/wordml" xmlns:w15="http://schemas.microsoft.com/office/word/2012/wordml" xmlns:w16se="http://schemas.microsoft.com/office/word/2015/wordml/symex" xmlns:wpg="http://schemas.microsoft.com/office/word/2010/wordprocessingGroup" xmlns:wpi="http://schemas.microsoft.com/office/word/2010/wordprocessingInk" xmlns:wne="http://schemas.microsoft.com/office/word/2006/wordml" xmlns:wps="http://schemas.microsoft.com/office/word/2010/wordprocessingShape" mc:Ignorable="w14 w15 w16se wp14">
+<w:footnotes xmlns:wpc="http://schemas.microsoft.com/office/word/2010/wordprocessingCanvas" xmlns:mc="http://schemas.openxmlformats.org/markup-compatibility/2006" xmlns:o="urn:schemas-microsoft-com:office:office" xmlns:r="http://schemas.openxmlformats.org/officeDocument/2006/relationships" xmlns:m="http://schemas.openxmlformats.org/officeDocument/2006/math" xmlns:v="urn:schemas-microsoft-com:vml" xmlns:wp14="http://schemas.microsoft.com/office/word/2010/wordprocessingDrawing" xmlns:wp="http://schemas.openxmlformats.org/drawingml/2006/wordprocessingDrawing" xmlns:w10="urn:schemas-microsoft-com:office:word" xmlns:w="http://schemas.openxmlformats.org/wordprocessingml/2006/main" xmlns:w14="http://schemas.microsoft.com/office/word/2010/wordml" xmlns:wpg="http://schemas.microsoft.com/office/word/2010/wordprocessingGroup" xmlns:wpi="http://schemas.microsoft.com/office/word/2010/wordprocessingInk" xmlns:wne="http://schemas.microsoft.com/office/word/2006/wordml" xmlns:wps="http://schemas.microsoft.com/office/word/2010/wordprocessingShape" mc:Ignorable="w14 wp14">
   <w:footnote w:type="separator" w:id="-1">
     <w:p>
       <w:pPr>
@@ -2948,7 +3366,7 @@
 </file>
 
 <file path=word/header1.xml><?xml version="1.0" encoding="utf-8"?>
-<w:hdr xmlns:wpc="http://schemas.microsoft.com/office/word/2010/wordprocessingCanvas" xmlns:cx="http://schemas.microsoft.com/office/drawing/2014/chartex" xmlns:cx1="http://schemas.microsoft.com/office/drawing/2015/9/8/chartex" xmlns:mc="http://schemas.openxmlformats.org/markup-compatibility/2006" xmlns:o="urn:schemas-microsoft-com:office:office" xmlns:r="http://schemas.openxmlformats.org/officeDocument/2006/relationships" xmlns:m="http://schemas.openxmlformats.org/officeDocument/2006/math" xmlns:v="urn:schemas-microsoft-com:vml" xmlns:wp14="http://schemas.microsoft.com/office/word/2010/wordprocessingDrawing" xmlns:wp="http://schemas.openxmlformats.org/drawingml/2006/wordprocessingDrawing" xmlns:w10="urn:schemas-microsoft-com:office:word" xmlns:w="http://schemas.openxmlformats.org/wordprocessingml/2006/main" xmlns:w14="http://schemas.microsoft.com/office/word/2010/wordml" xmlns:w15="http://schemas.microsoft.com/office/word/2012/wordml" xmlns:w16se="http://schemas.microsoft.com/office/word/2015/wordml/symex" xmlns:wpg="http://schemas.microsoft.com/office/word/2010/wordprocessingGroup" xmlns:wpi="http://schemas.microsoft.com/office/word/2010/wordprocessingInk" xmlns:wne="http://schemas.microsoft.com/office/word/2006/wordml" xmlns:wps="http://schemas.microsoft.com/office/word/2010/wordprocessingShape" mc:Ignorable="w14 w15 w16se wp14">
+<w:hdr xmlns:wpc="http://schemas.microsoft.com/office/word/2010/wordprocessingCanvas" xmlns:mc="http://schemas.openxmlformats.org/markup-compatibility/2006" xmlns:o="urn:schemas-microsoft-com:office:office" xmlns:r="http://schemas.openxmlformats.org/officeDocument/2006/relationships" xmlns:m="http://schemas.openxmlformats.org/officeDocument/2006/math" xmlns:v="urn:schemas-microsoft-com:vml" xmlns:wp14="http://schemas.microsoft.com/office/word/2010/wordprocessingDrawing" xmlns:wp="http://schemas.openxmlformats.org/drawingml/2006/wordprocessingDrawing" xmlns:w10="urn:schemas-microsoft-com:office:word" xmlns:w="http://schemas.openxmlformats.org/wordprocessingml/2006/main" xmlns:w14="http://schemas.microsoft.com/office/word/2010/wordml" xmlns:wpg="http://schemas.microsoft.com/office/word/2010/wordprocessingGroup" xmlns:wpi="http://schemas.microsoft.com/office/word/2010/wordprocessingInk" xmlns:wne="http://schemas.microsoft.com/office/word/2006/wordml" xmlns:wps="http://schemas.microsoft.com/office/word/2010/wordprocessingShape" mc:Ignorable="w14 wp14">
   <w:sdt>
     <w:sdtPr>
       <w:id w:val="-1761680015"/>
@@ -2977,7 +3395,7 @@
           <w:rPr>
             <w:noProof/>
           </w:rPr>
-          <w:t>15</w:t>
+          <w:t>13</w:t>
         </w:r>
         <w:r>
           <w:fldChar w:fldCharType="end"/>
@@ -2994,8 +3412,8 @@
 </file>
 
 <file path=word/numbering.xml><?xml version="1.0" encoding="utf-8"?>
-<w:numbering xmlns:wpc="http://schemas.microsoft.com/office/word/2010/wordprocessingCanvas" xmlns:cx="http://schemas.microsoft.com/office/drawing/2014/chartex" xmlns:cx1="http://schemas.microsoft.com/office/drawing/2015/9/8/chartex" xmlns:mc="http://schemas.openxmlformats.org/markup-compatibility/2006" xmlns:o="urn:schemas-microsoft-com:office:office" xmlns:r="http://schemas.openxmlformats.org/officeDocument/2006/relationships" xmlns:m="http://schemas.openxmlformats.org/officeDocument/2006/math" xmlns:v="urn:schemas-microsoft-com:vml" xmlns:wp14="http://schemas.microsoft.com/office/word/2010/wordprocessingDrawing" xmlns:wp="http://schemas.openxmlformats.org/drawingml/2006/wordprocessingDrawing" xmlns:w10="urn:schemas-microsoft-com:office:word" xmlns:w="http://schemas.openxmlformats.org/wordprocessingml/2006/main" xmlns:w14="http://schemas.microsoft.com/office/word/2010/wordml" xmlns:w15="http://schemas.microsoft.com/office/word/2012/wordml" xmlns:w16se="http://schemas.microsoft.com/office/word/2015/wordml/symex" xmlns:wpg="http://schemas.microsoft.com/office/word/2010/wordprocessingGroup" xmlns:wpi="http://schemas.microsoft.com/office/word/2010/wordprocessingInk" xmlns:wne="http://schemas.microsoft.com/office/word/2006/wordml" xmlns:wps="http://schemas.microsoft.com/office/word/2010/wordprocessingShape" mc:Ignorable="w14 w15 w16se wp14">
-  <w:abstractNum w:abstractNumId="0" w15:restartNumberingAfterBreak="0">
+<w:numbering xmlns:wpc="http://schemas.microsoft.com/office/word/2010/wordprocessingCanvas" xmlns:mc="http://schemas.openxmlformats.org/markup-compatibility/2006" xmlns:o="urn:schemas-microsoft-com:office:office" xmlns:r="http://schemas.openxmlformats.org/officeDocument/2006/relationships" xmlns:m="http://schemas.openxmlformats.org/officeDocument/2006/math" xmlns:v="urn:schemas-microsoft-com:vml" xmlns:wp14="http://schemas.microsoft.com/office/word/2010/wordprocessingDrawing" xmlns:wp="http://schemas.openxmlformats.org/drawingml/2006/wordprocessingDrawing" xmlns:w10="urn:schemas-microsoft-com:office:word" xmlns:w="http://schemas.openxmlformats.org/wordprocessingml/2006/main" xmlns:w14="http://schemas.microsoft.com/office/word/2010/wordml" xmlns:wpg="http://schemas.microsoft.com/office/word/2010/wordprocessingGroup" xmlns:wpi="http://schemas.microsoft.com/office/word/2010/wordprocessingInk" xmlns:wne="http://schemas.microsoft.com/office/word/2006/wordml" xmlns:wps="http://schemas.microsoft.com/office/word/2010/wordprocessingShape" mc:Ignorable="w14 wp14">
+  <w:abstractNum w:abstractNumId="0">
     <w:nsid w:val="7B7E5634"/>
     <w:multiLevelType w:val="multilevel"/>
     <w:tmpl w:val="2C7C1702"/>
@@ -3128,7 +3546,7 @@
 </file>
 
 <file path=word/styles.xml><?xml version="1.0" encoding="utf-8"?>
-<w:styles xmlns:mc="http://schemas.openxmlformats.org/markup-compatibility/2006" xmlns:r="http://schemas.openxmlformats.org/officeDocument/2006/relationships" xmlns:w="http://schemas.openxmlformats.org/wordprocessingml/2006/main" xmlns:w14="http://schemas.microsoft.com/office/word/2010/wordml" xmlns:w15="http://schemas.microsoft.com/office/word/2012/wordml" xmlns:w16se="http://schemas.microsoft.com/office/word/2015/wordml/symex" mc:Ignorable="w14 w15 w16se">
+<w:styles xmlns:mc="http://schemas.openxmlformats.org/markup-compatibility/2006" xmlns:r="http://schemas.openxmlformats.org/officeDocument/2006/relationships" xmlns:w="http://schemas.openxmlformats.org/wordprocessingml/2006/main" xmlns:w14="http://schemas.microsoft.com/office/word/2010/wordml" mc:Ignorable="w14">
   <w:docDefaults>
     <w:rPrDefault>
       <w:rPr>
@@ -3144,378 +3562,144 @@
       </w:pPr>
     </w:pPrDefault>
   </w:docDefaults>
-  <w:latentStyles w:defLockedState="0" w:defUIPriority="99" w:defSemiHidden="0" w:defUnhideWhenUsed="0" w:defQFormat="0" w:count="371">
-    <w:lsdException w:name="Normal" w:uiPriority="0" w:qFormat="1"/>
-    <w:lsdException w:name="heading 1" w:uiPriority="9" w:qFormat="1"/>
-    <w:lsdException w:name="heading 2" w:semiHidden="1" w:uiPriority="9" w:unhideWhenUsed="1" w:qFormat="1"/>
-    <w:lsdException w:name="heading 3" w:semiHidden="1" w:uiPriority="9" w:unhideWhenUsed="1" w:qFormat="1"/>
-    <w:lsdException w:name="heading 4" w:semiHidden="1" w:uiPriority="9" w:unhideWhenUsed="1" w:qFormat="1"/>
-    <w:lsdException w:name="heading 5" w:semiHidden="1" w:uiPriority="9" w:unhideWhenUsed="1" w:qFormat="1"/>
-    <w:lsdException w:name="heading 6" w:semiHidden="1" w:uiPriority="9" w:unhideWhenUsed="1" w:qFormat="1"/>
-    <w:lsdException w:name="heading 7" w:semiHidden="1" w:uiPriority="9" w:unhideWhenUsed="1" w:qFormat="1"/>
-    <w:lsdException w:name="heading 8" w:semiHidden="1" w:uiPriority="9" w:unhideWhenUsed="1" w:qFormat="1"/>
-    <w:lsdException w:name="heading 9" w:semiHidden="1" w:uiPriority="9" w:unhideWhenUsed="1" w:qFormat="1"/>
-    <w:lsdException w:name="index 1" w:semiHidden="1" w:unhideWhenUsed="1"/>
-    <w:lsdException w:name="index 2" w:semiHidden="1" w:unhideWhenUsed="1"/>
-    <w:lsdException w:name="index 3" w:semiHidden="1" w:unhideWhenUsed="1"/>
-    <w:lsdException w:name="index 4" w:semiHidden="1" w:unhideWhenUsed="1"/>
-    <w:lsdException w:name="index 5" w:semiHidden="1" w:unhideWhenUsed="1"/>
-    <w:lsdException w:name="index 6" w:semiHidden="1" w:unhideWhenUsed="1"/>
-    <w:lsdException w:name="index 7" w:semiHidden="1" w:unhideWhenUsed="1"/>
-    <w:lsdException w:name="index 8" w:semiHidden="1" w:unhideWhenUsed="1"/>
-    <w:lsdException w:name="index 9" w:semiHidden="1" w:unhideWhenUsed="1"/>
-    <w:lsdException w:name="toc 1" w:semiHidden="1" w:uiPriority="39" w:unhideWhenUsed="1"/>
-    <w:lsdException w:name="toc 2" w:semiHidden="1" w:uiPriority="39" w:unhideWhenUsed="1"/>
-    <w:lsdException w:name="toc 3" w:semiHidden="1" w:uiPriority="39" w:unhideWhenUsed="1"/>
-    <w:lsdException w:name="toc 4" w:semiHidden="1" w:uiPriority="39" w:unhideWhenUsed="1"/>
-    <w:lsdException w:name="toc 5" w:semiHidden="1" w:uiPriority="39" w:unhideWhenUsed="1"/>
-    <w:lsdException w:name="toc 6" w:semiHidden="1" w:uiPriority="39" w:unhideWhenUsed="1"/>
-    <w:lsdException w:name="toc 7" w:semiHidden="1" w:uiPriority="39" w:unhideWhenUsed="1"/>
-    <w:lsdException w:name="toc 8" w:semiHidden="1" w:uiPriority="39" w:unhideWhenUsed="1"/>
-    <w:lsdException w:name="toc 9" w:semiHidden="1" w:uiPriority="39" w:unhideWhenUsed="1"/>
-    <w:lsdException w:name="Normal Indent" w:semiHidden="1" w:unhideWhenUsed="1"/>
-    <w:lsdException w:name="footnote text" w:semiHidden="1" w:unhideWhenUsed="1"/>
-    <w:lsdException w:name="annotation text" w:semiHidden="1" w:unhideWhenUsed="1"/>
-    <w:lsdException w:name="header" w:semiHidden="1" w:unhideWhenUsed="1"/>
-    <w:lsdException w:name="footer" w:semiHidden="1" w:unhideWhenUsed="1"/>
-    <w:lsdException w:name="index heading" w:semiHidden="1" w:unhideWhenUsed="1"/>
-    <w:lsdException w:name="caption" w:semiHidden="1" w:uiPriority="35" w:unhideWhenUsed="1" w:qFormat="1"/>
-    <w:lsdException w:name="table of figures" w:semiHidden="1" w:unhideWhenUsed="1"/>
-    <w:lsdException w:name="envelope address" w:semiHidden="1" w:unhideWhenUsed="1"/>
-    <w:lsdException w:name="envelope return" w:semiHidden="1" w:unhideWhenUsed="1"/>
-    <w:lsdException w:name="footnote reference" w:semiHidden="1" w:unhideWhenUsed="1"/>
-    <w:lsdException w:name="annotation reference" w:semiHidden="1" w:unhideWhenUsed="1"/>
-    <w:lsdException w:name="line number" w:semiHidden="1" w:unhideWhenUsed="1"/>
-    <w:lsdException w:name="page number" w:semiHidden="1" w:unhideWhenUsed="1"/>
-    <w:lsdException w:name="endnote reference" w:semiHidden="1" w:unhideWhenUsed="1"/>
-    <w:lsdException w:name="endnote text" w:semiHidden="1" w:unhideWhenUsed="1"/>
-    <w:lsdException w:name="table of authorities" w:semiHidden="1" w:unhideWhenUsed="1"/>
-    <w:lsdException w:name="macro" w:semiHidden="1" w:unhideWhenUsed="1"/>
-    <w:lsdException w:name="toa heading" w:semiHidden="1" w:unhideWhenUsed="1"/>
-    <w:lsdException w:name="List" w:semiHidden="1" w:unhideWhenUsed="1"/>
-    <w:lsdException w:name="List Bullet" w:semiHidden="1" w:unhideWhenUsed="1"/>
-    <w:lsdException w:name="List Number" w:semiHidden="1" w:unhideWhenUsed="1"/>
-    <w:lsdException w:name="List 2" w:semiHidden="1" w:unhideWhenUsed="1"/>
-    <w:lsdException w:name="List 3" w:semiHidden="1" w:unhideWhenUsed="1"/>
-    <w:lsdException w:name="List 4" w:semiHidden="1" w:unhideWhenUsed="1"/>
-    <w:lsdException w:name="List 5" w:semiHidden="1" w:unhideWhenUsed="1"/>
-    <w:lsdException w:name="List Bullet 2" w:semiHidden="1" w:unhideWhenUsed="1"/>
-    <w:lsdException w:name="List Bullet 3" w:semiHidden="1" w:unhideWhenUsed="1"/>
-    <w:lsdException w:name="List Bullet 4" w:semiHidden="1" w:unhideWhenUsed="1"/>
-    <w:lsdException w:name="List Bullet 5" w:semiHidden="1" w:unhideWhenUsed="1"/>
-    <w:lsdException w:name="List Number 2" w:semiHidden="1" w:unhideWhenUsed="1"/>
-    <w:lsdException w:name="List Number 3" w:semiHidden="1" w:unhideWhenUsed="1"/>
-    <w:lsdException w:name="List Number 4" w:semiHidden="1" w:unhideWhenUsed="1"/>
-    <w:lsdException w:name="List Number 5" w:semiHidden="1" w:unhideWhenUsed="1"/>
-    <w:lsdException w:name="Title" w:uiPriority="10" w:qFormat="1"/>
-    <w:lsdException w:name="Closing" w:semiHidden="1" w:unhideWhenUsed="1"/>
-    <w:lsdException w:name="Signature" w:semiHidden="1" w:unhideWhenUsed="1"/>
-    <w:lsdException w:name="Default Paragraph Font" w:semiHidden="1" w:uiPriority="1" w:unhideWhenUsed="1"/>
-    <w:lsdException w:name="Body Text" w:semiHidden="1" w:unhideWhenUsed="1"/>
-    <w:lsdException w:name="Body Text Indent" w:semiHidden="1" w:unhideWhenUsed="1"/>
-    <w:lsdException w:name="List Continue" w:semiHidden="1" w:unhideWhenUsed="1"/>
-    <w:lsdException w:name="List Continue 2" w:semiHidden="1" w:unhideWhenUsed="1"/>
-    <w:lsdException w:name="List Continue 3" w:semiHidden="1" w:unhideWhenUsed="1"/>
-    <w:lsdException w:name="List Continue 4" w:semiHidden="1" w:unhideWhenUsed="1"/>
-    <w:lsdException w:name="List Continue 5" w:semiHidden="1" w:unhideWhenUsed="1"/>
-    <w:lsdException w:name="Message Header" w:semiHidden="1" w:unhideWhenUsed="1"/>
-    <w:lsdException w:name="Subtitle" w:uiPriority="11" w:qFormat="1"/>
-    <w:lsdException w:name="Salutation" w:semiHidden="1" w:unhideWhenUsed="1"/>
-    <w:lsdException w:name="Date" w:semiHidden="1" w:unhideWhenUsed="1"/>
-    <w:lsdException w:name="Body Text First Indent" w:semiHidden="1" w:unhideWhenUsed="1"/>
-    <w:lsdException w:name="Body Text First Indent 2" w:semiHidden="1" w:unhideWhenUsed="1"/>
-    <w:lsdException w:name="Note Heading" w:semiHidden="1" w:unhideWhenUsed="1"/>
-    <w:lsdException w:name="Body Text 2" w:semiHidden="1" w:unhideWhenUsed="1"/>
-    <w:lsdException w:name="Body Text 3" w:semiHidden="1" w:unhideWhenUsed="1"/>
-    <w:lsdException w:name="Body Text Indent 2" w:semiHidden="1" w:unhideWhenUsed="1"/>
-    <w:lsdException w:name="Body Text Indent 3" w:semiHidden="1" w:unhideWhenUsed="1"/>
-    <w:lsdException w:name="Block Text" w:semiHidden="1" w:unhideWhenUsed="1"/>
-    <w:lsdException w:name="Hyperlink" w:semiHidden="1" w:unhideWhenUsed="1"/>
-    <w:lsdException w:name="FollowedHyperlink" w:semiHidden="1" w:unhideWhenUsed="1"/>
-    <w:lsdException w:name="Strong" w:uiPriority="22" w:qFormat="1"/>
-    <w:lsdException w:name="Emphasis" w:uiPriority="20" w:qFormat="1"/>
-    <w:lsdException w:name="Document Map" w:semiHidden="1" w:unhideWhenUsed="1"/>
-    <w:lsdException w:name="Plain Text" w:semiHidden="1" w:unhideWhenUsed="1"/>
-    <w:lsdException w:name="E-mail Signature" w:semiHidden="1" w:unhideWhenUsed="1"/>
-    <w:lsdException w:name="HTML Top of Form" w:semiHidden="1" w:unhideWhenUsed="1"/>
-    <w:lsdException w:name="HTML Bottom of Form" w:semiHidden="1" w:unhideWhenUsed="1"/>
-    <w:lsdException w:name="Normal (Web)" w:semiHidden="1" w:unhideWhenUsed="1"/>
-    <w:lsdException w:name="HTML Acronym" w:semiHidden="1" w:unhideWhenUsed="1"/>
-    <w:lsdException w:name="HTML Address" w:semiHidden="1" w:unhideWhenUsed="1"/>
-    <w:lsdException w:name="HTML Cite" w:semiHidden="1" w:unhideWhenUsed="1"/>
-    <w:lsdException w:name="HTML Code" w:semiHidden="1" w:unhideWhenUsed="1"/>
-    <w:lsdException w:name="HTML Definition" w:semiHidden="1" w:unhideWhenUsed="1"/>
-    <w:lsdException w:name="HTML Keyboard" w:semiHidden="1" w:unhideWhenUsed="1"/>
-    <w:lsdException w:name="HTML Preformatted" w:semiHidden="1" w:unhideWhenUsed="1"/>
-    <w:lsdException w:name="HTML Sample" w:semiHidden="1" w:unhideWhenUsed="1"/>
-    <w:lsdException w:name="HTML Typewriter" w:semiHidden="1" w:unhideWhenUsed="1"/>
-    <w:lsdException w:name="HTML Variable" w:semiHidden="1" w:unhideWhenUsed="1"/>
-    <w:lsdException w:name="Normal Table" w:semiHidden="1" w:unhideWhenUsed="1"/>
-    <w:lsdException w:name="annotation subject" w:semiHidden="1" w:unhideWhenUsed="1"/>
-    <w:lsdException w:name="No List" w:semiHidden="1" w:unhideWhenUsed="1"/>
-    <w:lsdException w:name="Outline List 1" w:semiHidden="1" w:unhideWhenUsed="1"/>
-    <w:lsdException w:name="Outline List 2" w:semiHidden="1" w:unhideWhenUsed="1"/>
-    <w:lsdException w:name="Outline List 3" w:semiHidden="1" w:unhideWhenUsed="1"/>
-    <w:lsdException w:name="Table Simple 1" w:semiHidden="1" w:unhideWhenUsed="1"/>
-    <w:lsdException w:name="Table Simple 2" w:semiHidden="1" w:unhideWhenUsed="1"/>
-    <w:lsdException w:name="Table Simple 3" w:semiHidden="1" w:unhideWhenUsed="1"/>
-    <w:lsdException w:name="Table Classic 1" w:semiHidden="1" w:unhideWhenUsed="1"/>
-    <w:lsdException w:name="Table Classic 2" w:semiHidden="1" w:unhideWhenUsed="1"/>
-    <w:lsdException w:name="Table Classic 3" w:semiHidden="1" w:unhideWhenUsed="1"/>
-    <w:lsdException w:name="Table Classic 4" w:semiHidden="1" w:unhideWhenUsed="1"/>
-    <w:lsdException w:name="Table Colorful 1" w:semiHidden="1" w:unhideWhenUsed="1"/>
-    <w:lsdException w:name="Table Colorful 2" w:semiHidden="1" w:unhideWhenUsed="1"/>
-    <w:lsdException w:name="Table Colorful 3" w:semiHidden="1" w:unhideWhenUsed="1"/>
-    <w:lsdException w:name="Table Columns 1" w:semiHidden="1" w:unhideWhenUsed="1"/>
-    <w:lsdException w:name="Table Columns 2" w:semiHidden="1" w:unhideWhenUsed="1"/>
-    <w:lsdException w:name="Table Columns 3" w:semiHidden="1" w:unhideWhenUsed="1"/>
-    <w:lsdException w:name="Table Columns 4" w:semiHidden="1" w:unhideWhenUsed="1"/>
-    <w:lsdException w:name="Table Columns 5" w:semiHidden="1" w:unhideWhenUsed="1"/>
-    <w:lsdException w:name="Table Grid 1" w:semiHidden="1" w:unhideWhenUsed="1"/>
-    <w:lsdException w:name="Table Grid 2" w:semiHidden="1" w:unhideWhenUsed="1"/>
-    <w:lsdException w:name="Table Grid 3" w:semiHidden="1" w:unhideWhenUsed="1"/>
-    <w:lsdException w:name="Table Grid 4" w:semiHidden="1" w:unhideWhenUsed="1"/>
-    <w:lsdException w:name="Table Grid 5" w:semiHidden="1" w:unhideWhenUsed="1"/>
-    <w:lsdException w:name="Table Grid 6" w:semiHidden="1" w:unhideWhenUsed="1"/>
-    <w:lsdException w:name="Table Grid 7" w:semiHidden="1" w:unhideWhenUsed="1"/>
-    <w:lsdException w:name="Table Grid 8" w:semiHidden="1" w:unhideWhenUsed="1"/>
-    <w:lsdException w:name="Table List 1" w:semiHidden="1" w:unhideWhenUsed="1"/>
-    <w:lsdException w:name="Table List 2" w:semiHidden="1" w:unhideWhenUsed="1"/>
-    <w:lsdException w:name="Table List 3" w:semiHidden="1" w:unhideWhenUsed="1"/>
-    <w:lsdException w:name="Table List 4" w:semiHidden="1" w:unhideWhenUsed="1"/>
-    <w:lsdException w:name="Table List 5" w:semiHidden="1" w:unhideWhenUsed="1"/>
-    <w:lsdException w:name="Table List 6" w:semiHidden="1" w:unhideWhenUsed="1"/>
-    <w:lsdException w:name="Table List 7" w:semiHidden="1" w:unhideWhenUsed="1"/>
-    <w:lsdException w:name="Table List 8" w:semiHidden="1" w:unhideWhenUsed="1"/>
-    <w:lsdException w:name="Table 3D effects 1" w:semiHidden="1" w:unhideWhenUsed="1"/>
-    <w:lsdException w:name="Table 3D effects 2" w:semiHidden="1" w:unhideWhenUsed="1"/>
-    <w:lsdException w:name="Table 3D effects 3" w:semiHidden="1" w:unhideWhenUsed="1"/>
-    <w:lsdException w:name="Table Contemporary" w:semiHidden="1" w:unhideWhenUsed="1"/>
-    <w:lsdException w:name="Table Elegant" w:semiHidden="1" w:unhideWhenUsed="1"/>
-    <w:lsdException w:name="Table Professional" w:semiHidden="1" w:unhideWhenUsed="1"/>
-    <w:lsdException w:name="Table Subtle 1" w:semiHidden="1" w:unhideWhenUsed="1"/>
-    <w:lsdException w:name="Table Subtle 2" w:semiHidden="1" w:unhideWhenUsed="1"/>
-    <w:lsdException w:name="Table Web 1" w:semiHidden="1" w:unhideWhenUsed="1"/>
-    <w:lsdException w:name="Table Web 2" w:semiHidden="1" w:unhideWhenUsed="1"/>
-    <w:lsdException w:name="Table Web 3" w:semiHidden="1" w:unhideWhenUsed="1"/>
-    <w:lsdException w:name="Balloon Text" w:semiHidden="1" w:unhideWhenUsed="1"/>
-    <w:lsdException w:name="Table Grid" w:uiPriority="39"/>
-    <w:lsdException w:name="Table Theme" w:semiHidden="1" w:unhideWhenUsed="1"/>
-    <w:lsdException w:name="Placeholder Text" w:semiHidden="1"/>
-    <w:lsdException w:name="No Spacing" w:uiPriority="1" w:qFormat="1"/>
-    <w:lsdException w:name="Light Shading" w:uiPriority="60"/>
-    <w:lsdException w:name="Light List" w:uiPriority="61"/>
-    <w:lsdException w:name="Light Grid" w:uiPriority="62"/>
-    <w:lsdException w:name="Medium Shading 1" w:uiPriority="63"/>
-    <w:lsdException w:name="Medium Shading 2" w:uiPriority="64"/>
-    <w:lsdException w:name="Medium List 1" w:uiPriority="65"/>
-    <w:lsdException w:name="Medium List 2" w:uiPriority="66"/>
-    <w:lsdException w:name="Medium Grid 1" w:uiPriority="67"/>
-    <w:lsdException w:name="Medium Grid 2" w:uiPriority="68"/>
-    <w:lsdException w:name="Medium Grid 3" w:uiPriority="69"/>
-    <w:lsdException w:name="Dark List" w:uiPriority="70"/>
-    <w:lsdException w:name="Colorful Shading" w:uiPriority="71"/>
-    <w:lsdException w:name="Colorful List" w:uiPriority="72"/>
-    <w:lsdException w:name="Colorful Grid" w:uiPriority="73"/>
-    <w:lsdException w:name="Light Shading Accent 1" w:uiPriority="60"/>
-    <w:lsdException w:name="Light List Accent 1" w:uiPriority="61"/>
-    <w:lsdException w:name="Light Grid Accent 1" w:uiPriority="62"/>
-    <w:lsdException w:name="Medium Shading 1 Accent 1" w:uiPriority="63"/>
-    <w:lsdException w:name="Medium Shading 2 Accent 1" w:uiPriority="64"/>
-    <w:lsdException w:name="Medium List 1 Accent 1" w:uiPriority="65"/>
-    <w:lsdException w:name="Revision" w:semiHidden="1"/>
-    <w:lsdException w:name="List Paragraph" w:uiPriority="34" w:qFormat="1"/>
-    <w:lsdException w:name="Quote" w:uiPriority="29" w:qFormat="1"/>
-    <w:lsdException w:name="Intense Quote" w:uiPriority="30" w:qFormat="1"/>
-    <w:lsdException w:name="Medium List 2 Accent 1" w:uiPriority="66"/>
-    <w:lsdException w:name="Medium Grid 1 Accent 1" w:uiPriority="67"/>
-    <w:lsdException w:name="Medium Grid 2 Accent 1" w:uiPriority="68"/>
-    <w:lsdException w:name="Medium Grid 3 Accent 1" w:uiPriority="69"/>
-    <w:lsdException w:name="Dark List Accent 1" w:uiPriority="70"/>
-    <w:lsdException w:name="Colorful Shading Accent 1" w:uiPriority="71"/>
-    <w:lsdException w:name="Colorful List Accent 1" w:uiPriority="72"/>
-    <w:lsdException w:name="Colorful Grid Accent 1" w:uiPriority="73"/>
-    <w:lsdException w:name="Light Shading Accent 2" w:uiPriority="60"/>
-    <w:lsdException w:name="Light List Accent 2" w:uiPriority="61"/>
-    <w:lsdException w:name="Light Grid Accent 2" w:uiPriority="62"/>
-    <w:lsdException w:name="Medium Shading 1 Accent 2" w:uiPriority="63"/>
-    <w:lsdException w:name="Medium Shading 2 Accent 2" w:uiPriority="64"/>
-    <w:lsdException w:name="Medium List 1 Accent 2" w:uiPriority="65"/>
-    <w:lsdException w:name="Medium List 2 Accent 2" w:uiPriority="66"/>
-    <w:lsdException w:name="Medium Grid 1 Accent 2" w:uiPriority="67"/>
-    <w:lsdException w:name="Medium Grid 2 Accent 2" w:uiPriority="68"/>
-    <w:lsdException w:name="Medium Grid 3 Accent 2" w:uiPriority="69"/>
-    <w:lsdException w:name="Dark List Accent 2" w:uiPriority="70"/>
-    <w:lsdException w:name="Colorful Shading Accent 2" w:uiPriority="71"/>
-    <w:lsdException w:name="Colorful List Accent 2" w:uiPriority="72"/>
-    <w:lsdException w:name="Colorful Grid Accent 2" w:uiPriority="73"/>
-    <w:lsdException w:name="Light Shading Accent 3" w:uiPriority="60"/>
-    <w:lsdException w:name="Light List Accent 3" w:uiPriority="61"/>
-    <w:lsdException w:name="Light Grid Accent 3" w:uiPriority="62"/>
-    <w:lsdException w:name="Medium Shading 1 Accent 3" w:uiPriority="63"/>
-    <w:lsdException w:name="Medium Shading 2 Accent 3" w:uiPriority="64"/>
-    <w:lsdException w:name="Medium List 1 Accent 3" w:uiPriority="65"/>
-    <w:lsdException w:name="Medium List 2 Accent 3" w:uiPriority="66"/>
-    <w:lsdException w:name="Medium Grid 1 Accent 3" w:uiPriority="67"/>
-    <w:lsdException w:name="Medium Grid 2 Accent 3" w:uiPriority="68"/>
-    <w:lsdException w:name="Medium Grid 3 Accent 3" w:uiPriority="69"/>
-    <w:lsdException w:name="Dark List Accent 3" w:uiPriority="70"/>
-    <w:lsdException w:name="Colorful Shading Accent 3" w:uiPriority="71"/>
-    <w:lsdException w:name="Colorful List Accent 3" w:uiPriority="72"/>
-    <w:lsdException w:name="Colorful Grid Accent 3" w:uiPriority="73"/>
-    <w:lsdException w:name="Light Shading Accent 4" w:uiPriority="60"/>
-    <w:lsdException w:name="Light List Accent 4" w:uiPriority="61"/>
-    <w:lsdException w:name="Light Grid Accent 4" w:uiPriority="62"/>
-    <w:lsdException w:name="Medium Shading 1 Accent 4" w:uiPriority="63"/>
-    <w:lsdException w:name="Medium Shading 2 Accent 4" w:uiPriority="64"/>
-    <w:lsdException w:name="Medium List 1 Accent 4" w:uiPriority="65"/>
-    <w:lsdException w:name="Medium List 2 Accent 4" w:uiPriority="66"/>
-    <w:lsdException w:name="Medium Grid 1 Accent 4" w:uiPriority="67"/>
-    <w:lsdException w:name="Medium Grid 2 Accent 4" w:uiPriority="68"/>
-    <w:lsdException w:name="Medium Grid 3 Accent 4" w:uiPriority="69"/>
-    <w:lsdException w:name="Dark List Accent 4" w:uiPriority="70"/>
-    <w:lsdException w:name="Colorful Shading Accent 4" w:uiPriority="71"/>
-    <w:lsdException w:name="Colorful List Accent 4" w:uiPriority="72"/>
-    <w:lsdException w:name="Colorful Grid Accent 4" w:uiPriority="73"/>
-    <w:lsdException w:name="Light Shading Accent 5" w:uiPriority="60"/>
-    <w:lsdException w:name="Light List Accent 5" w:uiPriority="61"/>
-    <w:lsdException w:name="Light Grid Accent 5" w:uiPriority="62"/>
-    <w:lsdException w:name="Medium Shading 1 Accent 5" w:uiPriority="63"/>
-    <w:lsdException w:name="Medium Shading 2 Accent 5" w:uiPriority="64"/>
-    <w:lsdException w:name="Medium List 1 Accent 5" w:uiPriority="65"/>
-    <w:lsdException w:name="Medium List 2 Accent 5" w:uiPriority="66"/>
-    <w:lsdException w:name="Medium Grid 1 Accent 5" w:uiPriority="67"/>
-    <w:lsdException w:name="Medium Grid 2 Accent 5" w:uiPriority="68"/>
-    <w:lsdException w:name="Medium Grid 3 Accent 5" w:uiPriority="69"/>
-    <w:lsdException w:name="Dark List Accent 5" w:uiPriority="70"/>
-    <w:lsdException w:name="Colorful Shading Accent 5" w:uiPriority="71"/>
-    <w:lsdException w:name="Colorful List Accent 5" w:uiPriority="72"/>
-    <w:lsdException w:name="Colorful Grid Accent 5" w:uiPriority="73"/>
-    <w:lsdException w:name="Light Shading Accent 6" w:uiPriority="60"/>
-    <w:lsdException w:name="Light List Accent 6" w:uiPriority="61"/>
-    <w:lsdException w:name="Light Grid Accent 6" w:uiPriority="62"/>
-    <w:lsdException w:name="Medium Shading 1 Accent 6" w:uiPriority="63"/>
-    <w:lsdException w:name="Medium Shading 2 Accent 6" w:uiPriority="64"/>
-    <w:lsdException w:name="Medium List 1 Accent 6" w:uiPriority="65"/>
-    <w:lsdException w:name="Medium List 2 Accent 6" w:uiPriority="66"/>
-    <w:lsdException w:name="Medium Grid 1 Accent 6" w:uiPriority="67"/>
-    <w:lsdException w:name="Medium Grid 2 Accent 6" w:uiPriority="68"/>
-    <w:lsdException w:name="Medium Grid 3 Accent 6" w:uiPriority="69"/>
-    <w:lsdException w:name="Dark List Accent 6" w:uiPriority="70"/>
-    <w:lsdException w:name="Colorful Shading Accent 6" w:uiPriority="71"/>
-    <w:lsdException w:name="Colorful List Accent 6" w:uiPriority="72"/>
-    <w:lsdException w:name="Colorful Grid Accent 6" w:uiPriority="73"/>
-    <w:lsdException w:name="Subtle Emphasis" w:uiPriority="19" w:qFormat="1"/>
-    <w:lsdException w:name="Intense Emphasis" w:uiPriority="21" w:qFormat="1"/>
-    <w:lsdException w:name="Subtle Reference" w:uiPriority="31" w:qFormat="1"/>
-    <w:lsdException w:name="Intense Reference" w:uiPriority="32" w:qFormat="1"/>
-    <w:lsdException w:name="Book Title" w:uiPriority="33" w:qFormat="1"/>
-    <w:lsdException w:name="Bibliography" w:semiHidden="1" w:uiPriority="37" w:unhideWhenUsed="1"/>
-    <w:lsdException w:name="TOC Heading" w:semiHidden="1" w:uiPriority="39" w:unhideWhenUsed="1" w:qFormat="1"/>
-    <w:lsdException w:name="Plain Table 1" w:uiPriority="41"/>
-    <w:lsdException w:name="Plain Table 2" w:uiPriority="42"/>
-    <w:lsdException w:name="Plain Table 3" w:uiPriority="43"/>
-    <w:lsdException w:name="Plain Table 4" w:uiPriority="44"/>
-    <w:lsdException w:name="Plain Table 5" w:uiPriority="45"/>
-    <w:lsdException w:name="Grid Table Light" w:uiPriority="40"/>
-    <w:lsdException w:name="Grid Table 1 Light" w:uiPriority="46"/>
-    <w:lsdException w:name="Grid Table 2" w:uiPriority="47"/>
-    <w:lsdException w:name="Grid Table 3" w:uiPriority="48"/>
-    <w:lsdException w:name="Grid Table 4" w:uiPriority="49"/>
-    <w:lsdException w:name="Grid Table 5 Dark" w:uiPriority="50"/>
-    <w:lsdException w:name="Grid Table 6 Colorful" w:uiPriority="51"/>
-    <w:lsdException w:name="Grid Table 7 Colorful" w:uiPriority="52"/>
-    <w:lsdException w:name="Grid Table 1 Light Accent 1" w:uiPriority="46"/>
-    <w:lsdException w:name="Grid Table 2 Accent 1" w:uiPriority="47"/>
-    <w:lsdException w:name="Grid Table 3 Accent 1" w:uiPriority="48"/>
-    <w:lsdException w:name="Grid Table 4 Accent 1" w:uiPriority="49"/>
-    <w:lsdException w:name="Grid Table 5 Dark Accent 1" w:uiPriority="50"/>
-    <w:lsdException w:name="Grid Table 6 Colorful Accent 1" w:uiPriority="51"/>
-    <w:lsdException w:name="Grid Table 7 Colorful Accent 1" w:uiPriority="52"/>
-    <w:lsdException w:name="Grid Table 1 Light Accent 2" w:uiPriority="46"/>
-    <w:lsdException w:name="Grid Table 2 Accent 2" w:uiPriority="47"/>
-    <w:lsdException w:name="Grid Table 3 Accent 2" w:uiPriority="48"/>
-    <w:lsdException w:name="Grid Table 4 Accent 2" w:uiPriority="49"/>
-    <w:lsdException w:name="Grid Table 5 Dark Accent 2" w:uiPriority="50"/>
-    <w:lsdException w:name="Grid Table 6 Colorful Accent 2" w:uiPriority="51"/>
-    <w:lsdException w:name="Grid Table 7 Colorful Accent 2" w:uiPriority="52"/>
-    <w:lsdException w:name="Grid Table 1 Light Accent 3" w:uiPriority="46"/>
-    <w:lsdException w:name="Grid Table 2 Accent 3" w:uiPriority="47"/>
-    <w:lsdException w:name="Grid Table 3 Accent 3" w:uiPriority="48"/>
-    <w:lsdException w:name="Grid Table 4 Accent 3" w:uiPriority="49"/>
-    <w:lsdException w:name="Grid Table 5 Dark Accent 3" w:uiPriority="50"/>
-    <w:lsdException w:name="Grid Table 6 Colorful Accent 3" w:uiPriority="51"/>
-    <w:lsdException w:name="Grid Table 7 Colorful Accent 3" w:uiPriority="52"/>
-    <w:lsdException w:name="Grid Table 1 Light Accent 4" w:uiPriority="46"/>
-    <w:lsdException w:name="Grid Table 2 Accent 4" w:uiPriority="47"/>
-    <w:lsdException w:name="Grid Table 3 Accent 4" w:uiPriority="48"/>
-    <w:lsdException w:name="Grid Table 4 Accent 4" w:uiPriority="49"/>
-    <w:lsdException w:name="Grid Table 5 Dark Accent 4" w:uiPriority="50"/>
-    <w:lsdException w:name="Grid Table 6 Colorful Accent 4" w:uiPriority="51"/>
-    <w:lsdException w:name="Grid Table 7 Colorful Accent 4" w:uiPriority="52"/>
-    <w:lsdException w:name="Grid Table 1 Light Accent 5" w:uiPriority="46"/>
-    <w:lsdException w:name="Grid Table 2 Accent 5" w:uiPriority="47"/>
-    <w:lsdException w:name="Grid Table 3 Accent 5" w:uiPriority="48"/>
-    <w:lsdException w:name="Grid Table 4 Accent 5" w:uiPriority="49"/>
-    <w:lsdException w:name="Grid Table 5 Dark Accent 5" w:uiPriority="50"/>
-    <w:lsdException w:name="Grid Table 6 Colorful Accent 5" w:uiPriority="51"/>
-    <w:lsdException w:name="Grid Table 7 Colorful Accent 5" w:uiPriority="52"/>
-    <w:lsdException w:name="Grid Table 1 Light Accent 6" w:uiPriority="46"/>
-    <w:lsdException w:name="Grid Table 2 Accent 6" w:uiPriority="47"/>
-    <w:lsdException w:name="Grid Table 3 Accent 6" w:uiPriority="48"/>
-    <w:lsdException w:name="Grid Table 4 Accent 6" w:uiPriority="49"/>
-    <w:lsdException w:name="Grid Table 5 Dark Accent 6" w:uiPriority="50"/>
-    <w:lsdException w:name="Grid Table 6 Colorful Accent 6" w:uiPriority="51"/>
-    <w:lsdException w:name="Grid Table 7 Colorful Accent 6" w:uiPriority="52"/>
-    <w:lsdException w:name="List Table 1 Light" w:uiPriority="46"/>
-    <w:lsdException w:name="List Table 2" w:uiPriority="47"/>
-    <w:lsdException w:name="List Table 3" w:uiPriority="48"/>
-    <w:lsdException w:name="List Table 4" w:uiPriority="49"/>
-    <w:lsdException w:name="List Table 5 Dark" w:uiPriority="50"/>
-    <w:lsdException w:name="List Table 6 Colorful" w:uiPriority="51"/>
-    <w:lsdException w:name="List Table 7 Colorful" w:uiPriority="52"/>
-    <w:lsdException w:name="List Table 1 Light Accent 1" w:uiPriority="46"/>
-    <w:lsdException w:name="List Table 2 Accent 1" w:uiPriority="47"/>
-    <w:lsdException w:name="List Table 3 Accent 1" w:uiPriority="48"/>
-    <w:lsdException w:name="List Table 4 Accent 1" w:uiPriority="49"/>
-    <w:lsdException w:name="List Table 5 Dark Accent 1" w:uiPriority="50"/>
-    <w:lsdException w:name="List Table 6 Colorful Accent 1" w:uiPriority="51"/>
-    <w:lsdException w:name="List Table 7 Colorful Accent 1" w:uiPriority="52"/>
-    <w:lsdException w:name="List Table 1 Light Accent 2" w:uiPriority="46"/>
-    <w:lsdException w:name="List Table 2 Accent 2" w:uiPriority="47"/>
-    <w:lsdException w:name="List Table 3 Accent 2" w:uiPriority="48"/>
-    <w:lsdException w:name="List Table 4 Accent 2" w:uiPriority="49"/>
-    <w:lsdException w:name="List Table 5 Dark Accent 2" w:uiPriority="50"/>
-    <w:lsdException w:name="List Table 6 Colorful Accent 2" w:uiPriority="51"/>
-    <w:lsdException w:name="List Table 7 Colorful Accent 2" w:uiPriority="52"/>
-    <w:lsdException w:name="List Table 1 Light Accent 3" w:uiPriority="46"/>
-    <w:lsdException w:name="List Table 2 Accent 3" w:uiPriority="47"/>
-    <w:lsdException w:name="List Table 3 Accent 3" w:uiPriority="48"/>
-    <w:lsdException w:name="List Table 4 Accent 3" w:uiPriority="49"/>
-    <w:lsdException w:name="List Table 5 Dark Accent 3" w:uiPriority="50"/>
-    <w:lsdException w:name="List Table 6 Colorful Accent 3" w:uiPriority="51"/>
-    <w:lsdException w:name="List Table 7 Colorful Accent 3" w:uiPriority="52"/>
-    <w:lsdException w:name="List Table 1 Light Accent 4" w:uiPriority="46"/>
-    <w:lsdException w:name="List Table 2 Accent 4" w:uiPriority="47"/>
-    <w:lsdException w:name="List Table 3 Accent 4" w:uiPriority="48"/>
-    <w:lsdException w:name="List Table 4 Accent 4" w:uiPriority="49"/>
-    <w:lsdException w:name="List Table 5 Dark Accent 4" w:uiPriority="50"/>
-    <w:lsdException w:name="List Table 6 Colorful Accent 4" w:uiPriority="51"/>
-    <w:lsdException w:name="List Table 7 Colorful Accent 4" w:uiPriority="52"/>
-    <w:lsdException w:name="List Table 1 Light Accent 5" w:uiPriority="46"/>
-    <w:lsdException w:name="List Table 2 Accent 5" w:uiPriority="47"/>
-    <w:lsdException w:name="List Table 3 Accent 5" w:uiPriority="48"/>
-    <w:lsdException w:name="List Table 4 Accent 5" w:uiPriority="49"/>
-    <w:lsdException w:name="List Table 5 Dark Accent 5" w:uiPriority="50"/>
-    <w:lsdException w:name="List Table 6 Colorful Accent 5" w:uiPriority="51"/>
-    <w:lsdException w:name="List Table 7 Colorful Accent 5" w:uiPriority="52"/>
-    <w:lsdException w:name="List Table 1 Light Accent 6" w:uiPriority="46"/>
-    <w:lsdException w:name="List Table 2 Accent 6" w:uiPriority="47"/>
-    <w:lsdException w:name="List Table 3 Accent 6" w:uiPriority="48"/>
-    <w:lsdException w:name="List Table 4 Accent 6" w:uiPriority="49"/>
-    <w:lsdException w:name="List Table 5 Dark Accent 6" w:uiPriority="50"/>
-    <w:lsdException w:name="List Table 6 Colorful Accent 6" w:uiPriority="51"/>
-    <w:lsdException w:name="List Table 7 Colorful Accent 6" w:uiPriority="52"/>
+  <w:latentStyles w:defLockedState="0" w:defUIPriority="99" w:defSemiHidden="1" w:defUnhideWhenUsed="1" w:defQFormat="0" w:count="267">
+    <w:lsdException w:name="Normal" w:semiHidden="0" w:uiPriority="0" w:unhideWhenUsed="0" w:qFormat="1"/>
+    <w:lsdException w:name="heading 1" w:semiHidden="0" w:uiPriority="9" w:unhideWhenUsed="0" w:qFormat="1"/>
+    <w:lsdException w:name="heading 2" w:uiPriority="9" w:qFormat="1"/>
+    <w:lsdException w:name="heading 3" w:uiPriority="9" w:qFormat="1"/>
+    <w:lsdException w:name="heading 4" w:uiPriority="9" w:qFormat="1"/>
+    <w:lsdException w:name="heading 5" w:uiPriority="9" w:qFormat="1"/>
+    <w:lsdException w:name="heading 6" w:uiPriority="9" w:qFormat="1"/>
+    <w:lsdException w:name="heading 7" w:uiPriority="9" w:qFormat="1"/>
+    <w:lsdException w:name="heading 8" w:uiPriority="9" w:qFormat="1"/>
+    <w:lsdException w:name="heading 9" w:uiPriority="9" w:qFormat="1"/>
+    <w:lsdException w:name="toc 1" w:uiPriority="39"/>
+    <w:lsdException w:name="toc 2" w:uiPriority="39"/>
+    <w:lsdException w:name="toc 3" w:uiPriority="39"/>
+    <w:lsdException w:name="toc 4" w:uiPriority="39"/>
+    <w:lsdException w:name="toc 5" w:uiPriority="39"/>
+    <w:lsdException w:name="toc 6" w:uiPriority="39"/>
+    <w:lsdException w:name="toc 7" w:uiPriority="39"/>
+    <w:lsdException w:name="toc 8" w:uiPriority="39"/>
+    <w:lsdException w:name="toc 9" w:uiPriority="39"/>
+    <w:lsdException w:name="caption" w:uiPriority="35" w:qFormat="1"/>
+    <w:lsdException w:name="Title" w:semiHidden="0" w:uiPriority="10" w:unhideWhenUsed="0" w:qFormat="1"/>
+    <w:lsdException w:name="Default Paragraph Font" w:uiPriority="1"/>
+    <w:lsdException w:name="Subtitle" w:semiHidden="0" w:uiPriority="11" w:unhideWhenUsed="0" w:qFormat="1"/>
+    <w:lsdException w:name="Strong" w:semiHidden="0" w:uiPriority="22" w:unhideWhenUsed="0" w:qFormat="1"/>
+    <w:lsdException w:name="Emphasis" w:semiHidden="0" w:uiPriority="20" w:unhideWhenUsed="0" w:qFormat="1"/>
+    <w:lsdException w:name="Table Grid" w:semiHidden="0" w:uiPriority="39" w:unhideWhenUsed="0"/>
+    <w:lsdException w:name="Placeholder Text" w:unhideWhenUsed="0"/>
+    <w:lsdException w:name="No Spacing" w:semiHidden="0" w:uiPriority="1" w:unhideWhenUsed="0" w:qFormat="1"/>
+    <w:lsdException w:name="Light Shading" w:semiHidden="0" w:uiPriority="60" w:unhideWhenUsed="0"/>
+    <w:lsdException w:name="Light List" w:semiHidden="0" w:uiPriority="61" w:unhideWhenUsed="0"/>
+    <w:lsdException w:name="Light Grid" w:semiHidden="0" w:uiPriority="62" w:unhideWhenUsed="0"/>
+    <w:lsdException w:name="Medium Shading 1" w:semiHidden="0" w:uiPriority="63" w:unhideWhenUsed="0"/>
+    <w:lsdException w:name="Medium Shading 2" w:semiHidden="0" w:uiPriority="64" w:unhideWhenUsed="0"/>
+    <w:lsdException w:name="Medium List 1" w:semiHidden="0" w:uiPriority="65" w:unhideWhenUsed="0"/>
+    <w:lsdException w:name="Medium List 2" w:semiHidden="0" w:uiPriority="66" w:unhideWhenUsed="0"/>
+    <w:lsdException w:name="Medium Grid 1" w:semiHidden="0" w:uiPriority="67" w:unhideWhenUsed="0"/>
+    <w:lsdException w:name="Medium Grid 2" w:semiHidden="0" w:uiPriority="68" w:unhideWhenUsed="0"/>
+    <w:lsdException w:name="Medium Grid 3" w:semiHidden="0" w:uiPriority="69" w:unhideWhenUsed="0"/>
+    <w:lsdException w:name="Dark List" w:semiHidden="0" w:uiPriority="70" w:unhideWhenUsed="0"/>
+    <w:lsdException w:name="Colorful Shading" w:semiHidden="0" w:uiPriority="71" w:unhideWhenUsed="0"/>
+    <w:lsdException w:name="Colorful List" w:semiHidden="0" w:uiPriority="72" w:unhideWhenUsed="0"/>
+    <w:lsdException w:name="Colorful Grid" w:semiHidden="0" w:uiPriority="73" w:unhideWhenUsed="0"/>
+    <w:lsdException w:name="Light Shading Accent 1" w:semiHidden="0" w:uiPriority="60" w:unhideWhenUsed="0"/>
+    <w:lsdException w:name="Light List Accent 1" w:semiHidden="0" w:uiPriority="61" w:unhideWhenUsed="0"/>
+    <w:lsdException w:name="Light Grid Accent 1" w:semiHidden="0" w:uiPriority="62" w:unhideWhenUsed="0"/>
+    <w:lsdException w:name="Medium Shading 1 Accent 1" w:semiHidden="0" w:uiPriority="63" w:unhideWhenUsed="0"/>
+    <w:lsdException w:name="Medium Shading 2 Accent 1" w:semiHidden="0" w:uiPriority="64" w:unhideWhenUsed="0"/>
+    <w:lsdException w:name="Medium List 1 Accent 1" w:semiHidden="0" w:uiPriority="65" w:unhideWhenUsed="0"/>
+    <w:lsdException w:name="Revision" w:unhideWhenUsed="0"/>
+    <w:lsdException w:name="List Paragraph" w:semiHidden="0" w:uiPriority="34" w:unhideWhenUsed="0" w:qFormat="1"/>
+    <w:lsdException w:name="Quote" w:semiHidden="0" w:uiPriority="29" w:unhideWhenUsed="0" w:qFormat="1"/>
+    <w:lsdException w:name="Intense Quote" w:semiHidden="0" w:uiPriority="30" w:unhideWhenUsed="0" w:qFormat="1"/>
+    <w:lsdException w:name="Medium List 2 Accent 1" w:semiHidden="0" w:uiPriority="66" w:unhideWhenUsed="0"/>
+    <w:lsdException w:name="Medium Grid 1 Accent 1" w:semiHidden="0" w:uiPriority="67" w:unhideWhenUsed="0"/>
+    <w:lsdException w:name="Medium Grid 2 Accent 1" w:semiHidden="0" w:uiPriority="68" w:unhideWhenUsed="0"/>
+    <w:lsdException w:name="Medium Grid 3 Accent 1" w:semiHidden="0" w:uiPriority="69" w:unhideWhenUsed="0"/>
+    <w:lsdException w:name="Dark List Accent 1" w:semiHidden="0" w:uiPriority="70" w:unhideWhenUsed="0"/>
+    <w:lsdException w:name="Colorful Shading Accent 1" w:semiHidden="0" w:uiPriority="71" w:unhideWhenUsed="0"/>
+    <w:lsdException w:name="Colorful List Accent 1" w:semiHidden="0" w:uiPriority="72" w:unhideWhenUsed="0"/>
+    <w:lsdException w:name="Colorful Grid Accent 1" w:semiHidden="0" w:uiPriority="73" w:unhideWhenUsed="0"/>
+    <w:lsdException w:name="Light Shading Accent 2" w:semiHidden="0" w:uiPriority="60" w:unhideWhenUsed="0"/>
+    <w:lsdException w:name="Light List Accent 2" w:semiHidden="0" w:uiPriority="61" w:unhideWhenUsed="0"/>
+    <w:lsdException w:name="Light Grid Accent 2" w:semiHidden="0" w:uiPriority="62" w:unhideWhenUsed="0"/>
+    <w:lsdException w:name="Medium Shading 1 Accent 2" w:semiHidden="0" w:uiPriority="63" w:unhideWhenUsed="0"/>
+    <w:lsdException w:name="Medium Shading 2 Accent 2" w:semiHidden="0" w:uiPriority="64" w:unhideWhenUsed="0"/>
+    <w:lsdException w:name="Medium List 1 Accent 2" w:semiHidden="0" w:uiPriority="65" w:unhideWhenUsed="0"/>
+    <w:lsdException w:name="Medium List 2 Accent 2" w:semiHidden="0" w:uiPriority="66" w:unhideWhenUsed="0"/>
+    <w:lsdException w:name="Medium Grid 1 Accent 2" w:semiHidden="0" w:uiPriority="67" w:unhideWhenUsed="0"/>
+    <w:lsdException w:name="Medium Grid 2 Accent 2" w:semiHidden="0" w:uiPriority="68" w:unhideWhenUsed="0"/>
+    <w:lsdException w:name="Medium Grid 3 Accent 2" w:semiHidden="0" w:uiPriority="69" w:unhideWhenUsed="0"/>
+    <w:lsdException w:name="Dark List Accent 2" w:semiHidden="0" w:uiPriority="70" w:unhideWhenUsed="0"/>
+    <w:lsdException w:name="Colorful Shading Accent 2" w:semiHidden="0" w:uiPriority="71" w:unhideWhenUsed="0"/>
+    <w:lsdException w:name="Colorful List Accent 2" w:semiHidden="0" w:uiPriority="72" w:unhideWhenUsed="0"/>
+    <w:lsdException w:name="Colorful Grid Accent 2" w:semiHidden="0" w:uiPriority="73" w:unhideWhenUsed="0"/>
+    <w:lsdException w:name="Light Shading Accent 3" w:semiHidden="0" w:uiPriority="60" w:unhideWhenUsed="0"/>
+    <w:lsdException w:name="Light List Accent 3" w:semiHidden="0" w:uiPriority="61" w:unhideWhenUsed="0"/>
+    <w:lsdException w:name="Light Grid Accent 3" w:semiHidden="0" w:uiPriority="62" w:unhideWhenUsed="0"/>
+    <w:lsdException w:name="Medium Shading 1 Accent 3" w:semiHidden="0" w:uiPriority="63" w:unhideWhenUsed="0"/>
+    <w:lsdException w:name="Medium Shading 2 Accent 3" w:semiHidden="0" w:uiPriority="64" w:unhideWhenUsed="0"/>
+    <w:lsdException w:name="Medium List 1 Accent 3" w:semiHidden="0" w:uiPriority="65" w:unhideWhenUsed="0"/>
+    <w:lsdException w:name="Medium List 2 Accent 3" w:semiHidden="0" w:uiPriority="66" w:unhideWhenUsed="0"/>
+    <w:lsdException w:name="Medium Grid 1 Accent 3" w:semiHidden="0" w:uiPriority="67" w:unhideWhenUsed="0"/>
+    <w:lsdException w:name="Medium Grid 2 Accent 3" w:semiHidden="0" w:uiPriority="68" w:unhideWhenUsed="0"/>
+    <w:lsdException w:name="Medium Grid 3 Accent 3" w:semiHidden="0" w:uiPriority="69" w:unhideWhenUsed="0"/>
+    <w:lsdException w:name="Dark List Accent 3" w:semiHidden="0" w:uiPriority="70" w:unhideWhenUsed="0"/>
+    <w:lsdException w:name="Colorful Shading Accent 3" w:semiHidden="0" w:uiPriority="71" w:unhideWhenUsed="0"/>
+    <w:lsdException w:name="Colorful List Accent 3" w:semiHidden="0" w:uiPriority="72" w:unhideWhenUsed="0"/>
+    <w:lsdException w:name="Colorful Grid Accent 3" w:semiHidden="0" w:uiPriority="73" w:unhideWhenUsed="0"/>
+    <w:lsdException w:name="Light Shading Accent 4" w:semiHidden="0" w:uiPriority="60" w:unhideWhenUsed="0"/>
+    <w:lsdException w:name="Light List Accent 4" w:semiHidden="0" w:uiPriority="61" w:unhideWhenUsed="0"/>
+    <w:lsdException w:name="Light Grid Accent 4" w:semiHidden="0" w:uiPriority="62" w:unhideWhenUsed="0"/>
+    <w:lsdException w:name="Medium Shading 1 Accent 4" w:semiHidden="0" w:uiPriority="63" w:unhideWhenUsed="0"/>
+    <w:lsdException w:name="Medium Shading 2 Accent 4" w:semiHidden="0" w:uiPriority="64" w:unhideWhenUsed="0"/>
+    <w:lsdException w:name="Medium List 1 Accent 4" w:semiHidden="0" w:uiPriority="65" w:unhideWhenUsed="0"/>
+    <w:lsdException w:name="Medium List 2 Accent 4" w:semiHidden="0" w:uiPriority="66" w:unhideWhenUsed="0"/>
+    <w:lsdException w:name="Medium Grid 1 Accent 4" w:semiHidden="0" w:uiPriority="67" w:unhideWhenUsed="0"/>
+    <w:lsdException w:name="Medium Grid 2 Accent 4" w:semiHidden="0" w:uiPriority="68" w:unhideWhenUsed="0"/>
+    <w:lsdException w:name="Medium Grid 3 Accent 4" w:semiHidden="0" w:uiPriority="69" w:unhideWhenUsed="0"/>
+    <w:lsdException w:name="Dark List Accent 4" w:semiHidden="0" w:uiPriority="70" w:unhideWhenUsed="0"/>
+    <w:lsdException w:name="Colorful Shading Accent 4" w:semiHidden="0" w:uiPriority="71" w:unhideWhenUsed="0"/>
+    <w:lsdException w:name="Colorful List Accent 4" w:semiHidden="0" w:uiPriority="72" w:unhideWhenUsed="0"/>
+    <w:lsdException w:name="Colorful Grid Accent 4" w:semiHidden="0" w:uiPriority="73" w:unhideWhenUsed="0"/>
+    <w:lsdException w:name="Light Shading Accent 5" w:semiHidden="0" w:uiPriority="60" w:unhideWhenUsed="0"/>
+    <w:lsdException w:name="Light List Accent 5" w:semiHidden="0" w:uiPriority="61" w:unhideWhenUsed="0"/>
+    <w:lsdException w:name="Light Grid Accent 5" w:semiHidden="0" w:uiPriority="62" w:unhideWhenUsed="0"/>
+    <w:lsdException w:name="Medium Shading 1 Accent 5" w:semiHidden="0" w:uiPriority="63" w:unhideWhenUsed="0"/>
+    <w:lsdException w:name="Medium Shading 2 Accent 5" w:semiHidden="0" w:uiPriority="64" w:unhideWhenUsed="0"/>
+    <w:lsdException w:name="Medium List 1 Accent 5" w:semiHidden="0" w:uiPriority="65" w:unhideWhenUsed="0"/>
+    <w:lsdException w:name="Medium List 2 Accent 5" w:semiHidden="0" w:uiPriority="66" w:unhideWhenUsed="0"/>
+    <w:lsdException w:name="Medium Grid 1 Accent 5" w:semiHidden="0" w:uiPriority="67" w:unhideWhenUsed="0"/>
+    <w:lsdException w:name="Medium Grid 2 Accent 5" w:semiHidden="0" w:uiPriority="68" w:unhideWhenUsed="0"/>
+    <w:lsdException w:name="Medium Grid 3 Accent 5" w:semiHidden="0" w:uiPriority="69" w:unhideWhenUsed="0"/>
+    <w:lsdException w:name="Dark List Accent 5" w:semiHidden="0" w:uiPriority="70" w:unhideWhenUsed="0"/>
+    <w:lsdException w:name="Colorful Shading Accent 5" w:semiHidden="0" w:uiPriority="71" w:unhideWhenUsed="0"/>
+    <w:lsdException w:name="Colorful List Accent 5" w:semiHidden="0" w:uiPriority="72" w:unhideWhenUsed="0"/>
+    <w:lsdException w:name="Colorful Grid Accent 5" w:semiHidden="0" w:uiPriority="73" w:unhideWhenUsed="0"/>
+    <w:lsdException w:name="Light Shading Accent 6" w:semiHidden="0" w:uiPriority="60" w:unhideWhenUsed="0"/>
+    <w:lsdException w:name="Light List Accent 6" w:semiHidden="0" w:uiPriority="61" w:unhideWhenUsed="0"/>
+    <w:lsdException w:name="Light Grid Accent 6" w:semiHidden="0" w:uiPriority="62" w:unhideWhenUsed="0"/>
+    <w:lsdException w:name="Medium Shading 1 Accent 6" w:semiHidden="0" w:uiPriority="63" w:unhideWhenUsed="0"/>
+    <w:lsdException w:name="Medium Shading 2 Accent 6" w:semiHidden="0" w:uiPriority="64" w:unhideWhenUsed="0"/>
+    <w:lsdException w:name="Medium List 1 Accent 6" w:semiHidden="0" w:uiPriority="65" w:unhideWhenUsed="0"/>
+    <w:lsdException w:name="Medium List 2 Accent 6" w:semiHidden="0" w:uiPriority="66" w:unhideWhenUsed="0"/>
+    <w:lsdException w:name="Medium Grid 1 Accent 6" w:semiHidden="0" w:uiPriority="67" w:unhideWhenUsed="0"/>
+    <w:lsdException w:name="Medium Grid 2 Accent 6" w:semiHidden="0" w:uiPriority="68" w:unhideWhenUsed="0"/>
+    <w:lsdException w:name="Medium Grid 3 Accent 6" w:semiHidden="0" w:uiPriority="69" w:unhideWhenUsed="0"/>
+    <w:lsdException w:name="Dark List Accent 6" w:semiHidden="0" w:uiPriority="70" w:unhideWhenUsed="0"/>
+    <w:lsdException w:name="Colorful Shading Accent 6" w:semiHidden="0" w:uiPriority="71" w:unhideWhenUsed="0"/>
+    <w:lsdException w:name="Colorful List Accent 6" w:semiHidden="0" w:uiPriority="72" w:unhideWhenUsed="0"/>
+    <w:lsdException w:name="Colorful Grid Accent 6" w:semiHidden="0" w:uiPriority="73" w:unhideWhenUsed="0"/>
+    <w:lsdException w:name="Subtle Emphasis" w:semiHidden="0" w:uiPriority="19" w:unhideWhenUsed="0" w:qFormat="1"/>
+    <w:lsdException w:name="Intense Emphasis" w:semiHidden="0" w:uiPriority="21" w:unhideWhenUsed="0" w:qFormat="1"/>
+    <w:lsdException w:name="Subtle Reference" w:semiHidden="0" w:uiPriority="31" w:unhideWhenUsed="0" w:qFormat="1"/>
+    <w:lsdException w:name="Intense Reference" w:semiHidden="0" w:uiPriority="32" w:unhideWhenUsed="0" w:qFormat="1"/>
+    <w:lsdException w:name="Book Title" w:semiHidden="0" w:uiPriority="33" w:unhideWhenUsed="0" w:qFormat="1"/>
+    <w:lsdException w:name="Bibliography" w:uiPriority="37"/>
+    <w:lsdException w:name="TOC Heading" w:uiPriority="39" w:qFormat="1"/>
   </w:latentStyles>
   <w:style w:type="paragraph" w:default="1" w:styleId="Normal">
     <w:name w:val="Normal"/>
@@ -4010,6 +4194,7 @@
       <w:spacing w:after="0" w:line="240" w:lineRule="auto"/>
     </w:pPr>
     <w:tblPr>
+      <w:tblInd w:w="0" w:type="dxa"/>
       <w:tblBorders>
         <w:top w:val="single" w:sz="4" w:space="0" w:color="auto"/>
         <w:left w:val="single" w:sz="4" w:space="0" w:color="auto"/>
@@ -4018,6 +4203,774 @@
         <w:insideH w:val="single" w:sz="4" w:space="0" w:color="auto"/>
         <w:insideV w:val="single" w:sz="4" w:space="0" w:color="auto"/>
       </w:tblBorders>
+      <w:tblCellMar>
+        <w:top w:w="0" w:type="dxa"/>
+        <w:left w:w="108" w:type="dxa"/>
+        <w:bottom w:w="0" w:type="dxa"/>
+        <w:right w:w="108" w:type="dxa"/>
+      </w:tblCellMar>
+    </w:tblPr>
+  </w:style>
+  <w:style w:type="character" w:customStyle="1" w:styleId="FonteeimagemChar">
+    <w:name w:val="Fonte e imagem Char"/>
+    <w:basedOn w:val="Fontepargpadro"/>
+    <w:link w:val="Fonteeimagem"/>
+    <w:rsid w:val="00D05889"/>
+    <w:rPr>
+      <w:rFonts w:ascii="Arial" w:hAnsi="Arial"/>
+      <w:sz w:val="20"/>
+    </w:rPr>
+  </w:style>
+  <w:style w:type="paragraph" w:styleId="Legenda">
+    <w:name w:val="caption"/>
+    <w:basedOn w:val="Normal"/>
+    <w:next w:val="Normal"/>
+    <w:uiPriority w:val="35"/>
+    <w:unhideWhenUsed/>
+    <w:qFormat/>
+    <w:rsid w:val="009922EE"/>
+    <w:pPr>
+      <w:spacing w:before="120" w:line="240" w:lineRule="auto"/>
+      <w:ind w:firstLine="0"/>
+      <w:jc w:val="center"/>
+    </w:pPr>
+    <w:rPr>
+      <w:b/>
+      <w:iCs/>
+      <w:sz w:val="20"/>
+      <w:szCs w:val="18"/>
+    </w:rPr>
+  </w:style>
+  <w:style w:type="paragraph" w:styleId="ndicedeilustraes">
+    <w:name w:val="table of figures"/>
+    <w:basedOn w:val="Normal"/>
+    <w:next w:val="Normal"/>
+    <w:uiPriority w:val="99"/>
+    <w:unhideWhenUsed/>
+    <w:rsid w:val="005C1402"/>
+    <w:pPr>
+      <w:spacing w:after="0"/>
+    </w:pPr>
+  </w:style>
+  <w:style w:type="paragraph" w:styleId="NormalWeb">
+    <w:name w:val="Normal (Web)"/>
+    <w:basedOn w:val="Normal"/>
+    <w:uiPriority w:val="99"/>
+    <w:unhideWhenUsed/>
+    <w:rsid w:val="00B96C46"/>
+    <w:pPr>
+      <w:spacing w:before="100" w:beforeAutospacing="1" w:after="100" w:afterAutospacing="1" w:line="240" w:lineRule="auto"/>
+      <w:ind w:firstLine="0"/>
+      <w:jc w:val="left"/>
+    </w:pPr>
+    <w:rPr>
+      <w:rFonts w:ascii="Times New Roman" w:eastAsia="Times New Roman" w:hAnsi="Times New Roman" w:cs="Times New Roman"/>
+      <w:szCs w:val="24"/>
+      <w:lang w:eastAsia="pt-BR"/>
+    </w:rPr>
+  </w:style>
+  <w:style w:type="paragraph" w:styleId="Textodebalo">
+    <w:name w:val="Balloon Text"/>
+    <w:basedOn w:val="Normal"/>
+    <w:link w:val="TextodebaloChar"/>
+    <w:uiPriority w:val="99"/>
+    <w:semiHidden/>
+    <w:unhideWhenUsed/>
+    <w:rsid w:val="00B11816"/>
+    <w:pPr>
+      <w:spacing w:after="0" w:line="240" w:lineRule="auto"/>
+    </w:pPr>
+    <w:rPr>
+      <w:rFonts w:ascii="Tahoma" w:hAnsi="Tahoma" w:cs="Tahoma"/>
+      <w:sz w:val="16"/>
+      <w:szCs w:val="16"/>
+    </w:rPr>
+  </w:style>
+  <w:style w:type="character" w:customStyle="1" w:styleId="TextodebaloChar">
+    <w:name w:val="Texto de balão Char"/>
+    <w:basedOn w:val="Fontepargpadro"/>
+    <w:link w:val="Textodebalo"/>
+    <w:uiPriority w:val="99"/>
+    <w:semiHidden/>
+    <w:rsid w:val="00B11816"/>
+    <w:rPr>
+      <w:rFonts w:ascii="Tahoma" w:hAnsi="Tahoma" w:cs="Tahoma"/>
+      <w:sz w:val="16"/>
+      <w:szCs w:val="16"/>
+    </w:rPr>
+  </w:style>
+  <w:style w:type="character" w:customStyle="1" w:styleId="whitespace-normal">
+    <w:name w:val="whitespace-normal"/>
+    <w:basedOn w:val="Fontepargpadro"/>
+    <w:rsid w:val="002848DF"/>
+  </w:style>
+</w:styles>
+</file>
+
+<file path=word/stylesWithEffects.xml><?xml version="1.0" encoding="utf-8"?>
+<w:styles xmlns:wpc="http://schemas.microsoft.com/office/word/2010/wordprocessingCanvas" xmlns:mc="http://schemas.openxmlformats.org/markup-compatibility/2006" xmlns:o="urn:schemas-microsoft-com:office:office" xmlns:r="http://schemas.openxmlformats.org/officeDocument/2006/relationships" xmlns:m="http://schemas.openxmlformats.org/officeDocument/2006/math" xmlns:v="urn:schemas-microsoft-com:vml" xmlns:wp14="http://schemas.microsoft.com/office/word/2010/wordprocessingDrawing" xmlns:wp="http://schemas.openxmlformats.org/drawingml/2006/wordprocessingDrawing" xmlns:w10="urn:schemas-microsoft-com:office:word" xmlns:w="http://schemas.openxmlformats.org/wordprocessingml/2006/main" xmlns:w14="http://schemas.microsoft.com/office/word/2010/wordml" xmlns:wpg="http://schemas.microsoft.com/office/word/2010/wordprocessingGroup" xmlns:wpi="http://schemas.microsoft.com/office/word/2010/wordprocessingInk" xmlns:wne="http://schemas.microsoft.com/office/word/2006/wordml" xmlns:wps="http://schemas.microsoft.com/office/word/2010/wordprocessingShape" mc:Ignorable="w14 wp14">
+  <w:docDefaults>
+    <w:rPrDefault>
+      <w:rPr>
+        <w:rFonts w:asciiTheme="minorHAnsi" w:eastAsiaTheme="minorHAnsi" w:hAnsiTheme="minorHAnsi" w:cstheme="minorBidi"/>
+        <w:sz w:val="22"/>
+        <w:szCs w:val="22"/>
+        <w:lang w:val="pt-BR" w:eastAsia="en-US" w:bidi="ar-SA"/>
+      </w:rPr>
+    </w:rPrDefault>
+    <w:pPrDefault>
+      <w:pPr>
+        <w:spacing w:after="160" w:line="259" w:lineRule="auto"/>
+      </w:pPr>
+    </w:pPrDefault>
+  </w:docDefaults>
+  <w:latentStyles w:defLockedState="0" w:defUIPriority="99" w:defSemiHidden="1" w:defUnhideWhenUsed="1" w:defQFormat="0" w:count="267">
+    <w:lsdException w:name="Normal" w:semiHidden="0" w:uiPriority="0" w:unhideWhenUsed="0" w:qFormat="1"/>
+    <w:lsdException w:name="heading 1" w:semiHidden="0" w:uiPriority="9" w:unhideWhenUsed="0" w:qFormat="1"/>
+    <w:lsdException w:name="heading 2" w:uiPriority="9" w:qFormat="1"/>
+    <w:lsdException w:name="heading 3" w:uiPriority="9" w:qFormat="1"/>
+    <w:lsdException w:name="heading 4" w:uiPriority="9" w:qFormat="1"/>
+    <w:lsdException w:name="heading 5" w:uiPriority="9" w:qFormat="1"/>
+    <w:lsdException w:name="heading 6" w:uiPriority="9" w:qFormat="1"/>
+    <w:lsdException w:name="heading 7" w:uiPriority="9" w:qFormat="1"/>
+    <w:lsdException w:name="heading 8" w:uiPriority="9" w:qFormat="1"/>
+    <w:lsdException w:name="heading 9" w:uiPriority="9" w:qFormat="1"/>
+    <w:lsdException w:name="toc 1" w:uiPriority="39"/>
+    <w:lsdException w:name="toc 2" w:uiPriority="39"/>
+    <w:lsdException w:name="toc 3" w:uiPriority="39"/>
+    <w:lsdException w:name="toc 4" w:uiPriority="39"/>
+    <w:lsdException w:name="toc 5" w:uiPriority="39"/>
+    <w:lsdException w:name="toc 6" w:uiPriority="39"/>
+    <w:lsdException w:name="toc 7" w:uiPriority="39"/>
+    <w:lsdException w:name="toc 8" w:uiPriority="39"/>
+    <w:lsdException w:name="toc 9" w:uiPriority="39"/>
+    <w:lsdException w:name="caption" w:uiPriority="35" w:qFormat="1"/>
+    <w:lsdException w:name="Title" w:semiHidden="0" w:uiPriority="10" w:unhideWhenUsed="0" w:qFormat="1"/>
+    <w:lsdException w:name="Default Paragraph Font" w:uiPriority="1"/>
+    <w:lsdException w:name="Subtitle" w:semiHidden="0" w:uiPriority="11" w:unhideWhenUsed="0" w:qFormat="1"/>
+    <w:lsdException w:name="Strong" w:semiHidden="0" w:uiPriority="22" w:unhideWhenUsed="0" w:qFormat="1"/>
+    <w:lsdException w:name="Emphasis" w:semiHidden="0" w:uiPriority="20" w:unhideWhenUsed="0" w:qFormat="1"/>
+    <w:lsdException w:name="Table Grid" w:semiHidden="0" w:uiPriority="39" w:unhideWhenUsed="0"/>
+    <w:lsdException w:name="Placeholder Text" w:unhideWhenUsed="0"/>
+    <w:lsdException w:name="No Spacing" w:semiHidden="0" w:uiPriority="1" w:unhideWhenUsed="0" w:qFormat="1"/>
+    <w:lsdException w:name="Light Shading" w:semiHidden="0" w:uiPriority="60" w:unhideWhenUsed="0"/>
+    <w:lsdException w:name="Light List" w:semiHidden="0" w:uiPriority="61" w:unhideWhenUsed="0"/>
+    <w:lsdException w:name="Light Grid" w:semiHidden="0" w:uiPriority="62" w:unhideWhenUsed="0"/>
+    <w:lsdException w:name="Medium Shading 1" w:semiHidden="0" w:uiPriority="63" w:unhideWhenUsed="0"/>
+    <w:lsdException w:name="Medium Shading 2" w:semiHidden="0" w:uiPriority="64" w:unhideWhenUsed="0"/>
+    <w:lsdException w:name="Medium List 1" w:semiHidden="0" w:uiPriority="65" w:unhideWhenUsed="0"/>
+    <w:lsdException w:name="Medium List 2" w:semiHidden="0" w:uiPriority="66" w:unhideWhenUsed="0"/>
+    <w:lsdException w:name="Medium Grid 1" w:semiHidden="0" w:uiPriority="67" w:unhideWhenUsed="0"/>
+    <w:lsdException w:name="Medium Grid 2" w:semiHidden="0" w:uiPriority="68" w:unhideWhenUsed="0"/>
+    <w:lsdException w:name="Medium Grid 3" w:semiHidden="0" w:uiPriority="69" w:unhideWhenUsed="0"/>
+    <w:lsdException w:name="Dark List" w:semiHidden="0" w:uiPriority="70" w:unhideWhenUsed="0"/>
+    <w:lsdException w:name="Colorful Shading" w:semiHidden="0" w:uiPriority="71" w:unhideWhenUsed="0"/>
+    <w:lsdException w:name="Colorful List" w:semiHidden="0" w:uiPriority="72" w:unhideWhenUsed="0"/>
+    <w:lsdException w:name="Colorful Grid" w:semiHidden="0" w:uiPriority="73" w:unhideWhenUsed="0"/>
+    <w:lsdException w:name="Light Shading Accent 1" w:semiHidden="0" w:uiPriority="60" w:unhideWhenUsed="0"/>
+    <w:lsdException w:name="Light List Accent 1" w:semiHidden="0" w:uiPriority="61" w:unhideWhenUsed="0"/>
+    <w:lsdException w:name="Light Grid Accent 1" w:semiHidden="0" w:uiPriority="62" w:unhideWhenUsed="0"/>
+    <w:lsdException w:name="Medium Shading 1 Accent 1" w:semiHidden="0" w:uiPriority="63" w:unhideWhenUsed="0"/>
+    <w:lsdException w:name="Medium Shading 2 Accent 1" w:semiHidden="0" w:uiPriority="64" w:unhideWhenUsed="0"/>
+    <w:lsdException w:name="Medium List 1 Accent 1" w:semiHidden="0" w:uiPriority="65" w:unhideWhenUsed="0"/>
+    <w:lsdException w:name="Revision" w:unhideWhenUsed="0"/>
+    <w:lsdException w:name="List Paragraph" w:semiHidden="0" w:uiPriority="34" w:unhideWhenUsed="0" w:qFormat="1"/>
+    <w:lsdException w:name="Quote" w:semiHidden="0" w:uiPriority="29" w:unhideWhenUsed="0" w:qFormat="1"/>
+    <w:lsdException w:name="Intense Quote" w:semiHidden="0" w:uiPriority="30" w:unhideWhenUsed="0" w:qFormat="1"/>
+    <w:lsdException w:name="Medium List 2 Accent 1" w:semiHidden="0" w:uiPriority="66" w:unhideWhenUsed="0"/>
+    <w:lsdException w:name="Medium Grid 1 Accent 1" w:semiHidden="0" w:uiPriority="67" w:unhideWhenUsed="0"/>
+    <w:lsdException w:name="Medium Grid 2 Accent 1" w:semiHidden="0" w:uiPriority="68" w:unhideWhenUsed="0"/>
+    <w:lsdException w:name="Medium Grid 3 Accent 1" w:semiHidden="0" w:uiPriority="69" w:unhideWhenUsed="0"/>
+    <w:lsdException w:name="Dark List Accent 1" w:semiHidden="0" w:uiPriority="70" w:unhideWhenUsed="0"/>
+    <w:lsdException w:name="Colorful Shading Accent 1" w:semiHidden="0" w:uiPriority="71" w:unhideWhenUsed="0"/>
+    <w:lsdException w:name="Colorful List Accent 1" w:semiHidden="0" w:uiPriority="72" w:unhideWhenUsed="0"/>
+    <w:lsdException w:name="Colorful Grid Accent 1" w:semiHidden="0" w:uiPriority="73" w:unhideWhenUsed="0"/>
+    <w:lsdException w:name="Light Shading Accent 2" w:semiHidden="0" w:uiPriority="60" w:unhideWhenUsed="0"/>
+    <w:lsdException w:name="Light List Accent 2" w:semiHidden="0" w:uiPriority="61" w:unhideWhenUsed="0"/>
+    <w:lsdException w:name="Light Grid Accent 2" w:semiHidden="0" w:uiPriority="62" w:unhideWhenUsed="0"/>
+    <w:lsdException w:name="Medium Shading 1 Accent 2" w:semiHidden="0" w:uiPriority="63" w:unhideWhenUsed="0"/>
+    <w:lsdException w:name="Medium Shading 2 Accent 2" w:semiHidden="0" w:uiPriority="64" w:unhideWhenUsed="0"/>
+    <w:lsdException w:name="Medium List 1 Accent 2" w:semiHidden="0" w:uiPriority="65" w:unhideWhenUsed="0"/>
+    <w:lsdException w:name="Medium List 2 Accent 2" w:semiHidden="0" w:uiPriority="66" w:unhideWhenUsed="0"/>
+    <w:lsdException w:name="Medium Grid 1 Accent 2" w:semiHidden="0" w:uiPriority="67" w:unhideWhenUsed="0"/>
+    <w:lsdException w:name="Medium Grid 2 Accent 2" w:semiHidden="0" w:uiPriority="68" w:unhideWhenUsed="0"/>
+    <w:lsdException w:name="Medium Grid 3 Accent 2" w:semiHidden="0" w:uiPriority="69" w:unhideWhenUsed="0"/>
+    <w:lsdException w:name="Dark List Accent 2" w:semiHidden="0" w:uiPriority="70" w:unhideWhenUsed="0"/>
+    <w:lsdException w:name="Colorful Shading Accent 2" w:semiHidden="0" w:uiPriority="71" w:unhideWhenUsed="0"/>
+    <w:lsdException w:name="Colorful List Accent 2" w:semiHidden="0" w:uiPriority="72" w:unhideWhenUsed="0"/>
+    <w:lsdException w:name="Colorful Grid Accent 2" w:semiHidden="0" w:uiPriority="73" w:unhideWhenUsed="0"/>
+    <w:lsdException w:name="Light Shading Accent 3" w:semiHidden="0" w:uiPriority="60" w:unhideWhenUsed="0"/>
+    <w:lsdException w:name="Light List Accent 3" w:semiHidden="0" w:uiPriority="61" w:unhideWhenUsed="0"/>
+    <w:lsdException w:name="Light Grid Accent 3" w:semiHidden="0" w:uiPriority="62" w:unhideWhenUsed="0"/>
+    <w:lsdException w:name="Medium Shading 1 Accent 3" w:semiHidden="0" w:uiPriority="63" w:unhideWhenUsed="0"/>
+    <w:lsdException w:name="Medium Shading 2 Accent 3" w:semiHidden="0" w:uiPriority="64" w:unhideWhenUsed="0"/>
+    <w:lsdException w:name="Medium List 1 Accent 3" w:semiHidden="0" w:uiPriority="65" w:unhideWhenUsed="0"/>
+    <w:lsdException w:name="Medium List 2 Accent 3" w:semiHidden="0" w:uiPriority="66" w:unhideWhenUsed="0"/>
+    <w:lsdException w:name="Medium Grid 1 Accent 3" w:semiHidden="0" w:uiPriority="67" w:unhideWhenUsed="0"/>
+    <w:lsdException w:name="Medium Grid 2 Accent 3" w:semiHidden="0" w:uiPriority="68" w:unhideWhenUsed="0"/>
+    <w:lsdException w:name="Medium Grid 3 Accent 3" w:semiHidden="0" w:uiPriority="69" w:unhideWhenUsed="0"/>
+    <w:lsdException w:name="Dark List Accent 3" w:semiHidden="0" w:uiPriority="70" w:unhideWhenUsed="0"/>
+    <w:lsdException w:name="Colorful Shading Accent 3" w:semiHidden="0" w:uiPriority="71" w:unhideWhenUsed="0"/>
+    <w:lsdException w:name="Colorful List Accent 3" w:semiHidden="0" w:uiPriority="72" w:unhideWhenUsed="0"/>
+    <w:lsdException w:name="Colorful Grid Accent 3" w:semiHidden="0" w:uiPriority="73" w:unhideWhenUsed="0"/>
+    <w:lsdException w:name="Light Shading Accent 4" w:semiHidden="0" w:uiPriority="60" w:unhideWhenUsed="0"/>
+    <w:lsdException w:name="Light List Accent 4" w:semiHidden="0" w:uiPriority="61" w:unhideWhenUsed="0"/>
+    <w:lsdException w:name="Light Grid Accent 4" w:semiHidden="0" w:uiPriority="62" w:unhideWhenUsed="0"/>
+    <w:lsdException w:name="Medium Shading 1 Accent 4" w:semiHidden="0" w:uiPriority="63" w:unhideWhenUsed="0"/>
+    <w:lsdException w:name="Medium Shading 2 Accent 4" w:semiHidden="0" w:uiPriority="64" w:unhideWhenUsed="0"/>
+    <w:lsdException w:name="Medium List 1 Accent 4" w:semiHidden="0" w:uiPriority="65" w:unhideWhenUsed="0"/>
+    <w:lsdException w:name="Medium List 2 Accent 4" w:semiHidden="0" w:uiPriority="66" w:unhideWhenUsed="0"/>
+    <w:lsdException w:name="Medium Grid 1 Accent 4" w:semiHidden="0" w:uiPriority="67" w:unhideWhenUsed="0"/>
+    <w:lsdException w:name="Medium Grid 2 Accent 4" w:semiHidden="0" w:uiPriority="68" w:unhideWhenUsed="0"/>
+    <w:lsdException w:name="Medium Grid 3 Accent 4" w:semiHidden="0" w:uiPriority="69" w:unhideWhenUsed="0"/>
+    <w:lsdException w:name="Dark List Accent 4" w:semiHidden="0" w:uiPriority="70" w:unhideWhenUsed="0"/>
+    <w:lsdException w:name="Colorful Shading Accent 4" w:semiHidden="0" w:uiPriority="71" w:unhideWhenUsed="0"/>
+    <w:lsdException w:name="Colorful List Accent 4" w:semiHidden="0" w:uiPriority="72" w:unhideWhenUsed="0"/>
+    <w:lsdException w:name="Colorful Grid Accent 4" w:semiHidden="0" w:uiPriority="73" w:unhideWhenUsed="0"/>
+    <w:lsdException w:name="Light Shading Accent 5" w:semiHidden="0" w:uiPriority="60" w:unhideWhenUsed="0"/>
+    <w:lsdException w:name="Light List Accent 5" w:semiHidden="0" w:uiPriority="61" w:unhideWhenUsed="0"/>
+    <w:lsdException w:name="Light Grid Accent 5" w:semiHidden="0" w:uiPriority="62" w:unhideWhenUsed="0"/>
+    <w:lsdException w:name="Medium Shading 1 Accent 5" w:semiHidden="0" w:uiPriority="63" w:unhideWhenUsed="0"/>
+    <w:lsdException w:name="Medium Shading 2 Accent 5" w:semiHidden="0" w:uiPriority="64" w:unhideWhenUsed="0"/>
+    <w:lsdException w:name="Medium List 1 Accent 5" w:semiHidden="0" w:uiPriority="65" w:unhideWhenUsed="0"/>
+    <w:lsdException w:name="Medium List 2 Accent 5" w:semiHidden="0" w:uiPriority="66" w:unhideWhenUsed="0"/>
+    <w:lsdException w:name="Medium Grid 1 Accent 5" w:semiHidden="0" w:uiPriority="67" w:unhideWhenUsed="0"/>
+    <w:lsdException w:name="Medium Grid 2 Accent 5" w:semiHidden="0" w:uiPriority="68" w:unhideWhenUsed="0"/>
+    <w:lsdException w:name="Medium Grid 3 Accent 5" w:semiHidden="0" w:uiPriority="69" w:unhideWhenUsed="0"/>
+    <w:lsdException w:name="Dark List Accent 5" w:semiHidden="0" w:uiPriority="70" w:unhideWhenUsed="0"/>
+    <w:lsdException w:name="Colorful Shading Accent 5" w:semiHidden="0" w:uiPriority="71" w:unhideWhenUsed="0"/>
+    <w:lsdException w:name="Colorful List Accent 5" w:semiHidden="0" w:uiPriority="72" w:unhideWhenUsed="0"/>
+    <w:lsdException w:name="Colorful Grid Accent 5" w:semiHidden="0" w:uiPriority="73" w:unhideWhenUsed="0"/>
+    <w:lsdException w:name="Light Shading Accent 6" w:semiHidden="0" w:uiPriority="60" w:unhideWhenUsed="0"/>
+    <w:lsdException w:name="Light List Accent 6" w:semiHidden="0" w:uiPriority="61" w:unhideWhenUsed="0"/>
+    <w:lsdException w:name="Light Grid Accent 6" w:semiHidden="0" w:uiPriority="62" w:unhideWhenUsed="0"/>
+    <w:lsdException w:name="Medium Shading 1 Accent 6" w:semiHidden="0" w:uiPriority="63" w:unhideWhenUsed="0"/>
+    <w:lsdException w:name="Medium Shading 2 Accent 6" w:semiHidden="0" w:uiPriority="64" w:unhideWhenUsed="0"/>
+    <w:lsdException w:name="Medium List 1 Accent 6" w:semiHidden="0" w:uiPriority="65" w:unhideWhenUsed="0"/>
+    <w:lsdException w:name="Medium List 2 Accent 6" w:semiHidden="0" w:uiPriority="66" w:unhideWhenUsed="0"/>
+    <w:lsdException w:name="Medium Grid 1 Accent 6" w:semiHidden="0" w:uiPriority="67" w:unhideWhenUsed="0"/>
+    <w:lsdException w:name="Medium Grid 2 Accent 6" w:semiHidden="0" w:uiPriority="68" w:unhideWhenUsed="0"/>
+    <w:lsdException w:name="Medium Grid 3 Accent 6" w:semiHidden="0" w:uiPriority="69" w:unhideWhenUsed="0"/>
+    <w:lsdException w:name="Dark List Accent 6" w:semiHidden="0" w:uiPriority="70" w:unhideWhenUsed="0"/>
+    <w:lsdException w:name="Colorful Shading Accent 6" w:semiHidden="0" w:uiPriority="71" w:unhideWhenUsed="0"/>
+    <w:lsdException w:name="Colorful List Accent 6" w:semiHidden="0" w:uiPriority="72" w:unhideWhenUsed="0"/>
+    <w:lsdException w:name="Colorful Grid Accent 6" w:semiHidden="0" w:uiPriority="73" w:unhideWhenUsed="0"/>
+    <w:lsdException w:name="Subtle Emphasis" w:semiHidden="0" w:uiPriority="19" w:unhideWhenUsed="0" w:qFormat="1"/>
+    <w:lsdException w:name="Intense Emphasis" w:semiHidden="0" w:uiPriority="21" w:unhideWhenUsed="0" w:qFormat="1"/>
+    <w:lsdException w:name="Subtle Reference" w:semiHidden="0" w:uiPriority="31" w:unhideWhenUsed="0" w:qFormat="1"/>
+    <w:lsdException w:name="Intense Reference" w:semiHidden="0" w:uiPriority="32" w:unhideWhenUsed="0" w:qFormat="1"/>
+    <w:lsdException w:name="Book Title" w:semiHidden="0" w:uiPriority="33" w:unhideWhenUsed="0" w:qFormat="1"/>
+    <w:lsdException w:name="Bibliography" w:uiPriority="37"/>
+    <w:lsdException w:name="TOC Heading" w:uiPriority="39" w:qFormat="1"/>
+  </w:latentStyles>
+  <w:style w:type="paragraph" w:default="1" w:styleId="Normal">
+    <w:name w:val="Normal"/>
+    <w:qFormat/>
+    <w:rsid w:val="00ED6405"/>
+    <w:pPr>
+      <w:spacing w:after="120" w:line="360" w:lineRule="auto"/>
+      <w:ind w:firstLine="709"/>
+      <w:jc w:val="both"/>
+    </w:pPr>
+    <w:rPr>
+      <w:rFonts w:ascii="Arial" w:hAnsi="Arial"/>
+      <w:sz w:val="24"/>
+    </w:rPr>
+  </w:style>
+  <w:style w:type="paragraph" w:styleId="Ttulo1">
+    <w:name w:val="heading 1"/>
+    <w:basedOn w:val="Normal"/>
+    <w:next w:val="Normal"/>
+    <w:link w:val="Ttulo1Char"/>
+    <w:uiPriority w:val="9"/>
+    <w:qFormat/>
+    <w:rsid w:val="000D6B4F"/>
+    <w:pPr>
+      <w:keepNext/>
+      <w:keepLines/>
+      <w:numPr>
+        <w:numId w:val="1"/>
+      </w:numPr>
+      <w:spacing w:after="300" w:line="240" w:lineRule="auto"/>
+      <w:ind w:left="360"/>
+      <w:jc w:val="left"/>
+      <w:outlineLvl w:val="0"/>
+    </w:pPr>
+    <w:rPr>
+      <w:rFonts w:eastAsiaTheme="majorEastAsia" w:cstheme="majorBidi"/>
+      <w:b/>
+      <w:szCs w:val="32"/>
+    </w:rPr>
+  </w:style>
+  <w:style w:type="paragraph" w:styleId="Ttulo2">
+    <w:name w:val="heading 2"/>
+    <w:basedOn w:val="Normal"/>
+    <w:next w:val="Normal"/>
+    <w:link w:val="Ttulo2Char"/>
+    <w:uiPriority w:val="9"/>
+    <w:unhideWhenUsed/>
+    <w:qFormat/>
+    <w:rsid w:val="000D6B4F"/>
+    <w:pPr>
+      <w:keepNext/>
+      <w:keepLines/>
+      <w:numPr>
+        <w:ilvl w:val="1"/>
+        <w:numId w:val="1"/>
+      </w:numPr>
+      <w:spacing w:before="300" w:after="300" w:line="240" w:lineRule="auto"/>
+      <w:ind w:left="390"/>
+      <w:jc w:val="left"/>
+      <w:outlineLvl w:val="1"/>
+    </w:pPr>
+    <w:rPr>
+      <w:rFonts w:eastAsiaTheme="majorEastAsia" w:cstheme="majorBidi"/>
+      <w:b/>
+      <w:szCs w:val="26"/>
+    </w:rPr>
+  </w:style>
+  <w:style w:type="paragraph" w:styleId="Ttulo3">
+    <w:name w:val="heading 3"/>
+    <w:basedOn w:val="Normal"/>
+    <w:next w:val="Normal"/>
+    <w:link w:val="Ttulo3Char"/>
+    <w:uiPriority w:val="9"/>
+    <w:unhideWhenUsed/>
+    <w:qFormat/>
+    <w:rsid w:val="000D6B4F"/>
+    <w:pPr>
+      <w:keepNext/>
+      <w:keepLines/>
+      <w:numPr>
+        <w:ilvl w:val="2"/>
+        <w:numId w:val="1"/>
+      </w:numPr>
+      <w:spacing w:before="300" w:after="300" w:line="240" w:lineRule="auto"/>
+      <w:ind w:left="720"/>
+      <w:jc w:val="left"/>
+      <w:outlineLvl w:val="2"/>
+    </w:pPr>
+    <w:rPr>
+      <w:rFonts w:eastAsiaTheme="majorEastAsia" w:cstheme="majorBidi"/>
+      <w:b/>
+      <w:szCs w:val="24"/>
+    </w:rPr>
+  </w:style>
+  <w:style w:type="paragraph" w:styleId="Ttulo4">
+    <w:name w:val="heading 4"/>
+    <w:basedOn w:val="Normal"/>
+    <w:next w:val="Normal"/>
+    <w:link w:val="Ttulo4Char"/>
+    <w:uiPriority w:val="9"/>
+    <w:unhideWhenUsed/>
+    <w:qFormat/>
+    <w:rsid w:val="000D6B4F"/>
+    <w:pPr>
+      <w:keepNext/>
+      <w:keepLines/>
+      <w:numPr>
+        <w:ilvl w:val="3"/>
+        <w:numId w:val="1"/>
+      </w:numPr>
+      <w:spacing w:before="300" w:after="300" w:line="240" w:lineRule="auto"/>
+      <w:ind w:left="720"/>
+      <w:jc w:val="left"/>
+      <w:outlineLvl w:val="3"/>
+    </w:pPr>
+    <w:rPr>
+      <w:rFonts w:eastAsiaTheme="majorEastAsia" w:cstheme="majorBidi"/>
+      <w:b/>
+      <w:iCs/>
+    </w:rPr>
+  </w:style>
+  <w:style w:type="paragraph" w:styleId="Ttulo5">
+    <w:name w:val="heading 5"/>
+    <w:basedOn w:val="Normal"/>
+    <w:next w:val="Normal"/>
+    <w:link w:val="Ttulo5Char"/>
+    <w:uiPriority w:val="9"/>
+    <w:unhideWhenUsed/>
+    <w:qFormat/>
+    <w:rsid w:val="00C64649"/>
+    <w:pPr>
+      <w:keepNext/>
+      <w:keepLines/>
+      <w:numPr>
+        <w:ilvl w:val="4"/>
+        <w:numId w:val="1"/>
+      </w:numPr>
+      <w:spacing w:before="300" w:after="300" w:line="240" w:lineRule="auto"/>
+      <w:ind w:left="0" w:firstLine="0"/>
+      <w:jc w:val="left"/>
+      <w:outlineLvl w:val="4"/>
+    </w:pPr>
+    <w:rPr>
+      <w:rFonts w:eastAsiaTheme="majorEastAsia" w:cstheme="majorBidi"/>
+      <w:b/>
+    </w:rPr>
+  </w:style>
+  <w:style w:type="character" w:default="1" w:styleId="Fontepargpadro">
+    <w:name w:val="Default Paragraph Font"/>
+    <w:uiPriority w:val="1"/>
+    <w:semiHidden/>
+    <w:unhideWhenUsed/>
+  </w:style>
+  <w:style w:type="table" w:default="1" w:styleId="Tabelanormal">
+    <w:name w:val="Normal Table"/>
+    <w:uiPriority w:val="99"/>
+    <w:semiHidden/>
+    <w:unhideWhenUsed/>
+    <w:tblPr>
+      <w:tblInd w:w="0" w:type="dxa"/>
+      <w:tblCellMar>
+        <w:top w:w="0" w:type="dxa"/>
+        <w:left w:w="108" w:type="dxa"/>
+        <w:bottom w:w="0" w:type="dxa"/>
+        <w:right w:w="108" w:type="dxa"/>
+      </w:tblCellMar>
+    </w:tblPr>
+  </w:style>
+  <w:style w:type="numbering" w:default="1" w:styleId="Semlista">
+    <w:name w:val="No List"/>
+    <w:uiPriority w:val="99"/>
+    <w:semiHidden/>
+    <w:unhideWhenUsed/>
+  </w:style>
+  <w:style w:type="paragraph" w:styleId="Cabealho">
+    <w:name w:val="header"/>
+    <w:basedOn w:val="Normal"/>
+    <w:link w:val="CabealhoChar"/>
+    <w:uiPriority w:val="99"/>
+    <w:unhideWhenUsed/>
+    <w:rsid w:val="00822648"/>
+    <w:pPr>
+      <w:tabs>
+        <w:tab w:val="center" w:pos="4252"/>
+        <w:tab w:val="right" w:pos="8504"/>
+      </w:tabs>
+      <w:spacing w:after="0" w:line="240" w:lineRule="auto"/>
+    </w:pPr>
+  </w:style>
+  <w:style w:type="character" w:customStyle="1" w:styleId="CabealhoChar">
+    <w:name w:val="Cabeçalho Char"/>
+    <w:basedOn w:val="Fontepargpadro"/>
+    <w:link w:val="Cabealho"/>
+    <w:uiPriority w:val="99"/>
+    <w:rsid w:val="00822648"/>
+  </w:style>
+  <w:style w:type="paragraph" w:styleId="Rodap">
+    <w:name w:val="footer"/>
+    <w:basedOn w:val="Normal"/>
+    <w:link w:val="RodapChar"/>
+    <w:uiPriority w:val="99"/>
+    <w:unhideWhenUsed/>
+    <w:rsid w:val="00822648"/>
+    <w:pPr>
+      <w:tabs>
+        <w:tab w:val="center" w:pos="4252"/>
+        <w:tab w:val="right" w:pos="8504"/>
+      </w:tabs>
+      <w:spacing w:after="0" w:line="240" w:lineRule="auto"/>
+    </w:pPr>
+  </w:style>
+  <w:style w:type="character" w:customStyle="1" w:styleId="RodapChar">
+    <w:name w:val="Rodapé Char"/>
+    <w:basedOn w:val="Fontepargpadro"/>
+    <w:link w:val="Rodap"/>
+    <w:uiPriority w:val="99"/>
+    <w:rsid w:val="00822648"/>
+  </w:style>
+  <w:style w:type="paragraph" w:styleId="SemEspaamento">
+    <w:name w:val="No Spacing"/>
+    <w:aliases w:val="Pré-Textuais"/>
+    <w:uiPriority w:val="1"/>
+    <w:qFormat/>
+    <w:rsid w:val="00015E6F"/>
+    <w:pPr>
+      <w:spacing w:after="0" w:line="240" w:lineRule="auto"/>
+      <w:jc w:val="center"/>
+    </w:pPr>
+    <w:rPr>
+      <w:rFonts w:ascii="Arial" w:hAnsi="Arial"/>
+      <w:b/>
+      <w:sz w:val="28"/>
+    </w:rPr>
+  </w:style>
+  <w:style w:type="character" w:customStyle="1" w:styleId="Ttulo1Char">
+    <w:name w:val="Título 1 Char"/>
+    <w:basedOn w:val="Fontepargpadro"/>
+    <w:link w:val="Ttulo1"/>
+    <w:uiPriority w:val="9"/>
+    <w:rsid w:val="000D6B4F"/>
+    <w:rPr>
+      <w:rFonts w:ascii="Arial" w:eastAsiaTheme="majorEastAsia" w:hAnsi="Arial" w:cstheme="majorBidi"/>
+      <w:b/>
+      <w:sz w:val="24"/>
+      <w:szCs w:val="32"/>
+    </w:rPr>
+  </w:style>
+  <w:style w:type="character" w:customStyle="1" w:styleId="Ttulo2Char">
+    <w:name w:val="Título 2 Char"/>
+    <w:basedOn w:val="Fontepargpadro"/>
+    <w:link w:val="Ttulo2"/>
+    <w:uiPriority w:val="9"/>
+    <w:rsid w:val="000D6B4F"/>
+    <w:rPr>
+      <w:rFonts w:ascii="Arial" w:eastAsiaTheme="majorEastAsia" w:hAnsi="Arial" w:cstheme="majorBidi"/>
+      <w:b/>
+      <w:sz w:val="24"/>
+      <w:szCs w:val="26"/>
+    </w:rPr>
+  </w:style>
+  <w:style w:type="character" w:customStyle="1" w:styleId="Ttulo3Char">
+    <w:name w:val="Título 3 Char"/>
+    <w:basedOn w:val="Fontepargpadro"/>
+    <w:link w:val="Ttulo3"/>
+    <w:uiPriority w:val="9"/>
+    <w:rsid w:val="000D6B4F"/>
+    <w:rPr>
+      <w:rFonts w:ascii="Arial" w:eastAsiaTheme="majorEastAsia" w:hAnsi="Arial" w:cstheme="majorBidi"/>
+      <w:b/>
+      <w:sz w:val="24"/>
+      <w:szCs w:val="24"/>
+    </w:rPr>
+  </w:style>
+  <w:style w:type="character" w:customStyle="1" w:styleId="Ttulo4Char">
+    <w:name w:val="Título 4 Char"/>
+    <w:basedOn w:val="Fontepargpadro"/>
+    <w:link w:val="Ttulo4"/>
+    <w:uiPriority w:val="9"/>
+    <w:rsid w:val="000D6B4F"/>
+    <w:rPr>
+      <w:rFonts w:ascii="Arial" w:eastAsiaTheme="majorEastAsia" w:hAnsi="Arial" w:cstheme="majorBidi"/>
+      <w:b/>
+      <w:iCs/>
+      <w:sz w:val="24"/>
+    </w:rPr>
+  </w:style>
+  <w:style w:type="character" w:customStyle="1" w:styleId="Ttulo5Char">
+    <w:name w:val="Título 5 Char"/>
+    <w:basedOn w:val="Fontepargpadro"/>
+    <w:link w:val="Ttulo5"/>
+    <w:uiPriority w:val="9"/>
+    <w:rsid w:val="00C64649"/>
+    <w:rPr>
+      <w:rFonts w:ascii="Arial" w:eastAsiaTheme="majorEastAsia" w:hAnsi="Arial" w:cstheme="majorBidi"/>
+      <w:b/>
+      <w:sz w:val="24"/>
+    </w:rPr>
+  </w:style>
+  <w:style w:type="paragraph" w:styleId="CabealhodoSumrio">
+    <w:name w:val="TOC Heading"/>
+    <w:basedOn w:val="Ttulo1"/>
+    <w:next w:val="Normal"/>
+    <w:uiPriority w:val="39"/>
+    <w:unhideWhenUsed/>
+    <w:qFormat/>
+    <w:rsid w:val="007459DD"/>
+    <w:pPr>
+      <w:numPr>
+        <w:numId w:val="0"/>
+      </w:numPr>
+      <w:spacing w:before="240" w:after="0" w:line="259" w:lineRule="auto"/>
+      <w:outlineLvl w:val="9"/>
+    </w:pPr>
+    <w:rPr>
+      <w:rFonts w:asciiTheme="majorHAnsi" w:hAnsiTheme="majorHAnsi"/>
+      <w:b w:val="0"/>
+      <w:color w:val="2E74B5" w:themeColor="accent1" w:themeShade="BF"/>
+      <w:sz w:val="32"/>
+      <w:lang w:eastAsia="pt-BR"/>
+    </w:rPr>
+  </w:style>
+  <w:style w:type="paragraph" w:styleId="Sumrio1">
+    <w:name w:val="toc 1"/>
+    <w:basedOn w:val="Normal"/>
+    <w:next w:val="Normal"/>
+    <w:autoRedefine/>
+    <w:uiPriority w:val="39"/>
+    <w:unhideWhenUsed/>
+    <w:rsid w:val="007459DD"/>
+    <w:pPr>
+      <w:tabs>
+        <w:tab w:val="left" w:pos="1418"/>
+        <w:tab w:val="right" w:leader="dot" w:pos="9061"/>
+      </w:tabs>
+      <w:spacing w:after="100"/>
+      <w:ind w:firstLine="0"/>
+    </w:pPr>
+  </w:style>
+  <w:style w:type="paragraph" w:styleId="Sumrio2">
+    <w:name w:val="toc 2"/>
+    <w:basedOn w:val="Normal"/>
+    <w:next w:val="Normal"/>
+    <w:autoRedefine/>
+    <w:uiPriority w:val="39"/>
+    <w:unhideWhenUsed/>
+    <w:rsid w:val="007459DD"/>
+    <w:pPr>
+      <w:tabs>
+        <w:tab w:val="left" w:pos="1418"/>
+        <w:tab w:val="right" w:leader="dot" w:pos="9061"/>
+      </w:tabs>
+      <w:spacing w:after="100"/>
+      <w:ind w:left="240" w:hanging="240"/>
+    </w:pPr>
+  </w:style>
+  <w:style w:type="paragraph" w:styleId="Sumrio3">
+    <w:name w:val="toc 3"/>
+    <w:basedOn w:val="Normal"/>
+    <w:next w:val="Normal"/>
+    <w:autoRedefine/>
+    <w:uiPriority w:val="39"/>
+    <w:unhideWhenUsed/>
+    <w:rsid w:val="007459DD"/>
+    <w:pPr>
+      <w:tabs>
+        <w:tab w:val="left" w:pos="1418"/>
+        <w:tab w:val="right" w:leader="dot" w:pos="9061"/>
+      </w:tabs>
+      <w:spacing w:after="100"/>
+      <w:ind w:left="480" w:hanging="480"/>
+    </w:pPr>
+  </w:style>
+  <w:style w:type="character" w:styleId="Hyperlink">
+    <w:name w:val="Hyperlink"/>
+    <w:basedOn w:val="Fontepargpadro"/>
+    <w:uiPriority w:val="99"/>
+    <w:unhideWhenUsed/>
+    <w:rsid w:val="007459DD"/>
+    <w:rPr>
+      <w:color w:val="0563C1" w:themeColor="hyperlink"/>
+      <w:u w:val="single"/>
+    </w:rPr>
+  </w:style>
+  <w:style w:type="paragraph" w:styleId="Sumrio4">
+    <w:name w:val="toc 4"/>
+    <w:basedOn w:val="Normal"/>
+    <w:next w:val="Normal"/>
+    <w:autoRedefine/>
+    <w:uiPriority w:val="39"/>
+    <w:unhideWhenUsed/>
+    <w:rsid w:val="007459DD"/>
+    <w:pPr>
+      <w:tabs>
+        <w:tab w:val="left" w:pos="1418"/>
+        <w:tab w:val="right" w:leader="dot" w:pos="9061"/>
+      </w:tabs>
+      <w:spacing w:after="100"/>
+      <w:ind w:left="720" w:hanging="720"/>
+    </w:pPr>
+  </w:style>
+  <w:style w:type="paragraph" w:styleId="Sumrio5">
+    <w:name w:val="toc 5"/>
+    <w:basedOn w:val="Normal"/>
+    <w:next w:val="Normal"/>
+    <w:autoRedefine/>
+    <w:uiPriority w:val="39"/>
+    <w:unhideWhenUsed/>
+    <w:rsid w:val="001F1DC6"/>
+    <w:pPr>
+      <w:tabs>
+        <w:tab w:val="left" w:pos="1418"/>
+        <w:tab w:val="right" w:leader="dot" w:pos="9061"/>
+      </w:tabs>
+      <w:spacing w:after="100"/>
+      <w:ind w:firstLine="0"/>
+    </w:pPr>
+  </w:style>
+  <w:style w:type="character" w:styleId="Forte">
+    <w:name w:val="Strong"/>
+    <w:basedOn w:val="Fontepargpadro"/>
+    <w:uiPriority w:val="22"/>
+    <w:qFormat/>
+    <w:rsid w:val="00C91FA4"/>
+    <w:rPr>
+      <w:b/>
+      <w:bCs/>
+    </w:rPr>
+  </w:style>
+  <w:style w:type="character" w:styleId="nfase">
+    <w:name w:val="Emphasis"/>
+    <w:basedOn w:val="Fontepargpadro"/>
+    <w:uiPriority w:val="20"/>
+    <w:qFormat/>
+    <w:rsid w:val="00C91FA4"/>
+    <w:rPr>
+      <w:i/>
+      <w:iCs/>
+    </w:rPr>
+  </w:style>
+  <w:style w:type="paragraph" w:styleId="Citao">
+    <w:name w:val="Quote"/>
+    <w:basedOn w:val="Normal"/>
+    <w:next w:val="Normal"/>
+    <w:link w:val="CitaoChar"/>
+    <w:uiPriority w:val="29"/>
+    <w:qFormat/>
+    <w:rsid w:val="007320C2"/>
+    <w:pPr>
+      <w:spacing w:before="120" w:line="240" w:lineRule="auto"/>
+      <w:ind w:left="2268" w:firstLine="0"/>
+    </w:pPr>
+    <w:rPr>
+      <w:iCs/>
+      <w:color w:val="404040" w:themeColor="text1" w:themeTint="BF"/>
+      <w:sz w:val="20"/>
+    </w:rPr>
+  </w:style>
+  <w:style w:type="character" w:customStyle="1" w:styleId="CitaoChar">
+    <w:name w:val="Citação Char"/>
+    <w:basedOn w:val="Fontepargpadro"/>
+    <w:link w:val="Citao"/>
+    <w:uiPriority w:val="29"/>
+    <w:rsid w:val="007320C2"/>
+    <w:rPr>
+      <w:rFonts w:ascii="Arial" w:hAnsi="Arial"/>
+      <w:iCs/>
+      <w:color w:val="404040" w:themeColor="text1" w:themeTint="BF"/>
+      <w:sz w:val="20"/>
+    </w:rPr>
+  </w:style>
+  <w:style w:type="paragraph" w:customStyle="1" w:styleId="Fonteeimagem">
+    <w:name w:val="Fonte e imagem"/>
+    <w:basedOn w:val="Normal"/>
+    <w:link w:val="FonteeimagemChar"/>
+    <w:qFormat/>
+    <w:rsid w:val="00D05889"/>
+    <w:pPr>
+      <w:spacing w:before="120" w:line="240" w:lineRule="auto"/>
+      <w:ind w:firstLine="0"/>
+      <w:jc w:val="center"/>
+    </w:pPr>
+    <w:rPr>
+      <w:sz w:val="20"/>
+    </w:rPr>
+  </w:style>
+  <w:style w:type="table" w:styleId="Tabelacomgrade">
+    <w:name w:val="Table Grid"/>
+    <w:basedOn w:val="Tabelanormal"/>
+    <w:uiPriority w:val="39"/>
+    <w:rsid w:val="000019A0"/>
+    <w:pPr>
+      <w:spacing w:after="0" w:line="240" w:lineRule="auto"/>
+    </w:pPr>
+    <w:tblPr>
+      <w:tblInd w:w="0" w:type="dxa"/>
+      <w:tblBorders>
+        <w:top w:val="single" w:sz="4" w:space="0" w:color="auto"/>
+        <w:left w:val="single" w:sz="4" w:space="0" w:color="auto"/>
+        <w:bottom w:val="single" w:sz="4" w:space="0" w:color="auto"/>
+        <w:right w:val="single" w:sz="4" w:space="0" w:color="auto"/>
+        <w:insideH w:val="single" w:sz="4" w:space="0" w:color="auto"/>
+        <w:insideV w:val="single" w:sz="4" w:space="0" w:color="auto"/>
+      </w:tblBorders>
+      <w:tblCellMar>
+        <w:top w:w="0" w:type="dxa"/>
+        <w:left w:w="108" w:type="dxa"/>
+        <w:bottom w:w="0" w:type="dxa"/>
+        <w:right w:w="108" w:type="dxa"/>
+      </w:tblCellMar>
     </w:tblPr>
   </w:style>
   <w:style w:type="character" w:customStyle="1" w:styleId="FonteeimagemChar">
@@ -4371,7 +5324,7 @@
   <a:extraClrSchemeLst/>
   <a:extLst>
     <a:ext uri="{05A4C25C-085E-4340-85A3-A5531E510DB2}">
-      <thm15:themeFamily xmlns:thm15="http://schemas.microsoft.com/office/thememl/2012/main" name="Office Theme" id="{62F939B6-93AF-4DB8-9C6B-D6C7DFDC589F}" vid="{4A3C46E8-61CC-4603-A589-7422A47A8E4A}"/>
+      <thm15:themeFamily xmlns:thm15="http://schemas.microsoft.com/office/thememl/2012/main" xmlns="" name="Office Theme" id="{62F939B6-93AF-4DB8-9C6B-D6C7DFDC589F}" vid="{4A3C46E8-61CC-4603-A589-7422A47A8E4A}"/>
     </a:ext>
   </a:extLst>
 </a:theme>
@@ -4382,7 +5335,7 @@
 </file>
 
 <file path=customXml/itemProps1.xml><?xml version="1.0" encoding="utf-8"?>
-<ds:datastoreItem xmlns:ds="http://schemas.openxmlformats.org/officeDocument/2006/customXml" ds:itemID="{B90F1806-3455-4BEC-BCAA-81A1843A1319}">
+<ds:datastoreItem xmlns:ds="http://schemas.openxmlformats.org/officeDocument/2006/customXml" ds:itemID="{24334652-408E-4DA7-BF0A-D1CAF35FEAB5}">
   <ds:schemaRefs>
     <ds:schemaRef ds:uri="http://schemas.openxmlformats.org/officeDocument/2006/bibliography"/>
   </ds:schemaRefs>

--- a/ABNT TCC - ShowMe.docx
+++ b/ABNT TCC - ShowMe.docx
@@ -2413,20 +2413,47 @@
       </w:r>
     </w:p>
     <w:p>
+      <w:r>
+        <w:t xml:space="preserve">A persona é um personagem fictício criado a partir dos comportamentos mais pertinentes observados </w:t>
+      </w:r>
+      <w:r>
+        <w:t xml:space="preserve">de um grupo mais </w:t>
+      </w:r>
+      <w:r>
+        <w:t>amplo de usuários</w:t>
+      </w:r>
+      <w:r>
+        <w:t>, retratando su</w:t>
+      </w:r>
+      <w:r>
+        <w:t>as motivações, desejos, expectativas e necessidades</w:t>
+      </w:r>
+      <w:r>
+        <w:t>. Uma persona t</w:t>
+      </w:r>
+      <w:r>
+        <w:t>e</w:t>
+      </w:r>
+      <w:r>
+        <w:t>m nome, história e necessidades, e pode ser utilizada em várias fases do processo</w:t>
+      </w:r>
+      <w:r>
+        <w:t>, pois alinha</w:t>
+      </w:r>
+      <w:r>
+        <w:t xml:space="preserve"> informações dos usuários com todas as pessoas envolvidas (VIANNA et. al., 2012).</w:t>
+      </w:r>
+    </w:p>
+    <w:p>
       <w:pPr>
         <w:pStyle w:val="Ttulo2"/>
       </w:pPr>
       <w:r>
         <w:t>Mapa da Empatia</w:t>
       </w:r>
-      <w:bookmarkStart w:id="7" w:name="_GoBack"/>
-      <w:bookmarkEnd w:id="7"/>
-    </w:p>
-    <w:p>
-      <w:pPr>
-        <w:spacing w:after="160" w:line="259" w:lineRule="auto"/>
-        <w:ind w:firstLine="0"/>
-        <w:jc w:val="left"/>
+    </w:p>
+    <w:p>
+      <w:pPr>
         <w:rPr>
           <w:iCs/>
           <w:color w:val="404040" w:themeColor="text1" w:themeTint="BF"/>
@@ -2434,29 +2461,54 @@
         </w:rPr>
       </w:pPr>
       <w:r>
+        <w:t xml:space="preserve">O mapa de empatia é uma ferramenta de síntese das informações sobre o cliente, de forma a prover entendimento do usuário como um todo e obtenção de empatia, através de uma visualização do que ele diz, </w:t>
+      </w:r>
+      <w:proofErr w:type="gramStart"/>
+      <w:r>
+        <w:t>faz</w:t>
+      </w:r>
+      <w:proofErr w:type="gramEnd"/>
+      <w:r>
+        <w:t xml:space="preserve">, pensa e sente. A ferramenta </w:t>
+      </w:r>
+      <w:r>
+        <w:t>é o principal modo de identificar</w:t>
+      </w:r>
+      <w:r>
+        <w:t xml:space="preserve"> </w:t>
+      </w:r>
+      <w:r>
+        <w:t>as</w:t>
+      </w:r>
+      <w:r>
+        <w:t xml:space="preserve"> necessidades do cliente e oportunidades para o projeto (VIANNA et. al., 2012).</w:t>
+      </w:r>
+      <w:proofErr w:type="gramStart"/>
+      <w:r>
         <w:br w:type="page"/>
       </w:r>
+      <w:proofErr w:type="gramEnd"/>
     </w:p>
     <w:p>
       <w:pPr>
         <w:pStyle w:val="Ttulo1"/>
       </w:pPr>
-      <w:bookmarkStart w:id="8" w:name="_Toc229067312"/>
+      <w:bookmarkStart w:id="7" w:name="_Toc229067312"/>
       <w:r>
         <w:lastRenderedPageBreak/>
         <w:t>IDEAÇÃO</w:t>
       </w:r>
+      <w:bookmarkEnd w:id="7"/>
+    </w:p>
+    <w:p>
+      <w:pPr>
+        <w:pStyle w:val="Ttulo2"/>
+      </w:pPr>
+      <w:bookmarkStart w:id="8" w:name="_Toc229067313"/>
+      <w:r>
+        <w:t>Cardápio de Ideias</w:t>
+      </w:r>
       <w:bookmarkEnd w:id="8"/>
-    </w:p>
-    <w:p>
-      <w:pPr>
-        <w:pStyle w:val="Ttulo2"/>
-      </w:pPr>
-      <w:bookmarkStart w:id="9" w:name="_Toc229067313"/>
-      <w:r>
-        <w:t>Cardápio de Ideias</w:t>
-      </w:r>
-      <w:bookmarkEnd w:id="9"/>
     </w:p>
     <w:p>
       <w:r>
@@ -2512,7 +2564,7 @@
         <w:pStyle w:val="Legenda"/>
         <w:keepNext/>
       </w:pPr>
-      <w:bookmarkStart w:id="10" w:name="_Toc229067316"/>
+      <w:bookmarkStart w:id="9" w:name="_Toc229067316"/>
       <w:r>
         <w:t xml:space="preserve">Figura </w:t>
       </w:r>
@@ -2530,7 +2582,7 @@
       <w:r>
         <w:t>Cardápio de Ideias</w:t>
       </w:r>
-      <w:bookmarkEnd w:id="10"/>
+      <w:bookmarkEnd w:id="9"/>
     </w:p>
     <w:p>
       <w:pPr>
@@ -2621,56 +2673,299 @@
         <w:t xml:space="preserve">é </w:t>
       </w:r>
       <w:r>
+        <w:t xml:space="preserve">um processo criativo </w:t>
+      </w:r>
+      <w:r>
         <w:t>usado</w:t>
       </w:r>
       <w:r>
-        <w:t xml:space="preserve"> para estimular o surgimento de soluções criativ</w:t>
-      </w:r>
-      <w:r>
-        <w:t>as em qualquer tipo de segmento, e permite</w:t>
-      </w:r>
-      <w:r>
-        <w:t xml:space="preserve"> o </w:t>
+        <w:t xml:space="preserve"> para estimular o surgimento de </w:t>
+      </w:r>
+      <w:r>
+        <w:t>diversas</w:t>
+      </w:r>
+      <w:r>
+        <w:t xml:space="preserve"> </w:t>
+      </w:r>
+      <w:r>
+        <w:t>ideias</w:t>
+      </w:r>
+      <w:r>
+        <w:t xml:space="preserve"> </w:t>
+      </w:r>
+      <w:r>
+        <w:t>em</w:t>
+      </w:r>
+      <w:r>
+        <w:t xml:space="preserve"> um</w:t>
+      </w:r>
+      <w:r>
+        <w:t xml:space="preserve"> </w:t>
+      </w:r>
+      <w:r>
+        <w:t>curto período de</w:t>
+      </w:r>
+      <w:r>
+        <w:t xml:space="preserve"> </w:t>
       </w:r>
       <w:r>
         <w:lastRenderedPageBreak/>
-        <w:t>compartilhamento de ideias, sol</w:t>
-      </w:r>
-      <w:r>
-        <w:t>uções e insights valiosos</w:t>
-      </w:r>
-      <w:r>
-        <w:t>.</w:t>
+        <w:t>tempo</w:t>
+      </w:r>
+      <w:r>
+        <w:t xml:space="preserve">, </w:t>
+      </w:r>
+      <w:r>
+        <w:t>no qual os participantes devem estar à vontade e focados, o que</w:t>
       </w:r>
       <w:r>
         <w:t xml:space="preserve"> </w:t>
       </w:r>
       <w:r>
-        <w:t>Porém, é preciso seguir algumas práticas que podem aguçar a criação de ideias pertinentes. (</w:t>
+        <w:t xml:space="preserve">favorece </w:t>
+      </w:r>
+      <w:r>
+        <w:t xml:space="preserve">o compartilhamento de </w:t>
+      </w:r>
+      <w:r>
+        <w:t xml:space="preserve">soluções inovadoras </w:t>
+      </w:r>
+      <w:r>
+        <w:t>para</w:t>
+      </w:r>
+      <w:r>
+        <w:t xml:space="preserve"> questões relevantes levantadas durante as fases de Imersão e de Análise</w:t>
+      </w:r>
+      <w:r>
+        <w:t xml:space="preserve"> do projeto (VIANNA et. al., 2012).</w:t>
+      </w:r>
+    </w:p>
+    <w:p>
+      <w:pPr>
+        <w:rPr>
+          <w:lang w:eastAsia="pt-BR"/>
+        </w:rPr>
+      </w:pPr>
+      <w:r>
+        <w:rPr>
+          <w:lang w:eastAsia="pt-BR"/>
+        </w:rPr>
+        <w:t>Tendo identificado as dores e lacunas</w:t>
+      </w:r>
+      <w:r>
+        <w:rPr>
+          <w:lang w:eastAsia="pt-BR"/>
+        </w:rPr>
+        <w:t xml:space="preserve"> </w:t>
+      </w:r>
+      <w:r>
+        <w:t>do público-alvo</w:t>
+      </w:r>
+      <w:r>
+        <w:rPr>
+          <w:lang w:eastAsia="pt-BR"/>
+        </w:rPr>
+        <w:t xml:space="preserve">, </w:t>
+      </w:r>
+      <w:r>
+        <w:rPr>
+          <w:lang w:eastAsia="pt-BR"/>
+        </w:rPr>
+        <w:t xml:space="preserve">o grupo </w:t>
+      </w:r>
+      <w:r>
+        <w:t>reuniu-se para realizar uma sessão de brainstorming, na qual foram geradas, sem julgamentos prévios, múltiplas propostas para o projeto</w:t>
+      </w:r>
+      <w:r>
+        <w:rPr>
+          <w:lang w:eastAsia="pt-BR"/>
+        </w:rPr>
+        <w:t xml:space="preserve">. </w:t>
+      </w:r>
+      <w:r>
+        <w:t xml:space="preserve">Dessa abordagem </w:t>
+      </w:r>
+      <w:r>
+        <w:rPr>
+          <w:lang w:eastAsia="pt-BR"/>
+        </w:rPr>
+        <w:t xml:space="preserve">colaborativa </w:t>
+      </w:r>
+      <w:r>
+        <w:rPr>
+          <w:lang w:eastAsia="pt-BR"/>
+        </w:rPr>
+        <w:t xml:space="preserve">surgiram os princípios que </w:t>
+      </w:r>
+      <w:r>
+        <w:rPr>
+          <w:lang w:eastAsia="pt-BR"/>
+        </w:rPr>
+        <w:t>permeiam</w:t>
+      </w:r>
+      <w:r>
+        <w:rPr>
+          <w:lang w:eastAsia="pt-BR"/>
+        </w:rPr>
+        <w:t xml:space="preserve"> o presente </w:t>
+      </w:r>
+      <w:r>
+        <w:rPr>
+          <w:lang w:eastAsia="pt-BR"/>
+        </w:rPr>
+        <w:t>trabalho</w:t>
+      </w:r>
+      <w:r>
+        <w:rPr>
+          <w:lang w:eastAsia="pt-BR"/>
+        </w:rPr>
+        <w:t xml:space="preserve">: um sistema </w:t>
+      </w:r>
+      <w:r>
+        <w:t xml:space="preserve">voltado à </w:t>
+      </w:r>
+      <w:r>
+        <w:rPr>
+          <w:lang w:eastAsia="pt-BR"/>
+        </w:rPr>
+        <w:t xml:space="preserve">democratização do acesso à cultura. </w:t>
+      </w:r>
+      <w:r>
+        <w:rPr>
+          <w:lang w:eastAsia="pt-BR"/>
+        </w:rPr>
+        <w:t xml:space="preserve"> </w:t>
+      </w:r>
+      <w:r>
+        <w:t>Assim, o brainstorming contribuiu diretamente para a definição da propost</w:t>
+      </w:r>
+      <w:r>
+        <w:t>a desenvolvida.</w:t>
+      </w:r>
+    </w:p>
+    <w:p>
+      <w:pPr>
+        <w:pStyle w:val="Ttulo2"/>
+      </w:pPr>
+      <w:r>
+        <w:t xml:space="preserve">Golden </w:t>
       </w:r>
       <w:proofErr w:type="spellStart"/>
       <w:r>
-        <w:t>Salesforce</w:t>
+        <w:t>Circle</w:t>
       </w:r>
       <w:proofErr w:type="spellEnd"/>
       <w:r>
-        <w:t xml:space="preserve"> Brasil, 2023).</w:t>
-      </w:r>
-    </w:p>
-    <w:p>
-      <w:pPr>
-        <w:pStyle w:val="Ttulo2"/>
-      </w:pPr>
-      <w:r>
-        <w:t xml:space="preserve">Golden </w:t>
+        <w:t xml:space="preserve"> </w:t>
+      </w:r>
+    </w:p>
+    <w:p>
+      <w:pPr>
+        <w:rPr>
+          <w:lang w:eastAsia="pt-BR"/>
+        </w:rPr>
+      </w:pPr>
+      <w:r>
+        <w:rPr>
+          <w:lang w:eastAsia="pt-BR"/>
+        </w:rPr>
+        <w:t xml:space="preserve">O Golden </w:t>
       </w:r>
       <w:proofErr w:type="spellStart"/>
       <w:r>
+        <w:rPr>
+          <w:lang w:eastAsia="pt-BR"/>
+        </w:rPr>
         <w:t>Circle</w:t>
       </w:r>
       <w:proofErr w:type="spellEnd"/>
       <w:r>
+        <w:rPr>
+          <w:lang w:eastAsia="pt-BR"/>
+        </w:rPr>
+        <w:t xml:space="preserve"> é uma metodologia desenvolvida por Simon </w:t>
+      </w:r>
+      <w:proofErr w:type="spellStart"/>
+      <w:r>
+        <w:rPr>
+          <w:lang w:eastAsia="pt-BR"/>
+        </w:rPr>
+        <w:t>Sinek</w:t>
+      </w:r>
+      <w:proofErr w:type="spellEnd"/>
+      <w:r>
+        <w:rPr>
+          <w:lang w:eastAsia="pt-BR"/>
+        </w:rPr>
+        <w:t xml:space="preserve"> que auxilia organizações e projetos a definirem sua razão de existir, sua forma de atuação e o produto ou serviço que oferecem. O modelo é estruturado em três perguntas fundamentais: Por quê</w:t>
+      </w:r>
+      <w:proofErr w:type="gramStart"/>
+      <w:r>
+        <w:rPr>
+          <w:lang w:eastAsia="pt-BR"/>
+        </w:rPr>
+        <w:t>?,</w:t>
+      </w:r>
+      <w:proofErr w:type="gramEnd"/>
+      <w:r>
+        <w:rPr>
+          <w:lang w:eastAsia="pt-BR"/>
+        </w:rPr>
         <w:t xml:space="preserve"> </w:t>
+      </w:r>
+      <w:proofErr w:type="gramStart"/>
+      <w:r>
+        <w:rPr>
+          <w:lang w:eastAsia="pt-BR"/>
+        </w:rPr>
+        <w:t>que</w:t>
+      </w:r>
+      <w:proofErr w:type="gramEnd"/>
+      <w:r>
+        <w:rPr>
+          <w:lang w:eastAsia="pt-BR"/>
+        </w:rPr>
+        <w:t xml:space="preserve"> representa a motivação e o propósito da iniciativa; Como?, </w:t>
+      </w:r>
+      <w:proofErr w:type="gramStart"/>
+      <w:r>
+        <w:rPr>
+          <w:lang w:eastAsia="pt-BR"/>
+        </w:rPr>
+        <w:t>que</w:t>
+      </w:r>
+      <w:proofErr w:type="gramEnd"/>
+      <w:r>
+        <w:rPr>
+          <w:lang w:eastAsia="pt-BR"/>
+        </w:rPr>
+        <w:t xml:space="preserve"> descreve os métodos e estratégias utilizados para atingir esse propósito; e </w:t>
+      </w:r>
+      <w:r>
+        <w:rPr>
+          <w:lang w:eastAsia="pt-BR"/>
+        </w:rPr>
+        <w:t xml:space="preserve"> </w:t>
+      </w:r>
+      <w:r>
+        <w:rPr>
+          <w:lang w:eastAsia="pt-BR"/>
+        </w:rPr>
+        <w:t xml:space="preserve">O quê?, </w:t>
+      </w:r>
+      <w:proofErr w:type="gramStart"/>
+      <w:r>
+        <w:rPr>
+          <w:lang w:eastAsia="pt-BR"/>
+        </w:rPr>
+        <w:t>que</w:t>
+      </w:r>
+      <w:proofErr w:type="gramEnd"/>
+      <w:r>
+        <w:rPr>
+          <w:lang w:eastAsia="pt-BR"/>
+        </w:rPr>
+        <w:t xml:space="preserve"> corresponde ao resultado final ou à solução desenvolvida. A aplicação dessa ferramenta permite compreender de forma clara os objetivos, os valores e o impacto pretendido pelo projeto (DAM; TEO, 2020).</w:t>
       </w:r>
     </w:p>
     <w:p>
@@ -2707,11 +3002,82 @@
     </w:p>
     <w:p>
       <w:pPr>
+        <w:rPr>
+          <w:lang w:eastAsia="pt-BR"/>
+        </w:rPr>
+      </w:pPr>
+      <w:r>
+        <w:rPr>
+          <w:lang w:eastAsia="pt-BR"/>
+        </w:rPr>
+        <w:t xml:space="preserve">O diagrama de caso de uso é uma ferramenta da UML utilizada para identificar os atores (usuários) que interagem com </w:t>
+      </w:r>
+      <w:proofErr w:type="gramStart"/>
+      <w:r>
+        <w:rPr>
+          <w:lang w:eastAsia="pt-BR"/>
+        </w:rPr>
+        <w:t>o sistema, bem como as funcionalidades disponibilizadas a eles, denominadas</w:t>
+      </w:r>
+      <w:proofErr w:type="gramEnd"/>
+      <w:r>
+        <w:rPr>
+          <w:lang w:eastAsia="pt-BR"/>
+        </w:rPr>
+        <w:t xml:space="preserve"> casos de uso. Por empregar uma linguagem simplificada, essa ferramenta permite que os usuários obtenham uma visão geral do comportamento esperado do sistema (GUEDES, 2011).</w:t>
+      </w:r>
+    </w:p>
+    <w:p>
+      <w:pPr>
         <w:pStyle w:val="Ttulo2"/>
       </w:pPr>
       <w:r>
         <w:t>Modelagem do Banco de Dados</w:t>
       </w:r>
+    </w:p>
+    <w:p>
+      <w:pPr>
+        <w:rPr>
+          <w:lang w:eastAsia="pt-BR"/>
+        </w:rPr>
+      </w:pPr>
+      <w:r>
+        <w:rPr>
+          <w:lang w:eastAsia="pt-BR"/>
+        </w:rPr>
+        <w:t>A modelagem de banco de dados é uma técnica utilizada para representar de forma estruturada os dados de um sistema e os relacionamentos exist</w:t>
+      </w:r>
+      <w:r>
+        <w:rPr>
+          <w:lang w:eastAsia="pt-BR"/>
+        </w:rPr>
+        <w:t>entes entre eles. Por meio dela</w:t>
+      </w:r>
+      <w:r>
+        <w:rPr>
+          <w:lang w:eastAsia="pt-BR"/>
+        </w:rPr>
+        <w:t xml:space="preserve">, </w:t>
+      </w:r>
+      <w:r>
+        <w:rPr>
+          <w:lang w:eastAsia="pt-BR"/>
+        </w:rPr>
+        <w:t>podem-se</w:t>
+      </w:r>
+      <w:r>
+        <w:rPr>
+          <w:lang w:eastAsia="pt-BR"/>
+        </w:rPr>
+        <w:t xml:space="preserve"> organizar as informações de maneira consistente, contribuindo para o desenvolvimento de sistemas de software mais robustos e flexíveis, capazes de atender às necessidades dos usuários finais (ARAÚJO, 2021).</w:t>
+      </w:r>
+      <w:bookmarkStart w:id="10" w:name="_GoBack"/>
+      <w:bookmarkEnd w:id="10"/>
+    </w:p>
+    <w:p>
+      <w:pPr>
+        <w:pStyle w:val="Ttulo2"/>
+      </w:pPr>
       <w:r>
         <w:br w:type="page"/>
       </w:r>
@@ -2880,6 +3246,62 @@
       </w:pPr>
       <w:r>
         <w:rPr>
+          <w:shd w:val="clear" w:color="auto" w:fill="FFFFFF"/>
+        </w:rPr>
+        <w:t>ARAÚJO, M.A.P. MODELAGEM DE DADOS – TEORIA E PRÁTICA. </w:t>
+      </w:r>
+      <w:r>
+        <w:rPr>
+          <w:b/>
+          <w:bCs/>
+          <w:shd w:val="clear" w:color="auto" w:fill="FFFFFF"/>
+        </w:rPr>
+        <w:t>Revista Saber Digital</w:t>
+      </w:r>
+      <w:r>
+        <w:rPr>
+          <w:shd w:val="clear" w:color="auto" w:fill="FFFFFF"/>
+        </w:rPr>
+        <w:t>, </w:t>
+      </w:r>
+      <w:r>
+        <w:rPr>
+          <w:i/>
+          <w:iCs/>
+          <w:shd w:val="clear" w:color="auto" w:fill="FFFFFF"/>
+        </w:rPr>
+        <w:t>[S. l.]</w:t>
+      </w:r>
+      <w:r>
+        <w:rPr>
+          <w:shd w:val="clear" w:color="auto" w:fill="FFFFFF"/>
+        </w:rPr>
+        <w:t xml:space="preserve">, v. 1, n. 01, p. 27–64, 2021. Disponível em: </w:t>
+      </w:r>
+      <w:proofErr w:type="gramStart"/>
+      <w:r>
+        <w:rPr>
+          <w:shd w:val="clear" w:color="auto" w:fill="FFFFFF"/>
+        </w:rPr>
+        <w:t>https</w:t>
+      </w:r>
+      <w:proofErr w:type="gramEnd"/>
+      <w:r>
+        <w:rPr>
+          <w:shd w:val="clear" w:color="auto" w:fill="FFFFFF"/>
+        </w:rPr>
+        <w:t>://revistas.faa.edu.br/SaberDigital/article/view/1029. Acesso em: 11 jun. 2026.</w:t>
+      </w:r>
+    </w:p>
+    <w:p>
+      <w:pPr>
+        <w:ind w:firstLine="0"/>
+        <w:rPr>
+          <w:color w:val="000000"/>
+        </w:rPr>
+      </w:pPr>
+      <w:r>
+        <w:rPr>
           <w:color w:val="000000"/>
         </w:rPr>
         <w:t xml:space="preserve">BIACHIN, Victor. </w:t>
@@ -2935,6 +3357,225 @@
       <w:pPr>
         <w:ind w:firstLine="0"/>
       </w:pPr>
+      <w:proofErr w:type="spellStart"/>
+      <w:r>
+        <w:t>Dam</w:t>
+      </w:r>
+      <w:proofErr w:type="spellEnd"/>
+      <w:r>
+        <w:t xml:space="preserve">, R. F. </w:t>
+      </w:r>
+      <w:proofErr w:type="spellStart"/>
+      <w:r>
+        <w:t>and</w:t>
+      </w:r>
+      <w:proofErr w:type="spellEnd"/>
+      <w:r>
+        <w:t xml:space="preserve"> </w:t>
+      </w:r>
+      <w:proofErr w:type="spellStart"/>
+      <w:r>
+        <w:t>Teo</w:t>
+      </w:r>
+      <w:proofErr w:type="spellEnd"/>
+      <w:r>
+        <w:t>, Y. S</w:t>
+      </w:r>
+      <w:r>
+        <w:t xml:space="preserve">. </w:t>
+      </w:r>
+      <w:proofErr w:type="spellStart"/>
+      <w:r>
+        <w:rPr>
+          <w:b/>
+        </w:rPr>
+        <w:t>Introduction</w:t>
+      </w:r>
+      <w:proofErr w:type="spellEnd"/>
+      <w:r>
+        <w:rPr>
+          <w:b/>
+        </w:rPr>
+        <w:t xml:space="preserve"> </w:t>
+      </w:r>
+      <w:proofErr w:type="spellStart"/>
+      <w:r>
+        <w:rPr>
+          <w:b/>
+        </w:rPr>
+        <w:t>to</w:t>
+      </w:r>
+      <w:proofErr w:type="spellEnd"/>
+      <w:r>
+        <w:rPr>
+          <w:b/>
+        </w:rPr>
+        <w:t xml:space="preserve"> </w:t>
+      </w:r>
+      <w:proofErr w:type="spellStart"/>
+      <w:r>
+        <w:rPr>
+          <w:b/>
+        </w:rPr>
+        <w:t>the</w:t>
+      </w:r>
+      <w:proofErr w:type="spellEnd"/>
+      <w:r>
+        <w:rPr>
+          <w:b/>
+        </w:rPr>
+        <w:t xml:space="preserve"> </w:t>
+      </w:r>
+      <w:proofErr w:type="spellStart"/>
+      <w:r>
+        <w:rPr>
+          <w:b/>
+        </w:rPr>
+        <w:t>Essential</w:t>
+      </w:r>
+      <w:proofErr w:type="spellEnd"/>
+      <w:r>
+        <w:rPr>
+          <w:b/>
+        </w:rPr>
+        <w:t xml:space="preserve"> </w:t>
+      </w:r>
+      <w:proofErr w:type="spellStart"/>
+      <w:r>
+        <w:rPr>
+          <w:b/>
+        </w:rPr>
+        <w:t>Ideation</w:t>
+      </w:r>
+      <w:proofErr w:type="spellEnd"/>
+      <w:r>
+        <w:rPr>
+          <w:b/>
+        </w:rPr>
+        <w:t xml:space="preserve"> </w:t>
+      </w:r>
+      <w:proofErr w:type="spellStart"/>
+      <w:r>
+        <w:rPr>
+          <w:b/>
+        </w:rPr>
+        <w:t>Techniques</w:t>
+      </w:r>
+      <w:proofErr w:type="spellEnd"/>
+      <w:r>
+        <w:rPr>
+          <w:b/>
+        </w:rPr>
+        <w:t xml:space="preserve"> </w:t>
+      </w:r>
+      <w:proofErr w:type="spellStart"/>
+      <w:r>
+        <w:rPr>
+          <w:b/>
+        </w:rPr>
+        <w:t>which</w:t>
+      </w:r>
+      <w:proofErr w:type="spellEnd"/>
+      <w:r>
+        <w:rPr>
+          <w:b/>
+        </w:rPr>
+        <w:t xml:space="preserve"> are </w:t>
+      </w:r>
+      <w:proofErr w:type="spellStart"/>
+      <w:r>
+        <w:rPr>
+          <w:b/>
+        </w:rPr>
+        <w:t>the</w:t>
+      </w:r>
+      <w:proofErr w:type="spellEnd"/>
+      <w:r>
+        <w:rPr>
+          <w:b/>
+        </w:rPr>
+        <w:t xml:space="preserve"> Heart </w:t>
+      </w:r>
+      <w:proofErr w:type="spellStart"/>
+      <w:r>
+        <w:rPr>
+          <w:b/>
+        </w:rPr>
+        <w:t>of</w:t>
+      </w:r>
+      <w:proofErr w:type="spellEnd"/>
+      <w:r>
+        <w:rPr>
+          <w:b/>
+        </w:rPr>
+        <w:t xml:space="preserve"> Design </w:t>
+      </w:r>
+      <w:proofErr w:type="spellStart"/>
+      <w:r>
+        <w:rPr>
+          <w:b/>
+        </w:rPr>
+        <w:t>Thinking</w:t>
+      </w:r>
+      <w:proofErr w:type="spellEnd"/>
+      <w:r>
+        <w:rPr>
+          <w:b/>
+        </w:rPr>
+        <w:t xml:space="preserve">. </w:t>
+      </w:r>
+      <w:proofErr w:type="spellStart"/>
+      <w:proofErr w:type="gramStart"/>
+      <w:r>
+        <w:rPr>
+          <w:b/>
+        </w:rPr>
+        <w:t>IxDF</w:t>
+      </w:r>
+      <w:proofErr w:type="spellEnd"/>
+      <w:proofErr w:type="gramEnd"/>
+      <w:r>
+        <w:rPr>
+          <w:b/>
+        </w:rPr>
+        <w:t xml:space="preserve"> - </w:t>
+      </w:r>
+      <w:proofErr w:type="spellStart"/>
+      <w:r>
+        <w:rPr>
+          <w:b/>
+        </w:rPr>
+        <w:t>Interaction</w:t>
+      </w:r>
+      <w:proofErr w:type="spellEnd"/>
+      <w:r>
+        <w:rPr>
+          <w:b/>
+        </w:rPr>
+        <w:t xml:space="preserve"> Design Foundation</w:t>
+      </w:r>
+      <w:r>
+        <w:t xml:space="preserve">. </w:t>
+      </w:r>
+      <w:r>
+        <w:t xml:space="preserve">Disponível em: </w:t>
+      </w:r>
+      <w:proofErr w:type="gramStart"/>
+      <w:r>
+        <w:t>https</w:t>
+      </w:r>
+      <w:proofErr w:type="gramEnd"/>
+      <w:r>
+        <w:t>://ixdf.org/literature/article/introduction-to-the-essential-ideation-techniques-which-are-the-heart-of-design-thinking</w:t>
+      </w:r>
+      <w:r>
+        <w:t>. Acesso em: junho de 2026.</w:t>
+      </w:r>
+    </w:p>
+    <w:p>
+      <w:pPr>
+        <w:ind w:firstLine="0"/>
+      </w:pPr>
       <w:r>
         <w:rPr>
           <w:color w:val="000000"/>
@@ -2984,6 +3625,55 @@
         <w:ind w:firstLine="0"/>
       </w:pPr>
       <w:r>
+        <w:t xml:space="preserve">GUEDES, </w:t>
+      </w:r>
+      <w:proofErr w:type="spellStart"/>
+      <w:r>
+        <w:t>Gilleanes</w:t>
+      </w:r>
+      <w:proofErr w:type="spellEnd"/>
+      <w:r>
+        <w:t xml:space="preserve"> T. A. </w:t>
+      </w:r>
+      <w:proofErr w:type="gramStart"/>
+      <w:r>
+        <w:rPr>
+          <w:b/>
+        </w:rPr>
+        <w:t>UML2 :</w:t>
+      </w:r>
+      <w:proofErr w:type="gramEnd"/>
+      <w:r>
+        <w:rPr>
+          <w:b/>
+        </w:rPr>
+        <w:t xml:space="preserve"> uma abordagem prática</w:t>
+      </w:r>
+      <w:r>
+        <w:t xml:space="preserve">. 2. </w:t>
+      </w:r>
+      <w:proofErr w:type="gramStart"/>
+      <w:r>
+        <w:t>ed.</w:t>
+      </w:r>
+      <w:proofErr w:type="gramEnd"/>
+      <w:r>
+        <w:t xml:space="preserve"> São Paulo: </w:t>
+      </w:r>
+      <w:proofErr w:type="spellStart"/>
+      <w:r>
+        <w:t>Novatec</w:t>
+      </w:r>
+      <w:proofErr w:type="spellEnd"/>
+      <w:r>
+        <w:t xml:space="preserve"> Editora, 2011.</w:t>
+      </w:r>
+    </w:p>
+    <w:p>
+      <w:pPr>
+        <w:ind w:firstLine="0"/>
+      </w:pPr>
+      <w:r>
         <w:t xml:space="preserve">MARTINS, Amilton Rodrigo de Quadros </w:t>
       </w:r>
       <w:proofErr w:type="gramStart"/>
@@ -3096,6 +3786,7 @@
         <w:rPr>
           <w:color w:val="000000"/>
         </w:rPr>
+        <w:lastRenderedPageBreak/>
         <w:t>NICOLAU, André</w:t>
       </w:r>
       <w:r>
@@ -3173,82 +3864,39 @@
       <w:pPr>
         <w:ind w:firstLine="0"/>
       </w:pPr>
-      <w:proofErr w:type="spellStart"/>
-      <w:r>
-        <w:t>Salesforce</w:t>
-      </w:r>
-      <w:proofErr w:type="spellEnd"/>
-      <w:r>
-        <w:t xml:space="preserve"> Brasil. </w:t>
+      <w:r>
+        <w:t xml:space="preserve">SERASA. </w:t>
       </w:r>
       <w:r>
         <w:rPr>
           <w:b/>
         </w:rPr>
-        <w:t>O que é Brainstorming</w:t>
+        <w:t>Shows e festivais: 89% dos brasileiros participam de até sete eventos por ano, revela pesquisa Serasa</w:t>
+      </w:r>
+      <w:r>
+        <w:t xml:space="preserve">. Disponível em: </w:t>
+      </w:r>
+      <w:r>
+        <w:rPr>
+          <w:rFonts w:ascii="Tahoma" w:hAnsi="Tahoma" w:cs="Tahoma"/>
+        </w:rPr>
+        <w:t>⁠</w:t>
       </w:r>
       <w:proofErr w:type="gramStart"/>
       <w:r>
-        <w:rPr>
-          <w:b/>
-        </w:rPr>
-        <w:t>?</w:t>
-      </w:r>
-      <w:r>
-        <w:t>.</w:t>
+        <w:t>https</w:t>
       </w:r>
       <w:proofErr w:type="gramEnd"/>
       <w:r>
-        <w:t xml:space="preserve"> Disponível em: http://salesforce.com/br/blog/brainstorming/</w:t>
-      </w:r>
-      <w:r>
-        <w:t xml:space="preserve">. Acesso em: </w:t>
+        <w:t>://www.serasa.com.br/imprensa/brasileiros-participam-de-ate-sete-eventos-</w:t>
       </w:r>
       <w:proofErr w:type="gramStart"/>
       <w:r>
-        <w:t>9</w:t>
+        <w:t>por</w:t>
       </w:r>
       <w:proofErr w:type="gramEnd"/>
       <w:r>
-        <w:t xml:space="preserve"> abr. </w:t>
-      </w:r>
-      <w:r>
-        <w:t>2026.</w:t>
-      </w:r>
-    </w:p>
-    <w:p>
-      <w:pPr>
-        <w:ind w:firstLine="0"/>
-      </w:pPr>
-      <w:r>
-        <w:t xml:space="preserve">SERASA. </w:t>
-      </w:r>
-      <w:r>
-        <w:rPr>
-          <w:b/>
-        </w:rPr>
-        <w:t>Shows e festivais: 89% dos brasileiros participam de até sete eventos por ano, revela pesquisa Serasa</w:t>
-      </w:r>
-      <w:r>
-        <w:t xml:space="preserve">. Disponível </w:t>
-      </w:r>
-      <w:r>
-        <w:lastRenderedPageBreak/>
-        <w:t xml:space="preserve">em: </w:t>
-      </w:r>
-      <w:r>
-        <w:rPr>
-          <w:rFonts w:ascii="Tahoma" w:hAnsi="Tahoma" w:cs="Tahoma"/>
-        </w:rPr>
-        <w:t>⁠</w:t>
-      </w:r>
-      <w:proofErr w:type="gramStart"/>
-      <w:r>
-        <w:t>https</w:t>
-      </w:r>
-      <w:proofErr w:type="gramEnd"/>
-      <w:r>
-        <w:t>://www.serasa.com.br/imprensa/brasileiros-participam-de-ate-sete-eventos-por-ano/</w:t>
+        <w:t>-ano/</w:t>
       </w:r>
       <w:r>
         <w:t>. Acesso em: abril de 2026.</w:t>
@@ -3375,7 +4023,6 @@
         <w:docPartUnique/>
       </w:docPartObj>
     </w:sdtPr>
-    <w:sdtEndPr/>
     <w:sdtContent>
       <w:p>
         <w:pPr>
@@ -3395,7 +4042,7 @@
           <w:rPr>
             <w:noProof/>
           </w:rPr>
-          <w:t>13</w:t>
+          <w:t>18</w:t>
         </w:r>
         <w:r>
           <w:fldChar w:fldCharType="end"/>
@@ -5324,7 +5971,7 @@
   <a:extraClrSchemeLst/>
   <a:extLst>
     <a:ext uri="{05A4C25C-085E-4340-85A3-A5531E510DB2}">
-      <thm15:themeFamily xmlns:thm15="http://schemas.microsoft.com/office/thememl/2012/main" xmlns="" name="Office Theme" id="{62F939B6-93AF-4DB8-9C6B-D6C7DFDC589F}" vid="{4A3C46E8-61CC-4603-A589-7422A47A8E4A}"/>
+      <thm15:themeFamily xmlns="" xmlns:thm15="http://schemas.microsoft.com/office/thememl/2012/main" name="Office Theme" id="{62F939B6-93AF-4DB8-9C6B-D6C7DFDC589F}" vid="{4A3C46E8-61CC-4603-A589-7422A47A8E4A}"/>
     </a:ext>
   </a:extLst>
 </a:theme>
@@ -5335,7 +5982,7 @@
 </file>
 
 <file path=customXml/itemProps1.xml><?xml version="1.0" encoding="utf-8"?>
-<ds:datastoreItem xmlns:ds="http://schemas.openxmlformats.org/officeDocument/2006/customXml" ds:itemID="{24334652-408E-4DA7-BF0A-D1CAF35FEAB5}">
+<ds:datastoreItem xmlns:ds="http://schemas.openxmlformats.org/officeDocument/2006/customXml" ds:itemID="{9A9E272D-FC95-4CE4-BB44-84D6FE7A93B6}">
   <ds:schemaRefs>
     <ds:schemaRef ds:uri="http://schemas.openxmlformats.org/officeDocument/2006/bibliography"/>
   </ds:schemaRefs>

--- a/ABNT TCC - ShowMe.docx
+++ b/ABNT TCC - ShowMe.docx
@@ -523,13 +523,13 @@
       <w:r>
         <w:fldChar w:fldCharType="separate"/>
       </w:r>
-      <w:hyperlink w:anchor="_Toc229067316" w:history="1">
+      <w:hyperlink w:anchor="_Toc232116271" w:history="1">
         <w:r>
           <w:rPr>
             <w:rStyle w:val="Hyperlink"/>
             <w:noProof/>
           </w:rPr>
-          <w:t>Figura 1: Cardápio de Ideias</w:t>
+          <w:t>Figura 1: Persona</w:t>
         </w:r>
         <w:r>
           <w:rPr>
@@ -550,7 +550,7 @@
             <w:noProof/>
             <w:webHidden/>
           </w:rPr>
-          <w:instrText xml:space="preserve"> PAGEREF _Toc229067316 \h </w:instrText>
+          <w:instrText xml:space="preserve"> PAGEREF _Toc232116271 \h </w:instrText>
         </w:r>
         <w:r>
           <w:rPr>
@@ -570,7 +570,7 @@
             <w:noProof/>
             <w:webHidden/>
           </w:rPr>
-          <w:t>16</w:t>
+          <w:t>15</w:t>
         </w:r>
         <w:r>
           <w:rPr>
@@ -583,27 +583,6 @@
     </w:p>
     <w:p>
       <w:pPr>
-        <w:ind w:firstLine="0"/>
-      </w:pPr>
-      <w:r>
-        <w:fldChar w:fldCharType="end"/>
-      </w:r>
-    </w:p>
-    <w:p>
-      <w:pPr>
-        <w:pStyle w:val="SemEspaamento"/>
-      </w:pPr>
-      <w:r>
-        <w:t>QUADROS</w:t>
-      </w:r>
-    </w:p>
-    <w:p>
-      <w:pPr>
-        <w:pStyle w:val="SemEspaamento"/>
-      </w:pPr>
-    </w:p>
-    <w:p>
-      <w:pPr>
         <w:pStyle w:val="ndicedeilustraes"/>
         <w:tabs>
           <w:tab w:val="right" w:leader="dot" w:pos="9061"/>
@@ -615,6 +594,453 @@
           <w:lang w:eastAsia="pt-BR"/>
         </w:rPr>
       </w:pPr>
+      <w:hyperlink w:anchor="_Toc232116272" w:history="1">
+        <w:r>
+          <w:rPr>
+            <w:rStyle w:val="Hyperlink"/>
+            <w:noProof/>
+          </w:rPr>
+          <w:t>Figura 2: Mapa de Empatia</w:t>
+        </w:r>
+        <w:r>
+          <w:rPr>
+            <w:noProof/>
+            <w:webHidden/>
+          </w:rPr>
+          <w:tab/>
+        </w:r>
+        <w:r>
+          <w:rPr>
+            <w:noProof/>
+            <w:webHidden/>
+          </w:rPr>
+          <w:fldChar w:fldCharType="begin"/>
+        </w:r>
+        <w:r>
+          <w:rPr>
+            <w:noProof/>
+            <w:webHidden/>
+          </w:rPr>
+          <w:instrText xml:space="preserve"> PAGEREF _Toc232116272 \h </w:instrText>
+        </w:r>
+        <w:r>
+          <w:rPr>
+            <w:noProof/>
+            <w:webHidden/>
+          </w:rPr>
+        </w:r>
+        <w:r>
+          <w:rPr>
+            <w:noProof/>
+            <w:webHidden/>
+          </w:rPr>
+          <w:fldChar w:fldCharType="separate"/>
+        </w:r>
+        <w:r>
+          <w:rPr>
+            <w:noProof/>
+            <w:webHidden/>
+          </w:rPr>
+          <w:t>16</w:t>
+        </w:r>
+        <w:r>
+          <w:rPr>
+            <w:noProof/>
+            <w:webHidden/>
+          </w:rPr>
+          <w:fldChar w:fldCharType="end"/>
+        </w:r>
+      </w:hyperlink>
+    </w:p>
+    <w:p>
+      <w:pPr>
+        <w:pStyle w:val="ndicedeilustraes"/>
+        <w:tabs>
+          <w:tab w:val="right" w:leader="dot" w:pos="9061"/>
+        </w:tabs>
+        <w:rPr>
+          <w:rFonts w:asciiTheme="minorHAnsi" w:eastAsiaTheme="minorEastAsia" w:hAnsiTheme="minorHAnsi"/>
+          <w:noProof/>
+          <w:sz w:val="22"/>
+          <w:lang w:eastAsia="pt-BR"/>
+        </w:rPr>
+      </w:pPr>
+      <w:hyperlink w:anchor="_Toc232116273" w:history="1">
+        <w:r>
+          <w:rPr>
+            <w:rStyle w:val="Hyperlink"/>
+            <w:noProof/>
+          </w:rPr>
+          <w:t>Figura 3: Cardápio de Ideias</w:t>
+        </w:r>
+        <w:r>
+          <w:rPr>
+            <w:noProof/>
+            <w:webHidden/>
+          </w:rPr>
+          <w:tab/>
+        </w:r>
+        <w:r>
+          <w:rPr>
+            <w:noProof/>
+            <w:webHidden/>
+          </w:rPr>
+          <w:fldChar w:fldCharType="begin"/>
+        </w:r>
+        <w:r>
+          <w:rPr>
+            <w:noProof/>
+            <w:webHidden/>
+          </w:rPr>
+          <w:instrText xml:space="preserve"> PAGEREF _Toc232116273 \h </w:instrText>
+        </w:r>
+        <w:r>
+          <w:rPr>
+            <w:noProof/>
+            <w:webHidden/>
+          </w:rPr>
+        </w:r>
+        <w:r>
+          <w:rPr>
+            <w:noProof/>
+            <w:webHidden/>
+          </w:rPr>
+          <w:fldChar w:fldCharType="separate"/>
+        </w:r>
+        <w:r>
+          <w:rPr>
+            <w:noProof/>
+            <w:webHidden/>
+          </w:rPr>
+          <w:t>17</w:t>
+        </w:r>
+        <w:r>
+          <w:rPr>
+            <w:noProof/>
+            <w:webHidden/>
+          </w:rPr>
+          <w:fldChar w:fldCharType="end"/>
+        </w:r>
+      </w:hyperlink>
+    </w:p>
+    <w:p>
+      <w:pPr>
+        <w:pStyle w:val="ndicedeilustraes"/>
+        <w:tabs>
+          <w:tab w:val="right" w:leader="dot" w:pos="9061"/>
+        </w:tabs>
+        <w:rPr>
+          <w:rFonts w:asciiTheme="minorHAnsi" w:eastAsiaTheme="minorEastAsia" w:hAnsiTheme="minorHAnsi"/>
+          <w:noProof/>
+          <w:sz w:val="22"/>
+          <w:lang w:eastAsia="pt-BR"/>
+        </w:rPr>
+      </w:pPr>
+      <w:hyperlink w:anchor="_Toc232116274" w:history="1">
+        <w:r>
+          <w:rPr>
+            <w:rStyle w:val="Hyperlink"/>
+            <w:noProof/>
+          </w:rPr>
+          <w:t>Figura 4: Brainstorming</w:t>
+        </w:r>
+        <w:r>
+          <w:rPr>
+            <w:noProof/>
+            <w:webHidden/>
+          </w:rPr>
+          <w:tab/>
+        </w:r>
+        <w:r>
+          <w:rPr>
+            <w:noProof/>
+            <w:webHidden/>
+          </w:rPr>
+          <w:fldChar w:fldCharType="begin"/>
+        </w:r>
+        <w:r>
+          <w:rPr>
+            <w:noProof/>
+            <w:webHidden/>
+          </w:rPr>
+          <w:instrText xml:space="preserve"> PAGEREF _Toc232116274 \h </w:instrText>
+        </w:r>
+        <w:r>
+          <w:rPr>
+            <w:noProof/>
+            <w:webHidden/>
+          </w:rPr>
+        </w:r>
+        <w:r>
+          <w:rPr>
+            <w:noProof/>
+            <w:webHidden/>
+          </w:rPr>
+          <w:fldChar w:fldCharType="separate"/>
+        </w:r>
+        <w:r>
+          <w:rPr>
+            <w:noProof/>
+            <w:webHidden/>
+          </w:rPr>
+          <w:t>18</w:t>
+        </w:r>
+        <w:r>
+          <w:rPr>
+            <w:noProof/>
+            <w:webHidden/>
+          </w:rPr>
+          <w:fldChar w:fldCharType="end"/>
+        </w:r>
+      </w:hyperlink>
+    </w:p>
+    <w:p>
+      <w:pPr>
+        <w:pStyle w:val="ndicedeilustraes"/>
+        <w:tabs>
+          <w:tab w:val="right" w:leader="dot" w:pos="9061"/>
+        </w:tabs>
+        <w:rPr>
+          <w:rFonts w:asciiTheme="minorHAnsi" w:eastAsiaTheme="minorEastAsia" w:hAnsiTheme="minorHAnsi"/>
+          <w:noProof/>
+          <w:sz w:val="22"/>
+          <w:lang w:eastAsia="pt-BR"/>
+        </w:rPr>
+      </w:pPr>
+      <w:hyperlink w:anchor="_Toc232116275" w:history="1">
+        <w:r>
+          <w:rPr>
+            <w:rStyle w:val="Hyperlink"/>
+            <w:noProof/>
+          </w:rPr>
+          <w:t>Figura 5: Golden Circle</w:t>
+        </w:r>
+        <w:r>
+          <w:rPr>
+            <w:noProof/>
+            <w:webHidden/>
+          </w:rPr>
+          <w:tab/>
+        </w:r>
+        <w:r>
+          <w:rPr>
+            <w:noProof/>
+            <w:webHidden/>
+          </w:rPr>
+          <w:fldChar w:fldCharType="begin"/>
+        </w:r>
+        <w:r>
+          <w:rPr>
+            <w:noProof/>
+            <w:webHidden/>
+          </w:rPr>
+          <w:instrText xml:space="preserve"> PAGEREF _Toc232116275 \h </w:instrText>
+        </w:r>
+        <w:r>
+          <w:rPr>
+            <w:noProof/>
+            <w:webHidden/>
+          </w:rPr>
+        </w:r>
+        <w:r>
+          <w:rPr>
+            <w:noProof/>
+            <w:webHidden/>
+          </w:rPr>
+          <w:fldChar w:fldCharType="separate"/>
+        </w:r>
+        <w:r>
+          <w:rPr>
+            <w:noProof/>
+            <w:webHidden/>
+          </w:rPr>
+          <w:t>19</w:t>
+        </w:r>
+        <w:r>
+          <w:rPr>
+            <w:noProof/>
+            <w:webHidden/>
+          </w:rPr>
+          <w:fldChar w:fldCharType="end"/>
+        </w:r>
+      </w:hyperlink>
+    </w:p>
+    <w:p>
+      <w:pPr>
+        <w:pStyle w:val="ndicedeilustraes"/>
+        <w:tabs>
+          <w:tab w:val="right" w:leader="dot" w:pos="9061"/>
+        </w:tabs>
+        <w:rPr>
+          <w:rFonts w:asciiTheme="minorHAnsi" w:eastAsiaTheme="minorEastAsia" w:hAnsiTheme="minorHAnsi"/>
+          <w:noProof/>
+          <w:sz w:val="22"/>
+          <w:lang w:eastAsia="pt-BR"/>
+        </w:rPr>
+      </w:pPr>
+      <w:hyperlink w:anchor="_Toc232116276" w:history="1">
+        <w:r>
+          <w:rPr>
+            <w:rStyle w:val="Hyperlink"/>
+            <w:noProof/>
+          </w:rPr>
+          <w:t>Figura 6: Caso de Uso</w:t>
+        </w:r>
+        <w:r>
+          <w:rPr>
+            <w:noProof/>
+            <w:webHidden/>
+          </w:rPr>
+          <w:tab/>
+        </w:r>
+        <w:r>
+          <w:rPr>
+            <w:noProof/>
+            <w:webHidden/>
+          </w:rPr>
+          <w:fldChar w:fldCharType="begin"/>
+        </w:r>
+        <w:r>
+          <w:rPr>
+            <w:noProof/>
+            <w:webHidden/>
+          </w:rPr>
+          <w:instrText xml:space="preserve"> PAGEREF _Toc232116276 \h </w:instrText>
+        </w:r>
+        <w:r>
+          <w:rPr>
+            <w:noProof/>
+            <w:webHidden/>
+          </w:rPr>
+        </w:r>
+        <w:r>
+          <w:rPr>
+            <w:noProof/>
+            <w:webHidden/>
+          </w:rPr>
+          <w:fldChar w:fldCharType="separate"/>
+        </w:r>
+        <w:r>
+          <w:rPr>
+            <w:noProof/>
+            <w:webHidden/>
+          </w:rPr>
+          <w:t>20</w:t>
+        </w:r>
+        <w:r>
+          <w:rPr>
+            <w:noProof/>
+            <w:webHidden/>
+          </w:rPr>
+          <w:fldChar w:fldCharType="end"/>
+        </w:r>
+      </w:hyperlink>
+    </w:p>
+    <w:p>
+      <w:pPr>
+        <w:pStyle w:val="ndicedeilustraes"/>
+        <w:tabs>
+          <w:tab w:val="right" w:leader="dot" w:pos="9061"/>
+        </w:tabs>
+        <w:rPr>
+          <w:rFonts w:asciiTheme="minorHAnsi" w:eastAsiaTheme="minorEastAsia" w:hAnsiTheme="minorHAnsi"/>
+          <w:noProof/>
+          <w:sz w:val="22"/>
+          <w:lang w:eastAsia="pt-BR"/>
+        </w:rPr>
+      </w:pPr>
+      <w:hyperlink w:anchor="_Toc232116277" w:history="1">
+        <w:r>
+          <w:rPr>
+            <w:rStyle w:val="Hyperlink"/>
+            <w:noProof/>
+          </w:rPr>
+          <w:t>Figura 7: Modelagem de Dados</w:t>
+        </w:r>
+        <w:r>
+          <w:rPr>
+            <w:noProof/>
+            <w:webHidden/>
+          </w:rPr>
+          <w:tab/>
+        </w:r>
+        <w:r>
+          <w:rPr>
+            <w:noProof/>
+            <w:webHidden/>
+          </w:rPr>
+          <w:fldChar w:fldCharType="begin"/>
+        </w:r>
+        <w:r>
+          <w:rPr>
+            <w:noProof/>
+            <w:webHidden/>
+          </w:rPr>
+          <w:instrText xml:space="preserve"> PAGEREF _Toc232116277 \h </w:instrText>
+        </w:r>
+        <w:r>
+          <w:rPr>
+            <w:noProof/>
+            <w:webHidden/>
+          </w:rPr>
+        </w:r>
+        <w:r>
+          <w:rPr>
+            <w:noProof/>
+            <w:webHidden/>
+          </w:rPr>
+          <w:fldChar w:fldCharType="separate"/>
+        </w:r>
+        <w:r>
+          <w:rPr>
+            <w:noProof/>
+            <w:webHidden/>
+          </w:rPr>
+          <w:t>21</w:t>
+        </w:r>
+        <w:r>
+          <w:rPr>
+            <w:noProof/>
+            <w:webHidden/>
+          </w:rPr>
+          <w:fldChar w:fldCharType="end"/>
+        </w:r>
+      </w:hyperlink>
+    </w:p>
+    <w:p>
+      <w:pPr>
+        <w:ind w:firstLine="0"/>
+      </w:pPr>
+      <w:r>
+        <w:fldChar w:fldCharType="end"/>
+      </w:r>
+    </w:p>
+    <w:p>
+      <w:pPr>
+        <w:pStyle w:val="SemEspaamento"/>
+      </w:pPr>
+      <w:r>
+        <w:t>QUADROS</w:t>
+      </w:r>
+    </w:p>
+    <w:p>
+      <w:pPr>
+        <w:pStyle w:val="SemEspaamento"/>
+      </w:pPr>
+    </w:p>
+    <w:p>
+      <w:pPr>
+        <w:pStyle w:val="ndicedeilustraes"/>
+        <w:tabs>
+          <w:tab w:val="right" w:leader="dot" w:pos="9061"/>
+        </w:tabs>
+        <w:rPr>
+          <w:rFonts w:asciiTheme="minorHAnsi" w:eastAsiaTheme="minorEastAsia" w:hAnsiTheme="minorHAnsi"/>
+          <w:noProof/>
+          <w:sz w:val="22"/>
+          <w:lang w:eastAsia="pt-BR"/>
+        </w:rPr>
+      </w:pPr>
       <w:r>
         <w:fldChar w:fldCharType="begin"/>
       </w:r>
@@ -624,7 +1050,7 @@
       <w:r>
         <w:fldChar w:fldCharType="separate"/>
       </w:r>
-      <w:hyperlink w:anchor="_Toc229067322" w:history="1">
+      <w:hyperlink w:anchor="_Toc232116294" w:history="1">
         <w:r>
           <w:rPr>
             <w:rStyle w:val="Hyperlink"/>
@@ -651,7 +1077,7 @@
             <w:noProof/>
             <w:webHidden/>
           </w:rPr>
-          <w:instrText xml:space="preserve"> PAGEREF _Toc229067322 \h </w:instrText>
+          <w:instrText xml:space="preserve"> PAGEREF _Toc232116294 \h </w:instrText>
         </w:r>
         <w:r>
           <w:rPr>
@@ -681,6 +1107,8 @@
           <w:fldChar w:fldCharType="end"/>
         </w:r>
       </w:hyperlink>
+      <w:bookmarkStart w:id="0" w:name="_GoBack"/>
+      <w:bookmarkEnd w:id="0"/>
     </w:p>
     <w:p>
       <w:r>
@@ -769,7 +1197,7 @@
           <w:r>
             <w:fldChar w:fldCharType="separate"/>
           </w:r>
-          <w:hyperlink w:anchor="_Toc229067305" w:history="1">
+          <w:hyperlink w:anchor="_Toc232116278" w:history="1">
             <w:r>
               <w:rPr>
                 <w:rStyle w:val="Hyperlink"/>
@@ -812,7 +1240,7 @@
                 <w:noProof/>
                 <w:webHidden/>
               </w:rPr>
-              <w:instrText xml:space="preserve"> PAGEREF _Toc229067305 \h </w:instrText>
+              <w:instrText xml:space="preserve"> PAGEREF _Toc232116278 \h </w:instrText>
             </w:r>
             <w:r>
               <w:rPr>
@@ -853,7 +1281,7 @@
               <w:lang w:eastAsia="pt-BR"/>
             </w:rPr>
           </w:pPr>
-          <w:hyperlink w:anchor="_Toc229067306" w:history="1">
+          <w:hyperlink w:anchor="_Toc232116279" w:history="1">
             <w:r>
               <w:rPr>
                 <w:rStyle w:val="Hyperlink"/>
@@ -896,7 +1324,7 @@
                 <w:noProof/>
                 <w:webHidden/>
               </w:rPr>
-              <w:instrText xml:space="preserve"> PAGEREF _Toc229067306 \h </w:instrText>
+              <w:instrText xml:space="preserve"> PAGEREF _Toc232116279 \h </w:instrText>
             </w:r>
             <w:r>
               <w:rPr>
@@ -937,7 +1365,7 @@
               <w:lang w:eastAsia="pt-BR"/>
             </w:rPr>
           </w:pPr>
-          <w:hyperlink w:anchor="_Toc229067307" w:history="1">
+          <w:hyperlink w:anchor="_Toc232116280" w:history="1">
             <w:r>
               <w:rPr>
                 <w:rStyle w:val="Hyperlink"/>
@@ -980,7 +1408,7 @@
                 <w:noProof/>
                 <w:webHidden/>
               </w:rPr>
-              <w:instrText xml:space="preserve"> PAGEREF _Toc229067307 \h </w:instrText>
+              <w:instrText xml:space="preserve"> PAGEREF _Toc232116280 \h </w:instrText>
             </w:r>
             <w:r>
               <w:rPr>
@@ -1021,7 +1449,7 @@
               <w:lang w:eastAsia="pt-BR"/>
             </w:rPr>
           </w:pPr>
-          <w:hyperlink w:anchor="_Toc229067308" w:history="1">
+          <w:hyperlink w:anchor="_Toc232116281" w:history="1">
             <w:r>
               <w:rPr>
                 <w:rStyle w:val="Hyperlink"/>
@@ -1064,7 +1492,7 @@
                 <w:noProof/>
                 <w:webHidden/>
               </w:rPr>
-              <w:instrText xml:space="preserve"> PAGEREF _Toc229067308 \h </w:instrText>
+              <w:instrText xml:space="preserve"> PAGEREF _Toc232116281 \h </w:instrText>
             </w:r>
             <w:r>
               <w:rPr>
@@ -1105,7 +1533,7 @@
               <w:lang w:eastAsia="pt-BR"/>
             </w:rPr>
           </w:pPr>
-          <w:hyperlink w:anchor="_Toc229067309" w:history="1">
+          <w:hyperlink w:anchor="_Toc232116282" w:history="1">
             <w:r>
               <w:rPr>
                 <w:rStyle w:val="Hyperlink"/>
@@ -1148,7 +1576,7 @@
                 <w:noProof/>
                 <w:webHidden/>
               </w:rPr>
-              <w:instrText xml:space="preserve"> PAGEREF _Toc229067309 \h </w:instrText>
+              <w:instrText xml:space="preserve"> PAGEREF _Toc232116282 \h </w:instrText>
             </w:r>
             <w:r>
               <w:rPr>
@@ -1189,7 +1617,7 @@
               <w:lang w:eastAsia="pt-BR"/>
             </w:rPr>
           </w:pPr>
-          <w:hyperlink w:anchor="_Toc229067310" w:history="1">
+          <w:hyperlink w:anchor="_Toc232116283" w:history="1">
             <w:r>
               <w:rPr>
                 <w:rStyle w:val="Hyperlink"/>
@@ -1232,7 +1660,7 @@
                 <w:noProof/>
                 <w:webHidden/>
               </w:rPr>
-              <w:instrText xml:space="preserve"> PAGEREF _Toc229067310 \h </w:instrText>
+              <w:instrText xml:space="preserve"> PAGEREF _Toc232116283 \h </w:instrText>
             </w:r>
             <w:r>
               <w:rPr>
@@ -1273,7 +1701,7 @@
               <w:lang w:eastAsia="pt-BR"/>
             </w:rPr>
           </w:pPr>
-          <w:hyperlink w:anchor="_Toc229067311" w:history="1">
+          <w:hyperlink w:anchor="_Toc232116284" w:history="1">
             <w:r>
               <w:rPr>
                 <w:rStyle w:val="Hyperlink"/>
@@ -1295,7 +1723,7 @@
                 <w:rStyle w:val="Hyperlink"/>
                 <w:noProof/>
               </w:rPr>
-              <w:t>Brainstorming</w:t>
+              <w:t>Persona</w:t>
             </w:r>
             <w:r>
               <w:rPr>
@@ -1316,7 +1744,91 @@
                 <w:noProof/>
                 <w:webHidden/>
               </w:rPr>
-              <w:instrText xml:space="preserve"> PAGEREF _Toc229067311 \h </w:instrText>
+              <w:instrText xml:space="preserve"> PAGEREF _Toc232116284 \h </w:instrText>
+            </w:r>
+            <w:r>
+              <w:rPr>
+                <w:noProof/>
+                <w:webHidden/>
+              </w:rPr>
+            </w:r>
+            <w:r>
+              <w:rPr>
+                <w:noProof/>
+                <w:webHidden/>
+              </w:rPr>
+              <w:fldChar w:fldCharType="separate"/>
+            </w:r>
+            <w:r>
+              <w:rPr>
+                <w:noProof/>
+                <w:webHidden/>
+              </w:rPr>
+              <w:t>15</w:t>
+            </w:r>
+            <w:r>
+              <w:rPr>
+                <w:noProof/>
+                <w:webHidden/>
+              </w:rPr>
+              <w:fldChar w:fldCharType="end"/>
+            </w:r>
+          </w:hyperlink>
+        </w:p>
+        <w:p>
+          <w:pPr>
+            <w:pStyle w:val="Sumrio2"/>
+            <w:rPr>
+              <w:rFonts w:asciiTheme="minorHAnsi" w:eastAsiaTheme="minorEastAsia" w:hAnsiTheme="minorHAnsi"/>
+              <w:noProof/>
+              <w:sz w:val="22"/>
+              <w:lang w:eastAsia="pt-BR"/>
+            </w:rPr>
+          </w:pPr>
+          <w:hyperlink w:anchor="_Toc232116285" w:history="1">
+            <w:r>
+              <w:rPr>
+                <w:rStyle w:val="Hyperlink"/>
+                <w:noProof/>
+              </w:rPr>
+              <w:t>3.2</w:t>
+            </w:r>
+            <w:r>
+              <w:rPr>
+                <w:rFonts w:asciiTheme="minorHAnsi" w:eastAsiaTheme="minorEastAsia" w:hAnsiTheme="minorHAnsi"/>
+                <w:noProof/>
+                <w:sz w:val="22"/>
+                <w:lang w:eastAsia="pt-BR"/>
+              </w:rPr>
+              <w:tab/>
+            </w:r>
+            <w:r>
+              <w:rPr>
+                <w:rStyle w:val="Hyperlink"/>
+                <w:noProof/>
+              </w:rPr>
+              <w:t>Mapa da Empatia</w:t>
+            </w:r>
+            <w:r>
+              <w:rPr>
+                <w:noProof/>
+                <w:webHidden/>
+              </w:rPr>
+              <w:tab/>
+            </w:r>
+            <w:r>
+              <w:rPr>
+                <w:noProof/>
+                <w:webHidden/>
+              </w:rPr>
+              <w:fldChar w:fldCharType="begin"/>
+            </w:r>
+            <w:r>
+              <w:rPr>
+                <w:noProof/>
+                <w:webHidden/>
+              </w:rPr>
+              <w:instrText xml:space="preserve"> PAGEREF _Toc232116285 \h </w:instrText>
             </w:r>
             <w:r>
               <w:rPr>
@@ -1357,7 +1869,7 @@
               <w:lang w:eastAsia="pt-BR"/>
             </w:rPr>
           </w:pPr>
-          <w:hyperlink w:anchor="_Toc229067312" w:history="1">
+          <w:hyperlink w:anchor="_Toc232116286" w:history="1">
             <w:r>
               <w:rPr>
                 <w:rStyle w:val="Hyperlink"/>
@@ -1400,7 +1912,7 @@
                 <w:noProof/>
                 <w:webHidden/>
               </w:rPr>
-              <w:instrText xml:space="preserve"> PAGEREF _Toc229067312 \h </w:instrText>
+              <w:instrText xml:space="preserve"> PAGEREF _Toc232116286 \h </w:instrText>
             </w:r>
             <w:r>
               <w:rPr>
@@ -1420,7 +1932,7 @@
                 <w:noProof/>
                 <w:webHidden/>
               </w:rPr>
-              <w:t>16</w:t>
+              <w:t>17</w:t>
             </w:r>
             <w:r>
               <w:rPr>
@@ -1441,7 +1953,7 @@
               <w:lang w:eastAsia="pt-BR"/>
             </w:rPr>
           </w:pPr>
-          <w:hyperlink w:anchor="_Toc229067313" w:history="1">
+          <w:hyperlink w:anchor="_Toc232116287" w:history="1">
             <w:r>
               <w:rPr>
                 <w:rStyle w:val="Hyperlink"/>
@@ -1484,7 +1996,7 @@
                 <w:noProof/>
                 <w:webHidden/>
               </w:rPr>
-              <w:instrText xml:space="preserve"> PAGEREF _Toc229067313 \h </w:instrText>
+              <w:instrText xml:space="preserve"> PAGEREF _Toc232116287 \h </w:instrText>
             </w:r>
             <w:r>
               <w:rPr>
@@ -1504,7 +2016,175 @@
                 <w:noProof/>
                 <w:webHidden/>
               </w:rPr>
-              <w:t>16</w:t>
+              <w:t>17</w:t>
+            </w:r>
+            <w:r>
+              <w:rPr>
+                <w:noProof/>
+                <w:webHidden/>
+              </w:rPr>
+              <w:fldChar w:fldCharType="end"/>
+            </w:r>
+          </w:hyperlink>
+        </w:p>
+        <w:p>
+          <w:pPr>
+            <w:pStyle w:val="Sumrio2"/>
+            <w:rPr>
+              <w:rFonts w:asciiTheme="minorHAnsi" w:eastAsiaTheme="minorEastAsia" w:hAnsiTheme="minorHAnsi"/>
+              <w:noProof/>
+              <w:sz w:val="22"/>
+              <w:lang w:eastAsia="pt-BR"/>
+            </w:rPr>
+          </w:pPr>
+          <w:hyperlink w:anchor="_Toc232116288" w:history="1">
+            <w:r>
+              <w:rPr>
+                <w:rStyle w:val="Hyperlink"/>
+                <w:noProof/>
+              </w:rPr>
+              <w:t>4.2</w:t>
+            </w:r>
+            <w:r>
+              <w:rPr>
+                <w:rFonts w:asciiTheme="minorHAnsi" w:eastAsiaTheme="minorEastAsia" w:hAnsiTheme="minorHAnsi"/>
+                <w:noProof/>
+                <w:sz w:val="22"/>
+                <w:lang w:eastAsia="pt-BR"/>
+              </w:rPr>
+              <w:tab/>
+            </w:r>
+            <w:r>
+              <w:rPr>
+                <w:rStyle w:val="Hyperlink"/>
+                <w:noProof/>
+              </w:rPr>
+              <w:t>Brainstorming</w:t>
+            </w:r>
+            <w:r>
+              <w:rPr>
+                <w:noProof/>
+                <w:webHidden/>
+              </w:rPr>
+              <w:tab/>
+            </w:r>
+            <w:r>
+              <w:rPr>
+                <w:noProof/>
+                <w:webHidden/>
+              </w:rPr>
+              <w:fldChar w:fldCharType="begin"/>
+            </w:r>
+            <w:r>
+              <w:rPr>
+                <w:noProof/>
+                <w:webHidden/>
+              </w:rPr>
+              <w:instrText xml:space="preserve"> PAGEREF _Toc232116288 \h </w:instrText>
+            </w:r>
+            <w:r>
+              <w:rPr>
+                <w:noProof/>
+                <w:webHidden/>
+              </w:rPr>
+            </w:r>
+            <w:r>
+              <w:rPr>
+                <w:noProof/>
+                <w:webHidden/>
+              </w:rPr>
+              <w:fldChar w:fldCharType="separate"/>
+            </w:r>
+            <w:r>
+              <w:rPr>
+                <w:noProof/>
+                <w:webHidden/>
+              </w:rPr>
+              <w:t>17</w:t>
+            </w:r>
+            <w:r>
+              <w:rPr>
+                <w:noProof/>
+                <w:webHidden/>
+              </w:rPr>
+              <w:fldChar w:fldCharType="end"/>
+            </w:r>
+          </w:hyperlink>
+        </w:p>
+        <w:p>
+          <w:pPr>
+            <w:pStyle w:val="Sumrio2"/>
+            <w:rPr>
+              <w:rFonts w:asciiTheme="minorHAnsi" w:eastAsiaTheme="minorEastAsia" w:hAnsiTheme="minorHAnsi"/>
+              <w:noProof/>
+              <w:sz w:val="22"/>
+              <w:lang w:eastAsia="pt-BR"/>
+            </w:rPr>
+          </w:pPr>
+          <w:hyperlink w:anchor="_Toc232116289" w:history="1">
+            <w:r>
+              <w:rPr>
+                <w:rStyle w:val="Hyperlink"/>
+                <w:noProof/>
+              </w:rPr>
+              <w:t>4.3</w:t>
+            </w:r>
+            <w:r>
+              <w:rPr>
+                <w:rFonts w:asciiTheme="minorHAnsi" w:eastAsiaTheme="minorEastAsia" w:hAnsiTheme="minorHAnsi"/>
+                <w:noProof/>
+                <w:sz w:val="22"/>
+                <w:lang w:eastAsia="pt-BR"/>
+              </w:rPr>
+              <w:tab/>
+            </w:r>
+            <w:r>
+              <w:rPr>
+                <w:rStyle w:val="Hyperlink"/>
+                <w:noProof/>
+              </w:rPr>
+              <w:t>Golden Circle</w:t>
+            </w:r>
+            <w:r>
+              <w:rPr>
+                <w:noProof/>
+                <w:webHidden/>
+              </w:rPr>
+              <w:tab/>
+            </w:r>
+            <w:r>
+              <w:rPr>
+                <w:noProof/>
+                <w:webHidden/>
+              </w:rPr>
+              <w:fldChar w:fldCharType="begin"/>
+            </w:r>
+            <w:r>
+              <w:rPr>
+                <w:noProof/>
+                <w:webHidden/>
+              </w:rPr>
+              <w:instrText xml:space="preserve"> PAGEREF _Toc232116289 \h </w:instrText>
+            </w:r>
+            <w:r>
+              <w:rPr>
+                <w:noProof/>
+                <w:webHidden/>
+              </w:rPr>
+            </w:r>
+            <w:r>
+              <w:rPr>
+                <w:noProof/>
+                <w:webHidden/>
+              </w:rPr>
+              <w:fldChar w:fldCharType="separate"/>
+            </w:r>
+            <w:r>
+              <w:rPr>
+                <w:noProof/>
+                <w:webHidden/>
+              </w:rPr>
+              <w:t>18</w:t>
             </w:r>
             <w:r>
               <w:rPr>
@@ -1525,12 +2205,264 @@
               <w:lang w:eastAsia="pt-BR"/>
             </w:rPr>
           </w:pPr>
-          <w:hyperlink w:anchor="_Toc229067314" w:history="1">
+          <w:hyperlink w:anchor="_Toc232116290" w:history="1">
             <w:r>
               <w:rPr>
                 <w:rStyle w:val="Hyperlink"/>
                 <w:noProof/>
               </w:rPr>
+              <w:t>5</w:t>
+            </w:r>
+            <w:r>
+              <w:rPr>
+                <w:rFonts w:asciiTheme="minorHAnsi" w:eastAsiaTheme="minorEastAsia" w:hAnsiTheme="minorHAnsi"/>
+                <w:noProof/>
+                <w:sz w:val="22"/>
+                <w:lang w:eastAsia="pt-BR"/>
+              </w:rPr>
+              <w:tab/>
+            </w:r>
+            <w:r>
+              <w:rPr>
+                <w:rStyle w:val="Hyperlink"/>
+                <w:noProof/>
+              </w:rPr>
+              <w:t>PROTÓTIPO</w:t>
+            </w:r>
+            <w:r>
+              <w:rPr>
+                <w:noProof/>
+                <w:webHidden/>
+              </w:rPr>
+              <w:tab/>
+            </w:r>
+            <w:r>
+              <w:rPr>
+                <w:noProof/>
+                <w:webHidden/>
+              </w:rPr>
+              <w:fldChar w:fldCharType="begin"/>
+            </w:r>
+            <w:r>
+              <w:rPr>
+                <w:noProof/>
+                <w:webHidden/>
+              </w:rPr>
+              <w:instrText xml:space="preserve"> PAGEREF _Toc232116290 \h </w:instrText>
+            </w:r>
+            <w:r>
+              <w:rPr>
+                <w:noProof/>
+                <w:webHidden/>
+              </w:rPr>
+            </w:r>
+            <w:r>
+              <w:rPr>
+                <w:noProof/>
+                <w:webHidden/>
+              </w:rPr>
+              <w:fldChar w:fldCharType="separate"/>
+            </w:r>
+            <w:r>
+              <w:rPr>
+                <w:noProof/>
+                <w:webHidden/>
+              </w:rPr>
+              <w:t>20</w:t>
+            </w:r>
+            <w:r>
+              <w:rPr>
+                <w:noProof/>
+                <w:webHidden/>
+              </w:rPr>
+              <w:fldChar w:fldCharType="end"/>
+            </w:r>
+          </w:hyperlink>
+        </w:p>
+        <w:p>
+          <w:pPr>
+            <w:pStyle w:val="Sumrio2"/>
+            <w:rPr>
+              <w:rFonts w:asciiTheme="minorHAnsi" w:eastAsiaTheme="minorEastAsia" w:hAnsiTheme="minorHAnsi"/>
+              <w:noProof/>
+              <w:sz w:val="22"/>
+              <w:lang w:eastAsia="pt-BR"/>
+            </w:rPr>
+          </w:pPr>
+          <w:hyperlink w:anchor="_Toc232116291" w:history="1">
+            <w:r>
+              <w:rPr>
+                <w:rStyle w:val="Hyperlink"/>
+                <w:noProof/>
+              </w:rPr>
+              <w:t>5.1</w:t>
+            </w:r>
+            <w:r>
+              <w:rPr>
+                <w:rFonts w:asciiTheme="minorHAnsi" w:eastAsiaTheme="minorEastAsia" w:hAnsiTheme="minorHAnsi"/>
+                <w:noProof/>
+                <w:sz w:val="22"/>
+                <w:lang w:eastAsia="pt-BR"/>
+              </w:rPr>
+              <w:tab/>
+            </w:r>
+            <w:r>
+              <w:rPr>
+                <w:rStyle w:val="Hyperlink"/>
+                <w:noProof/>
+              </w:rPr>
+              <w:t>Diagrama de Caso de Uso</w:t>
+            </w:r>
+            <w:r>
+              <w:rPr>
+                <w:noProof/>
+                <w:webHidden/>
+              </w:rPr>
+              <w:tab/>
+            </w:r>
+            <w:r>
+              <w:rPr>
+                <w:noProof/>
+                <w:webHidden/>
+              </w:rPr>
+              <w:fldChar w:fldCharType="begin"/>
+            </w:r>
+            <w:r>
+              <w:rPr>
+                <w:noProof/>
+                <w:webHidden/>
+              </w:rPr>
+              <w:instrText xml:space="preserve"> PAGEREF _Toc232116291 \h </w:instrText>
+            </w:r>
+            <w:r>
+              <w:rPr>
+                <w:noProof/>
+                <w:webHidden/>
+              </w:rPr>
+            </w:r>
+            <w:r>
+              <w:rPr>
+                <w:noProof/>
+                <w:webHidden/>
+              </w:rPr>
+              <w:fldChar w:fldCharType="separate"/>
+            </w:r>
+            <w:r>
+              <w:rPr>
+                <w:noProof/>
+                <w:webHidden/>
+              </w:rPr>
+              <w:t>20</w:t>
+            </w:r>
+            <w:r>
+              <w:rPr>
+                <w:noProof/>
+                <w:webHidden/>
+              </w:rPr>
+              <w:fldChar w:fldCharType="end"/>
+            </w:r>
+          </w:hyperlink>
+        </w:p>
+        <w:p>
+          <w:pPr>
+            <w:pStyle w:val="Sumrio2"/>
+            <w:rPr>
+              <w:rFonts w:asciiTheme="minorHAnsi" w:eastAsiaTheme="minorEastAsia" w:hAnsiTheme="minorHAnsi"/>
+              <w:noProof/>
+              <w:sz w:val="22"/>
+              <w:lang w:eastAsia="pt-BR"/>
+            </w:rPr>
+          </w:pPr>
+          <w:hyperlink w:anchor="_Toc232116292" w:history="1">
+            <w:r>
+              <w:rPr>
+                <w:rStyle w:val="Hyperlink"/>
+                <w:noProof/>
+              </w:rPr>
+              <w:t>5.2</w:t>
+            </w:r>
+            <w:r>
+              <w:rPr>
+                <w:rFonts w:asciiTheme="minorHAnsi" w:eastAsiaTheme="minorEastAsia" w:hAnsiTheme="minorHAnsi"/>
+                <w:noProof/>
+                <w:sz w:val="22"/>
+                <w:lang w:eastAsia="pt-BR"/>
+              </w:rPr>
+              <w:tab/>
+            </w:r>
+            <w:r>
+              <w:rPr>
+                <w:rStyle w:val="Hyperlink"/>
+                <w:noProof/>
+              </w:rPr>
+              <w:t>Modelagem do Banco de Dados</w:t>
+            </w:r>
+            <w:r>
+              <w:rPr>
+                <w:noProof/>
+                <w:webHidden/>
+              </w:rPr>
+              <w:tab/>
+            </w:r>
+            <w:r>
+              <w:rPr>
+                <w:noProof/>
+                <w:webHidden/>
+              </w:rPr>
+              <w:fldChar w:fldCharType="begin"/>
+            </w:r>
+            <w:r>
+              <w:rPr>
+                <w:noProof/>
+                <w:webHidden/>
+              </w:rPr>
+              <w:instrText xml:space="preserve"> PAGEREF _Toc232116292 \h </w:instrText>
+            </w:r>
+            <w:r>
+              <w:rPr>
+                <w:noProof/>
+                <w:webHidden/>
+              </w:rPr>
+            </w:r>
+            <w:r>
+              <w:rPr>
+                <w:noProof/>
+                <w:webHidden/>
+              </w:rPr>
+              <w:fldChar w:fldCharType="separate"/>
+            </w:r>
+            <w:r>
+              <w:rPr>
+                <w:noProof/>
+                <w:webHidden/>
+              </w:rPr>
+              <w:t>20</w:t>
+            </w:r>
+            <w:r>
+              <w:rPr>
+                <w:noProof/>
+                <w:webHidden/>
+              </w:rPr>
+              <w:fldChar w:fldCharType="end"/>
+            </w:r>
+          </w:hyperlink>
+        </w:p>
+        <w:p>
+          <w:pPr>
+            <w:pStyle w:val="Sumrio1"/>
+            <w:rPr>
+              <w:rFonts w:asciiTheme="minorHAnsi" w:eastAsiaTheme="minorEastAsia" w:hAnsiTheme="minorHAnsi"/>
+              <w:noProof/>
+              <w:sz w:val="22"/>
+              <w:lang w:eastAsia="pt-BR"/>
+            </w:rPr>
+          </w:pPr>
+          <w:hyperlink w:anchor="_Toc232116293" w:history="1">
+            <w:r>
+              <w:rPr>
+                <w:rStyle w:val="Hyperlink"/>
+                <w:noProof/>
+              </w:rPr>
               <w:t>REFERÊNCIAS</w:t>
             </w:r>
             <w:r>
@@ -1552,7 +2484,7 @@
                 <w:noProof/>
                 <w:webHidden/>
               </w:rPr>
-              <w:instrText xml:space="preserve"> PAGEREF _Toc229067314 \h </w:instrText>
+              <w:instrText xml:space="preserve"> PAGEREF _Toc232116293 \h </w:instrText>
             </w:r>
             <w:r>
               <w:rPr>
@@ -1572,7 +2504,7 @@
                 <w:noProof/>
                 <w:webHidden/>
               </w:rPr>
-              <w:t>17</w:t>
+              <w:t>22</w:t>
             </w:r>
             <w:r>
               <w:rPr>
@@ -1614,12 +2546,12 @@
       <w:pPr>
         <w:pStyle w:val="Ttulo1"/>
       </w:pPr>
-      <w:bookmarkStart w:id="0" w:name="_Toc229067305"/>
+      <w:bookmarkStart w:id="1" w:name="_Toc232116278"/>
       <w:r>
         <w:lastRenderedPageBreak/>
         <w:t>INTRODUÇÃO</w:t>
       </w:r>
-      <w:bookmarkEnd w:id="0"/>
+      <w:bookmarkEnd w:id="1"/>
     </w:p>
     <w:p>
       <w:pPr>
@@ -1730,11 +2662,11 @@
       <w:pPr>
         <w:pStyle w:val="Ttulo2"/>
       </w:pPr>
-      <w:bookmarkStart w:id="1" w:name="_Toc229067306"/>
+      <w:bookmarkStart w:id="2" w:name="_Toc232116279"/>
       <w:r>
         <w:t>Problemática</w:t>
       </w:r>
-      <w:bookmarkEnd w:id="1"/>
+      <w:bookmarkEnd w:id="2"/>
     </w:p>
     <w:p>
       <w:r>
@@ -1820,12 +2752,12 @@
       <w:pPr>
         <w:pStyle w:val="Ttulo2"/>
       </w:pPr>
-      <w:bookmarkStart w:id="2" w:name="_Toc229067307"/>
+      <w:bookmarkStart w:id="3" w:name="_Toc232116280"/>
       <w:r>
         <w:lastRenderedPageBreak/>
         <w:t>Justificativa</w:t>
       </w:r>
-      <w:bookmarkEnd w:id="2"/>
+      <w:bookmarkEnd w:id="3"/>
     </w:p>
     <w:p>
       <w:r>
@@ -1879,12 +2811,12 @@
       <w:pPr>
         <w:pStyle w:val="Ttulo1"/>
       </w:pPr>
-      <w:bookmarkStart w:id="3" w:name="_Toc229067308"/>
+      <w:bookmarkStart w:id="4" w:name="_Toc232116281"/>
       <w:r>
         <w:lastRenderedPageBreak/>
         <w:t>IMERSÃO</w:t>
       </w:r>
-      <w:bookmarkEnd w:id="3"/>
+      <w:bookmarkEnd w:id="4"/>
     </w:p>
     <w:p>
       <w:r>
@@ -1917,18 +2849,18 @@
       <w:pPr>
         <w:pStyle w:val="Ttulo2"/>
       </w:pPr>
-      <w:bookmarkStart w:id="4" w:name="_Toc229067309"/>
+      <w:bookmarkStart w:id="5" w:name="_Toc232116282"/>
       <w:r>
         <w:t>Caderno de Sensibilidade</w:t>
       </w:r>
-      <w:bookmarkEnd w:id="4"/>
+      <w:bookmarkEnd w:id="5"/>
     </w:p>
     <w:p>
       <w:pPr>
         <w:pStyle w:val="Legenda"/>
         <w:keepNext/>
       </w:pPr>
-      <w:bookmarkStart w:id="5" w:name="_Toc229067322"/>
+      <w:bookmarkStart w:id="6" w:name="_Toc232116294"/>
       <w:r>
         <w:t xml:space="preserve">Quadro </w:t>
       </w:r>
@@ -1943,7 +2875,7 @@
       <w:r>
         <w:t>: Caderno de Sensibilidade</w:t>
       </w:r>
-      <w:bookmarkEnd w:id="5"/>
+      <w:bookmarkEnd w:id="6"/>
     </w:p>
     <w:tbl>
       <w:tblPr>
@@ -2397,27 +3329,29 @@
       <w:pPr>
         <w:pStyle w:val="Ttulo1"/>
       </w:pPr>
-      <w:bookmarkStart w:id="6" w:name="_Toc229067310"/>
+      <w:bookmarkStart w:id="7" w:name="_Toc232116283"/>
       <w:r>
         <w:lastRenderedPageBreak/>
         <w:t>ANÁLISE E SÍNTESE</w:t>
       </w:r>
-      <w:bookmarkEnd w:id="6"/>
+      <w:bookmarkEnd w:id="7"/>
     </w:p>
     <w:p>
       <w:pPr>
         <w:pStyle w:val="Ttulo2"/>
       </w:pPr>
+      <w:bookmarkStart w:id="8" w:name="_Toc232116284"/>
       <w:r>
         <w:t>Persona</w:t>
       </w:r>
+      <w:bookmarkEnd w:id="8"/>
     </w:p>
     <w:p>
       <w:r>
         <w:t xml:space="preserve">A persona é um personagem fictício criado a partir dos comportamentos mais pertinentes observados </w:t>
       </w:r>
       <w:r>
-        <w:t xml:space="preserve">de um grupo mais </w:t>
+        <w:t xml:space="preserve">de um grupo </w:t>
       </w:r>
       <w:r>
         <w:t>amplo de usuários</w:t>
@@ -2442,121 +3376,6 @@
       </w:r>
       <w:r>
         <w:t xml:space="preserve"> informações dos usuários com todas as pessoas envolvidas (VIANNA et. al., 2012).</w:t>
-      </w:r>
-    </w:p>
-    <w:p>
-      <w:pPr>
-        <w:pStyle w:val="Ttulo2"/>
-      </w:pPr>
-      <w:r>
-        <w:t>Mapa da Empatia</w:t>
-      </w:r>
-    </w:p>
-    <w:p>
-      <w:pPr>
-        <w:rPr>
-          <w:iCs/>
-          <w:color w:val="404040" w:themeColor="text1" w:themeTint="BF"/>
-          <w:sz w:val="20"/>
-        </w:rPr>
-      </w:pPr>
-      <w:r>
-        <w:t xml:space="preserve">O mapa de empatia é uma ferramenta de síntese das informações sobre o cliente, de forma a prover entendimento do usuário como um todo e obtenção de empatia, através de uma visualização do que ele diz, </w:t>
-      </w:r>
-      <w:proofErr w:type="gramStart"/>
-      <w:r>
-        <w:t>faz</w:t>
-      </w:r>
-      <w:proofErr w:type="gramEnd"/>
-      <w:r>
-        <w:t xml:space="preserve">, pensa e sente. A ferramenta </w:t>
-      </w:r>
-      <w:r>
-        <w:t>é o principal modo de identificar</w:t>
-      </w:r>
-      <w:r>
-        <w:t xml:space="preserve"> </w:t>
-      </w:r>
-      <w:r>
-        <w:t>as</w:t>
-      </w:r>
-      <w:r>
-        <w:t xml:space="preserve"> necessidades do cliente e oportunidades para o projeto (VIANNA et. al., 2012).</w:t>
-      </w:r>
-      <w:proofErr w:type="gramStart"/>
-      <w:r>
-        <w:br w:type="page"/>
-      </w:r>
-      <w:proofErr w:type="gramEnd"/>
-    </w:p>
-    <w:p>
-      <w:pPr>
-        <w:pStyle w:val="Ttulo1"/>
-      </w:pPr>
-      <w:bookmarkStart w:id="7" w:name="_Toc229067312"/>
-      <w:r>
-        <w:lastRenderedPageBreak/>
-        <w:t>IDEAÇÃO</w:t>
-      </w:r>
-      <w:bookmarkEnd w:id="7"/>
-    </w:p>
-    <w:p>
-      <w:pPr>
-        <w:pStyle w:val="Ttulo2"/>
-      </w:pPr>
-      <w:bookmarkStart w:id="8" w:name="_Toc229067313"/>
-      <w:r>
-        <w:t>Cardápio de Ideias</w:t>
-      </w:r>
-      <w:bookmarkEnd w:id="8"/>
-    </w:p>
-    <w:p>
-      <w:r>
-        <w:t>O cardápio de ideias é</w:t>
-      </w:r>
-      <w:r>
-        <w:t xml:space="preserve"> uma ferramenta </w:t>
-      </w:r>
-      <w:r>
-        <w:t xml:space="preserve">do Design </w:t>
-      </w:r>
-      <w:proofErr w:type="spellStart"/>
-      <w:r>
-        <w:t>Thinking</w:t>
-      </w:r>
-      <w:proofErr w:type="spellEnd"/>
-      <w:r>
-        <w:t xml:space="preserve"> que visa </w:t>
-      </w:r>
-      <w:r>
-        <w:t xml:space="preserve">organizar e sintetizar </w:t>
-      </w:r>
-      <w:r>
-        <w:t>todas as ideias que vieram à tona em relação a um projeto, funcionando como um catálogo</w:t>
-      </w:r>
-      <w:r>
-        <w:t xml:space="preserve"> de possibilidades </w:t>
-      </w:r>
-      <w:r>
-        <w:t>que permite melhor visualização d</w:t>
-      </w:r>
-      <w:r>
-        <w:t xml:space="preserve">as propostas levantadas pela equipe </w:t>
-      </w:r>
-      <w:r>
-        <w:t xml:space="preserve">para </w:t>
-      </w:r>
-      <w:r>
-        <w:t xml:space="preserve">comparação e </w:t>
-      </w:r>
-      <w:r>
-        <w:t>tomada de decisões</w:t>
-      </w:r>
-      <w:r>
-        <w:t xml:space="preserve"> de maneira mais efetiva </w:t>
-      </w:r>
-      <w:r>
-        <w:t>(VIANNA et. al., 2012).</w:t>
       </w:r>
     </w:p>
     <w:p>
@@ -2564,7 +3383,7 @@
         <w:pStyle w:val="Legenda"/>
         <w:keepNext/>
       </w:pPr>
-      <w:bookmarkStart w:id="9" w:name="_Toc229067316"/>
+      <w:bookmarkStart w:id="9" w:name="_Toc232116271"/>
       <w:r>
         <w:t xml:space="preserve">Figura </w:t>
       </w:r>
@@ -2577,12 +3396,334 @@
         </w:r>
       </w:fldSimple>
       <w:r>
+        <w:t>: Persona</w:t>
+      </w:r>
+      <w:bookmarkEnd w:id="9"/>
+    </w:p>
+    <w:p>
+      <w:pPr>
+        <w:pStyle w:val="Fonteeimagem"/>
+        <w:rPr>
+          <w:noProof/>
+          <w:lang w:eastAsia="pt-BR"/>
+        </w:rPr>
+      </w:pPr>
+      <w:r>
+        <w:rPr>
+          <w:noProof/>
+          <w:lang w:eastAsia="pt-BR"/>
+        </w:rPr>
+        <w:drawing>
+          <wp:inline distT="0" distB="0" distL="0" distR="0" wp14:anchorId="26BCE5C2" wp14:editId="37C70052">
+            <wp:extent cx="4991100" cy="4789695"/>
+            <wp:effectExtent l="0" t="0" r="0" b="0"/>
+            <wp:docPr id="6" name="Imagem 6" descr="C:\Users\user\Downloads\WhatsApp Image 2026-06-10 at 18.31.35 (1).jpeg"/>
+            <wp:cNvGraphicFramePr>
+              <a:graphicFrameLocks xmlns:a="http://schemas.openxmlformats.org/drawingml/2006/main" noChangeAspect="1"/>
+            </wp:cNvGraphicFramePr>
+            <a:graphic xmlns:a="http://schemas.openxmlformats.org/drawingml/2006/main">
+              <a:graphicData uri="http://schemas.openxmlformats.org/drawingml/2006/picture">
+                <pic:pic xmlns:pic="http://schemas.openxmlformats.org/drawingml/2006/picture">
+                  <pic:nvPicPr>
+                    <pic:cNvPr id="0" name="Picture 5" descr="C:\Users\user\Downloads\WhatsApp Image 2026-06-10 at 18.31.35 (1).jpeg"/>
+                    <pic:cNvPicPr>
+                      <a:picLocks noChangeAspect="1" noChangeArrowheads="1"/>
+                    </pic:cNvPicPr>
+                  </pic:nvPicPr>
+                  <pic:blipFill>
+                    <a:blip r:embed="rId9" cstate="print">
+                      <a:extLst>
+                        <a:ext uri="{28A0092B-C50C-407E-A947-70E740481C1C}">
+                          <a14:useLocalDpi xmlns:a14="http://schemas.microsoft.com/office/drawing/2010/main" val="0"/>
+                        </a:ext>
+                      </a:extLst>
+                    </a:blip>
+                    <a:srcRect/>
+                    <a:stretch>
+                      <a:fillRect/>
+                    </a:stretch>
+                  </pic:blipFill>
+                  <pic:spPr bwMode="auto">
+                    <a:xfrm>
+                      <a:off x="0" y="0"/>
+                      <a:ext cx="4996609" cy="4794982"/>
+                    </a:xfrm>
+                    <a:prstGeom prst="rect">
+                      <a:avLst/>
+                    </a:prstGeom>
+                    <a:noFill/>
+                    <a:ln>
+                      <a:noFill/>
+                    </a:ln>
+                  </pic:spPr>
+                </pic:pic>
+              </a:graphicData>
+            </a:graphic>
+          </wp:inline>
+        </w:drawing>
+      </w:r>
+    </w:p>
+    <w:p>
+      <w:pPr>
+        <w:pStyle w:val="Fonteeimagem"/>
+        <w:rPr>
+          <w:noProof/>
+          <w:lang w:eastAsia="pt-BR"/>
+        </w:rPr>
+      </w:pPr>
+      <w:r>
+        <w:t xml:space="preserve">Fonte: Os autores, </w:t>
+      </w:r>
+      <w:proofErr w:type="gramStart"/>
+      <w:r>
+        <w:t>2026</w:t>
+      </w:r>
+      <w:proofErr w:type="gramEnd"/>
+    </w:p>
+    <w:p>
+      <w:pPr>
+        <w:pStyle w:val="Ttulo2"/>
+      </w:pPr>
+      <w:bookmarkStart w:id="10" w:name="_Toc232116285"/>
+      <w:r>
+        <w:t>Mapa da Empatia</w:t>
+      </w:r>
+      <w:bookmarkEnd w:id="10"/>
+    </w:p>
+    <w:p>
+      <w:pPr>
+        <w:rPr>
+          <w:noProof/>
+          <w:lang w:eastAsia="pt-BR"/>
+        </w:rPr>
+      </w:pPr>
+      <w:r>
+        <w:t xml:space="preserve">O mapa de empatia é uma ferramenta de síntese das informações sobre o cliente, de forma a prover entendimento do usuário como um todo e obtenção de empatia, através de uma visualização do que ele diz, </w:t>
+      </w:r>
+      <w:proofErr w:type="gramStart"/>
+      <w:r>
+        <w:t>faz</w:t>
+      </w:r>
+      <w:proofErr w:type="gramEnd"/>
+      <w:r>
+        <w:t xml:space="preserve">, pensa e sente. A </w:t>
+      </w:r>
+      <w:r>
+        <w:lastRenderedPageBreak/>
+        <w:t xml:space="preserve">ferramenta </w:t>
+      </w:r>
+      <w:r>
+        <w:t>é o principal modo de identificar</w:t>
+      </w:r>
+      <w:r>
+        <w:t xml:space="preserve"> </w:t>
+      </w:r>
+      <w:r>
+        <w:t>as</w:t>
+      </w:r>
+      <w:r>
+        <w:t xml:space="preserve"> necessidades do cliente e oportunidades para o projeto (VIANNA et. al., 2012).</w:t>
+      </w:r>
+      <w:r>
+        <w:rPr>
+          <w:noProof/>
+          <w:lang w:eastAsia="pt-BR"/>
+        </w:rPr>
+        <w:t xml:space="preserve"> </w:t>
+      </w:r>
+    </w:p>
+    <w:p>
+      <w:pPr>
+        <w:pStyle w:val="Legenda"/>
+        <w:keepNext/>
+      </w:pPr>
+      <w:bookmarkStart w:id="11" w:name="_Toc232116272"/>
+      <w:r>
+        <w:t xml:space="preserve">Figura </w:t>
+      </w:r>
+      <w:fldSimple w:instr=" SEQ Figura \* ARABIC ">
+        <w:r>
+          <w:rPr>
+            <w:noProof/>
+          </w:rPr>
+          <w:t>2</w:t>
+        </w:r>
+      </w:fldSimple>
+      <w:r>
+        <w:t>: Mapa de Empatia</w:t>
+      </w:r>
+      <w:bookmarkEnd w:id="11"/>
+    </w:p>
+    <w:p>
+      <w:pPr>
+        <w:pStyle w:val="Fonteeimagem"/>
+      </w:pPr>
+      <w:r>
+        <w:rPr>
+          <w:noProof/>
+          <w:lang w:eastAsia="pt-BR"/>
+        </w:rPr>
+        <w:drawing>
+          <wp:inline distT="0" distB="0" distL="0" distR="0" wp14:anchorId="1EDA1094" wp14:editId="2EBABF08">
+            <wp:extent cx="5372939" cy="4038600"/>
+            <wp:effectExtent l="0" t="0" r="0" b="0"/>
+            <wp:docPr id="7" name="Imagem 7" descr="C:\Users\user\Downloads\WhatsApp Image 2026-06-10 at 18.31.35.jpeg"/>
+            <wp:cNvGraphicFramePr>
+              <a:graphicFrameLocks xmlns:a="http://schemas.openxmlformats.org/drawingml/2006/main" noChangeAspect="1"/>
+            </wp:cNvGraphicFramePr>
+            <a:graphic xmlns:a="http://schemas.openxmlformats.org/drawingml/2006/main">
+              <a:graphicData uri="http://schemas.openxmlformats.org/drawingml/2006/picture">
+                <pic:pic xmlns:pic="http://schemas.openxmlformats.org/drawingml/2006/picture">
+                  <pic:nvPicPr>
+                    <pic:cNvPr id="0" name="Picture 6" descr="C:\Users\user\Downloads\WhatsApp Image 2026-06-10 at 18.31.35.jpeg"/>
+                    <pic:cNvPicPr>
+                      <a:picLocks noChangeAspect="1" noChangeArrowheads="1"/>
+                    </pic:cNvPicPr>
+                  </pic:nvPicPr>
+                  <pic:blipFill>
+                    <a:blip r:embed="rId10" cstate="print">
+                      <a:extLst>
+                        <a:ext uri="{28A0092B-C50C-407E-A947-70E740481C1C}">
+                          <a14:useLocalDpi xmlns:a14="http://schemas.microsoft.com/office/drawing/2010/main" val="0"/>
+                        </a:ext>
+                      </a:extLst>
+                    </a:blip>
+                    <a:srcRect/>
+                    <a:stretch>
+                      <a:fillRect/>
+                    </a:stretch>
+                  </pic:blipFill>
+                  <pic:spPr bwMode="auto">
+                    <a:xfrm>
+                      <a:off x="0" y="0"/>
+                      <a:ext cx="5372939" cy="4038600"/>
+                    </a:xfrm>
+                    <a:prstGeom prst="rect">
+                      <a:avLst/>
+                    </a:prstGeom>
+                    <a:noFill/>
+                    <a:ln>
+                      <a:noFill/>
+                    </a:ln>
+                  </pic:spPr>
+                </pic:pic>
+              </a:graphicData>
+            </a:graphic>
+          </wp:inline>
+        </w:drawing>
+      </w:r>
+    </w:p>
+    <w:p>
+      <w:pPr>
+        <w:pStyle w:val="Fonteeimagem"/>
+        <w:rPr>
+          <w:iCs/>
+          <w:color w:val="404040" w:themeColor="text1" w:themeTint="BF"/>
+        </w:rPr>
+      </w:pPr>
+      <w:r>
+        <w:t>Fonte: Os autores, 2026</w:t>
+      </w:r>
+      <w:proofErr w:type="gramStart"/>
+      <w:r>
+        <w:br w:type="page"/>
+      </w:r>
+      <w:proofErr w:type="gramEnd"/>
+    </w:p>
+    <w:p>
+      <w:pPr>
+        <w:pStyle w:val="Ttulo1"/>
+      </w:pPr>
+      <w:bookmarkStart w:id="12" w:name="_Toc232116286"/>
+      <w:r>
+        <w:lastRenderedPageBreak/>
+        <w:t>IDEAÇÃO</w:t>
+      </w:r>
+      <w:bookmarkEnd w:id="12"/>
+    </w:p>
+    <w:p>
+      <w:pPr>
+        <w:pStyle w:val="Ttulo2"/>
+      </w:pPr>
+      <w:bookmarkStart w:id="13" w:name="_Toc232116287"/>
+      <w:r>
+        <w:t>Cardápio de Ideias</w:t>
+      </w:r>
+      <w:bookmarkEnd w:id="13"/>
+    </w:p>
+    <w:p>
+      <w:r>
+        <w:t>O cardápio de ideias é</w:t>
+      </w:r>
+      <w:r>
+        <w:t xml:space="preserve"> uma ferramenta </w:t>
+      </w:r>
+      <w:r>
+        <w:t xml:space="preserve">do Design </w:t>
+      </w:r>
+      <w:proofErr w:type="spellStart"/>
+      <w:r>
+        <w:t>Thinking</w:t>
+      </w:r>
+      <w:proofErr w:type="spellEnd"/>
+      <w:r>
+        <w:t xml:space="preserve"> que visa </w:t>
+      </w:r>
+      <w:r>
+        <w:t xml:space="preserve">organizar e sintetizar </w:t>
+      </w:r>
+      <w:r>
+        <w:t>todas as ideias que vieram à tona em relação a um projeto, funcionando como um catálogo</w:t>
+      </w:r>
+      <w:r>
+        <w:t xml:space="preserve"> de possibilidades </w:t>
+      </w:r>
+      <w:r>
+        <w:t>que permite melhor visualização d</w:t>
+      </w:r>
+      <w:r>
+        <w:t xml:space="preserve">as propostas levantadas pela equipe </w:t>
+      </w:r>
+      <w:r>
+        <w:t xml:space="preserve">para </w:t>
+      </w:r>
+      <w:r>
+        <w:t xml:space="preserve">comparação e </w:t>
+      </w:r>
+      <w:r>
+        <w:t>tomada de decisões</w:t>
+      </w:r>
+      <w:r>
+        <w:t xml:space="preserve"> de maneira mais efetiva </w:t>
+      </w:r>
+      <w:r>
+        <w:t>(VIANNA et. al., 2012).</w:t>
+      </w:r>
+    </w:p>
+    <w:p>
+      <w:pPr>
+        <w:pStyle w:val="Legenda"/>
+        <w:keepNext/>
+      </w:pPr>
+      <w:bookmarkStart w:id="14" w:name="_Toc232116273"/>
+      <w:r>
+        <w:t xml:space="preserve">Figura </w:t>
+      </w:r>
+      <w:fldSimple w:instr=" SEQ Figura \* ARABIC ">
+        <w:r>
+          <w:rPr>
+            <w:noProof/>
+          </w:rPr>
+          <w:t>3</w:t>
+        </w:r>
+      </w:fldSimple>
+      <w:r>
         <w:t xml:space="preserve">: </w:t>
       </w:r>
       <w:r>
         <w:t>Cardápio de Ideias</w:t>
       </w:r>
-      <w:bookmarkEnd w:id="9"/>
+      <w:bookmarkEnd w:id="14"/>
     </w:p>
     <w:p>
       <w:pPr>
@@ -2594,7 +3735,7 @@
           <w:lang w:eastAsia="pt-BR"/>
         </w:rPr>
         <w:drawing>
-          <wp:inline distT="0" distB="0" distL="0" distR="0" wp14:anchorId="4465891F" wp14:editId="064A4561">
+          <wp:inline distT="0" distB="0" distL="0" distR="0" wp14:anchorId="4D3F5166" wp14:editId="11229870">
             <wp:extent cx="3467757" cy="5201827"/>
             <wp:effectExtent l="19050" t="19050" r="18415" b="18415"/>
             <wp:docPr id="4" name="Imagem 4"/>
@@ -2609,7 +3750,7 @@
                     <pic:cNvPicPr/>
                   </pic:nvPicPr>
                   <pic:blipFill>
-                    <a:blip r:embed="rId9" cstate="print">
+                    <a:blip r:embed="rId11" cstate="print">
                       <a:extLst>
                         <a:ext uri="{28A0092B-C50C-407E-A947-70E740481C1C}">
                           <a14:useLocalDpi xmlns:a14="http://schemas.microsoft.com/office/drawing/2010/main" val="0"/>
@@ -2658,9 +3799,11 @@
       <w:pPr>
         <w:pStyle w:val="Ttulo2"/>
       </w:pPr>
+      <w:bookmarkStart w:id="15" w:name="_Toc232116288"/>
       <w:r>
         <w:t>Brainstorming</w:t>
       </w:r>
+      <w:bookmarkEnd w:id="15"/>
     </w:p>
     <w:p>
       <w:r>
@@ -2743,6 +3886,7 @@
     <w:p>
       <w:pPr>
         <w:rPr>
+          <w:noProof/>
           <w:lang w:eastAsia="pt-BR"/>
         </w:rPr>
       </w:pPr>
@@ -2842,11 +3986,119 @@
       <w:r>
         <w:t>a desenvolvida.</w:t>
       </w:r>
+      <w:r>
+        <w:rPr>
+          <w:noProof/>
+          <w:lang w:eastAsia="pt-BR"/>
+        </w:rPr>
+        <w:t xml:space="preserve"> </w:t>
+      </w:r>
+    </w:p>
+    <w:p>
+      <w:pPr>
+        <w:pStyle w:val="Legenda"/>
+        <w:keepNext/>
+      </w:pPr>
+      <w:bookmarkStart w:id="16" w:name="_Toc232116274"/>
+      <w:r>
+        <w:t xml:space="preserve">Figura </w:t>
+      </w:r>
+      <w:fldSimple w:instr=" SEQ Figura \* ARABIC ">
+        <w:r>
+          <w:rPr>
+            <w:noProof/>
+          </w:rPr>
+          <w:t>4</w:t>
+        </w:r>
+      </w:fldSimple>
+      <w:r>
+        <w:t>: Brainstorming</w:t>
+      </w:r>
+      <w:bookmarkEnd w:id="16"/>
+    </w:p>
+    <w:p>
+      <w:pPr>
+        <w:pStyle w:val="Fonteeimagem"/>
+        <w:rPr>
+          <w:lang w:eastAsia="pt-BR"/>
+        </w:rPr>
+      </w:pPr>
+      <w:r>
+        <w:rPr>
+          <w:noProof/>
+          <w:lang w:eastAsia="pt-BR"/>
+        </w:rPr>
+        <w:drawing>
+          <wp:inline distT="0" distB="0" distL="0" distR="0" wp14:anchorId="026EC19F" wp14:editId="6E06B279">
+            <wp:extent cx="4648200" cy="2616536"/>
+            <wp:effectExtent l="0" t="0" r="0" b="0"/>
+            <wp:docPr id="8" name="Imagem 8" descr="C:\Users\user\Downloads\WhatsApp Image 2026-06-11 at 23.11.03.jpeg"/>
+            <wp:cNvGraphicFramePr>
+              <a:graphicFrameLocks xmlns:a="http://schemas.openxmlformats.org/drawingml/2006/main" noChangeAspect="1"/>
+            </wp:cNvGraphicFramePr>
+            <a:graphic xmlns:a="http://schemas.openxmlformats.org/drawingml/2006/main">
+              <a:graphicData uri="http://schemas.openxmlformats.org/drawingml/2006/picture">
+                <pic:pic xmlns:pic="http://schemas.openxmlformats.org/drawingml/2006/picture">
+                  <pic:nvPicPr>
+                    <pic:cNvPr id="0" name="Picture 7" descr="C:\Users\user\Downloads\WhatsApp Image 2026-06-11 at 23.11.03.jpeg"/>
+                    <pic:cNvPicPr>
+                      <a:picLocks noChangeAspect="1" noChangeArrowheads="1"/>
+                    </pic:cNvPicPr>
+                  </pic:nvPicPr>
+                  <pic:blipFill>
+                    <a:blip r:embed="rId12" cstate="print">
+                      <a:extLst>
+                        <a:ext uri="{28A0092B-C50C-407E-A947-70E740481C1C}">
+                          <a14:useLocalDpi xmlns:a14="http://schemas.microsoft.com/office/drawing/2010/main" val="0"/>
+                        </a:ext>
+                      </a:extLst>
+                    </a:blip>
+                    <a:srcRect/>
+                    <a:stretch>
+                      <a:fillRect/>
+                    </a:stretch>
+                  </pic:blipFill>
+                  <pic:spPr bwMode="auto">
+                    <a:xfrm>
+                      <a:off x="0" y="0"/>
+                      <a:ext cx="4648200" cy="2616536"/>
+                    </a:xfrm>
+                    <a:prstGeom prst="rect">
+                      <a:avLst/>
+                    </a:prstGeom>
+                    <a:noFill/>
+                    <a:ln>
+                      <a:noFill/>
+                    </a:ln>
+                  </pic:spPr>
+                </pic:pic>
+              </a:graphicData>
+            </a:graphic>
+          </wp:inline>
+        </w:drawing>
+      </w:r>
+    </w:p>
+    <w:p>
+      <w:pPr>
+        <w:pStyle w:val="Fonteeimagem"/>
+        <w:rPr>
+          <w:lang w:eastAsia="pt-BR"/>
+        </w:rPr>
+      </w:pPr>
+      <w:r>
+        <w:t xml:space="preserve">Fonte: Os autores, </w:t>
+      </w:r>
+      <w:proofErr w:type="gramStart"/>
+      <w:r>
+        <w:t>2026</w:t>
+      </w:r>
+      <w:proofErr w:type="gramEnd"/>
     </w:p>
     <w:p>
       <w:pPr>
         <w:pStyle w:val="Ttulo2"/>
       </w:pPr>
+      <w:bookmarkStart w:id="17" w:name="_Toc232116289"/>
       <w:r>
         <w:t xml:space="preserve">Golden </w:t>
       </w:r>
@@ -2854,6 +4106,7 @@
       <w:r>
         <w:t>Circle</w:t>
       </w:r>
+      <w:bookmarkEnd w:id="17"/>
       <w:proofErr w:type="spellEnd"/>
       <w:r>
         <w:t xml:space="preserve"> </w:t>
@@ -2966,6 +4219,297 @@
           <w:lang w:eastAsia="pt-BR"/>
         </w:rPr>
         <w:t xml:space="preserve"> corresponde ao resultado final ou à solução desenvolvida. A aplicação dessa ferramenta permite compreender de forma clara os objetivos, os valores e o impacto pretendido pelo projeto (DAM; TEO, 2020).</w:t>
+      </w:r>
+    </w:p>
+    <w:p>
+      <w:pPr>
+        <w:pStyle w:val="Legenda"/>
+        <w:keepNext/>
+      </w:pPr>
+      <w:bookmarkStart w:id="18" w:name="_Toc232116275"/>
+      <w:r>
+        <w:lastRenderedPageBreak/>
+        <w:t xml:space="preserve">Figura </w:t>
+      </w:r>
+      <w:fldSimple w:instr=" SEQ Figura \* ARABIC ">
+        <w:r>
+          <w:rPr>
+            <w:noProof/>
+          </w:rPr>
+          <w:t>5</w:t>
+        </w:r>
+      </w:fldSimple>
+      <w:r>
+        <w:t xml:space="preserve">: Golden </w:t>
+      </w:r>
+      <w:proofErr w:type="spellStart"/>
+      <w:r>
+        <w:t>Circle</w:t>
+      </w:r>
+      <w:bookmarkEnd w:id="18"/>
+      <w:proofErr w:type="spellEnd"/>
+    </w:p>
+    <w:p>
+      <w:pPr>
+        <w:pStyle w:val="Fonteeimagem"/>
+      </w:pPr>
+      <w:r>
+        <w:drawing>
+          <wp:inline distT="0" distB="0" distL="0" distR="0" wp14:anchorId="11F9B144" wp14:editId="331237EC">
+            <wp:extent cx="5144676" cy="2896439"/>
+            <wp:effectExtent l="0" t="0" r="0" b="0"/>
+            <wp:docPr id="3" name="Imagem 3" descr="C:\Users\user\Downloads\WhatsApp Image 2026-06-11 at 23.11.04.jpeg"/>
+            <wp:cNvGraphicFramePr>
+              <a:graphicFrameLocks xmlns:a="http://schemas.openxmlformats.org/drawingml/2006/main" noChangeAspect="1"/>
+            </wp:cNvGraphicFramePr>
+            <a:graphic xmlns:a="http://schemas.openxmlformats.org/drawingml/2006/main">
+              <a:graphicData uri="http://schemas.openxmlformats.org/drawingml/2006/picture">
+                <pic:pic xmlns:pic="http://schemas.openxmlformats.org/drawingml/2006/picture">
+                  <pic:nvPicPr>
+                    <pic:cNvPr id="0" name="Picture 3" descr="C:\Users\user\Downloads\WhatsApp Image 2026-06-11 at 23.11.04.jpeg"/>
+                    <pic:cNvPicPr>
+                      <a:picLocks noChangeAspect="1" noChangeArrowheads="1"/>
+                    </pic:cNvPicPr>
+                  </pic:nvPicPr>
+                  <pic:blipFill>
+                    <a:blip r:embed="rId13" cstate="print">
+                      <a:extLst>
+                        <a:ext uri="{28A0092B-C50C-407E-A947-70E740481C1C}">
+                          <a14:useLocalDpi xmlns:a14="http://schemas.microsoft.com/office/drawing/2010/main" val="0"/>
+                        </a:ext>
+                      </a:extLst>
+                    </a:blip>
+                    <a:srcRect/>
+                    <a:stretch>
+                      <a:fillRect/>
+                    </a:stretch>
+                  </pic:blipFill>
+                  <pic:spPr bwMode="auto">
+                    <a:xfrm>
+                      <a:off x="0" y="0"/>
+                      <a:ext cx="5144946" cy="2896591"/>
+                    </a:xfrm>
+                    <a:prstGeom prst="rect">
+                      <a:avLst/>
+                    </a:prstGeom>
+                    <a:noFill/>
+                    <a:ln>
+                      <a:noFill/>
+                    </a:ln>
+                  </pic:spPr>
+                </pic:pic>
+              </a:graphicData>
+            </a:graphic>
+          </wp:inline>
+        </w:drawing>
+      </w:r>
+    </w:p>
+    <w:p>
+      <w:pPr>
+        <w:pStyle w:val="Fonteeimagem"/>
+      </w:pPr>
+      <w:r>
+        <w:t>Fonte: Os autores, 2026</w:t>
+      </w:r>
+      <w:proofErr w:type="gramStart"/>
+      <w:r>
+        <w:br w:type="page"/>
+      </w:r>
+      <w:proofErr w:type="gramEnd"/>
+    </w:p>
+    <w:p>
+      <w:pPr>
+        <w:pStyle w:val="Ttulo1"/>
+      </w:pPr>
+      <w:bookmarkStart w:id="19" w:name="_Toc232116290"/>
+      <w:r>
+        <w:lastRenderedPageBreak/>
+        <w:t>PROTÓTIPO</w:t>
+      </w:r>
+      <w:bookmarkEnd w:id="19"/>
+    </w:p>
+    <w:p>
+      <w:pPr>
+        <w:pStyle w:val="Ttulo2"/>
+      </w:pPr>
+      <w:bookmarkStart w:id="20" w:name="_Toc232116291"/>
+      <w:r>
+        <w:t>Diagrama de Caso de Uso</w:t>
+      </w:r>
+      <w:bookmarkEnd w:id="20"/>
+    </w:p>
+    <w:p>
+      <w:pPr>
+        <w:rPr>
+          <w:lang w:eastAsia="pt-BR"/>
+        </w:rPr>
+      </w:pPr>
+      <w:r>
+        <w:rPr>
+          <w:lang w:eastAsia="pt-BR"/>
+        </w:rPr>
+        <w:t xml:space="preserve">O diagrama de caso de uso é uma ferramenta da UML utilizada para identificar os atores (usuários) que interagem com </w:t>
+      </w:r>
+      <w:proofErr w:type="gramStart"/>
+      <w:r>
+        <w:rPr>
+          <w:lang w:eastAsia="pt-BR"/>
+        </w:rPr>
+        <w:t>o sistema, bem como as funcionalidades disponibilizadas a eles, denominadas</w:t>
+      </w:r>
+      <w:proofErr w:type="gramEnd"/>
+      <w:r>
+        <w:rPr>
+          <w:lang w:eastAsia="pt-BR"/>
+        </w:rPr>
+        <w:t xml:space="preserve"> casos de uso. Por empregar uma linguagem simplificada, essa ferramenta permite que os usuários obtenham uma visão geral do comportamento esperado do sistema (GUEDES, 2011).</w:t>
+      </w:r>
+    </w:p>
+    <w:p>
+      <w:pPr>
+        <w:pStyle w:val="Legenda"/>
+        <w:keepNext/>
+      </w:pPr>
+      <w:bookmarkStart w:id="21" w:name="_Toc232116276"/>
+      <w:r>
+        <w:t xml:space="preserve">Figura </w:t>
+      </w:r>
+      <w:fldSimple w:instr=" SEQ Figura \* ARABIC ">
+        <w:r>
+          <w:rPr>
+            <w:noProof/>
+          </w:rPr>
+          <w:t>6</w:t>
+        </w:r>
+      </w:fldSimple>
+      <w:r>
+        <w:t>: Caso de Uso</w:t>
+      </w:r>
+      <w:bookmarkEnd w:id="21"/>
+    </w:p>
+    <w:p>
+      <w:pPr>
+        <w:pStyle w:val="Fonteeimagem"/>
+        <w:rPr>
+          <w:lang w:eastAsia="pt-BR"/>
+        </w:rPr>
+      </w:pPr>
+      <w:r>
+        <w:rPr>
+          <w:noProof/>
+          <w:lang w:eastAsia="pt-BR"/>
+        </w:rPr>
+        <w:drawing>
+          <wp:inline distT="0" distB="0" distL="0" distR="0" wp14:anchorId="5CF837BE" wp14:editId="397F5A27">
+            <wp:extent cx="5745480" cy="3220720"/>
+            <wp:effectExtent l="0" t="0" r="7620" b="0"/>
+            <wp:docPr id="1" name="Imagem 1" descr="C:\Users\user\Downloads\UseCaseDiagram_ShowMe.png"/>
+            <wp:cNvGraphicFramePr>
+              <a:graphicFrameLocks xmlns:a="http://schemas.openxmlformats.org/drawingml/2006/main" noChangeAspect="1"/>
+            </wp:cNvGraphicFramePr>
+            <a:graphic xmlns:a="http://schemas.openxmlformats.org/drawingml/2006/main">
+              <a:graphicData uri="http://schemas.openxmlformats.org/drawingml/2006/picture">
+                <pic:pic xmlns:pic="http://schemas.openxmlformats.org/drawingml/2006/picture">
+                  <pic:nvPicPr>
+                    <pic:cNvPr id="0" name="Picture 1" descr="C:\Users\user\Downloads\UseCaseDiagram_ShowMe.png"/>
+                    <pic:cNvPicPr>
+                      <a:picLocks noChangeAspect="1" noChangeArrowheads="1"/>
+                    </pic:cNvPicPr>
+                  </pic:nvPicPr>
+                  <pic:blipFill>
+                    <a:blip r:embed="rId14" cstate="print">
+                      <a:extLst>
+                        <a:ext uri="{28A0092B-C50C-407E-A947-70E740481C1C}">
+                          <a14:useLocalDpi xmlns:a14="http://schemas.microsoft.com/office/drawing/2010/main" val="0"/>
+                        </a:ext>
+                      </a:extLst>
+                    </a:blip>
+                    <a:srcRect/>
+                    <a:stretch>
+                      <a:fillRect/>
+                    </a:stretch>
+                  </pic:blipFill>
+                  <pic:spPr bwMode="auto">
+                    <a:xfrm>
+                      <a:off x="0" y="0"/>
+                      <a:ext cx="5745480" cy="3220720"/>
+                    </a:xfrm>
+                    <a:prstGeom prst="rect">
+                      <a:avLst/>
+                    </a:prstGeom>
+                    <a:noFill/>
+                    <a:ln>
+                      <a:noFill/>
+                    </a:ln>
+                  </pic:spPr>
+                </pic:pic>
+              </a:graphicData>
+            </a:graphic>
+          </wp:inline>
+        </w:drawing>
+      </w:r>
+    </w:p>
+    <w:p>
+      <w:pPr>
+        <w:pStyle w:val="Fonteeimagem"/>
+        <w:rPr>
+          <w:lang w:eastAsia="pt-BR"/>
+        </w:rPr>
+      </w:pPr>
+      <w:r>
+        <w:t xml:space="preserve">Fonte: Os autores, </w:t>
+      </w:r>
+      <w:proofErr w:type="gramStart"/>
+      <w:r>
+        <w:t>2026</w:t>
+      </w:r>
+      <w:proofErr w:type="gramEnd"/>
+    </w:p>
+    <w:p>
+      <w:pPr>
+        <w:pStyle w:val="Ttulo2"/>
+      </w:pPr>
+      <w:bookmarkStart w:id="22" w:name="_Toc232116292"/>
+      <w:r>
+        <w:t>Modelagem do Banco de Dados</w:t>
+      </w:r>
+      <w:bookmarkEnd w:id="22"/>
+    </w:p>
+    <w:p>
+      <w:pPr>
+        <w:rPr>
+          <w:lang w:eastAsia="pt-BR"/>
+        </w:rPr>
+      </w:pPr>
+      <w:r>
+        <w:rPr>
+          <w:lang w:eastAsia="pt-BR"/>
+        </w:rPr>
+        <w:t>A modelagem de banco de dados é uma técnica utilizada para representar de forma estruturada os dados de um sistema e os relacionamentos exist</w:t>
+      </w:r>
+      <w:r>
+        <w:rPr>
+          <w:lang w:eastAsia="pt-BR"/>
+        </w:rPr>
+        <w:t>entes entre eles. Por meio dela</w:t>
+      </w:r>
+      <w:r>
+        <w:rPr>
+          <w:lang w:eastAsia="pt-BR"/>
+        </w:rPr>
+        <w:t xml:space="preserve">, </w:t>
+      </w:r>
+      <w:r>
+        <w:rPr>
+          <w:lang w:eastAsia="pt-BR"/>
+        </w:rPr>
+        <w:t>podem-se</w:t>
+      </w:r>
+      <w:r>
+        <w:rPr>
+          <w:lang w:eastAsia="pt-BR"/>
+        </w:rPr>
+        <w:t xml:space="preserve"> organizar as informações de maneira consistente, contribuindo para o desenvolvimento de sistemas de software mais robustos e flexíveis, capazes de atender às necessidades dos usuários finais (ARAÚJO, 2021).</w:t>
       </w:r>
     </w:p>
     <w:p>
@@ -2974,9 +4518,7 @@
         <w:ind w:firstLine="0"/>
         <w:jc w:val="left"/>
         <w:rPr>
-          <w:rFonts w:eastAsiaTheme="majorEastAsia" w:cstheme="majorBidi"/>
-          <w:b/>
-          <w:szCs w:val="26"/>
+          <w:sz w:val="20"/>
         </w:rPr>
       </w:pPr>
       <w:r>
@@ -2985,102 +4527,97 @@
     </w:p>
     <w:p>
       <w:pPr>
-        <w:pStyle w:val="Ttulo1"/>
-      </w:pPr>
+        <w:pStyle w:val="Legenda"/>
+        <w:keepNext/>
+      </w:pPr>
+      <w:bookmarkStart w:id="23" w:name="_Toc232116277"/>
       <w:r>
         <w:lastRenderedPageBreak/>
-        <w:t>PROTÓTIPO</w:t>
-      </w:r>
-    </w:p>
-    <w:p>
-      <w:pPr>
-        <w:pStyle w:val="Ttulo2"/>
-      </w:pPr>
-      <w:r>
-        <w:t>Diagrama de Caso de Uso</w:t>
-      </w:r>
-    </w:p>
-    <w:p>
-      <w:pPr>
-        <w:rPr>
-          <w:lang w:eastAsia="pt-BR"/>
-        </w:rPr>
-      </w:pPr>
-      <w:r>
-        <w:rPr>
-          <w:lang w:eastAsia="pt-BR"/>
-        </w:rPr>
-        <w:t xml:space="preserve">O diagrama de caso de uso é uma ferramenta da UML utilizada para identificar os atores (usuários) que interagem com </w:t>
+        <w:t xml:space="preserve">Figura </w:t>
+      </w:r>
+      <w:fldSimple w:instr=" SEQ Figura \* ARABIC ">
+        <w:r>
+          <w:rPr>
+            <w:noProof/>
+          </w:rPr>
+          <w:t>7</w:t>
+        </w:r>
+      </w:fldSimple>
+      <w:r>
+        <w:t>: Modelagem de Dados</w:t>
+      </w:r>
+      <w:bookmarkEnd w:id="23"/>
+    </w:p>
+    <w:p>
+      <w:pPr>
+        <w:pStyle w:val="Fonteeimagem"/>
+      </w:pPr>
+      <w:r>
+        <w:drawing>
+          <wp:inline distT="0" distB="0" distL="0" distR="0" wp14:anchorId="70CF9EF2" wp14:editId="6811A1B9">
+            <wp:extent cx="4421874" cy="3195742"/>
+            <wp:effectExtent l="0" t="0" r="0" b="5080"/>
+            <wp:docPr id="2" name="Imagem 2" descr="C:\Users\user\Downloads\showme.jpg"/>
+            <wp:cNvGraphicFramePr>
+              <a:graphicFrameLocks xmlns:a="http://schemas.openxmlformats.org/drawingml/2006/main" noChangeAspect="1"/>
+            </wp:cNvGraphicFramePr>
+            <a:graphic xmlns:a="http://schemas.openxmlformats.org/drawingml/2006/main">
+              <a:graphicData uri="http://schemas.openxmlformats.org/drawingml/2006/picture">
+                <pic:pic xmlns:pic="http://schemas.openxmlformats.org/drawingml/2006/picture">
+                  <pic:nvPicPr>
+                    <pic:cNvPr id="0" name="Picture 2" descr="C:\Users\user\Downloads\showme.jpg"/>
+                    <pic:cNvPicPr>
+                      <a:picLocks noChangeAspect="1" noChangeArrowheads="1"/>
+                    </pic:cNvPicPr>
+                  </pic:nvPicPr>
+                  <pic:blipFill>
+                    <a:blip r:embed="rId15" cstate="print">
+                      <a:extLst>
+                        <a:ext uri="{28A0092B-C50C-407E-A947-70E740481C1C}">
+                          <a14:useLocalDpi xmlns:a14="http://schemas.microsoft.com/office/drawing/2010/main" val="0"/>
+                        </a:ext>
+                      </a:extLst>
+                    </a:blip>
+                    <a:srcRect/>
+                    <a:stretch>
+                      <a:fillRect/>
+                    </a:stretch>
+                  </pic:blipFill>
+                  <pic:spPr bwMode="auto">
+                    <a:xfrm>
+                      <a:off x="0" y="0"/>
+                      <a:ext cx="4421947" cy="3195795"/>
+                    </a:xfrm>
+                    <a:prstGeom prst="rect">
+                      <a:avLst/>
+                    </a:prstGeom>
+                    <a:noFill/>
+                    <a:ln>
+                      <a:noFill/>
+                    </a:ln>
+                  </pic:spPr>
+                </pic:pic>
+              </a:graphicData>
+            </a:graphic>
+          </wp:inline>
+        </w:drawing>
+      </w:r>
+      <w:r>
+        <w:t xml:space="preserve"> </w:t>
+      </w:r>
+    </w:p>
+    <w:p>
+      <w:pPr>
+        <w:pStyle w:val="Fonteeimagem"/>
+      </w:pPr>
+      <w:r>
+        <w:t>Fonte: Os autores, 2026</w:t>
       </w:r>
       <w:proofErr w:type="gramStart"/>
       <w:r>
-        <w:rPr>
-          <w:lang w:eastAsia="pt-BR"/>
-        </w:rPr>
-        <w:t>o sistema, bem como as funcionalidades disponibilizadas a eles, denominadas</w:t>
+        <w:br w:type="page"/>
       </w:r>
       <w:proofErr w:type="gramEnd"/>
-      <w:r>
-        <w:rPr>
-          <w:lang w:eastAsia="pt-BR"/>
-        </w:rPr>
-        <w:t xml:space="preserve"> casos de uso. Por empregar uma linguagem simplificada, essa ferramenta permite que os usuários obtenham uma visão geral do comportamento esperado do sistema (GUEDES, 2011).</w:t>
-      </w:r>
-    </w:p>
-    <w:p>
-      <w:pPr>
-        <w:pStyle w:val="Ttulo2"/>
-      </w:pPr>
-      <w:r>
-        <w:t>Modelagem do Banco de Dados</w:t>
-      </w:r>
-    </w:p>
-    <w:p>
-      <w:pPr>
-        <w:rPr>
-          <w:lang w:eastAsia="pt-BR"/>
-        </w:rPr>
-      </w:pPr>
-      <w:r>
-        <w:rPr>
-          <w:lang w:eastAsia="pt-BR"/>
-        </w:rPr>
-        <w:t>A modelagem de banco de dados é uma técnica utilizada para representar de forma estruturada os dados de um sistema e os relacionamentos exist</w:t>
-      </w:r>
-      <w:r>
-        <w:rPr>
-          <w:lang w:eastAsia="pt-BR"/>
-        </w:rPr>
-        <w:t>entes entre eles. Por meio dela</w:t>
-      </w:r>
-      <w:r>
-        <w:rPr>
-          <w:lang w:eastAsia="pt-BR"/>
-        </w:rPr>
-        <w:t xml:space="preserve">, </w:t>
-      </w:r>
-      <w:r>
-        <w:rPr>
-          <w:lang w:eastAsia="pt-BR"/>
-        </w:rPr>
-        <w:t>podem-se</w:t>
-      </w:r>
-      <w:r>
-        <w:rPr>
-          <w:lang w:eastAsia="pt-BR"/>
-        </w:rPr>
-        <w:t xml:space="preserve"> organizar as informações de maneira consistente, contribuindo para o desenvolvimento de sistemas de software mais robustos e flexíveis, capazes de atender às necessidades dos usuários finais (ARAÚJO, 2021).</w:t>
-      </w:r>
-      <w:bookmarkStart w:id="10" w:name="_GoBack"/>
-      <w:bookmarkEnd w:id="10"/>
-    </w:p>
-    <w:p>
-      <w:pPr>
-        <w:pStyle w:val="Ttulo2"/>
-      </w:pPr>
-      <w:r>
-        <w:br w:type="page"/>
-      </w:r>
     </w:p>
     <w:p>
       <w:pPr>
@@ -3090,12 +4627,12 @@
           <w:numId w:val="0"/>
         </w:numPr>
       </w:pPr>
-      <w:bookmarkStart w:id="11" w:name="_Toc229067314"/>
+      <w:bookmarkStart w:id="24" w:name="_Toc232116293"/>
       <w:r>
         <w:lastRenderedPageBreak/>
         <w:t>REFERÊNCIAS</w:t>
       </w:r>
-      <w:bookmarkEnd w:id="11"/>
+      <w:bookmarkEnd w:id="24"/>
     </w:p>
     <w:p>
       <w:pPr>
@@ -3942,8 +5479,8 @@
       </w:r>
     </w:p>
     <w:sectPr>
-      <w:headerReference w:type="default" r:id="rId10"/>
-      <w:footerReference w:type="default" r:id="rId11"/>
+      <w:headerReference w:type="default" r:id="rId16"/>
+      <w:footerReference w:type="default" r:id="rId17"/>
       <w:pgSz w:w="11906" w:h="16838"/>
       <w:pgMar w:top="1701" w:right="1134" w:bottom="1134" w:left="1701" w:header="709" w:footer="709" w:gutter="0"/>
       <w:cols w:space="708"/>
@@ -4042,7 +5579,7 @@
           <w:rPr>
             <w:noProof/>
           </w:rPr>
-          <w:t>18</w:t>
+          <w:t>13</w:t>
         </w:r>
         <w:r>
           <w:fldChar w:fldCharType="end"/>
@@ -5982,7 +7519,7 @@
 </file>
 
 <file path=customXml/itemProps1.xml><?xml version="1.0" encoding="utf-8"?>
-<ds:datastoreItem xmlns:ds="http://schemas.openxmlformats.org/officeDocument/2006/customXml" ds:itemID="{9A9E272D-FC95-4CE4-BB44-84D6FE7A93B6}">
+<ds:datastoreItem xmlns:ds="http://schemas.openxmlformats.org/officeDocument/2006/customXml" ds:itemID="{EF36945A-488B-4B86-9706-6DE9BDD2EB08}">
   <ds:schemaRefs>
     <ds:schemaRef ds:uri="http://schemas.openxmlformats.org/officeDocument/2006/bibliography"/>
   </ds:schemaRefs>

--- a/ABNT TCC - ShowMe.docx
+++ b/ABNT TCC - ShowMe.docx
@@ -1,6 +1,6 @@
 
 <file path=word/document.xml><?xml version="1.0" encoding="utf-8"?>
-<w:document xmlns:wpc="http://schemas.microsoft.com/office/word/2010/wordprocessingCanvas" xmlns:mc="http://schemas.openxmlformats.org/markup-compatibility/2006" xmlns:o="urn:schemas-microsoft-com:office:office" xmlns:r="http://schemas.openxmlformats.org/officeDocument/2006/relationships" xmlns:m="http://schemas.openxmlformats.org/officeDocument/2006/math" xmlns:v="urn:schemas-microsoft-com:vml" xmlns:wp14="http://schemas.microsoft.com/office/word/2010/wordprocessingDrawing" xmlns:wp="http://schemas.openxmlformats.org/drawingml/2006/wordprocessingDrawing" xmlns:w10="urn:schemas-microsoft-com:office:word" xmlns:w="http://schemas.openxmlformats.org/wordprocessingml/2006/main" xmlns:w14="http://schemas.microsoft.com/office/word/2010/wordml" xmlns:wpg="http://schemas.microsoft.com/office/word/2010/wordprocessingGroup" xmlns:wpi="http://schemas.microsoft.com/office/word/2010/wordprocessingInk" xmlns:wne="http://schemas.microsoft.com/office/word/2006/wordml" xmlns:wps="http://schemas.microsoft.com/office/word/2010/wordprocessingShape" mc:Ignorable="w14 wp14">
+<w:document xmlns:wpc="http://schemas.microsoft.com/office/word/2010/wordprocessingCanvas" xmlns:cx="http://schemas.microsoft.com/office/drawing/2014/chartex" xmlns:cx1="http://schemas.microsoft.com/office/drawing/2015/9/8/chartex" xmlns:mc="http://schemas.openxmlformats.org/markup-compatibility/2006" xmlns:o="urn:schemas-microsoft-com:office:office" xmlns:r="http://schemas.openxmlformats.org/officeDocument/2006/relationships" xmlns:m="http://schemas.openxmlformats.org/officeDocument/2006/math" xmlns:v="urn:schemas-microsoft-com:vml" xmlns:wp14="http://schemas.microsoft.com/office/word/2010/wordprocessingDrawing" xmlns:wp="http://schemas.openxmlformats.org/drawingml/2006/wordprocessingDrawing" xmlns:w10="urn:schemas-microsoft-com:office:word" xmlns:w="http://schemas.openxmlformats.org/wordprocessingml/2006/main" xmlns:w14="http://schemas.microsoft.com/office/word/2010/wordml" xmlns:w15="http://schemas.microsoft.com/office/word/2012/wordml" xmlns:w16se="http://schemas.microsoft.com/office/word/2015/wordml/symex" xmlns:wpg="http://schemas.microsoft.com/office/word/2010/wordprocessingGroup" xmlns:wpi="http://schemas.microsoft.com/office/word/2010/wordprocessingInk" xmlns:wne="http://schemas.microsoft.com/office/word/2006/wordml" xmlns:wps="http://schemas.microsoft.com/office/word/2010/wordprocessingShape" mc:Ignorable="w14 w15 w16se wp14">
   <w:body>
     <w:p>
       <w:pPr>
@@ -15,15 +15,7 @@
         <w:pStyle w:val="SemEspaamento"/>
       </w:pPr>
       <w:r>
-        <w:t xml:space="preserve">ETEC </w:t>
-      </w:r>
-      <w:proofErr w:type="spellStart"/>
-      <w:r>
-        <w:t>PROFª</w:t>
-      </w:r>
-      <w:proofErr w:type="spellEnd"/>
-      <w:r>
-        <w:t xml:space="preserve"> MARIA CRISTINA MEDEIROS</w:t>
+        <w:t>ETEC PROFª MARIA CRISTINA MEDEIROS</w:t>
       </w:r>
     </w:p>
     <w:p>
@@ -56,33 +48,15 @@
         <w:pStyle w:val="SemEspaamento"/>
       </w:pPr>
       <w:r>
-        <w:t xml:space="preserve">Paola </w:t>
-      </w:r>
-      <w:proofErr w:type="spellStart"/>
-      <w:r>
-        <w:t>Onório</w:t>
-      </w:r>
-      <w:proofErr w:type="spellEnd"/>
-      <w:r>
-        <w:t xml:space="preserve"> </w:t>
-      </w:r>
-      <w:proofErr w:type="spellStart"/>
-      <w:r>
-        <w:t>Zaratinni</w:t>
-      </w:r>
-      <w:proofErr w:type="spellEnd"/>
+        <w:t>Paola Onório Zaratinni</w:t>
+      </w:r>
     </w:p>
     <w:p>
       <w:pPr>
         <w:pStyle w:val="SemEspaamento"/>
       </w:pPr>
-      <w:proofErr w:type="spellStart"/>
-      <w:r>
-        <w:t>Rihanna</w:t>
-      </w:r>
-      <w:proofErr w:type="spellEnd"/>
-      <w:r>
-        <w:t xml:space="preserve"> Carolina Gonçalves Arantes</w:t>
+      <w:r>
+        <w:t>Rihanna Carolina Gonçalves Arantes</w:t>
       </w:r>
     </w:p>
     <w:p>
@@ -104,13 +78,9 @@
         <w:pStyle w:val="SemEspaamento"/>
         <w:spacing w:before="2400"/>
       </w:pPr>
-      <w:proofErr w:type="spellStart"/>
-      <w:proofErr w:type="gramStart"/>
       <w:r>
         <w:t>ShowMe</w:t>
       </w:r>
-      <w:proofErr w:type="spellEnd"/>
-      <w:proofErr w:type="gramEnd"/>
       <w:r>
         <w:t xml:space="preserve"> – </w:t>
       </w:r>
@@ -166,33 +136,15 @@
         <w:pStyle w:val="SemEspaamento"/>
       </w:pPr>
       <w:r>
-        <w:t xml:space="preserve">Paola </w:t>
-      </w:r>
-      <w:proofErr w:type="spellStart"/>
-      <w:r>
-        <w:t>Onório</w:t>
-      </w:r>
-      <w:proofErr w:type="spellEnd"/>
-      <w:r>
-        <w:t xml:space="preserve"> </w:t>
-      </w:r>
-      <w:proofErr w:type="spellStart"/>
-      <w:r>
-        <w:t>Zaratinni</w:t>
-      </w:r>
-      <w:proofErr w:type="spellEnd"/>
+        <w:t>Paola Onório Zaratinni</w:t>
+      </w:r>
     </w:p>
     <w:p>
       <w:pPr>
         <w:pStyle w:val="SemEspaamento"/>
       </w:pPr>
-      <w:proofErr w:type="spellStart"/>
-      <w:r>
-        <w:t>Rihanna</w:t>
-      </w:r>
-      <w:proofErr w:type="spellEnd"/>
-      <w:r>
-        <w:t xml:space="preserve"> Carolina Gonçalves Arantes</w:t>
+      <w:r>
+        <w:t>Rihanna Carolina Gonçalves Arantes</w:t>
       </w:r>
     </w:p>
     <w:p>
@@ -211,15 +163,8 @@
         <w:pStyle w:val="SemEspaamento"/>
         <w:spacing w:before="5040"/>
       </w:pPr>
-      <w:proofErr w:type="spellStart"/>
-      <w:proofErr w:type="gramStart"/>
-      <w:r>
-        <w:t>ShowMe</w:t>
-      </w:r>
-      <w:proofErr w:type="spellEnd"/>
-      <w:proofErr w:type="gramEnd"/>
-      <w:r>
-        <w:t xml:space="preserve"> – Sistema para Democratização de Eventos Culturais</w:t>
+      <w:r>
+        <w:t>ShowMe – Sistema para Democratização de Eventos Culturais</w:t>
       </w:r>
     </w:p>
     <w:p>
@@ -237,70 +182,36 @@
           <w:b w:val="0"/>
           <w:sz w:val="22"/>
         </w:rPr>
-        <w:t xml:space="preserve">Trabalho de Conclusão de Curso apresentado ao Curso Técnico em Informática para Internet da ETEC </w:t>
-      </w:r>
-      <w:proofErr w:type="spellStart"/>
+        <w:t>Trabalho de Conclusão de Curso apresentado ao Curso Técnico em Informática para Internet da ETEC Profª Maria Cristina Medeiros, orientado pela Prof</w:t>
+      </w:r>
       <w:r>
         <w:rPr>
           <w:b w:val="0"/>
           <w:sz w:val="22"/>
         </w:rPr>
-        <w:t>Profª</w:t>
-      </w:r>
-      <w:proofErr w:type="spellEnd"/>
+        <w:t>ª</w:t>
+      </w:r>
       <w:r>
         <w:rPr>
           <w:b w:val="0"/>
           <w:sz w:val="22"/>
         </w:rPr>
-        <w:t xml:space="preserve"> Maria Cristina Medeiros, orientado pela </w:t>
-      </w:r>
-      <w:proofErr w:type="spellStart"/>
+        <w:t xml:space="preserve"> Cíntia Maria de </w:t>
+      </w:r>
       <w:r>
         <w:rPr>
           <w:b w:val="0"/>
           <w:sz w:val="22"/>
         </w:rPr>
-        <w:t>Prof</w:t>
+        <w:t>Araújo</w:t>
       </w:r>
       <w:r>
         <w:rPr>
           <w:b w:val="0"/>
           <w:sz w:val="22"/>
         </w:rPr>
-        <w:t>ª</w:t>
-      </w:r>
-      <w:proofErr w:type="spellEnd"/>
-      <w:r>
-        <w:rPr>
-          <w:b w:val="0"/>
-          <w:sz w:val="22"/>
-        </w:rPr>
-        <w:t xml:space="preserve"> Cíntia Maria de </w:t>
-      </w:r>
-      <w:r>
-        <w:rPr>
-          <w:b w:val="0"/>
-          <w:sz w:val="22"/>
-        </w:rPr>
-        <w:t>Araújo</w:t>
-      </w:r>
-      <w:r>
-        <w:rPr>
-          <w:b w:val="0"/>
-          <w:sz w:val="22"/>
-        </w:rPr>
-        <w:t xml:space="preserve"> Pinho, como requisito parcial para obtenção do Título de Técnico em </w:t>
-      </w:r>
-      <w:proofErr w:type="gramStart"/>
-      <w:r>
-        <w:rPr>
-          <w:b w:val="0"/>
-          <w:sz w:val="22"/>
-        </w:rPr>
-        <w:t>Informática</w:t>
-      </w:r>
-      <w:proofErr w:type="gramEnd"/>
+        <w:t xml:space="preserve"> Pinho, como requisito parcial para obtenção do Título de Técnico em Informática</w:t>
+      </w:r>
     </w:p>
     <w:p>
       <w:pPr>
@@ -394,7 +305,6 @@
         <w:spacing w:before="12720" w:after="0"/>
         <w:ind w:firstLine="4395"/>
       </w:pPr>
-      <w:proofErr w:type="gramStart"/>
       <w:r>
         <w:t>“Enquanto houver amanhã</w:t>
       </w:r>
@@ -408,19 +318,7 @@
         <w:ind w:firstLine="4395"/>
       </w:pPr>
       <w:r>
-        <w:t>O Sol vai nascer novamente”</w:t>
-      </w:r>
-      <w:proofErr w:type="gramEnd"/>
-      <w:r>
-        <w:t xml:space="preserve"> – </w:t>
-      </w:r>
-      <w:proofErr w:type="spellStart"/>
-      <w:r>
-        <w:t>Cleo</w:t>
-      </w:r>
-      <w:proofErr w:type="spellEnd"/>
-      <w:r>
-        <w:t xml:space="preserve"> Sol</w:t>
+        <w:t>O Sol vai nascer novamente” – Cleo Sol</w:t>
       </w:r>
     </w:p>
     <w:p>
@@ -1107,8 +1005,6 @@
           <w:fldChar w:fldCharType="end"/>
         </w:r>
       </w:hyperlink>
-      <w:bookmarkStart w:id="0" w:name="_GoBack"/>
-      <w:bookmarkEnd w:id="0"/>
     </w:p>
     <w:p>
       <w:r>
@@ -2546,12 +2442,12 @@
       <w:pPr>
         <w:pStyle w:val="Ttulo1"/>
       </w:pPr>
-      <w:bookmarkStart w:id="1" w:name="_Toc232116278"/>
+      <w:bookmarkStart w:id="0" w:name="_Toc232116278"/>
       <w:r>
         <w:lastRenderedPageBreak/>
         <w:t>INTRODUÇÃO</w:t>
       </w:r>
-      <w:bookmarkEnd w:id="1"/>
+      <w:bookmarkEnd w:id="0"/>
     </w:p>
     <w:p>
       <w:pPr>
@@ -2610,21 +2506,7 @@
         <w:rPr>
           <w:lang w:eastAsia="pt-BR"/>
         </w:rPr>
-        <w:t xml:space="preserve">De acordo com o sociólogo Pierre </w:t>
-      </w:r>
-      <w:proofErr w:type="spellStart"/>
-      <w:r>
-        <w:rPr>
-          <w:lang w:eastAsia="pt-BR"/>
-        </w:rPr>
-        <w:t>Bourdieu</w:t>
-      </w:r>
-      <w:proofErr w:type="spellEnd"/>
-      <w:r>
-        <w:rPr>
-          <w:lang w:eastAsia="pt-BR"/>
-        </w:rPr>
-        <w:t>, o acesso à cultura está diretamente relacionado ao chamado “capital cultural”, conceito que representa o conjunto de conhecimentos, experiências e oportunidades culturais adquiridos pelos indivíduos ao longo da vida. Assim, pessoas que possuem menor acesso à informação, educação e atividades culturais tendem a enfrentar maiores dificuldades para participar de manifestações culturais e desenvolver repertório cultural.</w:t>
+        <w:t>De acordo com o sociólogo Pierre Bourdieu, o acesso à cultura está diretamente relacionado ao chamado “capital cultural”, conceito que representa o conjunto de conhecimentos, experiências e oportunidades culturais adquiridos pelos indivíduos ao longo da vida. Assim, pessoas que possuem menor acesso à informação, educação e atividades culturais tendem a enfrentar maiores dificuldades para participar de manifestações culturais e desenvolver repertório cultural.</w:t>
       </w:r>
     </w:p>
     <w:p>
@@ -2662,23 +2544,15 @@
       <w:pPr>
         <w:pStyle w:val="Ttulo2"/>
       </w:pPr>
-      <w:bookmarkStart w:id="2" w:name="_Toc232116279"/>
+      <w:bookmarkStart w:id="1" w:name="_Toc232116279"/>
       <w:r>
         <w:t>Problemática</w:t>
       </w:r>
-      <w:bookmarkEnd w:id="2"/>
-    </w:p>
-    <w:p>
-      <w:r>
-        <w:t xml:space="preserve">Embora o Brasil seja um dos maiores consumidores de eventos culturais, a maior parte desse público está concentrada na região Sudeste. Segundo pesquisas, algumas das principais causas para a falta de shows em áreas afastadas — como o Norte, onde 31,4% da população </w:t>
-      </w:r>
-      <w:proofErr w:type="gramStart"/>
-      <w:r>
-        <w:t>vive</w:t>
-      </w:r>
-      <w:proofErr w:type="gramEnd"/>
-      <w:r>
-        <w:t xml:space="preserve"> sem equipamentos culturais — são a falta de planejamento para a alta demanda e a infraestrutura insuficiente. Isso gera uma carência em parte da população que, para ter acesso a esses eventos, precisam se deslocar para fora de sua cidade</w:t>
+      <w:bookmarkEnd w:id="1"/>
+    </w:p>
+    <w:p>
+      <w:r>
+        <w:t>Embora o Brasil seja um dos maiores consumidores de eventos culturais, a maior parte desse público está concentrada na região Sudeste. Segundo pesquisas, algumas das principais causas para a falta de shows em áreas afastadas — como o Norte, onde 31,4% da população vive sem equipamentos culturais — são a falta de planejamento para a alta demanda e a infraestrutura insuficiente. Isso gera uma carência em parte da população que, para ter acesso a esses eventos, precisam se deslocar para fora de sua cidade</w:t>
       </w:r>
       <w:r>
         <w:rPr>
@@ -2699,15 +2573,7 @@
         </w:rPr>
       </w:pPr>
       <w:r>
-        <w:t xml:space="preserve">O caso se agrava conforme a proporção do show. Dados da CNN Brasil sobre o </w:t>
-      </w:r>
-      <w:proofErr w:type="spellStart"/>
-      <w:r>
-        <w:t>Lollapalooza</w:t>
-      </w:r>
-      <w:proofErr w:type="spellEnd"/>
-      <w:r>
-        <w:t xml:space="preserve"> mostram que metade do público veio de fora do estado de São Paulo, esse número representa 148.200 espectadores para um público cuja soma é de 285.000 pessoas (NICOLAU, 2026). Outro exemplo é o Rock in Rio, que teve uma participação de 730 mil pessoas, sendo 46% de fora do estado. (DANDARA, 2024).</w:t>
+        <w:t>O caso se agrava conforme a proporção do show. Dados da CNN Brasil sobre o Lollapalooza mostram que metade do público veio de fora do estado de São Paulo, esse número representa 148.200 espectadores para um público cuja soma é de 285.000 pessoas (NICOLAU, 2026). Outro exemplo é o Rock in Rio, que teve uma participação de 730 mil pessoas, sendo 46% de fora do estado. (DANDARA, 2024).</w:t>
       </w:r>
       <w:r>
         <w:rPr>
@@ -2725,15 +2591,7 @@
         </w:rPr>
       </w:pPr>
       <w:r>
-        <w:t xml:space="preserve">Dada </w:t>
-      </w:r>
-      <w:proofErr w:type="gramStart"/>
-      <w:r>
-        <w:t>a</w:t>
-      </w:r>
-      <w:proofErr w:type="gramEnd"/>
-      <w:r>
-        <w:t xml:space="preserve"> magnitude dessa situação, as dificuldades tendem aumentar quando o esforço no planejamento é insuficiente, o empenho de passar meses organizando hotéis próximos, horários de transporte entre </w:t>
+        <w:t xml:space="preserve">Dada a magnitude dessa situação, as dificuldades tendem aumentar quando o esforço no planejamento é insuficiente, o empenho de passar meses organizando hotéis próximos, horários de transporte entre </w:t>
       </w:r>
       <w:r>
         <w:t>outras coisas</w:t>
@@ -2752,12 +2610,12 @@
       <w:pPr>
         <w:pStyle w:val="Ttulo2"/>
       </w:pPr>
-      <w:bookmarkStart w:id="3" w:name="_Toc232116280"/>
+      <w:bookmarkStart w:id="2" w:name="_Toc232116280"/>
       <w:r>
         <w:lastRenderedPageBreak/>
         <w:t>Justificativa</w:t>
       </w:r>
-      <w:bookmarkEnd w:id="3"/>
+      <w:bookmarkEnd w:id="2"/>
     </w:p>
     <w:p>
       <w:r>
@@ -2765,117 +2623,237 @@
       </w:r>
     </w:p>
     <w:p>
-      <w:proofErr w:type="gramStart"/>
-      <w:r>
-        <w:t>Outrossim</w:t>
-      </w:r>
-      <w:proofErr w:type="gramEnd"/>
-      <w:r>
-        <w:t>, apesar desse alto consumo, o acesso a tais eventos ainda é limitado para parcelas significativas da população. A escassez de recursos que viabilizem o consumo de eventos culturais por pessoas de baixa renda ou que vivem distantes das grandes capitais fomenta um cenário elitizado, marcado pela desigualdade e pela exclusão cultural. (ANDRADE, 2024).</w:t>
-      </w:r>
-    </w:p>
-    <w:p>
-      <w:pPr>
-        <w:rPr>
-          <w:rFonts w:ascii="Times New Roman" w:hAnsi="Times New Roman"/>
-        </w:rPr>
-      </w:pPr>
-      <w:r>
-        <w:t xml:space="preserve">Portanto, tais questões apresentadas, somadas à falta de soluções existentes, são mais que suficientes para justificar o desenvolvimento desse projeto que, alinhado aos Objetivos de Desenvolvimento Sustentável </w:t>
-      </w:r>
-      <w:proofErr w:type="gramStart"/>
-      <w:r>
-        <w:t>3</w:t>
-      </w:r>
-      <w:proofErr w:type="gramEnd"/>
-      <w:r>
-        <w:t xml:space="preserve"> (Saúde e Bem-Estar), 4 (Educação de Qualidade) e 16 (Paz, Justiça e Instituições Eficazes), busca promover mais inclusão cultural no Brasil, difundir o lazer saudável e estimular o senso crítico e a empatia de ainda mais brasileiros.</w:t>
+      <w:r>
+        <w:t>Outrossim, apesar desse alto consumo, o acesso a tais eventos ainda é limitado para parcelas significativas da população. A escassez de recursos que viabilizem o consumo de eventos culturais por pessoas de baixa renda ou que vivem distantes das grandes capitais fomenta um cenário elitizado, marcado pela desigualdade e pela exclusão cultural. (ANDRADE, 2024).</w:t>
+      </w:r>
+    </w:p>
+    <w:p>
+      <w:r>
+        <w:t>Portanto, tais questões apresentadas, somadas à falta de soluções existentes, são mais que suficientes para justificar o desenvolvimento desse projeto que, alinhado aos Objetivos de Desenvolvimento Sustentável 3 (Saúde e Bem-Estar), 4 (Educação de Qualidade) e 16 (Paz, Justiça e Instituições Eficazes), busca promover mais inclusão cultural no Brasil, difundir o lazer saudável e estimular o senso crítico e a empatia de ainda mais brasileiros.</w:t>
+      </w:r>
+    </w:p>
+    <w:p>
+      <w:pPr>
+        <w:pStyle w:val="Ttulo2"/>
+      </w:pPr>
+      <w:r>
+        <w:t>Objetivos</w:t>
+      </w:r>
+    </w:p>
+    <w:p>
+      <w:pPr>
+        <w:pStyle w:val="Ttulo3"/>
+      </w:pPr>
+      <w:r>
+        <w:t>Objetivo Geral</w:t>
+      </w:r>
+    </w:p>
+    <w:p>
+      <w:pPr>
+        <w:pStyle w:val="Ttulo3"/>
+      </w:pPr>
+      <w:r>
+        <w:t>Objetivos Específicos</w:t>
+      </w:r>
+    </w:p>
+    <w:p>
+      <w:pPr>
+        <w:pStyle w:val="Ttulo2"/>
+      </w:pPr>
+      <w:r>
+        <w:t>Metodologia</w:t>
+      </w:r>
+    </w:p>
+    <w:p>
+      <w:r>
+        <w:t>O projeto ShowMe foi desenvolvido a partir da combinação de pesquisa bibliográfica e exploratória, pesquisa de campo e pesquisa aplicada, com o objetivo de compreender as dificuldades relacionadas à descoberta, divulgação e participação em eventos culturais e, a partir disso, desenvolver uma solução digital adequada às necessidades dos usuários.</w:t>
+      </w:r>
+    </w:p>
+    <w:p>
+      <w:r>
+        <w:lastRenderedPageBreak/>
+        <w:t>A primeira etapa consistiu em uma pesquisa bibliográfica e exploratória, buscando compreender o acesso à cultura no Brasil, a divulgação de eventos e os principais obstáculos enfrentados pelo público. Foram consultados artigos, pesquisas, dados estatísticos e materiais relacionados à cul</w:t>
+      </w:r>
+      <w:r>
+        <w:t>tura e às tecnologias digitais.</w:t>
+      </w:r>
+    </w:p>
+    <w:p>
+      <w:r>
+        <w:t>Paralelamente, foi utilizada a abordagem do Design Thinking, presente desde a etapa de Imersão até a Ideação, Prototipação e desenvolvimento da solução. Na fase de imersão, foi realizada uma pesquisa de campo por meio de um questionário on-line, obtendo 203 respostas, com o objetivo de identificar hábitos, dificuldades e necessidades dos usuários em relação aos eventos culturais.</w:t>
+      </w:r>
+    </w:p>
+    <w:p>
+      <w:r>
+        <w:t>Os resultados apontaram que 88,7% dos participantes já deixaram de participar de um evento por falta de informação, enquanto 86,2% já desistiram devido à dificuldade de planejamento. Entre os principais obstáculos identificados estavam a distância (60,1%), os custos da viagem (56,2%) e a falta de divulgação (53,2%). Além disso, 81,3% consideraram útil receber sugestões de eventos próximos e 100% dos participantes afirmaram ser importante reunir diferentes informações sobre eventos em um único lugar. Esses dados foram utilizados para definir as principais funcionalidades da plataforma.</w:t>
+      </w:r>
+    </w:p>
+    <w:p>
+      <w:r>
+        <w:t>Após a análise dos resultados, iniciou-se a pesquisa aplicada, voltada ao desenvolvimento do ShowMe. A plataforma foi planejada para permitir a pesquisa e filtragem de eventos, localização, recomendações, favoritos, informações sobre artista</w:t>
+      </w:r>
+      <w:r>
+        <w:t>s,</w:t>
+      </w:r>
+      <w:r>
+        <w:t>rotas e planejamento de gastos. Também será possível que usuários enviem eventos por meio de um formulário, que posteriormente serão analisados e aprovados pelo administrador antes de sua publicação.</w:t>
+      </w:r>
+    </w:p>
+    <w:p>
+      <w:r>
+        <w:t>Para a organização das atividades, foi utilizada a metodologia Ágil Scrum, permitindo a divisão das tarefas entre a equipe e o desenvolvimento gradual das funcionalidades. A aplicação utiliza HTML5, CSS3 e JavaScript, além de banco de dados relacional e APIs externas para recursos de localização, mapas, eventos e informações relacionadas a artistas e preferências musicais.</w:t>
+      </w:r>
+    </w:p>
+    <w:p>
+      <w:r>
+        <w:t xml:space="preserve">Devido ao período disponível para desenvolvimento, foram priorizadas as funcionalidades consideradas essenciais para a proposta. Recursos de maior complexidade, como uma IA capaz de pesquisar automaticamente eventos na </w:t>
+      </w:r>
+      <w:r>
+        <w:lastRenderedPageBreak/>
+        <w:t>internet, notificações inteligentes e mecanismos avançados de recomendação, ficam como possibilidades para versões futuras. Durante o desenvolvimento, serão realizados testes internos das funcionalidades, permitindo identificar problemas e realizar ajustes na interface e no funcionamento do sistema.</w:t>
+      </w:r>
+    </w:p>
+    <w:p>
+      <w:pPr>
+        <w:pStyle w:val="Legenda"/>
+        <w:rPr>
+          <w:rStyle w:val="TtulodoLivro"/>
+        </w:rPr>
+      </w:pPr>
+      <w:r>
+        <w:tab/>
+        <w:t>Figura 1: Metodologia</w:t>
+      </w:r>
+    </w:p>
+    <w:p>
+      <w:r>
+        <w:rPr>
+          <w:noProof/>
+          <w:lang w:eastAsia="pt-BR"/>
+        </w:rPr>
+        <w:drawing>
+          <wp:inline distT="0" distB="0" distL="0" distR="0">
+            <wp:extent cx="4813935" cy="7221220"/>
+            <wp:effectExtent l="0" t="0" r="5715" b="0"/>
+            <wp:docPr id="10" name="Imagem 10"/>
+            <wp:cNvGraphicFramePr>
+              <a:graphicFrameLocks xmlns:a="http://schemas.openxmlformats.org/drawingml/2006/main" noChangeAspect="1"/>
+            </wp:cNvGraphicFramePr>
+            <a:graphic xmlns:a="http://schemas.openxmlformats.org/drawingml/2006/main">
+              <a:graphicData uri="http://schemas.openxmlformats.org/drawingml/2006/picture">
+                <pic:pic xmlns:pic="http://schemas.openxmlformats.org/drawingml/2006/picture">
+                  <pic:nvPicPr>
+                    <pic:cNvPr id="10" name="meto.png"/>
+                    <pic:cNvPicPr/>
+                  </pic:nvPicPr>
+                  <pic:blipFill>
+                    <a:blip r:embed="rId8">
+                      <a:extLst>
+                        <a:ext uri="{28A0092B-C50C-407E-A947-70E740481C1C}">
+                          <a14:useLocalDpi xmlns:a14="http://schemas.microsoft.com/office/drawing/2010/main" val="0"/>
+                        </a:ext>
+                      </a:extLst>
+                    </a:blip>
+                    <a:stretch>
+                      <a:fillRect/>
+                    </a:stretch>
+                  </pic:blipFill>
+                  <pic:spPr>
+                    <a:xfrm>
+                      <a:off x="0" y="0"/>
+                      <a:ext cx="4813935" cy="7221220"/>
+                    </a:xfrm>
+                    <a:prstGeom prst="rect">
+                      <a:avLst/>
+                    </a:prstGeom>
+                  </pic:spPr>
+                </pic:pic>
+              </a:graphicData>
+            </a:graphic>
+          </wp:inline>
+        </w:drawing>
       </w:r>
     </w:p>
     <w:p>
       <w:pPr>
         <w:pStyle w:val="Fonteeimagem"/>
       </w:pPr>
-    </w:p>
-    <w:p>
-      <w:pPr>
-        <w:spacing w:after="160" w:line="259" w:lineRule="auto"/>
-        <w:ind w:firstLine="0"/>
-        <w:jc w:val="left"/>
-      </w:pPr>
-      <w:r>
-        <w:br w:type="page"/>
+      <w:r>
+        <w:t>Fonte: Os Autores,2026</w:t>
       </w:r>
     </w:p>
     <w:p>
       <w:pPr>
         <w:pStyle w:val="Ttulo1"/>
       </w:pPr>
-      <w:bookmarkStart w:id="4" w:name="_Toc232116281"/>
+      <w:bookmarkStart w:id="3" w:name="_Toc232116281"/>
       <w:r>
         <w:lastRenderedPageBreak/>
         <w:t>IMERSÃO</w:t>
       </w:r>
+      <w:bookmarkEnd w:id="3"/>
+    </w:p>
+    <w:p>
+      <w:r>
+        <w:t>A fase de imersão no Design Thinking, também denominada inspiração, consiste no momento em que a equipe se aproxima profundamente do contexto do problema, considerando tanto a visão da organização quanto a do usuário final. Nesse estágio, são coletados insights a partir da observação e da empatia, ao se colocar no lugar do outro para compreender suas necessidades. Esse movimento favorece a identificação de oportunidades de inovação baseadas em experiências reais. Além disso, possibilita interpretar o negócio sob a perspectiva do consumidor. Dessa forma, a imersão contribui para a construção de propostas de valor mais adequadas (</w:t>
+      </w:r>
+      <w:r>
+        <w:t>M</w:t>
+      </w:r>
+      <w:r>
+        <w:t>artins et al., 2016).</w:t>
+      </w:r>
+    </w:p>
+    <w:p>
+      <w:pPr>
+        <w:pStyle w:val="Ttulo2"/>
+      </w:pPr>
+      <w:bookmarkStart w:id="4" w:name="_Toc232116282"/>
+      <w:r>
+        <w:t>Caderno de Sensibilidade</w:t>
+      </w:r>
       <w:bookmarkEnd w:id="4"/>
-    </w:p>
-    <w:p>
-      <w:r>
-        <w:t xml:space="preserve">A fase de imersão no Design </w:t>
-      </w:r>
-      <w:proofErr w:type="spellStart"/>
-      <w:r>
-        <w:t>Thinking</w:t>
-      </w:r>
-      <w:proofErr w:type="spellEnd"/>
-      <w:r>
-        <w:t>, também denominada inspiração, consiste no momento em que a equipe se aproxima profundamente do contexto do problema, considerando tanto a visão da organização quanto a do usuário final. Nesse estágio, são coletados insights a partir da observação e da empatia, ao se colocar no lugar do outro para compreender suas necessidades. Esse movimento favorece a identificação de oportunidades de inovação baseadas em experiências reais. Além disso, possibilita interpretar o negócio sob a perspectiva do consumidor. Dessa forma, a imersão contribui para a construção de propostas de valor mais adequadas (</w:t>
-      </w:r>
-      <w:r>
-        <w:t>M</w:t>
-      </w:r>
-      <w:r>
-        <w:t xml:space="preserve">artins </w:t>
-      </w:r>
-      <w:proofErr w:type="gramStart"/>
-      <w:r>
-        <w:t>et</w:t>
-      </w:r>
-      <w:proofErr w:type="gramEnd"/>
-      <w:r>
-        <w:t xml:space="preserve"> al., 2016).</w:t>
-      </w:r>
-    </w:p>
-    <w:p>
-      <w:pPr>
-        <w:pStyle w:val="Ttulo2"/>
-      </w:pPr>
-      <w:bookmarkStart w:id="5" w:name="_Toc232116282"/>
-      <w:r>
-        <w:t>Caderno de Sensibilidade</w:t>
-      </w:r>
-      <w:bookmarkEnd w:id="5"/>
     </w:p>
     <w:p>
       <w:pPr>
         <w:pStyle w:val="Legenda"/>
         <w:keepNext/>
       </w:pPr>
-      <w:bookmarkStart w:id="6" w:name="_Toc232116294"/>
+      <w:bookmarkStart w:id="5" w:name="_Toc232116294"/>
       <w:r>
         <w:t xml:space="preserve">Quadro </w:t>
       </w:r>
-      <w:fldSimple w:instr=" SEQ Quadro \* ARABIC ">
-        <w:r>
-          <w:rPr>
-            <w:noProof/>
-          </w:rPr>
-          <w:t>1</w:t>
-        </w:r>
-      </w:fldSimple>
+      <w:r>
+        <w:fldChar w:fldCharType="begin"/>
+      </w:r>
+      <w:r>
+        <w:instrText xml:space="preserve"> SEQ Quadro \* ARABIC</w:instrText>
+      </w:r>
+      <w:r>
+        <w:instrText xml:space="preserve"> </w:instrText>
+      </w:r>
+      <w:r>
+        <w:fldChar w:fldCharType="separate"/>
+      </w:r>
+      <w:r>
+        <w:rPr>
+          <w:noProof/>
+        </w:rPr>
+        <w:t>1</w:t>
+      </w:r>
+      <w:r>
+        <w:rPr>
+          <w:noProof/>
+        </w:rPr>
+        <w:fldChar w:fldCharType="end"/>
+      </w:r>
       <w:r>
         <w:t>: Caderno de Sensibilidade</w:t>
       </w:r>
-      <w:bookmarkEnd w:id="6"/>
+      <w:bookmarkEnd w:id="5"/>
+      <w:r>
+        <w:t xml:space="preserve">      </w:t>
+      </w:r>
     </w:p>
     <w:tbl>
       <w:tblPr>
@@ -3031,13 +3009,8 @@
               <w:ind w:firstLine="0"/>
             </w:pPr>
             <w:r>
-              <w:t xml:space="preserve">Até os moradores da região metropolitana de São Paulo, estado cuja capital abriga frequentemente grandes eventos, precisam se preocupar com mobilidade ou até </w:t>
-            </w:r>
-            <w:proofErr w:type="gramStart"/>
-            <w:r>
-              <w:t>hospedagem</w:t>
-            </w:r>
-            <w:proofErr w:type="gramEnd"/>
+              <w:t>Até os moradores da região metropolitana de São Paulo, estado cuja capital abriga frequentemente grandes eventos, precisam se preocupar com mobilidade ou até hospedagem</w:t>
+            </w:r>
           </w:p>
         </w:tc>
         <w:tc>
@@ -3304,13 +3277,8 @@
         <w:pStyle w:val="Fonteeimagem"/>
       </w:pPr>
       <w:r>
-        <w:t xml:space="preserve">Fonte: Os autores, </w:t>
-      </w:r>
-      <w:proofErr w:type="gramStart"/>
-      <w:r>
-        <w:t>2026</w:t>
-      </w:r>
-      <w:proofErr w:type="gramEnd"/>
+        <w:t>Fonte: Os autores, 2026</w:t>
+      </w:r>
     </w:p>
     <w:p>
       <w:pPr>
@@ -3321,30 +3289,26 @@
           <w:sz w:val="20"/>
         </w:rPr>
       </w:pPr>
-      <w:r>
-        <w:br w:type="page"/>
-      </w:r>
     </w:p>
     <w:p>
       <w:pPr>
         <w:pStyle w:val="Ttulo1"/>
       </w:pPr>
-      <w:bookmarkStart w:id="7" w:name="_Toc232116283"/>
-      <w:r>
-        <w:lastRenderedPageBreak/>
+      <w:bookmarkStart w:id="6" w:name="_Toc232116283"/>
+      <w:r>
         <w:t>ANÁLISE E SÍNTESE</w:t>
       </w:r>
+      <w:bookmarkEnd w:id="6"/>
+    </w:p>
+    <w:p>
+      <w:pPr>
+        <w:pStyle w:val="Ttulo2"/>
+      </w:pPr>
+      <w:bookmarkStart w:id="7" w:name="_Toc232116284"/>
+      <w:r>
+        <w:t>Persona</w:t>
+      </w:r>
       <w:bookmarkEnd w:id="7"/>
-    </w:p>
-    <w:p>
-      <w:pPr>
-        <w:pStyle w:val="Ttulo2"/>
-      </w:pPr>
-      <w:bookmarkStart w:id="8" w:name="_Toc232116284"/>
-      <w:r>
-        <w:t>Persona</w:t>
-      </w:r>
-      <w:bookmarkEnd w:id="8"/>
     </w:p>
     <w:p>
       <w:r>
@@ -3383,22 +3347,18 @@
         <w:pStyle w:val="Legenda"/>
         <w:keepNext/>
       </w:pPr>
-      <w:bookmarkStart w:id="9" w:name="_Toc232116271"/>
-      <w:r>
+      <w:bookmarkStart w:id="8" w:name="_Toc232116271"/>
+      <w:r>
+        <w:lastRenderedPageBreak/>
         <w:t xml:space="preserve">Figura </w:t>
       </w:r>
-      <w:fldSimple w:instr=" SEQ Figura \* ARABIC ">
-        <w:r>
-          <w:rPr>
-            <w:noProof/>
-          </w:rPr>
-          <w:t>1</w:t>
-        </w:r>
-      </w:fldSimple>
+      <w:r>
+        <w:t>2</w:t>
+      </w:r>
       <w:r>
         <w:t>: Persona</w:t>
       </w:r>
-      <w:bookmarkEnd w:id="9"/>
+      <w:bookmarkEnd w:id="8"/>
     </w:p>
     <w:p>
       <w:pPr>
@@ -3472,23 +3432,18 @@
         </w:rPr>
       </w:pPr>
       <w:r>
-        <w:t xml:space="preserve">Fonte: Os autores, </w:t>
-      </w:r>
-      <w:proofErr w:type="gramStart"/>
-      <w:r>
-        <w:t>2026</w:t>
-      </w:r>
-      <w:proofErr w:type="gramEnd"/>
+        <w:t>Fonte: Os autores, 2026</w:t>
+      </w:r>
     </w:p>
     <w:p>
       <w:pPr>
         <w:pStyle w:val="Ttulo2"/>
       </w:pPr>
-      <w:bookmarkStart w:id="10" w:name="_Toc232116285"/>
+      <w:bookmarkStart w:id="9" w:name="_Toc232116285"/>
       <w:r>
         <w:t>Mapa da Empatia</w:t>
       </w:r>
-      <w:bookmarkEnd w:id="10"/>
+      <w:bookmarkEnd w:id="9"/>
     </w:p>
     <w:p>
       <w:pPr>
@@ -3498,19 +3453,7 @@
         </w:rPr>
       </w:pPr>
       <w:r>
-        <w:t xml:space="preserve">O mapa de empatia é uma ferramenta de síntese das informações sobre o cliente, de forma a prover entendimento do usuário como um todo e obtenção de empatia, através de uma visualização do que ele diz, </w:t>
-      </w:r>
-      <w:proofErr w:type="gramStart"/>
-      <w:r>
-        <w:t>faz</w:t>
-      </w:r>
-      <w:proofErr w:type="gramEnd"/>
-      <w:r>
-        <w:t xml:space="preserve">, pensa e sente. A </w:t>
-      </w:r>
-      <w:r>
-        <w:lastRenderedPageBreak/>
-        <w:t xml:space="preserve">ferramenta </w:t>
+        <w:t xml:space="preserve">O mapa de empatia é uma ferramenta de síntese das informações sobre o cliente, de forma a prover entendimento do usuário como um todo e obtenção de empatia, através de uma visualização do que ele diz, faz, pensa e sente. A ferramenta </w:t>
       </w:r>
       <w:r>
         <w:t>é o principal modo de identificar</w:t>
@@ -3537,22 +3480,18 @@
         <w:pStyle w:val="Legenda"/>
         <w:keepNext/>
       </w:pPr>
-      <w:bookmarkStart w:id="11" w:name="_Toc232116272"/>
-      <w:r>
+      <w:bookmarkStart w:id="10" w:name="_Toc232116272"/>
+      <w:r>
+        <w:lastRenderedPageBreak/>
         <w:t xml:space="preserve">Figura </w:t>
       </w:r>
-      <w:fldSimple w:instr=" SEQ Figura \* ARABIC ">
-        <w:r>
-          <w:rPr>
-            <w:noProof/>
-          </w:rPr>
-          <w:t>2</w:t>
-        </w:r>
-      </w:fldSimple>
+      <w:r>
+        <w:t>3</w:t>
+      </w:r>
       <w:r>
         <w:t>: Mapa de Empatia</w:t>
       </w:r>
-      <w:bookmarkEnd w:id="11"/>
+      <w:bookmarkEnd w:id="10"/>
     </w:p>
     <w:p>
       <w:pPr>
@@ -3616,42 +3555,41 @@
     <w:p>
       <w:pPr>
         <w:pStyle w:val="Fonteeimagem"/>
+      </w:pPr>
+      <w:r>
+        <w:t>Fonte: Os autores, 2026</w:t>
+      </w:r>
+    </w:p>
+    <w:p>
+      <w:pPr>
+        <w:pStyle w:val="Fonteeimagem"/>
         <w:rPr>
           <w:iCs/>
           <w:color w:val="404040" w:themeColor="text1" w:themeTint="BF"/>
         </w:rPr>
       </w:pPr>
-      <w:r>
-        <w:t>Fonte: Os autores, 2026</w:t>
-      </w:r>
-      <w:proofErr w:type="gramStart"/>
-      <w:r>
-        <w:br w:type="page"/>
-      </w:r>
-      <w:proofErr w:type="gramEnd"/>
     </w:p>
     <w:p>
       <w:pPr>
         <w:pStyle w:val="Ttulo1"/>
       </w:pPr>
-      <w:bookmarkStart w:id="12" w:name="_Toc232116286"/>
-      <w:r>
-        <w:lastRenderedPageBreak/>
+      <w:bookmarkStart w:id="11" w:name="_Toc232116286"/>
+      <w:r>
         <w:t>IDEAÇÃO</w:t>
       </w:r>
+      <w:bookmarkEnd w:id="11"/>
+    </w:p>
+    <w:p>
+      <w:pPr>
+        <w:pStyle w:val="Ttulo2"/>
+      </w:pPr>
+      <w:bookmarkStart w:id="12" w:name="_Toc232116287"/>
+      <w:r>
+        <w:t>Cardápio de Ideias</w:t>
+      </w:r>
       <w:bookmarkEnd w:id="12"/>
     </w:p>
     <w:p>
-      <w:pPr>
-        <w:pStyle w:val="Ttulo2"/>
-      </w:pPr>
-      <w:bookmarkStart w:id="13" w:name="_Toc232116287"/>
-      <w:r>
-        <w:t>Cardápio de Ideias</w:t>
-      </w:r>
-      <w:bookmarkEnd w:id="13"/>
-    </w:p>
-    <w:p>
       <w:r>
         <w:t>O cardápio de ideias é</w:t>
       </w:r>
@@ -3659,13 +3597,8 @@
         <w:t xml:space="preserve"> uma ferramenta </w:t>
       </w:r>
       <w:r>
-        <w:t xml:space="preserve">do Design </w:t>
-      </w:r>
-      <w:proofErr w:type="spellStart"/>
-      <w:r>
-        <w:t>Thinking</w:t>
-      </w:r>
-      <w:proofErr w:type="spellEnd"/>
+        <w:t>do Design Thinking</w:t>
+      </w:r>
       <w:r>
         <w:t xml:space="preserve"> que visa </w:t>
       </w:r>
@@ -3705,25 +3638,21 @@
         <w:pStyle w:val="Legenda"/>
         <w:keepNext/>
       </w:pPr>
-      <w:bookmarkStart w:id="14" w:name="_Toc232116273"/>
-      <w:r>
+      <w:bookmarkStart w:id="13" w:name="_Toc232116273"/>
+      <w:r>
+        <w:lastRenderedPageBreak/>
         <w:t xml:space="preserve">Figura </w:t>
       </w:r>
-      <w:fldSimple w:instr=" SEQ Figura \* ARABIC ">
-        <w:r>
-          <w:rPr>
-            <w:noProof/>
-          </w:rPr>
-          <w:t>3</w:t>
-        </w:r>
-      </w:fldSimple>
+      <w:r>
+        <w:t>4</w:t>
+      </w:r>
       <w:r>
         <w:t xml:space="preserve">: </w:t>
       </w:r>
       <w:r>
         <w:t>Cardápio de Ideias</w:t>
       </w:r>
-      <w:bookmarkEnd w:id="14"/>
+      <w:bookmarkEnd w:id="13"/>
     </w:p>
     <w:p>
       <w:pPr>
@@ -3787,23 +3716,18 @@
         <w:pStyle w:val="Fonteeimagem"/>
       </w:pPr>
       <w:r>
-        <w:t xml:space="preserve">Fonte: Os autores, </w:t>
-      </w:r>
-      <w:proofErr w:type="gramStart"/>
-      <w:r>
-        <w:t>2026</w:t>
-      </w:r>
-      <w:proofErr w:type="gramEnd"/>
+        <w:t>Fonte: Os autores, 2026</w:t>
+      </w:r>
     </w:p>
     <w:p>
       <w:pPr>
         <w:pStyle w:val="Ttulo2"/>
       </w:pPr>
-      <w:bookmarkStart w:id="15" w:name="_Toc232116288"/>
+      <w:bookmarkStart w:id="14" w:name="_Toc232116288"/>
       <w:r>
         <w:t>Brainstorming</w:t>
       </w:r>
-      <w:bookmarkEnd w:id="15"/>
+      <w:bookmarkEnd w:id="14"/>
     </w:p>
     <w:p>
       <w:r>
@@ -3849,129 +3773,126 @@
         <w:t>curto período de</w:t>
       </w:r>
       <w:r>
+        <w:t xml:space="preserve"> tempo</w:t>
+      </w:r>
+      <w:r>
+        <w:t xml:space="preserve">, </w:t>
+      </w:r>
+      <w:r>
+        <w:t>no qual os participantes devem estar à vontade e focados, o que</w:t>
+      </w:r>
+      <w:r>
         <w:t xml:space="preserve"> </w:t>
       </w:r>
       <w:r>
+        <w:t xml:space="preserve">favorece </w:t>
+      </w:r>
+      <w:r>
+        <w:t xml:space="preserve">o compartilhamento de </w:t>
+      </w:r>
+      <w:r>
+        <w:t xml:space="preserve">soluções inovadoras </w:t>
+      </w:r>
+      <w:r>
+        <w:t>para</w:t>
+      </w:r>
+      <w:r>
+        <w:t xml:space="preserve"> questões relevantes levantadas durante as fases de Imersão e de Análise</w:t>
+      </w:r>
+      <w:r>
+        <w:t xml:space="preserve"> do projeto (VIANNA et. al., 2012).</w:t>
+      </w:r>
+    </w:p>
+    <w:p>
+      <w:pPr>
+        <w:rPr>
+          <w:noProof/>
+          <w:lang w:eastAsia="pt-BR"/>
+        </w:rPr>
+      </w:pPr>
+      <w:r>
+        <w:rPr>
+          <w:lang w:eastAsia="pt-BR"/>
+        </w:rPr>
+        <w:t>Tendo identificado as dores e lacunas</w:t>
+      </w:r>
+      <w:r>
+        <w:rPr>
+          <w:lang w:eastAsia="pt-BR"/>
+        </w:rPr>
+        <w:t xml:space="preserve"> </w:t>
+      </w:r>
+      <w:r>
+        <w:t>do público-alvo</w:t>
+      </w:r>
+      <w:r>
+        <w:rPr>
+          <w:lang w:eastAsia="pt-BR"/>
+        </w:rPr>
+        <w:t xml:space="preserve">, </w:t>
+      </w:r>
+      <w:r>
+        <w:rPr>
+          <w:lang w:eastAsia="pt-BR"/>
+        </w:rPr>
+        <w:t xml:space="preserve">o grupo </w:t>
+      </w:r>
+      <w:r>
+        <w:t>reuniu-se para realizar uma sessão de brainstorming, na qual foram geradas, sem julgamentos prévios, múltiplas propostas para o projeto</w:t>
+      </w:r>
+      <w:r>
+        <w:rPr>
+          <w:lang w:eastAsia="pt-BR"/>
+        </w:rPr>
+        <w:t xml:space="preserve">. </w:t>
+      </w:r>
+      <w:r>
+        <w:t xml:space="preserve">Dessa abordagem </w:t>
+      </w:r>
+      <w:r>
+        <w:rPr>
+          <w:lang w:eastAsia="pt-BR"/>
+        </w:rPr>
+        <w:t xml:space="preserve">colaborativa </w:t>
+      </w:r>
+      <w:r>
+        <w:rPr>
+          <w:lang w:eastAsia="pt-BR"/>
+        </w:rPr>
+        <w:t xml:space="preserve">surgiram os princípios que </w:t>
+      </w:r>
+      <w:r>
+        <w:rPr>
+          <w:lang w:eastAsia="pt-BR"/>
+        </w:rPr>
+        <w:t>permeiam</w:t>
+      </w:r>
+      <w:r>
+        <w:rPr>
+          <w:lang w:eastAsia="pt-BR"/>
+        </w:rPr>
+        <w:t xml:space="preserve"> o presente </w:t>
+      </w:r>
+      <w:r>
+        <w:rPr>
+          <w:lang w:eastAsia="pt-BR"/>
+        </w:rPr>
+        <w:t>trabalho</w:t>
+      </w:r>
+      <w:r>
+        <w:rPr>
+          <w:lang w:eastAsia="pt-BR"/>
+        </w:rPr>
+        <w:t xml:space="preserve">: um sistema </w:t>
+      </w:r>
+      <w:r>
+        <w:t xml:space="preserve">voltado à </w:t>
+      </w:r>
+      <w:r>
+        <w:rPr>
+          <w:lang w:eastAsia="pt-BR"/>
+        </w:rPr>
         <w:lastRenderedPageBreak/>
-        <w:t>tempo</w:t>
-      </w:r>
-      <w:r>
-        <w:t xml:space="preserve">, </w:t>
-      </w:r>
-      <w:r>
-        <w:t>no qual os participantes devem estar à vontade e focados, o que</w:t>
-      </w:r>
-      <w:r>
-        <w:t xml:space="preserve"> </w:t>
-      </w:r>
-      <w:r>
-        <w:t xml:space="preserve">favorece </w:t>
-      </w:r>
-      <w:r>
-        <w:t xml:space="preserve">o compartilhamento de </w:t>
-      </w:r>
-      <w:r>
-        <w:t xml:space="preserve">soluções inovadoras </w:t>
-      </w:r>
-      <w:r>
-        <w:t>para</w:t>
-      </w:r>
-      <w:r>
-        <w:t xml:space="preserve"> questões relevantes levantadas durante as fases de Imersão e de Análise</w:t>
-      </w:r>
-      <w:r>
-        <w:t xml:space="preserve"> do projeto (VIANNA et. al., 2012).</w:t>
-      </w:r>
-    </w:p>
-    <w:p>
-      <w:pPr>
-        <w:rPr>
-          <w:noProof/>
-          <w:lang w:eastAsia="pt-BR"/>
-        </w:rPr>
-      </w:pPr>
-      <w:r>
-        <w:rPr>
-          <w:lang w:eastAsia="pt-BR"/>
-        </w:rPr>
-        <w:t>Tendo identificado as dores e lacunas</w:t>
-      </w:r>
-      <w:r>
-        <w:rPr>
-          <w:lang w:eastAsia="pt-BR"/>
-        </w:rPr>
-        <w:t xml:space="preserve"> </w:t>
-      </w:r>
-      <w:r>
-        <w:t>do público-alvo</w:t>
-      </w:r>
-      <w:r>
-        <w:rPr>
-          <w:lang w:eastAsia="pt-BR"/>
-        </w:rPr>
-        <w:t xml:space="preserve">, </w:t>
-      </w:r>
-      <w:r>
-        <w:rPr>
-          <w:lang w:eastAsia="pt-BR"/>
-        </w:rPr>
-        <w:t xml:space="preserve">o grupo </w:t>
-      </w:r>
-      <w:r>
-        <w:t>reuniu-se para realizar uma sessão de brainstorming, na qual foram geradas, sem julgamentos prévios, múltiplas propostas para o projeto</w:t>
-      </w:r>
-      <w:r>
-        <w:rPr>
-          <w:lang w:eastAsia="pt-BR"/>
-        </w:rPr>
-        <w:t xml:space="preserve">. </w:t>
-      </w:r>
-      <w:r>
-        <w:t xml:space="preserve">Dessa abordagem </w:t>
-      </w:r>
-      <w:r>
-        <w:rPr>
-          <w:lang w:eastAsia="pt-BR"/>
-        </w:rPr>
-        <w:t xml:space="preserve">colaborativa </w:t>
-      </w:r>
-      <w:r>
-        <w:rPr>
-          <w:lang w:eastAsia="pt-BR"/>
-        </w:rPr>
-        <w:t xml:space="preserve">surgiram os princípios que </w:t>
-      </w:r>
-      <w:r>
-        <w:rPr>
-          <w:lang w:eastAsia="pt-BR"/>
-        </w:rPr>
-        <w:t>permeiam</w:t>
-      </w:r>
-      <w:r>
-        <w:rPr>
-          <w:lang w:eastAsia="pt-BR"/>
-        </w:rPr>
-        <w:t xml:space="preserve"> o presente </w:t>
-      </w:r>
-      <w:r>
-        <w:rPr>
-          <w:lang w:eastAsia="pt-BR"/>
-        </w:rPr>
-        <w:t>trabalho</w:t>
-      </w:r>
-      <w:r>
-        <w:rPr>
-          <w:lang w:eastAsia="pt-BR"/>
-        </w:rPr>
-        <w:t xml:space="preserve">: um sistema </w:t>
-      </w:r>
-      <w:r>
-        <w:t xml:space="preserve">voltado à </w:t>
-      </w:r>
-      <w:r>
-        <w:rPr>
-          <w:lang w:eastAsia="pt-BR"/>
-        </w:rPr>
         <w:t xml:space="preserve">democratização do acesso à cultura. </w:t>
       </w:r>
       <w:r>
@@ -3999,22 +3920,17 @@
         <w:pStyle w:val="Legenda"/>
         <w:keepNext/>
       </w:pPr>
-      <w:bookmarkStart w:id="16" w:name="_Toc232116274"/>
+      <w:bookmarkStart w:id="15" w:name="_Toc232116274"/>
       <w:r>
         <w:t xml:space="preserve">Figura </w:t>
       </w:r>
-      <w:fldSimple w:instr=" SEQ Figura \* ARABIC ">
-        <w:r>
-          <w:rPr>
-            <w:noProof/>
-          </w:rPr>
-          <w:t>4</w:t>
-        </w:r>
-      </w:fldSimple>
+      <w:r>
+        <w:t>5</w:t>
+      </w:r>
       <w:r>
         <w:t>: Brainstorming</w:t>
       </w:r>
-      <w:bookmarkEnd w:id="16"/>
+      <w:bookmarkEnd w:id="15"/>
     </w:p>
     <w:p>
       <w:pPr>
@@ -4086,28 +4002,18 @@
         </w:rPr>
       </w:pPr>
       <w:r>
-        <w:t xml:space="preserve">Fonte: Os autores, </w:t>
-      </w:r>
-      <w:proofErr w:type="gramStart"/>
-      <w:r>
-        <w:t>2026</w:t>
-      </w:r>
-      <w:proofErr w:type="gramEnd"/>
+        <w:t>Fonte: Os autores, 2026</w:t>
+      </w:r>
     </w:p>
     <w:p>
       <w:pPr>
         <w:pStyle w:val="Ttulo2"/>
       </w:pPr>
-      <w:bookmarkStart w:id="17" w:name="_Toc232116289"/>
-      <w:r>
-        <w:t xml:space="preserve">Golden </w:t>
-      </w:r>
-      <w:proofErr w:type="spellStart"/>
-      <w:r>
-        <w:t>Circle</w:t>
-      </w:r>
-      <w:bookmarkEnd w:id="17"/>
-      <w:proofErr w:type="spellEnd"/>
+      <w:bookmarkStart w:id="16" w:name="_Toc232116289"/>
+      <w:r>
+        <w:t>Golden Circle</w:t>
+      </w:r>
+      <w:bookmarkEnd w:id="16"/>
       <w:r>
         <w:t xml:space="preserve"> </w:t>
       </w:r>
@@ -4122,103 +4028,19 @@
         <w:rPr>
           <w:lang w:eastAsia="pt-BR"/>
         </w:rPr>
-        <w:t xml:space="preserve">O Golden </w:t>
-      </w:r>
-      <w:proofErr w:type="spellStart"/>
-      <w:r>
-        <w:rPr>
-          <w:lang w:eastAsia="pt-BR"/>
-        </w:rPr>
-        <w:t>Circle</w:t>
-      </w:r>
-      <w:proofErr w:type="spellEnd"/>
-      <w:r>
-        <w:rPr>
-          <w:lang w:eastAsia="pt-BR"/>
-        </w:rPr>
-        <w:t xml:space="preserve"> é uma metodologia desenvolvida por Simon </w:t>
-      </w:r>
-      <w:proofErr w:type="spellStart"/>
-      <w:r>
-        <w:rPr>
-          <w:lang w:eastAsia="pt-BR"/>
-        </w:rPr>
-        <w:t>Sinek</w:t>
-      </w:r>
-      <w:proofErr w:type="spellEnd"/>
-      <w:r>
-        <w:rPr>
-          <w:lang w:eastAsia="pt-BR"/>
-        </w:rPr>
-        <w:t xml:space="preserve"> que auxilia organizações e projetos a definirem sua razão de existir, sua forma de atuação e o produto ou serviço que oferecem. O modelo é estruturado em três perguntas fundamentais: Por quê</w:t>
-      </w:r>
-      <w:proofErr w:type="gramStart"/>
-      <w:r>
-        <w:rPr>
-          <w:lang w:eastAsia="pt-BR"/>
-        </w:rPr>
-        <w:t>?,</w:t>
-      </w:r>
-      <w:proofErr w:type="gramEnd"/>
+        <w:t xml:space="preserve">O Golden Circle é uma metodologia desenvolvida por Simon Sinek que auxilia organizações e projetos a definirem sua razão de existir, sua forma de atuação e o produto ou serviço que oferecem. O modelo é estruturado em três perguntas fundamentais: Por quê?, que representa a motivação e o propósito da iniciativa; Como?, que descreve os métodos e estratégias utilizados para atingir esse propósito; e </w:t>
+      </w:r>
       <w:r>
         <w:rPr>
           <w:lang w:eastAsia="pt-BR"/>
         </w:rPr>
         <w:t xml:space="preserve"> </w:t>
       </w:r>
-      <w:proofErr w:type="gramStart"/>
-      <w:r>
-        <w:rPr>
-          <w:lang w:eastAsia="pt-BR"/>
-        </w:rPr>
-        <w:t>que</w:t>
-      </w:r>
-      <w:proofErr w:type="gramEnd"/>
-      <w:r>
-        <w:rPr>
-          <w:lang w:eastAsia="pt-BR"/>
-        </w:rPr>
-        <w:t xml:space="preserve"> representa a motivação e o propósito da iniciativa; Como?, </w:t>
-      </w:r>
-      <w:proofErr w:type="gramStart"/>
-      <w:r>
-        <w:rPr>
-          <w:lang w:eastAsia="pt-BR"/>
-        </w:rPr>
-        <w:t>que</w:t>
-      </w:r>
-      <w:proofErr w:type="gramEnd"/>
-      <w:r>
-        <w:rPr>
-          <w:lang w:eastAsia="pt-BR"/>
-        </w:rPr>
-        <w:t xml:space="preserve"> descreve os métodos e estratégias utilizados para atingir esse propósito; e </w:t>
-      </w:r>
-      <w:r>
-        <w:rPr>
-          <w:lang w:eastAsia="pt-BR"/>
-        </w:rPr>
-        <w:t xml:space="preserve"> </w:t>
-      </w:r>
-      <w:r>
-        <w:rPr>
-          <w:lang w:eastAsia="pt-BR"/>
-        </w:rPr>
-        <w:t xml:space="preserve">O quê?, </w:t>
-      </w:r>
-      <w:proofErr w:type="gramStart"/>
-      <w:r>
-        <w:rPr>
-          <w:lang w:eastAsia="pt-BR"/>
-        </w:rPr>
-        <w:t>que</w:t>
-      </w:r>
-      <w:proofErr w:type="gramEnd"/>
-      <w:r>
-        <w:rPr>
-          <w:lang w:eastAsia="pt-BR"/>
-        </w:rPr>
-        <w:t xml:space="preserve"> corresponde ao resultado final ou à solução desenvolvida. A aplicação dessa ferramenta permite compreender de forma clara os objetivos, os valores e o impacto pretendido pelo projeto (DAM; TEO, 2020).</w:t>
+      <w:r>
+        <w:rPr>
+          <w:lang w:eastAsia="pt-BR"/>
+        </w:rPr>
+        <w:t>O quê?, que corresponde ao resultado final ou à solução desenvolvida. A aplicação dessa ferramenta permite compreender de forma clara os objetivos, os valores e o impacto pretendido pelo projeto (DAM; TEO, 2020).</w:t>
       </w:r>
     </w:p>
     <w:p>
@@ -4226,34 +4048,28 @@
         <w:pStyle w:val="Legenda"/>
         <w:keepNext/>
       </w:pPr>
-      <w:bookmarkStart w:id="18" w:name="_Toc232116275"/>
+      <w:bookmarkStart w:id="17" w:name="_Toc232116275"/>
       <w:r>
         <w:lastRenderedPageBreak/>
         <w:t xml:space="preserve">Figura </w:t>
       </w:r>
-      <w:fldSimple w:instr=" SEQ Figura \* ARABIC ">
-        <w:r>
-          <w:rPr>
-            <w:noProof/>
-          </w:rPr>
-          <w:t>5</w:t>
-        </w:r>
-      </w:fldSimple>
-      <w:r>
-        <w:t xml:space="preserve">: Golden </w:t>
-      </w:r>
-      <w:proofErr w:type="spellStart"/>
-      <w:r>
-        <w:t>Circle</w:t>
-      </w:r>
-      <w:bookmarkEnd w:id="18"/>
-      <w:proofErr w:type="spellEnd"/>
+      <w:r>
+        <w:t>6</w:t>
+      </w:r>
+      <w:r>
+        <w:t>: Golden Circle</w:t>
+      </w:r>
+      <w:bookmarkEnd w:id="17"/>
     </w:p>
     <w:p>
       <w:pPr>
         <w:pStyle w:val="Fonteeimagem"/>
       </w:pPr>
       <w:r>
+        <w:rPr>
+          <w:noProof/>
+          <w:lang w:eastAsia="pt-BR"/>
+        </w:rPr>
         <w:drawing>
           <wp:inline distT="0" distB="0" distL="0" distR="0" wp14:anchorId="11F9B144" wp14:editId="331237EC">
             <wp:extent cx="5144676" cy="2896439"/>
@@ -4311,58 +4127,45 @@
       <w:r>
         <w:t>Fonte: Os autores, 2026</w:t>
       </w:r>
-      <w:proofErr w:type="gramStart"/>
-      <w:r>
-        <w:br w:type="page"/>
-      </w:r>
-      <w:proofErr w:type="gramEnd"/>
+    </w:p>
+    <w:p>
+      <w:pPr>
+        <w:pStyle w:val="Fonteeimagem"/>
+        <w:ind w:left="708"/>
+        <w:jc w:val="both"/>
+      </w:pPr>
     </w:p>
     <w:p>
       <w:pPr>
         <w:pStyle w:val="Ttulo1"/>
       </w:pPr>
-      <w:bookmarkStart w:id="19" w:name="_Toc232116290"/>
-      <w:r>
-        <w:lastRenderedPageBreak/>
+      <w:bookmarkStart w:id="18" w:name="_Toc232116290"/>
+      <w:r>
         <w:t>PROTÓTIPO</w:t>
       </w:r>
+      <w:bookmarkEnd w:id="18"/>
+    </w:p>
+    <w:p>
+      <w:pPr>
+        <w:pStyle w:val="Ttulo2"/>
+      </w:pPr>
+      <w:bookmarkStart w:id="19" w:name="_Toc232116291"/>
+      <w:r>
+        <w:t>Diagrama de Caso de Uso</w:t>
+      </w:r>
       <w:bookmarkEnd w:id="19"/>
     </w:p>
     <w:p>
       <w:pPr>
-        <w:pStyle w:val="Ttulo2"/>
-      </w:pPr>
-      <w:bookmarkStart w:id="20" w:name="_Toc232116291"/>
-      <w:r>
-        <w:t>Diagrama de Caso de Uso</w:t>
-      </w:r>
-      <w:bookmarkEnd w:id="20"/>
-    </w:p>
-    <w:p>
-      <w:pPr>
-        <w:rPr>
-          <w:lang w:eastAsia="pt-BR"/>
-        </w:rPr>
-      </w:pPr>
-      <w:r>
-        <w:rPr>
-          <w:lang w:eastAsia="pt-BR"/>
-        </w:rPr>
-        <w:t xml:space="preserve">O diagrama de caso de uso é uma ferramenta da UML utilizada para identificar os atores (usuários) que interagem com </w:t>
-      </w:r>
-      <w:proofErr w:type="gramStart"/>
-      <w:r>
-        <w:rPr>
-          <w:lang w:eastAsia="pt-BR"/>
-        </w:rPr>
-        <w:t>o sistema, bem como as funcionalidades disponibilizadas a eles, denominadas</w:t>
-      </w:r>
-      <w:proofErr w:type="gramEnd"/>
-      <w:r>
-        <w:rPr>
-          <w:lang w:eastAsia="pt-BR"/>
-        </w:rPr>
-        <w:t xml:space="preserve"> casos de uso. Por empregar uma linguagem simplificada, essa ferramenta permite que os usuários obtenham uma visão geral do comportamento esperado do sistema (GUEDES, 2011).</w:t>
+        <w:rPr>
+          <w:lang w:eastAsia="pt-BR"/>
+        </w:rPr>
+      </w:pPr>
+      <w:r>
+        <w:rPr>
+          <w:lang w:eastAsia="pt-BR"/>
+        </w:rPr>
+        <w:t>O diagrama de caso de uso é uma ferramenta da UML utilizada para identificar os atores (usuários) que interagem com o sistema, bem como as funcionalidades disponibilizadas a eles, denominadas casos de uso. Por empregar uma linguagem simplificada, essa ferramenta permite que os usuários obtenham uma visão geral do comportamento esperado do sistema (GUEDES, 2011).</w:t>
       </w:r>
     </w:p>
     <w:p>
@@ -4370,22 +4173,18 @@
         <w:pStyle w:val="Legenda"/>
         <w:keepNext/>
       </w:pPr>
-      <w:bookmarkStart w:id="21" w:name="_Toc232116276"/>
-      <w:r>
+      <w:bookmarkStart w:id="20" w:name="_Toc232116276"/>
+      <w:r>
+        <w:lastRenderedPageBreak/>
         <w:t xml:space="preserve">Figura </w:t>
       </w:r>
-      <w:fldSimple w:instr=" SEQ Figura \* ARABIC ">
-        <w:r>
-          <w:rPr>
-            <w:noProof/>
-          </w:rPr>
-          <w:t>6</w:t>
-        </w:r>
-      </w:fldSimple>
+      <w:r>
+        <w:t>7</w:t>
+      </w:r>
       <w:r>
         <w:t>: Caso de Uso</w:t>
       </w:r>
-      <w:bookmarkEnd w:id="21"/>
+      <w:bookmarkEnd w:id="20"/>
     </w:p>
     <w:p>
       <w:pPr>
@@ -4401,8 +4200,8 @@
         </w:rPr>
         <w:drawing>
           <wp:inline distT="0" distB="0" distL="0" distR="0" wp14:anchorId="5CF837BE" wp14:editId="397F5A27">
-            <wp:extent cx="5745480" cy="3220720"/>
-            <wp:effectExtent l="0" t="0" r="7620" b="0"/>
+            <wp:extent cx="5626100" cy="3153800"/>
+            <wp:effectExtent l="0" t="0" r="0" b="8890"/>
             <wp:docPr id="1" name="Imagem 1" descr="C:\Users\user\Downloads\UseCaseDiagram_ShowMe.png"/>
             <wp:cNvGraphicFramePr>
               <a:graphicFrameLocks xmlns:a="http://schemas.openxmlformats.org/drawingml/2006/main" noChangeAspect="1"/>
@@ -4432,7 +4231,7 @@
                   <pic:spPr bwMode="auto">
                     <a:xfrm>
                       <a:off x="0" y="0"/>
-                      <a:ext cx="5745480" cy="3220720"/>
+                      <a:ext cx="5633913" cy="3158180"/>
                     </a:xfrm>
                     <a:prstGeom prst="rect">
                       <a:avLst/>
@@ -4457,23 +4256,18 @@
         </w:rPr>
       </w:pPr>
       <w:r>
-        <w:t xml:space="preserve">Fonte: Os autores, </w:t>
-      </w:r>
-      <w:proofErr w:type="gramStart"/>
-      <w:r>
-        <w:t>2026</w:t>
-      </w:r>
-      <w:proofErr w:type="gramEnd"/>
+        <w:t>Fonte: Os autores, 2026</w:t>
+      </w:r>
     </w:p>
     <w:p>
       <w:pPr>
         <w:pStyle w:val="Ttulo2"/>
       </w:pPr>
-      <w:bookmarkStart w:id="22" w:name="_Toc232116292"/>
+      <w:bookmarkStart w:id="21" w:name="_Toc232116292"/>
       <w:r>
         <w:t>Modelagem do Banco de Dados</w:t>
       </w:r>
-      <w:bookmarkEnd w:id="22"/>
+      <w:bookmarkEnd w:id="21"/>
     </w:p>
     <w:p>
       <w:pPr>
@@ -4510,19 +4304,6 @@
           <w:lang w:eastAsia="pt-BR"/>
         </w:rPr>
         <w:t xml:space="preserve"> organizar as informações de maneira consistente, contribuindo para o desenvolvimento de sistemas de software mais robustos e flexíveis, capazes de atender às necessidades dos usuários finais (ARAÚJO, 2021).</w:t>
-      </w:r>
-    </w:p>
-    <w:p>
-      <w:pPr>
-        <w:spacing w:after="160" w:line="259" w:lineRule="auto"/>
-        <w:ind w:firstLine="0"/>
-        <w:jc w:val="left"/>
-        <w:rPr>
-          <w:sz w:val="20"/>
-        </w:rPr>
-      </w:pPr>
-      <w:r>
-        <w:br w:type="page"/>
       </w:r>
     </w:p>
     <w:p>
@@ -4530,22 +4311,36 @@
         <w:pStyle w:val="Legenda"/>
         <w:keepNext/>
       </w:pPr>
-      <w:bookmarkStart w:id="23" w:name="_Toc232116277"/>
-      <w:r>
-        <w:lastRenderedPageBreak/>
+      <w:bookmarkStart w:id="22" w:name="_Toc232116277"/>
+      <w:r>
         <w:t xml:space="preserve">Figura </w:t>
       </w:r>
-      <w:fldSimple w:instr=" SEQ Figura \* ARABIC ">
-        <w:r>
-          <w:rPr>
-            <w:noProof/>
-          </w:rPr>
-          <w:t>7</w:t>
-        </w:r>
-      </w:fldSimple>
+      <w:r>
+        <w:fldChar w:fldCharType="begin"/>
+      </w:r>
+      <w:r>
+        <w:instrText xml:space="preserve"> SEQ Figura \* ARABIC </w:instrText>
+      </w:r>
+      <w:r>
+        <w:fldChar w:fldCharType="separate"/>
+      </w:r>
+      <w:r>
+        <w:rPr>
+          <w:noProof/>
+        </w:rPr>
+        <w:t>7</w:t>
+      </w:r>
+      <w:r>
+        <w:rPr>
+          <w:noProof/>
+        </w:rPr>
+        <w:fldChar w:fldCharType="end"/>
+      </w:r>
       <w:r>
         <w:t>: Modelagem de Dados</w:t>
       </w:r>
+      <w:bookmarkStart w:id="23" w:name="_GoBack"/>
+      <w:bookmarkEnd w:id="22"/>
       <w:bookmarkEnd w:id="23"/>
     </w:p>
     <w:p>
@@ -4553,11 +4348,15 @@
         <w:pStyle w:val="Fonteeimagem"/>
       </w:pPr>
       <w:r>
+        <w:rPr>
+          <w:noProof/>
+          <w:lang w:eastAsia="pt-BR"/>
+        </w:rPr>
         <w:drawing>
-          <wp:inline distT="0" distB="0" distL="0" distR="0" wp14:anchorId="70CF9EF2" wp14:editId="6811A1B9">
-            <wp:extent cx="4421874" cy="3195742"/>
-            <wp:effectExtent l="0" t="0" r="0" b="5080"/>
-            <wp:docPr id="2" name="Imagem 2" descr="C:\Users\user\Downloads\showme.jpg"/>
+          <wp:inline distT="0" distB="0" distL="0" distR="0">
+            <wp:extent cx="5366385" cy="2696845"/>
+            <wp:effectExtent l="0" t="0" r="5715" b="8255"/>
+            <wp:docPr id="11" name="Imagem 11"/>
             <wp:cNvGraphicFramePr>
               <a:graphicFrameLocks xmlns:a="http://schemas.openxmlformats.org/drawingml/2006/main" noChangeAspect="1"/>
             </wp:cNvGraphicFramePr>
@@ -4565,36 +4364,36 @@
               <a:graphicData uri="http://schemas.openxmlformats.org/drawingml/2006/picture">
                 <pic:pic xmlns:pic="http://schemas.openxmlformats.org/drawingml/2006/picture">
                   <pic:nvPicPr>
-                    <pic:cNvPr id="0" name="Picture 2" descr="C:\Users\user\Downloads\showme.jpg"/>
-                    <pic:cNvPicPr>
-                      <a:picLocks noChangeAspect="1" noChangeArrowheads="1"/>
-                    </pic:cNvPicPr>
+                    <pic:cNvPr id="11" name="showme.jpg"/>
+                    <pic:cNvPicPr/>
                   </pic:nvPicPr>
-                  <pic:blipFill>
-                    <a:blip r:embed="rId15" cstate="print">
+                  <pic:blipFill rotWithShape="1">
+                    <a:blip r:embed="rId15">
                       <a:extLst>
                         <a:ext uri="{28A0092B-C50C-407E-A947-70E740481C1C}">
                           <a14:useLocalDpi xmlns:a14="http://schemas.microsoft.com/office/drawing/2010/main" val="0"/>
                         </a:ext>
                       </a:extLst>
                     </a:blip>
-                    <a:srcRect/>
-                    <a:stretch>
-                      <a:fillRect/>
-                    </a:stretch>
+                    <a:srcRect l="6835" t="44170"/>
+                    <a:stretch/>
                   </pic:blipFill>
                   <pic:spPr bwMode="auto">
                     <a:xfrm>
                       <a:off x="0" y="0"/>
-                      <a:ext cx="4421947" cy="3195795"/>
+                      <a:ext cx="5366385" cy="2696845"/>
                     </a:xfrm>
                     <a:prstGeom prst="rect">
                       <a:avLst/>
                     </a:prstGeom>
-                    <a:noFill/>
                     <a:ln>
                       <a:noFill/>
                     </a:ln>
+                    <a:extLst>
+                      <a:ext uri="{53640926-AAD7-44D8-BBD7-CCE9431645EC}">
+                        <a14:shadowObscured xmlns:a14="http://schemas.microsoft.com/office/drawing/2010/main"/>
+                      </a:ext>
+                    </a:extLst>
                   </pic:spPr>
                 </pic:pic>
               </a:graphicData>
@@ -4613,11 +4412,9 @@
       <w:r>
         <w:t>Fonte: Os autores, 2026</w:t>
       </w:r>
-      <w:proofErr w:type="gramStart"/>
       <w:r>
         <w:br w:type="page"/>
       </w:r>
-      <w:proofErr w:type="gramEnd"/>
     </w:p>
     <w:p>
       <w:pPr>
@@ -4670,102 +4467,70 @@
           <w:b/>
           <w:color w:val="000000"/>
         </w:rPr>
-        <w:t xml:space="preserve">O conceito “capital cultural” em Pierre </w:t>
-      </w:r>
-      <w:proofErr w:type="spellStart"/>
+        <w:t>O conceito “capital cultural” em Pierre Bourdieu e a herança etnográfica</w:t>
+      </w:r>
+      <w:r>
+        <w:rPr>
+          <w:color w:val="000000"/>
+        </w:rPr>
+        <w:t>.</w:t>
+      </w:r>
+      <w:r>
+        <w:rPr>
+          <w:color w:val="000000"/>
+        </w:rPr>
+        <w:t xml:space="preserve"> </w:t>
+      </w:r>
+      <w:r>
+        <w:rPr>
+          <w:color w:val="000000"/>
+        </w:rPr>
+        <w:t>Disponível em</w:t>
+      </w:r>
+      <w:r>
+        <w:rPr>
+          <w:color w:val="000000"/>
+        </w:rPr>
+        <w:t xml:space="preserve">: </w:t>
+      </w:r>
+      <w:r>
+        <w:rPr>
+          <w:color w:val="000000"/>
+        </w:rPr>
+        <w:t>https://periodicos.ufsc.br/index.php/perspectiva/article/view/1820. Acesso em: maio de 2026</w:t>
+      </w:r>
+    </w:p>
+    <w:p>
+      <w:pPr>
+        <w:ind w:firstLine="0"/>
+        <w:rPr>
+          <w:color w:val="000000"/>
+        </w:rPr>
+      </w:pPr>
+      <w:r>
+        <w:rPr>
+          <w:color w:val="000000"/>
+        </w:rPr>
+        <w:t xml:space="preserve">ANDRADE, Vinícius de. </w:t>
+      </w:r>
       <w:r>
         <w:rPr>
           <w:b/>
           <w:color w:val="000000"/>
         </w:rPr>
-        <w:t>Bourdieu</w:t>
-      </w:r>
-      <w:proofErr w:type="spellEnd"/>
-      <w:r>
-        <w:rPr>
-          <w:b/>
+        <w:t>A importância da universalização do acesso à cultura</w:t>
+      </w:r>
+      <w:r>
+        <w:rPr>
           <w:color w:val="000000"/>
         </w:rPr>
-        <w:t xml:space="preserve"> e a herança etnográfica</w:t>
+        <w:t xml:space="preserve">. Disponível em: </w:t>
       </w:r>
       <w:r>
         <w:rPr>
           <w:color w:val="000000"/>
         </w:rPr>
-        <w:t>.</w:t>
-      </w:r>
-      <w:r>
-        <w:rPr>
-          <w:color w:val="000000"/>
-        </w:rPr>
-        <w:t xml:space="preserve"> </w:t>
-      </w:r>
-      <w:r>
-        <w:rPr>
-          <w:color w:val="000000"/>
-        </w:rPr>
-        <w:t>Disponível em</w:t>
-      </w:r>
-      <w:r>
-        <w:rPr>
-          <w:color w:val="000000"/>
-        </w:rPr>
-        <w:t xml:space="preserve">: </w:t>
-      </w:r>
-      <w:proofErr w:type="gramStart"/>
-      <w:r>
-        <w:rPr>
-          <w:color w:val="000000"/>
-        </w:rPr>
-        <w:t>https</w:t>
-      </w:r>
-      <w:proofErr w:type="gramEnd"/>
-      <w:r>
-        <w:rPr>
-          <w:color w:val="000000"/>
-        </w:rPr>
-        <w:t>://periodicos.ufsc.br/index.php/perspectiva/article/view/1820. Acesso em: maio de 2026</w:t>
-      </w:r>
-    </w:p>
-    <w:p>
-      <w:pPr>
-        <w:ind w:firstLine="0"/>
-        <w:rPr>
-          <w:color w:val="000000"/>
-        </w:rPr>
-      </w:pPr>
-      <w:r>
-        <w:rPr>
-          <w:color w:val="000000"/>
-        </w:rPr>
-        <w:t xml:space="preserve">ANDRADE, Vinícius de. </w:t>
-      </w:r>
-      <w:r>
-        <w:rPr>
-          <w:b/>
-          <w:color w:val="000000"/>
-        </w:rPr>
-        <w:t>A importância da universalização do acesso à cultura</w:t>
-      </w:r>
-      <w:r>
-        <w:rPr>
-          <w:color w:val="000000"/>
-        </w:rPr>
-        <w:t xml:space="preserve">. Disponível em: </w:t>
-      </w:r>
-      <w:proofErr w:type="gramStart"/>
-      <w:r>
-        <w:rPr>
-          <w:color w:val="000000"/>
-        </w:rPr>
-        <w:t>https</w:t>
-      </w:r>
-      <w:proofErr w:type="gramEnd"/>
-      <w:r>
-        <w:rPr>
-          <w:color w:val="000000"/>
-        </w:rPr>
-        <w:t>://www.dw.com/pt-br/a-import%C3%A2ncia-da-universaliza%C3%A7%C3%A3o-do-acesso-%C3%A0-cultura/a-68738665</w:t>
+        <w:t>https://www.dw.com/pt-br/a-import%C3%A2ncia-da-universaliza%C3%A7%C3%A3o-do-acesso-%C3%A0-cultura/a-68738665</w:t>
       </w:r>
       <w:r>
         <w:rPr>
@@ -4813,21 +4578,7 @@
         <w:rPr>
           <w:shd w:val="clear" w:color="auto" w:fill="FFFFFF"/>
         </w:rPr>
-        <w:t xml:space="preserve">, v. 1, n. 01, p. 27–64, 2021. Disponível em: </w:t>
-      </w:r>
-      <w:proofErr w:type="gramStart"/>
-      <w:r>
-        <w:rPr>
-          <w:shd w:val="clear" w:color="auto" w:fill="FFFFFF"/>
-        </w:rPr>
-        <w:t>https</w:t>
-      </w:r>
-      <w:proofErr w:type="gramEnd"/>
-      <w:r>
-        <w:rPr>
-          <w:shd w:val="clear" w:color="auto" w:fill="FFFFFF"/>
-        </w:rPr>
-        <w:t>://revistas.faa.edu.br/SaberDigital/article/view/1029. Acesso em: 11 jun. 2026.</w:t>
+        <w:t>, v. 1, n. 01, p. 27–64, 2021. Disponível em: https://revistas.faa.edu.br/SaberDigital/article/view/1029. Acesso em: 11 jun. 2026.</w:t>
       </w:r>
     </w:p>
     <w:p>
@@ -4869,450 +4620,118 @@
         </w:rPr>
         <w:t xml:space="preserve">em: </w:t>
       </w:r>
-      <w:proofErr w:type="gramStart"/>
       <w:r>
         <w:rPr>
           <w:color w:val="000000"/>
         </w:rPr>
-        <w:t>https</w:t>
-      </w:r>
-      <w:proofErr w:type="gramEnd"/>
+        <w:t>https://super.abril.com.br/mundo-estranho/assistir-a-shows-ao-vivo-pode-fazer-bem-para-a-saude/</w:t>
+      </w:r>
       <w:r>
         <w:rPr>
           <w:color w:val="000000"/>
         </w:rPr>
-        <w:t>://super.abril.com.br/mundo-estranho/assistir-a-shows-ao-vivo-pode-fazer-bem-para-a-saude/</w:t>
-      </w:r>
+        <w:t>. Acesso em: março de 2026.</w:t>
+      </w:r>
+    </w:p>
+    <w:p>
+      <w:pPr>
+        <w:ind w:firstLine="0"/>
+      </w:pPr>
+      <w:r>
+        <w:t>Dam, R. F. and Teo, Y. S</w:t>
+      </w:r>
+      <w:r>
+        <w:t xml:space="preserve">. </w:t>
+      </w:r>
+      <w:r>
+        <w:rPr>
+          <w:b/>
+        </w:rPr>
+        <w:t>Introduction to the Essential Ideation Techniques which are the Heart of Design Thinking. IxDF - Interaction Design Foundation</w:t>
+      </w:r>
+      <w:r>
+        <w:t xml:space="preserve">. </w:t>
+      </w:r>
+      <w:r>
+        <w:t xml:space="preserve">Disponível em: </w:t>
+      </w:r>
+      <w:r>
+        <w:t>https://ixdf.org/literature/article/introduction-to-the-essential-ideation-techniques-which-are-the-heart-of-design-thinking</w:t>
+      </w:r>
+      <w:r>
+        <w:t>. Acesso em: junho de 2026.</w:t>
+      </w:r>
+    </w:p>
+    <w:p>
+      <w:pPr>
+        <w:ind w:firstLine="0"/>
+      </w:pPr>
       <w:r>
         <w:rPr>
           <w:color w:val="000000"/>
         </w:rPr>
-        <w:t>. Acesso em: março de 2026.</w:t>
+        <w:t>DANDARA, Luana</w:t>
+      </w:r>
+      <w:r>
+        <w:t xml:space="preserve">. </w:t>
+      </w:r>
+      <w:r>
+        <w:rPr>
+          <w:b/>
+        </w:rPr>
+        <w:t>Rock in Rio injeta R$ 2,6 bilhões na economia e atrai 730 mil pessoas</w:t>
+      </w:r>
+      <w:r>
+        <w:t xml:space="preserve">. Disponível em: </w:t>
+      </w:r>
+      <w:r>
+        <w:t>https://valor.globo.com/empresas/marketing/noticia/2024/09/23/rock-in-rio-injeta-r-26-bilhoes-na-economia-e-atrai-730-mil-pessoas.ghtml</w:t>
+      </w:r>
+      <w:r>
+        <w:t>. Acesso em: abril de 2026.</w:t>
       </w:r>
     </w:p>
     <w:p>
       <w:pPr>
         <w:ind w:firstLine="0"/>
       </w:pPr>
-      <w:proofErr w:type="spellStart"/>
-      <w:r>
-        <w:t>Dam</w:t>
-      </w:r>
-      <w:proofErr w:type="spellEnd"/>
-      <w:r>
-        <w:t xml:space="preserve">, R. F. </w:t>
-      </w:r>
-      <w:proofErr w:type="spellStart"/>
-      <w:r>
-        <w:t>and</w:t>
-      </w:r>
-      <w:proofErr w:type="spellEnd"/>
-      <w:r>
-        <w:t xml:space="preserve"> </w:t>
-      </w:r>
-      <w:proofErr w:type="spellStart"/>
-      <w:r>
-        <w:t>Teo</w:t>
-      </w:r>
-      <w:proofErr w:type="spellEnd"/>
-      <w:r>
-        <w:t>, Y. S</w:t>
+      <w:r>
+        <w:t xml:space="preserve">GUEDES, Gilleanes T. A. </w:t>
+      </w:r>
+      <w:r>
+        <w:rPr>
+          <w:b/>
+        </w:rPr>
+        <w:t>UML2 : uma abordagem prática</w:t>
+      </w:r>
+      <w:r>
+        <w:t>. 2. ed. São Paulo: Novatec Editora, 2011.</w:t>
+      </w:r>
+    </w:p>
+    <w:p>
+      <w:pPr>
+        <w:ind w:firstLine="0"/>
+      </w:pPr>
+      <w:r>
+        <w:t xml:space="preserve">MARTINS, Amilton Rodrigo de Quadros et al. </w:t>
+      </w:r>
+      <w:r>
+        <w:rPr>
+          <w:b/>
+        </w:rPr>
+        <w:t>Uso de design thinking como experiência de prototipação de ideias no ensino superior</w:t>
+      </w:r>
+      <w:r>
+        <w:t xml:space="preserve">. Future Studies Research Journal: Trends and Strategies, São Paulo, v. 8, n. 2, p. 203-226, 2016. Disponível em: </w:t>
+      </w:r>
+      <w:r>
+        <w:t>https://future.emnuvens.com.br/FSRJ/article/view/227/342</w:t>
       </w:r>
       <w:r>
         <w:t xml:space="preserve">. </w:t>
       </w:r>
-      <w:proofErr w:type="spellStart"/>
-      <w:r>
-        <w:rPr>
-          <w:b/>
-        </w:rPr>
-        <w:t>Introduction</w:t>
-      </w:r>
-      <w:proofErr w:type="spellEnd"/>
-      <w:r>
-        <w:rPr>
-          <w:b/>
-        </w:rPr>
-        <w:t xml:space="preserve"> </w:t>
-      </w:r>
-      <w:proofErr w:type="spellStart"/>
-      <w:r>
-        <w:rPr>
-          <w:b/>
-        </w:rPr>
-        <w:t>to</w:t>
-      </w:r>
-      <w:proofErr w:type="spellEnd"/>
-      <w:r>
-        <w:rPr>
-          <w:b/>
-        </w:rPr>
-        <w:t xml:space="preserve"> </w:t>
-      </w:r>
-      <w:proofErr w:type="spellStart"/>
-      <w:r>
-        <w:rPr>
-          <w:b/>
-        </w:rPr>
-        <w:t>the</w:t>
-      </w:r>
-      <w:proofErr w:type="spellEnd"/>
-      <w:r>
-        <w:rPr>
-          <w:b/>
-        </w:rPr>
-        <w:t xml:space="preserve"> </w:t>
-      </w:r>
-      <w:proofErr w:type="spellStart"/>
-      <w:r>
-        <w:rPr>
-          <w:b/>
-        </w:rPr>
-        <w:t>Essential</w:t>
-      </w:r>
-      <w:proofErr w:type="spellEnd"/>
-      <w:r>
-        <w:rPr>
-          <w:b/>
-        </w:rPr>
-        <w:t xml:space="preserve"> </w:t>
-      </w:r>
-      <w:proofErr w:type="spellStart"/>
-      <w:r>
-        <w:rPr>
-          <w:b/>
-        </w:rPr>
-        <w:t>Ideation</w:t>
-      </w:r>
-      <w:proofErr w:type="spellEnd"/>
-      <w:r>
-        <w:rPr>
-          <w:b/>
-        </w:rPr>
-        <w:t xml:space="preserve"> </w:t>
-      </w:r>
-      <w:proofErr w:type="spellStart"/>
-      <w:r>
-        <w:rPr>
-          <w:b/>
-        </w:rPr>
-        <w:t>Techniques</w:t>
-      </w:r>
-      <w:proofErr w:type="spellEnd"/>
-      <w:r>
-        <w:rPr>
-          <w:b/>
-        </w:rPr>
-        <w:t xml:space="preserve"> </w:t>
-      </w:r>
-      <w:proofErr w:type="spellStart"/>
-      <w:r>
-        <w:rPr>
-          <w:b/>
-        </w:rPr>
-        <w:t>which</w:t>
-      </w:r>
-      <w:proofErr w:type="spellEnd"/>
-      <w:r>
-        <w:rPr>
-          <w:b/>
-        </w:rPr>
-        <w:t xml:space="preserve"> are </w:t>
-      </w:r>
-      <w:proofErr w:type="spellStart"/>
-      <w:r>
-        <w:rPr>
-          <w:b/>
-        </w:rPr>
-        <w:t>the</w:t>
-      </w:r>
-      <w:proofErr w:type="spellEnd"/>
-      <w:r>
-        <w:rPr>
-          <w:b/>
-        </w:rPr>
-        <w:t xml:space="preserve"> Heart </w:t>
-      </w:r>
-      <w:proofErr w:type="spellStart"/>
-      <w:r>
-        <w:rPr>
-          <w:b/>
-        </w:rPr>
-        <w:t>of</w:t>
-      </w:r>
-      <w:proofErr w:type="spellEnd"/>
-      <w:r>
-        <w:rPr>
-          <w:b/>
-        </w:rPr>
-        <w:t xml:space="preserve"> Design </w:t>
-      </w:r>
-      <w:proofErr w:type="spellStart"/>
-      <w:r>
-        <w:rPr>
-          <w:b/>
-        </w:rPr>
-        <w:t>Thinking</w:t>
-      </w:r>
-      <w:proofErr w:type="spellEnd"/>
-      <w:r>
-        <w:rPr>
-          <w:b/>
-        </w:rPr>
-        <w:t xml:space="preserve">. </w:t>
-      </w:r>
-      <w:proofErr w:type="spellStart"/>
-      <w:proofErr w:type="gramStart"/>
-      <w:r>
-        <w:rPr>
-          <w:b/>
-        </w:rPr>
-        <w:t>IxDF</w:t>
-      </w:r>
-      <w:proofErr w:type="spellEnd"/>
-      <w:proofErr w:type="gramEnd"/>
-      <w:r>
-        <w:rPr>
-          <w:b/>
-        </w:rPr>
-        <w:t xml:space="preserve"> - </w:t>
-      </w:r>
-      <w:proofErr w:type="spellStart"/>
-      <w:r>
-        <w:rPr>
-          <w:b/>
-        </w:rPr>
-        <w:t>Interaction</w:t>
-      </w:r>
-      <w:proofErr w:type="spellEnd"/>
-      <w:r>
-        <w:rPr>
-          <w:b/>
-        </w:rPr>
-        <w:t xml:space="preserve"> Design Foundation</w:t>
-      </w:r>
-      <w:r>
-        <w:t xml:space="preserve">. </w:t>
-      </w:r>
-      <w:r>
-        <w:t xml:space="preserve">Disponível em: </w:t>
-      </w:r>
-      <w:proofErr w:type="gramStart"/>
-      <w:r>
-        <w:t>https</w:t>
-      </w:r>
-      <w:proofErr w:type="gramEnd"/>
-      <w:r>
-        <w:t>://ixdf.org/literature/article/introduction-to-the-essential-ideation-techniques-which-are-the-heart-of-design-thinking</w:t>
-      </w:r>
-      <w:r>
-        <w:t>. Acesso em: junho de 2026.</w:t>
-      </w:r>
-    </w:p>
-    <w:p>
-      <w:pPr>
-        <w:ind w:firstLine="0"/>
-      </w:pPr>
-      <w:r>
-        <w:rPr>
-          <w:color w:val="000000"/>
-        </w:rPr>
-        <w:t>DANDARA, Luana</w:t>
-      </w:r>
-      <w:r>
-        <w:t xml:space="preserve">. </w:t>
-      </w:r>
-      <w:r>
-        <w:rPr>
-          <w:b/>
-        </w:rPr>
-        <w:t xml:space="preserve">Rock in Rio injeta R$ 2,6 bilhões na economia e </w:t>
-      </w:r>
-      <w:proofErr w:type="gramStart"/>
-      <w:r>
-        <w:rPr>
-          <w:b/>
-        </w:rPr>
-        <w:t>atrai</w:t>
-      </w:r>
-      <w:proofErr w:type="gramEnd"/>
-      <w:r>
-        <w:rPr>
-          <w:b/>
-        </w:rPr>
-        <w:t xml:space="preserve"> 730 mil pessoas</w:t>
-      </w:r>
-      <w:r>
-        <w:t xml:space="preserve">. Disponível em: </w:t>
-      </w:r>
-      <w:proofErr w:type="gramStart"/>
-      <w:r>
-        <w:t>https</w:t>
-      </w:r>
-      <w:proofErr w:type="gramEnd"/>
-      <w:r>
-        <w:t>://valor.globo.com/empresas/marketing/noticia/2024/09/23/rock-in-rio-injeta-r-26-bilhoes-na-economia-e-atrai-730-mil-pessoas.ghtml</w:t>
-      </w:r>
-      <w:r>
-        <w:t>. Acesso em: abril de 2026.</w:t>
-      </w:r>
-    </w:p>
-    <w:p>
-      <w:pPr>
-        <w:ind w:firstLine="0"/>
-      </w:pPr>
-      <w:r>
-        <w:t xml:space="preserve">GUEDES, </w:t>
-      </w:r>
-      <w:proofErr w:type="spellStart"/>
-      <w:r>
-        <w:t>Gilleanes</w:t>
-      </w:r>
-      <w:proofErr w:type="spellEnd"/>
-      <w:r>
-        <w:t xml:space="preserve"> T. A. </w:t>
-      </w:r>
-      <w:proofErr w:type="gramStart"/>
-      <w:r>
-        <w:rPr>
-          <w:b/>
-        </w:rPr>
-        <w:t>UML2 :</w:t>
-      </w:r>
-      <w:proofErr w:type="gramEnd"/>
-      <w:r>
-        <w:rPr>
-          <w:b/>
-        </w:rPr>
-        <w:t xml:space="preserve"> uma abordagem prática</w:t>
-      </w:r>
-      <w:r>
-        <w:t xml:space="preserve">. 2. </w:t>
-      </w:r>
-      <w:proofErr w:type="gramStart"/>
-      <w:r>
-        <w:t>ed.</w:t>
-      </w:r>
-      <w:proofErr w:type="gramEnd"/>
-      <w:r>
-        <w:t xml:space="preserve"> São Paulo: </w:t>
-      </w:r>
-      <w:proofErr w:type="spellStart"/>
-      <w:r>
-        <w:t>Novatec</w:t>
-      </w:r>
-      <w:proofErr w:type="spellEnd"/>
-      <w:r>
-        <w:t xml:space="preserve"> Editora, 2011.</w:t>
-      </w:r>
-    </w:p>
-    <w:p>
-      <w:pPr>
-        <w:ind w:firstLine="0"/>
-      </w:pPr>
-      <w:r>
-        <w:t xml:space="preserve">MARTINS, Amilton Rodrigo de Quadros </w:t>
-      </w:r>
-      <w:proofErr w:type="gramStart"/>
-      <w:r>
-        <w:t>et</w:t>
-      </w:r>
-      <w:proofErr w:type="gramEnd"/>
-      <w:r>
-        <w:t xml:space="preserve"> al. </w:t>
-      </w:r>
-      <w:r>
-        <w:rPr>
-          <w:b/>
-        </w:rPr>
-        <w:t xml:space="preserve">Uso de design </w:t>
-      </w:r>
-      <w:proofErr w:type="spellStart"/>
-      <w:r>
-        <w:rPr>
-          <w:b/>
-        </w:rPr>
-        <w:t>thinking</w:t>
-      </w:r>
-      <w:proofErr w:type="spellEnd"/>
-      <w:r>
-        <w:rPr>
-          <w:b/>
-        </w:rPr>
-        <w:t xml:space="preserve"> como experiência de prototipação de ideias no ensino superior</w:t>
-      </w:r>
-      <w:r>
-        <w:t xml:space="preserve">. Future </w:t>
-      </w:r>
-      <w:proofErr w:type="spellStart"/>
-      <w:r>
-        <w:t>Studies</w:t>
-      </w:r>
-      <w:proofErr w:type="spellEnd"/>
-      <w:r>
-        <w:t xml:space="preserve"> </w:t>
-      </w:r>
-      <w:proofErr w:type="spellStart"/>
-      <w:r>
-        <w:t>Research</w:t>
-      </w:r>
-      <w:proofErr w:type="spellEnd"/>
-      <w:r>
-        <w:t xml:space="preserve"> </w:t>
-      </w:r>
-      <w:proofErr w:type="spellStart"/>
-      <w:r>
-        <w:t>Journal</w:t>
-      </w:r>
-      <w:proofErr w:type="spellEnd"/>
-      <w:r>
-        <w:t xml:space="preserve">: </w:t>
-      </w:r>
-      <w:proofErr w:type="spellStart"/>
-      <w:r>
-        <w:t>Trends</w:t>
-      </w:r>
-      <w:proofErr w:type="spellEnd"/>
-      <w:r>
-        <w:t xml:space="preserve"> </w:t>
-      </w:r>
-      <w:proofErr w:type="spellStart"/>
-      <w:r>
-        <w:t>and</w:t>
-      </w:r>
-      <w:proofErr w:type="spellEnd"/>
-      <w:r>
-        <w:t xml:space="preserve"> </w:t>
-      </w:r>
-      <w:proofErr w:type="spellStart"/>
-      <w:r>
-        <w:t>Strategies</w:t>
-      </w:r>
-      <w:proofErr w:type="spellEnd"/>
-      <w:r>
-        <w:t xml:space="preserve">, São Paulo, v. 8, n. 2, p. 203-226, 2016. Disponível em: </w:t>
-      </w:r>
-      <w:proofErr w:type="gramStart"/>
-      <w:r>
-        <w:t>https</w:t>
-      </w:r>
-      <w:proofErr w:type="gramEnd"/>
-      <w:r>
-        <w:t>://future.emnuvens.com.br/FSRJ/article/view/227/342</w:t>
-      </w:r>
-      <w:r>
-        <w:t xml:space="preserve">. </w:t>
-      </w:r>
-      <w:r>
-        <w:t xml:space="preserve">Acesso em: </w:t>
-      </w:r>
-      <w:proofErr w:type="gramStart"/>
-      <w:r>
-        <w:t>2</w:t>
-      </w:r>
-      <w:proofErr w:type="gramEnd"/>
-      <w:r>
-        <w:t xml:space="preserve"> abr. 2026.</w:t>
+      <w:r>
+        <w:t>Acesso em: 2 abr. 2026.</w:t>
       </w:r>
     </w:p>
     <w:p>
@@ -5329,36 +4748,80 @@
       <w:r>
         <w:t xml:space="preserve">. </w:t>
       </w:r>
-      <w:proofErr w:type="spellStart"/>
       <w:r>
         <w:rPr>
           <w:b/>
         </w:rPr>
-        <w:t>Lollapalooza</w:t>
-      </w:r>
-      <w:proofErr w:type="spellEnd"/>
+        <w:t>Lollapalooza tem público de 285 mil</w:t>
+      </w:r>
       <w:r>
         <w:rPr>
           <w:b/>
         </w:rPr>
-        <w:t xml:space="preserve"> tem público de 285 mil</w:t>
+        <w:t xml:space="preserve"> pessoas em três dias de evento</w:t>
+      </w:r>
+      <w:r>
+        <w:t xml:space="preserve">. Disponível em: </w:t>
+      </w:r>
+      <w:r>
+        <w:t>https://www.cnnbrasil.com.br/entretenimento/lollapalooza-tem-publico-de-285-mil-pessoas-em-tres-dias-de-evento/</w:t>
+      </w:r>
+      <w:r>
+        <w:t>. Acesso em: abril de 2026.</w:t>
+      </w:r>
+    </w:p>
+    <w:p>
+      <w:pPr>
+        <w:ind w:firstLine="0"/>
+      </w:pPr>
+      <w:r>
+        <w:t xml:space="preserve">RIGAUTS, Thomas. </w:t>
       </w:r>
       <w:r>
         <w:rPr>
           <w:b/>
         </w:rPr>
-        <w:t xml:space="preserve"> pessoas em três dias de evento</w:t>
+        <w:t>Cultura e Tecnologias Digitais</w:t>
+      </w:r>
+      <w:r>
+        <w:t>. Disponível em:</w:t>
+      </w:r>
+    </w:p>
+    <w:p>
+      <w:pPr>
+        <w:ind w:firstLine="0"/>
+      </w:pPr>
+      <w:r>
+        <w:t>https://www.unesco.org/es/culture-and-digital-technologies</w:t>
+      </w:r>
+      <w:r>
+        <w:t>. Acesso em: maio de 2026.</w:t>
+      </w:r>
+    </w:p>
+    <w:p>
+      <w:pPr>
+        <w:ind w:firstLine="0"/>
+      </w:pPr>
+      <w:r>
+        <w:t xml:space="preserve">SERASA. </w:t>
+      </w:r>
+      <w:r>
+        <w:rPr>
+          <w:b/>
+        </w:rPr>
+        <w:t>Shows e festivais: 89% dos brasileiros participam de até sete eventos por ano, revela pesquisa Serasa</w:t>
       </w:r>
       <w:r>
         <w:t xml:space="preserve">. Disponível em: </w:t>
       </w:r>
-      <w:proofErr w:type="gramStart"/>
-      <w:r>
-        <w:t>https</w:t>
-      </w:r>
-      <w:proofErr w:type="gramEnd"/>
-      <w:r>
-        <w:t>://www.cnnbrasil.com.br/entretenimento/lollapalooza-tem-publico-de-285-mil-pessoas-em-tres-dias-de-evento/</w:t>
+      <w:r>
+        <w:rPr>
+          <w:rFonts w:ascii="Tahoma" w:hAnsi="Tahoma" w:cs="Tahoma"/>
+        </w:rPr>
+        <w:t>⁠</w:t>
+      </w:r>
+      <w:r>
+        <w:t>https://www.serasa.com.br/imprensa/brasileiros-participam-de-ate-sete-eventos-por-ano/</w:t>
       </w:r>
       <w:r>
         <w:t>. Acesso em: abril de 2026.</w:t>
@@ -5369,110 +4832,13 @@
         <w:ind w:firstLine="0"/>
       </w:pPr>
       <w:r>
-        <w:t xml:space="preserve">RIGAUTS, Thomas. </w:t>
+        <w:t>VIANNA, Maurício; VIANNA, Ysmar; ADLER, Isabel; LUCENA, Brenda; RUSSO, Beatriz</w:t>
       </w:r>
       <w:r>
         <w:rPr>
           <w:b/>
         </w:rPr>
-        <w:t>Cultura e Tecnologias Digitais</w:t>
-      </w:r>
-      <w:r>
-        <w:t>. Disponível em:</w:t>
-      </w:r>
-    </w:p>
-    <w:p>
-      <w:pPr>
-        <w:ind w:firstLine="0"/>
-      </w:pPr>
-      <w:proofErr w:type="gramStart"/>
-      <w:r>
-        <w:t>https</w:t>
-      </w:r>
-      <w:proofErr w:type="gramEnd"/>
-      <w:r>
-        <w:t>://www.unesco.org/es/culture-and-digital-technologies</w:t>
-      </w:r>
-      <w:r>
-        <w:t>. Acesso em: maio de 2026.</w:t>
-      </w:r>
-    </w:p>
-    <w:p>
-      <w:pPr>
-        <w:ind w:firstLine="0"/>
-      </w:pPr>
-      <w:r>
-        <w:t xml:space="preserve">SERASA. </w:t>
-      </w:r>
-      <w:r>
-        <w:rPr>
-          <w:b/>
-        </w:rPr>
-        <w:t>Shows e festivais: 89% dos brasileiros participam de até sete eventos por ano, revela pesquisa Serasa</w:t>
-      </w:r>
-      <w:r>
-        <w:t xml:space="preserve">. Disponível em: </w:t>
-      </w:r>
-      <w:r>
-        <w:rPr>
-          <w:rFonts w:ascii="Tahoma" w:hAnsi="Tahoma" w:cs="Tahoma"/>
-        </w:rPr>
-        <w:t>⁠</w:t>
-      </w:r>
-      <w:proofErr w:type="gramStart"/>
-      <w:r>
-        <w:t>https</w:t>
-      </w:r>
-      <w:proofErr w:type="gramEnd"/>
-      <w:r>
-        <w:t>://www.serasa.com.br/imprensa/brasileiros-participam-de-ate-sete-eventos-</w:t>
-      </w:r>
-      <w:proofErr w:type="gramStart"/>
-      <w:r>
-        <w:t>por</w:t>
-      </w:r>
-      <w:proofErr w:type="gramEnd"/>
-      <w:r>
-        <w:t>-ano/</w:t>
-      </w:r>
-      <w:r>
-        <w:t>. Acesso em: abril de 2026.</w:t>
-      </w:r>
-    </w:p>
-    <w:p>
-      <w:pPr>
-        <w:ind w:firstLine="0"/>
-      </w:pPr>
-      <w:r>
-        <w:t xml:space="preserve">VIANNA, Maurício; VIANNA, </w:t>
-      </w:r>
-      <w:proofErr w:type="spellStart"/>
-      <w:r>
-        <w:t>Ysmar</w:t>
-      </w:r>
-      <w:proofErr w:type="spellEnd"/>
-      <w:r>
-        <w:t>; ADLER, Isabel; LUCENA, Brenda; RUSSO, Beatriz</w:t>
-      </w:r>
-      <w:r>
-        <w:rPr>
-          <w:b/>
-        </w:rPr>
-        <w:t xml:space="preserve">. Design </w:t>
-      </w:r>
-      <w:proofErr w:type="spellStart"/>
-      <w:r>
-        <w:rPr>
-          <w:b/>
-        </w:rPr>
-        <w:t>thinking</w:t>
-      </w:r>
-      <w:proofErr w:type="spellEnd"/>
-      <w:r>
-        <w:rPr>
-          <w:b/>
-        </w:rPr>
-        <w:t>: inovação em negócios</w:t>
+        <w:t>. Design thinking: inovação em negócios</w:t>
       </w:r>
       <w:r>
         <w:t>. Rio de Janeiro: MJV Press, 2012.</w:t>
@@ -5491,7 +4857,7 @@
 </file>
 
 <file path=word/endnotes.xml><?xml version="1.0" encoding="utf-8"?>
-<w:endnotes xmlns:wpc="http://schemas.microsoft.com/office/word/2010/wordprocessingCanvas" xmlns:mc="http://schemas.openxmlformats.org/markup-compatibility/2006" xmlns:o="urn:schemas-microsoft-com:office:office" xmlns:r="http://schemas.openxmlformats.org/officeDocument/2006/relationships" xmlns:m="http://schemas.openxmlformats.org/officeDocument/2006/math" xmlns:v="urn:schemas-microsoft-com:vml" xmlns:wp14="http://schemas.microsoft.com/office/word/2010/wordprocessingDrawing" xmlns:wp="http://schemas.openxmlformats.org/drawingml/2006/wordprocessingDrawing" xmlns:w10="urn:schemas-microsoft-com:office:word" xmlns:w="http://schemas.openxmlformats.org/wordprocessingml/2006/main" xmlns:w14="http://schemas.microsoft.com/office/word/2010/wordml" xmlns:wpg="http://schemas.microsoft.com/office/word/2010/wordprocessingGroup" xmlns:wpi="http://schemas.microsoft.com/office/word/2010/wordprocessingInk" xmlns:wne="http://schemas.microsoft.com/office/word/2006/wordml" xmlns:wps="http://schemas.microsoft.com/office/word/2010/wordprocessingShape" mc:Ignorable="w14 wp14">
+<w:endnotes xmlns:wpc="http://schemas.microsoft.com/office/word/2010/wordprocessingCanvas" xmlns:cx="http://schemas.microsoft.com/office/drawing/2014/chartex" xmlns:cx1="http://schemas.microsoft.com/office/drawing/2015/9/8/chartex" xmlns:mc="http://schemas.openxmlformats.org/markup-compatibility/2006" xmlns:o="urn:schemas-microsoft-com:office:office" xmlns:r="http://schemas.openxmlformats.org/officeDocument/2006/relationships" xmlns:m="http://schemas.openxmlformats.org/officeDocument/2006/math" xmlns:v="urn:schemas-microsoft-com:vml" xmlns:wp14="http://schemas.microsoft.com/office/word/2010/wordprocessingDrawing" xmlns:wp="http://schemas.openxmlformats.org/drawingml/2006/wordprocessingDrawing" xmlns:w10="urn:schemas-microsoft-com:office:word" xmlns:w="http://schemas.openxmlformats.org/wordprocessingml/2006/main" xmlns:w14="http://schemas.microsoft.com/office/word/2010/wordml" xmlns:w15="http://schemas.microsoft.com/office/word/2012/wordml" xmlns:w16se="http://schemas.microsoft.com/office/word/2015/wordml/symex" xmlns:wpg="http://schemas.microsoft.com/office/word/2010/wordprocessingGroup" xmlns:wpi="http://schemas.microsoft.com/office/word/2010/wordprocessingInk" xmlns:wne="http://schemas.microsoft.com/office/word/2006/wordml" xmlns:wps="http://schemas.microsoft.com/office/word/2010/wordprocessingShape" mc:Ignorable="w14 w15 w16se wp14">
   <w:endnote w:type="separator" w:id="-1">
     <w:p>
       <w:pPr>
@@ -5516,7 +4882,7 @@
 </file>
 
 <file path=word/footer1.xml><?xml version="1.0" encoding="utf-8"?>
-<w:ftr xmlns:wpc="http://schemas.microsoft.com/office/word/2010/wordprocessingCanvas" xmlns:mc="http://schemas.openxmlformats.org/markup-compatibility/2006" xmlns:o="urn:schemas-microsoft-com:office:office" xmlns:r="http://schemas.openxmlformats.org/officeDocument/2006/relationships" xmlns:m="http://schemas.openxmlformats.org/officeDocument/2006/math" xmlns:v="urn:schemas-microsoft-com:vml" xmlns:wp14="http://schemas.microsoft.com/office/word/2010/wordprocessingDrawing" xmlns:wp="http://schemas.openxmlformats.org/drawingml/2006/wordprocessingDrawing" xmlns:w10="urn:schemas-microsoft-com:office:word" xmlns:w="http://schemas.openxmlformats.org/wordprocessingml/2006/main" xmlns:w14="http://schemas.microsoft.com/office/word/2010/wordml" xmlns:wpg="http://schemas.microsoft.com/office/word/2010/wordprocessingGroup" xmlns:wpi="http://schemas.microsoft.com/office/word/2010/wordprocessingInk" xmlns:wne="http://schemas.microsoft.com/office/word/2006/wordml" xmlns:wps="http://schemas.microsoft.com/office/word/2010/wordprocessingShape" mc:Ignorable="w14 wp14">
+<w:ftr xmlns:wpc="http://schemas.microsoft.com/office/word/2010/wordprocessingCanvas" xmlns:cx="http://schemas.microsoft.com/office/drawing/2014/chartex" xmlns:cx1="http://schemas.microsoft.com/office/drawing/2015/9/8/chartex" xmlns:mc="http://schemas.openxmlformats.org/markup-compatibility/2006" xmlns:o="urn:schemas-microsoft-com:office:office" xmlns:r="http://schemas.openxmlformats.org/officeDocument/2006/relationships" xmlns:m="http://schemas.openxmlformats.org/officeDocument/2006/math" xmlns:v="urn:schemas-microsoft-com:vml" xmlns:wp14="http://schemas.microsoft.com/office/word/2010/wordprocessingDrawing" xmlns:wp="http://schemas.openxmlformats.org/drawingml/2006/wordprocessingDrawing" xmlns:w10="urn:schemas-microsoft-com:office:word" xmlns:w="http://schemas.openxmlformats.org/wordprocessingml/2006/main" xmlns:w14="http://schemas.microsoft.com/office/word/2010/wordml" xmlns:w15="http://schemas.microsoft.com/office/word/2012/wordml" xmlns:w16se="http://schemas.microsoft.com/office/word/2015/wordml/symex" xmlns:wpg="http://schemas.microsoft.com/office/word/2010/wordprocessingGroup" xmlns:wpi="http://schemas.microsoft.com/office/word/2010/wordprocessingInk" xmlns:wne="http://schemas.microsoft.com/office/word/2006/wordml" xmlns:wps="http://schemas.microsoft.com/office/word/2010/wordprocessingShape" mc:Ignorable="w14 w15 w16se wp14">
   <w:p>
     <w:pPr>
       <w:pStyle w:val="Rodap"/>
@@ -5526,7 +4892,7 @@
 </file>
 
 <file path=word/footnotes.xml><?xml version="1.0" encoding="utf-8"?>
-<w:footnotes xmlns:wpc="http://schemas.microsoft.com/office/word/2010/wordprocessingCanvas" xmlns:mc="http://schemas.openxmlformats.org/markup-compatibility/2006" xmlns:o="urn:schemas-microsoft-com:office:office" xmlns:r="http://schemas.openxmlformats.org/officeDocument/2006/relationships" xmlns:m="http://schemas.openxmlformats.org/officeDocument/2006/math" xmlns:v="urn:schemas-microsoft-com:vml" xmlns:wp14="http://schemas.microsoft.com/office/word/2010/wordprocessingDrawing" xmlns:wp="http://schemas.openxmlformats.org/drawingml/2006/wordprocessingDrawing" xmlns:w10="urn:schemas-microsoft-com:office:word" xmlns:w="http://schemas.openxmlformats.org/wordprocessingml/2006/main" xmlns:w14="http://schemas.microsoft.com/office/word/2010/wordml" xmlns:wpg="http://schemas.microsoft.com/office/word/2010/wordprocessingGroup" xmlns:wpi="http://schemas.microsoft.com/office/word/2010/wordprocessingInk" xmlns:wne="http://schemas.microsoft.com/office/word/2006/wordml" xmlns:wps="http://schemas.microsoft.com/office/word/2010/wordprocessingShape" mc:Ignorable="w14 wp14">
+<w:footnotes xmlns:wpc="http://schemas.microsoft.com/office/word/2010/wordprocessingCanvas" xmlns:cx="http://schemas.microsoft.com/office/drawing/2014/chartex" xmlns:cx1="http://schemas.microsoft.com/office/drawing/2015/9/8/chartex" xmlns:mc="http://schemas.openxmlformats.org/markup-compatibility/2006" xmlns:o="urn:schemas-microsoft-com:office:office" xmlns:r="http://schemas.openxmlformats.org/officeDocument/2006/relationships" xmlns:m="http://schemas.openxmlformats.org/officeDocument/2006/math" xmlns:v="urn:schemas-microsoft-com:vml" xmlns:wp14="http://schemas.microsoft.com/office/word/2010/wordprocessingDrawing" xmlns:wp="http://schemas.openxmlformats.org/drawingml/2006/wordprocessingDrawing" xmlns:w10="urn:schemas-microsoft-com:office:word" xmlns:w="http://schemas.openxmlformats.org/wordprocessingml/2006/main" xmlns:w14="http://schemas.microsoft.com/office/word/2010/wordml" xmlns:w15="http://schemas.microsoft.com/office/word/2012/wordml" xmlns:w16se="http://schemas.microsoft.com/office/word/2015/wordml/symex" xmlns:wpg="http://schemas.microsoft.com/office/word/2010/wordprocessingGroup" xmlns:wpi="http://schemas.microsoft.com/office/word/2010/wordprocessingInk" xmlns:wne="http://schemas.microsoft.com/office/word/2006/wordml" xmlns:wps="http://schemas.microsoft.com/office/word/2010/wordprocessingShape" mc:Ignorable="w14 w15 w16se wp14">
   <w:footnote w:type="separator" w:id="-1">
     <w:p>
       <w:pPr>
@@ -5551,7 +4917,7 @@
 </file>
 
 <file path=word/header1.xml><?xml version="1.0" encoding="utf-8"?>
-<w:hdr xmlns:wpc="http://schemas.microsoft.com/office/word/2010/wordprocessingCanvas" xmlns:mc="http://schemas.openxmlformats.org/markup-compatibility/2006" xmlns:o="urn:schemas-microsoft-com:office:office" xmlns:r="http://schemas.openxmlformats.org/officeDocument/2006/relationships" xmlns:m="http://schemas.openxmlformats.org/officeDocument/2006/math" xmlns:v="urn:schemas-microsoft-com:vml" xmlns:wp14="http://schemas.microsoft.com/office/word/2010/wordprocessingDrawing" xmlns:wp="http://schemas.openxmlformats.org/drawingml/2006/wordprocessingDrawing" xmlns:w10="urn:schemas-microsoft-com:office:word" xmlns:w="http://schemas.openxmlformats.org/wordprocessingml/2006/main" xmlns:w14="http://schemas.microsoft.com/office/word/2010/wordml" xmlns:wpg="http://schemas.microsoft.com/office/word/2010/wordprocessingGroup" xmlns:wpi="http://schemas.microsoft.com/office/word/2010/wordprocessingInk" xmlns:wne="http://schemas.microsoft.com/office/word/2006/wordml" xmlns:wps="http://schemas.microsoft.com/office/word/2010/wordprocessingShape" mc:Ignorable="w14 wp14">
+<w:hdr xmlns:wpc="http://schemas.microsoft.com/office/word/2010/wordprocessingCanvas" xmlns:cx="http://schemas.microsoft.com/office/drawing/2014/chartex" xmlns:cx1="http://schemas.microsoft.com/office/drawing/2015/9/8/chartex" xmlns:mc="http://schemas.openxmlformats.org/markup-compatibility/2006" xmlns:o="urn:schemas-microsoft-com:office:office" xmlns:r="http://schemas.openxmlformats.org/officeDocument/2006/relationships" xmlns:m="http://schemas.openxmlformats.org/officeDocument/2006/math" xmlns:v="urn:schemas-microsoft-com:vml" xmlns:wp14="http://schemas.microsoft.com/office/word/2010/wordprocessingDrawing" xmlns:wp="http://schemas.openxmlformats.org/drawingml/2006/wordprocessingDrawing" xmlns:w10="urn:schemas-microsoft-com:office:word" xmlns:w="http://schemas.openxmlformats.org/wordprocessingml/2006/main" xmlns:w14="http://schemas.microsoft.com/office/word/2010/wordml" xmlns:w15="http://schemas.microsoft.com/office/word/2012/wordml" xmlns:w16se="http://schemas.microsoft.com/office/word/2015/wordml/symex" xmlns:wpg="http://schemas.microsoft.com/office/word/2010/wordprocessingGroup" xmlns:wpi="http://schemas.microsoft.com/office/word/2010/wordprocessingInk" xmlns:wne="http://schemas.microsoft.com/office/word/2006/wordml" xmlns:wps="http://schemas.microsoft.com/office/word/2010/wordprocessingShape" mc:Ignorable="w14 w15 w16se wp14">
   <w:sdt>
     <w:sdtPr>
       <w:id w:val="-1761680015"/>
@@ -5560,6 +4926,7 @@
         <w:docPartUnique/>
       </w:docPartObj>
     </w:sdtPr>
+    <w:sdtEndPr/>
     <w:sdtContent>
       <w:p>
         <w:pPr>
@@ -5579,7 +4946,7 @@
           <w:rPr>
             <w:noProof/>
           </w:rPr>
-          <w:t>13</w:t>
+          <w:t>24</w:t>
         </w:r>
         <w:r>
           <w:fldChar w:fldCharType="end"/>
@@ -5596,8 +4963,8 @@
 </file>
 
 <file path=word/numbering.xml><?xml version="1.0" encoding="utf-8"?>
-<w:numbering xmlns:wpc="http://schemas.microsoft.com/office/word/2010/wordprocessingCanvas" xmlns:mc="http://schemas.openxmlformats.org/markup-compatibility/2006" xmlns:o="urn:schemas-microsoft-com:office:office" xmlns:r="http://schemas.openxmlformats.org/officeDocument/2006/relationships" xmlns:m="http://schemas.openxmlformats.org/officeDocument/2006/math" xmlns:v="urn:schemas-microsoft-com:vml" xmlns:wp14="http://schemas.microsoft.com/office/word/2010/wordprocessingDrawing" xmlns:wp="http://schemas.openxmlformats.org/drawingml/2006/wordprocessingDrawing" xmlns:w10="urn:schemas-microsoft-com:office:word" xmlns:w="http://schemas.openxmlformats.org/wordprocessingml/2006/main" xmlns:w14="http://schemas.microsoft.com/office/word/2010/wordml" xmlns:wpg="http://schemas.microsoft.com/office/word/2010/wordprocessingGroup" xmlns:wpi="http://schemas.microsoft.com/office/word/2010/wordprocessingInk" xmlns:wne="http://schemas.microsoft.com/office/word/2006/wordml" xmlns:wps="http://schemas.microsoft.com/office/word/2010/wordprocessingShape" mc:Ignorable="w14 wp14">
-  <w:abstractNum w:abstractNumId="0">
+<w:numbering xmlns:wpc="http://schemas.microsoft.com/office/word/2010/wordprocessingCanvas" xmlns:cx="http://schemas.microsoft.com/office/drawing/2014/chartex" xmlns:cx1="http://schemas.microsoft.com/office/drawing/2015/9/8/chartex" xmlns:mc="http://schemas.openxmlformats.org/markup-compatibility/2006" xmlns:o="urn:schemas-microsoft-com:office:office" xmlns:r="http://schemas.openxmlformats.org/officeDocument/2006/relationships" xmlns:m="http://schemas.openxmlformats.org/officeDocument/2006/math" xmlns:v="urn:schemas-microsoft-com:vml" xmlns:wp14="http://schemas.microsoft.com/office/word/2010/wordprocessingDrawing" xmlns:wp="http://schemas.openxmlformats.org/drawingml/2006/wordprocessingDrawing" xmlns:w10="urn:schemas-microsoft-com:office:word" xmlns:w="http://schemas.openxmlformats.org/wordprocessingml/2006/main" xmlns:w14="http://schemas.microsoft.com/office/word/2010/wordml" xmlns:w15="http://schemas.microsoft.com/office/word/2012/wordml" xmlns:w16se="http://schemas.microsoft.com/office/word/2015/wordml/symex" xmlns:wpg="http://schemas.microsoft.com/office/word/2010/wordprocessingGroup" xmlns:wpi="http://schemas.microsoft.com/office/word/2010/wordprocessingInk" xmlns:wne="http://schemas.microsoft.com/office/word/2006/wordml" xmlns:wps="http://schemas.microsoft.com/office/word/2010/wordprocessingShape" mc:Ignorable="w14 w15 w16se wp14">
+  <w:abstractNum w:abstractNumId="0" w15:restartNumberingAfterBreak="0">
     <w:nsid w:val="7B7E5634"/>
     <w:multiLevelType w:val="multilevel"/>
     <w:tmpl w:val="2C7C1702"/>
@@ -5730,7 +5097,7 @@
 </file>
 
 <file path=word/styles.xml><?xml version="1.0" encoding="utf-8"?>
-<w:styles xmlns:mc="http://schemas.openxmlformats.org/markup-compatibility/2006" xmlns:r="http://schemas.openxmlformats.org/officeDocument/2006/relationships" xmlns:w="http://schemas.openxmlformats.org/wordprocessingml/2006/main" xmlns:w14="http://schemas.microsoft.com/office/word/2010/wordml" mc:Ignorable="w14">
+<w:styles xmlns:mc="http://schemas.openxmlformats.org/markup-compatibility/2006" xmlns:r="http://schemas.openxmlformats.org/officeDocument/2006/relationships" xmlns:w="http://schemas.openxmlformats.org/wordprocessingml/2006/main" xmlns:w14="http://schemas.microsoft.com/office/word/2010/wordml" xmlns:w15="http://schemas.microsoft.com/office/word/2012/wordml" xmlns:w16se="http://schemas.microsoft.com/office/word/2015/wordml/symex" mc:Ignorable="w14 w15 w16se">
   <w:docDefaults>
     <w:rPrDefault>
       <w:rPr>
@@ -5746,144 +5113,378 @@
       </w:pPr>
     </w:pPrDefault>
   </w:docDefaults>
-  <w:latentStyles w:defLockedState="0" w:defUIPriority="99" w:defSemiHidden="1" w:defUnhideWhenUsed="1" w:defQFormat="0" w:count="267">
-    <w:lsdException w:name="Normal" w:semiHidden="0" w:uiPriority="0" w:unhideWhenUsed="0" w:qFormat="1"/>
-    <w:lsdException w:name="heading 1" w:semiHidden="0" w:uiPriority="9" w:unhideWhenUsed="0" w:qFormat="1"/>
-    <w:lsdException w:name="heading 2" w:uiPriority="9" w:qFormat="1"/>
-    <w:lsdException w:name="heading 3" w:uiPriority="9" w:qFormat="1"/>
-    <w:lsdException w:name="heading 4" w:uiPriority="9" w:qFormat="1"/>
-    <w:lsdException w:name="heading 5" w:uiPriority="9" w:qFormat="1"/>
-    <w:lsdException w:name="heading 6" w:uiPriority="9" w:qFormat="1"/>
-    <w:lsdException w:name="heading 7" w:uiPriority="9" w:qFormat="1"/>
-    <w:lsdException w:name="heading 8" w:uiPriority="9" w:qFormat="1"/>
-    <w:lsdException w:name="heading 9" w:uiPriority="9" w:qFormat="1"/>
-    <w:lsdException w:name="toc 1" w:uiPriority="39"/>
-    <w:lsdException w:name="toc 2" w:uiPriority="39"/>
-    <w:lsdException w:name="toc 3" w:uiPriority="39"/>
-    <w:lsdException w:name="toc 4" w:uiPriority="39"/>
-    <w:lsdException w:name="toc 5" w:uiPriority="39"/>
-    <w:lsdException w:name="toc 6" w:uiPriority="39"/>
-    <w:lsdException w:name="toc 7" w:uiPriority="39"/>
-    <w:lsdException w:name="toc 8" w:uiPriority="39"/>
-    <w:lsdException w:name="toc 9" w:uiPriority="39"/>
-    <w:lsdException w:name="caption" w:uiPriority="35" w:qFormat="1"/>
-    <w:lsdException w:name="Title" w:semiHidden="0" w:uiPriority="10" w:unhideWhenUsed="0" w:qFormat="1"/>
-    <w:lsdException w:name="Default Paragraph Font" w:uiPriority="1"/>
-    <w:lsdException w:name="Subtitle" w:semiHidden="0" w:uiPriority="11" w:unhideWhenUsed="0" w:qFormat="1"/>
-    <w:lsdException w:name="Strong" w:semiHidden="0" w:uiPriority="22" w:unhideWhenUsed="0" w:qFormat="1"/>
-    <w:lsdException w:name="Emphasis" w:semiHidden="0" w:uiPriority="20" w:unhideWhenUsed="0" w:qFormat="1"/>
-    <w:lsdException w:name="Table Grid" w:semiHidden="0" w:uiPriority="39" w:unhideWhenUsed="0"/>
-    <w:lsdException w:name="Placeholder Text" w:unhideWhenUsed="0"/>
-    <w:lsdException w:name="No Spacing" w:semiHidden="0" w:uiPriority="1" w:unhideWhenUsed="0" w:qFormat="1"/>
-    <w:lsdException w:name="Light Shading" w:semiHidden="0" w:uiPriority="60" w:unhideWhenUsed="0"/>
-    <w:lsdException w:name="Light List" w:semiHidden="0" w:uiPriority="61" w:unhideWhenUsed="0"/>
-    <w:lsdException w:name="Light Grid" w:semiHidden="0" w:uiPriority="62" w:unhideWhenUsed="0"/>
-    <w:lsdException w:name="Medium Shading 1" w:semiHidden="0" w:uiPriority="63" w:unhideWhenUsed="0"/>
-    <w:lsdException w:name="Medium Shading 2" w:semiHidden="0" w:uiPriority="64" w:unhideWhenUsed="0"/>
-    <w:lsdException w:name="Medium List 1" w:semiHidden="0" w:uiPriority="65" w:unhideWhenUsed="0"/>
-    <w:lsdException w:name="Medium List 2" w:semiHidden="0" w:uiPriority="66" w:unhideWhenUsed="0"/>
-    <w:lsdException w:name="Medium Grid 1" w:semiHidden="0" w:uiPriority="67" w:unhideWhenUsed="0"/>
-    <w:lsdException w:name="Medium Grid 2" w:semiHidden="0" w:uiPriority="68" w:unhideWhenUsed="0"/>
-    <w:lsdException w:name="Medium Grid 3" w:semiHidden="0" w:uiPriority="69" w:unhideWhenUsed="0"/>
-    <w:lsdException w:name="Dark List" w:semiHidden="0" w:uiPriority="70" w:unhideWhenUsed="0"/>
-    <w:lsdException w:name="Colorful Shading" w:semiHidden="0" w:uiPriority="71" w:unhideWhenUsed="0"/>
-    <w:lsdException w:name="Colorful List" w:semiHidden="0" w:uiPriority="72" w:unhideWhenUsed="0"/>
-    <w:lsdException w:name="Colorful Grid" w:semiHidden="0" w:uiPriority="73" w:unhideWhenUsed="0"/>
-    <w:lsdException w:name="Light Shading Accent 1" w:semiHidden="0" w:uiPriority="60" w:unhideWhenUsed="0"/>
-    <w:lsdException w:name="Light List Accent 1" w:semiHidden="0" w:uiPriority="61" w:unhideWhenUsed="0"/>
-    <w:lsdException w:name="Light Grid Accent 1" w:semiHidden="0" w:uiPriority="62" w:unhideWhenUsed="0"/>
-    <w:lsdException w:name="Medium Shading 1 Accent 1" w:semiHidden="0" w:uiPriority="63" w:unhideWhenUsed="0"/>
-    <w:lsdException w:name="Medium Shading 2 Accent 1" w:semiHidden="0" w:uiPriority="64" w:unhideWhenUsed="0"/>
-    <w:lsdException w:name="Medium List 1 Accent 1" w:semiHidden="0" w:uiPriority="65" w:unhideWhenUsed="0"/>
-    <w:lsdException w:name="Revision" w:unhideWhenUsed="0"/>
-    <w:lsdException w:name="List Paragraph" w:semiHidden="0" w:uiPriority="34" w:unhideWhenUsed="0" w:qFormat="1"/>
-    <w:lsdException w:name="Quote" w:semiHidden="0" w:uiPriority="29" w:unhideWhenUsed="0" w:qFormat="1"/>
-    <w:lsdException w:name="Intense Quote" w:semiHidden="0" w:uiPriority="30" w:unhideWhenUsed="0" w:qFormat="1"/>
-    <w:lsdException w:name="Medium List 2 Accent 1" w:semiHidden="0" w:uiPriority="66" w:unhideWhenUsed="0"/>
-    <w:lsdException w:name="Medium Grid 1 Accent 1" w:semiHidden="0" w:uiPriority="67" w:unhideWhenUsed="0"/>
-    <w:lsdException w:name="Medium Grid 2 Accent 1" w:semiHidden="0" w:uiPriority="68" w:unhideWhenUsed="0"/>
-    <w:lsdException w:name="Medium Grid 3 Accent 1" w:semiHidden="0" w:uiPriority="69" w:unhideWhenUsed="0"/>
-    <w:lsdException w:name="Dark List Accent 1" w:semiHidden="0" w:uiPriority="70" w:unhideWhenUsed="0"/>
-    <w:lsdException w:name="Colorful Shading Accent 1" w:semiHidden="0" w:uiPriority="71" w:unhideWhenUsed="0"/>
-    <w:lsdException w:name="Colorful List Accent 1" w:semiHidden="0" w:uiPriority="72" w:unhideWhenUsed="0"/>
-    <w:lsdException w:name="Colorful Grid Accent 1" w:semiHidden="0" w:uiPriority="73" w:unhideWhenUsed="0"/>
-    <w:lsdException w:name="Light Shading Accent 2" w:semiHidden="0" w:uiPriority="60" w:unhideWhenUsed="0"/>
-    <w:lsdException w:name="Light List Accent 2" w:semiHidden="0" w:uiPriority="61" w:unhideWhenUsed="0"/>
-    <w:lsdException w:name="Light Grid Accent 2" w:semiHidden="0" w:uiPriority="62" w:unhideWhenUsed="0"/>
-    <w:lsdException w:name="Medium Shading 1 Accent 2" w:semiHidden="0" w:uiPriority="63" w:unhideWhenUsed="0"/>
-    <w:lsdException w:name="Medium Shading 2 Accent 2" w:semiHidden="0" w:uiPriority="64" w:unhideWhenUsed="0"/>
-    <w:lsdException w:name="Medium List 1 Accent 2" w:semiHidden="0" w:uiPriority="65" w:unhideWhenUsed="0"/>
-    <w:lsdException w:name="Medium List 2 Accent 2" w:semiHidden="0" w:uiPriority="66" w:unhideWhenUsed="0"/>
-    <w:lsdException w:name="Medium Grid 1 Accent 2" w:semiHidden="0" w:uiPriority="67" w:unhideWhenUsed="0"/>
-    <w:lsdException w:name="Medium Grid 2 Accent 2" w:semiHidden="0" w:uiPriority="68" w:unhideWhenUsed="0"/>
-    <w:lsdException w:name="Medium Grid 3 Accent 2" w:semiHidden="0" w:uiPriority="69" w:unhideWhenUsed="0"/>
-    <w:lsdException w:name="Dark List Accent 2" w:semiHidden="0" w:uiPriority="70" w:unhideWhenUsed="0"/>
-    <w:lsdException w:name="Colorful Shading Accent 2" w:semiHidden="0" w:uiPriority="71" w:unhideWhenUsed="0"/>
-    <w:lsdException w:name="Colorful List Accent 2" w:semiHidden="0" w:uiPriority="72" w:unhideWhenUsed="0"/>
-    <w:lsdException w:name="Colorful Grid Accent 2" w:semiHidden="0" w:uiPriority="73" w:unhideWhenUsed="0"/>
-    <w:lsdException w:name="Light Shading Accent 3" w:semiHidden="0" w:uiPriority="60" w:unhideWhenUsed="0"/>
-    <w:lsdException w:name="Light List Accent 3" w:semiHidden="0" w:uiPriority="61" w:unhideWhenUsed="0"/>
-    <w:lsdException w:name="Light Grid Accent 3" w:semiHidden="0" w:uiPriority="62" w:unhideWhenUsed="0"/>
-    <w:lsdException w:name="Medium Shading 1 Accent 3" w:semiHidden="0" w:uiPriority="63" w:unhideWhenUsed="0"/>
-    <w:lsdException w:name="Medium Shading 2 Accent 3" w:semiHidden="0" w:uiPriority="64" w:unhideWhenUsed="0"/>
-    <w:lsdException w:name="Medium List 1 Accent 3" w:semiHidden="0" w:uiPriority="65" w:unhideWhenUsed="0"/>
-    <w:lsdException w:name="Medium List 2 Accent 3" w:semiHidden="0" w:uiPriority="66" w:unhideWhenUsed="0"/>
-    <w:lsdException w:name="Medium Grid 1 Accent 3" w:semiHidden="0" w:uiPriority="67" w:unhideWhenUsed="0"/>
-    <w:lsdException w:name="Medium Grid 2 Accent 3" w:semiHidden="0" w:uiPriority="68" w:unhideWhenUsed="0"/>
-    <w:lsdException w:name="Medium Grid 3 Accent 3" w:semiHidden="0" w:uiPriority="69" w:unhideWhenUsed="0"/>
-    <w:lsdException w:name="Dark List Accent 3" w:semiHidden="0" w:uiPriority="70" w:unhideWhenUsed="0"/>
-    <w:lsdException w:name="Colorful Shading Accent 3" w:semiHidden="0" w:uiPriority="71" w:unhideWhenUsed="0"/>
-    <w:lsdException w:name="Colorful List Accent 3" w:semiHidden="0" w:uiPriority="72" w:unhideWhenUsed="0"/>
-    <w:lsdException w:name="Colorful Grid Accent 3" w:semiHidden="0" w:uiPriority="73" w:unhideWhenUsed="0"/>
-    <w:lsdException w:name="Light Shading Accent 4" w:semiHidden="0" w:uiPriority="60" w:unhideWhenUsed="0"/>
-    <w:lsdException w:name="Light List Accent 4" w:semiHidden="0" w:uiPriority="61" w:unhideWhenUsed="0"/>
-    <w:lsdException w:name="Light Grid Accent 4" w:semiHidden="0" w:uiPriority="62" w:unhideWhenUsed="0"/>
-    <w:lsdException w:name="Medium Shading 1 Accent 4" w:semiHidden="0" w:uiPriority="63" w:unhideWhenUsed="0"/>
-    <w:lsdException w:name="Medium Shading 2 Accent 4" w:semiHidden="0" w:uiPriority="64" w:unhideWhenUsed="0"/>
-    <w:lsdException w:name="Medium List 1 Accent 4" w:semiHidden="0" w:uiPriority="65" w:unhideWhenUsed="0"/>
-    <w:lsdException w:name="Medium List 2 Accent 4" w:semiHidden="0" w:uiPriority="66" w:unhideWhenUsed="0"/>
-    <w:lsdException w:name="Medium Grid 1 Accent 4" w:semiHidden="0" w:uiPriority="67" w:unhideWhenUsed="0"/>
-    <w:lsdException w:name="Medium Grid 2 Accent 4" w:semiHidden="0" w:uiPriority="68" w:unhideWhenUsed="0"/>
-    <w:lsdException w:name="Medium Grid 3 Accent 4" w:semiHidden="0" w:uiPriority="69" w:unhideWhenUsed="0"/>
-    <w:lsdException w:name="Dark List Accent 4" w:semiHidden="0" w:uiPriority="70" w:unhideWhenUsed="0"/>
-    <w:lsdException w:name="Colorful Shading Accent 4" w:semiHidden="0" w:uiPriority="71" w:unhideWhenUsed="0"/>
-    <w:lsdException w:name="Colorful List Accent 4" w:semiHidden="0" w:uiPriority="72" w:unhideWhenUsed="0"/>
-    <w:lsdException w:name="Colorful Grid Accent 4" w:semiHidden="0" w:uiPriority="73" w:unhideWhenUsed="0"/>
-    <w:lsdException w:name="Light Shading Accent 5" w:semiHidden="0" w:uiPriority="60" w:unhideWhenUsed="0"/>
-    <w:lsdException w:name="Light List Accent 5" w:semiHidden="0" w:uiPriority="61" w:unhideWhenUsed="0"/>
-    <w:lsdException w:name="Light Grid Accent 5" w:semiHidden="0" w:uiPriority="62" w:unhideWhenUsed="0"/>
-    <w:lsdException w:name="Medium Shading 1 Accent 5" w:semiHidden="0" w:uiPriority="63" w:unhideWhenUsed="0"/>
-    <w:lsdException w:name="Medium Shading 2 Accent 5" w:semiHidden="0" w:uiPriority="64" w:unhideWhenUsed="0"/>
-    <w:lsdException w:name="Medium List 1 Accent 5" w:semiHidden="0" w:uiPriority="65" w:unhideWhenUsed="0"/>
-    <w:lsdException w:name="Medium List 2 Accent 5" w:semiHidden="0" w:uiPriority="66" w:unhideWhenUsed="0"/>
-    <w:lsdException w:name="Medium Grid 1 Accent 5" w:semiHidden="0" w:uiPriority="67" w:unhideWhenUsed="0"/>
-    <w:lsdException w:name="Medium Grid 2 Accent 5" w:semiHidden="0" w:uiPriority="68" w:unhideWhenUsed="0"/>
-    <w:lsdException w:name="Medium Grid 3 Accent 5" w:semiHidden="0" w:uiPriority="69" w:unhideWhenUsed="0"/>
-    <w:lsdException w:name="Dark List Accent 5" w:semiHidden="0" w:uiPriority="70" w:unhideWhenUsed="0"/>
-    <w:lsdException w:name="Colorful Shading Accent 5" w:semiHidden="0" w:uiPriority="71" w:unhideWhenUsed="0"/>
-    <w:lsdException w:name="Colorful List Accent 5" w:semiHidden="0" w:uiPriority="72" w:unhideWhenUsed="0"/>
-    <w:lsdException w:name="Colorful Grid Accent 5" w:semiHidden="0" w:uiPriority="73" w:unhideWhenUsed="0"/>
-    <w:lsdException w:name="Light Shading Accent 6" w:semiHidden="0" w:uiPriority="60" w:unhideWhenUsed="0"/>
-    <w:lsdException w:name="Light List Accent 6" w:semiHidden="0" w:uiPriority="61" w:unhideWhenUsed="0"/>
-    <w:lsdException w:name="Light Grid Accent 6" w:semiHidden="0" w:uiPriority="62" w:unhideWhenUsed="0"/>
-    <w:lsdException w:name="Medium Shading 1 Accent 6" w:semiHidden="0" w:uiPriority="63" w:unhideWhenUsed="0"/>
-    <w:lsdException w:name="Medium Shading 2 Accent 6" w:semiHidden="0" w:uiPriority="64" w:unhideWhenUsed="0"/>
-    <w:lsdException w:name="Medium List 1 Accent 6" w:semiHidden="0" w:uiPriority="65" w:unhideWhenUsed="0"/>
-    <w:lsdException w:name="Medium List 2 Accent 6" w:semiHidden="0" w:uiPriority="66" w:unhideWhenUsed="0"/>
-    <w:lsdException w:name="Medium Grid 1 Accent 6" w:semiHidden="0" w:uiPriority="67" w:unhideWhenUsed="0"/>
-    <w:lsdException w:name="Medium Grid 2 Accent 6" w:semiHidden="0" w:uiPriority="68" w:unhideWhenUsed="0"/>
-    <w:lsdException w:name="Medium Grid 3 Accent 6" w:semiHidden="0" w:uiPriority="69" w:unhideWhenUsed="0"/>
-    <w:lsdException w:name="Dark List Accent 6" w:semiHidden="0" w:uiPriority="70" w:unhideWhenUsed="0"/>
-    <w:lsdException w:name="Colorful Shading Accent 6" w:semiHidden="0" w:uiPriority="71" w:unhideWhenUsed="0"/>
-    <w:lsdException w:name="Colorful List Accent 6" w:semiHidden="0" w:uiPriority="72" w:unhideWhenUsed="0"/>
-    <w:lsdException w:name="Colorful Grid Accent 6" w:semiHidden="0" w:uiPriority="73" w:unhideWhenUsed="0"/>
-    <w:lsdException w:name="Subtle Emphasis" w:semiHidden="0" w:uiPriority="19" w:unhideWhenUsed="0" w:qFormat="1"/>
-    <w:lsdException w:name="Intense Emphasis" w:semiHidden="0" w:uiPriority="21" w:unhideWhenUsed="0" w:qFormat="1"/>
-    <w:lsdException w:name="Subtle Reference" w:semiHidden="0" w:uiPriority="31" w:unhideWhenUsed="0" w:qFormat="1"/>
-    <w:lsdException w:name="Intense Reference" w:semiHidden="0" w:uiPriority="32" w:unhideWhenUsed="0" w:qFormat="1"/>
-    <w:lsdException w:name="Book Title" w:semiHidden="0" w:uiPriority="33" w:unhideWhenUsed="0" w:qFormat="1"/>
-    <w:lsdException w:name="Bibliography" w:uiPriority="37"/>
-    <w:lsdException w:name="TOC Heading" w:uiPriority="39" w:qFormat="1"/>
+  <w:latentStyles w:defLockedState="0" w:defUIPriority="99" w:defSemiHidden="0" w:defUnhideWhenUsed="0" w:defQFormat="0" w:count="371">
+    <w:lsdException w:name="Normal" w:uiPriority="0" w:qFormat="1"/>
+    <w:lsdException w:name="heading 1" w:uiPriority="9" w:qFormat="1"/>
+    <w:lsdException w:name="heading 2" w:semiHidden="1" w:uiPriority="9" w:unhideWhenUsed="1" w:qFormat="1"/>
+    <w:lsdException w:name="heading 3" w:semiHidden="1" w:uiPriority="9" w:unhideWhenUsed="1" w:qFormat="1"/>
+    <w:lsdException w:name="heading 4" w:semiHidden="1" w:uiPriority="9" w:unhideWhenUsed="1" w:qFormat="1"/>
+    <w:lsdException w:name="heading 5" w:semiHidden="1" w:uiPriority="9" w:unhideWhenUsed="1" w:qFormat="1"/>
+    <w:lsdException w:name="heading 6" w:semiHidden="1" w:uiPriority="9" w:unhideWhenUsed="1" w:qFormat="1"/>
+    <w:lsdException w:name="heading 7" w:semiHidden="1" w:uiPriority="9" w:unhideWhenUsed="1" w:qFormat="1"/>
+    <w:lsdException w:name="heading 8" w:semiHidden="1" w:uiPriority="9" w:unhideWhenUsed="1" w:qFormat="1"/>
+    <w:lsdException w:name="heading 9" w:semiHidden="1" w:uiPriority="9" w:unhideWhenUsed="1" w:qFormat="1"/>
+    <w:lsdException w:name="index 1" w:semiHidden="1" w:unhideWhenUsed="1"/>
+    <w:lsdException w:name="index 2" w:semiHidden="1" w:unhideWhenUsed="1"/>
+    <w:lsdException w:name="index 3" w:semiHidden="1" w:unhideWhenUsed="1"/>
+    <w:lsdException w:name="index 4" w:semiHidden="1" w:unhideWhenUsed="1"/>
+    <w:lsdException w:name="index 5" w:semiHidden="1" w:unhideWhenUsed="1"/>
+    <w:lsdException w:name="index 6" w:semiHidden="1" w:unhideWhenUsed="1"/>
+    <w:lsdException w:name="index 7" w:semiHidden="1" w:unhideWhenUsed="1"/>
+    <w:lsdException w:name="index 8" w:semiHidden="1" w:unhideWhenUsed="1"/>
+    <w:lsdException w:name="index 9" w:semiHidden="1" w:unhideWhenUsed="1"/>
+    <w:lsdException w:name="toc 1" w:semiHidden="1" w:uiPriority="39" w:unhideWhenUsed="1"/>
+    <w:lsdException w:name="toc 2" w:semiHidden="1" w:uiPriority="39" w:unhideWhenUsed="1"/>
+    <w:lsdException w:name="toc 3" w:semiHidden="1" w:uiPriority="39" w:unhideWhenUsed="1"/>
+    <w:lsdException w:name="toc 4" w:semiHidden="1" w:uiPriority="39" w:unhideWhenUsed="1"/>
+    <w:lsdException w:name="toc 5" w:semiHidden="1" w:uiPriority="39" w:unhideWhenUsed="1"/>
+    <w:lsdException w:name="toc 6" w:semiHidden="1" w:uiPriority="39" w:unhideWhenUsed="1"/>
+    <w:lsdException w:name="toc 7" w:semiHidden="1" w:uiPriority="39" w:unhideWhenUsed="1"/>
+    <w:lsdException w:name="toc 8" w:semiHidden="1" w:uiPriority="39" w:unhideWhenUsed="1"/>
+    <w:lsdException w:name="toc 9" w:semiHidden="1" w:uiPriority="39" w:unhideWhenUsed="1"/>
+    <w:lsdException w:name="Normal Indent" w:semiHidden="1" w:unhideWhenUsed="1"/>
+    <w:lsdException w:name="footnote text" w:semiHidden="1" w:unhideWhenUsed="1"/>
+    <w:lsdException w:name="annotation text" w:semiHidden="1" w:unhideWhenUsed="1"/>
+    <w:lsdException w:name="header" w:semiHidden="1" w:unhideWhenUsed="1"/>
+    <w:lsdException w:name="footer" w:semiHidden="1" w:unhideWhenUsed="1"/>
+    <w:lsdException w:name="index heading" w:semiHidden="1" w:unhideWhenUsed="1"/>
+    <w:lsdException w:name="caption" w:semiHidden="1" w:uiPriority="35" w:unhideWhenUsed="1" w:qFormat="1"/>
+    <w:lsdException w:name="table of figures" w:semiHidden="1" w:unhideWhenUsed="1"/>
+    <w:lsdException w:name="envelope address" w:semiHidden="1" w:unhideWhenUsed="1"/>
+    <w:lsdException w:name="envelope return" w:semiHidden="1" w:unhideWhenUsed="1"/>
+    <w:lsdException w:name="footnote reference" w:semiHidden="1" w:unhideWhenUsed="1"/>
+    <w:lsdException w:name="annotation reference" w:semiHidden="1" w:unhideWhenUsed="1"/>
+    <w:lsdException w:name="line number" w:semiHidden="1" w:unhideWhenUsed="1"/>
+    <w:lsdException w:name="page number" w:semiHidden="1" w:unhideWhenUsed="1"/>
+    <w:lsdException w:name="endnote reference" w:semiHidden="1" w:unhideWhenUsed="1"/>
+    <w:lsdException w:name="endnote text" w:semiHidden="1" w:unhideWhenUsed="1"/>
+    <w:lsdException w:name="table of authorities" w:semiHidden="1" w:unhideWhenUsed="1"/>
+    <w:lsdException w:name="macro" w:semiHidden="1" w:unhideWhenUsed="1"/>
+    <w:lsdException w:name="toa heading" w:semiHidden="1" w:unhideWhenUsed="1"/>
+    <w:lsdException w:name="List" w:semiHidden="1" w:unhideWhenUsed="1"/>
+    <w:lsdException w:name="List Bullet" w:semiHidden="1" w:unhideWhenUsed="1"/>
+    <w:lsdException w:name="List Number" w:semiHidden="1" w:unhideWhenUsed="1"/>
+    <w:lsdException w:name="List 2" w:semiHidden="1" w:unhideWhenUsed="1"/>
+    <w:lsdException w:name="List 3" w:semiHidden="1" w:unhideWhenUsed="1"/>
+    <w:lsdException w:name="List 4" w:semiHidden="1" w:unhideWhenUsed="1"/>
+    <w:lsdException w:name="List 5" w:semiHidden="1" w:unhideWhenUsed="1"/>
+    <w:lsdException w:name="List Bullet 2" w:semiHidden="1" w:unhideWhenUsed="1"/>
+    <w:lsdException w:name="List Bullet 3" w:semiHidden="1" w:unhideWhenUsed="1"/>
+    <w:lsdException w:name="List Bullet 4" w:semiHidden="1" w:unhideWhenUsed="1"/>
+    <w:lsdException w:name="List Bullet 5" w:semiHidden="1" w:unhideWhenUsed="1"/>
+    <w:lsdException w:name="List Number 2" w:semiHidden="1" w:unhideWhenUsed="1"/>
+    <w:lsdException w:name="List Number 3" w:semiHidden="1" w:unhideWhenUsed="1"/>
+    <w:lsdException w:name="List Number 4" w:semiHidden="1" w:unhideWhenUsed="1"/>
+    <w:lsdException w:name="List Number 5" w:semiHidden="1" w:unhideWhenUsed="1"/>
+    <w:lsdException w:name="Title" w:uiPriority="10" w:qFormat="1"/>
+    <w:lsdException w:name="Closing" w:semiHidden="1" w:unhideWhenUsed="1"/>
+    <w:lsdException w:name="Signature" w:semiHidden="1" w:unhideWhenUsed="1"/>
+    <w:lsdException w:name="Default Paragraph Font" w:semiHidden="1" w:uiPriority="1" w:unhideWhenUsed="1"/>
+    <w:lsdException w:name="Body Text" w:semiHidden="1" w:unhideWhenUsed="1"/>
+    <w:lsdException w:name="Body Text Indent" w:semiHidden="1" w:unhideWhenUsed="1"/>
+    <w:lsdException w:name="List Continue" w:semiHidden="1" w:unhideWhenUsed="1"/>
+    <w:lsdException w:name="List Continue 2" w:semiHidden="1" w:unhideWhenUsed="1"/>
+    <w:lsdException w:name="List Continue 3" w:semiHidden="1" w:unhideWhenUsed="1"/>
+    <w:lsdException w:name="List Continue 4" w:semiHidden="1" w:unhideWhenUsed="1"/>
+    <w:lsdException w:name="List Continue 5" w:semiHidden="1" w:unhideWhenUsed="1"/>
+    <w:lsdException w:name="Message Header" w:semiHidden="1" w:unhideWhenUsed="1"/>
+    <w:lsdException w:name="Subtitle" w:uiPriority="11" w:qFormat="1"/>
+    <w:lsdException w:name="Salutation" w:semiHidden="1" w:unhideWhenUsed="1"/>
+    <w:lsdException w:name="Date" w:semiHidden="1" w:unhideWhenUsed="1"/>
+    <w:lsdException w:name="Body Text First Indent" w:semiHidden="1" w:unhideWhenUsed="1"/>
+    <w:lsdException w:name="Body Text First Indent 2" w:semiHidden="1" w:unhideWhenUsed="1"/>
+    <w:lsdException w:name="Note Heading" w:semiHidden="1" w:unhideWhenUsed="1"/>
+    <w:lsdException w:name="Body Text 2" w:semiHidden="1" w:unhideWhenUsed="1"/>
+    <w:lsdException w:name="Body Text 3" w:semiHidden="1" w:unhideWhenUsed="1"/>
+    <w:lsdException w:name="Body Text Indent 2" w:semiHidden="1" w:unhideWhenUsed="1"/>
+    <w:lsdException w:name="Body Text Indent 3" w:semiHidden="1" w:unhideWhenUsed="1"/>
+    <w:lsdException w:name="Block Text" w:semiHidden="1" w:unhideWhenUsed="1"/>
+    <w:lsdException w:name="Hyperlink" w:semiHidden="1" w:unhideWhenUsed="1"/>
+    <w:lsdException w:name="FollowedHyperlink" w:semiHidden="1" w:unhideWhenUsed="1"/>
+    <w:lsdException w:name="Strong" w:uiPriority="22" w:qFormat="1"/>
+    <w:lsdException w:name="Emphasis" w:uiPriority="20" w:qFormat="1"/>
+    <w:lsdException w:name="Document Map" w:semiHidden="1" w:unhideWhenUsed="1"/>
+    <w:lsdException w:name="Plain Text" w:semiHidden="1" w:unhideWhenUsed="1"/>
+    <w:lsdException w:name="E-mail Signature" w:semiHidden="1" w:unhideWhenUsed="1"/>
+    <w:lsdException w:name="HTML Top of Form" w:semiHidden="1" w:unhideWhenUsed="1"/>
+    <w:lsdException w:name="HTML Bottom of Form" w:semiHidden="1" w:unhideWhenUsed="1"/>
+    <w:lsdException w:name="Normal (Web)" w:semiHidden="1" w:unhideWhenUsed="1"/>
+    <w:lsdException w:name="HTML Acronym" w:semiHidden="1" w:unhideWhenUsed="1"/>
+    <w:lsdException w:name="HTML Address" w:semiHidden="1" w:unhideWhenUsed="1"/>
+    <w:lsdException w:name="HTML Cite" w:semiHidden="1" w:unhideWhenUsed="1"/>
+    <w:lsdException w:name="HTML Code" w:semiHidden="1" w:unhideWhenUsed="1"/>
+    <w:lsdException w:name="HTML Definition" w:semiHidden="1" w:unhideWhenUsed="1"/>
+    <w:lsdException w:name="HTML Keyboard" w:semiHidden="1" w:unhideWhenUsed="1"/>
+    <w:lsdException w:name="HTML Preformatted" w:semiHidden="1" w:unhideWhenUsed="1"/>
+    <w:lsdException w:name="HTML Sample" w:semiHidden="1" w:unhideWhenUsed="1"/>
+    <w:lsdException w:name="HTML Typewriter" w:semiHidden="1" w:unhideWhenUsed="1"/>
+    <w:lsdException w:name="HTML Variable" w:semiHidden="1" w:unhideWhenUsed="1"/>
+    <w:lsdException w:name="Normal Table" w:semiHidden="1" w:unhideWhenUsed="1"/>
+    <w:lsdException w:name="annotation subject" w:semiHidden="1" w:unhideWhenUsed="1"/>
+    <w:lsdException w:name="No List" w:semiHidden="1" w:unhideWhenUsed="1"/>
+    <w:lsdException w:name="Outline List 1" w:semiHidden="1" w:unhideWhenUsed="1"/>
+    <w:lsdException w:name="Outline List 2" w:semiHidden="1" w:unhideWhenUsed="1"/>
+    <w:lsdException w:name="Outline List 3" w:semiHidden="1" w:unhideWhenUsed="1"/>
+    <w:lsdException w:name="Table Simple 1" w:semiHidden="1" w:unhideWhenUsed="1"/>
+    <w:lsdException w:name="Table Simple 2" w:semiHidden="1" w:unhideWhenUsed="1"/>
+    <w:lsdException w:name="Table Simple 3" w:semiHidden="1" w:unhideWhenUsed="1"/>
+    <w:lsdException w:name="Table Classic 1" w:semiHidden="1" w:unhideWhenUsed="1"/>
+    <w:lsdException w:name="Table Classic 2" w:semiHidden="1" w:unhideWhenUsed="1"/>
+    <w:lsdException w:name="Table Classic 3" w:semiHidden="1" w:unhideWhenUsed="1"/>
+    <w:lsdException w:name="Table Classic 4" w:semiHidden="1" w:unhideWhenUsed="1"/>
+    <w:lsdException w:name="Table Colorful 1" w:semiHidden="1" w:unhideWhenUsed="1"/>
+    <w:lsdException w:name="Table Colorful 2" w:semiHidden="1" w:unhideWhenUsed="1"/>
+    <w:lsdException w:name="Table Colorful 3" w:semiHidden="1" w:unhideWhenUsed="1"/>
+    <w:lsdException w:name="Table Columns 1" w:semiHidden="1" w:unhideWhenUsed="1"/>
+    <w:lsdException w:name="Table Columns 2" w:semiHidden="1" w:unhideWhenUsed="1"/>
+    <w:lsdException w:name="Table Columns 3" w:semiHidden="1" w:unhideWhenUsed="1"/>
+    <w:lsdException w:name="Table Columns 4" w:semiHidden="1" w:unhideWhenUsed="1"/>
+    <w:lsdException w:name="Table Columns 5" w:semiHidden="1" w:unhideWhenUsed="1"/>
+    <w:lsdException w:name="Table Grid 1" w:semiHidden="1" w:unhideWhenUsed="1"/>
+    <w:lsdException w:name="Table Grid 2" w:semiHidden="1" w:unhideWhenUsed="1"/>
+    <w:lsdException w:name="Table Grid 3" w:semiHidden="1" w:unhideWhenUsed="1"/>
+    <w:lsdException w:name="Table Grid 4" w:semiHidden="1" w:unhideWhenUsed="1"/>
+    <w:lsdException w:name="Table Grid 5" w:semiHidden="1" w:unhideWhenUsed="1"/>
+    <w:lsdException w:name="Table Grid 6" w:semiHidden="1" w:unhideWhenUsed="1"/>
+    <w:lsdException w:name="Table Grid 7" w:semiHidden="1" w:unhideWhenUsed="1"/>
+    <w:lsdException w:name="Table Grid 8" w:semiHidden="1" w:unhideWhenUsed="1"/>
+    <w:lsdException w:name="Table List 1" w:semiHidden="1" w:unhideWhenUsed="1"/>
+    <w:lsdException w:name="Table List 2" w:semiHidden="1" w:unhideWhenUsed="1"/>
+    <w:lsdException w:name="Table List 3" w:semiHidden="1" w:unhideWhenUsed="1"/>
+    <w:lsdException w:name="Table List 4" w:semiHidden="1" w:unhideWhenUsed="1"/>
+    <w:lsdException w:name="Table List 5" w:semiHidden="1" w:unhideWhenUsed="1"/>
+    <w:lsdException w:name="Table List 6" w:semiHidden="1" w:unhideWhenUsed="1"/>
+    <w:lsdException w:name="Table List 7" w:semiHidden="1" w:unhideWhenUsed="1"/>
+    <w:lsdException w:name="Table List 8" w:semiHidden="1" w:unhideWhenUsed="1"/>
+    <w:lsdException w:name="Table 3D effects 1" w:semiHidden="1" w:unhideWhenUsed="1"/>
+    <w:lsdException w:name="Table 3D effects 2" w:semiHidden="1" w:unhideWhenUsed="1"/>
+    <w:lsdException w:name="Table 3D effects 3" w:semiHidden="1" w:unhideWhenUsed="1"/>
+    <w:lsdException w:name="Table Contemporary" w:semiHidden="1" w:unhideWhenUsed="1"/>
+    <w:lsdException w:name="Table Elegant" w:semiHidden="1" w:unhideWhenUsed="1"/>
+    <w:lsdException w:name="Table Professional" w:semiHidden="1" w:unhideWhenUsed="1"/>
+    <w:lsdException w:name="Table Subtle 1" w:semiHidden="1" w:unhideWhenUsed="1"/>
+    <w:lsdException w:name="Table Subtle 2" w:semiHidden="1" w:unhideWhenUsed="1"/>
+    <w:lsdException w:name="Table Web 1" w:semiHidden="1" w:unhideWhenUsed="1"/>
+    <w:lsdException w:name="Table Web 2" w:semiHidden="1" w:unhideWhenUsed="1"/>
+    <w:lsdException w:name="Table Web 3" w:semiHidden="1" w:unhideWhenUsed="1"/>
+    <w:lsdException w:name="Balloon Text" w:semiHidden="1" w:unhideWhenUsed="1"/>
+    <w:lsdException w:name="Table Grid" w:uiPriority="39"/>
+    <w:lsdException w:name="Table Theme" w:semiHidden="1" w:unhideWhenUsed="1"/>
+    <w:lsdException w:name="Placeholder Text" w:semiHidden="1"/>
+    <w:lsdException w:name="No Spacing" w:uiPriority="1" w:qFormat="1"/>
+    <w:lsdException w:name="Light Shading" w:uiPriority="60"/>
+    <w:lsdException w:name="Light List" w:uiPriority="61"/>
+    <w:lsdException w:name="Light Grid" w:uiPriority="62"/>
+    <w:lsdException w:name="Medium Shading 1" w:uiPriority="63"/>
+    <w:lsdException w:name="Medium Shading 2" w:uiPriority="64"/>
+    <w:lsdException w:name="Medium List 1" w:uiPriority="65"/>
+    <w:lsdException w:name="Medium List 2" w:uiPriority="66"/>
+    <w:lsdException w:name="Medium Grid 1" w:uiPriority="67"/>
+    <w:lsdException w:name="Medium Grid 2" w:uiPriority="68"/>
+    <w:lsdException w:name="Medium Grid 3" w:uiPriority="69"/>
+    <w:lsdException w:name="Dark List" w:uiPriority="70"/>
+    <w:lsdException w:name="Colorful Shading" w:uiPriority="71"/>
+    <w:lsdException w:name="Colorful List" w:uiPriority="72"/>
+    <w:lsdException w:name="Colorful Grid" w:uiPriority="73"/>
+    <w:lsdException w:name="Light Shading Accent 1" w:uiPriority="60"/>
+    <w:lsdException w:name="Light List Accent 1" w:uiPriority="61"/>
+    <w:lsdException w:name="Light Grid Accent 1" w:uiPriority="62"/>
+    <w:lsdException w:name="Medium Shading 1 Accent 1" w:uiPriority="63"/>
+    <w:lsdException w:name="Medium Shading 2 Accent 1" w:uiPriority="64"/>
+    <w:lsdException w:name="Medium List 1 Accent 1" w:uiPriority="65"/>
+    <w:lsdException w:name="Revision" w:semiHidden="1"/>
+    <w:lsdException w:name="List Paragraph" w:uiPriority="34" w:qFormat="1"/>
+    <w:lsdException w:name="Quote" w:uiPriority="29" w:qFormat="1"/>
+    <w:lsdException w:name="Intense Quote" w:uiPriority="30" w:qFormat="1"/>
+    <w:lsdException w:name="Medium List 2 Accent 1" w:uiPriority="66"/>
+    <w:lsdException w:name="Medium Grid 1 Accent 1" w:uiPriority="67"/>
+    <w:lsdException w:name="Medium Grid 2 Accent 1" w:uiPriority="68"/>
+    <w:lsdException w:name="Medium Grid 3 Accent 1" w:uiPriority="69"/>
+    <w:lsdException w:name="Dark List Accent 1" w:uiPriority="70"/>
+    <w:lsdException w:name="Colorful Shading Accent 1" w:uiPriority="71"/>
+    <w:lsdException w:name="Colorful List Accent 1" w:uiPriority="72"/>
+    <w:lsdException w:name="Colorful Grid Accent 1" w:uiPriority="73"/>
+    <w:lsdException w:name="Light Shading Accent 2" w:uiPriority="60"/>
+    <w:lsdException w:name="Light List Accent 2" w:uiPriority="61"/>
+    <w:lsdException w:name="Light Grid Accent 2" w:uiPriority="62"/>
+    <w:lsdException w:name="Medium Shading 1 Accent 2" w:uiPriority="63"/>
+    <w:lsdException w:name="Medium Shading 2 Accent 2" w:uiPriority="64"/>
+    <w:lsdException w:name="Medium List 1 Accent 2" w:uiPriority="65"/>
+    <w:lsdException w:name="Medium List 2 Accent 2" w:uiPriority="66"/>
+    <w:lsdException w:name="Medium Grid 1 Accent 2" w:uiPriority="67"/>
+    <w:lsdException w:name="Medium Grid 2 Accent 2" w:uiPriority="68"/>
+    <w:lsdException w:name="Medium Grid 3 Accent 2" w:uiPriority="69"/>
+    <w:lsdException w:name="Dark List Accent 2" w:uiPriority="70"/>
+    <w:lsdException w:name="Colorful Shading Accent 2" w:uiPriority="71"/>
+    <w:lsdException w:name="Colorful List Accent 2" w:uiPriority="72"/>
+    <w:lsdException w:name="Colorful Grid Accent 2" w:uiPriority="73"/>
+    <w:lsdException w:name="Light Shading Accent 3" w:uiPriority="60"/>
+    <w:lsdException w:name="Light List Accent 3" w:uiPriority="61"/>
+    <w:lsdException w:name="Light Grid Accent 3" w:uiPriority="62"/>
+    <w:lsdException w:name="Medium Shading 1 Accent 3" w:uiPriority="63"/>
+    <w:lsdException w:name="Medium Shading 2 Accent 3" w:uiPriority="64"/>
+    <w:lsdException w:name="Medium List 1 Accent 3" w:uiPriority="65"/>
+    <w:lsdException w:name="Medium List 2 Accent 3" w:uiPriority="66"/>
+    <w:lsdException w:name="Medium Grid 1 Accent 3" w:uiPriority="67"/>
+    <w:lsdException w:name="Medium Grid 2 Accent 3" w:uiPriority="68"/>
+    <w:lsdException w:name="Medium Grid 3 Accent 3" w:uiPriority="69"/>
+    <w:lsdException w:name="Dark List Accent 3" w:uiPriority="70"/>
+    <w:lsdException w:name="Colorful Shading Accent 3" w:uiPriority="71"/>
+    <w:lsdException w:name="Colorful List Accent 3" w:uiPriority="72"/>
+    <w:lsdException w:name="Colorful Grid Accent 3" w:uiPriority="73"/>
+    <w:lsdException w:name="Light Shading Accent 4" w:uiPriority="60"/>
+    <w:lsdException w:name="Light List Accent 4" w:uiPriority="61"/>
+    <w:lsdException w:name="Light Grid Accent 4" w:uiPriority="62"/>
+    <w:lsdException w:name="Medium Shading 1 Accent 4" w:uiPriority="63"/>
+    <w:lsdException w:name="Medium Shading 2 Accent 4" w:uiPriority="64"/>
+    <w:lsdException w:name="Medium List 1 Accent 4" w:uiPriority="65"/>
+    <w:lsdException w:name="Medium List 2 Accent 4" w:uiPriority="66"/>
+    <w:lsdException w:name="Medium Grid 1 Accent 4" w:uiPriority="67"/>
+    <w:lsdException w:name="Medium Grid 2 Accent 4" w:uiPriority="68"/>
+    <w:lsdException w:name="Medium Grid 3 Accent 4" w:uiPriority="69"/>
+    <w:lsdException w:name="Dark List Accent 4" w:uiPriority="70"/>
+    <w:lsdException w:name="Colorful Shading Accent 4" w:uiPriority="71"/>
+    <w:lsdException w:name="Colorful List Accent 4" w:uiPriority="72"/>
+    <w:lsdException w:name="Colorful Grid Accent 4" w:uiPriority="73"/>
+    <w:lsdException w:name="Light Shading Accent 5" w:uiPriority="60"/>
+    <w:lsdException w:name="Light List Accent 5" w:uiPriority="61"/>
+    <w:lsdException w:name="Light Grid Accent 5" w:uiPriority="62"/>
+    <w:lsdException w:name="Medium Shading 1 Accent 5" w:uiPriority="63"/>
+    <w:lsdException w:name="Medium Shading 2 Accent 5" w:uiPriority="64"/>
+    <w:lsdException w:name="Medium List 1 Accent 5" w:uiPriority="65"/>
+    <w:lsdException w:name="Medium List 2 Accent 5" w:uiPriority="66"/>
+    <w:lsdException w:name="Medium Grid 1 Accent 5" w:uiPriority="67"/>
+    <w:lsdException w:name="Medium Grid 2 Accent 5" w:uiPriority="68"/>
+    <w:lsdException w:name="Medium Grid 3 Accent 5" w:uiPriority="69"/>
+    <w:lsdException w:name="Dark List Accent 5" w:uiPriority="70"/>
+    <w:lsdException w:name="Colorful Shading Accent 5" w:uiPriority="71"/>
+    <w:lsdException w:name="Colorful List Accent 5" w:uiPriority="72"/>
+    <w:lsdException w:name="Colorful Grid Accent 5" w:uiPriority="73"/>
+    <w:lsdException w:name="Light Shading Accent 6" w:uiPriority="60"/>
+    <w:lsdException w:name="Light List Accent 6" w:uiPriority="61"/>
+    <w:lsdException w:name="Light Grid Accent 6" w:uiPriority="62"/>
+    <w:lsdException w:name="Medium Shading 1 Accent 6" w:uiPriority="63"/>
+    <w:lsdException w:name="Medium Shading 2 Accent 6" w:uiPriority="64"/>
+    <w:lsdException w:name="Medium List 1 Accent 6" w:uiPriority="65"/>
+    <w:lsdException w:name="Medium List 2 Accent 6" w:uiPriority="66"/>
+    <w:lsdException w:name="Medium Grid 1 Accent 6" w:uiPriority="67"/>
+    <w:lsdException w:name="Medium Grid 2 Accent 6" w:uiPriority="68"/>
+    <w:lsdException w:name="Medium Grid 3 Accent 6" w:uiPriority="69"/>
+    <w:lsdException w:name="Dark List Accent 6" w:uiPriority="70"/>
+    <w:lsdException w:name="Colorful Shading Accent 6" w:uiPriority="71"/>
+    <w:lsdException w:name="Colorful List Accent 6" w:uiPriority="72"/>
+    <w:lsdException w:name="Colorful Grid Accent 6" w:uiPriority="73"/>
+    <w:lsdException w:name="Subtle Emphasis" w:uiPriority="19" w:qFormat="1"/>
+    <w:lsdException w:name="Intense Emphasis" w:uiPriority="21" w:qFormat="1"/>
+    <w:lsdException w:name="Subtle Reference" w:uiPriority="31" w:qFormat="1"/>
+    <w:lsdException w:name="Intense Reference" w:uiPriority="32" w:qFormat="1"/>
+    <w:lsdException w:name="Book Title" w:uiPriority="33" w:qFormat="1"/>
+    <w:lsdException w:name="Bibliography" w:semiHidden="1" w:uiPriority="37" w:unhideWhenUsed="1"/>
+    <w:lsdException w:name="TOC Heading" w:semiHidden="1" w:uiPriority="39" w:unhideWhenUsed="1" w:qFormat="1"/>
+    <w:lsdException w:name="Plain Table 1" w:uiPriority="41"/>
+    <w:lsdException w:name="Plain Table 2" w:uiPriority="42"/>
+    <w:lsdException w:name="Plain Table 3" w:uiPriority="43"/>
+    <w:lsdException w:name="Plain Table 4" w:uiPriority="44"/>
+    <w:lsdException w:name="Plain Table 5" w:uiPriority="45"/>
+    <w:lsdException w:name="Grid Table Light" w:uiPriority="40"/>
+    <w:lsdException w:name="Grid Table 1 Light" w:uiPriority="46"/>
+    <w:lsdException w:name="Grid Table 2" w:uiPriority="47"/>
+    <w:lsdException w:name="Grid Table 3" w:uiPriority="48"/>
+    <w:lsdException w:name="Grid Table 4" w:uiPriority="49"/>
+    <w:lsdException w:name="Grid Table 5 Dark" w:uiPriority="50"/>
+    <w:lsdException w:name="Grid Table 6 Colorful" w:uiPriority="51"/>
+    <w:lsdException w:name="Grid Table 7 Colorful" w:uiPriority="52"/>
+    <w:lsdException w:name="Grid Table 1 Light Accent 1" w:uiPriority="46"/>
+    <w:lsdException w:name="Grid Table 2 Accent 1" w:uiPriority="47"/>
+    <w:lsdException w:name="Grid Table 3 Accent 1" w:uiPriority="48"/>
+    <w:lsdException w:name="Grid Table 4 Accent 1" w:uiPriority="49"/>
+    <w:lsdException w:name="Grid Table 5 Dark Accent 1" w:uiPriority="50"/>
+    <w:lsdException w:name="Grid Table 6 Colorful Accent 1" w:uiPriority="51"/>
+    <w:lsdException w:name="Grid Table 7 Colorful Accent 1" w:uiPriority="52"/>
+    <w:lsdException w:name="Grid Table 1 Light Accent 2" w:uiPriority="46"/>
+    <w:lsdException w:name="Grid Table 2 Accent 2" w:uiPriority="47"/>
+    <w:lsdException w:name="Grid Table 3 Accent 2" w:uiPriority="48"/>
+    <w:lsdException w:name="Grid Table 4 Accent 2" w:uiPriority="49"/>
+    <w:lsdException w:name="Grid Table 5 Dark Accent 2" w:uiPriority="50"/>
+    <w:lsdException w:name="Grid Table 6 Colorful Accent 2" w:uiPriority="51"/>
+    <w:lsdException w:name="Grid Table 7 Colorful Accent 2" w:uiPriority="52"/>
+    <w:lsdException w:name="Grid Table 1 Light Accent 3" w:uiPriority="46"/>
+    <w:lsdException w:name="Grid Table 2 Accent 3" w:uiPriority="47"/>
+    <w:lsdException w:name="Grid Table 3 Accent 3" w:uiPriority="48"/>
+    <w:lsdException w:name="Grid Table 4 Accent 3" w:uiPriority="49"/>
+    <w:lsdException w:name="Grid Table 5 Dark Accent 3" w:uiPriority="50"/>
+    <w:lsdException w:name="Grid Table 6 Colorful Accent 3" w:uiPriority="51"/>
+    <w:lsdException w:name="Grid Table 7 Colorful Accent 3" w:uiPriority="52"/>
+    <w:lsdException w:name="Grid Table 1 Light Accent 4" w:uiPriority="46"/>
+    <w:lsdException w:name="Grid Table 2 Accent 4" w:uiPriority="47"/>
+    <w:lsdException w:name="Grid Table 3 Accent 4" w:uiPriority="48"/>
+    <w:lsdException w:name="Grid Table 4 Accent 4" w:uiPriority="49"/>
+    <w:lsdException w:name="Grid Table 5 Dark Accent 4" w:uiPriority="50"/>
+    <w:lsdException w:name="Grid Table 6 Colorful Accent 4" w:uiPriority="51"/>
+    <w:lsdException w:name="Grid Table 7 Colorful Accent 4" w:uiPriority="52"/>
+    <w:lsdException w:name="Grid Table 1 Light Accent 5" w:uiPriority="46"/>
+    <w:lsdException w:name="Grid Table 2 Accent 5" w:uiPriority="47"/>
+    <w:lsdException w:name="Grid Table 3 Accent 5" w:uiPriority="48"/>
+    <w:lsdException w:name="Grid Table 4 Accent 5" w:uiPriority="49"/>
+    <w:lsdException w:name="Grid Table 5 Dark Accent 5" w:uiPriority="50"/>
+    <w:lsdException w:name="Grid Table 6 Colorful Accent 5" w:uiPriority="51"/>
+    <w:lsdException w:name="Grid Table 7 Colorful Accent 5" w:uiPriority="52"/>
+    <w:lsdException w:name="Grid Table 1 Light Accent 6" w:uiPriority="46"/>
+    <w:lsdException w:name="Grid Table 2 Accent 6" w:uiPriority="47"/>
+    <w:lsdException w:name="Grid Table 3 Accent 6" w:uiPriority="48"/>
+    <w:lsdException w:name="Grid Table 4 Accent 6" w:uiPriority="49"/>
+    <w:lsdException w:name="Grid Table 5 Dark Accent 6" w:uiPriority="50"/>
+    <w:lsdException w:name="Grid Table 6 Colorful Accent 6" w:uiPriority="51"/>
+    <w:lsdException w:name="Grid Table 7 Colorful Accent 6" w:uiPriority="52"/>
+    <w:lsdException w:name="List Table 1 Light" w:uiPriority="46"/>
+    <w:lsdException w:name="List Table 2" w:uiPriority="47"/>
+    <w:lsdException w:name="List Table 3" w:uiPriority="48"/>
+    <w:lsdException w:name="List Table 4" w:uiPriority="49"/>
+    <w:lsdException w:name="List Table 5 Dark" w:uiPriority="50"/>
+    <w:lsdException w:name="List Table 6 Colorful" w:uiPriority="51"/>
+    <w:lsdException w:name="List Table 7 Colorful" w:uiPriority="52"/>
+    <w:lsdException w:name="List Table 1 Light Accent 1" w:uiPriority="46"/>
+    <w:lsdException w:name="List Table 2 Accent 1" w:uiPriority="47"/>
+    <w:lsdException w:name="List Table 3 Accent 1" w:uiPriority="48"/>
+    <w:lsdException w:name="List Table 4 Accent 1" w:uiPriority="49"/>
+    <w:lsdException w:name="List Table 5 Dark Accent 1" w:uiPriority="50"/>
+    <w:lsdException w:name="List Table 6 Colorful Accent 1" w:uiPriority="51"/>
+    <w:lsdException w:name="List Table 7 Colorful Accent 1" w:uiPriority="52"/>
+    <w:lsdException w:name="List Table 1 Light Accent 2" w:uiPriority="46"/>
+    <w:lsdException w:name="List Table 2 Accent 2" w:uiPriority="47"/>
+    <w:lsdException w:name="List Table 3 Accent 2" w:uiPriority="48"/>
+    <w:lsdException w:name="List Table 4 Accent 2" w:uiPriority="49"/>
+    <w:lsdException w:name="List Table 5 Dark Accent 2" w:uiPriority="50"/>
+    <w:lsdException w:name="List Table 6 Colorful Accent 2" w:uiPriority="51"/>
+    <w:lsdException w:name="List Table 7 Colorful Accent 2" w:uiPriority="52"/>
+    <w:lsdException w:name="List Table 1 Light Accent 3" w:uiPriority="46"/>
+    <w:lsdException w:name="List Table 2 Accent 3" w:uiPriority="47"/>
+    <w:lsdException w:name="List Table 3 Accent 3" w:uiPriority="48"/>
+    <w:lsdException w:name="List Table 4 Accent 3" w:uiPriority="49"/>
+    <w:lsdException w:name="List Table 5 Dark Accent 3" w:uiPriority="50"/>
+    <w:lsdException w:name="List Table 6 Colorful Accent 3" w:uiPriority="51"/>
+    <w:lsdException w:name="List Table 7 Colorful Accent 3" w:uiPriority="52"/>
+    <w:lsdException w:name="List Table 1 Light Accent 4" w:uiPriority="46"/>
+    <w:lsdException w:name="List Table 2 Accent 4" w:uiPriority="47"/>
+    <w:lsdException w:name="List Table 3 Accent 4" w:uiPriority="48"/>
+    <w:lsdException w:name="List Table 4 Accent 4" w:uiPriority="49"/>
+    <w:lsdException w:name="List Table 5 Dark Accent 4" w:uiPriority="50"/>
+    <w:lsdException w:name="List Table 6 Colorful Accent 4" w:uiPriority="51"/>
+    <w:lsdException w:name="List Table 7 Colorful Accent 4" w:uiPriority="52"/>
+    <w:lsdException w:name="List Table 1 Light Accent 5" w:uiPriority="46"/>
+    <w:lsdException w:name="List Table 2 Accent 5" w:uiPriority="47"/>
+    <w:lsdException w:name="List Table 3 Accent 5" w:uiPriority="48"/>
+    <w:lsdException w:name="List Table 4 Accent 5" w:uiPriority="49"/>
+    <w:lsdException w:name="List Table 5 Dark Accent 5" w:uiPriority="50"/>
+    <w:lsdException w:name="List Table 6 Colorful Accent 5" w:uiPriority="51"/>
+    <w:lsdException w:name="List Table 7 Colorful Accent 5" w:uiPriority="52"/>
+    <w:lsdException w:name="List Table 1 Light Accent 6" w:uiPriority="46"/>
+    <w:lsdException w:name="List Table 2 Accent 6" w:uiPriority="47"/>
+    <w:lsdException w:name="List Table 3 Accent 6" w:uiPriority="48"/>
+    <w:lsdException w:name="List Table 4 Accent 6" w:uiPriority="49"/>
+    <w:lsdException w:name="List Table 5 Dark Accent 6" w:uiPriority="50"/>
+    <w:lsdException w:name="List Table 6 Colorful Accent 6" w:uiPriority="51"/>
+    <w:lsdException w:name="List Table 7 Colorful Accent 6" w:uiPriority="52"/>
   </w:latentStyles>
   <w:style w:type="paragraph" w:default="1" w:styleId="Normal">
     <w:name w:val="Normal"/>
@@ -6378,7 +5979,6 @@
       <w:spacing w:after="0" w:line="240" w:lineRule="auto"/>
     </w:pPr>
     <w:tblPr>
-      <w:tblInd w:w="0" w:type="dxa"/>
       <w:tblBorders>
         <w:top w:val="single" w:sz="4" w:space="0" w:color="auto"/>
         <w:left w:val="single" w:sz="4" w:space="0" w:color="auto"/>
@@ -6387,12 +5987,6 @@
         <w:insideH w:val="single" w:sz="4" w:space="0" w:color="auto"/>
         <w:insideV w:val="single" w:sz="4" w:space="0" w:color="auto"/>
       </w:tblBorders>
-      <w:tblCellMar>
-        <w:top w:w="0" w:type="dxa"/>
-        <w:left w:w="108" w:type="dxa"/>
-        <w:bottom w:w="0" w:type="dxa"/>
-        <w:right w:w="108" w:type="dxa"/>
-      </w:tblCellMar>
     </w:tblPr>
   </w:style>
   <w:style w:type="character" w:customStyle="1" w:styleId="FonteeimagemChar">
@@ -6488,767 +6082,19 @@
     <w:basedOn w:val="Fontepargpadro"/>
     <w:rsid w:val="002848DF"/>
   </w:style>
-</w:styles>
-</file>
-
-<file path=word/stylesWithEffects.xml><?xml version="1.0" encoding="utf-8"?>
-<w:styles xmlns:wpc="http://schemas.microsoft.com/office/word/2010/wordprocessingCanvas" xmlns:mc="http://schemas.openxmlformats.org/markup-compatibility/2006" xmlns:o="urn:schemas-microsoft-com:office:office" xmlns:r="http://schemas.openxmlformats.org/officeDocument/2006/relationships" xmlns:m="http://schemas.openxmlformats.org/officeDocument/2006/math" xmlns:v="urn:schemas-microsoft-com:vml" xmlns:wp14="http://schemas.microsoft.com/office/word/2010/wordprocessingDrawing" xmlns:wp="http://schemas.openxmlformats.org/drawingml/2006/wordprocessingDrawing" xmlns:w10="urn:schemas-microsoft-com:office:word" xmlns:w="http://schemas.openxmlformats.org/wordprocessingml/2006/main" xmlns:w14="http://schemas.microsoft.com/office/word/2010/wordml" xmlns:wpg="http://schemas.microsoft.com/office/word/2010/wordprocessingGroup" xmlns:wpi="http://schemas.microsoft.com/office/word/2010/wordprocessingInk" xmlns:wne="http://schemas.microsoft.com/office/word/2006/wordml" xmlns:wps="http://schemas.microsoft.com/office/word/2010/wordprocessingShape" mc:Ignorable="w14 wp14">
-  <w:docDefaults>
-    <w:rPrDefault>
-      <w:rPr>
-        <w:rFonts w:asciiTheme="minorHAnsi" w:eastAsiaTheme="minorHAnsi" w:hAnsiTheme="minorHAnsi" w:cstheme="minorBidi"/>
-        <w:sz w:val="22"/>
-        <w:szCs w:val="22"/>
-        <w:lang w:val="pt-BR" w:eastAsia="en-US" w:bidi="ar-SA"/>
-      </w:rPr>
-    </w:rPrDefault>
-    <w:pPrDefault>
-      <w:pPr>
-        <w:spacing w:after="160" w:line="259" w:lineRule="auto"/>
-      </w:pPr>
-    </w:pPrDefault>
-  </w:docDefaults>
-  <w:latentStyles w:defLockedState="0" w:defUIPriority="99" w:defSemiHidden="1" w:defUnhideWhenUsed="1" w:defQFormat="0" w:count="267">
-    <w:lsdException w:name="Normal" w:semiHidden="0" w:uiPriority="0" w:unhideWhenUsed="0" w:qFormat="1"/>
-    <w:lsdException w:name="heading 1" w:semiHidden="0" w:uiPriority="9" w:unhideWhenUsed="0" w:qFormat="1"/>
-    <w:lsdException w:name="heading 2" w:uiPriority="9" w:qFormat="1"/>
-    <w:lsdException w:name="heading 3" w:uiPriority="9" w:qFormat="1"/>
-    <w:lsdException w:name="heading 4" w:uiPriority="9" w:qFormat="1"/>
-    <w:lsdException w:name="heading 5" w:uiPriority="9" w:qFormat="1"/>
-    <w:lsdException w:name="heading 6" w:uiPriority="9" w:qFormat="1"/>
-    <w:lsdException w:name="heading 7" w:uiPriority="9" w:qFormat="1"/>
-    <w:lsdException w:name="heading 8" w:uiPriority="9" w:qFormat="1"/>
-    <w:lsdException w:name="heading 9" w:uiPriority="9" w:qFormat="1"/>
-    <w:lsdException w:name="toc 1" w:uiPriority="39"/>
-    <w:lsdException w:name="toc 2" w:uiPriority="39"/>
-    <w:lsdException w:name="toc 3" w:uiPriority="39"/>
-    <w:lsdException w:name="toc 4" w:uiPriority="39"/>
-    <w:lsdException w:name="toc 5" w:uiPriority="39"/>
-    <w:lsdException w:name="toc 6" w:uiPriority="39"/>
-    <w:lsdException w:name="toc 7" w:uiPriority="39"/>
-    <w:lsdException w:name="toc 8" w:uiPriority="39"/>
-    <w:lsdException w:name="toc 9" w:uiPriority="39"/>
-    <w:lsdException w:name="caption" w:uiPriority="35" w:qFormat="1"/>
-    <w:lsdException w:name="Title" w:semiHidden="0" w:uiPriority="10" w:unhideWhenUsed="0" w:qFormat="1"/>
-    <w:lsdException w:name="Default Paragraph Font" w:uiPriority="1"/>
-    <w:lsdException w:name="Subtitle" w:semiHidden="0" w:uiPriority="11" w:unhideWhenUsed="0" w:qFormat="1"/>
-    <w:lsdException w:name="Strong" w:semiHidden="0" w:uiPriority="22" w:unhideWhenUsed="0" w:qFormat="1"/>
-    <w:lsdException w:name="Emphasis" w:semiHidden="0" w:uiPriority="20" w:unhideWhenUsed="0" w:qFormat="1"/>
-    <w:lsdException w:name="Table Grid" w:semiHidden="0" w:uiPriority="39" w:unhideWhenUsed="0"/>
-    <w:lsdException w:name="Placeholder Text" w:unhideWhenUsed="0"/>
-    <w:lsdException w:name="No Spacing" w:semiHidden="0" w:uiPriority="1" w:unhideWhenUsed="0" w:qFormat="1"/>
-    <w:lsdException w:name="Light Shading" w:semiHidden="0" w:uiPriority="60" w:unhideWhenUsed="0"/>
-    <w:lsdException w:name="Light List" w:semiHidden="0" w:uiPriority="61" w:unhideWhenUsed="0"/>
-    <w:lsdException w:name="Light Grid" w:semiHidden="0" w:uiPriority="62" w:unhideWhenUsed="0"/>
-    <w:lsdException w:name="Medium Shading 1" w:semiHidden="0" w:uiPriority="63" w:unhideWhenUsed="0"/>
-    <w:lsdException w:name="Medium Shading 2" w:semiHidden="0" w:uiPriority="64" w:unhideWhenUsed="0"/>
-    <w:lsdException w:name="Medium List 1" w:semiHidden="0" w:uiPriority="65" w:unhideWhenUsed="0"/>
-    <w:lsdException w:name="Medium List 2" w:semiHidden="0" w:uiPriority="66" w:unhideWhenUsed="0"/>
-    <w:lsdException w:name="Medium Grid 1" w:semiHidden="0" w:uiPriority="67" w:unhideWhenUsed="0"/>
-    <w:lsdException w:name="Medium Grid 2" w:semiHidden="0" w:uiPriority="68" w:unhideWhenUsed="0"/>
-    <w:lsdException w:name="Medium Grid 3" w:semiHidden="0" w:uiPriority="69" w:unhideWhenUsed="0"/>
-    <w:lsdException w:name="Dark List" w:semiHidden="0" w:uiPriority="70" w:unhideWhenUsed="0"/>
-    <w:lsdException w:name="Colorful Shading" w:semiHidden="0" w:uiPriority="71" w:unhideWhenUsed="0"/>
-    <w:lsdException w:name="Colorful List" w:semiHidden="0" w:uiPriority="72" w:unhideWhenUsed="0"/>
-    <w:lsdException w:name="Colorful Grid" w:semiHidden="0" w:uiPriority="73" w:unhideWhenUsed="0"/>
-    <w:lsdException w:name="Light Shading Accent 1" w:semiHidden="0" w:uiPriority="60" w:unhideWhenUsed="0"/>
-    <w:lsdException w:name="Light List Accent 1" w:semiHidden="0" w:uiPriority="61" w:unhideWhenUsed="0"/>
-    <w:lsdException w:name="Light Grid Accent 1" w:semiHidden="0" w:uiPriority="62" w:unhideWhenUsed="0"/>
-    <w:lsdException w:name="Medium Shading 1 Accent 1" w:semiHidden="0" w:uiPriority="63" w:unhideWhenUsed="0"/>
-    <w:lsdException w:name="Medium Shading 2 Accent 1" w:semiHidden="0" w:uiPriority="64" w:unhideWhenUsed="0"/>
-    <w:lsdException w:name="Medium List 1 Accent 1" w:semiHidden="0" w:uiPriority="65" w:unhideWhenUsed="0"/>
-    <w:lsdException w:name="Revision" w:unhideWhenUsed="0"/>
-    <w:lsdException w:name="List Paragraph" w:semiHidden="0" w:uiPriority="34" w:unhideWhenUsed="0" w:qFormat="1"/>
-    <w:lsdException w:name="Quote" w:semiHidden="0" w:uiPriority="29" w:unhideWhenUsed="0" w:qFormat="1"/>
-    <w:lsdException w:name="Intense Quote" w:semiHidden="0" w:uiPriority="30" w:unhideWhenUsed="0" w:qFormat="1"/>
-    <w:lsdException w:name="Medium List 2 Accent 1" w:semiHidden="0" w:uiPriority="66" w:unhideWhenUsed="0"/>
-    <w:lsdException w:name="Medium Grid 1 Accent 1" w:semiHidden="0" w:uiPriority="67" w:unhideWhenUsed="0"/>
-    <w:lsdException w:name="Medium Grid 2 Accent 1" w:semiHidden="0" w:uiPriority="68" w:unhideWhenUsed="0"/>
-    <w:lsdException w:name="Medium Grid 3 Accent 1" w:semiHidden="0" w:uiPriority="69" w:unhideWhenUsed="0"/>
-    <w:lsdException w:name="Dark List Accent 1" w:semiHidden="0" w:uiPriority="70" w:unhideWhenUsed="0"/>
-    <w:lsdException w:name="Colorful Shading Accent 1" w:semiHidden="0" w:uiPriority="71" w:unhideWhenUsed="0"/>
-    <w:lsdException w:name="Colorful List Accent 1" w:semiHidden="0" w:uiPriority="72" w:unhideWhenUsed="0"/>
-    <w:lsdException w:name="Colorful Grid Accent 1" w:semiHidden="0" w:uiPriority="73" w:unhideWhenUsed="0"/>
-    <w:lsdException w:name="Light Shading Accent 2" w:semiHidden="0" w:uiPriority="60" w:unhideWhenUsed="0"/>
-    <w:lsdException w:name="Light List Accent 2" w:semiHidden="0" w:uiPriority="61" w:unhideWhenUsed="0"/>
-    <w:lsdException w:name="Light Grid Accent 2" w:semiHidden="0" w:uiPriority="62" w:unhideWhenUsed="0"/>
-    <w:lsdException w:name="Medium Shading 1 Accent 2" w:semiHidden="0" w:uiPriority="63" w:unhideWhenUsed="0"/>
-    <w:lsdException w:name="Medium Shading 2 Accent 2" w:semiHidden="0" w:uiPriority="64" w:unhideWhenUsed="0"/>
-    <w:lsdException w:name="Medium List 1 Accent 2" w:semiHidden="0" w:uiPriority="65" w:unhideWhenUsed="0"/>
-    <w:lsdException w:name="Medium List 2 Accent 2" w:semiHidden="0" w:uiPriority="66" w:unhideWhenUsed="0"/>
-    <w:lsdException w:name="Medium Grid 1 Accent 2" w:semiHidden="0" w:uiPriority="67" w:unhideWhenUsed="0"/>
-    <w:lsdException w:name="Medium Grid 2 Accent 2" w:semiHidden="0" w:uiPriority="68" w:unhideWhenUsed="0"/>
-    <w:lsdException w:name="Medium Grid 3 Accent 2" w:semiHidden="0" w:uiPriority="69" w:unhideWhenUsed="0"/>
-    <w:lsdException w:name="Dark List Accent 2" w:semiHidden="0" w:uiPriority="70" w:unhideWhenUsed="0"/>
-    <w:lsdException w:name="Colorful Shading Accent 2" w:semiHidden="0" w:uiPriority="71" w:unhideWhenUsed="0"/>
-    <w:lsdException w:name="Colorful List Accent 2" w:semiHidden="0" w:uiPriority="72" w:unhideWhenUsed="0"/>
-    <w:lsdException w:name="Colorful Grid Accent 2" w:semiHidden="0" w:uiPriority="73" w:unhideWhenUsed="0"/>
-    <w:lsdException w:name="Light Shading Accent 3" w:semiHidden="0" w:uiPriority="60" w:unhideWhenUsed="0"/>
-    <w:lsdException w:name="Light List Accent 3" w:semiHidden="0" w:uiPriority="61" w:unhideWhenUsed="0"/>
-    <w:lsdException w:name="Light Grid Accent 3" w:semiHidden="0" w:uiPriority="62" w:unhideWhenUsed="0"/>
-    <w:lsdException w:name="Medium Shading 1 Accent 3" w:semiHidden="0" w:uiPriority="63" w:unhideWhenUsed="0"/>
-    <w:lsdException w:name="Medium Shading 2 Accent 3" w:semiHidden="0" w:uiPriority="64" w:unhideWhenUsed="0"/>
-    <w:lsdException w:name="Medium List 1 Accent 3" w:semiHidden="0" w:uiPriority="65" w:unhideWhenUsed="0"/>
-    <w:lsdException w:name="Medium List 2 Accent 3" w:semiHidden="0" w:uiPriority="66" w:unhideWhenUsed="0"/>
-    <w:lsdException w:name="Medium Grid 1 Accent 3" w:semiHidden="0" w:uiPriority="67" w:unhideWhenUsed="0"/>
-    <w:lsdException w:name="Medium Grid 2 Accent 3" w:semiHidden="0" w:uiPriority="68" w:unhideWhenUsed="0"/>
-    <w:lsdException w:name="Medium Grid 3 Accent 3" w:semiHidden="0" w:uiPriority="69" w:unhideWhenUsed="0"/>
-    <w:lsdException w:name="Dark List Accent 3" w:semiHidden="0" w:uiPriority="70" w:unhideWhenUsed="0"/>
-    <w:lsdException w:name="Colorful Shading Accent 3" w:semiHidden="0" w:uiPriority="71" w:unhideWhenUsed="0"/>
-    <w:lsdException w:name="Colorful List Accent 3" w:semiHidden="0" w:uiPriority="72" w:unhideWhenUsed="0"/>
-    <w:lsdException w:name="Colorful Grid Accent 3" w:semiHidden="0" w:uiPriority="73" w:unhideWhenUsed="0"/>
-    <w:lsdException w:name="Light Shading Accent 4" w:semiHidden="0" w:uiPriority="60" w:unhideWhenUsed="0"/>
-    <w:lsdException w:name="Light List Accent 4" w:semiHidden="0" w:uiPriority="61" w:unhideWhenUsed="0"/>
-    <w:lsdException w:name="Light Grid Accent 4" w:semiHidden="0" w:uiPriority="62" w:unhideWhenUsed="0"/>
-    <w:lsdException w:name="Medium Shading 1 Accent 4" w:semiHidden="0" w:uiPriority="63" w:unhideWhenUsed="0"/>
-    <w:lsdException w:name="Medium Shading 2 Accent 4" w:semiHidden="0" w:uiPriority="64" w:unhideWhenUsed="0"/>
-    <w:lsdException w:name="Medium List 1 Accent 4" w:semiHidden="0" w:uiPriority="65" w:unhideWhenUsed="0"/>
-    <w:lsdException w:name="Medium List 2 Accent 4" w:semiHidden="0" w:uiPriority="66" w:unhideWhenUsed="0"/>
-    <w:lsdException w:name="Medium Grid 1 Accent 4" w:semiHidden="0" w:uiPriority="67" w:unhideWhenUsed="0"/>
-    <w:lsdException w:name="Medium Grid 2 Accent 4" w:semiHidden="0" w:uiPriority="68" w:unhideWhenUsed="0"/>
-    <w:lsdException w:name="Medium Grid 3 Accent 4" w:semiHidden="0" w:uiPriority="69" w:unhideWhenUsed="0"/>
-    <w:lsdException w:name="Dark List Accent 4" w:semiHidden="0" w:uiPriority="70" w:unhideWhenUsed="0"/>
-    <w:lsdException w:name="Colorful Shading Accent 4" w:semiHidden="0" w:uiPriority="71" w:unhideWhenUsed="0"/>
-    <w:lsdException w:name="Colorful List Accent 4" w:semiHidden="0" w:uiPriority="72" w:unhideWhenUsed="0"/>
-    <w:lsdException w:name="Colorful Grid Accent 4" w:semiHidden="0" w:uiPriority="73" w:unhideWhenUsed="0"/>
-    <w:lsdException w:name="Light Shading Accent 5" w:semiHidden="0" w:uiPriority="60" w:unhideWhenUsed="0"/>
-    <w:lsdException w:name="Light List Accent 5" w:semiHidden="0" w:uiPriority="61" w:unhideWhenUsed="0"/>
-    <w:lsdException w:name="Light Grid Accent 5" w:semiHidden="0" w:uiPriority="62" w:unhideWhenUsed="0"/>
-    <w:lsdException w:name="Medium Shading 1 Accent 5" w:semiHidden="0" w:uiPriority="63" w:unhideWhenUsed="0"/>
-    <w:lsdException w:name="Medium Shading 2 Accent 5" w:semiHidden="0" w:uiPriority="64" w:unhideWhenUsed="0"/>
-    <w:lsdException w:name="Medium List 1 Accent 5" w:semiHidden="0" w:uiPriority="65" w:unhideWhenUsed="0"/>
-    <w:lsdException w:name="Medium List 2 Accent 5" w:semiHidden="0" w:uiPriority="66" w:unhideWhenUsed="0"/>
-    <w:lsdException w:name="Medium Grid 1 Accent 5" w:semiHidden="0" w:uiPriority="67" w:unhideWhenUsed="0"/>
-    <w:lsdException w:name="Medium Grid 2 Accent 5" w:semiHidden="0" w:uiPriority="68" w:unhideWhenUsed="0"/>
-    <w:lsdException w:name="Medium Grid 3 Accent 5" w:semiHidden="0" w:uiPriority="69" w:unhideWhenUsed="0"/>
-    <w:lsdException w:name="Dark List Accent 5" w:semiHidden="0" w:uiPriority="70" w:unhideWhenUsed="0"/>
-    <w:lsdException w:name="Colorful Shading Accent 5" w:semiHidden="0" w:uiPriority="71" w:unhideWhenUsed="0"/>
-    <w:lsdException w:name="Colorful List Accent 5" w:semiHidden="0" w:uiPriority="72" w:unhideWhenUsed="0"/>
-    <w:lsdException w:name="Colorful Grid Accent 5" w:semiHidden="0" w:uiPriority="73" w:unhideWhenUsed="0"/>
-    <w:lsdException w:name="Light Shading Accent 6" w:semiHidden="0" w:uiPriority="60" w:unhideWhenUsed="0"/>
-    <w:lsdException w:name="Light List Accent 6" w:semiHidden="0" w:uiPriority="61" w:unhideWhenUsed="0"/>
-    <w:lsdException w:name="Light Grid Accent 6" w:semiHidden="0" w:uiPriority="62" w:unhideWhenUsed="0"/>
-    <w:lsdException w:name="Medium Shading 1 Accent 6" w:semiHidden="0" w:uiPriority="63" w:unhideWhenUsed="0"/>
-    <w:lsdException w:name="Medium Shading 2 Accent 6" w:semiHidden="0" w:uiPriority="64" w:unhideWhenUsed="0"/>
-    <w:lsdException w:name="Medium List 1 Accent 6" w:semiHidden="0" w:uiPriority="65" w:unhideWhenUsed="0"/>
-    <w:lsdException w:name="Medium List 2 Accent 6" w:semiHidden="0" w:uiPriority="66" w:unhideWhenUsed="0"/>
-    <w:lsdException w:name="Medium Grid 1 Accent 6" w:semiHidden="0" w:uiPriority="67" w:unhideWhenUsed="0"/>
-    <w:lsdException w:name="Medium Grid 2 Accent 6" w:semiHidden="0" w:uiPriority="68" w:unhideWhenUsed="0"/>
-    <w:lsdException w:name="Medium Grid 3 Accent 6" w:semiHidden="0" w:uiPriority="69" w:unhideWhenUsed="0"/>
-    <w:lsdException w:name="Dark List Accent 6" w:semiHidden="0" w:uiPriority="70" w:unhideWhenUsed="0"/>
-    <w:lsdException w:name="Colorful Shading Accent 6" w:semiHidden="0" w:uiPriority="71" w:unhideWhenUsed="0"/>
-    <w:lsdException w:name="Colorful List Accent 6" w:semiHidden="0" w:uiPriority="72" w:unhideWhenUsed="0"/>
-    <w:lsdException w:name="Colorful Grid Accent 6" w:semiHidden="0" w:uiPriority="73" w:unhideWhenUsed="0"/>
-    <w:lsdException w:name="Subtle Emphasis" w:semiHidden="0" w:uiPriority="19" w:unhideWhenUsed="0" w:qFormat="1"/>
-    <w:lsdException w:name="Intense Emphasis" w:semiHidden="0" w:uiPriority="21" w:unhideWhenUsed="0" w:qFormat="1"/>
-    <w:lsdException w:name="Subtle Reference" w:semiHidden="0" w:uiPriority="31" w:unhideWhenUsed="0" w:qFormat="1"/>
-    <w:lsdException w:name="Intense Reference" w:semiHidden="0" w:uiPriority="32" w:unhideWhenUsed="0" w:qFormat="1"/>
-    <w:lsdException w:name="Book Title" w:semiHidden="0" w:uiPriority="33" w:unhideWhenUsed="0" w:qFormat="1"/>
-    <w:lsdException w:name="Bibliography" w:uiPriority="37"/>
-    <w:lsdException w:name="TOC Heading" w:uiPriority="39" w:qFormat="1"/>
-  </w:latentStyles>
-  <w:style w:type="paragraph" w:default="1" w:styleId="Normal">
-    <w:name w:val="Normal"/>
+  <w:style w:type="character" w:styleId="TtulodoLivro">
+    <w:name w:val="Book Title"/>
+    <w:basedOn w:val="Fontepargpadro"/>
+    <w:uiPriority w:val="33"/>
     <w:qFormat/>
-    <w:rsid w:val="00ED6405"/>
-    <w:pPr>
-      <w:spacing w:after="120" w:line="360" w:lineRule="auto"/>
-      <w:ind w:firstLine="709"/>
-      <w:jc w:val="both"/>
-    </w:pPr>
-    <w:rPr>
-      <w:rFonts w:ascii="Arial" w:hAnsi="Arial"/>
-      <w:sz w:val="24"/>
-    </w:rPr>
-  </w:style>
-  <w:style w:type="paragraph" w:styleId="Ttulo1">
-    <w:name w:val="heading 1"/>
-    <w:basedOn w:val="Normal"/>
-    <w:next w:val="Normal"/>
-    <w:link w:val="Ttulo1Char"/>
-    <w:uiPriority w:val="9"/>
-    <w:qFormat/>
-    <w:rsid w:val="000D6B4F"/>
-    <w:pPr>
-      <w:keepNext/>
-      <w:keepLines/>
-      <w:numPr>
-        <w:numId w:val="1"/>
-      </w:numPr>
-      <w:spacing w:after="300" w:line="240" w:lineRule="auto"/>
-      <w:ind w:left="360"/>
-      <w:jc w:val="left"/>
-      <w:outlineLvl w:val="0"/>
-    </w:pPr>
-    <w:rPr>
-      <w:rFonts w:eastAsiaTheme="majorEastAsia" w:cstheme="majorBidi"/>
-      <w:b/>
-      <w:szCs w:val="32"/>
-    </w:rPr>
-  </w:style>
-  <w:style w:type="paragraph" w:styleId="Ttulo2">
-    <w:name w:val="heading 2"/>
-    <w:basedOn w:val="Normal"/>
-    <w:next w:val="Normal"/>
-    <w:link w:val="Ttulo2Char"/>
-    <w:uiPriority w:val="9"/>
-    <w:unhideWhenUsed/>
-    <w:qFormat/>
-    <w:rsid w:val="000D6B4F"/>
-    <w:pPr>
-      <w:keepNext/>
-      <w:keepLines/>
-      <w:numPr>
-        <w:ilvl w:val="1"/>
-        <w:numId w:val="1"/>
-      </w:numPr>
-      <w:spacing w:before="300" w:after="300" w:line="240" w:lineRule="auto"/>
-      <w:ind w:left="390"/>
-      <w:jc w:val="left"/>
-      <w:outlineLvl w:val="1"/>
-    </w:pPr>
-    <w:rPr>
-      <w:rFonts w:eastAsiaTheme="majorEastAsia" w:cstheme="majorBidi"/>
-      <w:b/>
-      <w:szCs w:val="26"/>
-    </w:rPr>
-  </w:style>
-  <w:style w:type="paragraph" w:styleId="Ttulo3">
-    <w:name w:val="heading 3"/>
-    <w:basedOn w:val="Normal"/>
-    <w:next w:val="Normal"/>
-    <w:link w:val="Ttulo3Char"/>
-    <w:uiPriority w:val="9"/>
-    <w:unhideWhenUsed/>
-    <w:qFormat/>
-    <w:rsid w:val="000D6B4F"/>
-    <w:pPr>
-      <w:keepNext/>
-      <w:keepLines/>
-      <w:numPr>
-        <w:ilvl w:val="2"/>
-        <w:numId w:val="1"/>
-      </w:numPr>
-      <w:spacing w:before="300" w:after="300" w:line="240" w:lineRule="auto"/>
-      <w:ind w:left="720"/>
-      <w:jc w:val="left"/>
-      <w:outlineLvl w:val="2"/>
-    </w:pPr>
-    <w:rPr>
-      <w:rFonts w:eastAsiaTheme="majorEastAsia" w:cstheme="majorBidi"/>
-      <w:b/>
-      <w:szCs w:val="24"/>
-    </w:rPr>
-  </w:style>
-  <w:style w:type="paragraph" w:styleId="Ttulo4">
-    <w:name w:val="heading 4"/>
-    <w:basedOn w:val="Normal"/>
-    <w:next w:val="Normal"/>
-    <w:link w:val="Ttulo4Char"/>
-    <w:uiPriority w:val="9"/>
-    <w:unhideWhenUsed/>
-    <w:qFormat/>
-    <w:rsid w:val="000D6B4F"/>
-    <w:pPr>
-      <w:keepNext/>
-      <w:keepLines/>
-      <w:numPr>
-        <w:ilvl w:val="3"/>
-        <w:numId w:val="1"/>
-      </w:numPr>
-      <w:spacing w:before="300" w:after="300" w:line="240" w:lineRule="auto"/>
-      <w:ind w:left="720"/>
-      <w:jc w:val="left"/>
-      <w:outlineLvl w:val="3"/>
-    </w:pPr>
-    <w:rPr>
-      <w:rFonts w:eastAsiaTheme="majorEastAsia" w:cstheme="majorBidi"/>
-      <w:b/>
-      <w:iCs/>
-    </w:rPr>
-  </w:style>
-  <w:style w:type="paragraph" w:styleId="Ttulo5">
-    <w:name w:val="heading 5"/>
-    <w:basedOn w:val="Normal"/>
-    <w:next w:val="Normal"/>
-    <w:link w:val="Ttulo5Char"/>
-    <w:uiPriority w:val="9"/>
-    <w:unhideWhenUsed/>
-    <w:qFormat/>
-    <w:rsid w:val="00C64649"/>
-    <w:pPr>
-      <w:keepNext/>
-      <w:keepLines/>
-      <w:numPr>
-        <w:ilvl w:val="4"/>
-        <w:numId w:val="1"/>
-      </w:numPr>
-      <w:spacing w:before="300" w:after="300" w:line="240" w:lineRule="auto"/>
-      <w:ind w:left="0" w:firstLine="0"/>
-      <w:jc w:val="left"/>
-      <w:outlineLvl w:val="4"/>
-    </w:pPr>
-    <w:rPr>
-      <w:rFonts w:eastAsiaTheme="majorEastAsia" w:cstheme="majorBidi"/>
-      <w:b/>
-    </w:rPr>
-  </w:style>
-  <w:style w:type="character" w:default="1" w:styleId="Fontepargpadro">
-    <w:name w:val="Default Paragraph Font"/>
-    <w:uiPriority w:val="1"/>
-    <w:semiHidden/>
-    <w:unhideWhenUsed/>
-  </w:style>
-  <w:style w:type="table" w:default="1" w:styleId="Tabelanormal">
-    <w:name w:val="Normal Table"/>
-    <w:uiPriority w:val="99"/>
-    <w:semiHidden/>
-    <w:unhideWhenUsed/>
-    <w:tblPr>
-      <w:tblInd w:w="0" w:type="dxa"/>
-      <w:tblCellMar>
-        <w:top w:w="0" w:type="dxa"/>
-        <w:left w:w="108" w:type="dxa"/>
-        <w:bottom w:w="0" w:type="dxa"/>
-        <w:right w:w="108" w:type="dxa"/>
-      </w:tblCellMar>
-    </w:tblPr>
-  </w:style>
-  <w:style w:type="numbering" w:default="1" w:styleId="Semlista">
-    <w:name w:val="No List"/>
-    <w:uiPriority w:val="99"/>
-    <w:semiHidden/>
-    <w:unhideWhenUsed/>
-  </w:style>
-  <w:style w:type="paragraph" w:styleId="Cabealho">
-    <w:name w:val="header"/>
-    <w:basedOn w:val="Normal"/>
-    <w:link w:val="CabealhoChar"/>
-    <w:uiPriority w:val="99"/>
-    <w:unhideWhenUsed/>
-    <w:rsid w:val="00822648"/>
-    <w:pPr>
-      <w:tabs>
-        <w:tab w:val="center" w:pos="4252"/>
-        <w:tab w:val="right" w:pos="8504"/>
-      </w:tabs>
-      <w:spacing w:after="0" w:line="240" w:lineRule="auto"/>
-    </w:pPr>
-  </w:style>
-  <w:style w:type="character" w:customStyle="1" w:styleId="CabealhoChar">
-    <w:name w:val="Cabeçalho Char"/>
-    <w:basedOn w:val="Fontepargpadro"/>
-    <w:link w:val="Cabealho"/>
-    <w:uiPriority w:val="99"/>
-    <w:rsid w:val="00822648"/>
-  </w:style>
-  <w:style w:type="paragraph" w:styleId="Rodap">
-    <w:name w:val="footer"/>
-    <w:basedOn w:val="Normal"/>
-    <w:link w:val="RodapChar"/>
-    <w:uiPriority w:val="99"/>
-    <w:unhideWhenUsed/>
-    <w:rsid w:val="00822648"/>
-    <w:pPr>
-      <w:tabs>
-        <w:tab w:val="center" w:pos="4252"/>
-        <w:tab w:val="right" w:pos="8504"/>
-      </w:tabs>
-      <w:spacing w:after="0" w:line="240" w:lineRule="auto"/>
-    </w:pPr>
-  </w:style>
-  <w:style w:type="character" w:customStyle="1" w:styleId="RodapChar">
-    <w:name w:val="Rodapé Char"/>
-    <w:basedOn w:val="Fontepargpadro"/>
-    <w:link w:val="Rodap"/>
-    <w:uiPriority w:val="99"/>
-    <w:rsid w:val="00822648"/>
-  </w:style>
-  <w:style w:type="paragraph" w:styleId="SemEspaamento">
-    <w:name w:val="No Spacing"/>
-    <w:aliases w:val="Pré-Textuais"/>
-    <w:uiPriority w:val="1"/>
-    <w:qFormat/>
-    <w:rsid w:val="00015E6F"/>
-    <w:pPr>
-      <w:spacing w:after="0" w:line="240" w:lineRule="auto"/>
-      <w:jc w:val="center"/>
-    </w:pPr>
-    <w:rPr>
-      <w:rFonts w:ascii="Arial" w:hAnsi="Arial"/>
-      <w:b/>
-      <w:sz w:val="28"/>
-    </w:rPr>
-  </w:style>
-  <w:style w:type="character" w:customStyle="1" w:styleId="Ttulo1Char">
-    <w:name w:val="Título 1 Char"/>
-    <w:basedOn w:val="Fontepargpadro"/>
-    <w:link w:val="Ttulo1"/>
-    <w:uiPriority w:val="9"/>
-    <w:rsid w:val="000D6B4F"/>
-    <w:rPr>
-      <w:rFonts w:ascii="Arial" w:eastAsiaTheme="majorEastAsia" w:hAnsi="Arial" w:cstheme="majorBidi"/>
-      <w:b/>
-      <w:sz w:val="24"/>
-      <w:szCs w:val="32"/>
-    </w:rPr>
-  </w:style>
-  <w:style w:type="character" w:customStyle="1" w:styleId="Ttulo2Char">
-    <w:name w:val="Título 2 Char"/>
-    <w:basedOn w:val="Fontepargpadro"/>
-    <w:link w:val="Ttulo2"/>
-    <w:uiPriority w:val="9"/>
-    <w:rsid w:val="000D6B4F"/>
-    <w:rPr>
-      <w:rFonts w:ascii="Arial" w:eastAsiaTheme="majorEastAsia" w:hAnsi="Arial" w:cstheme="majorBidi"/>
-      <w:b/>
-      <w:sz w:val="24"/>
-      <w:szCs w:val="26"/>
-    </w:rPr>
-  </w:style>
-  <w:style w:type="character" w:customStyle="1" w:styleId="Ttulo3Char">
-    <w:name w:val="Título 3 Char"/>
-    <w:basedOn w:val="Fontepargpadro"/>
-    <w:link w:val="Ttulo3"/>
-    <w:uiPriority w:val="9"/>
-    <w:rsid w:val="000D6B4F"/>
-    <w:rPr>
-      <w:rFonts w:ascii="Arial" w:eastAsiaTheme="majorEastAsia" w:hAnsi="Arial" w:cstheme="majorBidi"/>
-      <w:b/>
-      <w:sz w:val="24"/>
-      <w:szCs w:val="24"/>
-    </w:rPr>
-  </w:style>
-  <w:style w:type="character" w:customStyle="1" w:styleId="Ttulo4Char">
-    <w:name w:val="Título 4 Char"/>
-    <w:basedOn w:val="Fontepargpadro"/>
-    <w:link w:val="Ttulo4"/>
-    <w:uiPriority w:val="9"/>
-    <w:rsid w:val="000D6B4F"/>
-    <w:rPr>
-      <w:rFonts w:ascii="Arial" w:eastAsiaTheme="majorEastAsia" w:hAnsi="Arial" w:cstheme="majorBidi"/>
-      <w:b/>
-      <w:iCs/>
-      <w:sz w:val="24"/>
-    </w:rPr>
-  </w:style>
-  <w:style w:type="character" w:customStyle="1" w:styleId="Ttulo5Char">
-    <w:name w:val="Título 5 Char"/>
-    <w:basedOn w:val="Fontepargpadro"/>
-    <w:link w:val="Ttulo5"/>
-    <w:uiPriority w:val="9"/>
-    <w:rsid w:val="00C64649"/>
-    <w:rPr>
-      <w:rFonts w:ascii="Arial" w:eastAsiaTheme="majorEastAsia" w:hAnsi="Arial" w:cstheme="majorBidi"/>
-      <w:b/>
-      <w:sz w:val="24"/>
-    </w:rPr>
-  </w:style>
-  <w:style w:type="paragraph" w:styleId="CabealhodoSumrio">
-    <w:name w:val="TOC Heading"/>
-    <w:basedOn w:val="Ttulo1"/>
-    <w:next w:val="Normal"/>
-    <w:uiPriority w:val="39"/>
-    <w:unhideWhenUsed/>
-    <w:qFormat/>
-    <w:rsid w:val="007459DD"/>
-    <w:pPr>
-      <w:numPr>
-        <w:numId w:val="0"/>
-      </w:numPr>
-      <w:spacing w:before="240" w:after="0" w:line="259" w:lineRule="auto"/>
-      <w:outlineLvl w:val="9"/>
-    </w:pPr>
-    <w:rPr>
-      <w:rFonts w:asciiTheme="majorHAnsi" w:hAnsiTheme="majorHAnsi"/>
-      <w:b w:val="0"/>
-      <w:color w:val="2E74B5" w:themeColor="accent1" w:themeShade="BF"/>
-      <w:sz w:val="32"/>
-      <w:lang w:eastAsia="pt-BR"/>
-    </w:rPr>
-  </w:style>
-  <w:style w:type="paragraph" w:styleId="Sumrio1">
-    <w:name w:val="toc 1"/>
-    <w:basedOn w:val="Normal"/>
-    <w:next w:val="Normal"/>
-    <w:autoRedefine/>
-    <w:uiPriority w:val="39"/>
-    <w:unhideWhenUsed/>
-    <w:rsid w:val="007459DD"/>
-    <w:pPr>
-      <w:tabs>
-        <w:tab w:val="left" w:pos="1418"/>
-        <w:tab w:val="right" w:leader="dot" w:pos="9061"/>
-      </w:tabs>
-      <w:spacing w:after="100"/>
-      <w:ind w:firstLine="0"/>
-    </w:pPr>
-  </w:style>
-  <w:style w:type="paragraph" w:styleId="Sumrio2">
-    <w:name w:val="toc 2"/>
-    <w:basedOn w:val="Normal"/>
-    <w:next w:val="Normal"/>
-    <w:autoRedefine/>
-    <w:uiPriority w:val="39"/>
-    <w:unhideWhenUsed/>
-    <w:rsid w:val="007459DD"/>
-    <w:pPr>
-      <w:tabs>
-        <w:tab w:val="left" w:pos="1418"/>
-        <w:tab w:val="right" w:leader="dot" w:pos="9061"/>
-      </w:tabs>
-      <w:spacing w:after="100"/>
-      <w:ind w:left="240" w:hanging="240"/>
-    </w:pPr>
-  </w:style>
-  <w:style w:type="paragraph" w:styleId="Sumrio3">
-    <w:name w:val="toc 3"/>
-    <w:basedOn w:val="Normal"/>
-    <w:next w:val="Normal"/>
-    <w:autoRedefine/>
-    <w:uiPriority w:val="39"/>
-    <w:unhideWhenUsed/>
-    <w:rsid w:val="007459DD"/>
-    <w:pPr>
-      <w:tabs>
-        <w:tab w:val="left" w:pos="1418"/>
-        <w:tab w:val="right" w:leader="dot" w:pos="9061"/>
-      </w:tabs>
-      <w:spacing w:after="100"/>
-      <w:ind w:left="480" w:hanging="480"/>
-    </w:pPr>
-  </w:style>
-  <w:style w:type="character" w:styleId="Hyperlink">
-    <w:name w:val="Hyperlink"/>
-    <w:basedOn w:val="Fontepargpadro"/>
-    <w:uiPriority w:val="99"/>
-    <w:unhideWhenUsed/>
-    <w:rsid w:val="007459DD"/>
-    <w:rPr>
-      <w:color w:val="0563C1" w:themeColor="hyperlink"/>
-      <w:u w:val="single"/>
-    </w:rPr>
-  </w:style>
-  <w:style w:type="paragraph" w:styleId="Sumrio4">
-    <w:name w:val="toc 4"/>
-    <w:basedOn w:val="Normal"/>
-    <w:next w:val="Normal"/>
-    <w:autoRedefine/>
-    <w:uiPriority w:val="39"/>
-    <w:unhideWhenUsed/>
-    <w:rsid w:val="007459DD"/>
-    <w:pPr>
-      <w:tabs>
-        <w:tab w:val="left" w:pos="1418"/>
-        <w:tab w:val="right" w:leader="dot" w:pos="9061"/>
-      </w:tabs>
-      <w:spacing w:after="100"/>
-      <w:ind w:left="720" w:hanging="720"/>
-    </w:pPr>
-  </w:style>
-  <w:style w:type="paragraph" w:styleId="Sumrio5">
-    <w:name w:val="toc 5"/>
-    <w:basedOn w:val="Normal"/>
-    <w:next w:val="Normal"/>
-    <w:autoRedefine/>
-    <w:uiPriority w:val="39"/>
-    <w:unhideWhenUsed/>
-    <w:rsid w:val="001F1DC6"/>
-    <w:pPr>
-      <w:tabs>
-        <w:tab w:val="left" w:pos="1418"/>
-        <w:tab w:val="right" w:leader="dot" w:pos="9061"/>
-      </w:tabs>
-      <w:spacing w:after="100"/>
-      <w:ind w:firstLine="0"/>
-    </w:pPr>
-  </w:style>
-  <w:style w:type="character" w:styleId="Forte">
-    <w:name w:val="Strong"/>
-    <w:basedOn w:val="Fontepargpadro"/>
-    <w:uiPriority w:val="22"/>
-    <w:qFormat/>
-    <w:rsid w:val="00C91FA4"/>
+    <w:rsid w:val="00E53E62"/>
     <w:rPr>
       <w:b/>
       <w:bCs/>
-    </w:rPr>
-  </w:style>
-  <w:style w:type="character" w:styleId="nfase">
-    <w:name w:val="Emphasis"/>
-    <w:basedOn w:val="Fontepargpadro"/>
-    <w:uiPriority w:val="20"/>
-    <w:qFormat/>
-    <w:rsid w:val="00C91FA4"/>
-    <w:rPr>
       <w:i/>
       <w:iCs/>
+      <w:spacing w:val="5"/>
     </w:rPr>
-  </w:style>
-  <w:style w:type="paragraph" w:styleId="Citao">
-    <w:name w:val="Quote"/>
-    <w:basedOn w:val="Normal"/>
-    <w:next w:val="Normal"/>
-    <w:link w:val="CitaoChar"/>
-    <w:uiPriority w:val="29"/>
-    <w:qFormat/>
-    <w:rsid w:val="007320C2"/>
-    <w:pPr>
-      <w:spacing w:before="120" w:line="240" w:lineRule="auto"/>
-      <w:ind w:left="2268" w:firstLine="0"/>
-    </w:pPr>
-    <w:rPr>
-      <w:iCs/>
-      <w:color w:val="404040" w:themeColor="text1" w:themeTint="BF"/>
-      <w:sz w:val="20"/>
-    </w:rPr>
-  </w:style>
-  <w:style w:type="character" w:customStyle="1" w:styleId="CitaoChar">
-    <w:name w:val="Citação Char"/>
-    <w:basedOn w:val="Fontepargpadro"/>
-    <w:link w:val="Citao"/>
-    <w:uiPriority w:val="29"/>
-    <w:rsid w:val="007320C2"/>
-    <w:rPr>
-      <w:rFonts w:ascii="Arial" w:hAnsi="Arial"/>
-      <w:iCs/>
-      <w:color w:val="404040" w:themeColor="text1" w:themeTint="BF"/>
-      <w:sz w:val="20"/>
-    </w:rPr>
-  </w:style>
-  <w:style w:type="paragraph" w:customStyle="1" w:styleId="Fonteeimagem">
-    <w:name w:val="Fonte e imagem"/>
-    <w:basedOn w:val="Normal"/>
-    <w:link w:val="FonteeimagemChar"/>
-    <w:qFormat/>
-    <w:rsid w:val="00D05889"/>
-    <w:pPr>
-      <w:spacing w:before="120" w:line="240" w:lineRule="auto"/>
-      <w:ind w:firstLine="0"/>
-      <w:jc w:val="center"/>
-    </w:pPr>
-    <w:rPr>
-      <w:sz w:val="20"/>
-    </w:rPr>
-  </w:style>
-  <w:style w:type="table" w:styleId="Tabelacomgrade">
-    <w:name w:val="Table Grid"/>
-    <w:basedOn w:val="Tabelanormal"/>
-    <w:uiPriority w:val="39"/>
-    <w:rsid w:val="000019A0"/>
-    <w:pPr>
-      <w:spacing w:after="0" w:line="240" w:lineRule="auto"/>
-    </w:pPr>
-    <w:tblPr>
-      <w:tblInd w:w="0" w:type="dxa"/>
-      <w:tblBorders>
-        <w:top w:val="single" w:sz="4" w:space="0" w:color="auto"/>
-        <w:left w:val="single" w:sz="4" w:space="0" w:color="auto"/>
-        <w:bottom w:val="single" w:sz="4" w:space="0" w:color="auto"/>
-        <w:right w:val="single" w:sz="4" w:space="0" w:color="auto"/>
-        <w:insideH w:val="single" w:sz="4" w:space="0" w:color="auto"/>
-        <w:insideV w:val="single" w:sz="4" w:space="0" w:color="auto"/>
-      </w:tblBorders>
-      <w:tblCellMar>
-        <w:top w:w="0" w:type="dxa"/>
-        <w:left w:w="108" w:type="dxa"/>
-        <w:bottom w:w="0" w:type="dxa"/>
-        <w:right w:w="108" w:type="dxa"/>
-      </w:tblCellMar>
-    </w:tblPr>
-  </w:style>
-  <w:style w:type="character" w:customStyle="1" w:styleId="FonteeimagemChar">
-    <w:name w:val="Fonte e imagem Char"/>
-    <w:basedOn w:val="Fontepargpadro"/>
-    <w:link w:val="Fonteeimagem"/>
-    <w:rsid w:val="00D05889"/>
-    <w:rPr>
-      <w:rFonts w:ascii="Arial" w:hAnsi="Arial"/>
-      <w:sz w:val="20"/>
-    </w:rPr>
-  </w:style>
-  <w:style w:type="paragraph" w:styleId="Legenda">
-    <w:name w:val="caption"/>
-    <w:basedOn w:val="Normal"/>
-    <w:next w:val="Normal"/>
-    <w:uiPriority w:val="35"/>
-    <w:unhideWhenUsed/>
-    <w:qFormat/>
-    <w:rsid w:val="009922EE"/>
-    <w:pPr>
-      <w:spacing w:before="120" w:line="240" w:lineRule="auto"/>
-      <w:ind w:firstLine="0"/>
-      <w:jc w:val="center"/>
-    </w:pPr>
-    <w:rPr>
-      <w:b/>
-      <w:iCs/>
-      <w:sz w:val="20"/>
-      <w:szCs w:val="18"/>
-    </w:rPr>
-  </w:style>
-  <w:style w:type="paragraph" w:styleId="ndicedeilustraes">
-    <w:name w:val="table of figures"/>
-    <w:basedOn w:val="Normal"/>
-    <w:next w:val="Normal"/>
-    <w:uiPriority w:val="99"/>
-    <w:unhideWhenUsed/>
-    <w:rsid w:val="005C1402"/>
-    <w:pPr>
-      <w:spacing w:after="0"/>
-    </w:pPr>
-  </w:style>
-  <w:style w:type="paragraph" w:styleId="NormalWeb">
-    <w:name w:val="Normal (Web)"/>
-    <w:basedOn w:val="Normal"/>
-    <w:uiPriority w:val="99"/>
-    <w:unhideWhenUsed/>
-    <w:rsid w:val="00B96C46"/>
-    <w:pPr>
-      <w:spacing w:before="100" w:beforeAutospacing="1" w:after="100" w:afterAutospacing="1" w:line="240" w:lineRule="auto"/>
-      <w:ind w:firstLine="0"/>
-      <w:jc w:val="left"/>
-    </w:pPr>
-    <w:rPr>
-      <w:rFonts w:ascii="Times New Roman" w:eastAsia="Times New Roman" w:hAnsi="Times New Roman" w:cs="Times New Roman"/>
-      <w:szCs w:val="24"/>
-      <w:lang w:eastAsia="pt-BR"/>
-    </w:rPr>
-  </w:style>
-  <w:style w:type="paragraph" w:styleId="Textodebalo">
-    <w:name w:val="Balloon Text"/>
-    <w:basedOn w:val="Normal"/>
-    <w:link w:val="TextodebaloChar"/>
-    <w:uiPriority w:val="99"/>
-    <w:semiHidden/>
-    <w:unhideWhenUsed/>
-    <w:rsid w:val="00B11816"/>
-    <w:pPr>
-      <w:spacing w:after="0" w:line="240" w:lineRule="auto"/>
-    </w:pPr>
-    <w:rPr>
-      <w:rFonts w:ascii="Tahoma" w:hAnsi="Tahoma" w:cs="Tahoma"/>
-      <w:sz w:val="16"/>
-      <w:szCs w:val="16"/>
-    </w:rPr>
-  </w:style>
-  <w:style w:type="character" w:customStyle="1" w:styleId="TextodebaloChar">
-    <w:name w:val="Texto de balão Char"/>
-    <w:basedOn w:val="Fontepargpadro"/>
-    <w:link w:val="Textodebalo"/>
-    <w:uiPriority w:val="99"/>
-    <w:semiHidden/>
-    <w:rsid w:val="00B11816"/>
-    <w:rPr>
-      <w:rFonts w:ascii="Tahoma" w:hAnsi="Tahoma" w:cs="Tahoma"/>
-      <w:sz w:val="16"/>
-      <w:szCs w:val="16"/>
-    </w:rPr>
-  </w:style>
-  <w:style w:type="character" w:customStyle="1" w:styleId="whitespace-normal">
-    <w:name w:val="whitespace-normal"/>
-    <w:basedOn w:val="Fontepargpadro"/>
-    <w:rsid w:val="002848DF"/>
   </w:style>
 </w:styles>
 </file>
@@ -7508,7 +6354,7 @@
   <a:extraClrSchemeLst/>
   <a:extLst>
     <a:ext uri="{05A4C25C-085E-4340-85A3-A5531E510DB2}">
-      <thm15:themeFamily xmlns="" xmlns:thm15="http://schemas.microsoft.com/office/thememl/2012/main" name="Office Theme" id="{62F939B6-93AF-4DB8-9C6B-D6C7DFDC589F}" vid="{4A3C46E8-61CC-4603-A589-7422A47A8E4A}"/>
+      <thm15:themeFamily xmlns:thm15="http://schemas.microsoft.com/office/thememl/2012/main" name="Office Theme" id="{62F939B6-93AF-4DB8-9C6B-D6C7DFDC589F}" vid="{4A3C46E8-61CC-4603-A589-7422A47A8E4A}"/>
     </a:ext>
   </a:extLst>
 </a:theme>
@@ -7519,7 +6365,7 @@
 </file>
 
 <file path=customXml/itemProps1.xml><?xml version="1.0" encoding="utf-8"?>
-<ds:datastoreItem xmlns:ds="http://schemas.openxmlformats.org/officeDocument/2006/customXml" ds:itemID="{EF36945A-488B-4B86-9706-6DE9BDD2EB08}">
+<ds:datastoreItem xmlns:ds="http://schemas.openxmlformats.org/officeDocument/2006/customXml" ds:itemID="{327AE994-960B-414E-8D8E-A51910C2BCB7}">
   <ds:schemaRefs>
     <ds:schemaRef ds:uri="http://schemas.openxmlformats.org/officeDocument/2006/bibliography"/>
   </ds:schemaRefs>

--- a/ABNT TCC - ShowMe.docx
+++ b/ABNT TCC - ShowMe.docx
@@ -1,6 +1,6 @@
 
 <file path=word/document.xml><?xml version="1.0" encoding="utf-8"?>
-<w:document xmlns:wpc="http://schemas.microsoft.com/office/word/2010/wordprocessingCanvas" xmlns:cx="http://schemas.microsoft.com/office/drawing/2014/chartex" xmlns:cx1="http://schemas.microsoft.com/office/drawing/2015/9/8/chartex" xmlns:mc="http://schemas.openxmlformats.org/markup-compatibility/2006" xmlns:o="urn:schemas-microsoft-com:office:office" xmlns:r="http://schemas.openxmlformats.org/officeDocument/2006/relationships" xmlns:m="http://schemas.openxmlformats.org/officeDocument/2006/math" xmlns:v="urn:schemas-microsoft-com:vml" xmlns:wp14="http://schemas.microsoft.com/office/word/2010/wordprocessingDrawing" xmlns:wp="http://schemas.openxmlformats.org/drawingml/2006/wordprocessingDrawing" xmlns:w10="urn:schemas-microsoft-com:office:word" xmlns:w="http://schemas.openxmlformats.org/wordprocessingml/2006/main" xmlns:w14="http://schemas.microsoft.com/office/word/2010/wordml" xmlns:w15="http://schemas.microsoft.com/office/word/2012/wordml" xmlns:w16se="http://schemas.microsoft.com/office/word/2015/wordml/symex" xmlns:wpg="http://schemas.microsoft.com/office/word/2010/wordprocessingGroup" xmlns:wpi="http://schemas.microsoft.com/office/word/2010/wordprocessingInk" xmlns:wne="http://schemas.microsoft.com/office/word/2006/wordml" xmlns:wps="http://schemas.microsoft.com/office/word/2010/wordprocessingShape" mc:Ignorable="w14 w15 w16se wp14">
+<w:document xmlns:wpc="http://schemas.microsoft.com/office/word/2010/wordprocessingCanvas" xmlns:cx="http://schemas.microsoft.com/office/drawing/2014/chartex" xmlns:cx1="http://schemas.microsoft.com/office/drawing/2015/9/8/chartex" xmlns:cx2="http://schemas.microsoft.com/office/drawing/2015/10/21/chartex" xmlns:cx3="http://schemas.microsoft.com/office/drawing/2016/5/9/chartex" xmlns:cx4="http://schemas.microsoft.com/office/drawing/2016/5/10/chartex" xmlns:cx5="http://schemas.microsoft.com/office/drawing/2016/5/11/chartex" xmlns:cx6="http://schemas.microsoft.com/office/drawing/2016/5/12/chartex" xmlns:cx7="http://schemas.microsoft.com/office/drawing/2016/5/13/chartex" xmlns:cx8="http://schemas.microsoft.com/office/drawing/2016/5/14/chartex" xmlns:mc="http://schemas.openxmlformats.org/markup-compatibility/2006" xmlns:aink="http://schemas.microsoft.com/office/drawing/2016/ink" xmlns:am3d="http://schemas.microsoft.com/office/drawing/2017/model3d" xmlns:o="urn:schemas-microsoft-com:office:office" xmlns:oel="http://schemas.microsoft.com/office/2019/extlst" xmlns:r="http://schemas.openxmlformats.org/officeDocument/2006/relationships" xmlns:m="http://schemas.openxmlformats.org/officeDocument/2006/math" xmlns:v="urn:schemas-microsoft-com:vml" xmlns:wp14="http://schemas.microsoft.com/office/word/2010/wordprocessingDrawing" xmlns:wp="http://schemas.openxmlformats.org/drawingml/2006/wordprocessingDrawing" xmlns:w10="urn:schemas-microsoft-com:office:word" xmlns:w="http://schemas.openxmlformats.org/wordprocessingml/2006/main" xmlns:w14="http://schemas.microsoft.com/office/word/2010/wordml" xmlns:w15="http://schemas.microsoft.com/office/word/2012/wordml" xmlns:w16cex="http://schemas.microsoft.com/office/word/2018/wordml/cex" xmlns:w16cid="http://schemas.microsoft.com/office/word/2016/wordml/cid" xmlns:w16="http://schemas.microsoft.com/office/word/2018/wordml" xmlns:w16sdtdh="http://schemas.microsoft.com/office/word/2020/wordml/sdtdatahash" xmlns:w16se="http://schemas.microsoft.com/office/word/2015/wordml/symex" xmlns:wpg="http://schemas.microsoft.com/office/word/2010/wordprocessingGroup" xmlns:wpi="http://schemas.microsoft.com/office/word/2010/wordprocessingInk" xmlns:wne="http://schemas.microsoft.com/office/word/2006/wordml" xmlns:wps="http://schemas.microsoft.com/office/word/2010/wordprocessingShape" mc:Ignorable="w14 w15 w16se w16cid w16 w16cex w16sdtdh wp14">
   <w:body>
     <w:p>
       <w:pPr>
@@ -15,7 +15,15 @@
         <w:pStyle w:val="SemEspaamento"/>
       </w:pPr>
       <w:r>
-        <w:t>ETEC PROFª MARIA CRISTINA MEDEIROS</w:t>
+        <w:t xml:space="preserve">ETEC </w:t>
+      </w:r>
+      <w:proofErr w:type="spellStart"/>
+      <w:r>
+        <w:t>PROFª</w:t>
+      </w:r>
+      <w:proofErr w:type="spellEnd"/>
+      <w:r>
+        <w:t xml:space="preserve"> MARIA CRISTINA MEDEIROS</w:t>
       </w:r>
     </w:p>
     <w:p>
@@ -23,7 +31,7 @@
         <w:pStyle w:val="SemEspaamento"/>
       </w:pPr>
       <w:r>
-        <w:t>Curso Técnico em Informática para Internet Integrado ao Ensino Médio</w:t>
+        <w:t>Técnico em Informática para Internet Integrado ao Ensino Médio</w:t>
       </w:r>
     </w:p>
     <w:p>
@@ -48,8 +56,13 @@
         <w:pStyle w:val="SemEspaamento"/>
       </w:pPr>
       <w:r>
-        <w:t>Paola Onório Zaratinni</w:t>
-      </w:r>
+        <w:t xml:space="preserve">Paola Onório </w:t>
+      </w:r>
+      <w:proofErr w:type="spellStart"/>
+      <w:r>
+        <w:t>Zaratinni</w:t>
+      </w:r>
+      <w:proofErr w:type="spellEnd"/>
     </w:p>
     <w:p>
       <w:pPr>
@@ -78,12 +91,16 @@
         <w:pStyle w:val="SemEspaamento"/>
         <w:spacing w:before="2400"/>
       </w:pPr>
+      <w:proofErr w:type="spellStart"/>
       <w:r>
         <w:t>ShowMe</w:t>
       </w:r>
-      <w:r>
-        <w:t xml:space="preserve"> – </w:t>
-      </w:r>
+      <w:proofErr w:type="spellEnd"/>
+    </w:p>
+    <w:p>
+      <w:pPr>
+        <w:pStyle w:val="SemEspaamento"/>
+      </w:pPr>
       <w:r>
         <w:t>Sistema</w:t>
       </w:r>
@@ -136,8 +153,13 @@
         <w:pStyle w:val="SemEspaamento"/>
       </w:pPr>
       <w:r>
-        <w:t>Paola Onório Zaratinni</w:t>
-      </w:r>
+        <w:t xml:space="preserve">Paola Onório </w:t>
+      </w:r>
+      <w:proofErr w:type="spellStart"/>
+      <w:r>
+        <w:t>Zaratinni</w:t>
+      </w:r>
+      <w:proofErr w:type="spellEnd"/>
     </w:p>
     <w:p>
       <w:pPr>
@@ -161,16 +183,26 @@
     <w:p>
       <w:pPr>
         <w:pStyle w:val="SemEspaamento"/>
-        <w:spacing w:before="5040"/>
-      </w:pPr>
-      <w:r>
-        <w:t>ShowMe – Sistema para Democratização de Eventos Culturais</w:t>
-      </w:r>
+        <w:spacing w:before="4680"/>
+      </w:pPr>
+      <w:proofErr w:type="spellStart"/>
+      <w:r>
+        <w:t>ShowMe</w:t>
+      </w:r>
+      <w:proofErr w:type="spellEnd"/>
     </w:p>
     <w:p>
       <w:pPr>
         <w:pStyle w:val="SemEspaamento"/>
-        <w:spacing w:before="960"/>
+      </w:pPr>
+      <w:r>
+        <w:t>Sistema para Democratização de Eventos Culturais</w:t>
+      </w:r>
+    </w:p>
+    <w:p>
+      <w:pPr>
+        <w:pStyle w:val="SemEspaamento"/>
+        <w:spacing w:before="840"/>
         <w:ind w:left="4535"/>
         <w:jc w:val="both"/>
         <w:rPr>
@@ -182,41 +214,66 @@
           <w:b w:val="0"/>
           <w:sz w:val="22"/>
         </w:rPr>
-        <w:t>Trabalho de Conclusão de Curso apresentado ao Curso Técnico em Informática para Internet da ETEC Profª Maria Cristina Medeiros, orientado pela Prof</w:t>
-      </w:r>
+        <w:t xml:space="preserve">Trabalho de Conclusão de Curso apresentado ao Curso Técnico em Informática para Internet da ETEC </w:t>
+      </w:r>
+      <w:proofErr w:type="spellStart"/>
       <w:r>
         <w:rPr>
           <w:b w:val="0"/>
           <w:sz w:val="22"/>
         </w:rPr>
-        <w:t>ª</w:t>
-      </w:r>
+        <w:t>Profª</w:t>
+      </w:r>
+      <w:proofErr w:type="spellEnd"/>
       <w:r>
         <w:rPr>
           <w:b w:val="0"/>
           <w:sz w:val="22"/>
         </w:rPr>
-        <w:t xml:space="preserve"> Cíntia Maria de </w:t>
-      </w:r>
+        <w:t xml:space="preserve"> Maria Cristina Medeiros, orientado pela </w:t>
+      </w:r>
+      <w:proofErr w:type="spellStart"/>
       <w:r>
         <w:rPr>
           <w:b w:val="0"/>
           <w:sz w:val="22"/>
         </w:rPr>
-        <w:t>Araújo</w:t>
+        <w:t>Prof</w:t>
       </w:r>
       <w:r>
         <w:rPr>
           <w:b w:val="0"/>
           <w:sz w:val="22"/>
         </w:rPr>
+        <w:t>ª</w:t>
+      </w:r>
+      <w:proofErr w:type="spellEnd"/>
+      <w:r>
+        <w:rPr>
+          <w:b w:val="0"/>
+          <w:sz w:val="22"/>
+        </w:rPr>
+        <w:t xml:space="preserve"> Cíntia Maria de </w:t>
+      </w:r>
+      <w:r>
+        <w:rPr>
+          <w:b w:val="0"/>
+          <w:sz w:val="22"/>
+        </w:rPr>
+        <w:t>Araújo</w:t>
+      </w:r>
+      <w:r>
+        <w:rPr>
+          <w:b w:val="0"/>
+          <w:sz w:val="22"/>
+        </w:rPr>
         <w:t xml:space="preserve"> Pinho, como requisito parcial para obtenção do Título de Técnico em Informática</w:t>
       </w:r>
     </w:p>
     <w:p>
       <w:pPr>
         <w:pStyle w:val="SemEspaamento"/>
-        <w:spacing w:before="3840"/>
+        <w:spacing w:before="3960"/>
       </w:pPr>
       <w:r>
         <w:t>Ribeirão Pires</w:t>
@@ -2561,7 +2618,13 @@
         <w:t xml:space="preserve">. </w:t>
       </w:r>
       <w:r>
-        <w:t>(SEBRAE, 2025).</w:t>
+        <w:t>(</w:t>
+      </w:r>
+      <w:r>
+        <w:t>Sebrae</w:t>
+      </w:r>
+      <w:r>
+        <w:t>, 2025).</w:t>
       </w:r>
     </w:p>
     <w:p>
@@ -2573,7 +2636,27 @@
         </w:rPr>
       </w:pPr>
       <w:r>
-        <w:t>O caso se agrava conforme a proporção do show. Dados da CNN Brasil sobre o Lollapalooza mostram que metade do público veio de fora do estado de São Paulo, esse número representa 148.200 espectadores para um público cuja soma é de 285.000 pessoas (NICOLAU, 2026). Outro exemplo é o Rock in Rio, que teve uma participação de 730 mil pessoas, sendo 46% de fora do estado. (DANDARA, 2024).</w:t>
+        <w:t xml:space="preserve">O caso se agrava conforme a proporção do show. Dados da CNN Brasil sobre o </w:t>
+      </w:r>
+      <w:proofErr w:type="spellStart"/>
+      <w:r>
+        <w:t>Lollapalooza</w:t>
+      </w:r>
+      <w:proofErr w:type="spellEnd"/>
+      <w:r>
+        <w:t xml:space="preserve"> mostram que metade do público veio de fora do estado de São Paulo, esse número representa 148.200 espectadores para um público cuja soma é de 285.000 pessoas (</w:t>
+      </w:r>
+      <w:r>
+        <w:t>Nicolau</w:t>
+      </w:r>
+      <w:r>
+        <w:t>, 2026). Outro exemplo é o Rock in Rio, que teve uma participação de 730 mil pessoas, sendo 46% de fora do estado. (</w:t>
+      </w:r>
+      <w:r>
+        <w:t>Dandara</w:t>
+      </w:r>
+      <w:r>
+        <w:t>, 2024).</w:t>
       </w:r>
       <w:r>
         <w:rPr>
@@ -2619,17 +2702,40 @@
     </w:p>
     <w:p>
       <w:r>
-        <w:t>A relevância do presente projeto fundamenta-se no fato de que a participação em eventos culturais ao vivo, como shows, contribui para a melhoria da saúde mental e do bem-estar, auxiliando na redução do estresse e da ansiedade, além de favorecer a socialização entre indivíduos (BIACHIN, 2025). O Brasil, por si só, é o segundo país que mais consome shows ao vivo, sejam de cunho nacional ou internacional, o que evidencia o forte interesse da população por esse tipo de experiência cultural e torna uma iniciativa que simplifique o usufruto desses eventos para o público brasileiro essencial.</w:t>
-      </w:r>
-    </w:p>
-    <w:p>
-      <w:r>
-        <w:t>Outrossim, apesar desse alto consumo, o acesso a tais eventos ainda é limitado para parcelas significativas da população. A escassez de recursos que viabilizem o consumo de eventos culturais por pessoas de baixa renda ou que vivem distantes das grandes capitais fomenta um cenário elitizado, marcado pela desigualdade e pela exclusão cultural. (ANDRADE, 2024).</w:t>
-      </w:r>
-    </w:p>
-    <w:p>
-      <w:r>
-        <w:t>Portanto, tais questões apresentadas, somadas à falta de soluções existentes, são mais que suficientes para justificar o desenvolvimento desse projeto que, alinhado aos Objetivos de Desenvolvimento Sustentável 3 (Saúde e Bem-Estar), 4 (Educação de Qualidade) e 16 (Paz, Justiça e Instituições Eficazes), busca promover mais inclusão cultural no Brasil, difundir o lazer saudável e estimular o senso crítico e a empatia de ainda mais brasileiros.</w:t>
+        <w:t>A relevância do presente projeto fundamenta-se no fato de que a participação em eventos culturais ao vivo, como shows, contribui para a melhoria da saúde mental e do bem-estar, auxiliando na redução do estresse e da ansiedade, além de favorecer a socialização entre indivíduos (</w:t>
+      </w:r>
+      <w:proofErr w:type="spellStart"/>
+      <w:r>
+        <w:t>Biachin</w:t>
+      </w:r>
+      <w:proofErr w:type="spellEnd"/>
+      <w:r>
+        <w:t>, 2025). O Brasil, por si só, é o segundo país que mais consome shows ao vivo, sejam de cunho nacional ou internacional, o que evidencia o forte interesse da população por esse tipo de experiência cultural e torna uma iniciativa que simplifique o usufruto desses eventos para o público brasileiro essencial.</w:t>
+      </w:r>
+    </w:p>
+    <w:p>
+      <w:r>
+        <w:t>Outrossim, apesar desse alto consumo, o acesso a tais eventos ainda é limitado para parcelas significativas da população. A escassez de recursos que viabilizem o consumo de eventos culturais por pessoas de baixa renda ou que vivem distantes das grandes capitais fomenta um cenário elitizado, marcado pela desigualdade e pela exclusão cultural. (</w:t>
+      </w:r>
+      <w:r>
+        <w:t>Andrade</w:t>
+      </w:r>
+      <w:r>
+        <w:t>, 2024).</w:t>
+      </w:r>
+    </w:p>
+    <w:p>
+      <w:r>
+        <w:t>Portanto, tais questões apresentadas, somadas à falta de soluções existentes, são mais que suficientes para justificar o desenvolvimento desse projeto que, alinhado aos Objetivos de Desenvolvimento Sustentável 3 (Saúde e Bem-Estar), 4 (Educação de Qualidade) e 16 (Paz, Justiça e Instituições Eficazes)</w:t>
+      </w:r>
+      <w:r>
+        <w:t xml:space="preserve"> </w:t>
+      </w:r>
+      <w:r>
+        <w:t>(Nações Unidas Brasil, s.d.)</w:t>
+      </w:r>
+      <w:r>
+        <w:t>, busca promover mais inclusão cultural no Brasil, difundir o lazer saudável e estimular o senso crítico e a empatia de ainda mais brasileiros.</w:t>
       </w:r>
     </w:p>
     <w:p>
@@ -2666,21 +2772,34 @@
     </w:p>
     <w:p>
       <w:r>
-        <w:t>O projeto ShowMe foi desenvolvido a partir da combinação de pesquisa bibliográfica e exploratória, pesquisa de campo e pesquisa aplicada, com o objetivo de compreender as dificuldades relacionadas à descoberta, divulgação e participação em eventos culturais e, a partir disso, desenvolver uma solução digital adequada às necessidades dos usuários.</w:t>
+        <w:t xml:space="preserve">O projeto </w:t>
+      </w:r>
+      <w:proofErr w:type="spellStart"/>
+      <w:r>
+        <w:t>ShowMe</w:t>
+      </w:r>
+      <w:proofErr w:type="spellEnd"/>
+      <w:r>
+        <w:t xml:space="preserve"> foi desenvolvido a partir da combinação de pesquisa bibliográfica e exploratória, pesquisa de campo e pesquisa aplicada, com o objetivo de compreender as dificuldades relacionadas à descoberta, divulgação e participação em eventos culturais e, a partir disso, desenvolver uma solução digital adequada às necessidades dos usuários.</w:t>
       </w:r>
     </w:p>
     <w:p>
       <w:r>
         <w:lastRenderedPageBreak/>
-        <w:t>A primeira etapa consistiu em uma pesquisa bibliográfica e exploratória, buscando compreender o acesso à cultura no Brasil, a divulgação de eventos e os principais obstáculos enfrentados pelo público. Foram consultados artigos, pesquisas, dados estatísticos e materiais relacionados à cul</w:t>
-      </w:r>
-      <w:r>
-        <w:t>tura e às tecnologias digitais.</w:t>
-      </w:r>
-    </w:p>
-    <w:p>
-      <w:r>
-        <w:t>Paralelamente, foi utilizada a abordagem do Design Thinking, presente desde a etapa de Imersão até a Ideação, Prototipação e desenvolvimento da solução. Na fase de imersão, foi realizada uma pesquisa de campo por meio de um questionário on-line, obtendo 203 respostas, com o objetivo de identificar hábitos, dificuldades e necessidades dos usuários em relação aos eventos culturais.</w:t>
+        <w:t>A primeira etapa consistiu em uma pesquisa bibliográfica e exploratória, buscando compreender o acesso à cultura no Brasil, a divulgação de eventos e os principais obstáculos enfrentados pelo público. Foram consultados artigos, pesquisas, dados estatísticos e materiais relacionados à cultura e às tecnologias digitais.</w:t>
+      </w:r>
+    </w:p>
+    <w:p>
+      <w:r>
+        <w:t xml:space="preserve">Paralelamente, foi utilizada a abordagem do Design </w:t>
+      </w:r>
+      <w:proofErr w:type="spellStart"/>
+      <w:r>
+        <w:t>Thinking</w:t>
+      </w:r>
+      <w:proofErr w:type="spellEnd"/>
+      <w:r>
+        <w:t>, presente desde a etapa de Imersão até a Ideação, Prototipação e desenvolvimento da solução. Na fase de imersão, foi realizada uma pesquisa de campo por meio de um questionário on-line, obtendo 203 respostas, com o objetivo de identificar hábitos, dificuldades e necessidades dos usuários em relação aos eventos culturais.</w:t>
       </w:r>
     </w:p>
     <w:p>
@@ -2690,18 +2809,38 @@
     </w:p>
     <w:p>
       <w:r>
-        <w:t>Após a análise dos resultados, iniciou-se a pesquisa aplicada, voltada ao desenvolvimento do ShowMe. A plataforma foi planejada para permitir a pesquisa e filtragem de eventos, localização, recomendações, favoritos, informações sobre artista</w:t>
-      </w:r>
-      <w:r>
-        <w:t>s,</w:t>
-      </w:r>
-      <w:r>
-        <w:t>rotas e planejamento de gastos. Também será possível que usuários enviem eventos por meio de um formulário, que posteriormente serão analisados e aprovados pelo administrador antes de sua publicação.</w:t>
-      </w:r>
-    </w:p>
-    <w:p>
-      <w:r>
-        <w:t>Para a organização das atividades, foi utilizada a metodologia Ágil Scrum, permitindo a divisão das tarefas entre a equipe e o desenvolvimento gradual das funcionalidades. A aplicação utiliza HTML5, CSS3 e JavaScript, além de banco de dados relacional e APIs externas para recursos de localização, mapas, eventos e informações relacionadas a artistas e preferências musicais.</w:t>
+        <w:t xml:space="preserve">Após a análise dos resultados, iniciou-se a pesquisa aplicada, voltada ao desenvolvimento do </w:t>
+      </w:r>
+      <w:proofErr w:type="spellStart"/>
+      <w:r>
+        <w:t>ShowMe</w:t>
+      </w:r>
+      <w:proofErr w:type="spellEnd"/>
+      <w:r>
+        <w:t xml:space="preserve">. A plataforma foi planejada para permitir a pesquisa e filtragem de eventos, localização, recomendações, favoritos, informações sobre </w:t>
+      </w:r>
+      <w:proofErr w:type="spellStart"/>
+      <w:proofErr w:type="gramStart"/>
+      <w:r>
+        <w:t>artistas,rotas</w:t>
+      </w:r>
+      <w:proofErr w:type="spellEnd"/>
+      <w:proofErr w:type="gramEnd"/>
+      <w:r>
+        <w:t xml:space="preserve"> e planejamento de gastos. Também será possível que usuários enviem eventos por meio de um formulário, que posteriormente serão analisados e aprovados pelo administrador antes de sua publicação.</w:t>
+      </w:r>
+    </w:p>
+    <w:p>
+      <w:r>
+        <w:t xml:space="preserve">Para a organização das atividades, foi utilizada a metodologia Ágil Scrum, permitindo a divisão das tarefas entre a equipe e o desenvolvimento gradual das funcionalidades. A aplicação utiliza HTML5, CSS3 e </w:t>
+      </w:r>
+      <w:proofErr w:type="spellStart"/>
+      <w:r>
+        <w:t>JavaScript</w:t>
+      </w:r>
+      <w:proofErr w:type="spellEnd"/>
+      <w:r>
+        <w:t>, além de banco de dados relacional e APIs externas para recursos de localização, mapas, eventos e informações relacionadas a artistas e preferências musicais.</w:t>
       </w:r>
     </w:p>
     <w:p>
@@ -2732,7 +2871,7 @@
           <w:lang w:eastAsia="pt-BR"/>
         </w:rPr>
         <w:drawing>
-          <wp:inline distT="0" distB="0" distL="0" distR="0">
+          <wp:inline distT="0" distB="0" distL="0" distR="0" wp14:anchorId="61563841" wp14:editId="43B8F7FF">
             <wp:extent cx="4813935" cy="7221220"/>
             <wp:effectExtent l="0" t="0" r="5715" b="0"/>
             <wp:docPr id="10" name="Imagem 10"/>
@@ -2795,7 +2934,15 @@
     </w:p>
     <w:p>
       <w:r>
-        <w:t>A fase de imersão no Design Thinking, também denominada inspiração, consiste no momento em que a equipe se aproxima profundamente do contexto do problema, considerando tanto a visão da organização quanto a do usuário final. Nesse estágio, são coletados insights a partir da observação e da empatia, ao se colocar no lugar do outro para compreender suas necessidades. Esse movimento favorece a identificação de oportunidades de inovação baseadas em experiências reais. Além disso, possibilita interpretar o negócio sob a perspectiva do consumidor. Dessa forma, a imersão contribui para a construção de propostas de valor mais adequadas (</w:t>
+        <w:t xml:space="preserve">A fase de imersão no Design </w:t>
+      </w:r>
+      <w:proofErr w:type="spellStart"/>
+      <w:r>
+        <w:t>Thinking</w:t>
+      </w:r>
+      <w:proofErr w:type="spellEnd"/>
+      <w:r>
+        <w:t>, também denominada inspiração, consiste no momento em que a equipe se aproxima profundamente do contexto do problema, considerando tanto a visão da organização quanto a do usuário final. Nesse estágio, são coletados insights a partir da observação e da empatia, ao se colocar no lugar do outro para compreender suas necessidades. Esse movimento favorece a identificação de oportunidades de inovação baseadas em experiências reais. Além disso, possibilita interpretar o negócio sob a perspectiva do consumidor. Dessa forma, a imersão contribui para a construção de propostas de valor mais adequadas (</w:t>
       </w:r>
       <w:r>
         <w:t>M</w:t>
@@ -2813,6 +2960,40 @@
         <w:t>Caderno de Sensibilidade</w:t>
       </w:r>
       <w:bookmarkEnd w:id="4"/>
+    </w:p>
+    <w:p>
+      <w:pPr>
+        <w:rPr>
+          <w:rFonts w:ascii="Times New Roman" w:hAnsi="Times New Roman"/>
+          <w:highlight w:val="yellow"/>
+        </w:rPr>
+      </w:pPr>
+      <w:r>
+        <w:rPr>
+          <w:highlight w:val="yellow"/>
+        </w:rPr>
+        <w:t>O caderno de sensibilidade tem como intuito registrar indiretamente as experiências e percepções dos usuários, bem como a forma como se sentem diante de determinadas situações, delimitadas conforme o tema do projeto. Essa técnica propicia um entendimento mais profundo sobre o usuário e seu cotidiano, com mínima interferência dos pesquisadores (Vianna et. al., 2012).</w:t>
+      </w:r>
+    </w:p>
+    <w:p>
+      <w:r>
+        <w:rPr>
+          <w:highlight w:val="yellow"/>
+        </w:rPr>
+        <w:t>Assim, a realização do caderno de sensibilidade proporcionou ao projeto uma bagagem mais rica de conhecimentos sobre as dores e os prazeres relacionados à experiência de apreciar a cultura no Brasil, como a centralização de eventos e seus benefícios à saúde, respectivamente. O grupo, então, tabulou essas informações (</w:t>
+      </w:r>
+      <w:r>
+        <w:rPr>
+          <w:highlight w:val="yellow"/>
+        </w:rPr>
+        <w:t>Quadro 1</w:t>
+      </w:r>
+      <w:r>
+        <w:rPr>
+          <w:highlight w:val="yellow"/>
+        </w:rPr>
+        <w:t>), o que possibilitou uma compreensão mais sensível das vivências do público-alvo.</w:t>
+      </w:r>
     </w:p>
     <w:p>
       <w:pPr>
@@ -2827,10 +3008,7 @@
         <w:fldChar w:fldCharType="begin"/>
       </w:r>
       <w:r>
-        <w:instrText xml:space="preserve"> SEQ Quadro \* ARABIC</w:instrText>
-      </w:r>
-      <w:r>
-        <w:instrText xml:space="preserve"> </w:instrText>
+        <w:instrText xml:space="preserve"> SEQ Quadro \* ARABIC </w:instrText>
       </w:r>
       <w:r>
         <w:fldChar w:fldCharType="separate"/>
@@ -3009,6 +3187,7 @@
               <w:ind w:firstLine="0"/>
             </w:pPr>
             <w:r>
+              <w:lastRenderedPageBreak/>
               <w:t>Até os moradores da região metropolitana de São Paulo, estado cuja capital abriga frequentemente grandes eventos, precisam se preocupar com mobilidade ou até hospedagem</w:t>
             </w:r>
           </w:p>
@@ -3151,7 +3330,6 @@
               <w:rPr>
                 <w:shd w:val="clear" w:color="auto" w:fill="FFFFFF"/>
               </w:rPr>
-              <w:lastRenderedPageBreak/>
               <w:t>Enquanto 96% dos brasileiros com ensino superior classe A/B afirmam participar de atividades culturais presenciais, o índice cai para 70% entre os que têm ensino fundamental e 71% na classe D/E.</w:t>
             </w:r>
           </w:p>
@@ -3282,26 +3460,117 @@
     </w:p>
     <w:p>
       <w:pPr>
+        <w:pStyle w:val="Ttulo2"/>
+      </w:pPr>
+      <w:r>
+        <w:t>Pesquisa de Campo</w:t>
+      </w:r>
+    </w:p>
+    <w:p>
+      <w:pPr>
+        <w:rPr>
+          <w:rFonts w:ascii="Times New Roman" w:hAnsi="Times New Roman"/>
+        </w:rPr>
+      </w:pPr>
+      <w:r>
+        <w:t>A pesquisa de campo, ou pesquisa exploratória, auxilia na percepção do contexto do assunto trabalhado e fornece recursos para determinar os perfis de usuários que serão posteriormente aprofundados, garantindo o contato da equipe com as realidades de uso da plataforma a ser desenvolvida, incluindo suas demandas e necessidades, de forma a validar o projeto diretamente com sua fonte: o público-alvo (Vianna et. al., 2012).</w:t>
+      </w:r>
+    </w:p>
+    <w:p>
+      <w:r>
+        <w:lastRenderedPageBreak/>
+        <w:t xml:space="preserve">No caso do </w:t>
+      </w:r>
+      <w:proofErr w:type="spellStart"/>
+      <w:r>
+        <w:t>ShowMe</w:t>
+      </w:r>
+      <w:proofErr w:type="spellEnd"/>
+      <w:r>
+        <w:t xml:space="preserve">, a pesquisa de campo consistiu na aplicação de um formulário por meio do Google </w:t>
+      </w:r>
+      <w:proofErr w:type="spellStart"/>
+      <w:r>
+        <w:t>Forms</w:t>
+      </w:r>
+      <w:proofErr w:type="spellEnd"/>
+      <w:r>
+        <w:t xml:space="preserve">, divulgado majoritariamente em diferentes grupos de </w:t>
+      </w:r>
+      <w:proofErr w:type="gramStart"/>
+      <w:r>
+        <w:t>WhatsApp  que</w:t>
+      </w:r>
+      <w:proofErr w:type="gramEnd"/>
+      <w:r>
+        <w:t xml:space="preserve"> reúnem fãs de diferentes artistas e promovem seus respectivos shows. Foram formuladas 13 perguntas, obtendo-se 203 respostas no total. O formulário permaneceu aberto entre os dias 18 de junho e 6 de agosto de 2026.</w:t>
+      </w:r>
+    </w:p>
+    <w:p/>
+    <w:p>
+      <w:pPr>
         <w:spacing w:after="160" w:line="259" w:lineRule="auto"/>
         <w:ind w:firstLine="0"/>
         <w:jc w:val="left"/>
         <w:rPr>
-          <w:sz w:val="20"/>
-        </w:rPr>
-      </w:pPr>
+          <w:rFonts w:eastAsiaTheme="majorEastAsia" w:cstheme="majorBidi"/>
+          <w:b/>
+          <w:szCs w:val="32"/>
+        </w:rPr>
+      </w:pPr>
+      <w:bookmarkStart w:id="6" w:name="_Toc232116283"/>
+      <w:r>
+        <w:br w:type="page"/>
+      </w:r>
     </w:p>
     <w:p>
       <w:pPr>
         <w:pStyle w:val="Ttulo1"/>
       </w:pPr>
-      <w:bookmarkStart w:id="6" w:name="_Toc232116283"/>
-      <w:r>
+      <w:r>
+        <w:lastRenderedPageBreak/>
         <w:t>ANÁLISE E SÍNTESE</w:t>
       </w:r>
       <w:bookmarkEnd w:id="6"/>
     </w:p>
     <w:p>
       <w:pPr>
+        <w:rPr>
+          <w:rFonts w:ascii="Times New Roman" w:hAnsi="Times New Roman"/>
+          <w:highlight w:val="yellow"/>
+        </w:rPr>
+      </w:pPr>
+      <w:r>
+        <w:rPr>
+          <w:highlight w:val="yellow"/>
+        </w:rPr>
+        <w:t xml:space="preserve">A fase de Análise e Síntese no Design </w:t>
+      </w:r>
+      <w:proofErr w:type="spellStart"/>
+      <w:r>
+        <w:rPr>
+          <w:highlight w:val="yellow"/>
+        </w:rPr>
+        <w:t>Thinking</w:t>
+      </w:r>
+      <w:proofErr w:type="spellEnd"/>
+      <w:r>
+        <w:rPr>
+          <w:highlight w:val="yellow"/>
+        </w:rPr>
+        <w:t xml:space="preserve"> é responsável por apurar os dados levantados na etapa anterior, mantendo as informações visualmente acessíveis e apontando padrões que contribuam para o entendimento global do trabalho, além de possibilitar a identificação de oportunidades para a etapa seguinte (Vianna et. al., 2012).</w:t>
+      </w:r>
+    </w:p>
+    <w:p>
+      <w:r>
+        <w:rPr>
+          <w:highlight w:val="yellow"/>
+        </w:rPr>
+        <w:t>No contexto do projeto, a análise e síntese dos dados levantados previamente foi fundamental para uma melhor compreensão da questão da falta de acesso à cultura no Brasil. Para isso, foram utilizadas ferramentas como o Mapa de Empatia, que evidenciou as principais necessidades do público-alvo, e a criação de uma Persona, que representou sinteticamente o perfil do usuário que utilizará o sistema proposto.</w:t>
+      </w:r>
+    </w:p>
+    <w:p>
+      <w:pPr>
         <w:pStyle w:val="Ttulo2"/>
       </w:pPr>
       <w:bookmarkStart w:id="7" w:name="_Toc232116284"/>
@@ -3339,7 +3608,13 @@
         <w:t>, pois alinha</w:t>
       </w:r>
       <w:r>
-        <w:t xml:space="preserve"> informações dos usuários com todas as pessoas envolvidas (VIANNA et. al., 2012).</w:t>
+        <w:t xml:space="preserve"> informações dos usuários com todas as pessoas envolvidas (</w:t>
+      </w:r>
+      <w:r>
+        <w:t xml:space="preserve">Vianna </w:t>
+      </w:r>
+      <w:r>
+        <w:t>et. al., 2012).</w:t>
       </w:r>
     </w:p>
     <w:p>
@@ -3374,7 +3649,7 @@
           <w:lang w:eastAsia="pt-BR"/>
         </w:rPr>
         <w:drawing>
-          <wp:inline distT="0" distB="0" distL="0" distR="0" wp14:anchorId="26BCE5C2" wp14:editId="37C70052">
+          <wp:inline distT="0" distB="0" distL="0" distR="0" wp14:anchorId="2A0EB812" wp14:editId="7F559A02">
             <wp:extent cx="4991100" cy="4789695"/>
             <wp:effectExtent l="0" t="0" r="0" b="0"/>
             <wp:docPr id="6" name="Imagem 6" descr="C:\Users\user\Downloads\WhatsApp Image 2026-06-10 at 18.31.35 (1).jpeg"/>
@@ -3465,7 +3740,10 @@
         <w:t>as</w:t>
       </w:r>
       <w:r>
-        <w:t xml:space="preserve"> necessidades do cliente e oportunidades para o projeto (VIANNA et. al., 2012).</w:t>
+        <w:t xml:space="preserve"> necessidades do cliente e oportunidades para o projeto </w:t>
+      </w:r>
+      <w:r>
+        <w:t>(Vianna et. al., 2012).</w:t>
       </w:r>
       <w:r>
         <w:rPr>
@@ -3473,6 +3751,38 @@
           <w:lang w:eastAsia="pt-BR"/>
         </w:rPr>
         <w:t xml:space="preserve"> </w:t>
+      </w:r>
+    </w:p>
+    <w:p>
+      <w:pPr>
+        <w:rPr>
+          <w:noProof/>
+          <w:lang w:eastAsia="pt-BR"/>
+        </w:rPr>
+      </w:pPr>
+      <w:r>
+        <w:rPr>
+          <w:noProof/>
+          <w:highlight w:val="yellow"/>
+          <w:lang w:eastAsia="pt-BR"/>
+        </w:rPr>
+        <w:t xml:space="preserve">Nas circunstâncias do projeto, o mapa de empatia revelou que o público se interessa por eventos diversos e precisa realizar buscas detalhadas para encontrá-los, que podem não ser suficientes, fazendo com que muitos eventos permaneçam inacessíveis, seja pela distância ou pela má divulgação. Também foi identificado o desejo de ter essas informações centralizadas com base em seus interesses e </w:t>
+      </w:r>
+      <w:r>
+        <w:rPr>
+          <w:noProof/>
+          <w:highlight w:val="yellow"/>
+          <w:lang w:eastAsia="pt-BR"/>
+        </w:rPr>
+        <w:lastRenderedPageBreak/>
+        <w:t>localização, além de receber recomendações personalizadas, necessidades contempladas pela proposta desenvolvida.</w:t>
+      </w:r>
+      <w:r>
+        <w:rPr>
+          <w:noProof/>
+          <w:lang w:eastAsia="pt-BR"/>
+        </w:rPr>
+        <w:t> </w:t>
       </w:r>
     </w:p>
     <w:p>
@@ -3482,7 +3792,6 @@
       </w:pPr>
       <w:bookmarkStart w:id="10" w:name="_Toc232116272"/>
       <w:r>
-        <w:lastRenderedPageBreak/>
         <w:t xml:space="preserve">Figura </w:t>
       </w:r>
       <w:r>
@@ -3503,7 +3812,7 @@
           <w:lang w:eastAsia="pt-BR"/>
         </w:rPr>
         <w:drawing>
-          <wp:inline distT="0" distB="0" distL="0" distR="0" wp14:anchorId="1EDA1094" wp14:editId="2EBABF08">
+          <wp:inline distT="0" distB="0" distL="0" distR="0" wp14:anchorId="68743FFB" wp14:editId="158A8D26">
             <wp:extent cx="5372939" cy="4038600"/>
             <wp:effectExtent l="0" t="0" r="0" b="0"/>
             <wp:docPr id="7" name="Imagem 7" descr="C:\Users\user\Downloads\WhatsApp Image 2026-06-10 at 18.31.35.jpeg"/>
@@ -3571,16 +3880,68 @@
     </w:p>
     <w:p>
       <w:pPr>
+        <w:spacing w:after="160" w:line="259" w:lineRule="auto"/>
+        <w:ind w:firstLine="0"/>
+        <w:jc w:val="left"/>
+        <w:rPr>
+          <w:rFonts w:eastAsiaTheme="majorEastAsia" w:cstheme="majorBidi"/>
+          <w:b/>
+          <w:szCs w:val="32"/>
+        </w:rPr>
+      </w:pPr>
+      <w:bookmarkStart w:id="11" w:name="_Toc232116286"/>
+      <w:r>
+        <w:br w:type="page"/>
+      </w:r>
+    </w:p>
+    <w:p>
+      <w:pPr>
         <w:pStyle w:val="Ttulo1"/>
       </w:pPr>
-      <w:bookmarkStart w:id="11" w:name="_Toc232116286"/>
-      <w:r>
+      <w:r>
+        <w:lastRenderedPageBreak/>
         <w:t>IDEAÇÃO</w:t>
       </w:r>
       <w:bookmarkEnd w:id="11"/>
     </w:p>
     <w:p>
       <w:pPr>
+        <w:rPr>
+          <w:rFonts w:ascii="Times New Roman" w:hAnsi="Times New Roman"/>
+          <w:highlight w:val="yellow"/>
+        </w:rPr>
+      </w:pPr>
+      <w:r>
+        <w:rPr>
+          <w:highlight w:val="yellow"/>
+        </w:rPr>
+        <w:t xml:space="preserve">A fase de Ideação, no Design </w:t>
+      </w:r>
+      <w:proofErr w:type="spellStart"/>
+      <w:r>
+        <w:rPr>
+          <w:highlight w:val="yellow"/>
+        </w:rPr>
+        <w:t>Thinking</w:t>
+      </w:r>
+      <w:proofErr w:type="spellEnd"/>
+      <w:r>
+        <w:rPr>
+          <w:highlight w:val="yellow"/>
+        </w:rPr>
+        <w:t>, procura promover inovação a partir de ideias criativas, utilizando as sínteses da etapa anterior para a concepção de soluções voltadas ao contexto do projeto. Assim, as ideias são selecionadas para, posteriormente, serem validadas na fase seguinte (Vianna et. al., 2012).</w:t>
+      </w:r>
+    </w:p>
+    <w:p>
+      <w:r>
+        <w:rPr>
+          <w:highlight w:val="yellow"/>
+        </w:rPr>
+        <w:t>Dessa forma, o grupo focou na produção de soluções criativas e coerentes com os desafios analisados, através de técnicas como o brainstorming, que permitiu a livre construção de ideias; o Golden Circle, que auxiliou na definição do propósito, das estratégias e dos resultados esperados do projeto; e o cardápio de ideias, que possibilitou a organização das propostas levantadas.</w:t>
+      </w:r>
+    </w:p>
+    <w:p>
+      <w:pPr>
         <w:pStyle w:val="Ttulo2"/>
       </w:pPr>
       <w:bookmarkStart w:id="12" w:name="_Toc232116287"/>
@@ -3590,47 +3951,36 @@
       <w:bookmarkEnd w:id="12"/>
     </w:p>
     <w:p>
-      <w:r>
-        <w:t>O cardápio de ideias é</w:t>
-      </w:r>
-      <w:r>
-        <w:t xml:space="preserve"> uma ferramenta </w:t>
-      </w:r>
-      <w:r>
-        <w:t>do Design Thinking</w:t>
-      </w:r>
-      <w:r>
-        <w:t xml:space="preserve"> que visa </w:t>
-      </w:r>
-      <w:r>
-        <w:t xml:space="preserve">organizar e sintetizar </w:t>
-      </w:r>
-      <w:r>
-        <w:t>todas as ideias que vieram à tona em relação a um projeto, funcionando como um catálogo</w:t>
-      </w:r>
-      <w:r>
-        <w:t xml:space="preserve"> de possibilidades </w:t>
-      </w:r>
-      <w:r>
-        <w:t>que permite melhor visualização d</w:t>
-      </w:r>
-      <w:r>
-        <w:t xml:space="preserve">as propostas levantadas pela equipe </w:t>
-      </w:r>
-      <w:r>
-        <w:t xml:space="preserve">para </w:t>
-      </w:r>
-      <w:r>
-        <w:t xml:space="preserve">comparação e </w:t>
-      </w:r>
-      <w:r>
-        <w:t>tomada de decisões</w:t>
-      </w:r>
-      <w:r>
-        <w:t xml:space="preserve"> de maneira mais efetiva </w:t>
-      </w:r>
-      <w:r>
-        <w:t>(VIANNA et. al., 2012).</w:t>
+      <w:pPr>
+        <w:rPr>
+          <w:rFonts w:ascii="Times New Roman" w:hAnsi="Times New Roman"/>
+        </w:rPr>
+      </w:pPr>
+      <w:bookmarkStart w:id="13" w:name="_Toc232116273"/>
+      <w:r>
+        <w:t>O cardápio de ideias é uma ferramenta que visa organizar todas as ideias que vieram à tona em relação a um projeto, funcionando como um catálogo de possibilidades que permite melhor visualização das propostas levantadas pela equipe para comparação e tomada de decisões de maneira mais efetiva, ao reunir diferentes alternativas em um mesmo espaço (Vianna et. al., 2012). </w:t>
+      </w:r>
+    </w:p>
+    <w:p>
+      <w:r>
+        <w:rPr>
+          <w:highlight w:val="yellow"/>
+        </w:rPr>
+        <w:t xml:space="preserve">Por meio desse mecanismo, a equipe pôde visualizar as principais ideias e decidir mais facilmente quais utilizar e quais descartar, levando em consideração as reais necessidades dos usuários obtidas durante a fase de imersão do design </w:t>
+      </w:r>
+      <w:proofErr w:type="spellStart"/>
+      <w:r>
+        <w:rPr>
+          <w:highlight w:val="yellow"/>
+        </w:rPr>
+        <w:t>thinking</w:t>
+      </w:r>
+      <w:proofErr w:type="spellEnd"/>
+      <w:r>
+        <w:rPr>
+          <w:highlight w:val="yellow"/>
+        </w:rPr>
+        <w:t>. O cardápio acabou por estimular a aprovação, por exemplo, da busca inteligente, enquanto alavancou a desaprovação do apoio aos vestibulares.</w:t>
       </w:r>
     </w:p>
     <w:p>
@@ -3638,7 +3988,6 @@
         <w:pStyle w:val="Legenda"/>
         <w:keepNext/>
       </w:pPr>
-      <w:bookmarkStart w:id="13" w:name="_Toc232116273"/>
       <w:r>
         <w:lastRenderedPageBreak/>
         <w:t xml:space="preserve">Figura </w:t>
@@ -3664,7 +4013,7 @@
           <w:lang w:eastAsia="pt-BR"/>
         </w:rPr>
         <w:drawing>
-          <wp:inline distT="0" distB="0" distL="0" distR="0" wp14:anchorId="4D3F5166" wp14:editId="11229870">
+          <wp:inline distT="0" distB="0" distL="0" distR="0" wp14:anchorId="51CC9EBB" wp14:editId="4429E031">
             <wp:extent cx="3467757" cy="5201827"/>
             <wp:effectExtent l="19050" t="19050" r="18415" b="18415"/>
             <wp:docPr id="4" name="Imagem 4"/>
@@ -3800,7 +4149,13 @@
         <w:t xml:space="preserve"> questões relevantes levantadas durante as fases de Imersão e de Análise</w:t>
       </w:r>
       <w:r>
-        <w:t xml:space="preserve"> do projeto (VIANNA et. al., 2012).</w:t>
+        <w:t xml:space="preserve"> do projeto (</w:t>
+      </w:r>
+      <w:r>
+        <w:t xml:space="preserve">Vianna </w:t>
+      </w:r>
+      <w:r>
+        <w:t>et. al., 2012).</w:t>
       </w:r>
     </w:p>
     <w:p>
@@ -3945,7 +4300,7 @@
           <w:lang w:eastAsia="pt-BR"/>
         </w:rPr>
         <w:drawing>
-          <wp:inline distT="0" distB="0" distL="0" distR="0" wp14:anchorId="026EC19F" wp14:editId="6E06B279">
+          <wp:inline distT="0" distB="0" distL="0" distR="0" wp14:anchorId="34FB9F28" wp14:editId="6563E3DF">
             <wp:extent cx="4648200" cy="2616536"/>
             <wp:effectExtent l="0" t="0" r="0" b="0"/>
             <wp:docPr id="8" name="Imagem 8" descr="C:\Users\user\Downloads\WhatsApp Image 2026-06-11 at 23.11.03.jpeg"/>
@@ -4028,19 +4383,93 @@
         <w:rPr>
           <w:lang w:eastAsia="pt-BR"/>
         </w:rPr>
-        <w:t xml:space="preserve">O Golden Circle é uma metodologia desenvolvida por Simon Sinek que auxilia organizações e projetos a definirem sua razão de existir, sua forma de atuação e o produto ou serviço que oferecem. O modelo é estruturado em três perguntas fundamentais: Por quê?, que representa a motivação e o propósito da iniciativa; Como?, que descreve os métodos e estratégias utilizados para atingir esse propósito; e </w:t>
-      </w:r>
-      <w:r>
-        <w:rPr>
-          <w:lang w:eastAsia="pt-BR"/>
-        </w:rPr>
-        <w:t xml:space="preserve"> </w:t>
-      </w:r>
-      <w:r>
-        <w:rPr>
-          <w:lang w:eastAsia="pt-BR"/>
-        </w:rPr>
-        <w:t>O quê?, que corresponde ao resultado final ou à solução desenvolvida. A aplicação dessa ferramenta permite compreender de forma clara os objetivos, os valores e o impacto pretendido pelo projeto (DAM; TEO, 2020).</w:t>
+        <w:t xml:space="preserve">O Golden Circle é uma metodologia desenvolvida por Simon </w:t>
+      </w:r>
+      <w:proofErr w:type="spellStart"/>
+      <w:r>
+        <w:rPr>
+          <w:lang w:eastAsia="pt-BR"/>
+        </w:rPr>
+        <w:t>Sinek</w:t>
+      </w:r>
+      <w:proofErr w:type="spellEnd"/>
+      <w:r>
+        <w:rPr>
+          <w:lang w:eastAsia="pt-BR"/>
+        </w:rPr>
+        <w:t xml:space="preserve"> que auxilia organizações e projetos a definirem sua razão de existir, sua forma de atuação e o produto ou serviço que oferecem. O modelo é estruturado em três perguntas fundamentais: Por </w:t>
+      </w:r>
+      <w:proofErr w:type="gramStart"/>
+      <w:r>
+        <w:rPr>
+          <w:lang w:eastAsia="pt-BR"/>
+        </w:rPr>
+        <w:t>quê?,</w:t>
+      </w:r>
+      <w:proofErr w:type="gramEnd"/>
+      <w:r>
+        <w:rPr>
+          <w:lang w:eastAsia="pt-BR"/>
+        </w:rPr>
+        <w:t xml:space="preserve"> que representa a motivação e o propósito da iniciativa; Como?, que descreve os métodos e estratégias utilizados para atingir esse propósito; e O quê?, que corresponde ao resultado final ou à solução desenvolvida (D</w:t>
+      </w:r>
+      <w:r>
+        <w:rPr>
+          <w:lang w:eastAsia="pt-BR"/>
+        </w:rPr>
+        <w:t>am</w:t>
+      </w:r>
+      <w:r>
+        <w:rPr>
+          <w:lang w:eastAsia="pt-BR"/>
+        </w:rPr>
+        <w:t xml:space="preserve">; </w:t>
+      </w:r>
+      <w:proofErr w:type="spellStart"/>
+      <w:r>
+        <w:rPr>
+          <w:lang w:eastAsia="pt-BR"/>
+        </w:rPr>
+        <w:t>T</w:t>
+      </w:r>
+      <w:r>
+        <w:rPr>
+          <w:lang w:eastAsia="pt-BR"/>
+        </w:rPr>
+        <w:t>eo</w:t>
+      </w:r>
+      <w:proofErr w:type="spellEnd"/>
+      <w:r>
+        <w:rPr>
+          <w:lang w:eastAsia="pt-BR"/>
+        </w:rPr>
+        <w:t xml:space="preserve">, 2020). </w:t>
+      </w:r>
+      <w:r>
+        <w:rPr>
+          <w:lang w:eastAsia="pt-BR"/>
+        </w:rPr>
+        <w:br/>
+      </w:r>
+      <w:r>
+        <w:rPr>
+          <w:lang w:eastAsia="pt-BR"/>
+        </w:rPr>
+        <w:tab/>
+      </w:r>
+      <w:r>
+        <w:rPr>
+          <w:highlight w:val="yellow"/>
+          <w:lang w:eastAsia="pt-BR"/>
+        </w:rPr>
+        <w:t>A aplicação dessa ferramenta permitiu à equipe compreender de forma clara os objetivos, os valores e o impacto pretendido pelo projeto, sem perder de vista seus princípios e as necessidades do público-alvo</w:t>
+      </w:r>
+      <w:r>
+        <w:rPr>
+          <w:highlight w:val="yellow"/>
+          <w:lang w:eastAsia="pt-BR"/>
+        </w:rPr>
+        <w:t>.</w:t>
       </w:r>
     </w:p>
     <w:p>
@@ -4071,7 +4500,7 @@
           <w:lang w:eastAsia="pt-BR"/>
         </w:rPr>
         <w:drawing>
-          <wp:inline distT="0" distB="0" distL="0" distR="0" wp14:anchorId="11F9B144" wp14:editId="331237EC">
+          <wp:inline distT="0" distB="0" distL="0" distR="0" wp14:anchorId="3A752E84" wp14:editId="3C86401E">
             <wp:extent cx="5144676" cy="2896439"/>
             <wp:effectExtent l="0" t="0" r="0" b="0"/>
             <wp:docPr id="3" name="Imagem 3" descr="C:\Users\user\Downloads\WhatsApp Image 2026-06-11 at 23.11.04.jpeg"/>
@@ -4137,10 +4566,26 @@
     </w:p>
     <w:p>
       <w:pPr>
+        <w:spacing w:after="160" w:line="259" w:lineRule="auto"/>
+        <w:ind w:firstLine="0"/>
+        <w:jc w:val="left"/>
+        <w:rPr>
+          <w:rFonts w:eastAsiaTheme="majorEastAsia" w:cstheme="majorBidi"/>
+          <w:b/>
+          <w:szCs w:val="32"/>
+        </w:rPr>
+      </w:pPr>
+      <w:bookmarkStart w:id="18" w:name="_Toc232116290"/>
+      <w:r>
+        <w:br w:type="page"/>
+      </w:r>
+    </w:p>
+    <w:p>
+      <w:pPr>
         <w:pStyle w:val="Ttulo1"/>
       </w:pPr>
-      <w:bookmarkStart w:id="18" w:name="_Toc232116290"/>
-      <w:r>
+      <w:r>
+        <w:lastRenderedPageBreak/>
         <w:t>PROTÓTIPO</w:t>
       </w:r>
       <w:bookmarkEnd w:id="18"/>
@@ -4165,7 +4610,49 @@
         <w:rPr>
           <w:lang w:eastAsia="pt-BR"/>
         </w:rPr>
-        <w:t>O diagrama de caso de uso é uma ferramenta da UML utilizada para identificar os atores (usuários) que interagem com o sistema, bem como as funcionalidades disponibilizadas a eles, denominadas casos de uso. Por empregar uma linguagem simplificada, essa ferramenta permite que os usuários obtenham uma visão geral do comportamento esperado do sistema (GUEDES, 2011).</w:t>
+        <w:t>O diagrama de caso de uso é uma ferramenta da UML utilizada para identificar os atores (usuários) que interagem com o sistema, bem como as funcionalidades disponibilizadas a eles, denominadas casos de uso. Por empregar uma linguagem simplificada, essa ferramenta permite que os usuários obtenham uma visão geral do comportamento esperado do sistema (G</w:t>
+      </w:r>
+      <w:r>
+        <w:rPr>
+          <w:lang w:eastAsia="pt-BR"/>
+        </w:rPr>
+        <w:t>uedes</w:t>
+      </w:r>
+      <w:r>
+        <w:rPr>
+          <w:lang w:eastAsia="pt-BR"/>
+        </w:rPr>
+        <w:t>, 2011).</w:t>
+      </w:r>
+    </w:p>
+    <w:p>
+      <w:pPr>
+        <w:rPr>
+          <w:lang w:eastAsia="pt-BR"/>
+        </w:rPr>
+      </w:pPr>
+      <w:r>
+        <w:rPr>
+          <w:highlight w:val="yellow"/>
+          <w:lang w:eastAsia="pt-BR"/>
+        </w:rPr>
+        <w:t xml:space="preserve">No </w:t>
+      </w:r>
+      <w:proofErr w:type="spellStart"/>
+      <w:r>
+        <w:rPr>
+          <w:highlight w:val="yellow"/>
+          <w:lang w:eastAsia="pt-BR"/>
+        </w:rPr>
+        <w:t>ShowMe</w:t>
+      </w:r>
+      <w:proofErr w:type="spellEnd"/>
+      <w:r>
+        <w:rPr>
+          <w:highlight w:val="yellow"/>
+          <w:lang w:eastAsia="pt-BR"/>
+        </w:rPr>
+        <w:t>, o diagrama de caso de uso foi elaborado com base em duas personas: o usuário e o administrador, que interagem dentro da interface digital. O usuário, ao se cadastrar, pode ter acesso a diferentes eventos, planejar sua participação, compartilhar suas experiências por meio de avaliações e enviar eventos para análise. O administrador, por sua vez, pode editar os eventos e aprová-los ou não para serem exibidos ao público.</w:t>
       </w:r>
     </w:p>
     <w:p>
@@ -4175,7 +4662,6 @@
       </w:pPr>
       <w:bookmarkStart w:id="20" w:name="_Toc232116276"/>
       <w:r>
-        <w:lastRenderedPageBreak/>
         <w:t xml:space="preserve">Figura </w:t>
       </w:r>
       <w:r>
@@ -4199,7 +4685,7 @@
           <w:lang w:eastAsia="pt-BR"/>
         </w:rPr>
         <w:drawing>
-          <wp:inline distT="0" distB="0" distL="0" distR="0" wp14:anchorId="5CF837BE" wp14:editId="397F5A27">
+          <wp:inline distT="0" distB="0" distL="0" distR="0" wp14:anchorId="0556814A" wp14:editId="494E8C29">
             <wp:extent cx="5626100" cy="3153800"/>
             <wp:effectExtent l="0" t="0" r="0" b="8890"/>
             <wp:docPr id="1" name="Imagem 1" descr="C:\Users\user\Downloads\UseCaseDiagram_ShowMe.png"/>
@@ -4303,7 +4789,26 @@
         <w:rPr>
           <w:lang w:eastAsia="pt-BR"/>
         </w:rPr>
-        <w:t xml:space="preserve"> organizar as informações de maneira consistente, contribuindo para o desenvolvimento de sistemas de software mais robustos e flexíveis, capazes de atender às necessidades dos usuários finais (ARAÚJO, 2021).</w:t>
+        <w:t xml:space="preserve"> organizar as informações de maneira consistente, </w:t>
+      </w:r>
+      <w:r>
+        <w:rPr>
+          <w:lang w:eastAsia="pt-BR"/>
+        </w:rPr>
+        <w:lastRenderedPageBreak/>
+        <w:t>contribuindo para o desenvolvimento de sistemas de software mais robustos e flexíveis, capazes de atender às necessidades dos usuários finais (</w:t>
+      </w:r>
+      <w:r>
+        <w:rPr>
+          <w:lang w:eastAsia="pt-BR"/>
+        </w:rPr>
+        <w:t>Araújo</w:t>
+      </w:r>
+      <w:r>
+        <w:rPr>
+          <w:lang w:eastAsia="pt-BR"/>
+        </w:rPr>
+        <w:t>, 2021).</w:t>
       </w:r>
     </w:p>
     <w:p>
@@ -4313,35 +4818,50 @@
       </w:pPr>
       <w:bookmarkStart w:id="22" w:name="_Toc232116277"/>
       <w:r>
+        <w:rPr>
+          <w:highlight w:val="yellow"/>
+        </w:rPr>
         <w:t xml:space="preserve">Figura </w:t>
       </w:r>
       <w:r>
+        <w:rPr>
+          <w:highlight w:val="yellow"/>
+        </w:rPr>
         <w:fldChar w:fldCharType="begin"/>
       </w:r>
       <w:r>
+        <w:rPr>
+          <w:highlight w:val="yellow"/>
+        </w:rPr>
         <w:instrText xml:space="preserve"> SEQ Figura \* ARABIC </w:instrText>
       </w:r>
       <w:r>
+        <w:rPr>
+          <w:highlight w:val="yellow"/>
+        </w:rPr>
         <w:fldChar w:fldCharType="separate"/>
       </w:r>
       <w:r>
         <w:rPr>
           <w:noProof/>
+          <w:highlight w:val="yellow"/>
         </w:rPr>
         <w:t>7</w:t>
       </w:r>
       <w:r>
         <w:rPr>
           <w:noProof/>
+          <w:highlight w:val="yellow"/>
         </w:rPr>
         <w:fldChar w:fldCharType="end"/>
       </w:r>
       <w:r>
+        <w:rPr>
+          <w:highlight w:val="yellow"/>
+        </w:rPr>
         <w:t>: Modelagem de Dados</w:t>
       </w:r>
-      <w:bookmarkStart w:id="23" w:name="_GoBack"/>
       <w:bookmarkEnd w:id="22"/>
-      <w:bookmarkEnd w:id="23"/>
     </w:p>
     <w:p>
       <w:pPr>
@@ -4353,7 +4873,7 @@
           <w:lang w:eastAsia="pt-BR"/>
         </w:rPr>
         <w:drawing>
-          <wp:inline distT="0" distB="0" distL="0" distR="0">
+          <wp:inline distT="0" distB="0" distL="0" distR="0" wp14:anchorId="47818A7E" wp14:editId="4FAACFD3">
             <wp:extent cx="5366385" cy="2696845"/>
             <wp:effectExtent l="0" t="0" r="5715" b="8255"/>
             <wp:docPr id="11" name="Imagem 11"/>
@@ -4424,12 +4944,12 @@
           <w:numId w:val="0"/>
         </w:numPr>
       </w:pPr>
-      <w:bookmarkStart w:id="24" w:name="_Toc232116293"/>
+      <w:bookmarkStart w:id="23" w:name="_Toc232116293"/>
       <w:r>
         <w:lastRenderedPageBreak/>
         <w:t>REFERÊNCIAS</w:t>
       </w:r>
-      <w:bookmarkEnd w:id="24"/>
+      <w:bookmarkEnd w:id="23"/>
     </w:p>
     <w:p>
       <w:pPr>
@@ -4638,20 +5158,198 @@
         <w:ind w:firstLine="0"/>
       </w:pPr>
       <w:r>
-        <w:t>Dam, R. F. and Teo, Y. S</w:t>
+        <w:t xml:space="preserve">Dam, R. F. </w:t>
+      </w:r>
+      <w:proofErr w:type="spellStart"/>
+      <w:r>
+        <w:t>and</w:t>
+      </w:r>
+      <w:proofErr w:type="spellEnd"/>
+      <w:r>
+        <w:t xml:space="preserve"> </w:t>
+      </w:r>
+      <w:proofErr w:type="spellStart"/>
+      <w:r>
+        <w:t>Teo</w:t>
+      </w:r>
+      <w:proofErr w:type="spellEnd"/>
+      <w:r>
+        <w:t>, Y. S</w:t>
       </w:r>
       <w:r>
         <w:t xml:space="preserve">. </w:t>
       </w:r>
+      <w:proofErr w:type="spellStart"/>
       <w:r>
         <w:rPr>
           <w:b/>
         </w:rPr>
-        <w:t>Introduction to the Essential Ideation Techniques which are the Heart of Design Thinking. IxDF - Interaction Design Foundation</w:t>
-      </w:r>
-      <w:r>
+        <w:t>Introduction</w:t>
+      </w:r>
+      <w:proofErr w:type="spellEnd"/>
+      <w:r>
+        <w:rPr>
+          <w:b/>
+        </w:rPr>
+        <w:t xml:space="preserve"> </w:t>
+      </w:r>
+      <w:proofErr w:type="spellStart"/>
+      <w:r>
+        <w:rPr>
+          <w:b/>
+        </w:rPr>
+        <w:t>to</w:t>
+      </w:r>
+      <w:proofErr w:type="spellEnd"/>
+      <w:r>
+        <w:rPr>
+          <w:b/>
+        </w:rPr>
+        <w:t xml:space="preserve"> </w:t>
+      </w:r>
+      <w:proofErr w:type="spellStart"/>
+      <w:r>
+        <w:rPr>
+          <w:b/>
+        </w:rPr>
+        <w:t>the</w:t>
+      </w:r>
+      <w:proofErr w:type="spellEnd"/>
+      <w:r>
+        <w:rPr>
+          <w:b/>
+        </w:rPr>
+        <w:t xml:space="preserve"> </w:t>
+      </w:r>
+      <w:proofErr w:type="spellStart"/>
+      <w:r>
+        <w:rPr>
+          <w:b/>
+        </w:rPr>
+        <w:t>Essential</w:t>
+      </w:r>
+      <w:proofErr w:type="spellEnd"/>
+      <w:r>
+        <w:rPr>
+          <w:b/>
+        </w:rPr>
+        <w:t xml:space="preserve"> </w:t>
+      </w:r>
+      <w:proofErr w:type="spellStart"/>
+      <w:r>
+        <w:rPr>
+          <w:b/>
+        </w:rPr>
+        <w:t>Ideation</w:t>
+      </w:r>
+      <w:proofErr w:type="spellEnd"/>
+      <w:r>
+        <w:rPr>
+          <w:b/>
+        </w:rPr>
+        <w:t xml:space="preserve"> </w:t>
+      </w:r>
+      <w:proofErr w:type="spellStart"/>
+      <w:r>
+        <w:rPr>
+          <w:b/>
+        </w:rPr>
+        <w:t>Techniques</w:t>
+      </w:r>
+      <w:proofErr w:type="spellEnd"/>
+      <w:r>
+        <w:rPr>
+          <w:b/>
+        </w:rPr>
+        <w:t xml:space="preserve"> </w:t>
+      </w:r>
+      <w:proofErr w:type="spellStart"/>
+      <w:r>
+        <w:rPr>
+          <w:b/>
+        </w:rPr>
+        <w:t>which</w:t>
+      </w:r>
+      <w:proofErr w:type="spellEnd"/>
+      <w:r>
+        <w:rPr>
+          <w:b/>
+        </w:rPr>
+        <w:t xml:space="preserve"> are </w:t>
+      </w:r>
+      <w:proofErr w:type="spellStart"/>
+      <w:r>
+        <w:rPr>
+          <w:b/>
+        </w:rPr>
+        <w:t>the</w:t>
+      </w:r>
+      <w:proofErr w:type="spellEnd"/>
+      <w:r>
+        <w:rPr>
+          <w:b/>
+        </w:rPr>
+        <w:t xml:space="preserve"> Heart </w:t>
+      </w:r>
+      <w:proofErr w:type="spellStart"/>
+      <w:r>
+        <w:rPr>
+          <w:b/>
+        </w:rPr>
+        <w:t>of</w:t>
+      </w:r>
+      <w:proofErr w:type="spellEnd"/>
+      <w:r>
+        <w:rPr>
+          <w:b/>
+        </w:rPr>
+        <w:t xml:space="preserve"> Design </w:t>
+      </w:r>
+      <w:proofErr w:type="spellStart"/>
+      <w:r>
+        <w:rPr>
+          <w:b/>
+        </w:rPr>
+        <w:t>Thinking</w:t>
+      </w:r>
+      <w:proofErr w:type="spellEnd"/>
+      <w:r>
+        <w:rPr>
+          <w:b/>
+        </w:rPr>
         <w:t xml:space="preserve">. </w:t>
       </w:r>
+      <w:proofErr w:type="spellStart"/>
+      <w:r>
+        <w:rPr>
+          <w:b/>
+        </w:rPr>
+        <w:t>IxDF</w:t>
+      </w:r>
+      <w:proofErr w:type="spellEnd"/>
+      <w:r>
+        <w:rPr>
+          <w:b/>
+        </w:rPr>
+        <w:t xml:space="preserve"> - </w:t>
+      </w:r>
+      <w:proofErr w:type="spellStart"/>
+      <w:r>
+        <w:rPr>
+          <w:b/>
+        </w:rPr>
+        <w:t>Interaction</w:t>
+      </w:r>
+      <w:proofErr w:type="spellEnd"/>
+      <w:r>
+        <w:rPr>
+          <w:b/>
+        </w:rPr>
+        <w:t xml:space="preserve"> Design Foundation</w:t>
+      </w:r>
+      <w:r>
+        <w:t xml:space="preserve">. </w:t>
+      </w:r>
       <w:r>
         <w:t xml:space="preserve">Disponível em: </w:t>
       </w:r>
@@ -4696,16 +5394,46 @@
         <w:ind w:firstLine="0"/>
       </w:pPr>
       <w:r>
-        <w:t xml:space="preserve">GUEDES, Gilleanes T. A. </w:t>
+        <w:t xml:space="preserve">GUEDES, </w:t>
+      </w:r>
+      <w:proofErr w:type="spellStart"/>
+      <w:r>
+        <w:t>Gilleanes</w:t>
+      </w:r>
+      <w:proofErr w:type="spellEnd"/>
+      <w:r>
+        <w:t xml:space="preserve"> T. A. </w:t>
       </w:r>
       <w:r>
         <w:rPr>
           <w:b/>
         </w:rPr>
-        <w:t>UML2 : uma abordagem prática</w:t>
-      </w:r>
-      <w:r>
-        <w:t>. 2. ed. São Paulo: Novatec Editora, 2011.</w:t>
+        <w:t>UML</w:t>
+      </w:r>
+      <w:proofErr w:type="gramStart"/>
+      <w:r>
+        <w:rPr>
+          <w:b/>
+        </w:rPr>
+        <w:t>2 :</w:t>
+      </w:r>
+      <w:proofErr w:type="gramEnd"/>
+      <w:r>
+        <w:rPr>
+          <w:b/>
+        </w:rPr>
+        <w:t xml:space="preserve"> uma abordagem prática</w:t>
+      </w:r>
+      <w:r>
+        <w:t xml:space="preserve">. 2. ed. São Paulo: </w:t>
+      </w:r>
+      <w:proofErr w:type="spellStart"/>
+      <w:r>
+        <w:t>Novatec</w:t>
+      </w:r>
+      <w:proofErr w:type="spellEnd"/>
+      <w:r>
+        <w:t xml:space="preserve"> Editora, 2011.</w:t>
       </w:r>
     </w:p>
     <w:p>
@@ -4719,10 +5447,64 @@
         <w:rPr>
           <w:b/>
         </w:rPr>
-        <w:t>Uso de design thinking como experiência de prototipação de ideias no ensino superior</w:t>
-      </w:r>
-      <w:r>
-        <w:t xml:space="preserve">. Future Studies Research Journal: Trends and Strategies, São Paulo, v. 8, n. 2, p. 203-226, 2016. Disponível em: </w:t>
+        <w:t xml:space="preserve">Uso de design </w:t>
+      </w:r>
+      <w:proofErr w:type="spellStart"/>
+      <w:r>
+        <w:rPr>
+          <w:b/>
+        </w:rPr>
+        <w:t>thinking</w:t>
+      </w:r>
+      <w:proofErr w:type="spellEnd"/>
+      <w:r>
+        <w:rPr>
+          <w:b/>
+        </w:rPr>
+        <w:t xml:space="preserve"> como experiência de prototipação de ideias no ensino superior</w:t>
+      </w:r>
+      <w:r>
+        <w:t xml:space="preserve">. Future </w:t>
+      </w:r>
+      <w:proofErr w:type="spellStart"/>
+      <w:r>
+        <w:t>Studies</w:t>
+      </w:r>
+      <w:proofErr w:type="spellEnd"/>
+      <w:r>
+        <w:t xml:space="preserve"> </w:t>
+      </w:r>
+      <w:proofErr w:type="spellStart"/>
+      <w:r>
+        <w:t>Research</w:t>
+      </w:r>
+      <w:proofErr w:type="spellEnd"/>
+      <w:r>
+        <w:t xml:space="preserve"> </w:t>
+      </w:r>
+      <w:proofErr w:type="spellStart"/>
+      <w:r>
+        <w:t>Journal</w:t>
+      </w:r>
+      <w:proofErr w:type="spellEnd"/>
+      <w:r>
+        <w:t xml:space="preserve">: Trends </w:t>
+      </w:r>
+      <w:proofErr w:type="spellStart"/>
+      <w:r>
+        <w:t>and</w:t>
+      </w:r>
+      <w:proofErr w:type="spellEnd"/>
+      <w:r>
+        <w:t xml:space="preserve"> </w:t>
+      </w:r>
+      <w:proofErr w:type="spellStart"/>
+      <w:r>
+        <w:t>Strategies</w:t>
+      </w:r>
+      <w:proofErr w:type="spellEnd"/>
+      <w:r>
+        <w:t xml:space="preserve">, São Paulo, v. 8, n. 2, p. 203-226, 2016. Disponível em: </w:t>
       </w:r>
       <w:r>
         <w:t>https://future.emnuvens.com.br/FSRJ/article/view/227/342</w:t>
@@ -4739,25 +5521,51 @@
         <w:ind w:firstLine="0"/>
       </w:pPr>
       <w:r>
+        <w:lastRenderedPageBreak/>
+        <w:t xml:space="preserve">NAÇÕES UNIDAS BRASIL. </w:t>
+      </w:r>
+      <w:r>
+        <w:rPr>
+          <w:b/>
+          <w:bCs/>
+        </w:rPr>
+        <w:t>Objetivos de Desenvolvimento Sustentável</w:t>
+      </w:r>
+      <w:r>
+        <w:t>. Disponível em: https://brasil.un.org/pt-br/sdgs. Acesso em: abril de 2026.</w:t>
+      </w:r>
+    </w:p>
+    <w:p>
+      <w:pPr>
+        <w:ind w:firstLine="0"/>
+      </w:pPr>
+      <w:r>
         <w:rPr>
           <w:color w:val="000000"/>
         </w:rPr>
-        <w:lastRenderedPageBreak/>
         <w:t>NICOLAU, André</w:t>
       </w:r>
       <w:r>
         <w:t xml:space="preserve">. </w:t>
       </w:r>
+      <w:proofErr w:type="spellStart"/>
       <w:r>
         <w:rPr>
           <w:b/>
         </w:rPr>
-        <w:t>Lollapalooza tem público de 285 mil</w:t>
-      </w:r>
+        <w:t>Lollapalooza</w:t>
+      </w:r>
+      <w:proofErr w:type="spellEnd"/>
       <w:r>
         <w:rPr>
           <w:b/>
         </w:rPr>
+        <w:t xml:space="preserve"> tem público de 285 mil</w:t>
+      </w:r>
+      <w:r>
+        <w:rPr>
+          <w:b/>
+        </w:rPr>
         <w:t xml:space="preserve"> pessoas em três dias de evento</w:t>
       </w:r>
       <w:r>
@@ -4832,13 +5640,35 @@
         <w:ind w:firstLine="0"/>
       </w:pPr>
       <w:r>
-        <w:t>VIANNA, Maurício; VIANNA, Ysmar; ADLER, Isabel; LUCENA, Brenda; RUSSO, Beatriz</w:t>
+        <w:t xml:space="preserve">VIANNA, Maurício; VIANNA, </w:t>
+      </w:r>
+      <w:proofErr w:type="spellStart"/>
+      <w:r>
+        <w:t>Ysmar</w:t>
+      </w:r>
+      <w:proofErr w:type="spellEnd"/>
+      <w:r>
+        <w:t>; ADLER, Isabel; LUCENA, Brenda; RUSSO, Beatriz</w:t>
       </w:r>
       <w:r>
         <w:rPr>
           <w:b/>
         </w:rPr>
-        <w:t>. Design thinking: inovação em negócios</w:t>
+        <w:t xml:space="preserve">. Design </w:t>
+      </w:r>
+      <w:proofErr w:type="spellStart"/>
+      <w:r>
+        <w:rPr>
+          <w:b/>
+        </w:rPr>
+        <w:t>thinking</w:t>
+      </w:r>
+      <w:proofErr w:type="spellEnd"/>
+      <w:r>
+        <w:rPr>
+          <w:b/>
+        </w:rPr>
+        <w:t>: inovação em negócios</w:t>
       </w:r>
       <w:r>
         <w:t>. Rio de Janeiro: MJV Press, 2012.</w:t>
@@ -4857,7 +5687,7 @@
 </file>
 
 <file path=word/endnotes.xml><?xml version="1.0" encoding="utf-8"?>
-<w:endnotes xmlns:wpc="http://schemas.microsoft.com/office/word/2010/wordprocessingCanvas" xmlns:cx="http://schemas.microsoft.com/office/drawing/2014/chartex" xmlns:cx1="http://schemas.microsoft.com/office/drawing/2015/9/8/chartex" xmlns:mc="http://schemas.openxmlformats.org/markup-compatibility/2006" xmlns:o="urn:schemas-microsoft-com:office:office" xmlns:r="http://schemas.openxmlformats.org/officeDocument/2006/relationships" xmlns:m="http://schemas.openxmlformats.org/officeDocument/2006/math" xmlns:v="urn:schemas-microsoft-com:vml" xmlns:wp14="http://schemas.microsoft.com/office/word/2010/wordprocessingDrawing" xmlns:wp="http://schemas.openxmlformats.org/drawingml/2006/wordprocessingDrawing" xmlns:w10="urn:schemas-microsoft-com:office:word" xmlns:w="http://schemas.openxmlformats.org/wordprocessingml/2006/main" xmlns:w14="http://schemas.microsoft.com/office/word/2010/wordml" xmlns:w15="http://schemas.microsoft.com/office/word/2012/wordml" xmlns:w16se="http://schemas.microsoft.com/office/word/2015/wordml/symex" xmlns:wpg="http://schemas.microsoft.com/office/word/2010/wordprocessingGroup" xmlns:wpi="http://schemas.microsoft.com/office/word/2010/wordprocessingInk" xmlns:wne="http://schemas.microsoft.com/office/word/2006/wordml" xmlns:wps="http://schemas.microsoft.com/office/word/2010/wordprocessingShape" mc:Ignorable="w14 w15 w16se wp14">
+<w:endnotes xmlns:wpc="http://schemas.microsoft.com/office/word/2010/wordprocessingCanvas" xmlns:cx="http://schemas.microsoft.com/office/drawing/2014/chartex" xmlns:cx1="http://schemas.microsoft.com/office/drawing/2015/9/8/chartex" xmlns:cx2="http://schemas.microsoft.com/office/drawing/2015/10/21/chartex" xmlns:cx3="http://schemas.microsoft.com/office/drawing/2016/5/9/chartex" xmlns:cx4="http://schemas.microsoft.com/office/drawing/2016/5/10/chartex" xmlns:cx5="http://schemas.microsoft.com/office/drawing/2016/5/11/chartex" xmlns:cx6="http://schemas.microsoft.com/office/drawing/2016/5/12/chartex" xmlns:cx7="http://schemas.microsoft.com/office/drawing/2016/5/13/chartex" xmlns:cx8="http://schemas.microsoft.com/office/drawing/2016/5/14/chartex" xmlns:mc="http://schemas.openxmlformats.org/markup-compatibility/2006" xmlns:aink="http://schemas.microsoft.com/office/drawing/2016/ink" xmlns:am3d="http://schemas.microsoft.com/office/drawing/2017/model3d" xmlns:o="urn:schemas-microsoft-com:office:office" xmlns:oel="http://schemas.microsoft.com/office/2019/extlst" xmlns:r="http://schemas.openxmlformats.org/officeDocument/2006/relationships" xmlns:m="http://schemas.openxmlformats.org/officeDocument/2006/math" xmlns:v="urn:schemas-microsoft-com:vml" xmlns:wp14="http://schemas.microsoft.com/office/word/2010/wordprocessingDrawing" xmlns:wp="http://schemas.openxmlformats.org/drawingml/2006/wordprocessingDrawing" xmlns:w10="urn:schemas-microsoft-com:office:word" xmlns:w="http://schemas.openxmlformats.org/wordprocessingml/2006/main" xmlns:w14="http://schemas.microsoft.com/office/word/2010/wordml" xmlns:w15="http://schemas.microsoft.com/office/word/2012/wordml" xmlns:w16cex="http://schemas.microsoft.com/office/word/2018/wordml/cex" xmlns:w16cid="http://schemas.microsoft.com/office/word/2016/wordml/cid" xmlns:w16="http://schemas.microsoft.com/office/word/2018/wordml" xmlns:w16sdtdh="http://schemas.microsoft.com/office/word/2020/wordml/sdtdatahash" xmlns:w16se="http://schemas.microsoft.com/office/word/2015/wordml/symex" xmlns:wpg="http://schemas.microsoft.com/office/word/2010/wordprocessingGroup" xmlns:wpi="http://schemas.microsoft.com/office/word/2010/wordprocessingInk" xmlns:wne="http://schemas.microsoft.com/office/word/2006/wordml" xmlns:wps="http://schemas.microsoft.com/office/word/2010/wordprocessingShape" mc:Ignorable="w14 w15 w16se w16cid w16 w16cex w16sdtdh wp14">
   <w:endnote w:type="separator" w:id="-1">
     <w:p>
       <w:pPr>
@@ -4882,7 +5712,7 @@
 </file>
 
 <file path=word/footer1.xml><?xml version="1.0" encoding="utf-8"?>
-<w:ftr xmlns:wpc="http://schemas.microsoft.com/office/word/2010/wordprocessingCanvas" xmlns:cx="http://schemas.microsoft.com/office/drawing/2014/chartex" xmlns:cx1="http://schemas.microsoft.com/office/drawing/2015/9/8/chartex" xmlns:mc="http://schemas.openxmlformats.org/markup-compatibility/2006" xmlns:o="urn:schemas-microsoft-com:office:office" xmlns:r="http://schemas.openxmlformats.org/officeDocument/2006/relationships" xmlns:m="http://schemas.openxmlformats.org/officeDocument/2006/math" xmlns:v="urn:schemas-microsoft-com:vml" xmlns:wp14="http://schemas.microsoft.com/office/word/2010/wordprocessingDrawing" xmlns:wp="http://schemas.openxmlformats.org/drawingml/2006/wordprocessingDrawing" xmlns:w10="urn:schemas-microsoft-com:office:word" xmlns:w="http://schemas.openxmlformats.org/wordprocessingml/2006/main" xmlns:w14="http://schemas.microsoft.com/office/word/2010/wordml" xmlns:w15="http://schemas.microsoft.com/office/word/2012/wordml" xmlns:w16se="http://schemas.microsoft.com/office/word/2015/wordml/symex" xmlns:wpg="http://schemas.microsoft.com/office/word/2010/wordprocessingGroup" xmlns:wpi="http://schemas.microsoft.com/office/word/2010/wordprocessingInk" xmlns:wne="http://schemas.microsoft.com/office/word/2006/wordml" xmlns:wps="http://schemas.microsoft.com/office/word/2010/wordprocessingShape" mc:Ignorable="w14 w15 w16se wp14">
+<w:ftr xmlns:wpc="http://schemas.microsoft.com/office/word/2010/wordprocessingCanvas" xmlns:cx="http://schemas.microsoft.com/office/drawing/2014/chartex" xmlns:cx1="http://schemas.microsoft.com/office/drawing/2015/9/8/chartex" xmlns:cx2="http://schemas.microsoft.com/office/drawing/2015/10/21/chartex" xmlns:cx3="http://schemas.microsoft.com/office/drawing/2016/5/9/chartex" xmlns:cx4="http://schemas.microsoft.com/office/drawing/2016/5/10/chartex" xmlns:cx5="http://schemas.microsoft.com/office/drawing/2016/5/11/chartex" xmlns:cx6="http://schemas.microsoft.com/office/drawing/2016/5/12/chartex" xmlns:cx7="http://schemas.microsoft.com/office/drawing/2016/5/13/chartex" xmlns:cx8="http://schemas.microsoft.com/office/drawing/2016/5/14/chartex" xmlns:mc="http://schemas.openxmlformats.org/markup-compatibility/2006" xmlns:aink="http://schemas.microsoft.com/office/drawing/2016/ink" xmlns:am3d="http://schemas.microsoft.com/office/drawing/2017/model3d" xmlns:o="urn:schemas-microsoft-com:office:office" xmlns:oel="http://schemas.microsoft.com/office/2019/extlst" xmlns:r="http://schemas.openxmlformats.org/officeDocument/2006/relationships" xmlns:m="http://schemas.openxmlformats.org/officeDocument/2006/math" xmlns:v="urn:schemas-microsoft-com:vml" xmlns:wp14="http://schemas.microsoft.com/office/word/2010/wordprocessingDrawing" xmlns:wp="http://schemas.openxmlformats.org/drawingml/2006/wordprocessingDrawing" xmlns:w10="urn:schemas-microsoft-com:office:word" xmlns:w="http://schemas.openxmlformats.org/wordprocessingml/2006/main" xmlns:w14="http://schemas.microsoft.com/office/word/2010/wordml" xmlns:w15="http://schemas.microsoft.com/office/word/2012/wordml" xmlns:w16cex="http://schemas.microsoft.com/office/word/2018/wordml/cex" xmlns:w16cid="http://schemas.microsoft.com/office/word/2016/wordml/cid" xmlns:w16="http://schemas.microsoft.com/office/word/2018/wordml" xmlns:w16sdtdh="http://schemas.microsoft.com/office/word/2020/wordml/sdtdatahash" xmlns:w16se="http://schemas.microsoft.com/office/word/2015/wordml/symex" xmlns:wpg="http://schemas.microsoft.com/office/word/2010/wordprocessingGroup" xmlns:wpi="http://schemas.microsoft.com/office/word/2010/wordprocessingInk" xmlns:wne="http://schemas.microsoft.com/office/word/2006/wordml" xmlns:wps="http://schemas.microsoft.com/office/word/2010/wordprocessingShape" mc:Ignorable="w14 w15 w16se w16cid w16 w16cex w16sdtdh wp14">
   <w:p>
     <w:pPr>
       <w:pStyle w:val="Rodap"/>
@@ -4892,7 +5722,7 @@
 </file>
 
 <file path=word/footnotes.xml><?xml version="1.0" encoding="utf-8"?>
-<w:footnotes xmlns:wpc="http://schemas.microsoft.com/office/word/2010/wordprocessingCanvas" xmlns:cx="http://schemas.microsoft.com/office/drawing/2014/chartex" xmlns:cx1="http://schemas.microsoft.com/office/drawing/2015/9/8/chartex" xmlns:mc="http://schemas.openxmlformats.org/markup-compatibility/2006" xmlns:o="urn:schemas-microsoft-com:office:office" xmlns:r="http://schemas.openxmlformats.org/officeDocument/2006/relationships" xmlns:m="http://schemas.openxmlformats.org/officeDocument/2006/math" xmlns:v="urn:schemas-microsoft-com:vml" xmlns:wp14="http://schemas.microsoft.com/office/word/2010/wordprocessingDrawing" xmlns:wp="http://schemas.openxmlformats.org/drawingml/2006/wordprocessingDrawing" xmlns:w10="urn:schemas-microsoft-com:office:word" xmlns:w="http://schemas.openxmlformats.org/wordprocessingml/2006/main" xmlns:w14="http://schemas.microsoft.com/office/word/2010/wordml" xmlns:w15="http://schemas.microsoft.com/office/word/2012/wordml" xmlns:w16se="http://schemas.microsoft.com/office/word/2015/wordml/symex" xmlns:wpg="http://schemas.microsoft.com/office/word/2010/wordprocessingGroup" xmlns:wpi="http://schemas.microsoft.com/office/word/2010/wordprocessingInk" xmlns:wne="http://schemas.microsoft.com/office/word/2006/wordml" xmlns:wps="http://schemas.microsoft.com/office/word/2010/wordprocessingShape" mc:Ignorable="w14 w15 w16se wp14">
+<w:footnotes xmlns:wpc="http://schemas.microsoft.com/office/word/2010/wordprocessingCanvas" xmlns:cx="http://schemas.microsoft.com/office/drawing/2014/chartex" xmlns:cx1="http://schemas.microsoft.com/office/drawing/2015/9/8/chartex" xmlns:cx2="http://schemas.microsoft.com/office/drawing/2015/10/21/chartex" xmlns:cx3="http://schemas.microsoft.com/office/drawing/2016/5/9/chartex" xmlns:cx4="http://schemas.microsoft.com/office/drawing/2016/5/10/chartex" xmlns:cx5="http://schemas.microsoft.com/office/drawing/2016/5/11/chartex" xmlns:cx6="http://schemas.microsoft.com/office/drawing/2016/5/12/chartex" xmlns:cx7="http://schemas.microsoft.com/office/drawing/2016/5/13/chartex" xmlns:cx8="http://schemas.microsoft.com/office/drawing/2016/5/14/chartex" xmlns:mc="http://schemas.openxmlformats.org/markup-compatibility/2006" xmlns:aink="http://schemas.microsoft.com/office/drawing/2016/ink" xmlns:am3d="http://schemas.microsoft.com/office/drawing/2017/model3d" xmlns:o="urn:schemas-microsoft-com:office:office" xmlns:oel="http://schemas.microsoft.com/office/2019/extlst" xmlns:r="http://schemas.openxmlformats.org/officeDocument/2006/relationships" xmlns:m="http://schemas.openxmlformats.org/officeDocument/2006/math" xmlns:v="urn:schemas-microsoft-com:vml" xmlns:wp14="http://schemas.microsoft.com/office/word/2010/wordprocessingDrawing" xmlns:wp="http://schemas.openxmlformats.org/drawingml/2006/wordprocessingDrawing" xmlns:w10="urn:schemas-microsoft-com:office:word" xmlns:w="http://schemas.openxmlformats.org/wordprocessingml/2006/main" xmlns:w14="http://schemas.microsoft.com/office/word/2010/wordml" xmlns:w15="http://schemas.microsoft.com/office/word/2012/wordml" xmlns:w16cex="http://schemas.microsoft.com/office/word/2018/wordml/cex" xmlns:w16cid="http://schemas.microsoft.com/office/word/2016/wordml/cid" xmlns:w16="http://schemas.microsoft.com/office/word/2018/wordml" xmlns:w16sdtdh="http://schemas.microsoft.com/office/word/2020/wordml/sdtdatahash" xmlns:w16se="http://schemas.microsoft.com/office/word/2015/wordml/symex" xmlns:wpg="http://schemas.microsoft.com/office/word/2010/wordprocessingGroup" xmlns:wpi="http://schemas.microsoft.com/office/word/2010/wordprocessingInk" xmlns:wne="http://schemas.microsoft.com/office/word/2006/wordml" xmlns:wps="http://schemas.microsoft.com/office/word/2010/wordprocessingShape" mc:Ignorable="w14 w15 w16se w16cid w16 w16cex w16sdtdh wp14">
   <w:footnote w:type="separator" w:id="-1">
     <w:p>
       <w:pPr>
@@ -4917,7 +5747,7 @@
 </file>
 
 <file path=word/header1.xml><?xml version="1.0" encoding="utf-8"?>
-<w:hdr xmlns:wpc="http://schemas.microsoft.com/office/word/2010/wordprocessingCanvas" xmlns:cx="http://schemas.microsoft.com/office/drawing/2014/chartex" xmlns:cx1="http://schemas.microsoft.com/office/drawing/2015/9/8/chartex" xmlns:mc="http://schemas.openxmlformats.org/markup-compatibility/2006" xmlns:o="urn:schemas-microsoft-com:office:office" xmlns:r="http://schemas.openxmlformats.org/officeDocument/2006/relationships" xmlns:m="http://schemas.openxmlformats.org/officeDocument/2006/math" xmlns:v="urn:schemas-microsoft-com:vml" xmlns:wp14="http://schemas.microsoft.com/office/word/2010/wordprocessingDrawing" xmlns:wp="http://schemas.openxmlformats.org/drawingml/2006/wordprocessingDrawing" xmlns:w10="urn:schemas-microsoft-com:office:word" xmlns:w="http://schemas.openxmlformats.org/wordprocessingml/2006/main" xmlns:w14="http://schemas.microsoft.com/office/word/2010/wordml" xmlns:w15="http://schemas.microsoft.com/office/word/2012/wordml" xmlns:w16se="http://schemas.microsoft.com/office/word/2015/wordml/symex" xmlns:wpg="http://schemas.microsoft.com/office/word/2010/wordprocessingGroup" xmlns:wpi="http://schemas.microsoft.com/office/word/2010/wordprocessingInk" xmlns:wne="http://schemas.microsoft.com/office/word/2006/wordml" xmlns:wps="http://schemas.microsoft.com/office/word/2010/wordprocessingShape" mc:Ignorable="w14 w15 w16se wp14">
+<w:hdr xmlns:wpc="http://schemas.microsoft.com/office/word/2010/wordprocessingCanvas" xmlns:cx="http://schemas.microsoft.com/office/drawing/2014/chartex" xmlns:cx1="http://schemas.microsoft.com/office/drawing/2015/9/8/chartex" xmlns:cx2="http://schemas.microsoft.com/office/drawing/2015/10/21/chartex" xmlns:cx3="http://schemas.microsoft.com/office/drawing/2016/5/9/chartex" xmlns:cx4="http://schemas.microsoft.com/office/drawing/2016/5/10/chartex" xmlns:cx5="http://schemas.microsoft.com/office/drawing/2016/5/11/chartex" xmlns:cx6="http://schemas.microsoft.com/office/drawing/2016/5/12/chartex" xmlns:cx7="http://schemas.microsoft.com/office/drawing/2016/5/13/chartex" xmlns:cx8="http://schemas.microsoft.com/office/drawing/2016/5/14/chartex" xmlns:mc="http://schemas.openxmlformats.org/markup-compatibility/2006" xmlns:aink="http://schemas.microsoft.com/office/drawing/2016/ink" xmlns:am3d="http://schemas.microsoft.com/office/drawing/2017/model3d" xmlns:o="urn:schemas-microsoft-com:office:office" xmlns:oel="http://schemas.microsoft.com/office/2019/extlst" xmlns:r="http://schemas.openxmlformats.org/officeDocument/2006/relationships" xmlns:m="http://schemas.openxmlformats.org/officeDocument/2006/math" xmlns:v="urn:schemas-microsoft-com:vml" xmlns:wp14="http://schemas.microsoft.com/office/word/2010/wordprocessingDrawing" xmlns:wp="http://schemas.openxmlformats.org/drawingml/2006/wordprocessingDrawing" xmlns:w10="urn:schemas-microsoft-com:office:word" xmlns:w="http://schemas.openxmlformats.org/wordprocessingml/2006/main" xmlns:w14="http://schemas.microsoft.com/office/word/2010/wordml" xmlns:w15="http://schemas.microsoft.com/office/word/2012/wordml" xmlns:w16cex="http://schemas.microsoft.com/office/word/2018/wordml/cex" xmlns:w16cid="http://schemas.microsoft.com/office/word/2016/wordml/cid" xmlns:w16="http://schemas.microsoft.com/office/word/2018/wordml" xmlns:w16sdtdh="http://schemas.microsoft.com/office/word/2020/wordml/sdtdatahash" xmlns:w16se="http://schemas.microsoft.com/office/word/2015/wordml/symex" xmlns:wpg="http://schemas.microsoft.com/office/word/2010/wordprocessingGroup" xmlns:wpi="http://schemas.microsoft.com/office/word/2010/wordprocessingInk" xmlns:wne="http://schemas.microsoft.com/office/word/2006/wordml" xmlns:wps="http://schemas.microsoft.com/office/word/2010/wordprocessingShape" mc:Ignorable="w14 w15 w16se w16cid w16 w16cex w16sdtdh wp14">
   <w:sdt>
     <w:sdtPr>
       <w:id w:val="-1761680015"/>
@@ -4926,7 +5756,6 @@
         <w:docPartUnique/>
       </w:docPartObj>
     </w:sdtPr>
-    <w:sdtEndPr/>
     <w:sdtContent>
       <w:p>
         <w:pPr>
@@ -4963,7 +5792,7 @@
 </file>
 
 <file path=word/numbering.xml><?xml version="1.0" encoding="utf-8"?>
-<w:numbering xmlns:wpc="http://schemas.microsoft.com/office/word/2010/wordprocessingCanvas" xmlns:cx="http://schemas.microsoft.com/office/drawing/2014/chartex" xmlns:cx1="http://schemas.microsoft.com/office/drawing/2015/9/8/chartex" xmlns:mc="http://schemas.openxmlformats.org/markup-compatibility/2006" xmlns:o="urn:schemas-microsoft-com:office:office" xmlns:r="http://schemas.openxmlformats.org/officeDocument/2006/relationships" xmlns:m="http://schemas.openxmlformats.org/officeDocument/2006/math" xmlns:v="urn:schemas-microsoft-com:vml" xmlns:wp14="http://schemas.microsoft.com/office/word/2010/wordprocessingDrawing" xmlns:wp="http://schemas.openxmlformats.org/drawingml/2006/wordprocessingDrawing" xmlns:w10="urn:schemas-microsoft-com:office:word" xmlns:w="http://schemas.openxmlformats.org/wordprocessingml/2006/main" xmlns:w14="http://schemas.microsoft.com/office/word/2010/wordml" xmlns:w15="http://schemas.microsoft.com/office/word/2012/wordml" xmlns:w16se="http://schemas.microsoft.com/office/word/2015/wordml/symex" xmlns:wpg="http://schemas.microsoft.com/office/word/2010/wordprocessingGroup" xmlns:wpi="http://schemas.microsoft.com/office/word/2010/wordprocessingInk" xmlns:wne="http://schemas.microsoft.com/office/word/2006/wordml" xmlns:wps="http://schemas.microsoft.com/office/word/2010/wordprocessingShape" mc:Ignorable="w14 w15 w16se wp14">
+<w:numbering xmlns:wpc="http://schemas.microsoft.com/office/word/2010/wordprocessingCanvas" xmlns:cx="http://schemas.microsoft.com/office/drawing/2014/chartex" xmlns:cx1="http://schemas.microsoft.com/office/drawing/2015/9/8/chartex" xmlns:cx2="http://schemas.microsoft.com/office/drawing/2015/10/21/chartex" xmlns:cx3="http://schemas.microsoft.com/office/drawing/2016/5/9/chartex" xmlns:cx4="http://schemas.microsoft.com/office/drawing/2016/5/10/chartex" xmlns:cx5="http://schemas.microsoft.com/office/drawing/2016/5/11/chartex" xmlns:cx6="http://schemas.microsoft.com/office/drawing/2016/5/12/chartex" xmlns:cx7="http://schemas.microsoft.com/office/drawing/2016/5/13/chartex" xmlns:cx8="http://schemas.microsoft.com/office/drawing/2016/5/14/chartex" xmlns:mc="http://schemas.openxmlformats.org/markup-compatibility/2006" xmlns:aink="http://schemas.microsoft.com/office/drawing/2016/ink" xmlns:am3d="http://schemas.microsoft.com/office/drawing/2017/model3d" xmlns:o="urn:schemas-microsoft-com:office:office" xmlns:oel="http://schemas.microsoft.com/office/2019/extlst" xmlns:r="http://schemas.openxmlformats.org/officeDocument/2006/relationships" xmlns:m="http://schemas.openxmlformats.org/officeDocument/2006/math" xmlns:v="urn:schemas-microsoft-com:vml" xmlns:wp14="http://schemas.microsoft.com/office/word/2010/wordprocessingDrawing" xmlns:wp="http://schemas.openxmlformats.org/drawingml/2006/wordprocessingDrawing" xmlns:w10="urn:schemas-microsoft-com:office:word" xmlns:w="http://schemas.openxmlformats.org/wordprocessingml/2006/main" xmlns:w14="http://schemas.microsoft.com/office/word/2010/wordml" xmlns:w15="http://schemas.microsoft.com/office/word/2012/wordml" xmlns:w16cex="http://schemas.microsoft.com/office/word/2018/wordml/cex" xmlns:w16cid="http://schemas.microsoft.com/office/word/2016/wordml/cid" xmlns:w16="http://schemas.microsoft.com/office/word/2018/wordml" xmlns:w16sdtdh="http://schemas.microsoft.com/office/word/2020/wordml/sdtdatahash" xmlns:w16se="http://schemas.microsoft.com/office/word/2015/wordml/symex" xmlns:wpg="http://schemas.microsoft.com/office/word/2010/wordprocessingGroup" xmlns:wpi="http://schemas.microsoft.com/office/word/2010/wordprocessingInk" xmlns:wne="http://schemas.microsoft.com/office/word/2006/wordml" xmlns:wps="http://schemas.microsoft.com/office/word/2010/wordprocessingShape" mc:Ignorable="w14 w15 w16se w16cid w16 w16cex w16sdtdh wp14">
   <w:abstractNum w:abstractNumId="0" w15:restartNumberingAfterBreak="0">
     <w:nsid w:val="7B7E5634"/>
     <w:multiLevelType w:val="multilevel"/>
@@ -5090,14 +5919,14 @@
       </w:rPr>
     </w:lvl>
   </w:abstractNum>
-  <w:num w:numId="1">
+  <w:num w:numId="1" w16cid:durableId="988053207">
     <w:abstractNumId w:val="0"/>
   </w:num>
 </w:numbering>
 </file>
 
 <file path=word/styles.xml><?xml version="1.0" encoding="utf-8"?>
-<w:styles xmlns:mc="http://schemas.openxmlformats.org/markup-compatibility/2006" xmlns:r="http://schemas.openxmlformats.org/officeDocument/2006/relationships" xmlns:w="http://schemas.openxmlformats.org/wordprocessingml/2006/main" xmlns:w14="http://schemas.microsoft.com/office/word/2010/wordml" xmlns:w15="http://schemas.microsoft.com/office/word/2012/wordml" xmlns:w16se="http://schemas.microsoft.com/office/word/2015/wordml/symex" mc:Ignorable="w14 w15 w16se">
+<w:styles xmlns:mc="http://schemas.openxmlformats.org/markup-compatibility/2006" xmlns:r="http://schemas.openxmlformats.org/officeDocument/2006/relationships" xmlns:w="http://schemas.openxmlformats.org/wordprocessingml/2006/main" xmlns:w14="http://schemas.microsoft.com/office/word/2010/wordml" xmlns:w15="http://schemas.microsoft.com/office/word/2012/wordml" xmlns:w16cex="http://schemas.microsoft.com/office/word/2018/wordml/cex" xmlns:w16cid="http://schemas.microsoft.com/office/word/2016/wordml/cid" xmlns:w16="http://schemas.microsoft.com/office/word/2018/wordml" xmlns:w16sdtdh="http://schemas.microsoft.com/office/word/2020/wordml/sdtdatahash" xmlns:w16se="http://schemas.microsoft.com/office/word/2015/wordml/symex" mc:Ignorable="w14 w15 w16se w16cid w16 w16cex w16sdtdh">
   <w:docDefaults>
     <w:rPrDefault>
       <w:rPr>
@@ -5113,7 +5942,7 @@
       </w:pPr>
     </w:pPrDefault>
   </w:docDefaults>
-  <w:latentStyles w:defLockedState="0" w:defUIPriority="99" w:defSemiHidden="0" w:defUnhideWhenUsed="0" w:defQFormat="0" w:count="371">
+  <w:latentStyles w:defLockedState="0" w:defUIPriority="99" w:defSemiHidden="0" w:defUnhideWhenUsed="0" w:defQFormat="0" w:count="376">
     <w:lsdException w:name="Normal" w:uiPriority="0" w:qFormat="1"/>
     <w:lsdException w:name="heading 1" w:uiPriority="9" w:qFormat="1"/>
     <w:lsdException w:name="heading 2" w:semiHidden="1" w:uiPriority="9" w:unhideWhenUsed="1" w:qFormat="1"/>
@@ -5485,6 +6314,11 @@
     <w:lsdException w:name="List Table 5 Dark Accent 6" w:uiPriority="50"/>
     <w:lsdException w:name="List Table 6 Colorful Accent 6" w:uiPriority="51"/>
     <w:lsdException w:name="List Table 7 Colorful Accent 6" w:uiPriority="52"/>
+    <w:lsdException w:name="Mention" w:semiHidden="1" w:unhideWhenUsed="1"/>
+    <w:lsdException w:name="Smart Hyperlink" w:semiHidden="1" w:unhideWhenUsed="1"/>
+    <w:lsdException w:name="Hashtag" w:semiHidden="1" w:unhideWhenUsed="1"/>
+    <w:lsdException w:name="Unresolved Mention" w:semiHidden="1" w:unhideWhenUsed="1"/>
+    <w:lsdException w:name="Smart Link" w:semiHidden="1" w:unhideWhenUsed="1"/>
   </w:latentStyles>
   <w:style w:type="paragraph" w:default="1" w:styleId="Normal">
     <w:name w:val="Normal"/>
@@ -5635,7 +6469,6 @@
   <w:style w:type="character" w:default="1" w:styleId="Fontepargpadro">
     <w:name w:val="Default Paragraph Font"/>
     <w:uiPriority w:val="1"/>
-    <w:semiHidden/>
     <w:unhideWhenUsed/>
   </w:style>
   <w:style w:type="table" w:default="1" w:styleId="Tabelanormal">
@@ -6096,6 +6929,18 @@
       <w:spacing w:val="5"/>
     </w:rPr>
   </w:style>
+  <w:style w:type="character" w:styleId="MenoPendente">
+    <w:name w:val="Unresolved Mention"/>
+    <w:basedOn w:val="Fontepargpadro"/>
+    <w:uiPriority w:val="99"/>
+    <w:semiHidden/>
+    <w:unhideWhenUsed/>
+    <w:rsid w:val="00D51F65"/>
+    <w:rPr>
+      <w:color w:val="605E5C"/>
+      <w:shd w:val="clear" w:color="auto" w:fill="E1DFDD"/>
+    </w:rPr>
+  </w:style>
 </w:styles>
 </file>
 

--- a/ABNT TCC - ShowMe.docx
+++ b/ABNT TCC - ShowMe.docx
@@ -1,6 +1,6 @@
 
 <file path=word/document.xml><?xml version="1.0" encoding="utf-8"?>
-<w:document xmlns:wpc="http://schemas.microsoft.com/office/word/2010/wordprocessingCanvas" xmlns:cx="http://schemas.microsoft.com/office/drawing/2014/chartex" xmlns:cx1="http://schemas.microsoft.com/office/drawing/2015/9/8/chartex" xmlns:cx2="http://schemas.microsoft.com/office/drawing/2015/10/21/chartex" xmlns:cx3="http://schemas.microsoft.com/office/drawing/2016/5/9/chartex" xmlns:cx4="http://schemas.microsoft.com/office/drawing/2016/5/10/chartex" xmlns:cx5="http://schemas.microsoft.com/office/drawing/2016/5/11/chartex" xmlns:cx6="http://schemas.microsoft.com/office/drawing/2016/5/12/chartex" xmlns:cx7="http://schemas.microsoft.com/office/drawing/2016/5/13/chartex" xmlns:cx8="http://schemas.microsoft.com/office/drawing/2016/5/14/chartex" xmlns:mc="http://schemas.openxmlformats.org/markup-compatibility/2006" xmlns:aink="http://schemas.microsoft.com/office/drawing/2016/ink" xmlns:am3d="http://schemas.microsoft.com/office/drawing/2017/model3d" xmlns:o="urn:schemas-microsoft-com:office:office" xmlns:oel="http://schemas.microsoft.com/office/2019/extlst" xmlns:r="http://schemas.openxmlformats.org/officeDocument/2006/relationships" xmlns:m="http://schemas.openxmlformats.org/officeDocument/2006/math" xmlns:v="urn:schemas-microsoft-com:vml" xmlns:wp14="http://schemas.microsoft.com/office/word/2010/wordprocessingDrawing" xmlns:wp="http://schemas.openxmlformats.org/drawingml/2006/wordprocessingDrawing" xmlns:w10="urn:schemas-microsoft-com:office:word" xmlns:w="http://schemas.openxmlformats.org/wordprocessingml/2006/main" xmlns:w14="http://schemas.microsoft.com/office/word/2010/wordml" xmlns:w15="http://schemas.microsoft.com/office/word/2012/wordml" xmlns:w16cex="http://schemas.microsoft.com/office/word/2018/wordml/cex" xmlns:w16cid="http://schemas.microsoft.com/office/word/2016/wordml/cid" xmlns:w16="http://schemas.microsoft.com/office/word/2018/wordml" xmlns:w16sdtdh="http://schemas.microsoft.com/office/word/2020/wordml/sdtdatahash" xmlns:w16se="http://schemas.microsoft.com/office/word/2015/wordml/symex" xmlns:wpg="http://schemas.microsoft.com/office/word/2010/wordprocessingGroup" xmlns:wpi="http://schemas.microsoft.com/office/word/2010/wordprocessingInk" xmlns:wne="http://schemas.microsoft.com/office/word/2006/wordml" xmlns:wps="http://schemas.microsoft.com/office/word/2010/wordprocessingShape" mc:Ignorable="w14 w15 w16se w16cid w16 w16cex w16sdtdh wp14">
+<w:document xmlns:wpc="http://schemas.microsoft.com/office/word/2010/wordprocessingCanvas" xmlns:mc="http://schemas.openxmlformats.org/markup-compatibility/2006" xmlns:o="urn:schemas-microsoft-com:office:office" xmlns:r="http://schemas.openxmlformats.org/officeDocument/2006/relationships" xmlns:m="http://schemas.openxmlformats.org/officeDocument/2006/math" xmlns:v="urn:schemas-microsoft-com:vml" xmlns:wp14="http://schemas.microsoft.com/office/word/2010/wordprocessingDrawing" xmlns:wp="http://schemas.openxmlformats.org/drawingml/2006/wordprocessingDrawing" xmlns:w10="urn:schemas-microsoft-com:office:word" xmlns:w="http://schemas.openxmlformats.org/wordprocessingml/2006/main" xmlns:w14="http://schemas.microsoft.com/office/word/2010/wordml" xmlns:wpg="http://schemas.microsoft.com/office/word/2010/wordprocessingGroup" xmlns:wpi="http://schemas.microsoft.com/office/word/2010/wordprocessingInk" xmlns:wne="http://schemas.microsoft.com/office/word/2006/wordml" xmlns:wps="http://schemas.microsoft.com/office/word/2010/wordprocessingShape" mc:Ignorable="w14 wp14">
   <w:body>
     <w:p>
       <w:pPr>
@@ -56,7 +56,15 @@
         <w:pStyle w:val="SemEspaamento"/>
       </w:pPr>
       <w:r>
-        <w:t xml:space="preserve">Paola Onório </w:t>
+        <w:t xml:space="preserve">Paola </w:t>
+      </w:r>
+      <w:proofErr w:type="spellStart"/>
+      <w:r>
+        <w:t>Onório</w:t>
+      </w:r>
+      <w:proofErr w:type="spellEnd"/>
+      <w:r>
+        <w:t xml:space="preserve"> </w:t>
       </w:r>
       <w:proofErr w:type="spellStart"/>
       <w:r>
@@ -153,7 +161,15 @@
         <w:pStyle w:val="SemEspaamento"/>
       </w:pPr>
       <w:r>
-        <w:t xml:space="preserve">Paola Onório </w:t>
+        <w:t xml:space="preserve">Paola </w:t>
+      </w:r>
+      <w:proofErr w:type="spellStart"/>
+      <w:r>
+        <w:t>Onório</w:t>
+      </w:r>
+      <w:proofErr w:type="spellEnd"/>
+      <w:r>
+        <w:t xml:space="preserve"> </w:t>
       </w:r>
       <w:proofErr w:type="spellStart"/>
       <w:r>
@@ -478,13 +494,13 @@
       <w:r>
         <w:fldChar w:fldCharType="separate"/>
       </w:r>
-      <w:hyperlink w:anchor="_Toc232116271" w:history="1">
+      <w:hyperlink w:anchor="_Toc237556464" w:history="1">
         <w:r>
           <w:rPr>
             <w:rStyle w:val="Hyperlink"/>
             <w:noProof/>
           </w:rPr>
-          <w:t>Figura 1: Persona</w:t>
+          <w:t>Figura 1: Metodologia</w:t>
         </w:r>
         <w:r>
           <w:rPr>
@@ -505,7 +521,7 @@
             <w:noProof/>
             <w:webHidden/>
           </w:rPr>
-          <w:instrText xml:space="preserve"> PAGEREF _Toc232116271 \h </w:instrText>
+          <w:instrText xml:space="preserve"> PAGEREF _Toc237556464 \h </w:instrText>
         </w:r>
         <w:r>
           <w:rPr>
@@ -549,13 +565,13 @@
           <w:lang w:eastAsia="pt-BR"/>
         </w:rPr>
       </w:pPr>
-      <w:hyperlink w:anchor="_Toc232116272" w:history="1">
+      <w:hyperlink w:anchor="_Toc237556465" w:history="1">
         <w:r>
           <w:rPr>
             <w:rStyle w:val="Hyperlink"/>
             <w:noProof/>
           </w:rPr>
-          <w:t>Figura 2: Mapa de Empatia</w:t>
+          <w:t>Figura 2: Pergunta 1</w:t>
         </w:r>
         <w:r>
           <w:rPr>
@@ -576,7 +592,7 @@
             <w:noProof/>
             <w:webHidden/>
           </w:rPr>
-          <w:instrText xml:space="preserve"> PAGEREF _Toc232116272 \h </w:instrText>
+          <w:instrText xml:space="preserve"> PAGEREF _Toc237556465 \h </w:instrText>
         </w:r>
         <w:r>
           <w:rPr>
@@ -596,7 +612,7 @@
             <w:noProof/>
             <w:webHidden/>
           </w:rPr>
-          <w:t>16</w:t>
+          <w:t>19</w:t>
         </w:r>
         <w:r>
           <w:rPr>
@@ -620,13 +636,13 @@
           <w:lang w:eastAsia="pt-BR"/>
         </w:rPr>
       </w:pPr>
-      <w:hyperlink w:anchor="_Toc232116273" w:history="1">
+      <w:hyperlink w:anchor="_Toc237556466" w:history="1">
         <w:r>
           <w:rPr>
             <w:rStyle w:val="Hyperlink"/>
             <w:noProof/>
           </w:rPr>
-          <w:t>Figura 3: Cardápio de Ideias</w:t>
+          <w:t>Figura 3: Pergunta 2</w:t>
         </w:r>
         <w:r>
           <w:rPr>
@@ -647,7 +663,7 @@
             <w:noProof/>
             <w:webHidden/>
           </w:rPr>
-          <w:instrText xml:space="preserve"> PAGEREF _Toc232116273 \h </w:instrText>
+          <w:instrText xml:space="preserve"> PAGEREF _Toc237556466 \h </w:instrText>
         </w:r>
         <w:r>
           <w:rPr>
@@ -667,7 +683,7 @@
             <w:noProof/>
             <w:webHidden/>
           </w:rPr>
-          <w:t>17</w:t>
+          <w:t>20</w:t>
         </w:r>
         <w:r>
           <w:rPr>
@@ -691,13 +707,13 @@
           <w:lang w:eastAsia="pt-BR"/>
         </w:rPr>
       </w:pPr>
-      <w:hyperlink w:anchor="_Toc232116274" w:history="1">
+      <w:hyperlink w:anchor="_Toc237556467" w:history="1">
         <w:r>
           <w:rPr>
             <w:rStyle w:val="Hyperlink"/>
             <w:noProof/>
           </w:rPr>
-          <w:t>Figura 4: Brainstorming</w:t>
+          <w:t>Figura 4: Pergunta 3</w:t>
         </w:r>
         <w:r>
           <w:rPr>
@@ -718,7 +734,7 @@
             <w:noProof/>
             <w:webHidden/>
           </w:rPr>
-          <w:instrText xml:space="preserve"> PAGEREF _Toc232116274 \h </w:instrText>
+          <w:instrText xml:space="preserve"> PAGEREF _Toc237556467 \h </w:instrText>
         </w:r>
         <w:r>
           <w:rPr>
@@ -738,7 +754,7 @@
             <w:noProof/>
             <w:webHidden/>
           </w:rPr>
-          <w:t>18</w:t>
+          <w:t>20</w:t>
         </w:r>
         <w:r>
           <w:rPr>
@@ -762,13 +778,13 @@
           <w:lang w:eastAsia="pt-BR"/>
         </w:rPr>
       </w:pPr>
-      <w:hyperlink w:anchor="_Toc232116275" w:history="1">
+      <w:hyperlink w:anchor="_Toc237556468" w:history="1">
         <w:r>
           <w:rPr>
             <w:rStyle w:val="Hyperlink"/>
             <w:noProof/>
           </w:rPr>
-          <w:t>Figura 5: Golden Circle</w:t>
+          <w:t>Figura 5: Pergunta 4</w:t>
         </w:r>
         <w:r>
           <w:rPr>
@@ -789,7 +805,7 @@
             <w:noProof/>
             <w:webHidden/>
           </w:rPr>
-          <w:instrText xml:space="preserve"> PAGEREF _Toc232116275 \h </w:instrText>
+          <w:instrText xml:space="preserve"> PAGEREF _Toc237556468 \h </w:instrText>
         </w:r>
         <w:r>
           <w:rPr>
@@ -809,7 +825,7 @@
             <w:noProof/>
             <w:webHidden/>
           </w:rPr>
-          <w:t>19</w:t>
+          <w:t>21</w:t>
         </w:r>
         <w:r>
           <w:rPr>
@@ -833,13 +849,13 @@
           <w:lang w:eastAsia="pt-BR"/>
         </w:rPr>
       </w:pPr>
-      <w:hyperlink w:anchor="_Toc232116276" w:history="1">
+      <w:hyperlink w:anchor="_Toc237556469" w:history="1">
         <w:r>
           <w:rPr>
             <w:rStyle w:val="Hyperlink"/>
             <w:noProof/>
           </w:rPr>
-          <w:t>Figura 6: Caso de Uso</w:t>
+          <w:t>Figura 6: Pergunta 5</w:t>
         </w:r>
         <w:r>
           <w:rPr>
@@ -860,7 +876,7 @@
             <w:noProof/>
             <w:webHidden/>
           </w:rPr>
-          <w:instrText xml:space="preserve"> PAGEREF _Toc232116276 \h </w:instrText>
+          <w:instrText xml:space="preserve"> PAGEREF _Toc237556469 \h </w:instrText>
         </w:r>
         <w:r>
           <w:rPr>
@@ -880,7 +896,7 @@
             <w:noProof/>
             <w:webHidden/>
           </w:rPr>
-          <w:t>20</w:t>
+          <w:t>21</w:t>
         </w:r>
         <w:r>
           <w:rPr>
@@ -904,13 +920,13 @@
           <w:lang w:eastAsia="pt-BR"/>
         </w:rPr>
       </w:pPr>
-      <w:hyperlink w:anchor="_Toc232116277" w:history="1">
+      <w:hyperlink w:anchor="_Toc237556470" w:history="1">
         <w:r>
           <w:rPr>
             <w:rStyle w:val="Hyperlink"/>
             <w:noProof/>
           </w:rPr>
-          <w:t>Figura 7: Modelagem de Dados</w:t>
+          <w:t>Figura 7: Pergunta 6</w:t>
         </w:r>
         <w:r>
           <w:rPr>
@@ -931,7 +947,7 @@
             <w:noProof/>
             <w:webHidden/>
           </w:rPr>
-          <w:instrText xml:space="preserve"> PAGEREF _Toc232116277 \h </w:instrText>
+          <w:instrText xml:space="preserve"> PAGEREF _Toc237556470 \h </w:instrText>
         </w:r>
         <w:r>
           <w:rPr>
@@ -951,7 +967,931 @@
             <w:noProof/>
             <w:webHidden/>
           </w:rPr>
-          <w:t>21</w:t>
+          <w:t>22</w:t>
+        </w:r>
+        <w:r>
+          <w:rPr>
+            <w:noProof/>
+            <w:webHidden/>
+          </w:rPr>
+          <w:fldChar w:fldCharType="end"/>
+        </w:r>
+      </w:hyperlink>
+    </w:p>
+    <w:p>
+      <w:pPr>
+        <w:pStyle w:val="ndicedeilustraes"/>
+        <w:tabs>
+          <w:tab w:val="right" w:leader="dot" w:pos="9061"/>
+        </w:tabs>
+        <w:rPr>
+          <w:rFonts w:asciiTheme="minorHAnsi" w:eastAsiaTheme="minorEastAsia" w:hAnsiTheme="minorHAnsi"/>
+          <w:noProof/>
+          <w:sz w:val="22"/>
+          <w:lang w:eastAsia="pt-BR"/>
+        </w:rPr>
+      </w:pPr>
+      <w:hyperlink w:anchor="_Toc237556471" w:history="1">
+        <w:r>
+          <w:rPr>
+            <w:rStyle w:val="Hyperlink"/>
+            <w:noProof/>
+          </w:rPr>
+          <w:t>Figura 8: Pergunta 7</w:t>
+        </w:r>
+        <w:r>
+          <w:rPr>
+            <w:noProof/>
+            <w:webHidden/>
+          </w:rPr>
+          <w:tab/>
+        </w:r>
+        <w:r>
+          <w:rPr>
+            <w:noProof/>
+            <w:webHidden/>
+          </w:rPr>
+          <w:fldChar w:fldCharType="begin"/>
+        </w:r>
+        <w:r>
+          <w:rPr>
+            <w:noProof/>
+            <w:webHidden/>
+          </w:rPr>
+          <w:instrText xml:space="preserve"> PAGEREF _Toc237556471 \h </w:instrText>
+        </w:r>
+        <w:r>
+          <w:rPr>
+            <w:noProof/>
+            <w:webHidden/>
+          </w:rPr>
+        </w:r>
+        <w:r>
+          <w:rPr>
+            <w:noProof/>
+            <w:webHidden/>
+          </w:rPr>
+          <w:fldChar w:fldCharType="separate"/>
+        </w:r>
+        <w:r>
+          <w:rPr>
+            <w:noProof/>
+            <w:webHidden/>
+          </w:rPr>
+          <w:t>23</w:t>
+        </w:r>
+        <w:r>
+          <w:rPr>
+            <w:noProof/>
+            <w:webHidden/>
+          </w:rPr>
+          <w:fldChar w:fldCharType="end"/>
+        </w:r>
+      </w:hyperlink>
+    </w:p>
+    <w:p>
+      <w:pPr>
+        <w:pStyle w:val="ndicedeilustraes"/>
+        <w:tabs>
+          <w:tab w:val="right" w:leader="dot" w:pos="9061"/>
+        </w:tabs>
+        <w:rPr>
+          <w:rFonts w:asciiTheme="minorHAnsi" w:eastAsiaTheme="minorEastAsia" w:hAnsiTheme="minorHAnsi"/>
+          <w:noProof/>
+          <w:sz w:val="22"/>
+          <w:lang w:eastAsia="pt-BR"/>
+        </w:rPr>
+      </w:pPr>
+      <w:hyperlink w:anchor="_Toc237556472" w:history="1">
+        <w:r>
+          <w:rPr>
+            <w:rStyle w:val="Hyperlink"/>
+            <w:noProof/>
+          </w:rPr>
+          <w:t>Figura 9: Pergunta 8</w:t>
+        </w:r>
+        <w:r>
+          <w:rPr>
+            <w:noProof/>
+            <w:webHidden/>
+          </w:rPr>
+          <w:tab/>
+        </w:r>
+        <w:r>
+          <w:rPr>
+            <w:noProof/>
+            <w:webHidden/>
+          </w:rPr>
+          <w:fldChar w:fldCharType="begin"/>
+        </w:r>
+        <w:r>
+          <w:rPr>
+            <w:noProof/>
+            <w:webHidden/>
+          </w:rPr>
+          <w:instrText xml:space="preserve"> PAGEREF _Toc237556472 \h </w:instrText>
+        </w:r>
+        <w:r>
+          <w:rPr>
+            <w:noProof/>
+            <w:webHidden/>
+          </w:rPr>
+        </w:r>
+        <w:r>
+          <w:rPr>
+            <w:noProof/>
+            <w:webHidden/>
+          </w:rPr>
+          <w:fldChar w:fldCharType="separate"/>
+        </w:r>
+        <w:r>
+          <w:rPr>
+            <w:noProof/>
+            <w:webHidden/>
+          </w:rPr>
+          <w:t>23</w:t>
+        </w:r>
+        <w:r>
+          <w:rPr>
+            <w:noProof/>
+            <w:webHidden/>
+          </w:rPr>
+          <w:fldChar w:fldCharType="end"/>
+        </w:r>
+      </w:hyperlink>
+    </w:p>
+    <w:p>
+      <w:pPr>
+        <w:pStyle w:val="ndicedeilustraes"/>
+        <w:tabs>
+          <w:tab w:val="right" w:leader="dot" w:pos="9061"/>
+        </w:tabs>
+        <w:rPr>
+          <w:rFonts w:asciiTheme="minorHAnsi" w:eastAsiaTheme="minorEastAsia" w:hAnsiTheme="minorHAnsi"/>
+          <w:noProof/>
+          <w:sz w:val="22"/>
+          <w:lang w:eastAsia="pt-BR"/>
+        </w:rPr>
+      </w:pPr>
+      <w:hyperlink w:anchor="_Toc237556473" w:history="1">
+        <w:r>
+          <w:rPr>
+            <w:rStyle w:val="Hyperlink"/>
+            <w:noProof/>
+          </w:rPr>
+          <w:t>Figura 10: Pergunta 9</w:t>
+        </w:r>
+        <w:r>
+          <w:rPr>
+            <w:noProof/>
+            <w:webHidden/>
+          </w:rPr>
+          <w:tab/>
+        </w:r>
+        <w:r>
+          <w:rPr>
+            <w:noProof/>
+            <w:webHidden/>
+          </w:rPr>
+          <w:fldChar w:fldCharType="begin"/>
+        </w:r>
+        <w:r>
+          <w:rPr>
+            <w:noProof/>
+            <w:webHidden/>
+          </w:rPr>
+          <w:instrText xml:space="preserve"> PAGEREF _Toc237556473 \h </w:instrText>
+        </w:r>
+        <w:r>
+          <w:rPr>
+            <w:noProof/>
+            <w:webHidden/>
+          </w:rPr>
+        </w:r>
+        <w:r>
+          <w:rPr>
+            <w:noProof/>
+            <w:webHidden/>
+          </w:rPr>
+          <w:fldChar w:fldCharType="separate"/>
+        </w:r>
+        <w:r>
+          <w:rPr>
+            <w:noProof/>
+            <w:webHidden/>
+          </w:rPr>
+          <w:t>24</w:t>
+        </w:r>
+        <w:r>
+          <w:rPr>
+            <w:noProof/>
+            <w:webHidden/>
+          </w:rPr>
+          <w:fldChar w:fldCharType="end"/>
+        </w:r>
+      </w:hyperlink>
+    </w:p>
+    <w:p>
+      <w:pPr>
+        <w:pStyle w:val="ndicedeilustraes"/>
+        <w:tabs>
+          <w:tab w:val="right" w:leader="dot" w:pos="9061"/>
+        </w:tabs>
+        <w:rPr>
+          <w:rFonts w:asciiTheme="minorHAnsi" w:eastAsiaTheme="minorEastAsia" w:hAnsiTheme="minorHAnsi"/>
+          <w:noProof/>
+          <w:sz w:val="22"/>
+          <w:lang w:eastAsia="pt-BR"/>
+        </w:rPr>
+      </w:pPr>
+      <w:hyperlink w:anchor="_Toc237556474" w:history="1">
+        <w:r>
+          <w:rPr>
+            <w:rStyle w:val="Hyperlink"/>
+            <w:noProof/>
+          </w:rPr>
+          <w:t>Figura 11: Pergunta 10</w:t>
+        </w:r>
+        <w:r>
+          <w:rPr>
+            <w:noProof/>
+            <w:webHidden/>
+          </w:rPr>
+          <w:tab/>
+        </w:r>
+        <w:r>
+          <w:rPr>
+            <w:noProof/>
+            <w:webHidden/>
+          </w:rPr>
+          <w:fldChar w:fldCharType="begin"/>
+        </w:r>
+        <w:r>
+          <w:rPr>
+            <w:noProof/>
+            <w:webHidden/>
+          </w:rPr>
+          <w:instrText xml:space="preserve"> PAGEREF _Toc237556474 \h </w:instrText>
+        </w:r>
+        <w:r>
+          <w:rPr>
+            <w:noProof/>
+            <w:webHidden/>
+          </w:rPr>
+        </w:r>
+        <w:r>
+          <w:rPr>
+            <w:noProof/>
+            <w:webHidden/>
+          </w:rPr>
+          <w:fldChar w:fldCharType="separate"/>
+        </w:r>
+        <w:r>
+          <w:rPr>
+            <w:noProof/>
+            <w:webHidden/>
+          </w:rPr>
+          <w:t>25</w:t>
+        </w:r>
+        <w:r>
+          <w:rPr>
+            <w:noProof/>
+            <w:webHidden/>
+          </w:rPr>
+          <w:fldChar w:fldCharType="end"/>
+        </w:r>
+      </w:hyperlink>
+    </w:p>
+    <w:p>
+      <w:pPr>
+        <w:pStyle w:val="ndicedeilustraes"/>
+        <w:tabs>
+          <w:tab w:val="right" w:leader="dot" w:pos="9061"/>
+        </w:tabs>
+        <w:rPr>
+          <w:rFonts w:asciiTheme="minorHAnsi" w:eastAsiaTheme="minorEastAsia" w:hAnsiTheme="minorHAnsi"/>
+          <w:noProof/>
+          <w:sz w:val="22"/>
+          <w:lang w:eastAsia="pt-BR"/>
+        </w:rPr>
+      </w:pPr>
+      <w:hyperlink w:anchor="_Toc237556475" w:history="1">
+        <w:r>
+          <w:rPr>
+            <w:rStyle w:val="Hyperlink"/>
+            <w:noProof/>
+          </w:rPr>
+          <w:t>Figura 12: Pergunta 11</w:t>
+        </w:r>
+        <w:r>
+          <w:rPr>
+            <w:noProof/>
+            <w:webHidden/>
+          </w:rPr>
+          <w:tab/>
+        </w:r>
+        <w:r>
+          <w:rPr>
+            <w:noProof/>
+            <w:webHidden/>
+          </w:rPr>
+          <w:fldChar w:fldCharType="begin"/>
+        </w:r>
+        <w:r>
+          <w:rPr>
+            <w:noProof/>
+            <w:webHidden/>
+          </w:rPr>
+          <w:instrText xml:space="preserve"> PAGEREF _Toc237556475 \h </w:instrText>
+        </w:r>
+        <w:r>
+          <w:rPr>
+            <w:noProof/>
+            <w:webHidden/>
+          </w:rPr>
+        </w:r>
+        <w:r>
+          <w:rPr>
+            <w:noProof/>
+            <w:webHidden/>
+          </w:rPr>
+          <w:fldChar w:fldCharType="separate"/>
+        </w:r>
+        <w:r>
+          <w:rPr>
+            <w:noProof/>
+            <w:webHidden/>
+          </w:rPr>
+          <w:t>25</w:t>
+        </w:r>
+        <w:r>
+          <w:rPr>
+            <w:noProof/>
+            <w:webHidden/>
+          </w:rPr>
+          <w:fldChar w:fldCharType="end"/>
+        </w:r>
+      </w:hyperlink>
+    </w:p>
+    <w:p>
+      <w:pPr>
+        <w:pStyle w:val="ndicedeilustraes"/>
+        <w:tabs>
+          <w:tab w:val="right" w:leader="dot" w:pos="9061"/>
+        </w:tabs>
+        <w:rPr>
+          <w:rFonts w:asciiTheme="minorHAnsi" w:eastAsiaTheme="minorEastAsia" w:hAnsiTheme="minorHAnsi"/>
+          <w:noProof/>
+          <w:sz w:val="22"/>
+          <w:lang w:eastAsia="pt-BR"/>
+        </w:rPr>
+      </w:pPr>
+      <w:hyperlink w:anchor="_Toc237556476" w:history="1">
+        <w:r>
+          <w:rPr>
+            <w:rStyle w:val="Hyperlink"/>
+            <w:noProof/>
+          </w:rPr>
+          <w:t>Figura 13: Pergunta 12</w:t>
+        </w:r>
+        <w:r>
+          <w:rPr>
+            <w:noProof/>
+            <w:webHidden/>
+          </w:rPr>
+          <w:tab/>
+        </w:r>
+        <w:r>
+          <w:rPr>
+            <w:noProof/>
+            <w:webHidden/>
+          </w:rPr>
+          <w:fldChar w:fldCharType="begin"/>
+        </w:r>
+        <w:r>
+          <w:rPr>
+            <w:noProof/>
+            <w:webHidden/>
+          </w:rPr>
+          <w:instrText xml:space="preserve"> PAGEREF _Toc237556476 \h </w:instrText>
+        </w:r>
+        <w:r>
+          <w:rPr>
+            <w:noProof/>
+            <w:webHidden/>
+          </w:rPr>
+        </w:r>
+        <w:r>
+          <w:rPr>
+            <w:noProof/>
+            <w:webHidden/>
+          </w:rPr>
+          <w:fldChar w:fldCharType="separate"/>
+        </w:r>
+        <w:r>
+          <w:rPr>
+            <w:noProof/>
+            <w:webHidden/>
+          </w:rPr>
+          <w:t>26</w:t>
+        </w:r>
+        <w:r>
+          <w:rPr>
+            <w:noProof/>
+            <w:webHidden/>
+          </w:rPr>
+          <w:fldChar w:fldCharType="end"/>
+        </w:r>
+      </w:hyperlink>
+    </w:p>
+    <w:p>
+      <w:pPr>
+        <w:pStyle w:val="ndicedeilustraes"/>
+        <w:tabs>
+          <w:tab w:val="right" w:leader="dot" w:pos="9061"/>
+        </w:tabs>
+        <w:rPr>
+          <w:rFonts w:asciiTheme="minorHAnsi" w:eastAsiaTheme="minorEastAsia" w:hAnsiTheme="minorHAnsi"/>
+          <w:noProof/>
+          <w:sz w:val="22"/>
+          <w:lang w:eastAsia="pt-BR"/>
+        </w:rPr>
+      </w:pPr>
+      <w:hyperlink w:anchor="_Toc237556477" w:history="1">
+        <w:r>
+          <w:rPr>
+            <w:rStyle w:val="Hyperlink"/>
+            <w:noProof/>
+          </w:rPr>
+          <w:t>Figura 14: Persona</w:t>
+        </w:r>
+        <w:r>
+          <w:rPr>
+            <w:noProof/>
+            <w:webHidden/>
+          </w:rPr>
+          <w:tab/>
+        </w:r>
+        <w:r>
+          <w:rPr>
+            <w:noProof/>
+            <w:webHidden/>
+          </w:rPr>
+          <w:fldChar w:fldCharType="begin"/>
+        </w:r>
+        <w:r>
+          <w:rPr>
+            <w:noProof/>
+            <w:webHidden/>
+          </w:rPr>
+          <w:instrText xml:space="preserve"> PAGEREF _Toc237556477 \h </w:instrText>
+        </w:r>
+        <w:r>
+          <w:rPr>
+            <w:noProof/>
+            <w:webHidden/>
+          </w:rPr>
+        </w:r>
+        <w:r>
+          <w:rPr>
+            <w:noProof/>
+            <w:webHidden/>
+          </w:rPr>
+          <w:fldChar w:fldCharType="separate"/>
+        </w:r>
+        <w:r>
+          <w:rPr>
+            <w:noProof/>
+            <w:webHidden/>
+          </w:rPr>
+          <w:t>28</w:t>
+        </w:r>
+        <w:r>
+          <w:rPr>
+            <w:noProof/>
+            <w:webHidden/>
+          </w:rPr>
+          <w:fldChar w:fldCharType="end"/>
+        </w:r>
+      </w:hyperlink>
+    </w:p>
+    <w:p>
+      <w:pPr>
+        <w:pStyle w:val="ndicedeilustraes"/>
+        <w:tabs>
+          <w:tab w:val="right" w:leader="dot" w:pos="9061"/>
+        </w:tabs>
+        <w:rPr>
+          <w:rFonts w:asciiTheme="minorHAnsi" w:eastAsiaTheme="minorEastAsia" w:hAnsiTheme="minorHAnsi"/>
+          <w:noProof/>
+          <w:sz w:val="22"/>
+          <w:lang w:eastAsia="pt-BR"/>
+        </w:rPr>
+      </w:pPr>
+      <w:hyperlink w:anchor="_Toc237556478" w:history="1">
+        <w:r>
+          <w:rPr>
+            <w:rStyle w:val="Hyperlink"/>
+            <w:noProof/>
+          </w:rPr>
+          <w:t>Figura 15: Mapa de Empatia</w:t>
+        </w:r>
+        <w:r>
+          <w:rPr>
+            <w:noProof/>
+            <w:webHidden/>
+          </w:rPr>
+          <w:tab/>
+        </w:r>
+        <w:r>
+          <w:rPr>
+            <w:noProof/>
+            <w:webHidden/>
+          </w:rPr>
+          <w:fldChar w:fldCharType="begin"/>
+        </w:r>
+        <w:r>
+          <w:rPr>
+            <w:noProof/>
+            <w:webHidden/>
+          </w:rPr>
+          <w:instrText xml:space="preserve"> PAGEREF _Toc237556478 \h </w:instrText>
+        </w:r>
+        <w:r>
+          <w:rPr>
+            <w:noProof/>
+            <w:webHidden/>
+          </w:rPr>
+        </w:r>
+        <w:r>
+          <w:rPr>
+            <w:noProof/>
+            <w:webHidden/>
+          </w:rPr>
+          <w:fldChar w:fldCharType="separate"/>
+        </w:r>
+        <w:r>
+          <w:rPr>
+            <w:noProof/>
+            <w:webHidden/>
+          </w:rPr>
+          <w:t>29</w:t>
+        </w:r>
+        <w:r>
+          <w:rPr>
+            <w:noProof/>
+            <w:webHidden/>
+          </w:rPr>
+          <w:fldChar w:fldCharType="end"/>
+        </w:r>
+      </w:hyperlink>
+    </w:p>
+    <w:p>
+      <w:pPr>
+        <w:pStyle w:val="ndicedeilustraes"/>
+        <w:tabs>
+          <w:tab w:val="right" w:leader="dot" w:pos="9061"/>
+        </w:tabs>
+        <w:rPr>
+          <w:rFonts w:asciiTheme="minorHAnsi" w:eastAsiaTheme="minorEastAsia" w:hAnsiTheme="minorHAnsi"/>
+          <w:noProof/>
+          <w:sz w:val="22"/>
+          <w:lang w:eastAsia="pt-BR"/>
+        </w:rPr>
+      </w:pPr>
+      <w:hyperlink w:anchor="_Toc237556479" w:history="1">
+        <w:r>
+          <w:rPr>
+            <w:rStyle w:val="Hyperlink"/>
+            <w:noProof/>
+          </w:rPr>
+          <w:t>Figura 16: Cardápio de Ideias</w:t>
+        </w:r>
+        <w:r>
+          <w:rPr>
+            <w:noProof/>
+            <w:webHidden/>
+          </w:rPr>
+          <w:tab/>
+        </w:r>
+        <w:r>
+          <w:rPr>
+            <w:noProof/>
+            <w:webHidden/>
+          </w:rPr>
+          <w:fldChar w:fldCharType="begin"/>
+        </w:r>
+        <w:r>
+          <w:rPr>
+            <w:noProof/>
+            <w:webHidden/>
+          </w:rPr>
+          <w:instrText xml:space="preserve"> PAGEREF _Toc237556479 \h </w:instrText>
+        </w:r>
+        <w:r>
+          <w:rPr>
+            <w:noProof/>
+            <w:webHidden/>
+          </w:rPr>
+        </w:r>
+        <w:r>
+          <w:rPr>
+            <w:noProof/>
+            <w:webHidden/>
+          </w:rPr>
+          <w:fldChar w:fldCharType="separate"/>
+        </w:r>
+        <w:r>
+          <w:rPr>
+            <w:noProof/>
+            <w:webHidden/>
+          </w:rPr>
+          <w:t>31</w:t>
+        </w:r>
+        <w:r>
+          <w:rPr>
+            <w:noProof/>
+            <w:webHidden/>
+          </w:rPr>
+          <w:fldChar w:fldCharType="end"/>
+        </w:r>
+      </w:hyperlink>
+    </w:p>
+    <w:p>
+      <w:pPr>
+        <w:pStyle w:val="ndicedeilustraes"/>
+        <w:tabs>
+          <w:tab w:val="right" w:leader="dot" w:pos="9061"/>
+        </w:tabs>
+        <w:rPr>
+          <w:rFonts w:asciiTheme="minorHAnsi" w:eastAsiaTheme="minorEastAsia" w:hAnsiTheme="minorHAnsi"/>
+          <w:noProof/>
+          <w:sz w:val="22"/>
+          <w:lang w:eastAsia="pt-BR"/>
+        </w:rPr>
+      </w:pPr>
+      <w:hyperlink w:anchor="_Toc237556480" w:history="1">
+        <w:r>
+          <w:rPr>
+            <w:rStyle w:val="Hyperlink"/>
+            <w:noProof/>
+          </w:rPr>
+          <w:t>Figura 17: Brainstorming</w:t>
+        </w:r>
+        <w:r>
+          <w:rPr>
+            <w:noProof/>
+            <w:webHidden/>
+          </w:rPr>
+          <w:tab/>
+        </w:r>
+        <w:r>
+          <w:rPr>
+            <w:noProof/>
+            <w:webHidden/>
+          </w:rPr>
+          <w:fldChar w:fldCharType="begin"/>
+        </w:r>
+        <w:r>
+          <w:rPr>
+            <w:noProof/>
+            <w:webHidden/>
+          </w:rPr>
+          <w:instrText xml:space="preserve"> PAGEREF _Toc237556480 \h </w:instrText>
+        </w:r>
+        <w:r>
+          <w:rPr>
+            <w:noProof/>
+            <w:webHidden/>
+          </w:rPr>
+        </w:r>
+        <w:r>
+          <w:rPr>
+            <w:noProof/>
+            <w:webHidden/>
+          </w:rPr>
+          <w:fldChar w:fldCharType="separate"/>
+        </w:r>
+        <w:r>
+          <w:rPr>
+            <w:noProof/>
+            <w:webHidden/>
+          </w:rPr>
+          <w:t>32</w:t>
+        </w:r>
+        <w:r>
+          <w:rPr>
+            <w:noProof/>
+            <w:webHidden/>
+          </w:rPr>
+          <w:fldChar w:fldCharType="end"/>
+        </w:r>
+      </w:hyperlink>
+    </w:p>
+    <w:p>
+      <w:pPr>
+        <w:pStyle w:val="ndicedeilustraes"/>
+        <w:tabs>
+          <w:tab w:val="right" w:leader="dot" w:pos="9061"/>
+        </w:tabs>
+        <w:rPr>
+          <w:rFonts w:asciiTheme="minorHAnsi" w:eastAsiaTheme="minorEastAsia" w:hAnsiTheme="minorHAnsi"/>
+          <w:noProof/>
+          <w:sz w:val="22"/>
+          <w:lang w:eastAsia="pt-BR"/>
+        </w:rPr>
+      </w:pPr>
+      <w:hyperlink w:anchor="_Toc237556481" w:history="1">
+        <w:r>
+          <w:rPr>
+            <w:rStyle w:val="Hyperlink"/>
+            <w:noProof/>
+          </w:rPr>
+          <w:t>Figura 18: Golden Circle</w:t>
+        </w:r>
+        <w:r>
+          <w:rPr>
+            <w:noProof/>
+            <w:webHidden/>
+          </w:rPr>
+          <w:tab/>
+        </w:r>
+        <w:r>
+          <w:rPr>
+            <w:noProof/>
+            <w:webHidden/>
+          </w:rPr>
+          <w:fldChar w:fldCharType="begin"/>
+        </w:r>
+        <w:r>
+          <w:rPr>
+            <w:noProof/>
+            <w:webHidden/>
+          </w:rPr>
+          <w:instrText xml:space="preserve"> PAGEREF _Toc237556481 \h </w:instrText>
+        </w:r>
+        <w:r>
+          <w:rPr>
+            <w:noProof/>
+            <w:webHidden/>
+          </w:rPr>
+        </w:r>
+        <w:r>
+          <w:rPr>
+            <w:noProof/>
+            <w:webHidden/>
+          </w:rPr>
+          <w:fldChar w:fldCharType="separate"/>
+        </w:r>
+        <w:r>
+          <w:rPr>
+            <w:noProof/>
+            <w:webHidden/>
+          </w:rPr>
+          <w:t>33</w:t>
+        </w:r>
+        <w:r>
+          <w:rPr>
+            <w:noProof/>
+            <w:webHidden/>
+          </w:rPr>
+          <w:fldChar w:fldCharType="end"/>
+        </w:r>
+      </w:hyperlink>
+    </w:p>
+    <w:p>
+      <w:pPr>
+        <w:pStyle w:val="ndicedeilustraes"/>
+        <w:tabs>
+          <w:tab w:val="right" w:leader="dot" w:pos="9061"/>
+        </w:tabs>
+        <w:rPr>
+          <w:rFonts w:asciiTheme="minorHAnsi" w:eastAsiaTheme="minorEastAsia" w:hAnsiTheme="minorHAnsi"/>
+          <w:noProof/>
+          <w:sz w:val="22"/>
+          <w:lang w:eastAsia="pt-BR"/>
+        </w:rPr>
+      </w:pPr>
+      <w:hyperlink w:anchor="_Toc237556482" w:history="1">
+        <w:r>
+          <w:rPr>
+            <w:rStyle w:val="Hyperlink"/>
+            <w:noProof/>
+          </w:rPr>
+          <w:t>Figura 19: Caso de Uso</w:t>
+        </w:r>
+        <w:r>
+          <w:rPr>
+            <w:noProof/>
+            <w:webHidden/>
+          </w:rPr>
+          <w:tab/>
+        </w:r>
+        <w:r>
+          <w:rPr>
+            <w:noProof/>
+            <w:webHidden/>
+          </w:rPr>
+          <w:fldChar w:fldCharType="begin"/>
+        </w:r>
+        <w:r>
+          <w:rPr>
+            <w:noProof/>
+            <w:webHidden/>
+          </w:rPr>
+          <w:instrText xml:space="preserve"> PAGEREF _Toc237556482 \h </w:instrText>
+        </w:r>
+        <w:r>
+          <w:rPr>
+            <w:noProof/>
+            <w:webHidden/>
+          </w:rPr>
+        </w:r>
+        <w:r>
+          <w:rPr>
+            <w:noProof/>
+            <w:webHidden/>
+          </w:rPr>
+          <w:fldChar w:fldCharType="separate"/>
+        </w:r>
+        <w:r>
+          <w:rPr>
+            <w:noProof/>
+            <w:webHidden/>
+          </w:rPr>
+          <w:t>35</w:t>
+        </w:r>
+        <w:r>
+          <w:rPr>
+            <w:noProof/>
+            <w:webHidden/>
+          </w:rPr>
+          <w:fldChar w:fldCharType="end"/>
+        </w:r>
+      </w:hyperlink>
+    </w:p>
+    <w:p>
+      <w:pPr>
+        <w:pStyle w:val="ndicedeilustraes"/>
+        <w:tabs>
+          <w:tab w:val="right" w:leader="dot" w:pos="9061"/>
+        </w:tabs>
+        <w:rPr>
+          <w:rFonts w:asciiTheme="minorHAnsi" w:eastAsiaTheme="minorEastAsia" w:hAnsiTheme="minorHAnsi"/>
+          <w:noProof/>
+          <w:sz w:val="22"/>
+          <w:lang w:eastAsia="pt-BR"/>
+        </w:rPr>
+      </w:pPr>
+      <w:hyperlink w:anchor="_Toc237556483" w:history="1">
+        <w:r>
+          <w:rPr>
+            <w:rStyle w:val="Hyperlink"/>
+            <w:noProof/>
+            <w:highlight w:val="yellow"/>
+          </w:rPr>
+          <w:t>Figura 20: Modelagem de Dados</w:t>
+        </w:r>
+        <w:r>
+          <w:rPr>
+            <w:noProof/>
+            <w:webHidden/>
+          </w:rPr>
+          <w:tab/>
+        </w:r>
+        <w:r>
+          <w:rPr>
+            <w:noProof/>
+            <w:webHidden/>
+          </w:rPr>
+          <w:fldChar w:fldCharType="begin"/>
+        </w:r>
+        <w:r>
+          <w:rPr>
+            <w:noProof/>
+            <w:webHidden/>
+          </w:rPr>
+          <w:instrText xml:space="preserve"> PAGEREF _Toc237556483 \h </w:instrText>
+        </w:r>
+        <w:r>
+          <w:rPr>
+            <w:noProof/>
+            <w:webHidden/>
+          </w:rPr>
+        </w:r>
+        <w:r>
+          <w:rPr>
+            <w:noProof/>
+            <w:webHidden/>
+          </w:rPr>
+          <w:fldChar w:fldCharType="separate"/>
+        </w:r>
+        <w:r>
+          <w:rPr>
+            <w:noProof/>
+            <w:webHidden/>
+          </w:rPr>
+          <w:t>36</w:t>
         </w:r>
         <w:r>
           <w:rPr>
@@ -1150,7 +2090,7 @@
           <w:r>
             <w:fldChar w:fldCharType="separate"/>
           </w:r>
-          <w:hyperlink w:anchor="_Toc232116278" w:history="1">
+          <w:hyperlink w:anchor="_Toc237556488" w:history="1">
             <w:r>
               <w:rPr>
                 <w:rStyle w:val="Hyperlink"/>
@@ -1193,7 +2133,7 @@
                 <w:noProof/>
                 <w:webHidden/>
               </w:rPr>
-              <w:instrText xml:space="preserve"> PAGEREF _Toc232116278 \h </w:instrText>
+              <w:instrText xml:space="preserve"> PAGEREF _Toc237556488 \h </w:instrText>
             </w:r>
             <w:r>
               <w:rPr>
@@ -1213,7 +2153,7 @@
                 <w:noProof/>
                 <w:webHidden/>
               </w:rPr>
-              <w:t>10</w:t>
+              <w:t>11</w:t>
             </w:r>
             <w:r>
               <w:rPr>
@@ -1234,7 +2174,7 @@
               <w:lang w:eastAsia="pt-BR"/>
             </w:rPr>
           </w:pPr>
-          <w:hyperlink w:anchor="_Toc232116279" w:history="1">
+          <w:hyperlink w:anchor="_Toc237556489" w:history="1">
             <w:r>
               <w:rPr>
                 <w:rStyle w:val="Hyperlink"/>
@@ -1277,7 +2217,7 @@
                 <w:noProof/>
                 <w:webHidden/>
               </w:rPr>
-              <w:instrText xml:space="preserve"> PAGEREF _Toc232116279 \h </w:instrText>
+              <w:instrText xml:space="preserve"> PAGEREF _Toc237556489 \h </w:instrText>
             </w:r>
             <w:r>
               <w:rPr>
@@ -1297,7 +2237,7 @@
                 <w:noProof/>
                 <w:webHidden/>
               </w:rPr>
-              <w:t>11</w:t>
+              <w:t>12</w:t>
             </w:r>
             <w:r>
               <w:rPr>
@@ -1318,7 +2258,7 @@
               <w:lang w:eastAsia="pt-BR"/>
             </w:rPr>
           </w:pPr>
-          <w:hyperlink w:anchor="_Toc232116280" w:history="1">
+          <w:hyperlink w:anchor="_Toc237556490" w:history="1">
             <w:r>
               <w:rPr>
                 <w:rStyle w:val="Hyperlink"/>
@@ -1361,7 +2301,7 @@
                 <w:noProof/>
                 <w:webHidden/>
               </w:rPr>
-              <w:instrText xml:space="preserve"> PAGEREF _Toc232116280 \h </w:instrText>
+              <w:instrText xml:space="preserve"> PAGEREF _Toc237556490 \h </w:instrText>
             </w:r>
             <w:r>
               <w:rPr>
@@ -1381,7 +2321,343 @@
                 <w:noProof/>
                 <w:webHidden/>
               </w:rPr>
-              <w:t>12</w:t>
+              <w:t>13</w:t>
+            </w:r>
+            <w:r>
+              <w:rPr>
+                <w:noProof/>
+                <w:webHidden/>
+              </w:rPr>
+              <w:fldChar w:fldCharType="end"/>
+            </w:r>
+          </w:hyperlink>
+        </w:p>
+        <w:p>
+          <w:pPr>
+            <w:pStyle w:val="Sumrio2"/>
+            <w:rPr>
+              <w:rFonts w:asciiTheme="minorHAnsi" w:eastAsiaTheme="minorEastAsia" w:hAnsiTheme="minorHAnsi"/>
+              <w:noProof/>
+              <w:sz w:val="22"/>
+              <w:lang w:eastAsia="pt-BR"/>
+            </w:rPr>
+          </w:pPr>
+          <w:hyperlink w:anchor="_Toc237556491" w:history="1">
+            <w:r>
+              <w:rPr>
+                <w:rStyle w:val="Hyperlink"/>
+                <w:noProof/>
+              </w:rPr>
+              <w:t>1.3</w:t>
+            </w:r>
+            <w:r>
+              <w:rPr>
+                <w:rFonts w:asciiTheme="minorHAnsi" w:eastAsiaTheme="minorEastAsia" w:hAnsiTheme="minorHAnsi"/>
+                <w:noProof/>
+                <w:sz w:val="22"/>
+                <w:lang w:eastAsia="pt-BR"/>
+              </w:rPr>
+              <w:tab/>
+            </w:r>
+            <w:r>
+              <w:rPr>
+                <w:rStyle w:val="Hyperlink"/>
+                <w:noProof/>
+              </w:rPr>
+              <w:t>Objetivos</w:t>
+            </w:r>
+            <w:r>
+              <w:rPr>
+                <w:noProof/>
+                <w:webHidden/>
+              </w:rPr>
+              <w:tab/>
+            </w:r>
+            <w:r>
+              <w:rPr>
+                <w:noProof/>
+                <w:webHidden/>
+              </w:rPr>
+              <w:fldChar w:fldCharType="begin"/>
+            </w:r>
+            <w:r>
+              <w:rPr>
+                <w:noProof/>
+                <w:webHidden/>
+              </w:rPr>
+              <w:instrText xml:space="preserve"> PAGEREF _Toc237556491 \h </w:instrText>
+            </w:r>
+            <w:r>
+              <w:rPr>
+                <w:noProof/>
+                <w:webHidden/>
+              </w:rPr>
+            </w:r>
+            <w:r>
+              <w:rPr>
+                <w:noProof/>
+                <w:webHidden/>
+              </w:rPr>
+              <w:fldChar w:fldCharType="separate"/>
+            </w:r>
+            <w:r>
+              <w:rPr>
+                <w:noProof/>
+                <w:webHidden/>
+              </w:rPr>
+              <w:t>13</w:t>
+            </w:r>
+            <w:r>
+              <w:rPr>
+                <w:noProof/>
+                <w:webHidden/>
+              </w:rPr>
+              <w:fldChar w:fldCharType="end"/>
+            </w:r>
+          </w:hyperlink>
+        </w:p>
+        <w:p>
+          <w:pPr>
+            <w:pStyle w:val="Sumrio3"/>
+            <w:rPr>
+              <w:rFonts w:asciiTheme="minorHAnsi" w:eastAsiaTheme="minorEastAsia" w:hAnsiTheme="minorHAnsi"/>
+              <w:noProof/>
+              <w:sz w:val="22"/>
+              <w:lang w:eastAsia="pt-BR"/>
+            </w:rPr>
+          </w:pPr>
+          <w:hyperlink w:anchor="_Toc237556492" w:history="1">
+            <w:r>
+              <w:rPr>
+                <w:rStyle w:val="Hyperlink"/>
+                <w:noProof/>
+              </w:rPr>
+              <w:t>1.3.1</w:t>
+            </w:r>
+            <w:r>
+              <w:rPr>
+                <w:rFonts w:asciiTheme="minorHAnsi" w:eastAsiaTheme="minorEastAsia" w:hAnsiTheme="minorHAnsi"/>
+                <w:noProof/>
+                <w:sz w:val="22"/>
+                <w:lang w:eastAsia="pt-BR"/>
+              </w:rPr>
+              <w:tab/>
+            </w:r>
+            <w:r>
+              <w:rPr>
+                <w:rStyle w:val="Hyperlink"/>
+                <w:noProof/>
+              </w:rPr>
+              <w:t>Objetivo Geral</w:t>
+            </w:r>
+            <w:r>
+              <w:rPr>
+                <w:noProof/>
+                <w:webHidden/>
+              </w:rPr>
+              <w:tab/>
+            </w:r>
+            <w:r>
+              <w:rPr>
+                <w:noProof/>
+                <w:webHidden/>
+              </w:rPr>
+              <w:fldChar w:fldCharType="begin"/>
+            </w:r>
+            <w:r>
+              <w:rPr>
+                <w:noProof/>
+                <w:webHidden/>
+              </w:rPr>
+              <w:instrText xml:space="preserve"> PAGEREF _Toc237556492 \h </w:instrText>
+            </w:r>
+            <w:r>
+              <w:rPr>
+                <w:noProof/>
+                <w:webHidden/>
+              </w:rPr>
+            </w:r>
+            <w:r>
+              <w:rPr>
+                <w:noProof/>
+                <w:webHidden/>
+              </w:rPr>
+              <w:fldChar w:fldCharType="separate"/>
+            </w:r>
+            <w:r>
+              <w:rPr>
+                <w:noProof/>
+                <w:webHidden/>
+              </w:rPr>
+              <w:t>13</w:t>
+            </w:r>
+            <w:r>
+              <w:rPr>
+                <w:noProof/>
+                <w:webHidden/>
+              </w:rPr>
+              <w:fldChar w:fldCharType="end"/>
+            </w:r>
+          </w:hyperlink>
+        </w:p>
+        <w:p>
+          <w:pPr>
+            <w:pStyle w:val="Sumrio3"/>
+            <w:rPr>
+              <w:rFonts w:asciiTheme="minorHAnsi" w:eastAsiaTheme="minorEastAsia" w:hAnsiTheme="minorHAnsi"/>
+              <w:noProof/>
+              <w:sz w:val="22"/>
+              <w:lang w:eastAsia="pt-BR"/>
+            </w:rPr>
+          </w:pPr>
+          <w:hyperlink w:anchor="_Toc237556493" w:history="1">
+            <w:r>
+              <w:rPr>
+                <w:rStyle w:val="Hyperlink"/>
+                <w:noProof/>
+              </w:rPr>
+              <w:t>1.3.2</w:t>
+            </w:r>
+            <w:r>
+              <w:rPr>
+                <w:rFonts w:asciiTheme="minorHAnsi" w:eastAsiaTheme="minorEastAsia" w:hAnsiTheme="minorHAnsi"/>
+                <w:noProof/>
+                <w:sz w:val="22"/>
+                <w:lang w:eastAsia="pt-BR"/>
+              </w:rPr>
+              <w:tab/>
+            </w:r>
+            <w:r>
+              <w:rPr>
+                <w:rStyle w:val="Hyperlink"/>
+                <w:noProof/>
+              </w:rPr>
+              <w:t>Objetivos Específicos</w:t>
+            </w:r>
+            <w:r>
+              <w:rPr>
+                <w:noProof/>
+                <w:webHidden/>
+              </w:rPr>
+              <w:tab/>
+            </w:r>
+            <w:r>
+              <w:rPr>
+                <w:noProof/>
+                <w:webHidden/>
+              </w:rPr>
+              <w:fldChar w:fldCharType="begin"/>
+            </w:r>
+            <w:r>
+              <w:rPr>
+                <w:noProof/>
+                <w:webHidden/>
+              </w:rPr>
+              <w:instrText xml:space="preserve"> PAGEREF _Toc237556493 \h </w:instrText>
+            </w:r>
+            <w:r>
+              <w:rPr>
+                <w:noProof/>
+                <w:webHidden/>
+              </w:rPr>
+            </w:r>
+            <w:r>
+              <w:rPr>
+                <w:noProof/>
+                <w:webHidden/>
+              </w:rPr>
+              <w:fldChar w:fldCharType="separate"/>
+            </w:r>
+            <w:r>
+              <w:rPr>
+                <w:noProof/>
+                <w:webHidden/>
+              </w:rPr>
+              <w:t>13</w:t>
+            </w:r>
+            <w:r>
+              <w:rPr>
+                <w:noProof/>
+                <w:webHidden/>
+              </w:rPr>
+              <w:fldChar w:fldCharType="end"/>
+            </w:r>
+          </w:hyperlink>
+        </w:p>
+        <w:p>
+          <w:pPr>
+            <w:pStyle w:val="Sumrio2"/>
+            <w:rPr>
+              <w:rFonts w:asciiTheme="minorHAnsi" w:eastAsiaTheme="minorEastAsia" w:hAnsiTheme="minorHAnsi"/>
+              <w:noProof/>
+              <w:sz w:val="22"/>
+              <w:lang w:eastAsia="pt-BR"/>
+            </w:rPr>
+          </w:pPr>
+          <w:hyperlink w:anchor="_Toc237556494" w:history="1">
+            <w:r>
+              <w:rPr>
+                <w:rStyle w:val="Hyperlink"/>
+                <w:noProof/>
+              </w:rPr>
+              <w:t>1.4</w:t>
+            </w:r>
+            <w:r>
+              <w:rPr>
+                <w:rFonts w:asciiTheme="minorHAnsi" w:eastAsiaTheme="minorEastAsia" w:hAnsiTheme="minorHAnsi"/>
+                <w:noProof/>
+                <w:sz w:val="22"/>
+                <w:lang w:eastAsia="pt-BR"/>
+              </w:rPr>
+              <w:tab/>
+            </w:r>
+            <w:r>
+              <w:rPr>
+                <w:rStyle w:val="Hyperlink"/>
+                <w:noProof/>
+              </w:rPr>
+              <w:t>Metodologia</w:t>
+            </w:r>
+            <w:r>
+              <w:rPr>
+                <w:noProof/>
+                <w:webHidden/>
+              </w:rPr>
+              <w:tab/>
+            </w:r>
+            <w:r>
+              <w:rPr>
+                <w:noProof/>
+                <w:webHidden/>
+              </w:rPr>
+              <w:fldChar w:fldCharType="begin"/>
+            </w:r>
+            <w:r>
+              <w:rPr>
+                <w:noProof/>
+                <w:webHidden/>
+              </w:rPr>
+              <w:instrText xml:space="preserve"> PAGEREF _Toc237556494 \h </w:instrText>
+            </w:r>
+            <w:r>
+              <w:rPr>
+                <w:noProof/>
+                <w:webHidden/>
+              </w:rPr>
+            </w:r>
+            <w:r>
+              <w:rPr>
+                <w:noProof/>
+                <w:webHidden/>
+              </w:rPr>
+              <w:fldChar w:fldCharType="separate"/>
+            </w:r>
+            <w:r>
+              <w:rPr>
+                <w:noProof/>
+                <w:webHidden/>
+              </w:rPr>
+              <w:t>14</w:t>
             </w:r>
             <w:r>
               <w:rPr>
@@ -1402,7 +2678,7 @@
               <w:lang w:eastAsia="pt-BR"/>
             </w:rPr>
           </w:pPr>
-          <w:hyperlink w:anchor="_Toc232116281" w:history="1">
+          <w:hyperlink w:anchor="_Toc237556495" w:history="1">
             <w:r>
               <w:rPr>
                 <w:rStyle w:val="Hyperlink"/>
@@ -1424,6 +2700,90 @@
                 <w:rStyle w:val="Hyperlink"/>
                 <w:noProof/>
               </w:rPr>
+              <w:t>REFERENCIAL TEÓRICO</w:t>
+            </w:r>
+            <w:r>
+              <w:rPr>
+                <w:noProof/>
+                <w:webHidden/>
+              </w:rPr>
+              <w:tab/>
+            </w:r>
+            <w:r>
+              <w:rPr>
+                <w:noProof/>
+                <w:webHidden/>
+              </w:rPr>
+              <w:fldChar w:fldCharType="begin"/>
+            </w:r>
+            <w:r>
+              <w:rPr>
+                <w:noProof/>
+                <w:webHidden/>
+              </w:rPr>
+              <w:instrText xml:space="preserve"> PAGEREF _Toc237556495 \h </w:instrText>
+            </w:r>
+            <w:r>
+              <w:rPr>
+                <w:noProof/>
+                <w:webHidden/>
+              </w:rPr>
+            </w:r>
+            <w:r>
+              <w:rPr>
+                <w:noProof/>
+                <w:webHidden/>
+              </w:rPr>
+              <w:fldChar w:fldCharType="separate"/>
+            </w:r>
+            <w:r>
+              <w:rPr>
+                <w:noProof/>
+                <w:webHidden/>
+              </w:rPr>
+              <w:t>17</w:t>
+            </w:r>
+            <w:r>
+              <w:rPr>
+                <w:noProof/>
+                <w:webHidden/>
+              </w:rPr>
+              <w:fldChar w:fldCharType="end"/>
+            </w:r>
+          </w:hyperlink>
+        </w:p>
+        <w:p>
+          <w:pPr>
+            <w:pStyle w:val="Sumrio1"/>
+            <w:rPr>
+              <w:rFonts w:asciiTheme="minorHAnsi" w:eastAsiaTheme="minorEastAsia" w:hAnsiTheme="minorHAnsi"/>
+              <w:noProof/>
+              <w:sz w:val="22"/>
+              <w:lang w:eastAsia="pt-BR"/>
+            </w:rPr>
+          </w:pPr>
+          <w:hyperlink w:anchor="_Toc237556496" w:history="1">
+            <w:r>
+              <w:rPr>
+                <w:rStyle w:val="Hyperlink"/>
+                <w:noProof/>
+              </w:rPr>
+              <w:t>3</w:t>
+            </w:r>
+            <w:r>
+              <w:rPr>
+                <w:rFonts w:asciiTheme="minorHAnsi" w:eastAsiaTheme="minorEastAsia" w:hAnsiTheme="minorHAnsi"/>
+                <w:noProof/>
+                <w:sz w:val="22"/>
+                <w:lang w:eastAsia="pt-BR"/>
+              </w:rPr>
+              <w:tab/>
+            </w:r>
+            <w:r>
+              <w:rPr>
+                <w:rStyle w:val="Hyperlink"/>
+                <w:noProof/>
+              </w:rPr>
               <w:t>IMERSÃO</w:t>
             </w:r>
             <w:r>
@@ -1445,7 +2805,7 @@
                 <w:noProof/>
                 <w:webHidden/>
               </w:rPr>
-              <w:instrText xml:space="preserve"> PAGEREF _Toc232116281 \h </w:instrText>
+              <w:instrText xml:space="preserve"> PAGEREF _Toc237556496 \h </w:instrText>
             </w:r>
             <w:r>
               <w:rPr>
@@ -1465,7 +2825,7 @@
                 <w:noProof/>
                 <w:webHidden/>
               </w:rPr>
-              <w:t>13</w:t>
+              <w:t>18</w:t>
             </w:r>
             <w:r>
               <w:rPr>
@@ -1486,13 +2846,13 @@
               <w:lang w:eastAsia="pt-BR"/>
             </w:rPr>
           </w:pPr>
-          <w:hyperlink w:anchor="_Toc232116282" w:history="1">
+          <w:hyperlink w:anchor="_Toc237556497" w:history="1">
             <w:r>
               <w:rPr>
                 <w:rStyle w:val="Hyperlink"/>
                 <w:noProof/>
               </w:rPr>
-              <w:t>2.1</w:t>
+              <w:t>3.1</w:t>
             </w:r>
             <w:r>
               <w:rPr>
@@ -1529,7 +2889,7 @@
                 <w:noProof/>
                 <w:webHidden/>
               </w:rPr>
-              <w:instrText xml:space="preserve"> PAGEREF _Toc232116282 \h </w:instrText>
+              <w:instrText xml:space="preserve"> PAGEREF _Toc237556497 \h </w:instrText>
             </w:r>
             <w:r>
               <w:rPr>
@@ -1549,7 +2909,175 @@
                 <w:noProof/>
                 <w:webHidden/>
               </w:rPr>
-              <w:t>13</w:t>
+              <w:t>18</w:t>
+            </w:r>
+            <w:r>
+              <w:rPr>
+                <w:noProof/>
+                <w:webHidden/>
+              </w:rPr>
+              <w:fldChar w:fldCharType="end"/>
+            </w:r>
+          </w:hyperlink>
+        </w:p>
+        <w:p>
+          <w:pPr>
+            <w:pStyle w:val="Sumrio2"/>
+            <w:rPr>
+              <w:rFonts w:asciiTheme="minorHAnsi" w:eastAsiaTheme="minorEastAsia" w:hAnsiTheme="minorHAnsi"/>
+              <w:noProof/>
+              <w:sz w:val="22"/>
+              <w:lang w:eastAsia="pt-BR"/>
+            </w:rPr>
+          </w:pPr>
+          <w:hyperlink w:anchor="_Toc237556498" w:history="1">
+            <w:r>
+              <w:rPr>
+                <w:rStyle w:val="Hyperlink"/>
+                <w:noProof/>
+              </w:rPr>
+              <w:t>3.2</w:t>
+            </w:r>
+            <w:r>
+              <w:rPr>
+                <w:rFonts w:asciiTheme="minorHAnsi" w:eastAsiaTheme="minorEastAsia" w:hAnsiTheme="minorHAnsi"/>
+                <w:noProof/>
+                <w:sz w:val="22"/>
+                <w:lang w:eastAsia="pt-BR"/>
+              </w:rPr>
+              <w:tab/>
+            </w:r>
+            <w:r>
+              <w:rPr>
+                <w:rStyle w:val="Hyperlink"/>
+                <w:noProof/>
+              </w:rPr>
+              <w:t>Pesquisa de Campo</w:t>
+            </w:r>
+            <w:r>
+              <w:rPr>
+                <w:noProof/>
+                <w:webHidden/>
+              </w:rPr>
+              <w:tab/>
+            </w:r>
+            <w:r>
+              <w:rPr>
+                <w:noProof/>
+                <w:webHidden/>
+              </w:rPr>
+              <w:fldChar w:fldCharType="begin"/>
+            </w:r>
+            <w:r>
+              <w:rPr>
+                <w:noProof/>
+                <w:webHidden/>
+              </w:rPr>
+              <w:instrText xml:space="preserve"> PAGEREF _Toc237556498 \h </w:instrText>
+            </w:r>
+            <w:r>
+              <w:rPr>
+                <w:noProof/>
+                <w:webHidden/>
+              </w:rPr>
+            </w:r>
+            <w:r>
+              <w:rPr>
+                <w:noProof/>
+                <w:webHidden/>
+              </w:rPr>
+              <w:fldChar w:fldCharType="separate"/>
+            </w:r>
+            <w:r>
+              <w:rPr>
+                <w:noProof/>
+                <w:webHidden/>
+              </w:rPr>
+              <w:t>19</w:t>
+            </w:r>
+            <w:r>
+              <w:rPr>
+                <w:noProof/>
+                <w:webHidden/>
+              </w:rPr>
+              <w:fldChar w:fldCharType="end"/>
+            </w:r>
+          </w:hyperlink>
+        </w:p>
+        <w:p>
+          <w:pPr>
+            <w:pStyle w:val="Sumrio3"/>
+            <w:rPr>
+              <w:rFonts w:asciiTheme="minorHAnsi" w:eastAsiaTheme="minorEastAsia" w:hAnsiTheme="minorHAnsi"/>
+              <w:noProof/>
+              <w:sz w:val="22"/>
+              <w:lang w:eastAsia="pt-BR"/>
+            </w:rPr>
+          </w:pPr>
+          <w:hyperlink w:anchor="_Toc237556499" w:history="1">
+            <w:r>
+              <w:rPr>
+                <w:rStyle w:val="Hyperlink"/>
+                <w:noProof/>
+              </w:rPr>
+              <w:t>3.2.1</w:t>
+            </w:r>
+            <w:r>
+              <w:rPr>
+                <w:rFonts w:asciiTheme="minorHAnsi" w:eastAsiaTheme="minorEastAsia" w:hAnsiTheme="minorHAnsi"/>
+                <w:noProof/>
+                <w:sz w:val="22"/>
+                <w:lang w:eastAsia="pt-BR"/>
+              </w:rPr>
+              <w:tab/>
+            </w:r>
+            <w:r>
+              <w:rPr>
+                <w:rStyle w:val="Hyperlink"/>
+                <w:noProof/>
+              </w:rPr>
+              <w:t>Conclusão da Pesquisa de Campo</w:t>
+            </w:r>
+            <w:r>
+              <w:rPr>
+                <w:noProof/>
+                <w:webHidden/>
+              </w:rPr>
+              <w:tab/>
+            </w:r>
+            <w:r>
+              <w:rPr>
+                <w:noProof/>
+                <w:webHidden/>
+              </w:rPr>
+              <w:fldChar w:fldCharType="begin"/>
+            </w:r>
+            <w:r>
+              <w:rPr>
+                <w:noProof/>
+                <w:webHidden/>
+              </w:rPr>
+              <w:instrText xml:space="preserve"> PAGEREF _Toc237556499 \h </w:instrText>
+            </w:r>
+            <w:r>
+              <w:rPr>
+                <w:noProof/>
+                <w:webHidden/>
+              </w:rPr>
+            </w:r>
+            <w:r>
+              <w:rPr>
+                <w:noProof/>
+                <w:webHidden/>
+              </w:rPr>
+              <w:fldChar w:fldCharType="separate"/>
+            </w:r>
+            <w:r>
+              <w:rPr>
+                <w:noProof/>
+                <w:webHidden/>
+              </w:rPr>
+              <w:t>27</w:t>
             </w:r>
             <w:r>
               <w:rPr>
@@ -1570,13 +3098,13 @@
               <w:lang w:eastAsia="pt-BR"/>
             </w:rPr>
           </w:pPr>
-          <w:hyperlink w:anchor="_Toc232116283" w:history="1">
+          <w:hyperlink w:anchor="_Toc237556500" w:history="1">
             <w:r>
               <w:rPr>
                 <w:rStyle w:val="Hyperlink"/>
                 <w:noProof/>
               </w:rPr>
-              <w:t>3</w:t>
+              <w:t>4</w:t>
             </w:r>
             <w:r>
               <w:rPr>
@@ -1613,7 +3141,7 @@
                 <w:noProof/>
                 <w:webHidden/>
               </w:rPr>
-              <w:instrText xml:space="preserve"> PAGEREF _Toc232116283 \h </w:instrText>
+              <w:instrText xml:space="preserve"> PAGEREF _Toc237556500 \h </w:instrText>
             </w:r>
             <w:r>
               <w:rPr>
@@ -1633,7 +3161,7 @@
                 <w:noProof/>
                 <w:webHidden/>
               </w:rPr>
-              <w:t>15</w:t>
+              <w:t>28</w:t>
             </w:r>
             <w:r>
               <w:rPr>
@@ -1654,13 +3182,13 @@
               <w:lang w:eastAsia="pt-BR"/>
             </w:rPr>
           </w:pPr>
-          <w:hyperlink w:anchor="_Toc232116284" w:history="1">
+          <w:hyperlink w:anchor="_Toc237556501" w:history="1">
             <w:r>
               <w:rPr>
                 <w:rStyle w:val="Hyperlink"/>
                 <w:noProof/>
               </w:rPr>
-              <w:t>3.1</w:t>
+              <w:t>4.1</w:t>
             </w:r>
             <w:r>
               <w:rPr>
@@ -1697,7 +3225,7 @@
                 <w:noProof/>
                 <w:webHidden/>
               </w:rPr>
-              <w:instrText xml:space="preserve"> PAGEREF _Toc232116284 \h </w:instrText>
+              <w:instrText xml:space="preserve"> PAGEREF _Toc237556501 \h </w:instrText>
             </w:r>
             <w:r>
               <w:rPr>
@@ -1717,7 +3245,7 @@
                 <w:noProof/>
                 <w:webHidden/>
               </w:rPr>
-              <w:t>15</w:t>
+              <w:t>28</w:t>
             </w:r>
             <w:r>
               <w:rPr>
@@ -1738,13 +3266,13 @@
               <w:lang w:eastAsia="pt-BR"/>
             </w:rPr>
           </w:pPr>
-          <w:hyperlink w:anchor="_Toc232116285" w:history="1">
+          <w:hyperlink w:anchor="_Toc237556502" w:history="1">
             <w:r>
               <w:rPr>
                 <w:rStyle w:val="Hyperlink"/>
                 <w:noProof/>
               </w:rPr>
-              <w:t>3.2</w:t>
+              <w:t>4.2</w:t>
             </w:r>
             <w:r>
               <w:rPr>
@@ -1781,7 +3309,7 @@
                 <w:noProof/>
                 <w:webHidden/>
               </w:rPr>
-              <w:instrText xml:space="preserve"> PAGEREF _Toc232116285 \h </w:instrText>
+              <w:instrText xml:space="preserve"> PAGEREF _Toc237556502 \h </w:instrText>
             </w:r>
             <w:r>
               <w:rPr>
@@ -1801,7 +3329,7 @@
                 <w:noProof/>
                 <w:webHidden/>
               </w:rPr>
-              <w:t>15</w:t>
+              <w:t>29</w:t>
             </w:r>
             <w:r>
               <w:rPr>
@@ -1822,13 +3350,13 @@
               <w:lang w:eastAsia="pt-BR"/>
             </w:rPr>
           </w:pPr>
-          <w:hyperlink w:anchor="_Toc232116286" w:history="1">
+          <w:hyperlink w:anchor="_Toc237556503" w:history="1">
             <w:r>
               <w:rPr>
                 <w:rStyle w:val="Hyperlink"/>
                 <w:noProof/>
               </w:rPr>
-              <w:t>4</w:t>
+              <w:t>5</w:t>
             </w:r>
             <w:r>
               <w:rPr>
@@ -1865,7 +3393,7 @@
                 <w:noProof/>
                 <w:webHidden/>
               </w:rPr>
-              <w:instrText xml:space="preserve"> PAGEREF _Toc232116286 \h </w:instrText>
+              <w:instrText xml:space="preserve"> PAGEREF _Toc237556503 \h </w:instrText>
             </w:r>
             <w:r>
               <w:rPr>
@@ -1885,7 +3413,7 @@
                 <w:noProof/>
                 <w:webHidden/>
               </w:rPr>
-              <w:t>17</w:t>
+              <w:t>31</w:t>
             </w:r>
             <w:r>
               <w:rPr>
@@ -1906,13 +3434,13 @@
               <w:lang w:eastAsia="pt-BR"/>
             </w:rPr>
           </w:pPr>
-          <w:hyperlink w:anchor="_Toc232116287" w:history="1">
+          <w:hyperlink w:anchor="_Toc237556504" w:history="1">
             <w:r>
               <w:rPr>
                 <w:rStyle w:val="Hyperlink"/>
                 <w:noProof/>
               </w:rPr>
-              <w:t>4.1</w:t>
+              <w:t>5.1</w:t>
             </w:r>
             <w:r>
               <w:rPr>
@@ -1949,7 +3477,7 @@
                 <w:noProof/>
                 <w:webHidden/>
               </w:rPr>
-              <w:instrText xml:space="preserve"> PAGEREF _Toc232116287 \h </w:instrText>
+              <w:instrText xml:space="preserve"> PAGEREF _Toc237556504 \h </w:instrText>
             </w:r>
             <w:r>
               <w:rPr>
@@ -1969,7 +3497,7 @@
                 <w:noProof/>
                 <w:webHidden/>
               </w:rPr>
-              <w:t>17</w:t>
+              <w:t>31</w:t>
             </w:r>
             <w:r>
               <w:rPr>
@@ -1990,13 +3518,13 @@
               <w:lang w:eastAsia="pt-BR"/>
             </w:rPr>
           </w:pPr>
-          <w:hyperlink w:anchor="_Toc232116288" w:history="1">
+          <w:hyperlink w:anchor="_Toc237556505" w:history="1">
             <w:r>
               <w:rPr>
                 <w:rStyle w:val="Hyperlink"/>
                 <w:noProof/>
               </w:rPr>
-              <w:t>4.2</w:t>
+              <w:t>5.2</w:t>
             </w:r>
             <w:r>
               <w:rPr>
@@ -2033,7 +3561,7 @@
                 <w:noProof/>
                 <w:webHidden/>
               </w:rPr>
-              <w:instrText xml:space="preserve"> PAGEREF _Toc232116288 \h </w:instrText>
+              <w:instrText xml:space="preserve"> PAGEREF _Toc237556505 \h </w:instrText>
             </w:r>
             <w:r>
               <w:rPr>
@@ -2053,7 +3581,7 @@
                 <w:noProof/>
                 <w:webHidden/>
               </w:rPr>
-              <w:t>17</w:t>
+              <w:t>32</w:t>
             </w:r>
             <w:r>
               <w:rPr>
@@ -2074,13 +3602,13 @@
               <w:lang w:eastAsia="pt-BR"/>
             </w:rPr>
           </w:pPr>
-          <w:hyperlink w:anchor="_Toc232116289" w:history="1">
+          <w:hyperlink w:anchor="_Toc237556506" w:history="1">
             <w:r>
               <w:rPr>
                 <w:rStyle w:val="Hyperlink"/>
                 <w:noProof/>
               </w:rPr>
-              <w:t>4.3</w:t>
+              <w:t>5.3</w:t>
             </w:r>
             <w:r>
               <w:rPr>
@@ -2117,7 +3645,7 @@
                 <w:noProof/>
                 <w:webHidden/>
               </w:rPr>
-              <w:instrText xml:space="preserve"> PAGEREF _Toc232116289 \h </w:instrText>
+              <w:instrText xml:space="preserve"> PAGEREF _Toc237556506 \h </w:instrText>
             </w:r>
             <w:r>
               <w:rPr>
@@ -2137,7 +3665,7 @@
                 <w:noProof/>
                 <w:webHidden/>
               </w:rPr>
-              <w:t>18</w:t>
+              <w:t>33</w:t>
             </w:r>
             <w:r>
               <w:rPr>
@@ -2158,13 +3686,13 @@
               <w:lang w:eastAsia="pt-BR"/>
             </w:rPr>
           </w:pPr>
-          <w:hyperlink w:anchor="_Toc232116290" w:history="1">
+          <w:hyperlink w:anchor="_Toc237556507" w:history="1">
             <w:r>
               <w:rPr>
                 <w:rStyle w:val="Hyperlink"/>
                 <w:noProof/>
               </w:rPr>
-              <w:t>5</w:t>
+              <w:t>6</w:t>
             </w:r>
             <w:r>
               <w:rPr>
@@ -2201,7 +3729,7 @@
                 <w:noProof/>
                 <w:webHidden/>
               </w:rPr>
-              <w:instrText xml:space="preserve"> PAGEREF _Toc232116290 \h </w:instrText>
+              <w:instrText xml:space="preserve"> PAGEREF _Toc237556507 \h </w:instrText>
             </w:r>
             <w:r>
               <w:rPr>
@@ -2221,7 +3749,7 @@
                 <w:noProof/>
                 <w:webHidden/>
               </w:rPr>
-              <w:t>20</w:t>
+              <w:t>35</w:t>
             </w:r>
             <w:r>
               <w:rPr>
@@ -2242,13 +3770,13 @@
               <w:lang w:eastAsia="pt-BR"/>
             </w:rPr>
           </w:pPr>
-          <w:hyperlink w:anchor="_Toc232116291" w:history="1">
+          <w:hyperlink w:anchor="_Toc237556508" w:history="1">
             <w:r>
               <w:rPr>
                 <w:rStyle w:val="Hyperlink"/>
                 <w:noProof/>
               </w:rPr>
-              <w:t>5.1</w:t>
+              <w:t>6.1</w:t>
             </w:r>
             <w:r>
               <w:rPr>
@@ -2285,7 +3813,7 @@
                 <w:noProof/>
                 <w:webHidden/>
               </w:rPr>
-              <w:instrText xml:space="preserve"> PAGEREF _Toc232116291 \h </w:instrText>
+              <w:instrText xml:space="preserve"> PAGEREF _Toc237556508 \h </w:instrText>
             </w:r>
             <w:r>
               <w:rPr>
@@ -2305,7 +3833,7 @@
                 <w:noProof/>
                 <w:webHidden/>
               </w:rPr>
-              <w:t>20</w:t>
+              <w:t>35</w:t>
             </w:r>
             <w:r>
               <w:rPr>
@@ -2326,13 +3854,13 @@
               <w:lang w:eastAsia="pt-BR"/>
             </w:rPr>
           </w:pPr>
-          <w:hyperlink w:anchor="_Toc232116292" w:history="1">
+          <w:hyperlink w:anchor="_Toc237556509" w:history="1">
             <w:r>
               <w:rPr>
                 <w:rStyle w:val="Hyperlink"/>
                 <w:noProof/>
               </w:rPr>
-              <w:t>5.2</w:t>
+              <w:t>6.2</w:t>
             </w:r>
             <w:r>
               <w:rPr>
@@ -2369,7 +3897,7 @@
                 <w:noProof/>
                 <w:webHidden/>
               </w:rPr>
-              <w:instrText xml:space="preserve"> PAGEREF _Toc232116292 \h </w:instrText>
+              <w:instrText xml:space="preserve"> PAGEREF _Toc237556509 \h </w:instrText>
             </w:r>
             <w:r>
               <w:rPr>
@@ -2389,7 +3917,7 @@
                 <w:noProof/>
                 <w:webHidden/>
               </w:rPr>
-              <w:t>20</w:t>
+              <w:t>36</w:t>
             </w:r>
             <w:r>
               <w:rPr>
@@ -2410,7 +3938,7 @@
               <w:lang w:eastAsia="pt-BR"/>
             </w:rPr>
           </w:pPr>
-          <w:hyperlink w:anchor="_Toc232116293" w:history="1">
+          <w:hyperlink w:anchor="_Toc237556510" w:history="1">
             <w:r>
               <w:rPr>
                 <w:rStyle w:val="Hyperlink"/>
@@ -2437,7 +3965,7 @@
                 <w:noProof/>
                 <w:webHidden/>
               </w:rPr>
-              <w:instrText xml:space="preserve"> PAGEREF _Toc232116293 \h </w:instrText>
+              <w:instrText xml:space="preserve"> PAGEREF _Toc237556510 \h </w:instrText>
             </w:r>
             <w:r>
               <w:rPr>
@@ -2457,7 +3985,7 @@
                 <w:noProof/>
                 <w:webHidden/>
               </w:rPr>
-              <w:t>22</w:t>
+              <w:t>38</w:t>
             </w:r>
             <w:r>
               <w:rPr>
@@ -2483,9 +4011,9 @@
         <w:ind w:firstLine="708"/>
       </w:pPr>
     </w:p>
-    <w:p/>
-    <w:p>
-      <w:pPr>
+    <w:p>
+      <w:pPr>
+        <w:ind w:firstLine="0"/>
         <w:sectPr>
           <w:pgSz w:w="11906" w:h="16838"/>
           <w:pgMar w:top="1701" w:right="1134" w:bottom="1134" w:left="1701" w:header="709" w:footer="709" w:gutter="0"/>
@@ -2499,7 +4027,7 @@
       <w:pPr>
         <w:pStyle w:val="Ttulo1"/>
       </w:pPr>
-      <w:bookmarkStart w:id="0" w:name="_Toc232116278"/>
+      <w:bookmarkStart w:id="0" w:name="_Toc237556488"/>
       <w:r>
         <w:lastRenderedPageBreak/>
         <w:t>INTRODUÇÃO</w:t>
@@ -2601,7 +4129,7 @@
       <w:pPr>
         <w:pStyle w:val="Ttulo2"/>
       </w:pPr>
-      <w:bookmarkStart w:id="1" w:name="_Toc232116279"/>
+      <w:bookmarkStart w:id="1" w:name="_Toc237556489"/>
       <w:r>
         <w:t>Problemática</w:t>
       </w:r>
@@ -2693,7 +4221,7 @@
       <w:pPr>
         <w:pStyle w:val="Ttulo2"/>
       </w:pPr>
-      <w:bookmarkStart w:id="2" w:name="_Toc232116280"/>
+      <w:bookmarkStart w:id="2" w:name="_Toc237556490"/>
       <w:r>
         <w:lastRenderedPageBreak/>
         <w:t>Justificativa</w:t>
@@ -2715,7 +4243,12 @@
     </w:p>
     <w:p>
       <w:r>
-        <w:t>Outrossim, apesar desse alto consumo, o acesso a tais eventos ainda é limitado para parcelas significativas da população. A escassez de recursos que viabilizem o consumo de eventos culturais por pessoas de baixa renda ou que vivem distantes das grandes capitais fomenta um cenário elitizado, marcado pela desigualdade e pela exclusão cultural. (</w:t>
+        <w:t xml:space="preserve">Outrossim, apesar desse alto consumo, o acesso a tais eventos ainda é limitado para parcelas significativas da população. A escassez de recursos que viabilizem o consumo de eventos culturais por pessoas de baixa renda ou que vivem </w:t>
+      </w:r>
+      <w:bookmarkStart w:id="3" w:name="_GoBack"/>
+      <w:bookmarkEnd w:id="3"/>
+      <w:r>
+        <w:t>distantes das grandes capitais fomenta um cenário elitizado, marcado pela desigualdade e pela exclusão cultural. (</w:t>
       </w:r>
       <w:r>
         <w:t>Andrade</w:t>
@@ -2732,43 +4265,226 @@
         <w:t xml:space="preserve"> </w:t>
       </w:r>
       <w:r>
+        <w:rPr>
+          <w:highlight w:val="yellow"/>
+        </w:rPr>
         <w:t>(Nações Unidas Brasil, s.d.)</w:t>
       </w:r>
       <w:r>
-        <w:t>, busca promover mais inclusão cultural no Brasil, difundir o lazer saudável e estimular o senso crítico e a empatia de ainda mais brasileiros.</w:t>
+        <w:rPr>
+          <w:highlight w:val="yellow"/>
+        </w:rPr>
+        <w:t>,</w:t>
+      </w:r>
+      <w:r>
+        <w:t xml:space="preserve"> busca promover mais inclusão cultural no Brasil, difundir o lazer saudável e estimular o senso crítico e a empatia de ainda mais brasileiros.</w:t>
       </w:r>
     </w:p>
     <w:p>
       <w:pPr>
         <w:pStyle w:val="Ttulo2"/>
       </w:pPr>
+      <w:bookmarkStart w:id="4" w:name="_Toc237556491"/>
       <w:r>
         <w:t>Objetivos</w:t>
       </w:r>
+      <w:bookmarkEnd w:id="4"/>
     </w:p>
     <w:p>
       <w:pPr>
         <w:pStyle w:val="Ttulo3"/>
       </w:pPr>
+      <w:bookmarkStart w:id="5" w:name="_Toc237556492"/>
       <w:r>
         <w:t>Objetivo Geral</w:t>
       </w:r>
+      <w:bookmarkEnd w:id="5"/>
+    </w:p>
+    <w:p>
+      <w:r>
+        <w:t>Criar uma plataforma que permita o fácil acesso a informações sobre eventos culturais. Além disso, desenvolver ferramentas que ajudem na participação de eventos. O objetivo é promover a democratização da cultura, especialmente nas regiões mais remotas do Brasil.</w:t>
+      </w:r>
     </w:p>
     <w:p>
       <w:pPr>
         <w:pStyle w:val="Ttulo3"/>
       </w:pPr>
+      <w:bookmarkStart w:id="6" w:name="_Toc237556493"/>
       <w:r>
         <w:t>Objetivos Específicos</w:t>
       </w:r>
+      <w:bookmarkEnd w:id="6"/>
+    </w:p>
+    <w:p>
+      <w:pPr>
+        <w:pStyle w:val="PargrafodaLista"/>
+        <w:numPr>
+          <w:ilvl w:val="0"/>
+          <w:numId w:val="2"/>
+        </w:numPr>
+        <w:rPr>
+          <w:rFonts w:ascii="Times New Roman" w:hAnsi="Times New Roman" w:cs="Times New Roman"/>
+          <w:szCs w:val="24"/>
+          <w:lang w:eastAsia="pt-BR"/>
+        </w:rPr>
+      </w:pPr>
+      <w:r>
+        <w:rPr>
+          <w:lang w:eastAsia="pt-BR"/>
+        </w:rPr>
+        <w:t>Facilitar o planejamento a ida de Shows</w:t>
+      </w:r>
+    </w:p>
+    <w:p>
+      <w:pPr>
+        <w:pStyle w:val="PargrafodaLista"/>
+        <w:numPr>
+          <w:ilvl w:val="0"/>
+          <w:numId w:val="2"/>
+        </w:numPr>
+        <w:rPr>
+          <w:rFonts w:ascii="Times New Roman" w:hAnsi="Times New Roman" w:cs="Times New Roman"/>
+          <w:szCs w:val="24"/>
+          <w:lang w:eastAsia="pt-BR"/>
+        </w:rPr>
+      </w:pPr>
+      <w:r>
+        <w:rPr>
+          <w:lang w:eastAsia="pt-BR"/>
+        </w:rPr>
+        <w:t>Recomendar Eventos-culturais</w:t>
+      </w:r>
+    </w:p>
+    <w:p>
+      <w:pPr>
+        <w:pStyle w:val="PargrafodaLista"/>
+        <w:numPr>
+          <w:ilvl w:val="0"/>
+          <w:numId w:val="2"/>
+        </w:numPr>
+        <w:rPr>
+          <w:rFonts w:ascii="Times New Roman" w:hAnsi="Times New Roman" w:cs="Times New Roman"/>
+          <w:szCs w:val="24"/>
+          <w:lang w:eastAsia="pt-BR"/>
+        </w:rPr>
+      </w:pPr>
+      <w:r>
+        <w:rPr>
+          <w:lang w:eastAsia="pt-BR"/>
+        </w:rPr>
+        <w:lastRenderedPageBreak/>
+        <w:t>Verificar eventos próximos</w:t>
+      </w:r>
+    </w:p>
+    <w:p>
+      <w:pPr>
+        <w:pStyle w:val="PargrafodaLista"/>
+        <w:numPr>
+          <w:ilvl w:val="0"/>
+          <w:numId w:val="2"/>
+        </w:numPr>
+        <w:rPr>
+          <w:rFonts w:ascii="Times New Roman" w:hAnsi="Times New Roman" w:cs="Times New Roman"/>
+          <w:szCs w:val="24"/>
+          <w:lang w:eastAsia="pt-BR"/>
+        </w:rPr>
+      </w:pPr>
+      <w:r>
+        <w:rPr>
+          <w:lang w:eastAsia="pt-BR"/>
+        </w:rPr>
+        <w:t>Fornecer informações confiáveis</w:t>
+      </w:r>
+    </w:p>
+    <w:p>
+      <w:pPr>
+        <w:pStyle w:val="PargrafodaLista"/>
+        <w:numPr>
+          <w:ilvl w:val="0"/>
+          <w:numId w:val="2"/>
+        </w:numPr>
+        <w:rPr>
+          <w:rFonts w:ascii="Times New Roman" w:hAnsi="Times New Roman" w:cs="Times New Roman"/>
+          <w:szCs w:val="24"/>
+          <w:lang w:eastAsia="pt-BR"/>
+        </w:rPr>
+      </w:pPr>
+      <w:r>
+        <w:rPr>
+          <w:lang w:eastAsia="pt-BR"/>
+        </w:rPr>
+        <w:t>Promover uma comunidade</w:t>
+      </w:r>
+    </w:p>
+    <w:p>
+      <w:pPr>
+        <w:pStyle w:val="PargrafodaLista"/>
+        <w:numPr>
+          <w:ilvl w:val="0"/>
+          <w:numId w:val="2"/>
+        </w:numPr>
+        <w:rPr>
+          <w:rFonts w:ascii="Times New Roman" w:hAnsi="Times New Roman" w:cs="Times New Roman"/>
+          <w:szCs w:val="24"/>
+          <w:lang w:eastAsia="pt-BR"/>
+        </w:rPr>
+      </w:pPr>
+      <w:r>
+        <w:rPr>
+          <w:lang w:eastAsia="pt-BR"/>
+        </w:rPr>
+        <w:t>Estimular a diversidade cultural e a inclusão</w:t>
+      </w:r>
+    </w:p>
+    <w:p>
+      <w:pPr>
+        <w:pStyle w:val="PargrafodaLista"/>
+        <w:numPr>
+          <w:ilvl w:val="0"/>
+          <w:numId w:val="2"/>
+        </w:numPr>
+        <w:rPr>
+          <w:rFonts w:ascii="Times New Roman" w:hAnsi="Times New Roman" w:cs="Times New Roman"/>
+          <w:szCs w:val="24"/>
+          <w:lang w:eastAsia="pt-BR"/>
+        </w:rPr>
+      </w:pPr>
+      <w:r>
+        <w:rPr>
+          <w:lang w:eastAsia="pt-BR"/>
+        </w:rPr>
+        <w:t>Facilitar o acesso à informação sobre eventos para pessoas com deficiência</w:t>
+      </w:r>
+    </w:p>
+    <w:p>
+      <w:pPr>
+        <w:pStyle w:val="PargrafodaLista"/>
+        <w:numPr>
+          <w:ilvl w:val="0"/>
+          <w:numId w:val="2"/>
+        </w:numPr>
+        <w:rPr>
+          <w:rFonts w:ascii="Times New Roman" w:hAnsi="Times New Roman" w:cs="Times New Roman"/>
+          <w:szCs w:val="24"/>
+          <w:lang w:eastAsia="pt-BR"/>
+        </w:rPr>
+      </w:pPr>
+      <w:r>
+        <w:rPr>
+          <w:lang w:eastAsia="pt-BR"/>
+        </w:rPr>
+        <w:t>Garantir inclusão de todos</w:t>
+      </w:r>
     </w:p>
     <w:p>
       <w:pPr>
         <w:pStyle w:val="Ttulo2"/>
       </w:pPr>
+      <w:bookmarkStart w:id="7" w:name="_Toc237556494"/>
       <w:r>
         <w:t>Metodologia</w:t>
       </w:r>
+      <w:bookmarkEnd w:id="7"/>
     </w:p>
     <w:p>
       <w:r>
@@ -2785,30 +4501,30 @@
     </w:p>
     <w:p>
       <w:r>
+        <w:t>A primeira etapa consistiu em uma pesquisa bibliográfica e exploratória, buscando compreender o acesso à cultura no Brasil, a divulgação de eventos e os principais obstáculos enfrentados pelo público. Foram consultados artigos, pesquisas, dados estatísticos e materiais relacionados à cultura e às tecnologias digitais.</w:t>
+      </w:r>
+    </w:p>
+    <w:p>
+      <w:r>
+        <w:t xml:space="preserve">Paralelamente, foi utilizada a abordagem do Design </w:t>
+      </w:r>
+      <w:proofErr w:type="spellStart"/>
+      <w:r>
+        <w:t>Thinking</w:t>
+      </w:r>
+      <w:proofErr w:type="spellEnd"/>
+      <w:r>
+        <w:t>, presente desde a etapa de Imersão até a Ideação, Prototipação e desenvolvimento da solução. Na fase de imersão, foi realizada uma pesquisa de campo por meio de um questionário on-line, obtendo 203 respostas, com o objetivo de identificar hábitos, dificuldades e necessidades dos usuários em relação aos eventos culturais.</w:t>
+      </w:r>
+    </w:p>
+    <w:p>
+      <w:r>
+        <w:t>Os resultados apontaram que 88,7% dos participantes já deixaram de participar de um evento por falta de informação, enquanto 86,2% já desistiram devido à dificuldade de planejamento. Entre os principais obstáculos identificados estavam a distância (60,1%), os custos da viagem (56,2%) e a falta de divulgação (53,2%). Além disso, 81,3% consideraram útil receber sugestões de eventos próximos e 100% dos participantes afirmaram ser importante reunir diferentes informações sobre eventos em um único lugar. Esses dados foram utilizados para definir as principais funcionalidades da plataforma.</w:t>
+      </w:r>
+    </w:p>
+    <w:p>
+      <w:r>
         <w:lastRenderedPageBreak/>
-        <w:t>A primeira etapa consistiu em uma pesquisa bibliográfica e exploratória, buscando compreender o acesso à cultura no Brasil, a divulgação de eventos e os principais obstáculos enfrentados pelo público. Foram consultados artigos, pesquisas, dados estatísticos e materiais relacionados à cultura e às tecnologias digitais.</w:t>
-      </w:r>
-    </w:p>
-    <w:p>
-      <w:r>
-        <w:t xml:space="preserve">Paralelamente, foi utilizada a abordagem do Design </w:t>
-      </w:r>
-      <w:proofErr w:type="spellStart"/>
-      <w:r>
-        <w:t>Thinking</w:t>
-      </w:r>
-      <w:proofErr w:type="spellEnd"/>
-      <w:r>
-        <w:t>, presente desde a etapa de Imersão até a Ideação, Prototipação e desenvolvimento da solução. Na fase de imersão, foi realizada uma pesquisa de campo por meio de um questionário on-line, obtendo 203 respostas, com o objetivo de identificar hábitos, dificuldades e necessidades dos usuários em relação aos eventos culturais.</w:t>
-      </w:r>
-    </w:p>
-    <w:p>
-      <w:r>
-        <w:t>Os resultados apontaram que 88,7% dos participantes já deixaram de participar de um evento por falta de informação, enquanto 86,2% já desistiram devido à dificuldade de planejamento. Entre os principais obstáculos identificados estavam a distância (60,1%), os custos da viagem (56,2%) e a falta de divulgação (53,2%). Além disso, 81,3% consideraram útil receber sugestões de eventos próximos e 100% dos participantes afirmaram ser importante reunir diferentes informações sobre eventos em um único lugar. Esses dados foram utilizados para definir as principais funcionalidades da plataforma.</w:t>
-      </w:r>
-    </w:p>
-    <w:p>
-      <w:r>
         <w:t xml:space="preserve">Após a análise dos resultados, iniciou-se a pesquisa aplicada, voltada ao desenvolvimento do </w:t>
       </w:r>
       <w:proofErr w:type="spellStart"/>
@@ -2822,10 +4538,13 @@
       <w:proofErr w:type="spellStart"/>
       <w:proofErr w:type="gramStart"/>
       <w:r>
-        <w:t>artistas,rotas</w:t>
+        <w:t>artistas,</w:t>
+      </w:r>
+      <w:proofErr w:type="gramEnd"/>
+      <w:r>
+        <w:t>rotas</w:t>
       </w:r>
       <w:proofErr w:type="spellEnd"/>
-      <w:proofErr w:type="gramEnd"/>
       <w:r>
         <w:t xml:space="preserve"> e planejamento de gastos. Também será possível que usuários enviem eventos por meio de um formulário, que posteriormente serão analisados e aprovados pelo administrador antes de sua publicação.</w:t>
       </w:r>
@@ -2845,31 +4564,45 @@
     </w:p>
     <w:p>
       <w:r>
-        <w:t xml:space="preserve">Devido ao período disponível para desenvolvimento, foram priorizadas as funcionalidades consideradas essenciais para a proposta. Recursos de maior complexidade, como uma IA capaz de pesquisar automaticamente eventos na </w:t>
-      </w:r>
+        <w:t>Devido ao período disponível para desenvolvimento, foram priorizadas as funcionalidades consideradas essenciais para a proposta. Recursos de maior complexidade, como uma IA capaz de pesquisar automaticamente eventos na internet, notificações inteligentes e mecanismos avançados de recomendação, ficam como possibilidades para versões futuras. Durante o desenvolvimento, serão realizados testes internos das funcionalidades, permitindo identificar problemas e realizar ajustes na interface e no funcionamento do sistema.</w:t>
+      </w:r>
+    </w:p>
+    <w:p>
+      <w:pPr>
+        <w:pStyle w:val="Legenda"/>
+        <w:rPr>
+          <w:rStyle w:val="TtulodoLivro"/>
+        </w:rPr>
+      </w:pPr>
+    </w:p>
+    <w:p>
+      <w:pPr>
+        <w:pStyle w:val="Legenda"/>
+        <w:keepNext/>
+      </w:pPr>
+      <w:bookmarkStart w:id="8" w:name="_Toc237556464"/>
       <w:r>
         <w:lastRenderedPageBreak/>
-        <w:t>internet, notificações inteligentes e mecanismos avançados de recomendação, ficam como possibilidades para versões futuras. Durante o desenvolvimento, serão realizados testes internos das funcionalidades, permitindo identificar problemas e realizar ajustes na interface e no funcionamento do sistema.</w:t>
-      </w:r>
-    </w:p>
-    <w:p>
-      <w:pPr>
-        <w:pStyle w:val="Legenda"/>
-        <w:rPr>
-          <w:rStyle w:val="TtulodoLivro"/>
-        </w:rPr>
-      </w:pPr>
-      <w:r>
-        <w:tab/>
-        <w:t>Figura 1: Metodologia</w:t>
-      </w:r>
-    </w:p>
-    <w:p>
-      <w:r>
-        <w:rPr>
-          <w:noProof/>
-          <w:lang w:eastAsia="pt-BR"/>
-        </w:rPr>
+        <w:t xml:space="preserve">Figura </w:t>
+      </w:r>
+      <w:fldSimple w:instr=" SEQ Figura \* ARABIC ">
+        <w:r>
+          <w:rPr>
+            <w:noProof/>
+          </w:rPr>
+          <w:t>1</w:t>
+        </w:r>
+      </w:fldSimple>
+      <w:r>
+        <w:t>: Metodologia</w:t>
+      </w:r>
+      <w:bookmarkEnd w:id="8"/>
+    </w:p>
+    <w:p>
+      <w:pPr>
+        <w:pStyle w:val="Fonteeimagem"/>
+      </w:pPr>
+      <w:r>
         <w:drawing>
           <wp:inline distT="0" distB="0" distL="0" distR="0" wp14:anchorId="61563841" wp14:editId="43B8F7FF">
             <wp:extent cx="4813935" cy="7221220"/>
@@ -2886,7 +4619,7 @@
                     <pic:cNvPicPr/>
                   </pic:nvPicPr>
                   <pic:blipFill>
-                    <a:blip r:embed="rId8">
+                    <a:blip r:embed="rId9">
                       <a:extLst>
                         <a:ext uri="{28A0092B-C50C-407E-A947-70E740481C1C}">
                           <a14:useLocalDpi xmlns:a14="http://schemas.microsoft.com/office/drawing/2010/main" val="0"/>
@@ -2918,19 +4651,56 @@
         <w:pStyle w:val="Fonteeimagem"/>
       </w:pPr>
       <w:r>
-        <w:t>Fonte: Os Autores,2026</w:t>
+        <w:t xml:space="preserve">Fonte: Os </w:t>
+      </w:r>
+      <w:proofErr w:type="gramStart"/>
+      <w:r>
+        <w:t>Autores,</w:t>
+      </w:r>
+      <w:proofErr w:type="gramEnd"/>
+      <w:r>
+        <w:t>2026</w:t>
+      </w:r>
+    </w:p>
+    <w:p>
+      <w:pPr>
+        <w:spacing w:after="160" w:line="259" w:lineRule="auto"/>
+        <w:ind w:firstLine="0"/>
+        <w:jc w:val="left"/>
+        <w:rPr>
+          <w:rFonts w:eastAsiaTheme="majorEastAsia" w:cstheme="majorBidi"/>
+          <w:b/>
+          <w:szCs w:val="32"/>
+        </w:rPr>
+      </w:pPr>
+      <w:r>
+        <w:br w:type="page"/>
       </w:r>
     </w:p>
     <w:p>
       <w:pPr>
         <w:pStyle w:val="Ttulo1"/>
       </w:pPr>
-      <w:bookmarkStart w:id="3" w:name="_Toc232116281"/>
+      <w:bookmarkStart w:id="9" w:name="_Toc237556495"/>
+      <w:r>
+        <w:lastRenderedPageBreak/>
+        <w:t>REFERENCIAL TEÓRICO</w:t>
+      </w:r>
+      <w:bookmarkEnd w:id="9"/>
+      <w:r>
+        <w:br w:type="page"/>
+      </w:r>
+    </w:p>
+    <w:p>
+      <w:pPr>
+        <w:pStyle w:val="Ttulo1"/>
+      </w:pPr>
+      <w:bookmarkStart w:id="10" w:name="_Toc237556496"/>
       <w:r>
         <w:lastRenderedPageBreak/>
         <w:t>IMERSÃO</w:t>
       </w:r>
-      <w:bookmarkEnd w:id="3"/>
+      <w:bookmarkEnd w:id="10"/>
     </w:p>
     <w:p>
       <w:r>
@@ -2955,11 +4725,11 @@
       <w:pPr>
         <w:pStyle w:val="Ttulo2"/>
       </w:pPr>
-      <w:bookmarkStart w:id="4" w:name="_Toc232116282"/>
+      <w:bookmarkStart w:id="11" w:name="_Toc237556497"/>
       <w:r>
         <w:t>Caderno de Sensibilidade</w:t>
       </w:r>
-      <w:bookmarkEnd w:id="4"/>
+      <w:bookmarkEnd w:id="11"/>
     </w:p>
     <w:p>
       <w:pPr>
@@ -3000,35 +4770,22 @@
         <w:pStyle w:val="Legenda"/>
         <w:keepNext/>
       </w:pPr>
-      <w:bookmarkStart w:id="5" w:name="_Toc232116294"/>
+      <w:bookmarkStart w:id="12" w:name="_Toc232116294"/>
       <w:r>
         <w:t xml:space="preserve">Quadro </w:t>
       </w:r>
-      <w:r>
-        <w:fldChar w:fldCharType="begin"/>
-      </w:r>
-      <w:r>
-        <w:instrText xml:space="preserve"> SEQ Quadro \* ARABIC </w:instrText>
-      </w:r>
-      <w:r>
-        <w:fldChar w:fldCharType="separate"/>
-      </w:r>
-      <w:r>
-        <w:rPr>
-          <w:noProof/>
-        </w:rPr>
-        <w:t>1</w:t>
-      </w:r>
-      <w:r>
-        <w:rPr>
-          <w:noProof/>
-        </w:rPr>
-        <w:fldChar w:fldCharType="end"/>
-      </w:r>
+      <w:fldSimple w:instr=" SEQ Quadro \* ARABIC ">
+        <w:r>
+          <w:rPr>
+            <w:noProof/>
+          </w:rPr>
+          <w:t>1</w:t>
+        </w:r>
+      </w:fldSimple>
       <w:r>
         <w:t>: Caderno de Sensibilidade</w:t>
       </w:r>
-      <w:bookmarkEnd w:id="5"/>
+      <w:bookmarkEnd w:id="12"/>
       <w:r>
         <w:t xml:space="preserve">      </w:t>
       </w:r>
@@ -3462,9 +5219,11 @@
       <w:pPr>
         <w:pStyle w:val="Ttulo2"/>
       </w:pPr>
+      <w:bookmarkStart w:id="13" w:name="_Toc237556498"/>
       <w:r>
         <w:t>Pesquisa de Campo</w:t>
       </w:r>
+      <w:bookmarkEnd w:id="13"/>
     </w:p>
     <w:p>
       <w:pPr>
@@ -3482,10 +5241,12 @@
         <w:t xml:space="preserve">No caso do </w:t>
       </w:r>
       <w:proofErr w:type="spellStart"/>
+      <w:proofErr w:type="gramStart"/>
       <w:r>
         <w:t>ShowMe</w:t>
       </w:r>
       <w:proofErr w:type="spellEnd"/>
+      <w:proofErr w:type="gramEnd"/>
       <w:r>
         <w:t xml:space="preserve">, a pesquisa de campo consistiu na aplicação de um formulário por meio do Google </w:t>
       </w:r>
@@ -3495,30 +5256,1303 @@
       </w:r>
       <w:proofErr w:type="spellEnd"/>
       <w:r>
-        <w:t xml:space="preserve">, divulgado majoritariamente em diferentes grupos de </w:t>
+        <w:t>, divulgado majoritariamente em diferentes grupos de WhatsApp  que reúnem fãs de diferentes artistas e promovem seus respectivos shows. Foram formuladas 13 perguntas, obtendo-se 203 respostas no total. O formulário permaneceu aberto entre os dias 18 de junho e 6 de agosto de 2026.</w:t>
+      </w:r>
+    </w:p>
+    <w:p>
+      <w:pPr>
+        <w:pStyle w:val="Legenda"/>
+        <w:keepNext/>
+      </w:pPr>
+      <w:bookmarkStart w:id="14" w:name="_Toc237556465"/>
+      <w:r>
+        <w:t xml:space="preserve">Figura </w:t>
+      </w:r>
+      <w:fldSimple w:instr=" SEQ Figura \* ARABIC ">
+        <w:r>
+          <w:rPr>
+            <w:noProof/>
+          </w:rPr>
+          <w:t>2</w:t>
+        </w:r>
+      </w:fldSimple>
+      <w:r>
+        <w:t xml:space="preserve">: Pergunta </w:t>
       </w:r>
       <w:proofErr w:type="gramStart"/>
       <w:r>
-        <w:t>WhatsApp  que</w:t>
-      </w:r>
+        <w:t>1</w:t>
+      </w:r>
+      <w:bookmarkEnd w:id="14"/>
       <w:proofErr w:type="gramEnd"/>
-      <w:r>
-        <w:t xml:space="preserve"> reúnem fãs de diferentes artistas e promovem seus respectivos shows. Foram formuladas 13 perguntas, obtendo-se 203 respostas no total. O formulário permaneceu aberto entre os dias 18 de junho e 6 de agosto de 2026.</w:t>
-      </w:r>
-    </w:p>
-    <w:p/>
-    <w:p>
-      <w:pPr>
-        <w:spacing w:after="160" w:line="259" w:lineRule="auto"/>
-        <w:ind w:firstLine="0"/>
-        <w:jc w:val="left"/>
-        <w:rPr>
-          <w:rFonts w:eastAsiaTheme="majorEastAsia" w:cstheme="majorBidi"/>
-          <w:b/>
-          <w:szCs w:val="32"/>
-        </w:rPr>
-      </w:pPr>
-      <w:bookmarkStart w:id="6" w:name="_Toc232116283"/>
+    </w:p>
+    <w:p>
+      <w:pPr>
+        <w:pStyle w:val="Fonteeimagem"/>
+      </w:pPr>
+      <w:r>
+        <w:drawing>
+          <wp:inline distT="0" distB="0" distL="0" distR="0" wp14:anchorId="291EFCC2" wp14:editId="41137B1E">
+            <wp:extent cx="4741740" cy="2667000"/>
+            <wp:effectExtent l="0" t="0" r="1905" b="0"/>
+            <wp:docPr id="2" name="Imagem 2"/>
+            <wp:cNvGraphicFramePr>
+              <a:graphicFrameLocks xmlns:a="http://schemas.openxmlformats.org/drawingml/2006/main" noChangeAspect="1"/>
+            </wp:cNvGraphicFramePr>
+            <a:graphic xmlns:a="http://schemas.openxmlformats.org/drawingml/2006/main">
+              <a:graphicData uri="http://schemas.openxmlformats.org/drawingml/2006/picture">
+                <pic:pic xmlns:pic="http://schemas.openxmlformats.org/drawingml/2006/picture">
+                  <pic:nvPicPr>
+                    <pic:cNvPr id="0" name="7.png"/>
+                    <pic:cNvPicPr/>
+                  </pic:nvPicPr>
+                  <pic:blipFill>
+                    <a:blip r:embed="rId10" cstate="print">
+                      <a:extLst>
+                        <a:ext uri="{28A0092B-C50C-407E-A947-70E740481C1C}">
+                          <a14:useLocalDpi xmlns:a14="http://schemas.microsoft.com/office/drawing/2010/main" val="0"/>
+                        </a:ext>
+                      </a:extLst>
+                    </a:blip>
+                    <a:stretch>
+                      <a:fillRect/>
+                    </a:stretch>
+                  </pic:blipFill>
+                  <pic:spPr>
+                    <a:xfrm>
+                      <a:off x="0" y="0"/>
+                      <a:ext cx="4747905" cy="2670468"/>
+                    </a:xfrm>
+                    <a:prstGeom prst="rect">
+                      <a:avLst/>
+                    </a:prstGeom>
+                  </pic:spPr>
+                </pic:pic>
+              </a:graphicData>
+            </a:graphic>
+          </wp:inline>
+        </w:drawing>
+      </w:r>
+    </w:p>
+    <w:p>
+      <w:pPr>
+        <w:pStyle w:val="Fonteeimagem"/>
+      </w:pPr>
+      <w:r>
+        <w:t xml:space="preserve">Fonte: Os autores, </w:t>
+      </w:r>
+      <w:proofErr w:type="gramStart"/>
+      <w:r>
+        <w:t>2026</w:t>
+      </w:r>
+      <w:proofErr w:type="gramEnd"/>
+    </w:p>
+    <w:p>
+      <w:r>
+        <w:rPr>
+          <w:lang w:eastAsia="pt-BR"/>
+        </w:rPr>
+        <w:t>De acordo com o gráfico, mais da metade dos respondentes (62,1%) possui entre 19 e 39 anos, seguida por 28,1% que possuem entre 12 e 18 anos de idade. Esses dados indicam uma faixa etária predominantemente jovem-adulta entre os usuários representados pela pesquisa. </w:t>
+      </w:r>
+      <w:proofErr w:type="gramStart"/>
+      <w:r>
+        <w:t xml:space="preserve"> </w:t>
+      </w:r>
+    </w:p>
+    <w:p>
+      <w:pPr>
+        <w:pStyle w:val="Legenda"/>
+        <w:keepNext/>
+        <w:tabs>
+          <w:tab w:val="left" w:pos="2349"/>
+        </w:tabs>
+      </w:pPr>
+      <w:bookmarkStart w:id="15" w:name="_Toc237556466"/>
+      <w:proofErr w:type="gramEnd"/>
+      <w:r>
+        <w:lastRenderedPageBreak/>
+        <w:t xml:space="preserve">Figura </w:t>
+      </w:r>
+      <w:fldSimple w:instr=" SEQ Figura \* ARABIC ">
+        <w:r>
+          <w:rPr>
+            <w:noProof/>
+          </w:rPr>
+          <w:t>3</w:t>
+        </w:r>
+      </w:fldSimple>
+      <w:r>
+        <w:t xml:space="preserve">: Pergunta </w:t>
+      </w:r>
+      <w:proofErr w:type="gramStart"/>
+      <w:r>
+        <w:t>2</w:t>
+      </w:r>
+      <w:bookmarkEnd w:id="15"/>
+      <w:proofErr w:type="gramEnd"/>
+    </w:p>
+    <w:p>
+      <w:r>
+        <w:rPr>
+          <w:noProof/>
+          <w:lang w:eastAsia="pt-BR"/>
+        </w:rPr>
+        <w:drawing>
+          <wp:inline distT="0" distB="0" distL="0" distR="0" wp14:anchorId="3B647461" wp14:editId="72C5AE6C">
+            <wp:extent cx="4804012" cy="2702025"/>
+            <wp:effectExtent l="0" t="0" r="0" b="3175"/>
+            <wp:docPr id="5" name="Imagem 5"/>
+            <wp:cNvGraphicFramePr>
+              <a:graphicFrameLocks xmlns:a="http://schemas.openxmlformats.org/drawingml/2006/main" noChangeAspect="1"/>
+            </wp:cNvGraphicFramePr>
+            <a:graphic xmlns:a="http://schemas.openxmlformats.org/drawingml/2006/main">
+              <a:graphicData uri="http://schemas.openxmlformats.org/drawingml/2006/picture">
+                <pic:pic xmlns:pic="http://schemas.openxmlformats.org/drawingml/2006/picture">
+                  <pic:nvPicPr>
+                    <pic:cNvPr id="0" name="8.png"/>
+                    <pic:cNvPicPr/>
+                  </pic:nvPicPr>
+                  <pic:blipFill>
+                    <a:blip r:embed="rId11" cstate="print">
+                      <a:extLst>
+                        <a:ext uri="{28A0092B-C50C-407E-A947-70E740481C1C}">
+                          <a14:useLocalDpi xmlns:a14="http://schemas.microsoft.com/office/drawing/2010/main" val="0"/>
+                        </a:ext>
+                      </a:extLst>
+                    </a:blip>
+                    <a:stretch>
+                      <a:fillRect/>
+                    </a:stretch>
+                  </pic:blipFill>
+                  <pic:spPr>
+                    <a:xfrm>
+                      <a:off x="0" y="0"/>
+                      <a:ext cx="4804012" cy="2702025"/>
+                    </a:xfrm>
+                    <a:prstGeom prst="rect">
+                      <a:avLst/>
+                    </a:prstGeom>
+                  </pic:spPr>
+                </pic:pic>
+              </a:graphicData>
+            </a:graphic>
+          </wp:inline>
+        </w:drawing>
+      </w:r>
+    </w:p>
+    <w:p>
+      <w:pPr>
+        <w:pStyle w:val="Fonteeimagem"/>
+      </w:pPr>
+      <w:r>
+        <w:t xml:space="preserve">Fonte: Os autores, </w:t>
+      </w:r>
+      <w:proofErr w:type="gramStart"/>
+      <w:r>
+        <w:t>2026</w:t>
+      </w:r>
+      <w:proofErr w:type="gramEnd"/>
+    </w:p>
+    <w:p>
+      <w:pPr>
+        <w:rPr>
+          <w:noProof/>
+          <w:lang w:eastAsia="pt-BR"/>
+        </w:rPr>
+      </w:pPr>
+      <w:r>
+        <w:t xml:space="preserve">O gráfico aponta que 63,5% dos participantes são da região Sudeste do Brasil, seguidos por 10,8% do Sul, 10,3% do Centro-Oeste, 9,9% do Nordeste e somente 5,4% da região Norte, o que reforça a relevância da proposta do </w:t>
+      </w:r>
+      <w:proofErr w:type="spellStart"/>
+      <w:proofErr w:type="gramStart"/>
+      <w:r>
+        <w:t>ShowMe</w:t>
+      </w:r>
+      <w:proofErr w:type="spellEnd"/>
+      <w:proofErr w:type="gramEnd"/>
+      <w:r>
+        <w:t xml:space="preserve">, visto que, até mesmo na região que concentra uma parcela significativa da oferta de eventos culturais, ainda existem problemas relacionados à acessibilidade dessas atividades. </w:t>
+      </w:r>
+    </w:p>
+    <w:p>
+      <w:pPr>
+        <w:pStyle w:val="Legenda"/>
+        <w:keepNext/>
+      </w:pPr>
+      <w:bookmarkStart w:id="16" w:name="_Toc237556467"/>
+      <w:r>
+        <w:t xml:space="preserve">Figura </w:t>
+      </w:r>
+      <w:fldSimple w:instr=" SEQ Figura \* ARABIC ">
+        <w:r>
+          <w:rPr>
+            <w:noProof/>
+          </w:rPr>
+          <w:t>4</w:t>
+        </w:r>
+      </w:fldSimple>
+      <w:r>
+        <w:t xml:space="preserve">: Pergunta </w:t>
+      </w:r>
+      <w:proofErr w:type="gramStart"/>
+      <w:r>
+        <w:t>3</w:t>
+      </w:r>
+      <w:bookmarkEnd w:id="16"/>
+      <w:proofErr w:type="gramEnd"/>
+    </w:p>
+    <w:p>
+      <w:pPr>
+        <w:pStyle w:val="Fonteeimagem"/>
+      </w:pPr>
+      <w:r>
+        <w:drawing>
+          <wp:inline distT="0" distB="0" distL="0" distR="0" wp14:anchorId="775A612F" wp14:editId="614F4ECC">
+            <wp:extent cx="4831308" cy="2717378"/>
+            <wp:effectExtent l="0" t="0" r="7620" b="6985"/>
+            <wp:docPr id="12" name="Imagem 12"/>
+            <wp:cNvGraphicFramePr>
+              <a:graphicFrameLocks xmlns:a="http://schemas.openxmlformats.org/drawingml/2006/main" noChangeAspect="1"/>
+            </wp:cNvGraphicFramePr>
+            <a:graphic xmlns:a="http://schemas.openxmlformats.org/drawingml/2006/main">
+              <a:graphicData uri="http://schemas.openxmlformats.org/drawingml/2006/picture">
+                <pic:pic xmlns:pic="http://schemas.openxmlformats.org/drawingml/2006/picture">
+                  <pic:nvPicPr>
+                    <pic:cNvPr id="0" name="9.png"/>
+                    <pic:cNvPicPr/>
+                  </pic:nvPicPr>
+                  <pic:blipFill>
+                    <a:blip r:embed="rId12" cstate="print">
+                      <a:extLst>
+                        <a:ext uri="{28A0092B-C50C-407E-A947-70E740481C1C}">
+                          <a14:useLocalDpi xmlns:a14="http://schemas.microsoft.com/office/drawing/2010/main" val="0"/>
+                        </a:ext>
+                      </a:extLst>
+                    </a:blip>
+                    <a:stretch>
+                      <a:fillRect/>
+                    </a:stretch>
+                  </pic:blipFill>
+                  <pic:spPr>
+                    <a:xfrm>
+                      <a:off x="0" y="0"/>
+                      <a:ext cx="4831308" cy="2717378"/>
+                    </a:xfrm>
+                    <a:prstGeom prst="rect">
+                      <a:avLst/>
+                    </a:prstGeom>
+                  </pic:spPr>
+                </pic:pic>
+              </a:graphicData>
+            </a:graphic>
+          </wp:inline>
+        </w:drawing>
+      </w:r>
+    </w:p>
+    <w:p>
+      <w:pPr>
+        <w:pStyle w:val="Fonteeimagem"/>
+      </w:pPr>
+      <w:r>
+        <w:t xml:space="preserve">Fonte: Os autores, </w:t>
+      </w:r>
+      <w:proofErr w:type="gramStart"/>
+      <w:r>
+        <w:t>2026</w:t>
+      </w:r>
+      <w:proofErr w:type="gramEnd"/>
+    </w:p>
+    <w:p>
+      <w:pPr>
+        <w:rPr>
+          <w:lang w:eastAsia="pt-BR"/>
+        </w:rPr>
+      </w:pPr>
+      <w:r>
+        <w:rPr>
+          <w:lang w:eastAsia="pt-BR"/>
+        </w:rPr>
+        <w:lastRenderedPageBreak/>
+        <w:t>Ao serem questionados sobre a frequência com que consomem eventos culturais, 51,2% responderam com “às vezes” e 29,6% com “frequentemente”, demonstrando uma boa adesão do público ao tema intrínseco do projeto. </w:t>
+      </w:r>
+    </w:p>
+    <w:p>
+      <w:pPr>
+        <w:pStyle w:val="Legenda"/>
+        <w:keepNext/>
+      </w:pPr>
+      <w:bookmarkStart w:id="17" w:name="_Toc237556468"/>
+      <w:r>
+        <w:t xml:space="preserve">Figura </w:t>
+      </w:r>
+      <w:fldSimple w:instr=" SEQ Figura \* ARABIC ">
+        <w:r>
+          <w:rPr>
+            <w:noProof/>
+          </w:rPr>
+          <w:t>5</w:t>
+        </w:r>
+      </w:fldSimple>
+      <w:r>
+        <w:t xml:space="preserve">: Pergunta </w:t>
+      </w:r>
+      <w:proofErr w:type="gramStart"/>
+      <w:r>
+        <w:t>4</w:t>
+      </w:r>
+      <w:bookmarkEnd w:id="17"/>
+      <w:proofErr w:type="gramEnd"/>
+    </w:p>
+    <w:p>
+      <w:pPr>
+        <w:pStyle w:val="Fonteeimagem"/>
+        <w:rPr>
+          <w:lang w:eastAsia="pt-BR"/>
+        </w:rPr>
+      </w:pPr>
+      <w:r>
+        <w:drawing>
+          <wp:inline distT="0" distB="0" distL="0" distR="0" wp14:anchorId="3DC27B86" wp14:editId="1C26D240">
+            <wp:extent cx="4858603" cy="2732729"/>
+            <wp:effectExtent l="0" t="0" r="0" b="0"/>
+            <wp:docPr id="13" name="Imagem 13"/>
+            <wp:cNvGraphicFramePr>
+              <a:graphicFrameLocks xmlns:a="http://schemas.openxmlformats.org/drawingml/2006/main" noChangeAspect="1"/>
+            </wp:cNvGraphicFramePr>
+            <a:graphic xmlns:a="http://schemas.openxmlformats.org/drawingml/2006/main">
+              <a:graphicData uri="http://schemas.openxmlformats.org/drawingml/2006/picture">
+                <pic:pic xmlns:pic="http://schemas.openxmlformats.org/drawingml/2006/picture">
+                  <pic:nvPicPr>
+                    <pic:cNvPr id="0" name="10.png"/>
+                    <pic:cNvPicPr/>
+                  </pic:nvPicPr>
+                  <pic:blipFill>
+                    <a:blip r:embed="rId13" cstate="print">
+                      <a:extLst>
+                        <a:ext uri="{28A0092B-C50C-407E-A947-70E740481C1C}">
+                          <a14:useLocalDpi xmlns:a14="http://schemas.microsoft.com/office/drawing/2010/main" val="0"/>
+                        </a:ext>
+                      </a:extLst>
+                    </a:blip>
+                    <a:stretch>
+                      <a:fillRect/>
+                    </a:stretch>
+                  </pic:blipFill>
+                  <pic:spPr>
+                    <a:xfrm>
+                      <a:off x="0" y="0"/>
+                      <a:ext cx="4866490" cy="2737165"/>
+                    </a:xfrm>
+                    <a:prstGeom prst="rect">
+                      <a:avLst/>
+                    </a:prstGeom>
+                  </pic:spPr>
+                </pic:pic>
+              </a:graphicData>
+            </a:graphic>
+          </wp:inline>
+        </w:drawing>
+      </w:r>
+    </w:p>
+    <w:p>
+      <w:pPr>
+        <w:pStyle w:val="Fonteeimagem"/>
+      </w:pPr>
+      <w:r>
+        <w:t xml:space="preserve">Fonte: Os autores, </w:t>
+      </w:r>
+      <w:proofErr w:type="gramStart"/>
+      <w:r>
+        <w:t>2026</w:t>
+      </w:r>
+      <w:proofErr w:type="gramEnd"/>
+    </w:p>
+    <w:p>
+      <w:r>
+        <w:rPr>
+          <w:lang w:eastAsia="pt-BR"/>
+        </w:rPr>
+        <w:t xml:space="preserve">Na pergunta de múltipla escolha sobre as preferências de eventos culturais, 170 respostas incluíram “shows” e </w:t>
+      </w:r>
+      <w:proofErr w:type="gramStart"/>
+      <w:r>
+        <w:rPr>
+          <w:lang w:eastAsia="pt-BR"/>
+        </w:rPr>
+        <w:t>168 “cinema”</w:t>
+      </w:r>
+      <w:proofErr w:type="gramEnd"/>
+      <w:r>
+        <w:rPr>
+          <w:lang w:eastAsia="pt-BR"/>
+        </w:rPr>
+        <w:t>, enquanto alternativas de cunho diretamente educacional, como “oficinas e workshops”, foram incluídas em somente 42 respostas. Isso, além de contribuir para a definição do perfil do usuário, indica sua preferência por atividades relacionadas ao lazer e ao entretenimento. </w:t>
+      </w:r>
+      <w:proofErr w:type="gramStart"/>
+      <w:r>
+        <w:tab/>
+      </w:r>
+      <w:proofErr w:type="gramEnd"/>
+    </w:p>
+    <w:p>
+      <w:pPr>
+        <w:pStyle w:val="Legenda"/>
+        <w:keepNext/>
+      </w:pPr>
+      <w:bookmarkStart w:id="18" w:name="_Toc237556469"/>
+      <w:r>
+        <w:t xml:space="preserve">Figura </w:t>
+      </w:r>
+      <w:fldSimple w:instr=" SEQ Figura \* ARABIC ">
+        <w:r>
+          <w:rPr>
+            <w:noProof/>
+          </w:rPr>
+          <w:t>6</w:t>
+        </w:r>
+      </w:fldSimple>
+      <w:r>
+        <w:t xml:space="preserve">: Pergunta </w:t>
+      </w:r>
+      <w:proofErr w:type="gramStart"/>
+      <w:r>
+        <w:t>5</w:t>
+      </w:r>
+      <w:bookmarkEnd w:id="18"/>
+      <w:proofErr w:type="gramEnd"/>
+    </w:p>
+    <w:p>
+      <w:pPr>
+        <w:pStyle w:val="Fonteeimagem"/>
+        <w:rPr>
+          <w:lang w:eastAsia="pt-BR"/>
+        </w:rPr>
+      </w:pPr>
+      <w:r>
+        <w:drawing>
+          <wp:inline distT="0" distB="0" distL="0" distR="0" wp14:anchorId="0FDCA2A5" wp14:editId="0803599C">
+            <wp:extent cx="5119865" cy="2879677"/>
+            <wp:effectExtent l="0" t="0" r="5080" b="0"/>
+            <wp:docPr id="14" name="Imagem 14"/>
+            <wp:cNvGraphicFramePr>
+              <a:graphicFrameLocks xmlns:a="http://schemas.openxmlformats.org/drawingml/2006/main" noChangeAspect="1"/>
+            </wp:cNvGraphicFramePr>
+            <a:graphic xmlns:a="http://schemas.openxmlformats.org/drawingml/2006/main">
+              <a:graphicData uri="http://schemas.openxmlformats.org/drawingml/2006/picture">
+                <pic:pic xmlns:pic="http://schemas.openxmlformats.org/drawingml/2006/picture">
+                  <pic:nvPicPr>
+                    <pic:cNvPr id="0" name="11.png"/>
+                    <pic:cNvPicPr/>
+                  </pic:nvPicPr>
+                  <pic:blipFill>
+                    <a:blip r:embed="rId14" cstate="print">
+                      <a:extLst>
+                        <a:ext uri="{28A0092B-C50C-407E-A947-70E740481C1C}">
+                          <a14:useLocalDpi xmlns:a14="http://schemas.microsoft.com/office/drawing/2010/main" val="0"/>
+                        </a:ext>
+                      </a:extLst>
+                    </a:blip>
+                    <a:stretch>
+                      <a:fillRect/>
+                    </a:stretch>
+                  </pic:blipFill>
+                  <pic:spPr>
+                    <a:xfrm>
+                      <a:off x="0" y="0"/>
+                      <a:ext cx="5128177" cy="2884352"/>
+                    </a:xfrm>
+                    <a:prstGeom prst="rect">
+                      <a:avLst/>
+                    </a:prstGeom>
+                  </pic:spPr>
+                </pic:pic>
+              </a:graphicData>
+            </a:graphic>
+          </wp:inline>
+        </w:drawing>
+      </w:r>
+    </w:p>
+    <w:p>
+      <w:pPr>
+        <w:pStyle w:val="Fonteeimagem"/>
+      </w:pPr>
+      <w:r>
+        <w:t xml:space="preserve">Fonte: Os autores, </w:t>
+      </w:r>
+      <w:proofErr w:type="gramStart"/>
+      <w:r>
+        <w:t>2026</w:t>
+      </w:r>
+      <w:proofErr w:type="gramEnd"/>
+    </w:p>
+    <w:p>
+      <w:r>
+        <w:lastRenderedPageBreak/>
+        <w:t xml:space="preserve">Quando questionados sobre sua satisfação em relação à divulgação de eventos em sua cidade e região, 30,5% dos participantes se mostraram insatisfeitos, 11,3% muito insatisfeitos, 32,5% neutros, 20,2% satisfeitos e apenas 5,4% muito satisfeitos, fortalecendo a ideia de que, mesmo entre os participantes predominantemente pertencentes à região Sudeste, a divulgação de eventos culturais ainda apresenta dificuldades. </w:t>
+      </w:r>
+    </w:p>
+    <w:p>
+      <w:pPr>
+        <w:pStyle w:val="Legenda"/>
+        <w:keepNext/>
+      </w:pPr>
+      <w:bookmarkStart w:id="19" w:name="_Toc237556470"/>
+      <w:r>
+        <w:t xml:space="preserve">Figura </w:t>
+      </w:r>
+      <w:fldSimple w:instr=" SEQ Figura \* ARABIC ">
+        <w:r>
+          <w:rPr>
+            <w:noProof/>
+          </w:rPr>
+          <w:t>7</w:t>
+        </w:r>
+      </w:fldSimple>
+      <w:r>
+        <w:t xml:space="preserve">: Pergunta </w:t>
+      </w:r>
+      <w:proofErr w:type="gramStart"/>
+      <w:r>
+        <w:t>6</w:t>
+      </w:r>
+      <w:bookmarkEnd w:id="19"/>
+      <w:proofErr w:type="gramEnd"/>
+    </w:p>
+    <w:p>
+      <w:pPr>
+        <w:pStyle w:val="Fonteeimagem"/>
+      </w:pPr>
+      <w:r>
+        <w:drawing>
+          <wp:inline distT="0" distB="0" distL="0" distR="0" wp14:anchorId="1B421063" wp14:editId="1CDF4AF0">
+            <wp:extent cx="4922689" cy="2768775"/>
+            <wp:effectExtent l="0" t="0" r="0" b="0"/>
+            <wp:docPr id="15" name="Imagem 15"/>
+            <wp:cNvGraphicFramePr>
+              <a:graphicFrameLocks xmlns:a="http://schemas.openxmlformats.org/drawingml/2006/main" noChangeAspect="1"/>
+            </wp:cNvGraphicFramePr>
+            <a:graphic xmlns:a="http://schemas.openxmlformats.org/drawingml/2006/main">
+              <a:graphicData uri="http://schemas.openxmlformats.org/drawingml/2006/picture">
+                <pic:pic xmlns:pic="http://schemas.openxmlformats.org/drawingml/2006/picture">
+                  <pic:nvPicPr>
+                    <pic:cNvPr id="0" name="12.png"/>
+                    <pic:cNvPicPr/>
+                  </pic:nvPicPr>
+                  <pic:blipFill>
+                    <a:blip r:embed="rId15" cstate="print">
+                      <a:extLst>
+                        <a:ext uri="{28A0092B-C50C-407E-A947-70E740481C1C}">
+                          <a14:useLocalDpi xmlns:a14="http://schemas.microsoft.com/office/drawing/2010/main" val="0"/>
+                        </a:ext>
+                      </a:extLst>
+                    </a:blip>
+                    <a:stretch>
+                      <a:fillRect/>
+                    </a:stretch>
+                  </pic:blipFill>
+                  <pic:spPr>
+                    <a:xfrm>
+                      <a:off x="0" y="0"/>
+                      <a:ext cx="4922190" cy="2768495"/>
+                    </a:xfrm>
+                    <a:prstGeom prst="rect">
+                      <a:avLst/>
+                    </a:prstGeom>
+                  </pic:spPr>
+                </pic:pic>
+              </a:graphicData>
+            </a:graphic>
+          </wp:inline>
+        </w:drawing>
+      </w:r>
+    </w:p>
+    <w:p>
+      <w:pPr>
+        <w:pStyle w:val="Fonteeimagem"/>
+      </w:pPr>
+      <w:r>
+        <w:t xml:space="preserve">Fonte: Os autores, </w:t>
+      </w:r>
+      <w:proofErr w:type="gramStart"/>
+      <w:r>
+        <w:t>2026</w:t>
+      </w:r>
+      <w:proofErr w:type="gramEnd"/>
+    </w:p>
+    <w:p>
+      <w:r>
+        <w:t xml:space="preserve">Dos participantes da pesquisa, 88,7% afirmaram já ter deixado de participar de algum evento por falta de informação, contrastando com os 11,3% que não tiveram esse problema, reforçando mais uma vez como uma divulgação insuficiente pode dificultar o acesso a eventos culturais. </w:t>
+      </w:r>
+    </w:p>
+    <w:p>
+      <w:pPr>
+        <w:pStyle w:val="Legenda"/>
+        <w:keepNext/>
+      </w:pPr>
+      <w:bookmarkStart w:id="20" w:name="_Toc237556471"/>
+      <w:r>
+        <w:lastRenderedPageBreak/>
+        <w:t xml:space="preserve">Figura </w:t>
+      </w:r>
+      <w:fldSimple w:instr=" SEQ Figura \* ARABIC ">
+        <w:r>
+          <w:rPr>
+            <w:noProof/>
+          </w:rPr>
+          <w:t>8</w:t>
+        </w:r>
+      </w:fldSimple>
+      <w:r>
+        <w:t xml:space="preserve">: Pergunta </w:t>
+      </w:r>
+      <w:proofErr w:type="gramStart"/>
+      <w:r>
+        <w:t>7</w:t>
+      </w:r>
+      <w:bookmarkEnd w:id="20"/>
+      <w:proofErr w:type="gramEnd"/>
+    </w:p>
+    <w:p>
+      <w:pPr>
+        <w:pStyle w:val="Fonteeimagem"/>
+      </w:pPr>
+      <w:r>
+        <w:rPr>
+          <w:noProof/>
+          <w:lang w:eastAsia="pt-BR"/>
+        </w:rPr>
+        <w:drawing>
+          <wp:inline distT="0" distB="0" distL="0" distR="0" wp14:anchorId="5A9E2E52" wp14:editId="16D67BBE">
+            <wp:extent cx="5133914" cy="2887579"/>
+            <wp:effectExtent l="0" t="0" r="0" b="8255"/>
+            <wp:docPr id="16" name="Imagem 16"/>
+            <wp:cNvGraphicFramePr>
+              <a:graphicFrameLocks xmlns:a="http://schemas.openxmlformats.org/drawingml/2006/main" noChangeAspect="1"/>
+            </wp:cNvGraphicFramePr>
+            <a:graphic xmlns:a="http://schemas.openxmlformats.org/drawingml/2006/main">
+              <a:graphicData uri="http://schemas.openxmlformats.org/drawingml/2006/picture">
+                <pic:pic xmlns:pic="http://schemas.openxmlformats.org/drawingml/2006/picture">
+                  <pic:nvPicPr>
+                    <pic:cNvPr id="0" name="13.png"/>
+                    <pic:cNvPicPr/>
+                  </pic:nvPicPr>
+                  <pic:blipFill>
+                    <a:blip r:embed="rId16" cstate="print">
+                      <a:extLst>
+                        <a:ext uri="{28A0092B-C50C-407E-A947-70E740481C1C}">
+                          <a14:useLocalDpi xmlns:a14="http://schemas.microsoft.com/office/drawing/2010/main" val="0"/>
+                        </a:ext>
+                      </a:extLst>
+                    </a:blip>
+                    <a:stretch>
+                      <a:fillRect/>
+                    </a:stretch>
+                  </pic:blipFill>
+                  <pic:spPr>
+                    <a:xfrm>
+                      <a:off x="0" y="0"/>
+                      <a:ext cx="5159952" cy="2902224"/>
+                    </a:xfrm>
+                    <a:prstGeom prst="rect">
+                      <a:avLst/>
+                    </a:prstGeom>
+                  </pic:spPr>
+                </pic:pic>
+              </a:graphicData>
+            </a:graphic>
+          </wp:inline>
+        </w:drawing>
+      </w:r>
+    </w:p>
+    <w:p>
+      <w:pPr>
+        <w:pStyle w:val="Fonteeimagem"/>
+      </w:pPr>
+      <w:r>
+        <w:t xml:space="preserve">Fonte: Os autores, </w:t>
+      </w:r>
+      <w:proofErr w:type="gramStart"/>
+      <w:r>
+        <w:t>2026</w:t>
+      </w:r>
+      <w:proofErr w:type="gramEnd"/>
+    </w:p>
+    <w:p>
+      <w:r>
+        <w:t>86,2% dos participantes afirmaram já ter desistido de participar de algum evento, qualquer que seja, em virtude da dificuldade de se planejar para prestigiá-lo, enquanto os demais não relataram essa situação. Esse resultado evidencia a importância de ferramentas que possam facilitar o planejamento e a participação em eventos culturais.</w:t>
+      </w:r>
+    </w:p>
+    <w:p>
+      <w:pPr>
+        <w:pStyle w:val="Legenda"/>
+        <w:keepNext/>
+      </w:pPr>
+      <w:bookmarkStart w:id="21" w:name="_Toc237556472"/>
+      <w:r>
+        <w:t xml:space="preserve">Figura </w:t>
+      </w:r>
+      <w:fldSimple w:instr=" SEQ Figura \* ARABIC ">
+        <w:r>
+          <w:rPr>
+            <w:noProof/>
+          </w:rPr>
+          <w:t>9</w:t>
+        </w:r>
+      </w:fldSimple>
+      <w:r>
+        <w:t xml:space="preserve">: Pergunta </w:t>
+      </w:r>
+      <w:proofErr w:type="gramStart"/>
+      <w:r>
+        <w:t>8</w:t>
+      </w:r>
+      <w:bookmarkEnd w:id="21"/>
+      <w:proofErr w:type="gramEnd"/>
+    </w:p>
+    <w:p>
+      <w:pPr>
+        <w:pStyle w:val="Fonteeimagem"/>
+      </w:pPr>
+      <w:r>
+        <w:rPr>
+          <w:noProof/>
+          <w:lang w:eastAsia="pt-BR"/>
+        </w:rPr>
+        <w:drawing>
+          <wp:inline distT="0" distB="0" distL="0" distR="0" wp14:anchorId="7E679E0F" wp14:editId="0A64853D">
+            <wp:extent cx="5171090" cy="2908489"/>
+            <wp:effectExtent l="0" t="0" r="0" b="6350"/>
+            <wp:docPr id="17" name="Imagem 17"/>
+            <wp:cNvGraphicFramePr>
+              <a:graphicFrameLocks xmlns:a="http://schemas.openxmlformats.org/drawingml/2006/main" noChangeAspect="1"/>
+            </wp:cNvGraphicFramePr>
+            <a:graphic xmlns:a="http://schemas.openxmlformats.org/drawingml/2006/main">
+              <a:graphicData uri="http://schemas.openxmlformats.org/drawingml/2006/picture">
+                <pic:pic xmlns:pic="http://schemas.openxmlformats.org/drawingml/2006/picture">
+                  <pic:nvPicPr>
+                    <pic:cNvPr id="0" name="14.png"/>
+                    <pic:cNvPicPr/>
+                  </pic:nvPicPr>
+                  <pic:blipFill>
+                    <a:blip r:embed="rId17" cstate="print">
+                      <a:extLst>
+                        <a:ext uri="{28A0092B-C50C-407E-A947-70E740481C1C}">
+                          <a14:useLocalDpi xmlns:a14="http://schemas.microsoft.com/office/drawing/2010/main" val="0"/>
+                        </a:ext>
+                      </a:extLst>
+                    </a:blip>
+                    <a:stretch>
+                      <a:fillRect/>
+                    </a:stretch>
+                  </pic:blipFill>
+                  <pic:spPr>
+                    <a:xfrm>
+                      <a:off x="0" y="0"/>
+                      <a:ext cx="5176344" cy="2911444"/>
+                    </a:xfrm>
+                    <a:prstGeom prst="rect">
+                      <a:avLst/>
+                    </a:prstGeom>
+                  </pic:spPr>
+                </pic:pic>
+              </a:graphicData>
+            </a:graphic>
+          </wp:inline>
+        </w:drawing>
+      </w:r>
+    </w:p>
+    <w:p>
+      <w:pPr>
+        <w:pStyle w:val="Fonteeimagem"/>
+      </w:pPr>
+      <w:r>
+        <w:t xml:space="preserve">Fonte: Os autores, </w:t>
+      </w:r>
+      <w:proofErr w:type="gramStart"/>
+      <w:r>
+        <w:t>2026</w:t>
+      </w:r>
+      <w:proofErr w:type="gramEnd"/>
+    </w:p>
+    <w:p>
+      <w:r>
+        <w:t xml:space="preserve">Com a opção de mais de uma escolha, 122 respostas incluíram “distância” como principal dificuldade ao encontrar e planejar a participação em eventos; </w:t>
+      </w:r>
+      <w:r>
+        <w:lastRenderedPageBreak/>
+        <w:t xml:space="preserve">“custos da viagem” </w:t>
+      </w:r>
+      <w:proofErr w:type="gramStart"/>
+      <w:r>
+        <w:t>foi</w:t>
+      </w:r>
+      <w:proofErr w:type="gramEnd"/>
+      <w:r>
+        <w:t xml:space="preserve"> incluído em 114 respostas, “falta de divulgação” em 108 e “encontrar informações detalhadas” em 106. Os resultados apontam que a mobilidade urbana é de fato um dos principais obstáculos a serem superados pelos participantes. </w:t>
+      </w:r>
+    </w:p>
+    <w:p>
+      <w:pPr>
+        <w:pStyle w:val="Legenda"/>
+        <w:keepNext/>
+      </w:pPr>
+      <w:bookmarkStart w:id="22" w:name="_Toc237556473"/>
+      <w:r>
+        <w:t xml:space="preserve">Figura </w:t>
+      </w:r>
+      <w:fldSimple w:instr=" SEQ Figura \* ARABIC ">
+        <w:r>
+          <w:rPr>
+            <w:noProof/>
+          </w:rPr>
+          <w:t>10</w:t>
+        </w:r>
+      </w:fldSimple>
+      <w:r>
+        <w:t xml:space="preserve">: Pergunta </w:t>
+      </w:r>
+      <w:proofErr w:type="gramStart"/>
+      <w:r>
+        <w:t>9</w:t>
+      </w:r>
+      <w:bookmarkEnd w:id="22"/>
+      <w:proofErr w:type="gramEnd"/>
+    </w:p>
+    <w:p>
+      <w:pPr>
+        <w:pStyle w:val="Fonteeimagem"/>
+      </w:pPr>
+      <w:r>
+        <w:rPr>
+          <w:noProof/>
+          <w:lang w:eastAsia="pt-BR"/>
+        </w:rPr>
+        <w:drawing>
+          <wp:inline distT="0" distB="0" distL="0" distR="0" wp14:anchorId="6D2D17B3" wp14:editId="571F542D">
+            <wp:extent cx="5304714" cy="2983646"/>
+            <wp:effectExtent l="0" t="0" r="0" b="7620"/>
+            <wp:docPr id="18" name="Imagem 18"/>
+            <wp:cNvGraphicFramePr>
+              <a:graphicFrameLocks xmlns:a="http://schemas.openxmlformats.org/drawingml/2006/main" noChangeAspect="1"/>
+            </wp:cNvGraphicFramePr>
+            <a:graphic xmlns:a="http://schemas.openxmlformats.org/drawingml/2006/main">
+              <a:graphicData uri="http://schemas.openxmlformats.org/drawingml/2006/picture">
+                <pic:pic xmlns:pic="http://schemas.openxmlformats.org/drawingml/2006/picture">
+                  <pic:nvPicPr>
+                    <pic:cNvPr id="0" name="15.png"/>
+                    <pic:cNvPicPr/>
+                  </pic:nvPicPr>
+                  <pic:blipFill>
+                    <a:blip r:embed="rId18" cstate="print">
+                      <a:extLst>
+                        <a:ext uri="{28A0092B-C50C-407E-A947-70E740481C1C}">
+                          <a14:useLocalDpi xmlns:a14="http://schemas.microsoft.com/office/drawing/2010/main" val="0"/>
+                        </a:ext>
+                      </a:extLst>
+                    </a:blip>
+                    <a:stretch>
+                      <a:fillRect/>
+                    </a:stretch>
+                  </pic:blipFill>
+                  <pic:spPr>
+                    <a:xfrm>
+                      <a:off x="0" y="0"/>
+                      <a:ext cx="5317581" cy="2990883"/>
+                    </a:xfrm>
+                    <a:prstGeom prst="rect">
+                      <a:avLst/>
+                    </a:prstGeom>
+                  </pic:spPr>
+                </pic:pic>
+              </a:graphicData>
+            </a:graphic>
+          </wp:inline>
+        </w:drawing>
+      </w:r>
+    </w:p>
+    <w:p>
+      <w:pPr>
+        <w:pStyle w:val="Fonteeimagem"/>
+      </w:pPr>
+      <w:r>
+        <w:t xml:space="preserve">Fonte: Os autores, </w:t>
+      </w:r>
+      <w:proofErr w:type="gramStart"/>
+      <w:r>
+        <w:t>2026</w:t>
+      </w:r>
+      <w:proofErr w:type="gramEnd"/>
+    </w:p>
+    <w:p>
+      <w:r>
+        <w:t>Na questão sobre os meios em que costumam procurar por eventos culturais, 169 respostas incluíram “</w:t>
+      </w:r>
+      <w:proofErr w:type="spellStart"/>
+      <w:r>
+        <w:t>Instagram</w:t>
+      </w:r>
+      <w:proofErr w:type="spellEnd"/>
+      <w:r>
+        <w:t>”, 109 “indicação de amigos”, 83 incluíram “Google” e outras 83 incluíram “</w:t>
+      </w:r>
+      <w:proofErr w:type="spellStart"/>
+      <w:proofErr w:type="gramStart"/>
+      <w:r>
+        <w:t>TikTok</w:t>
+      </w:r>
+      <w:proofErr w:type="spellEnd"/>
+      <w:proofErr w:type="gramEnd"/>
+      <w:r>
+        <w:t>”, enquanto “</w:t>
+      </w:r>
+      <w:proofErr w:type="spellStart"/>
+      <w:r>
+        <w:t>Facebook</w:t>
+      </w:r>
+      <w:proofErr w:type="spellEnd"/>
+      <w:r>
+        <w:t>” apareceu em 11 respostas e “sites especializados” em 45, demonstrando que as plataformas específicas já existentes podem não ser verdadeiramente efetivas.</w:t>
+      </w:r>
+    </w:p>
+    <w:p>
+      <w:pPr>
+        <w:pStyle w:val="Legenda"/>
+        <w:keepNext/>
+      </w:pPr>
+      <w:bookmarkStart w:id="23" w:name="_Toc237556474"/>
+      <w:r>
+        <w:lastRenderedPageBreak/>
+        <w:t xml:space="preserve">Figura </w:t>
+      </w:r>
+      <w:fldSimple w:instr=" SEQ Figura \* ARABIC ">
+        <w:r>
+          <w:rPr>
+            <w:noProof/>
+          </w:rPr>
+          <w:t>11</w:t>
+        </w:r>
+      </w:fldSimple>
+      <w:r>
+        <w:t>: Pergunta 10</w:t>
+      </w:r>
+      <w:bookmarkEnd w:id="23"/>
+    </w:p>
+    <w:p>
+      <w:pPr>
+        <w:pStyle w:val="Fonteeimagem"/>
+      </w:pPr>
+      <w:r>
+        <w:drawing>
+          <wp:inline distT="0" distB="0" distL="0" distR="0" wp14:anchorId="0CD93C5E" wp14:editId="7C672ECB">
+            <wp:extent cx="5297214" cy="2979427"/>
+            <wp:effectExtent l="0" t="0" r="0" b="0"/>
+            <wp:docPr id="19" name="Imagem 19"/>
+            <wp:cNvGraphicFramePr>
+              <a:graphicFrameLocks xmlns:a="http://schemas.openxmlformats.org/drawingml/2006/main" noChangeAspect="1"/>
+            </wp:cNvGraphicFramePr>
+            <a:graphic xmlns:a="http://schemas.openxmlformats.org/drawingml/2006/main">
+              <a:graphicData uri="http://schemas.openxmlformats.org/drawingml/2006/picture">
+                <pic:pic xmlns:pic="http://schemas.openxmlformats.org/drawingml/2006/picture">
+                  <pic:nvPicPr>
+                    <pic:cNvPr id="0" name="16.png"/>
+                    <pic:cNvPicPr/>
+                  </pic:nvPicPr>
+                  <pic:blipFill>
+                    <a:blip r:embed="rId19" cstate="print">
+                      <a:extLst>
+                        <a:ext uri="{28A0092B-C50C-407E-A947-70E740481C1C}">
+                          <a14:useLocalDpi xmlns:a14="http://schemas.microsoft.com/office/drawing/2010/main" val="0"/>
+                        </a:ext>
+                      </a:extLst>
+                    </a:blip>
+                    <a:stretch>
+                      <a:fillRect/>
+                    </a:stretch>
+                  </pic:blipFill>
+                  <pic:spPr>
+                    <a:xfrm>
+                      <a:off x="0" y="0"/>
+                      <a:ext cx="5317787" cy="2990998"/>
+                    </a:xfrm>
+                    <a:prstGeom prst="rect">
+                      <a:avLst/>
+                    </a:prstGeom>
+                  </pic:spPr>
+                </pic:pic>
+              </a:graphicData>
+            </a:graphic>
+          </wp:inline>
+        </w:drawing>
+      </w:r>
+    </w:p>
+    <w:p>
+      <w:pPr>
+        <w:pStyle w:val="Fonteeimagem"/>
+      </w:pPr>
+      <w:r>
+        <w:t xml:space="preserve">Fonte: Os autores, </w:t>
+      </w:r>
+      <w:proofErr w:type="gramStart"/>
+      <w:r>
+        <w:t>2026</w:t>
+      </w:r>
+      <w:proofErr w:type="gramEnd"/>
+    </w:p>
+    <w:p>
+      <w:r>
+        <w:t xml:space="preserve">Em outra pergunta de múltipla resposta, desta vez sobre as funcionalidades que o usuário considera mais úteis em uma plataforma de eventos culturais, “sugestão de eventos próximos” e “informações detalhadas sobre o evento” foram </w:t>
+      </w:r>
+      <w:proofErr w:type="gramStart"/>
+      <w:r>
+        <w:t>as</w:t>
+      </w:r>
+      <w:proofErr w:type="gramEnd"/>
+      <w:r>
+        <w:t xml:space="preserve"> alternativas mais marcadas, inclusas em 165 e 152 respostas, respectivamente. Esses registros demonstram que funcionalidades voltadas à localização e à disponibilização de informações completas são consideradas relevantes pelos participantes, contribuindo para a definição das funcionalidades propostas pelo projeto.</w:t>
+      </w:r>
+    </w:p>
+    <w:p>
+      <w:pPr>
+        <w:pStyle w:val="Legenda"/>
+        <w:keepNext/>
+      </w:pPr>
+      <w:bookmarkStart w:id="24" w:name="_Toc237556475"/>
+      <w:r>
+        <w:t xml:space="preserve">Figura </w:t>
+      </w:r>
+      <w:fldSimple w:instr=" SEQ Figura \* ARABIC ">
+        <w:r>
+          <w:rPr>
+            <w:noProof/>
+          </w:rPr>
+          <w:t>12</w:t>
+        </w:r>
+      </w:fldSimple>
+      <w:r>
+        <w:t>: Pergunta 11</w:t>
+      </w:r>
+      <w:bookmarkEnd w:id="24"/>
+    </w:p>
+    <w:p>
+      <w:pPr>
+        <w:pStyle w:val="Fonteeimagem"/>
+      </w:pPr>
+      <w:r>
+        <w:rPr>
+          <w:noProof/>
+          <w:lang w:eastAsia="pt-BR"/>
+        </w:rPr>
+        <w:drawing>
+          <wp:inline distT="0" distB="0" distL="0" distR="0" wp14:anchorId="3F679E2E" wp14:editId="4870B7A7">
+            <wp:extent cx="5186856" cy="2917356"/>
+            <wp:effectExtent l="0" t="0" r="0" b="0"/>
+            <wp:docPr id="22" name="Imagem 22"/>
+            <wp:cNvGraphicFramePr>
+              <a:graphicFrameLocks xmlns:a="http://schemas.openxmlformats.org/drawingml/2006/main" noChangeAspect="1"/>
+            </wp:cNvGraphicFramePr>
+            <a:graphic xmlns:a="http://schemas.openxmlformats.org/drawingml/2006/main">
+              <a:graphicData uri="http://schemas.openxmlformats.org/drawingml/2006/picture">
+                <pic:pic xmlns:pic="http://schemas.openxmlformats.org/drawingml/2006/picture">
+                  <pic:nvPicPr>
+                    <pic:cNvPr id="0" name="17.png"/>
+                    <pic:cNvPicPr/>
+                  </pic:nvPicPr>
+                  <pic:blipFill>
+                    <a:blip r:embed="rId20" cstate="print">
+                      <a:extLst>
+                        <a:ext uri="{28A0092B-C50C-407E-A947-70E740481C1C}">
+                          <a14:useLocalDpi xmlns:a14="http://schemas.microsoft.com/office/drawing/2010/main" val="0"/>
+                        </a:ext>
+                      </a:extLst>
+                    </a:blip>
+                    <a:stretch>
+                      <a:fillRect/>
+                    </a:stretch>
+                  </pic:blipFill>
+                  <pic:spPr>
+                    <a:xfrm>
+                      <a:off x="0" y="0"/>
+                      <a:ext cx="5186844" cy="2917349"/>
+                    </a:xfrm>
+                    <a:prstGeom prst="rect">
+                      <a:avLst/>
+                    </a:prstGeom>
+                  </pic:spPr>
+                </pic:pic>
+              </a:graphicData>
+            </a:graphic>
+          </wp:inline>
+        </w:drawing>
+      </w:r>
+    </w:p>
+    <w:p>
+      <w:pPr>
+        <w:pStyle w:val="Fonteeimagem"/>
+      </w:pPr>
+      <w:r>
+        <w:lastRenderedPageBreak/>
+        <w:t xml:space="preserve">Fonte: Os autores, </w:t>
+      </w:r>
+      <w:proofErr w:type="gramStart"/>
+      <w:r>
+        <w:t>2026</w:t>
+      </w:r>
+      <w:proofErr w:type="gramEnd"/>
+    </w:p>
+    <w:p>
+      <w:r>
+        <w:t xml:space="preserve">Como pode ser observado no gráfico, todos os 203 participantes da pesquisa consideram importante que uma plataforma de eventos culturais reúna diferentes informações em um só lugar, resultado esse que valida a proposta do </w:t>
+      </w:r>
+      <w:proofErr w:type="spellStart"/>
+      <w:proofErr w:type="gramStart"/>
+      <w:r>
+        <w:t>ShowMe</w:t>
+      </w:r>
+      <w:proofErr w:type="spellEnd"/>
+      <w:proofErr w:type="gramEnd"/>
+      <w:r>
+        <w:t xml:space="preserve"> de centralizar informações e facilitar o acesso a eventos culturais diversos.</w:t>
+      </w:r>
+    </w:p>
+    <w:p>
+      <w:pPr>
+        <w:pStyle w:val="Legenda"/>
+        <w:keepNext/>
+      </w:pPr>
+      <w:bookmarkStart w:id="25" w:name="_Toc237556476"/>
+      <w:r>
+        <w:t xml:space="preserve">Figura </w:t>
+      </w:r>
+      <w:fldSimple w:instr=" SEQ Figura \* ARABIC ">
+        <w:r>
+          <w:rPr>
+            <w:noProof/>
+          </w:rPr>
+          <w:t>13</w:t>
+        </w:r>
+      </w:fldSimple>
+      <w:r>
+        <w:t>: Pergunta 12</w:t>
+      </w:r>
+      <w:bookmarkEnd w:id="25"/>
+    </w:p>
+    <w:p>
+      <w:pPr>
+        <w:pStyle w:val="Fonteeimagem"/>
+      </w:pPr>
+      <w:r>
+        <w:rPr>
+          <w:noProof/>
+          <w:lang w:eastAsia="pt-BR"/>
+        </w:rPr>
+        <w:drawing>
+          <wp:inline distT="0" distB="0" distL="0" distR="0" wp14:anchorId="40F145CD" wp14:editId="736F0BF5">
+            <wp:extent cx="5257417" cy="2957043"/>
+            <wp:effectExtent l="0" t="0" r="635" b="0"/>
+            <wp:docPr id="23" name="Imagem 23"/>
+            <wp:cNvGraphicFramePr>
+              <a:graphicFrameLocks xmlns:a="http://schemas.openxmlformats.org/drawingml/2006/main" noChangeAspect="1"/>
+            </wp:cNvGraphicFramePr>
+            <a:graphic xmlns:a="http://schemas.openxmlformats.org/drawingml/2006/main">
+              <a:graphicData uri="http://schemas.openxmlformats.org/drawingml/2006/picture">
+                <pic:pic xmlns:pic="http://schemas.openxmlformats.org/drawingml/2006/picture">
+                  <pic:nvPicPr>
+                    <pic:cNvPr id="0" name="18.png"/>
+                    <pic:cNvPicPr/>
+                  </pic:nvPicPr>
+                  <pic:blipFill>
+                    <a:blip r:embed="rId21" cstate="print">
+                      <a:extLst>
+                        <a:ext uri="{28A0092B-C50C-407E-A947-70E740481C1C}">
+                          <a14:useLocalDpi xmlns:a14="http://schemas.microsoft.com/office/drawing/2010/main" val="0"/>
+                        </a:ext>
+                      </a:extLst>
+                    </a:blip>
+                    <a:stretch>
+                      <a:fillRect/>
+                    </a:stretch>
+                  </pic:blipFill>
+                  <pic:spPr>
+                    <a:xfrm>
+                      <a:off x="0" y="0"/>
+                      <a:ext cx="5270169" cy="2964215"/>
+                    </a:xfrm>
+                    <a:prstGeom prst="rect">
+                      <a:avLst/>
+                    </a:prstGeom>
+                  </pic:spPr>
+                </pic:pic>
+              </a:graphicData>
+            </a:graphic>
+          </wp:inline>
+        </w:drawing>
+      </w:r>
+    </w:p>
+    <w:p>
+      <w:pPr>
+        <w:pStyle w:val="Fonteeimagem"/>
+      </w:pPr>
+      <w:r>
+        <w:t xml:space="preserve">Fonte: Os autores, </w:t>
+      </w:r>
+      <w:proofErr w:type="gramStart"/>
+      <w:r>
+        <w:t>2026</w:t>
+      </w:r>
+      <w:proofErr w:type="gramEnd"/>
+    </w:p>
+    <w:p>
+      <w:r>
+        <w:t xml:space="preserve">Quando perguntados se teriam confiança em utilizar recomendações automáticas baseadas em localização e interesses, 56% dos respondentes afirmaram que sim, 41,1% responderam “talvez” e 2% responderam que não. Os resultados indicam uma boa aceitação da proposta de recomendações personalizadas, embora uma parcela significativa dos participantes ainda demonstre alguma hesitação em relação ao recurso proposto. </w:t>
+      </w:r>
+    </w:p>
+    <w:p>
+      <w:r>
+        <w:t xml:space="preserve">Na pergunta dissertativa sobre o que achariam essencial em uma plataforma como a do </w:t>
+      </w:r>
+      <w:proofErr w:type="spellStart"/>
+      <w:proofErr w:type="gramStart"/>
+      <w:r>
+        <w:t>ShowMe</w:t>
+      </w:r>
+      <w:proofErr w:type="spellEnd"/>
+      <w:proofErr w:type="gramEnd"/>
+      <w:r>
+        <w:t xml:space="preserve">, as respostas apontaram para um produto centrado na descoberta </w:t>
+      </w:r>
+      <w:proofErr w:type="spellStart"/>
+      <w:r>
+        <w:t>geolocalizada</w:t>
+      </w:r>
+      <w:proofErr w:type="spellEnd"/>
+      <w:r>
+        <w:t xml:space="preserve"> e personalizada de eventos, mais do que em funcionalidades exóticas. O pedido é “resolver bem o básico”, e é a partir dessa necessidade que o </w:t>
+      </w:r>
+      <w:proofErr w:type="spellStart"/>
+      <w:proofErr w:type="gramStart"/>
+      <w:r>
+        <w:t>ShowMe</w:t>
+      </w:r>
+      <w:proofErr w:type="spellEnd"/>
+      <w:proofErr w:type="gramEnd"/>
+      <w:r>
+        <w:t xml:space="preserve"> busca inovar.</w:t>
+      </w:r>
+    </w:p>
+    <w:p>
+      <w:pPr>
+        <w:pStyle w:val="Ttulo3"/>
+      </w:pPr>
+      <w:r>
+        <w:t xml:space="preserve"> </w:t>
+      </w:r>
+      <w:bookmarkStart w:id="26" w:name="_Toc237556499"/>
+      <w:r>
+        <w:t>Conclusão da Pesquisa de Campo</w:t>
+      </w:r>
+      <w:bookmarkEnd w:id="26"/>
+    </w:p>
+    <w:p>
       <w:r>
         <w:br w:type="page"/>
       </w:r>
@@ -3527,11 +6561,12 @@
       <w:pPr>
         <w:pStyle w:val="Ttulo1"/>
       </w:pPr>
+      <w:bookmarkStart w:id="27" w:name="_Toc237556500"/>
       <w:r>
         <w:lastRenderedPageBreak/>
         <w:t>ANÁLISE E SÍNTESE</w:t>
       </w:r>
-      <w:bookmarkEnd w:id="6"/>
+      <w:bookmarkEnd w:id="27"/>
     </w:p>
     <w:p>
       <w:pPr>
@@ -3558,14 +6593,42 @@
         <w:rPr>
           <w:highlight w:val="yellow"/>
         </w:rPr>
-        <w:t xml:space="preserve"> é responsável por apurar os dados levantados na etapa anterior, mantendo as informações visualmente acessíveis e apontando padrões que contribuam para o entendimento global do trabalho, além de possibilitar a identificação de oportunidades para a etapa seguinte (Vianna et. al., 2012).</w:t>
-      </w:r>
-    </w:p>
-    <w:p>
+        <w:t xml:space="preserve"> é responsável por apurar os dados levantados na etapa anterior, mantendo as informações </w:t>
+      </w:r>
+      <w:proofErr w:type="gramStart"/>
       <w:r>
         <w:rPr>
           <w:highlight w:val="yellow"/>
         </w:rPr>
+        <w:t>visualmente</w:t>
+      </w:r>
+      <w:proofErr w:type="gramEnd"/>
+      <w:r>
+        <w:rPr>
+          <w:highlight w:val="yellow"/>
+        </w:rPr>
+        <w:t xml:space="preserve"> </w:t>
+      </w:r>
+      <w:proofErr w:type="gramStart"/>
+      <w:r>
+        <w:rPr>
+          <w:highlight w:val="yellow"/>
+        </w:rPr>
+        <w:t>acessíveis</w:t>
+      </w:r>
+      <w:proofErr w:type="gramEnd"/>
+      <w:r>
+        <w:rPr>
+          <w:highlight w:val="yellow"/>
+        </w:rPr>
+        <w:t xml:space="preserve"> e apontando padrões que contribuam para o entendimento global do trabalho, além de possibilitar a identificação de oportunidades para a etapa seguinte (Vianna et. al., 2012).</w:t>
+      </w:r>
+    </w:p>
+    <w:p>
+      <w:r>
+        <w:rPr>
+          <w:highlight w:val="yellow"/>
+        </w:rPr>
         <w:t>No contexto do projeto, a análise e síntese dos dados levantados previamente foi fundamental para uma melhor compreensão da questão da falta de acesso à cultura no Brasil. Para isso, foram utilizadas ferramentas como o Mapa de Empatia, que evidenciou as principais necessidades do público-alvo, e a criação de uma Persona, que representou sinteticamente o perfil do usuário que utilizará o sistema proposto.</w:t>
       </w:r>
     </w:p>
@@ -3573,11 +6636,11 @@
       <w:pPr>
         <w:pStyle w:val="Ttulo2"/>
       </w:pPr>
-      <w:bookmarkStart w:id="7" w:name="_Toc232116284"/>
+      <w:bookmarkStart w:id="28" w:name="_Toc237556501"/>
       <w:r>
         <w:t>Persona</w:t>
       </w:r>
-      <w:bookmarkEnd w:id="7"/>
+      <w:bookmarkEnd w:id="28"/>
     </w:p>
     <w:p>
       <w:r>
@@ -3622,18 +6685,23 @@
         <w:pStyle w:val="Legenda"/>
         <w:keepNext/>
       </w:pPr>
-      <w:bookmarkStart w:id="8" w:name="_Toc232116271"/>
+      <w:bookmarkStart w:id="29" w:name="_Toc237556477"/>
       <w:r>
         <w:lastRenderedPageBreak/>
         <w:t xml:space="preserve">Figura </w:t>
       </w:r>
-      <w:r>
-        <w:t>2</w:t>
-      </w:r>
+      <w:fldSimple w:instr=" SEQ Figura \* ARABIC ">
+        <w:r>
+          <w:rPr>
+            <w:noProof/>
+          </w:rPr>
+          <w:t>14</w:t>
+        </w:r>
+      </w:fldSimple>
       <w:r>
         <w:t>: Persona</w:t>
       </w:r>
-      <w:bookmarkEnd w:id="8"/>
+      <w:bookmarkEnd w:id="29"/>
     </w:p>
     <w:p>
       <w:pPr>
@@ -3666,7 +6734,7 @@
                     </pic:cNvPicPr>
                   </pic:nvPicPr>
                   <pic:blipFill>
-                    <a:blip r:embed="rId9" cstate="print">
+                    <a:blip r:embed="rId22" cstate="print">
                       <a:extLst>
                         <a:ext uri="{28A0092B-C50C-407E-A947-70E740481C1C}">
                           <a14:useLocalDpi xmlns:a14="http://schemas.microsoft.com/office/drawing/2010/main" val="0"/>
@@ -3714,11 +6782,11 @@
       <w:pPr>
         <w:pStyle w:val="Ttulo2"/>
       </w:pPr>
-      <w:bookmarkStart w:id="9" w:name="_Toc232116285"/>
+      <w:bookmarkStart w:id="30" w:name="_Toc237556502"/>
       <w:r>
         <w:t>Mapa da Empatia</w:t>
       </w:r>
-      <w:bookmarkEnd w:id="9"/>
+      <w:bookmarkEnd w:id="30"/>
     </w:p>
     <w:p>
       <w:pPr>
@@ -3790,17 +6858,22 @@
         <w:pStyle w:val="Legenda"/>
         <w:keepNext/>
       </w:pPr>
-      <w:bookmarkStart w:id="10" w:name="_Toc232116272"/>
+      <w:bookmarkStart w:id="31" w:name="_Toc237556478"/>
       <w:r>
         <w:t xml:space="preserve">Figura </w:t>
       </w:r>
-      <w:r>
-        <w:t>3</w:t>
-      </w:r>
+      <w:fldSimple w:instr=" SEQ Figura \* ARABIC ">
+        <w:r>
+          <w:rPr>
+            <w:noProof/>
+          </w:rPr>
+          <w:t>15</w:t>
+        </w:r>
+      </w:fldSimple>
       <w:r>
         <w:t>: Mapa de Empatia</w:t>
       </w:r>
-      <w:bookmarkEnd w:id="10"/>
+      <w:bookmarkEnd w:id="31"/>
     </w:p>
     <w:p>
       <w:pPr>
@@ -3829,7 +6902,7 @@
                     </pic:cNvPicPr>
                   </pic:nvPicPr>
                   <pic:blipFill>
-                    <a:blip r:embed="rId10" cstate="print">
+                    <a:blip r:embed="rId23" cstate="print">
                       <a:extLst>
                         <a:ext uri="{28A0092B-C50C-407E-A947-70E740481C1C}">
                           <a14:useLocalDpi xmlns:a14="http://schemas.microsoft.com/office/drawing/2010/main" val="0"/>
@@ -3889,7 +6962,6 @@
           <w:szCs w:val="32"/>
         </w:rPr>
       </w:pPr>
-      <w:bookmarkStart w:id="11" w:name="_Toc232116286"/>
       <w:r>
         <w:br w:type="page"/>
       </w:r>
@@ -3898,11 +6970,12 @@
       <w:pPr>
         <w:pStyle w:val="Ttulo1"/>
       </w:pPr>
+      <w:bookmarkStart w:id="32" w:name="_Toc237556503"/>
       <w:r>
         <w:lastRenderedPageBreak/>
         <w:t>IDEAÇÃO</w:t>
       </w:r>
-      <w:bookmarkEnd w:id="11"/>
+      <w:bookmarkEnd w:id="32"/>
     </w:p>
     <w:p>
       <w:pPr>
@@ -3944,11 +7017,11 @@
       <w:pPr>
         <w:pStyle w:val="Ttulo2"/>
       </w:pPr>
-      <w:bookmarkStart w:id="12" w:name="_Toc232116287"/>
+      <w:bookmarkStart w:id="33" w:name="_Toc237556504"/>
       <w:r>
         <w:t>Cardápio de Ideias</w:t>
       </w:r>
-      <w:bookmarkEnd w:id="12"/>
+      <w:bookmarkEnd w:id="33"/>
     </w:p>
     <w:p>
       <w:pPr>
@@ -3956,7 +7029,6 @@
           <w:rFonts w:ascii="Times New Roman" w:hAnsi="Times New Roman"/>
         </w:rPr>
       </w:pPr>
-      <w:bookmarkStart w:id="13" w:name="_Toc232116273"/>
       <w:r>
         <w:t>O cardápio de ideias é uma ferramenta que visa organizar todas as ideias que vieram à tona em relação a um projeto, funcionando como um catálogo de possibilidades que permite melhor visualização das propostas levantadas pela equipe para comparação e tomada de decisões de maneira mais efetiva, ao reunir diferentes alternativas em um mesmo espaço (Vianna et. al., 2012). </w:t>
       </w:r>
@@ -3988,20 +7060,23 @@
         <w:pStyle w:val="Legenda"/>
         <w:keepNext/>
       </w:pPr>
+      <w:bookmarkStart w:id="34" w:name="_Toc237556479"/>
       <w:r>
         <w:lastRenderedPageBreak/>
         <w:t xml:space="preserve">Figura </w:t>
       </w:r>
-      <w:r>
-        <w:t>4</w:t>
-      </w:r>
-      <w:r>
-        <w:t xml:space="preserve">: </w:t>
-      </w:r>
-      <w:r>
-        <w:t>Cardápio de Ideias</w:t>
-      </w:r>
-      <w:bookmarkEnd w:id="13"/>
+      <w:fldSimple w:instr=" SEQ Figura \* ARABIC ">
+        <w:r>
+          <w:rPr>
+            <w:noProof/>
+          </w:rPr>
+          <w:t>16</w:t>
+        </w:r>
+      </w:fldSimple>
+      <w:r>
+        <w:t>: Cardápio de Ideias</w:t>
+      </w:r>
+      <w:bookmarkEnd w:id="34"/>
     </w:p>
     <w:p>
       <w:pPr>
@@ -4028,7 +7103,7 @@
                     <pic:cNvPicPr/>
                   </pic:nvPicPr>
                   <pic:blipFill>
-                    <a:blip r:embed="rId11" cstate="print">
+                    <a:blip r:embed="rId24" cstate="print">
                       <a:extLst>
                         <a:ext uri="{28A0092B-C50C-407E-A947-70E740481C1C}">
                           <a14:useLocalDpi xmlns:a14="http://schemas.microsoft.com/office/drawing/2010/main" val="0"/>
@@ -4072,11 +7147,11 @@
       <w:pPr>
         <w:pStyle w:val="Ttulo2"/>
       </w:pPr>
-      <w:bookmarkStart w:id="14" w:name="_Toc232116288"/>
+      <w:bookmarkStart w:id="35" w:name="_Toc237556505"/>
       <w:r>
         <w:t>Brainstorming</w:t>
       </w:r>
-      <w:bookmarkEnd w:id="14"/>
+      <w:bookmarkEnd w:id="35"/>
     </w:p>
     <w:p>
       <w:r>
@@ -4275,17 +7350,22 @@
         <w:pStyle w:val="Legenda"/>
         <w:keepNext/>
       </w:pPr>
-      <w:bookmarkStart w:id="15" w:name="_Toc232116274"/>
+      <w:bookmarkStart w:id="36" w:name="_Toc237556480"/>
       <w:r>
         <w:t xml:space="preserve">Figura </w:t>
       </w:r>
-      <w:r>
-        <w:t>5</w:t>
-      </w:r>
+      <w:fldSimple w:instr=" SEQ Figura \* ARABIC ">
+        <w:r>
+          <w:rPr>
+            <w:noProof/>
+          </w:rPr>
+          <w:t>17</w:t>
+        </w:r>
+      </w:fldSimple>
       <w:r>
         <w:t>: Brainstorming</w:t>
       </w:r>
-      <w:bookmarkEnd w:id="15"/>
+      <w:bookmarkEnd w:id="36"/>
     </w:p>
     <w:p>
       <w:pPr>
@@ -4317,7 +7397,7 @@
                     </pic:cNvPicPr>
                   </pic:nvPicPr>
                   <pic:blipFill>
-                    <a:blip r:embed="rId12" cstate="print">
+                    <a:blip r:embed="rId25" cstate="print">
                       <a:extLst>
                         <a:ext uri="{28A0092B-C50C-407E-A947-70E740481C1C}">
                           <a14:useLocalDpi xmlns:a14="http://schemas.microsoft.com/office/drawing/2010/main" val="0"/>
@@ -4364,11 +7444,11 @@
       <w:pPr>
         <w:pStyle w:val="Ttulo2"/>
       </w:pPr>
-      <w:bookmarkStart w:id="16" w:name="_Toc232116289"/>
+      <w:bookmarkStart w:id="37" w:name="_Toc237556506"/>
       <w:r>
         <w:t>Golden Circle</w:t>
       </w:r>
-      <w:bookmarkEnd w:id="16"/>
+      <w:bookmarkEnd w:id="37"/>
       <w:r>
         <w:t xml:space="preserve"> </w:t>
       </w:r>
@@ -4397,21 +7477,42 @@
         <w:rPr>
           <w:lang w:eastAsia="pt-BR"/>
         </w:rPr>
-        <w:t xml:space="preserve"> que auxilia organizações e projetos a definirem sua razão de existir, sua forma de atuação e o produto ou serviço que oferecem. O modelo é estruturado em três perguntas fundamentais: Por </w:t>
+        <w:t xml:space="preserve"> que auxilia organizações e projetos a definirem sua razão de existir, sua forma de atuação e o produto ou serviço que oferecem. O modelo é estruturado em três perguntas fundamentais: Por quê</w:t>
       </w:r>
       <w:proofErr w:type="gramStart"/>
       <w:r>
         <w:rPr>
           <w:lang w:eastAsia="pt-BR"/>
         </w:rPr>
-        <w:t>quê?,</w:t>
+        <w:t>?,</w:t>
       </w:r>
       <w:proofErr w:type="gramEnd"/>
       <w:r>
         <w:rPr>
           <w:lang w:eastAsia="pt-BR"/>
         </w:rPr>
-        <w:t xml:space="preserve"> que representa a motivação e o propósito da iniciativa; Como?, que descreve os métodos e estratégias utilizados para atingir esse propósito; e O quê?, que corresponde ao resultado final ou à solução desenvolvida (D</w:t>
+        <w:t xml:space="preserve"> </w:t>
+      </w:r>
+      <w:proofErr w:type="gramStart"/>
+      <w:r>
+        <w:rPr>
+          <w:lang w:eastAsia="pt-BR"/>
+        </w:rPr>
+        <w:t>que</w:t>
+      </w:r>
+      <w:proofErr w:type="gramEnd"/>
+      <w:r>
+        <w:rPr>
+          <w:lang w:eastAsia="pt-BR"/>
+        </w:rPr>
+        <w:t xml:space="preserve"> representa a motivação e o propósito da iniciativa; Como?, que descreve os métodos e estratégias utilizados para atingir esse propósito; e O quê?, que corresponde ao resultado final ou à solução desenvolvida (</w:t>
+      </w:r>
+      <w:proofErr w:type="spellStart"/>
+      <w:r>
+        <w:rPr>
+          <w:lang w:eastAsia="pt-BR"/>
+        </w:rPr>
+        <w:t>D</w:t>
       </w:r>
       <w:r>
         <w:rPr>
@@ -4419,6 +7520,7 @@
         </w:rPr>
         <w:t>am</w:t>
       </w:r>
+      <w:proofErr w:type="spellEnd"/>
       <w:r>
         <w:rPr>
           <w:lang w:eastAsia="pt-BR"/>
@@ -4477,18 +7579,28 @@
         <w:pStyle w:val="Legenda"/>
         <w:keepNext/>
       </w:pPr>
-      <w:bookmarkStart w:id="17" w:name="_Toc232116275"/>
+      <w:bookmarkStart w:id="38" w:name="_Toc237556481"/>
       <w:r>
         <w:lastRenderedPageBreak/>
         <w:t xml:space="preserve">Figura </w:t>
       </w:r>
-      <w:r>
-        <w:t>6</w:t>
-      </w:r>
-      <w:r>
-        <w:t>: Golden Circle</w:t>
-      </w:r>
-      <w:bookmarkEnd w:id="17"/>
+      <w:fldSimple w:instr=" SEQ Figura \* ARABIC ">
+        <w:r>
+          <w:rPr>
+            <w:noProof/>
+          </w:rPr>
+          <w:t>18</w:t>
+        </w:r>
+      </w:fldSimple>
+      <w:r>
+        <w:t xml:space="preserve">: Golden </w:t>
+      </w:r>
+      <w:proofErr w:type="spellStart"/>
+      <w:r>
+        <w:t>Circle</w:t>
+      </w:r>
+      <w:bookmarkEnd w:id="38"/>
+      <w:proofErr w:type="spellEnd"/>
     </w:p>
     <w:p>
       <w:pPr>
@@ -4517,7 +7629,7 @@
                     </pic:cNvPicPr>
                   </pic:nvPicPr>
                   <pic:blipFill>
-                    <a:blip r:embed="rId13" cstate="print">
+                    <a:blip r:embed="rId26" cstate="print">
                       <a:extLst>
                         <a:ext uri="{28A0092B-C50C-407E-A947-70E740481C1C}">
                           <a14:useLocalDpi xmlns:a14="http://schemas.microsoft.com/office/drawing/2010/main" val="0"/>
@@ -4575,7 +7687,6 @@
           <w:szCs w:val="32"/>
         </w:rPr>
       </w:pPr>
-      <w:bookmarkStart w:id="18" w:name="_Toc232116290"/>
       <w:r>
         <w:br w:type="page"/>
       </w:r>
@@ -4584,21 +7695,93 @@
       <w:pPr>
         <w:pStyle w:val="Ttulo1"/>
       </w:pPr>
+      <w:bookmarkStart w:id="39" w:name="_Toc237556507"/>
       <w:r>
         <w:lastRenderedPageBreak/>
         <w:t>PROTÓTIPO</w:t>
       </w:r>
-      <w:bookmarkEnd w:id="18"/>
+      <w:bookmarkEnd w:id="39"/>
+    </w:p>
+    <w:p>
+      <w:pPr>
+        <w:rPr>
+          <w:rFonts w:ascii="Times New Roman" w:hAnsi="Times New Roman" w:cs="Times New Roman"/>
+          <w:szCs w:val="24"/>
+          <w:highlight w:val="yellow"/>
+          <w:lang w:eastAsia="pt-BR"/>
+        </w:rPr>
+      </w:pPr>
+      <w:r>
+        <w:rPr>
+          <w:highlight w:val="yellow"/>
+          <w:lang w:eastAsia="pt-BR"/>
+        </w:rPr>
+        <w:t xml:space="preserve">A prototipação visa validar as ideias propostas anteriormente ao concretizar uma simulação interativa e palpável, o que antecipa problemas, testa hipóteses e reduz as incertezas do projeto antes da elaboração definitiva do produto, </w:t>
+      </w:r>
+      <w:proofErr w:type="gramStart"/>
+      <w:r>
+        <w:rPr>
+          <w:highlight w:val="yellow"/>
+          <w:lang w:eastAsia="pt-BR"/>
+        </w:rPr>
+        <w:t>otimizando</w:t>
+      </w:r>
+      <w:proofErr w:type="gramEnd"/>
+      <w:r>
+        <w:rPr>
+          <w:highlight w:val="yellow"/>
+          <w:lang w:eastAsia="pt-BR"/>
+        </w:rPr>
+        <w:t xml:space="preserve"> tempo e aperfeiçoando o projeto de maneira prática. Por mais que seja colocada como a última fase do Design </w:t>
+      </w:r>
+      <w:proofErr w:type="spellStart"/>
+      <w:r>
+        <w:rPr>
+          <w:highlight w:val="yellow"/>
+          <w:lang w:eastAsia="pt-BR"/>
+        </w:rPr>
+        <w:t>Thinking</w:t>
+      </w:r>
+      <w:proofErr w:type="spellEnd"/>
+      <w:r>
+        <w:rPr>
+          <w:highlight w:val="yellow"/>
+          <w:lang w:eastAsia="pt-BR"/>
+        </w:rPr>
+        <w:t>, ela pode ser aplicada em conjunto às outras etapas, uma vez que está suscetível a constantes mudanças (Vianna et. al., 2012). </w:t>
+      </w:r>
+    </w:p>
+    <w:p>
+      <w:pPr>
+        <w:rPr>
+          <w:rFonts w:ascii="Times New Roman" w:hAnsi="Times New Roman" w:cs="Times New Roman"/>
+          <w:szCs w:val="24"/>
+          <w:lang w:eastAsia="pt-BR"/>
+        </w:rPr>
+      </w:pPr>
+      <w:r>
+        <w:rPr>
+          <w:highlight w:val="yellow"/>
+          <w:lang w:eastAsia="pt-BR"/>
+        </w:rPr>
+        <w:t>Sendo assim, a equipe do projeto trabalhou com duas ferramentas que auxiliaram no direcionamento da plataforma: o diagrama de caso de uso, que identifica os usuários e suas interações com o sistema; e a modelagem do banco de dados, que organiza a estrutura e os relacionamentos dos dados utilizados pela plataforma.</w:t>
+      </w:r>
+      <w:r>
+        <w:rPr>
+          <w:lang w:eastAsia="pt-BR"/>
+        </w:rPr>
+        <w:t> </w:t>
+      </w:r>
     </w:p>
     <w:p>
       <w:pPr>
         <w:pStyle w:val="Ttulo2"/>
       </w:pPr>
-      <w:bookmarkStart w:id="19" w:name="_Toc232116291"/>
+      <w:bookmarkStart w:id="40" w:name="_Toc237556508"/>
       <w:r>
         <w:t>Diagrama de Caso de Uso</w:t>
       </w:r>
-      <w:bookmarkEnd w:id="19"/>
+      <w:bookmarkEnd w:id="40"/>
     </w:p>
     <w:p>
       <w:pPr>
@@ -4660,17 +7843,23 @@
         <w:pStyle w:val="Legenda"/>
         <w:keepNext/>
       </w:pPr>
-      <w:bookmarkStart w:id="20" w:name="_Toc232116276"/>
-      <w:r>
+      <w:bookmarkStart w:id="41" w:name="_Toc237556482"/>
+      <w:r>
+        <w:lastRenderedPageBreak/>
         <w:t xml:space="preserve">Figura </w:t>
       </w:r>
-      <w:r>
-        <w:t>7</w:t>
-      </w:r>
+      <w:fldSimple w:instr=" SEQ Figura \* ARABIC ">
+        <w:r>
+          <w:rPr>
+            <w:noProof/>
+          </w:rPr>
+          <w:t>19</w:t>
+        </w:r>
+      </w:fldSimple>
       <w:r>
         <w:t>: Caso de Uso</w:t>
       </w:r>
-      <w:bookmarkEnd w:id="20"/>
+      <w:bookmarkEnd w:id="41"/>
     </w:p>
     <w:p>
       <w:pPr>
@@ -4702,7 +7891,7 @@
                     </pic:cNvPicPr>
                   </pic:nvPicPr>
                   <pic:blipFill>
-                    <a:blip r:embed="rId14" cstate="print">
+                    <a:blip r:embed="rId27" cstate="print">
                       <a:extLst>
                         <a:ext uri="{28A0092B-C50C-407E-A947-70E740481C1C}">
                           <a14:useLocalDpi xmlns:a14="http://schemas.microsoft.com/office/drawing/2010/main" val="0"/>
@@ -4749,11 +7938,11 @@
       <w:pPr>
         <w:pStyle w:val="Ttulo2"/>
       </w:pPr>
-      <w:bookmarkStart w:id="21" w:name="_Toc232116292"/>
+      <w:bookmarkStart w:id="42" w:name="_Toc237556509"/>
       <w:r>
         <w:t>Modelagem do Banco de Dados</w:t>
       </w:r>
-      <w:bookmarkEnd w:id="21"/>
+      <w:bookmarkEnd w:id="42"/>
     </w:p>
     <w:p>
       <w:pPr>
@@ -4789,14 +7978,7 @@
         <w:rPr>
           <w:lang w:eastAsia="pt-BR"/>
         </w:rPr>
-        <w:t xml:space="preserve"> organizar as informações de maneira consistente, </w:t>
-      </w:r>
-      <w:r>
-        <w:rPr>
-          <w:lang w:eastAsia="pt-BR"/>
-        </w:rPr>
-        <w:lastRenderedPageBreak/>
-        <w:t>contribuindo para o desenvolvimento de sistemas de software mais robustos e flexíveis, capazes de atender às necessidades dos usuários finais (</w:t>
+        <w:t xml:space="preserve"> organizar as informações de maneira consistente, contribuindo para o desenvolvimento de sistemas de software mais robustos e flexíveis, capazes de atender às necessidades dos usuários finais (</w:t>
       </w:r>
       <w:r>
         <w:rPr>
@@ -4809,6 +7991,46 @@
           <w:lang w:eastAsia="pt-BR"/>
         </w:rPr>
         <w:t>, 2021).</w:t>
+      </w:r>
+    </w:p>
+    <w:p>
+      <w:pPr>
+        <w:rPr>
+          <w:rFonts w:ascii="Times New Roman" w:hAnsi="Times New Roman" w:cs="Times New Roman"/>
+          <w:szCs w:val="24"/>
+          <w:lang w:eastAsia="pt-BR"/>
+        </w:rPr>
+      </w:pPr>
+      <w:r>
+        <w:rPr>
+          <w:highlight w:val="yellow"/>
+          <w:lang w:eastAsia="pt-BR"/>
+        </w:rPr>
+        <w:t xml:space="preserve">Desta forma, a plataforma </w:t>
+      </w:r>
+      <w:proofErr w:type="spellStart"/>
+      <w:proofErr w:type="gramStart"/>
+      <w:r>
+        <w:rPr>
+          <w:highlight w:val="yellow"/>
+          <w:lang w:eastAsia="pt-BR"/>
+        </w:rPr>
+        <w:t>ShowMe</w:t>
+      </w:r>
+      <w:proofErr w:type="spellEnd"/>
+      <w:proofErr w:type="gramEnd"/>
+      <w:r>
+        <w:rPr>
+          <w:highlight w:val="yellow"/>
+          <w:lang w:eastAsia="pt-BR"/>
+        </w:rPr>
+        <w:t xml:space="preserve"> teve seu banco de dados constituído por sete entidades, cada qual com seus devidos atributos e relacionamentos, consolidando assim uma base firme para o funcionamento da plataforma e contribuindo para maior organização, integridade e eficiência no gerenciamento dos dados do projeto.</w:t>
+      </w:r>
+      <w:r>
+        <w:rPr>
+          <w:lang w:eastAsia="pt-BR"/>
+        </w:rPr>
+        <w:t> </w:t>
       </w:r>
     </w:p>
     <w:p>
@@ -4816,11 +8038,12 @@
         <w:pStyle w:val="Legenda"/>
         <w:keepNext/>
       </w:pPr>
-      <w:bookmarkStart w:id="22" w:name="_Toc232116277"/>
+      <w:bookmarkStart w:id="43" w:name="_Toc237556483"/>
       <w:r>
         <w:rPr>
           <w:highlight w:val="yellow"/>
         </w:rPr>
+        <w:lastRenderedPageBreak/>
         <w:t xml:space="preserve">Figura </w:t>
       </w:r>
       <w:r>
@@ -4846,7 +8069,7 @@
           <w:noProof/>
           <w:highlight w:val="yellow"/>
         </w:rPr>
-        <w:t>7</w:t>
+        <w:t>20</w:t>
       </w:r>
       <w:r>
         <w:rPr>
@@ -4861,7 +8084,7 @@
         </w:rPr>
         <w:t>: Modelagem de Dados</w:t>
       </w:r>
-      <w:bookmarkEnd w:id="22"/>
+      <w:bookmarkEnd w:id="43"/>
     </w:p>
     <w:p>
       <w:pPr>
@@ -4888,7 +8111,7 @@
                     <pic:cNvPicPr/>
                   </pic:nvPicPr>
                   <pic:blipFill rotWithShape="1">
-                    <a:blip r:embed="rId15">
+                    <a:blip r:embed="rId28">
                       <a:extLst>
                         <a:ext uri="{28A0092B-C50C-407E-A947-70E740481C1C}">
                           <a14:useLocalDpi xmlns:a14="http://schemas.microsoft.com/office/drawing/2010/main" val="0"/>
@@ -4944,12 +8167,12 @@
           <w:numId w:val="0"/>
         </w:numPr>
       </w:pPr>
-      <w:bookmarkStart w:id="23" w:name="_Toc232116293"/>
+      <w:bookmarkStart w:id="44" w:name="_Toc237556510"/>
       <w:r>
         <w:lastRenderedPageBreak/>
         <w:t>REFERÊNCIAS</w:t>
       </w:r>
-      <w:bookmarkEnd w:id="23"/>
+      <w:bookmarkEnd w:id="44"/>
     </w:p>
     <w:p>
       <w:pPr>
@@ -5404,71 +8627,73 @@
       <w:r>
         <w:t xml:space="preserve"> T. A. </w:t>
       </w:r>
+      <w:proofErr w:type="gramStart"/>
       <w:r>
         <w:rPr>
           <w:b/>
         </w:rPr>
-        <w:t>UML</w:t>
-      </w:r>
-      <w:proofErr w:type="gramStart"/>
+        <w:t>UML2 :</w:t>
+      </w:r>
+      <w:proofErr w:type="gramEnd"/>
       <w:r>
         <w:rPr>
           <w:b/>
         </w:rPr>
-        <w:t>2 :</w:t>
-      </w:r>
-      <w:proofErr w:type="gramEnd"/>
+        <w:t xml:space="preserve"> uma abordagem prática</w:t>
+      </w:r>
+      <w:r>
+        <w:t xml:space="preserve">. 2. ed. São Paulo: </w:t>
+      </w:r>
+      <w:proofErr w:type="spellStart"/>
+      <w:r>
+        <w:t>Novatec</w:t>
+      </w:r>
+      <w:proofErr w:type="spellEnd"/>
+      <w:r>
+        <w:t xml:space="preserve"> Editora, 2011.</w:t>
+      </w:r>
+    </w:p>
+    <w:p>
+      <w:pPr>
+        <w:ind w:firstLine="0"/>
+      </w:pPr>
+      <w:r>
+        <w:t xml:space="preserve">MARTINS, Amilton Rodrigo de Quadros et al. </w:t>
+      </w:r>
       <w:r>
         <w:rPr>
           <w:b/>
         </w:rPr>
-        <w:t xml:space="preserve"> uma abordagem prática</w:t>
-      </w:r>
-      <w:r>
-        <w:t xml:space="preserve">. 2. ed. São Paulo: </w:t>
+        <w:t xml:space="preserve">Uso de design </w:t>
       </w:r>
       <w:proofErr w:type="spellStart"/>
       <w:r>
-        <w:t>Novatec</w:t>
+        <w:rPr>
+          <w:b/>
+        </w:rPr>
+        <w:t>thinking</w:t>
       </w:r>
       <w:proofErr w:type="spellEnd"/>
       <w:r>
-        <w:t xml:space="preserve"> Editora, 2011.</w:t>
-      </w:r>
-    </w:p>
-    <w:p>
-      <w:pPr>
-        <w:ind w:firstLine="0"/>
-      </w:pPr>
-      <w:r>
-        <w:t xml:space="preserve">MARTINS, Amilton Rodrigo de Quadros et al. </w:t>
-      </w:r>
-      <w:r>
         <w:rPr>
           <w:b/>
         </w:rPr>
-        <w:t xml:space="preserve">Uso de design </w:t>
+        <w:t xml:space="preserve"> como experiência de prototipação de ideias no ensino superior</w:t>
+      </w:r>
+      <w:r>
+        <w:t xml:space="preserve">. Future </w:t>
       </w:r>
       <w:proofErr w:type="spellStart"/>
       <w:r>
-        <w:rPr>
-          <w:b/>
-        </w:rPr>
-        <w:t>thinking</w:t>
+        <w:t>Studies</w:t>
       </w:r>
       <w:proofErr w:type="spellEnd"/>
       <w:r>
-        <w:rPr>
-          <w:b/>
-        </w:rPr>
-        <w:t xml:space="preserve"> como experiência de prototipação de ideias no ensino superior</w:t>
-      </w:r>
-      <w:r>
-        <w:t xml:space="preserve">. Future </w:t>
+        <w:t xml:space="preserve"> </w:t>
       </w:r>
       <w:proofErr w:type="spellStart"/>
       <w:r>
-        <w:t>Studies</w:t>
+        <w:t>Research</w:t>
       </w:r>
       <w:proofErr w:type="spellEnd"/>
       <w:r>
@@ -5476,19 +8701,19 @@
       </w:r>
       <w:proofErr w:type="spellStart"/>
       <w:r>
-        <w:t>Research</w:t>
+        <w:t>Journal</w:t>
       </w:r>
       <w:proofErr w:type="spellEnd"/>
       <w:r>
+        <w:t xml:space="preserve">: </w:t>
+      </w:r>
+      <w:proofErr w:type="spellStart"/>
+      <w:r>
+        <w:t>Trends</w:t>
+      </w:r>
+      <w:proofErr w:type="spellEnd"/>
+      <w:r>
         <w:t xml:space="preserve"> </w:t>
-      </w:r>
-      <w:proofErr w:type="spellStart"/>
-      <w:r>
-        <w:t>Journal</w:t>
-      </w:r>
-      <w:proofErr w:type="spellEnd"/>
-      <w:r>
-        <w:t xml:space="preserve">: Trends </w:t>
       </w:r>
       <w:proofErr w:type="spellStart"/>
       <w:r>
@@ -5675,8 +8900,8 @@
       </w:r>
     </w:p>
     <w:sectPr>
-      <w:headerReference w:type="default" r:id="rId16"/>
-      <w:footerReference w:type="default" r:id="rId17"/>
+      <w:headerReference w:type="default" r:id="rId29"/>
+      <w:footerReference w:type="default" r:id="rId30"/>
       <w:pgSz w:w="11906" w:h="16838"/>
       <w:pgMar w:top="1701" w:right="1134" w:bottom="1134" w:left="1701" w:header="709" w:footer="709" w:gutter="0"/>
       <w:cols w:space="708"/>
@@ -5687,7 +8912,7 @@
 </file>
 
 <file path=word/endnotes.xml><?xml version="1.0" encoding="utf-8"?>
-<w:endnotes xmlns:wpc="http://schemas.microsoft.com/office/word/2010/wordprocessingCanvas" xmlns:cx="http://schemas.microsoft.com/office/drawing/2014/chartex" xmlns:cx1="http://schemas.microsoft.com/office/drawing/2015/9/8/chartex" xmlns:cx2="http://schemas.microsoft.com/office/drawing/2015/10/21/chartex" xmlns:cx3="http://schemas.microsoft.com/office/drawing/2016/5/9/chartex" xmlns:cx4="http://schemas.microsoft.com/office/drawing/2016/5/10/chartex" xmlns:cx5="http://schemas.microsoft.com/office/drawing/2016/5/11/chartex" xmlns:cx6="http://schemas.microsoft.com/office/drawing/2016/5/12/chartex" xmlns:cx7="http://schemas.microsoft.com/office/drawing/2016/5/13/chartex" xmlns:cx8="http://schemas.microsoft.com/office/drawing/2016/5/14/chartex" xmlns:mc="http://schemas.openxmlformats.org/markup-compatibility/2006" xmlns:aink="http://schemas.microsoft.com/office/drawing/2016/ink" xmlns:am3d="http://schemas.microsoft.com/office/drawing/2017/model3d" xmlns:o="urn:schemas-microsoft-com:office:office" xmlns:oel="http://schemas.microsoft.com/office/2019/extlst" xmlns:r="http://schemas.openxmlformats.org/officeDocument/2006/relationships" xmlns:m="http://schemas.openxmlformats.org/officeDocument/2006/math" xmlns:v="urn:schemas-microsoft-com:vml" xmlns:wp14="http://schemas.microsoft.com/office/word/2010/wordprocessingDrawing" xmlns:wp="http://schemas.openxmlformats.org/drawingml/2006/wordprocessingDrawing" xmlns:w10="urn:schemas-microsoft-com:office:word" xmlns:w="http://schemas.openxmlformats.org/wordprocessingml/2006/main" xmlns:w14="http://schemas.microsoft.com/office/word/2010/wordml" xmlns:w15="http://schemas.microsoft.com/office/word/2012/wordml" xmlns:w16cex="http://schemas.microsoft.com/office/word/2018/wordml/cex" xmlns:w16cid="http://schemas.microsoft.com/office/word/2016/wordml/cid" xmlns:w16="http://schemas.microsoft.com/office/word/2018/wordml" xmlns:w16sdtdh="http://schemas.microsoft.com/office/word/2020/wordml/sdtdatahash" xmlns:w16se="http://schemas.microsoft.com/office/word/2015/wordml/symex" xmlns:wpg="http://schemas.microsoft.com/office/word/2010/wordprocessingGroup" xmlns:wpi="http://schemas.microsoft.com/office/word/2010/wordprocessingInk" xmlns:wne="http://schemas.microsoft.com/office/word/2006/wordml" xmlns:wps="http://schemas.microsoft.com/office/word/2010/wordprocessingShape" mc:Ignorable="w14 w15 w16se w16cid w16 w16cex w16sdtdh wp14">
+<w:endnotes xmlns:wpc="http://schemas.microsoft.com/office/word/2010/wordprocessingCanvas" xmlns:mc="http://schemas.openxmlformats.org/markup-compatibility/2006" xmlns:o="urn:schemas-microsoft-com:office:office" xmlns:r="http://schemas.openxmlformats.org/officeDocument/2006/relationships" xmlns:m="http://schemas.openxmlformats.org/officeDocument/2006/math" xmlns:v="urn:schemas-microsoft-com:vml" xmlns:wp14="http://schemas.microsoft.com/office/word/2010/wordprocessingDrawing" xmlns:wp="http://schemas.openxmlformats.org/drawingml/2006/wordprocessingDrawing" xmlns:w10="urn:schemas-microsoft-com:office:word" xmlns:w="http://schemas.openxmlformats.org/wordprocessingml/2006/main" xmlns:w14="http://schemas.microsoft.com/office/word/2010/wordml" xmlns:wpg="http://schemas.microsoft.com/office/word/2010/wordprocessingGroup" xmlns:wpi="http://schemas.microsoft.com/office/word/2010/wordprocessingInk" xmlns:wne="http://schemas.microsoft.com/office/word/2006/wordml" xmlns:wps="http://schemas.microsoft.com/office/word/2010/wordprocessingShape" mc:Ignorable="w14 wp14">
   <w:endnote w:type="separator" w:id="-1">
     <w:p>
       <w:pPr>
@@ -5712,7 +8937,7 @@
 </file>
 
 <file path=word/footer1.xml><?xml version="1.0" encoding="utf-8"?>
-<w:ftr xmlns:wpc="http://schemas.microsoft.com/office/word/2010/wordprocessingCanvas" xmlns:cx="http://schemas.microsoft.com/office/drawing/2014/chartex" xmlns:cx1="http://schemas.microsoft.com/office/drawing/2015/9/8/chartex" xmlns:cx2="http://schemas.microsoft.com/office/drawing/2015/10/21/chartex" xmlns:cx3="http://schemas.microsoft.com/office/drawing/2016/5/9/chartex" xmlns:cx4="http://schemas.microsoft.com/office/drawing/2016/5/10/chartex" xmlns:cx5="http://schemas.microsoft.com/office/drawing/2016/5/11/chartex" xmlns:cx6="http://schemas.microsoft.com/office/drawing/2016/5/12/chartex" xmlns:cx7="http://schemas.microsoft.com/office/drawing/2016/5/13/chartex" xmlns:cx8="http://schemas.microsoft.com/office/drawing/2016/5/14/chartex" xmlns:mc="http://schemas.openxmlformats.org/markup-compatibility/2006" xmlns:aink="http://schemas.microsoft.com/office/drawing/2016/ink" xmlns:am3d="http://schemas.microsoft.com/office/drawing/2017/model3d" xmlns:o="urn:schemas-microsoft-com:office:office" xmlns:oel="http://schemas.microsoft.com/office/2019/extlst" xmlns:r="http://schemas.openxmlformats.org/officeDocument/2006/relationships" xmlns:m="http://schemas.openxmlformats.org/officeDocument/2006/math" xmlns:v="urn:schemas-microsoft-com:vml" xmlns:wp14="http://schemas.microsoft.com/office/word/2010/wordprocessingDrawing" xmlns:wp="http://schemas.openxmlformats.org/drawingml/2006/wordprocessingDrawing" xmlns:w10="urn:schemas-microsoft-com:office:word" xmlns:w="http://schemas.openxmlformats.org/wordprocessingml/2006/main" xmlns:w14="http://schemas.microsoft.com/office/word/2010/wordml" xmlns:w15="http://schemas.microsoft.com/office/word/2012/wordml" xmlns:w16cex="http://schemas.microsoft.com/office/word/2018/wordml/cex" xmlns:w16cid="http://schemas.microsoft.com/office/word/2016/wordml/cid" xmlns:w16="http://schemas.microsoft.com/office/word/2018/wordml" xmlns:w16sdtdh="http://schemas.microsoft.com/office/word/2020/wordml/sdtdatahash" xmlns:w16se="http://schemas.microsoft.com/office/word/2015/wordml/symex" xmlns:wpg="http://schemas.microsoft.com/office/word/2010/wordprocessingGroup" xmlns:wpi="http://schemas.microsoft.com/office/word/2010/wordprocessingInk" xmlns:wne="http://schemas.microsoft.com/office/word/2006/wordml" xmlns:wps="http://schemas.microsoft.com/office/word/2010/wordprocessingShape" mc:Ignorable="w14 w15 w16se w16cid w16 w16cex w16sdtdh wp14">
+<w:ftr xmlns:wpc="http://schemas.microsoft.com/office/word/2010/wordprocessingCanvas" xmlns:mc="http://schemas.openxmlformats.org/markup-compatibility/2006" xmlns:o="urn:schemas-microsoft-com:office:office" xmlns:r="http://schemas.openxmlformats.org/officeDocument/2006/relationships" xmlns:m="http://schemas.openxmlformats.org/officeDocument/2006/math" xmlns:v="urn:schemas-microsoft-com:vml" xmlns:wp14="http://schemas.microsoft.com/office/word/2010/wordprocessingDrawing" xmlns:wp="http://schemas.openxmlformats.org/drawingml/2006/wordprocessingDrawing" xmlns:w10="urn:schemas-microsoft-com:office:word" xmlns:w="http://schemas.openxmlformats.org/wordprocessingml/2006/main" xmlns:w14="http://schemas.microsoft.com/office/word/2010/wordml" xmlns:wpg="http://schemas.microsoft.com/office/word/2010/wordprocessingGroup" xmlns:wpi="http://schemas.microsoft.com/office/word/2010/wordprocessingInk" xmlns:wne="http://schemas.microsoft.com/office/word/2006/wordml" xmlns:wps="http://schemas.microsoft.com/office/word/2010/wordprocessingShape" mc:Ignorable="w14 wp14">
   <w:p>
     <w:pPr>
       <w:pStyle w:val="Rodap"/>
@@ -5722,7 +8947,7 @@
 </file>
 
 <file path=word/footnotes.xml><?xml version="1.0" encoding="utf-8"?>
-<w:footnotes xmlns:wpc="http://schemas.microsoft.com/office/word/2010/wordprocessingCanvas" xmlns:cx="http://schemas.microsoft.com/office/drawing/2014/chartex" xmlns:cx1="http://schemas.microsoft.com/office/drawing/2015/9/8/chartex" xmlns:cx2="http://schemas.microsoft.com/office/drawing/2015/10/21/chartex" xmlns:cx3="http://schemas.microsoft.com/office/drawing/2016/5/9/chartex" xmlns:cx4="http://schemas.microsoft.com/office/drawing/2016/5/10/chartex" xmlns:cx5="http://schemas.microsoft.com/office/drawing/2016/5/11/chartex" xmlns:cx6="http://schemas.microsoft.com/office/drawing/2016/5/12/chartex" xmlns:cx7="http://schemas.microsoft.com/office/drawing/2016/5/13/chartex" xmlns:cx8="http://schemas.microsoft.com/office/drawing/2016/5/14/chartex" xmlns:mc="http://schemas.openxmlformats.org/markup-compatibility/2006" xmlns:aink="http://schemas.microsoft.com/office/drawing/2016/ink" xmlns:am3d="http://schemas.microsoft.com/office/drawing/2017/model3d" xmlns:o="urn:schemas-microsoft-com:office:office" xmlns:oel="http://schemas.microsoft.com/office/2019/extlst" xmlns:r="http://schemas.openxmlformats.org/officeDocument/2006/relationships" xmlns:m="http://schemas.openxmlformats.org/officeDocument/2006/math" xmlns:v="urn:schemas-microsoft-com:vml" xmlns:wp14="http://schemas.microsoft.com/office/word/2010/wordprocessingDrawing" xmlns:wp="http://schemas.openxmlformats.org/drawingml/2006/wordprocessingDrawing" xmlns:w10="urn:schemas-microsoft-com:office:word" xmlns:w="http://schemas.openxmlformats.org/wordprocessingml/2006/main" xmlns:w14="http://schemas.microsoft.com/office/word/2010/wordml" xmlns:w15="http://schemas.microsoft.com/office/word/2012/wordml" xmlns:w16cex="http://schemas.microsoft.com/office/word/2018/wordml/cex" xmlns:w16cid="http://schemas.microsoft.com/office/word/2016/wordml/cid" xmlns:w16="http://schemas.microsoft.com/office/word/2018/wordml" xmlns:w16sdtdh="http://schemas.microsoft.com/office/word/2020/wordml/sdtdatahash" xmlns:w16se="http://schemas.microsoft.com/office/word/2015/wordml/symex" xmlns:wpg="http://schemas.microsoft.com/office/word/2010/wordprocessingGroup" xmlns:wpi="http://schemas.microsoft.com/office/word/2010/wordprocessingInk" xmlns:wne="http://schemas.microsoft.com/office/word/2006/wordml" xmlns:wps="http://schemas.microsoft.com/office/word/2010/wordprocessingShape" mc:Ignorable="w14 w15 w16se w16cid w16 w16cex w16sdtdh wp14">
+<w:footnotes xmlns:wpc="http://schemas.microsoft.com/office/word/2010/wordprocessingCanvas" xmlns:mc="http://schemas.openxmlformats.org/markup-compatibility/2006" xmlns:o="urn:schemas-microsoft-com:office:office" xmlns:r="http://schemas.openxmlformats.org/officeDocument/2006/relationships" xmlns:m="http://schemas.openxmlformats.org/officeDocument/2006/math" xmlns:v="urn:schemas-microsoft-com:vml" xmlns:wp14="http://schemas.microsoft.com/office/word/2010/wordprocessingDrawing" xmlns:wp="http://schemas.openxmlformats.org/drawingml/2006/wordprocessingDrawing" xmlns:w10="urn:schemas-microsoft-com:office:word" xmlns:w="http://schemas.openxmlformats.org/wordprocessingml/2006/main" xmlns:w14="http://schemas.microsoft.com/office/word/2010/wordml" xmlns:wpg="http://schemas.microsoft.com/office/word/2010/wordprocessingGroup" xmlns:wpi="http://schemas.microsoft.com/office/word/2010/wordprocessingInk" xmlns:wne="http://schemas.microsoft.com/office/word/2006/wordml" xmlns:wps="http://schemas.microsoft.com/office/word/2010/wordprocessingShape" mc:Ignorable="w14 wp14">
   <w:footnote w:type="separator" w:id="-1">
     <w:p>
       <w:pPr>
@@ -5747,7 +8972,7 @@
 </file>
 
 <file path=word/header1.xml><?xml version="1.0" encoding="utf-8"?>
-<w:hdr xmlns:wpc="http://schemas.microsoft.com/office/word/2010/wordprocessingCanvas" xmlns:cx="http://schemas.microsoft.com/office/drawing/2014/chartex" xmlns:cx1="http://schemas.microsoft.com/office/drawing/2015/9/8/chartex" xmlns:cx2="http://schemas.microsoft.com/office/drawing/2015/10/21/chartex" xmlns:cx3="http://schemas.microsoft.com/office/drawing/2016/5/9/chartex" xmlns:cx4="http://schemas.microsoft.com/office/drawing/2016/5/10/chartex" xmlns:cx5="http://schemas.microsoft.com/office/drawing/2016/5/11/chartex" xmlns:cx6="http://schemas.microsoft.com/office/drawing/2016/5/12/chartex" xmlns:cx7="http://schemas.microsoft.com/office/drawing/2016/5/13/chartex" xmlns:cx8="http://schemas.microsoft.com/office/drawing/2016/5/14/chartex" xmlns:mc="http://schemas.openxmlformats.org/markup-compatibility/2006" xmlns:aink="http://schemas.microsoft.com/office/drawing/2016/ink" xmlns:am3d="http://schemas.microsoft.com/office/drawing/2017/model3d" xmlns:o="urn:schemas-microsoft-com:office:office" xmlns:oel="http://schemas.microsoft.com/office/2019/extlst" xmlns:r="http://schemas.openxmlformats.org/officeDocument/2006/relationships" xmlns:m="http://schemas.openxmlformats.org/officeDocument/2006/math" xmlns:v="urn:schemas-microsoft-com:vml" xmlns:wp14="http://schemas.microsoft.com/office/word/2010/wordprocessingDrawing" xmlns:wp="http://schemas.openxmlformats.org/drawingml/2006/wordprocessingDrawing" xmlns:w10="urn:schemas-microsoft-com:office:word" xmlns:w="http://schemas.openxmlformats.org/wordprocessingml/2006/main" xmlns:w14="http://schemas.microsoft.com/office/word/2010/wordml" xmlns:w15="http://schemas.microsoft.com/office/word/2012/wordml" xmlns:w16cex="http://schemas.microsoft.com/office/word/2018/wordml/cex" xmlns:w16cid="http://schemas.microsoft.com/office/word/2016/wordml/cid" xmlns:w16="http://schemas.microsoft.com/office/word/2018/wordml" xmlns:w16sdtdh="http://schemas.microsoft.com/office/word/2020/wordml/sdtdatahash" xmlns:w16se="http://schemas.microsoft.com/office/word/2015/wordml/symex" xmlns:wpg="http://schemas.microsoft.com/office/word/2010/wordprocessingGroup" xmlns:wpi="http://schemas.microsoft.com/office/word/2010/wordprocessingInk" xmlns:wne="http://schemas.microsoft.com/office/word/2006/wordml" xmlns:wps="http://schemas.microsoft.com/office/word/2010/wordprocessingShape" mc:Ignorable="w14 w15 w16se w16cid w16 w16cex w16sdtdh wp14">
+<w:hdr xmlns:wpc="http://schemas.microsoft.com/office/word/2010/wordprocessingCanvas" xmlns:mc="http://schemas.openxmlformats.org/markup-compatibility/2006" xmlns:o="urn:schemas-microsoft-com:office:office" xmlns:r="http://schemas.openxmlformats.org/officeDocument/2006/relationships" xmlns:m="http://schemas.openxmlformats.org/officeDocument/2006/math" xmlns:v="urn:schemas-microsoft-com:vml" xmlns:wp14="http://schemas.microsoft.com/office/word/2010/wordprocessingDrawing" xmlns:wp="http://schemas.openxmlformats.org/drawingml/2006/wordprocessingDrawing" xmlns:w10="urn:schemas-microsoft-com:office:word" xmlns:w="http://schemas.openxmlformats.org/wordprocessingml/2006/main" xmlns:w14="http://schemas.microsoft.com/office/word/2010/wordml" xmlns:wpg="http://schemas.microsoft.com/office/word/2010/wordprocessingGroup" xmlns:wpi="http://schemas.microsoft.com/office/word/2010/wordprocessingInk" xmlns:wne="http://schemas.microsoft.com/office/word/2006/wordml" xmlns:wps="http://schemas.microsoft.com/office/word/2010/wordprocessingShape" mc:Ignorable="w14 wp14">
   <w:sdt>
     <w:sdtPr>
       <w:id w:val="-1761680015"/>
@@ -5775,7 +9000,7 @@
           <w:rPr>
             <w:noProof/>
           </w:rPr>
-          <w:t>24</w:t>
+          <w:t>27</w:t>
         </w:r>
         <w:r>
           <w:fldChar w:fldCharType="end"/>
@@ -5792,8 +9017,121 @@
 </file>
 
 <file path=word/numbering.xml><?xml version="1.0" encoding="utf-8"?>
-<w:numbering xmlns:wpc="http://schemas.microsoft.com/office/word/2010/wordprocessingCanvas" xmlns:cx="http://schemas.microsoft.com/office/drawing/2014/chartex" xmlns:cx1="http://schemas.microsoft.com/office/drawing/2015/9/8/chartex" xmlns:cx2="http://schemas.microsoft.com/office/drawing/2015/10/21/chartex" xmlns:cx3="http://schemas.microsoft.com/office/drawing/2016/5/9/chartex" xmlns:cx4="http://schemas.microsoft.com/office/drawing/2016/5/10/chartex" xmlns:cx5="http://schemas.microsoft.com/office/drawing/2016/5/11/chartex" xmlns:cx6="http://schemas.microsoft.com/office/drawing/2016/5/12/chartex" xmlns:cx7="http://schemas.microsoft.com/office/drawing/2016/5/13/chartex" xmlns:cx8="http://schemas.microsoft.com/office/drawing/2016/5/14/chartex" xmlns:mc="http://schemas.openxmlformats.org/markup-compatibility/2006" xmlns:aink="http://schemas.microsoft.com/office/drawing/2016/ink" xmlns:am3d="http://schemas.microsoft.com/office/drawing/2017/model3d" xmlns:o="urn:schemas-microsoft-com:office:office" xmlns:oel="http://schemas.microsoft.com/office/2019/extlst" xmlns:r="http://schemas.openxmlformats.org/officeDocument/2006/relationships" xmlns:m="http://schemas.openxmlformats.org/officeDocument/2006/math" xmlns:v="urn:schemas-microsoft-com:vml" xmlns:wp14="http://schemas.microsoft.com/office/word/2010/wordprocessingDrawing" xmlns:wp="http://schemas.openxmlformats.org/drawingml/2006/wordprocessingDrawing" xmlns:w10="urn:schemas-microsoft-com:office:word" xmlns:w="http://schemas.openxmlformats.org/wordprocessingml/2006/main" xmlns:w14="http://schemas.microsoft.com/office/word/2010/wordml" xmlns:w15="http://schemas.microsoft.com/office/word/2012/wordml" xmlns:w16cex="http://schemas.microsoft.com/office/word/2018/wordml/cex" xmlns:w16cid="http://schemas.microsoft.com/office/word/2016/wordml/cid" xmlns:w16="http://schemas.microsoft.com/office/word/2018/wordml" xmlns:w16sdtdh="http://schemas.microsoft.com/office/word/2020/wordml/sdtdatahash" xmlns:w16se="http://schemas.microsoft.com/office/word/2015/wordml/symex" xmlns:wpg="http://schemas.microsoft.com/office/word/2010/wordprocessingGroup" xmlns:wpi="http://schemas.microsoft.com/office/word/2010/wordprocessingInk" xmlns:wne="http://schemas.microsoft.com/office/word/2006/wordml" xmlns:wps="http://schemas.microsoft.com/office/word/2010/wordprocessingShape" mc:Ignorable="w14 w15 w16se w16cid w16 w16cex w16sdtdh wp14">
-  <w:abstractNum w:abstractNumId="0" w15:restartNumberingAfterBreak="0">
+<w:numbering xmlns:wpc="http://schemas.microsoft.com/office/word/2010/wordprocessingCanvas" xmlns:mc="http://schemas.openxmlformats.org/markup-compatibility/2006" xmlns:o="urn:schemas-microsoft-com:office:office" xmlns:r="http://schemas.openxmlformats.org/officeDocument/2006/relationships" xmlns:m="http://schemas.openxmlformats.org/officeDocument/2006/math" xmlns:v="urn:schemas-microsoft-com:vml" xmlns:wp14="http://schemas.microsoft.com/office/word/2010/wordprocessingDrawing" xmlns:wp="http://schemas.openxmlformats.org/drawingml/2006/wordprocessingDrawing" xmlns:w10="urn:schemas-microsoft-com:office:word" xmlns:w="http://schemas.openxmlformats.org/wordprocessingml/2006/main" xmlns:w14="http://schemas.microsoft.com/office/word/2010/wordml" xmlns:wpg="http://schemas.microsoft.com/office/word/2010/wordprocessingGroup" xmlns:wpi="http://schemas.microsoft.com/office/word/2010/wordprocessingInk" xmlns:wne="http://schemas.microsoft.com/office/word/2006/wordml" xmlns:wps="http://schemas.microsoft.com/office/word/2010/wordprocessingShape" mc:Ignorable="w14 wp14">
+  <w:abstractNum w:abstractNumId="0">
+    <w:nsid w:val="4D591772"/>
+    <w:multiLevelType w:val="hybridMultilevel"/>
+    <w:tmpl w:val="2A5A225C"/>
+    <w:lvl w:ilvl="0" w:tplc="04160001">
+      <w:start w:val="1"/>
+      <w:numFmt w:val="bullet"/>
+      <w:lvlText w:val=""/>
+      <w:lvlJc w:val="left"/>
+      <w:pPr>
+        <w:ind w:left="1429" w:hanging="360"/>
+      </w:pPr>
+      <w:rPr>
+        <w:rFonts w:ascii="Symbol" w:hAnsi="Symbol" w:hint="default"/>
+      </w:rPr>
+    </w:lvl>
+    <w:lvl w:ilvl="1" w:tplc="04160003" w:tentative="1">
+      <w:start w:val="1"/>
+      <w:numFmt w:val="bullet"/>
+      <w:lvlText w:val="o"/>
+      <w:lvlJc w:val="left"/>
+      <w:pPr>
+        <w:ind w:left="2149" w:hanging="360"/>
+      </w:pPr>
+      <w:rPr>
+        <w:rFonts w:ascii="Courier New" w:hAnsi="Courier New" w:cs="Courier New" w:hint="default"/>
+      </w:rPr>
+    </w:lvl>
+    <w:lvl w:ilvl="2" w:tplc="04160005" w:tentative="1">
+      <w:start w:val="1"/>
+      <w:numFmt w:val="bullet"/>
+      <w:lvlText w:val=""/>
+      <w:lvlJc w:val="left"/>
+      <w:pPr>
+        <w:ind w:left="2869" w:hanging="360"/>
+      </w:pPr>
+      <w:rPr>
+        <w:rFonts w:ascii="Wingdings" w:hAnsi="Wingdings" w:hint="default"/>
+      </w:rPr>
+    </w:lvl>
+    <w:lvl w:ilvl="3" w:tplc="04160001" w:tentative="1">
+      <w:start w:val="1"/>
+      <w:numFmt w:val="bullet"/>
+      <w:lvlText w:val=""/>
+      <w:lvlJc w:val="left"/>
+      <w:pPr>
+        <w:ind w:left="3589" w:hanging="360"/>
+      </w:pPr>
+      <w:rPr>
+        <w:rFonts w:ascii="Symbol" w:hAnsi="Symbol" w:hint="default"/>
+      </w:rPr>
+    </w:lvl>
+    <w:lvl w:ilvl="4" w:tplc="04160003" w:tentative="1">
+      <w:start w:val="1"/>
+      <w:numFmt w:val="bullet"/>
+      <w:lvlText w:val="o"/>
+      <w:lvlJc w:val="left"/>
+      <w:pPr>
+        <w:ind w:left="4309" w:hanging="360"/>
+      </w:pPr>
+      <w:rPr>
+        <w:rFonts w:ascii="Courier New" w:hAnsi="Courier New" w:cs="Courier New" w:hint="default"/>
+      </w:rPr>
+    </w:lvl>
+    <w:lvl w:ilvl="5" w:tplc="04160005" w:tentative="1">
+      <w:start w:val="1"/>
+      <w:numFmt w:val="bullet"/>
+      <w:lvlText w:val=""/>
+      <w:lvlJc w:val="left"/>
+      <w:pPr>
+        <w:ind w:left="5029" w:hanging="360"/>
+      </w:pPr>
+      <w:rPr>
+        <w:rFonts w:ascii="Wingdings" w:hAnsi="Wingdings" w:hint="default"/>
+      </w:rPr>
+    </w:lvl>
+    <w:lvl w:ilvl="6" w:tplc="04160001" w:tentative="1">
+      <w:start w:val="1"/>
+      <w:numFmt w:val="bullet"/>
+      <w:lvlText w:val=""/>
+      <w:lvlJc w:val="left"/>
+      <w:pPr>
+        <w:ind w:left="5749" w:hanging="360"/>
+      </w:pPr>
+      <w:rPr>
+        <w:rFonts w:ascii="Symbol" w:hAnsi="Symbol" w:hint="default"/>
+      </w:rPr>
+    </w:lvl>
+    <w:lvl w:ilvl="7" w:tplc="04160003" w:tentative="1">
+      <w:start w:val="1"/>
+      <w:numFmt w:val="bullet"/>
+      <w:lvlText w:val="o"/>
+      <w:lvlJc w:val="left"/>
+      <w:pPr>
+        <w:ind w:left="6469" w:hanging="360"/>
+      </w:pPr>
+      <w:rPr>
+        <w:rFonts w:ascii="Courier New" w:hAnsi="Courier New" w:cs="Courier New" w:hint="default"/>
+      </w:rPr>
+    </w:lvl>
+    <w:lvl w:ilvl="8" w:tplc="04160005" w:tentative="1">
+      <w:start w:val="1"/>
+      <w:numFmt w:val="bullet"/>
+      <w:lvlText w:val=""/>
+      <w:lvlJc w:val="left"/>
+      <w:pPr>
+        <w:ind w:left="7189" w:hanging="360"/>
+      </w:pPr>
+      <w:rPr>
+        <w:rFonts w:ascii="Wingdings" w:hAnsi="Wingdings" w:hint="default"/>
+      </w:rPr>
+    </w:lvl>
+  </w:abstractNum>
+  <w:abstractNum w:abstractNumId="1">
     <w:nsid w:val="7B7E5634"/>
     <w:multiLevelType w:val="multilevel"/>
     <w:tmpl w:val="2C7C1702"/>
@@ -5919,14 +9257,17 @@
       </w:rPr>
     </w:lvl>
   </w:abstractNum>
-  <w:num w:numId="1" w16cid:durableId="988053207">
+  <w:num w:numId="1">
+    <w:abstractNumId w:val="1"/>
+  </w:num>
+  <w:num w:numId="2">
     <w:abstractNumId w:val="0"/>
   </w:num>
 </w:numbering>
 </file>
 
 <file path=word/styles.xml><?xml version="1.0" encoding="utf-8"?>
-<w:styles xmlns:mc="http://schemas.openxmlformats.org/markup-compatibility/2006" xmlns:r="http://schemas.openxmlformats.org/officeDocument/2006/relationships" xmlns:w="http://schemas.openxmlformats.org/wordprocessingml/2006/main" xmlns:w14="http://schemas.microsoft.com/office/word/2010/wordml" xmlns:w15="http://schemas.microsoft.com/office/word/2012/wordml" xmlns:w16cex="http://schemas.microsoft.com/office/word/2018/wordml/cex" xmlns:w16cid="http://schemas.microsoft.com/office/word/2016/wordml/cid" xmlns:w16="http://schemas.microsoft.com/office/word/2018/wordml" xmlns:w16sdtdh="http://schemas.microsoft.com/office/word/2020/wordml/sdtdatahash" xmlns:w16se="http://schemas.microsoft.com/office/word/2015/wordml/symex" mc:Ignorable="w14 w15 w16se w16cid w16 w16cex w16sdtdh">
+<w:styles xmlns:mc="http://schemas.openxmlformats.org/markup-compatibility/2006" xmlns:r="http://schemas.openxmlformats.org/officeDocument/2006/relationships" xmlns:w="http://schemas.openxmlformats.org/wordprocessingml/2006/main" xmlns:w14="http://schemas.microsoft.com/office/word/2010/wordml" mc:Ignorable="w14">
   <w:docDefaults>
     <w:rPrDefault>
       <w:rPr>
@@ -5942,388 +9283,149 @@
       </w:pPr>
     </w:pPrDefault>
   </w:docDefaults>
-  <w:latentStyles w:defLockedState="0" w:defUIPriority="99" w:defSemiHidden="0" w:defUnhideWhenUsed="0" w:defQFormat="0" w:count="376">
-    <w:lsdException w:name="Normal" w:uiPriority="0" w:qFormat="1"/>
-    <w:lsdException w:name="heading 1" w:uiPriority="9" w:qFormat="1"/>
-    <w:lsdException w:name="heading 2" w:semiHidden="1" w:uiPriority="9" w:unhideWhenUsed="1" w:qFormat="1"/>
-    <w:lsdException w:name="heading 3" w:semiHidden="1" w:uiPriority="9" w:unhideWhenUsed="1" w:qFormat="1"/>
-    <w:lsdException w:name="heading 4" w:semiHidden="1" w:uiPriority="9" w:unhideWhenUsed="1" w:qFormat="1"/>
-    <w:lsdException w:name="heading 5" w:semiHidden="1" w:uiPriority="9" w:unhideWhenUsed="1" w:qFormat="1"/>
-    <w:lsdException w:name="heading 6" w:semiHidden="1" w:uiPriority="9" w:unhideWhenUsed="1" w:qFormat="1"/>
-    <w:lsdException w:name="heading 7" w:semiHidden="1" w:uiPriority="9" w:unhideWhenUsed="1" w:qFormat="1"/>
-    <w:lsdException w:name="heading 8" w:semiHidden="1" w:uiPriority="9" w:unhideWhenUsed="1" w:qFormat="1"/>
-    <w:lsdException w:name="heading 9" w:semiHidden="1" w:uiPriority="9" w:unhideWhenUsed="1" w:qFormat="1"/>
-    <w:lsdException w:name="index 1" w:semiHidden="1" w:unhideWhenUsed="1"/>
-    <w:lsdException w:name="index 2" w:semiHidden="1" w:unhideWhenUsed="1"/>
-    <w:lsdException w:name="index 3" w:semiHidden="1" w:unhideWhenUsed="1"/>
-    <w:lsdException w:name="index 4" w:semiHidden="1" w:unhideWhenUsed="1"/>
-    <w:lsdException w:name="index 5" w:semiHidden="1" w:unhideWhenUsed="1"/>
-    <w:lsdException w:name="index 6" w:semiHidden="1" w:unhideWhenUsed="1"/>
-    <w:lsdException w:name="index 7" w:semiHidden="1" w:unhideWhenUsed="1"/>
-    <w:lsdException w:name="index 8" w:semiHidden="1" w:unhideWhenUsed="1"/>
-    <w:lsdException w:name="index 9" w:semiHidden="1" w:unhideWhenUsed="1"/>
-    <w:lsdException w:name="toc 1" w:semiHidden="1" w:uiPriority="39" w:unhideWhenUsed="1"/>
-    <w:lsdException w:name="toc 2" w:semiHidden="1" w:uiPriority="39" w:unhideWhenUsed="1"/>
-    <w:lsdException w:name="toc 3" w:semiHidden="1" w:uiPriority="39" w:unhideWhenUsed="1"/>
-    <w:lsdException w:name="toc 4" w:semiHidden="1" w:uiPriority="39" w:unhideWhenUsed="1"/>
-    <w:lsdException w:name="toc 5" w:semiHidden="1" w:uiPriority="39" w:unhideWhenUsed="1"/>
-    <w:lsdException w:name="toc 6" w:semiHidden="1" w:uiPriority="39" w:unhideWhenUsed="1"/>
-    <w:lsdException w:name="toc 7" w:semiHidden="1" w:uiPriority="39" w:unhideWhenUsed="1"/>
-    <w:lsdException w:name="toc 8" w:semiHidden="1" w:uiPriority="39" w:unhideWhenUsed="1"/>
-    <w:lsdException w:name="toc 9" w:semiHidden="1" w:uiPriority="39" w:unhideWhenUsed="1"/>
-    <w:lsdException w:name="Normal Indent" w:semiHidden="1" w:unhideWhenUsed="1"/>
-    <w:lsdException w:name="footnote text" w:semiHidden="1" w:unhideWhenUsed="1"/>
-    <w:lsdException w:name="annotation text" w:semiHidden="1" w:unhideWhenUsed="1"/>
-    <w:lsdException w:name="header" w:semiHidden="1" w:unhideWhenUsed="1"/>
-    <w:lsdException w:name="footer" w:semiHidden="1" w:unhideWhenUsed="1"/>
-    <w:lsdException w:name="index heading" w:semiHidden="1" w:unhideWhenUsed="1"/>
-    <w:lsdException w:name="caption" w:semiHidden="1" w:uiPriority="35" w:unhideWhenUsed="1" w:qFormat="1"/>
-    <w:lsdException w:name="table of figures" w:semiHidden="1" w:unhideWhenUsed="1"/>
-    <w:lsdException w:name="envelope address" w:semiHidden="1" w:unhideWhenUsed="1"/>
-    <w:lsdException w:name="envelope return" w:semiHidden="1" w:unhideWhenUsed="1"/>
-    <w:lsdException w:name="footnote reference" w:semiHidden="1" w:unhideWhenUsed="1"/>
-    <w:lsdException w:name="annotation reference" w:semiHidden="1" w:unhideWhenUsed="1"/>
-    <w:lsdException w:name="line number" w:semiHidden="1" w:unhideWhenUsed="1"/>
-    <w:lsdException w:name="page number" w:semiHidden="1" w:unhideWhenUsed="1"/>
-    <w:lsdException w:name="endnote reference" w:semiHidden="1" w:unhideWhenUsed="1"/>
-    <w:lsdException w:name="endnote text" w:semiHidden="1" w:unhideWhenUsed="1"/>
-    <w:lsdException w:name="table of authorities" w:semiHidden="1" w:unhideWhenUsed="1"/>
-    <w:lsdException w:name="macro" w:semiHidden="1" w:unhideWhenUsed="1"/>
-    <w:lsdException w:name="toa heading" w:semiHidden="1" w:unhideWhenUsed="1"/>
-    <w:lsdException w:name="List" w:semiHidden="1" w:unhideWhenUsed="1"/>
-    <w:lsdException w:name="List Bullet" w:semiHidden="1" w:unhideWhenUsed="1"/>
-    <w:lsdException w:name="List Number" w:semiHidden="1" w:unhideWhenUsed="1"/>
-    <w:lsdException w:name="List 2" w:semiHidden="1" w:unhideWhenUsed="1"/>
-    <w:lsdException w:name="List 3" w:semiHidden="1" w:unhideWhenUsed="1"/>
-    <w:lsdException w:name="List 4" w:semiHidden="1" w:unhideWhenUsed="1"/>
-    <w:lsdException w:name="List 5" w:semiHidden="1" w:unhideWhenUsed="1"/>
-    <w:lsdException w:name="List Bullet 2" w:semiHidden="1" w:unhideWhenUsed="1"/>
-    <w:lsdException w:name="List Bullet 3" w:semiHidden="1" w:unhideWhenUsed="1"/>
-    <w:lsdException w:name="List Bullet 4" w:semiHidden="1" w:unhideWhenUsed="1"/>
-    <w:lsdException w:name="List Bullet 5" w:semiHidden="1" w:unhideWhenUsed="1"/>
-    <w:lsdException w:name="List Number 2" w:semiHidden="1" w:unhideWhenUsed="1"/>
-    <w:lsdException w:name="List Number 3" w:semiHidden="1" w:unhideWhenUsed="1"/>
-    <w:lsdException w:name="List Number 4" w:semiHidden="1" w:unhideWhenUsed="1"/>
-    <w:lsdException w:name="List Number 5" w:semiHidden="1" w:unhideWhenUsed="1"/>
-    <w:lsdException w:name="Title" w:uiPriority="10" w:qFormat="1"/>
-    <w:lsdException w:name="Closing" w:semiHidden="1" w:unhideWhenUsed="1"/>
-    <w:lsdException w:name="Signature" w:semiHidden="1" w:unhideWhenUsed="1"/>
-    <w:lsdException w:name="Default Paragraph Font" w:semiHidden="1" w:uiPriority="1" w:unhideWhenUsed="1"/>
-    <w:lsdException w:name="Body Text" w:semiHidden="1" w:unhideWhenUsed="1"/>
-    <w:lsdException w:name="Body Text Indent" w:semiHidden="1" w:unhideWhenUsed="1"/>
-    <w:lsdException w:name="List Continue" w:semiHidden="1" w:unhideWhenUsed="1"/>
-    <w:lsdException w:name="List Continue 2" w:semiHidden="1" w:unhideWhenUsed="1"/>
-    <w:lsdException w:name="List Continue 3" w:semiHidden="1" w:unhideWhenUsed="1"/>
-    <w:lsdException w:name="List Continue 4" w:semiHidden="1" w:unhideWhenUsed="1"/>
-    <w:lsdException w:name="List Continue 5" w:semiHidden="1" w:unhideWhenUsed="1"/>
-    <w:lsdException w:name="Message Header" w:semiHidden="1" w:unhideWhenUsed="1"/>
-    <w:lsdException w:name="Subtitle" w:uiPriority="11" w:qFormat="1"/>
-    <w:lsdException w:name="Salutation" w:semiHidden="1" w:unhideWhenUsed="1"/>
-    <w:lsdException w:name="Date" w:semiHidden="1" w:unhideWhenUsed="1"/>
-    <w:lsdException w:name="Body Text First Indent" w:semiHidden="1" w:unhideWhenUsed="1"/>
-    <w:lsdException w:name="Body Text First Indent 2" w:semiHidden="1" w:unhideWhenUsed="1"/>
-    <w:lsdException w:name="Note Heading" w:semiHidden="1" w:unhideWhenUsed="1"/>
-    <w:lsdException w:name="Body Text 2" w:semiHidden="1" w:unhideWhenUsed="1"/>
-    <w:lsdException w:name="Body Text 3" w:semiHidden="1" w:unhideWhenUsed="1"/>
-    <w:lsdException w:name="Body Text Indent 2" w:semiHidden="1" w:unhideWhenUsed="1"/>
-    <w:lsdException w:name="Body Text Indent 3" w:semiHidden="1" w:unhideWhenUsed="1"/>
-    <w:lsdException w:name="Block Text" w:semiHidden="1" w:unhideWhenUsed="1"/>
-    <w:lsdException w:name="Hyperlink" w:semiHidden="1" w:unhideWhenUsed="1"/>
-    <w:lsdException w:name="FollowedHyperlink" w:semiHidden="1" w:unhideWhenUsed="1"/>
-    <w:lsdException w:name="Strong" w:uiPriority="22" w:qFormat="1"/>
-    <w:lsdException w:name="Emphasis" w:uiPriority="20" w:qFormat="1"/>
-    <w:lsdException w:name="Document Map" w:semiHidden="1" w:unhideWhenUsed="1"/>
-    <w:lsdException w:name="Plain Text" w:semiHidden="1" w:unhideWhenUsed="1"/>
-    <w:lsdException w:name="E-mail Signature" w:semiHidden="1" w:unhideWhenUsed="1"/>
-    <w:lsdException w:name="HTML Top of Form" w:semiHidden="1" w:unhideWhenUsed="1"/>
-    <w:lsdException w:name="HTML Bottom of Form" w:semiHidden="1" w:unhideWhenUsed="1"/>
-    <w:lsdException w:name="Normal (Web)" w:semiHidden="1" w:unhideWhenUsed="1"/>
-    <w:lsdException w:name="HTML Acronym" w:semiHidden="1" w:unhideWhenUsed="1"/>
-    <w:lsdException w:name="HTML Address" w:semiHidden="1" w:unhideWhenUsed="1"/>
-    <w:lsdException w:name="HTML Cite" w:semiHidden="1" w:unhideWhenUsed="1"/>
-    <w:lsdException w:name="HTML Code" w:semiHidden="1" w:unhideWhenUsed="1"/>
-    <w:lsdException w:name="HTML Definition" w:semiHidden="1" w:unhideWhenUsed="1"/>
-    <w:lsdException w:name="HTML Keyboard" w:semiHidden="1" w:unhideWhenUsed="1"/>
-    <w:lsdException w:name="HTML Preformatted" w:semiHidden="1" w:unhideWhenUsed="1"/>
-    <w:lsdException w:name="HTML Sample" w:semiHidden="1" w:unhideWhenUsed="1"/>
-    <w:lsdException w:name="HTML Typewriter" w:semiHidden="1" w:unhideWhenUsed="1"/>
-    <w:lsdException w:name="HTML Variable" w:semiHidden="1" w:unhideWhenUsed="1"/>
-    <w:lsdException w:name="Normal Table" w:semiHidden="1" w:unhideWhenUsed="1"/>
-    <w:lsdException w:name="annotation subject" w:semiHidden="1" w:unhideWhenUsed="1"/>
-    <w:lsdException w:name="No List" w:semiHidden="1" w:unhideWhenUsed="1"/>
-    <w:lsdException w:name="Outline List 1" w:semiHidden="1" w:unhideWhenUsed="1"/>
-    <w:lsdException w:name="Outline List 2" w:semiHidden="1" w:unhideWhenUsed="1"/>
-    <w:lsdException w:name="Outline List 3" w:semiHidden="1" w:unhideWhenUsed="1"/>
-    <w:lsdException w:name="Table Simple 1" w:semiHidden="1" w:unhideWhenUsed="1"/>
-    <w:lsdException w:name="Table Simple 2" w:semiHidden="1" w:unhideWhenUsed="1"/>
-    <w:lsdException w:name="Table Simple 3" w:semiHidden="1" w:unhideWhenUsed="1"/>
-    <w:lsdException w:name="Table Classic 1" w:semiHidden="1" w:unhideWhenUsed="1"/>
-    <w:lsdException w:name="Table Classic 2" w:semiHidden="1" w:unhideWhenUsed="1"/>
-    <w:lsdException w:name="Table Classic 3" w:semiHidden="1" w:unhideWhenUsed="1"/>
-    <w:lsdException w:name="Table Classic 4" w:semiHidden="1" w:unhideWhenUsed="1"/>
-    <w:lsdException w:name="Table Colorful 1" w:semiHidden="1" w:unhideWhenUsed="1"/>
-    <w:lsdException w:name="Table Colorful 2" w:semiHidden="1" w:unhideWhenUsed="1"/>
-    <w:lsdException w:name="Table Colorful 3" w:semiHidden="1" w:unhideWhenUsed="1"/>
-    <w:lsdException w:name="Table Columns 1" w:semiHidden="1" w:unhideWhenUsed="1"/>
-    <w:lsdException w:name="Table Columns 2" w:semiHidden="1" w:unhideWhenUsed="1"/>
-    <w:lsdException w:name="Table Columns 3" w:semiHidden="1" w:unhideWhenUsed="1"/>
-    <w:lsdException w:name="Table Columns 4" w:semiHidden="1" w:unhideWhenUsed="1"/>
-    <w:lsdException w:name="Table Columns 5" w:semiHidden="1" w:unhideWhenUsed="1"/>
-    <w:lsdException w:name="Table Grid 1" w:semiHidden="1" w:unhideWhenUsed="1"/>
-    <w:lsdException w:name="Table Grid 2" w:semiHidden="1" w:unhideWhenUsed="1"/>
-    <w:lsdException w:name="Table Grid 3" w:semiHidden="1" w:unhideWhenUsed="1"/>
-    <w:lsdException w:name="Table Grid 4" w:semiHidden="1" w:unhideWhenUsed="1"/>
-    <w:lsdException w:name="Table Grid 5" w:semiHidden="1" w:unhideWhenUsed="1"/>
-    <w:lsdException w:name="Table Grid 6" w:semiHidden="1" w:unhideWhenUsed="1"/>
-    <w:lsdException w:name="Table Grid 7" w:semiHidden="1" w:unhideWhenUsed="1"/>
-    <w:lsdException w:name="Table Grid 8" w:semiHidden="1" w:unhideWhenUsed="1"/>
-    <w:lsdException w:name="Table List 1" w:semiHidden="1" w:unhideWhenUsed="1"/>
-    <w:lsdException w:name="Table List 2" w:semiHidden="1" w:unhideWhenUsed="1"/>
-    <w:lsdException w:name="Table List 3" w:semiHidden="1" w:unhideWhenUsed="1"/>
-    <w:lsdException w:name="Table List 4" w:semiHidden="1" w:unhideWhenUsed="1"/>
-    <w:lsdException w:name="Table List 5" w:semiHidden="1" w:unhideWhenUsed="1"/>
-    <w:lsdException w:name="Table List 6" w:semiHidden="1" w:unhideWhenUsed="1"/>
-    <w:lsdException w:name="Table List 7" w:semiHidden="1" w:unhideWhenUsed="1"/>
-    <w:lsdException w:name="Table List 8" w:semiHidden="1" w:unhideWhenUsed="1"/>
-    <w:lsdException w:name="Table 3D effects 1" w:semiHidden="1" w:unhideWhenUsed="1"/>
-    <w:lsdException w:name="Table 3D effects 2" w:semiHidden="1" w:unhideWhenUsed="1"/>
-    <w:lsdException w:name="Table 3D effects 3" w:semiHidden="1" w:unhideWhenUsed="1"/>
-    <w:lsdException w:name="Table Contemporary" w:semiHidden="1" w:unhideWhenUsed="1"/>
-    <w:lsdException w:name="Table Elegant" w:semiHidden="1" w:unhideWhenUsed="1"/>
-    <w:lsdException w:name="Table Professional" w:semiHidden="1" w:unhideWhenUsed="1"/>
-    <w:lsdException w:name="Table Subtle 1" w:semiHidden="1" w:unhideWhenUsed="1"/>
-    <w:lsdException w:name="Table Subtle 2" w:semiHidden="1" w:unhideWhenUsed="1"/>
-    <w:lsdException w:name="Table Web 1" w:semiHidden="1" w:unhideWhenUsed="1"/>
-    <w:lsdException w:name="Table Web 2" w:semiHidden="1" w:unhideWhenUsed="1"/>
-    <w:lsdException w:name="Table Web 3" w:semiHidden="1" w:unhideWhenUsed="1"/>
-    <w:lsdException w:name="Balloon Text" w:semiHidden="1" w:unhideWhenUsed="1"/>
-    <w:lsdException w:name="Table Grid" w:uiPriority="39"/>
-    <w:lsdException w:name="Table Theme" w:semiHidden="1" w:unhideWhenUsed="1"/>
-    <w:lsdException w:name="Placeholder Text" w:semiHidden="1"/>
-    <w:lsdException w:name="No Spacing" w:uiPriority="1" w:qFormat="1"/>
-    <w:lsdException w:name="Light Shading" w:uiPriority="60"/>
-    <w:lsdException w:name="Light List" w:uiPriority="61"/>
-    <w:lsdException w:name="Light Grid" w:uiPriority="62"/>
-    <w:lsdException w:name="Medium Shading 1" w:uiPriority="63"/>
-    <w:lsdException w:name="Medium Shading 2" w:uiPriority="64"/>
-    <w:lsdException w:name="Medium List 1" w:uiPriority="65"/>
-    <w:lsdException w:name="Medium List 2" w:uiPriority="66"/>
-    <w:lsdException w:name="Medium Grid 1" w:uiPriority="67"/>
-    <w:lsdException w:name="Medium Grid 2" w:uiPriority="68"/>
-    <w:lsdException w:name="Medium Grid 3" w:uiPriority="69"/>
-    <w:lsdException w:name="Dark List" w:uiPriority="70"/>
-    <w:lsdException w:name="Colorful Shading" w:uiPriority="71"/>
-    <w:lsdException w:name="Colorful List" w:uiPriority="72"/>
-    <w:lsdException w:name="Colorful Grid" w:uiPriority="73"/>
-    <w:lsdException w:name="Light Shading Accent 1" w:uiPriority="60"/>
-    <w:lsdException w:name="Light List Accent 1" w:uiPriority="61"/>
-    <w:lsdException w:name="Light Grid Accent 1" w:uiPriority="62"/>
-    <w:lsdException w:name="Medium Shading 1 Accent 1" w:uiPriority="63"/>
-    <w:lsdException w:name="Medium Shading 2 Accent 1" w:uiPriority="64"/>
-    <w:lsdException w:name="Medium List 1 Accent 1" w:uiPriority="65"/>
-    <w:lsdException w:name="Revision" w:semiHidden="1"/>
-    <w:lsdException w:name="List Paragraph" w:uiPriority="34" w:qFormat="1"/>
-    <w:lsdException w:name="Quote" w:uiPriority="29" w:qFormat="1"/>
-    <w:lsdException w:name="Intense Quote" w:uiPriority="30" w:qFormat="1"/>
-    <w:lsdException w:name="Medium List 2 Accent 1" w:uiPriority="66"/>
-    <w:lsdException w:name="Medium Grid 1 Accent 1" w:uiPriority="67"/>
-    <w:lsdException w:name="Medium Grid 2 Accent 1" w:uiPriority="68"/>
-    <w:lsdException w:name="Medium Grid 3 Accent 1" w:uiPriority="69"/>
-    <w:lsdException w:name="Dark List Accent 1" w:uiPriority="70"/>
-    <w:lsdException w:name="Colorful Shading Accent 1" w:uiPriority="71"/>
-    <w:lsdException w:name="Colorful List Accent 1" w:uiPriority="72"/>
-    <w:lsdException w:name="Colorful Grid Accent 1" w:uiPriority="73"/>
-    <w:lsdException w:name="Light Shading Accent 2" w:uiPriority="60"/>
-    <w:lsdException w:name="Light List Accent 2" w:uiPriority="61"/>
-    <w:lsdException w:name="Light Grid Accent 2" w:uiPriority="62"/>
-    <w:lsdException w:name="Medium Shading 1 Accent 2" w:uiPriority="63"/>
-    <w:lsdException w:name="Medium Shading 2 Accent 2" w:uiPriority="64"/>
-    <w:lsdException w:name="Medium List 1 Accent 2" w:uiPriority="65"/>
-    <w:lsdException w:name="Medium List 2 Accent 2" w:uiPriority="66"/>
-    <w:lsdException w:name="Medium Grid 1 Accent 2" w:uiPriority="67"/>
-    <w:lsdException w:name="Medium Grid 2 Accent 2" w:uiPriority="68"/>
-    <w:lsdException w:name="Medium Grid 3 Accent 2" w:uiPriority="69"/>
-    <w:lsdException w:name="Dark List Accent 2" w:uiPriority="70"/>
-    <w:lsdException w:name="Colorful Shading Accent 2" w:uiPriority="71"/>
-    <w:lsdException w:name="Colorful List Accent 2" w:uiPriority="72"/>
-    <w:lsdException w:name="Colorful Grid Accent 2" w:uiPriority="73"/>
-    <w:lsdException w:name="Light Shading Accent 3" w:uiPriority="60"/>
-    <w:lsdException w:name="Light List Accent 3" w:uiPriority="61"/>
-    <w:lsdException w:name="Light Grid Accent 3" w:uiPriority="62"/>
-    <w:lsdException w:name="Medium Shading 1 Accent 3" w:uiPriority="63"/>
-    <w:lsdException w:name="Medium Shading 2 Accent 3" w:uiPriority="64"/>
-    <w:lsdException w:name="Medium List 1 Accent 3" w:uiPriority="65"/>
-    <w:lsdException w:name="Medium List 2 Accent 3" w:uiPriority="66"/>
-    <w:lsdException w:name="Medium Grid 1 Accent 3" w:uiPriority="67"/>
-    <w:lsdException w:name="Medium Grid 2 Accent 3" w:uiPriority="68"/>
-    <w:lsdException w:name="Medium Grid 3 Accent 3" w:uiPriority="69"/>
-    <w:lsdException w:name="Dark List Accent 3" w:uiPriority="70"/>
-    <w:lsdException w:name="Colorful Shading Accent 3" w:uiPriority="71"/>
-    <w:lsdException w:name="Colorful List Accent 3" w:uiPriority="72"/>
-    <w:lsdException w:name="Colorful Grid Accent 3" w:uiPriority="73"/>
-    <w:lsdException w:name="Light Shading Accent 4" w:uiPriority="60"/>
-    <w:lsdException w:name="Light List Accent 4" w:uiPriority="61"/>
-    <w:lsdException w:name="Light Grid Accent 4" w:uiPriority="62"/>
-    <w:lsdException w:name="Medium Shading 1 Accent 4" w:uiPriority="63"/>
-    <w:lsdException w:name="Medium Shading 2 Accent 4" w:uiPriority="64"/>
-    <w:lsdException w:name="Medium List 1 Accent 4" w:uiPriority="65"/>
-    <w:lsdException w:name="Medium List 2 Accent 4" w:uiPriority="66"/>
-    <w:lsdException w:name="Medium Grid 1 Accent 4" w:uiPriority="67"/>
-    <w:lsdException w:name="Medium Grid 2 Accent 4" w:uiPriority="68"/>
-    <w:lsdException w:name="Medium Grid 3 Accent 4" w:uiPriority="69"/>
-    <w:lsdException w:name="Dark List Accent 4" w:uiPriority="70"/>
-    <w:lsdException w:name="Colorful Shading Accent 4" w:uiPriority="71"/>
-    <w:lsdException w:name="Colorful List Accent 4" w:uiPriority="72"/>
-    <w:lsdException w:name="Colorful Grid Accent 4" w:uiPriority="73"/>
-    <w:lsdException w:name="Light Shading Accent 5" w:uiPriority="60"/>
-    <w:lsdException w:name="Light List Accent 5" w:uiPriority="61"/>
-    <w:lsdException w:name="Light Grid Accent 5" w:uiPriority="62"/>
-    <w:lsdException w:name="Medium Shading 1 Accent 5" w:uiPriority="63"/>
-    <w:lsdException w:name="Medium Shading 2 Accent 5" w:uiPriority="64"/>
-    <w:lsdException w:name="Medium List 1 Accent 5" w:uiPriority="65"/>
-    <w:lsdException w:name="Medium List 2 Accent 5" w:uiPriority="66"/>
-    <w:lsdException w:name="Medium Grid 1 Accent 5" w:uiPriority="67"/>
-    <w:lsdException w:name="Medium Grid 2 Accent 5" w:uiPriority="68"/>
-    <w:lsdException w:name="Medium Grid 3 Accent 5" w:uiPriority="69"/>
-    <w:lsdException w:name="Dark List Accent 5" w:uiPriority="70"/>
-    <w:lsdException w:name="Colorful Shading Accent 5" w:uiPriority="71"/>
-    <w:lsdException w:name="Colorful List Accent 5" w:uiPriority="72"/>
-    <w:lsdException w:name="Colorful Grid Accent 5" w:uiPriority="73"/>
-    <w:lsdException w:name="Light Shading Accent 6" w:uiPriority="60"/>
-    <w:lsdException w:name="Light List Accent 6" w:uiPriority="61"/>
-    <w:lsdException w:name="Light Grid Accent 6" w:uiPriority="62"/>
-    <w:lsdException w:name="Medium Shading 1 Accent 6" w:uiPriority="63"/>
-    <w:lsdException w:name="Medium Shading 2 Accent 6" w:uiPriority="64"/>
-    <w:lsdException w:name="Medium List 1 Accent 6" w:uiPriority="65"/>
-    <w:lsdException w:name="Medium List 2 Accent 6" w:uiPriority="66"/>
-    <w:lsdException w:name="Medium Grid 1 Accent 6" w:uiPriority="67"/>
-    <w:lsdException w:name="Medium Grid 2 Accent 6" w:uiPriority="68"/>
-    <w:lsdException w:name="Medium Grid 3 Accent 6" w:uiPriority="69"/>
-    <w:lsdException w:name="Dark List Accent 6" w:uiPriority="70"/>
-    <w:lsdException w:name="Colorful Shading Accent 6" w:uiPriority="71"/>
-    <w:lsdException w:name="Colorful List Accent 6" w:uiPriority="72"/>
-    <w:lsdException w:name="Colorful Grid Accent 6" w:uiPriority="73"/>
-    <w:lsdException w:name="Subtle Emphasis" w:uiPriority="19" w:qFormat="1"/>
-    <w:lsdException w:name="Intense Emphasis" w:uiPriority="21" w:qFormat="1"/>
-    <w:lsdException w:name="Subtle Reference" w:uiPriority="31" w:qFormat="1"/>
-    <w:lsdException w:name="Intense Reference" w:uiPriority="32" w:qFormat="1"/>
-    <w:lsdException w:name="Book Title" w:uiPriority="33" w:qFormat="1"/>
-    <w:lsdException w:name="Bibliography" w:semiHidden="1" w:uiPriority="37" w:unhideWhenUsed="1"/>
-    <w:lsdException w:name="TOC Heading" w:semiHidden="1" w:uiPriority="39" w:unhideWhenUsed="1" w:qFormat="1"/>
-    <w:lsdException w:name="Plain Table 1" w:uiPriority="41"/>
-    <w:lsdException w:name="Plain Table 2" w:uiPriority="42"/>
-    <w:lsdException w:name="Plain Table 3" w:uiPriority="43"/>
-    <w:lsdException w:name="Plain Table 4" w:uiPriority="44"/>
-    <w:lsdException w:name="Plain Table 5" w:uiPriority="45"/>
-    <w:lsdException w:name="Grid Table Light" w:uiPriority="40"/>
-    <w:lsdException w:name="Grid Table 1 Light" w:uiPriority="46"/>
-    <w:lsdException w:name="Grid Table 2" w:uiPriority="47"/>
-    <w:lsdException w:name="Grid Table 3" w:uiPriority="48"/>
-    <w:lsdException w:name="Grid Table 4" w:uiPriority="49"/>
-    <w:lsdException w:name="Grid Table 5 Dark" w:uiPriority="50"/>
-    <w:lsdException w:name="Grid Table 6 Colorful" w:uiPriority="51"/>
-    <w:lsdException w:name="Grid Table 7 Colorful" w:uiPriority="52"/>
-    <w:lsdException w:name="Grid Table 1 Light Accent 1" w:uiPriority="46"/>
-    <w:lsdException w:name="Grid Table 2 Accent 1" w:uiPriority="47"/>
-    <w:lsdException w:name="Grid Table 3 Accent 1" w:uiPriority="48"/>
-    <w:lsdException w:name="Grid Table 4 Accent 1" w:uiPriority="49"/>
-    <w:lsdException w:name="Grid Table 5 Dark Accent 1" w:uiPriority="50"/>
-    <w:lsdException w:name="Grid Table 6 Colorful Accent 1" w:uiPriority="51"/>
-    <w:lsdException w:name="Grid Table 7 Colorful Accent 1" w:uiPriority="52"/>
-    <w:lsdException w:name="Grid Table 1 Light Accent 2" w:uiPriority="46"/>
-    <w:lsdException w:name="Grid Table 2 Accent 2" w:uiPriority="47"/>
-    <w:lsdException w:name="Grid Table 3 Accent 2" w:uiPriority="48"/>
-    <w:lsdException w:name="Grid Table 4 Accent 2" w:uiPriority="49"/>
-    <w:lsdException w:name="Grid Table 5 Dark Accent 2" w:uiPriority="50"/>
-    <w:lsdException w:name="Grid Table 6 Colorful Accent 2" w:uiPriority="51"/>
-    <w:lsdException w:name="Grid Table 7 Colorful Accent 2" w:uiPriority="52"/>
-    <w:lsdException w:name="Grid Table 1 Light Accent 3" w:uiPriority="46"/>
-    <w:lsdException w:name="Grid Table 2 Accent 3" w:uiPriority="47"/>
-    <w:lsdException w:name="Grid Table 3 Accent 3" w:uiPriority="48"/>
-    <w:lsdException w:name="Grid Table 4 Accent 3" w:uiPriority="49"/>
-    <w:lsdException w:name="Grid Table 5 Dark Accent 3" w:uiPriority="50"/>
-    <w:lsdException w:name="Grid Table 6 Colorful Accent 3" w:uiPriority="51"/>
-    <w:lsdException w:name="Grid Table 7 Colorful Accent 3" w:uiPriority="52"/>
-    <w:lsdException w:name="Grid Table 1 Light Accent 4" w:uiPriority="46"/>
-    <w:lsdException w:name="Grid Table 2 Accent 4" w:uiPriority="47"/>
-    <w:lsdException w:name="Grid Table 3 Accent 4" w:uiPriority="48"/>
-    <w:lsdException w:name="Grid Table 4 Accent 4" w:uiPriority="49"/>
-    <w:lsdException w:name="Grid Table 5 Dark Accent 4" w:uiPriority="50"/>
-    <w:lsdException w:name="Grid Table 6 Colorful Accent 4" w:uiPriority="51"/>
-    <w:lsdException w:name="Grid Table 7 Colorful Accent 4" w:uiPriority="52"/>
-    <w:lsdException w:name="Grid Table 1 Light Accent 5" w:uiPriority="46"/>
-    <w:lsdException w:name="Grid Table 2 Accent 5" w:uiPriority="47"/>
-    <w:lsdException w:name="Grid Table 3 Accent 5" w:uiPriority="48"/>
-    <w:lsdException w:name="Grid Table 4 Accent 5" w:uiPriority="49"/>
-    <w:lsdException w:name="Grid Table 5 Dark Accent 5" w:uiPriority="50"/>
-    <w:lsdException w:name="Grid Table 6 Colorful Accent 5" w:uiPriority="51"/>
-    <w:lsdException w:name="Grid Table 7 Colorful Accent 5" w:uiPriority="52"/>
-    <w:lsdException w:name="Grid Table 1 Light Accent 6" w:uiPriority="46"/>
-    <w:lsdException w:name="Grid Table 2 Accent 6" w:uiPriority="47"/>
-    <w:lsdException w:name="Grid Table 3 Accent 6" w:uiPriority="48"/>
-    <w:lsdException w:name="Grid Table 4 Accent 6" w:uiPriority="49"/>
-    <w:lsdException w:name="Grid Table 5 Dark Accent 6" w:uiPriority="50"/>
-    <w:lsdException w:name="Grid Table 6 Colorful Accent 6" w:uiPriority="51"/>
-    <w:lsdException w:name="Grid Table 7 Colorful Accent 6" w:uiPriority="52"/>
-    <w:lsdException w:name="List Table 1 Light" w:uiPriority="46"/>
-    <w:lsdException w:name="List Table 2" w:uiPriority="47"/>
-    <w:lsdException w:name="List Table 3" w:uiPriority="48"/>
-    <w:lsdException w:name="List Table 4" w:uiPriority="49"/>
-    <w:lsdException w:name="List Table 5 Dark" w:uiPriority="50"/>
-    <w:lsdException w:name="List Table 6 Colorful" w:uiPriority="51"/>
-    <w:lsdException w:name="List Table 7 Colorful" w:uiPriority="52"/>
-    <w:lsdException w:name="List Table 1 Light Accent 1" w:uiPriority="46"/>
-    <w:lsdException w:name="List Table 2 Accent 1" w:uiPriority="47"/>
-    <w:lsdException w:name="List Table 3 Accent 1" w:uiPriority="48"/>
-    <w:lsdException w:name="List Table 4 Accent 1" w:uiPriority="49"/>
-    <w:lsdException w:name="List Table 5 Dark Accent 1" w:uiPriority="50"/>
-    <w:lsdException w:name="List Table 6 Colorful Accent 1" w:uiPriority="51"/>
-    <w:lsdException w:name="List Table 7 Colorful Accent 1" w:uiPriority="52"/>
-    <w:lsdException w:name="List Table 1 Light Accent 2" w:uiPriority="46"/>
-    <w:lsdException w:name="List Table 2 Accent 2" w:uiPriority="47"/>
-    <w:lsdException w:name="List Table 3 Accent 2" w:uiPriority="48"/>
-    <w:lsdException w:name="List Table 4 Accent 2" w:uiPriority="49"/>
-    <w:lsdException w:name="List Table 5 Dark Accent 2" w:uiPriority="50"/>
-    <w:lsdException w:name="List Table 6 Colorful Accent 2" w:uiPriority="51"/>
-    <w:lsdException w:name="List Table 7 Colorful Accent 2" w:uiPriority="52"/>
-    <w:lsdException w:name="List Table 1 Light Accent 3" w:uiPriority="46"/>
-    <w:lsdException w:name="List Table 2 Accent 3" w:uiPriority="47"/>
-    <w:lsdException w:name="List Table 3 Accent 3" w:uiPriority="48"/>
-    <w:lsdException w:name="List Table 4 Accent 3" w:uiPriority="49"/>
-    <w:lsdException w:name="List Table 5 Dark Accent 3" w:uiPriority="50"/>
-    <w:lsdException w:name="List Table 6 Colorful Accent 3" w:uiPriority="51"/>
-    <w:lsdException w:name="List Table 7 Colorful Accent 3" w:uiPriority="52"/>
-    <w:lsdException w:name="List Table 1 Light Accent 4" w:uiPriority="46"/>
-    <w:lsdException w:name="List Table 2 Accent 4" w:uiPriority="47"/>
-    <w:lsdException w:name="List Table 3 Accent 4" w:uiPriority="48"/>
-    <w:lsdException w:name="List Table 4 Accent 4" w:uiPriority="49"/>
-    <w:lsdException w:name="List Table 5 Dark Accent 4" w:uiPriority="50"/>
-    <w:lsdException w:name="List Table 6 Colorful Accent 4" w:uiPriority="51"/>
-    <w:lsdException w:name="List Table 7 Colorful Accent 4" w:uiPriority="52"/>
-    <w:lsdException w:name="List Table 1 Light Accent 5" w:uiPriority="46"/>
-    <w:lsdException w:name="List Table 2 Accent 5" w:uiPriority="47"/>
-    <w:lsdException w:name="List Table 3 Accent 5" w:uiPriority="48"/>
-    <w:lsdException w:name="List Table 4 Accent 5" w:uiPriority="49"/>
-    <w:lsdException w:name="List Table 5 Dark Accent 5" w:uiPriority="50"/>
-    <w:lsdException w:name="List Table 6 Colorful Accent 5" w:uiPriority="51"/>
-    <w:lsdException w:name="List Table 7 Colorful Accent 5" w:uiPriority="52"/>
-    <w:lsdException w:name="List Table 1 Light Accent 6" w:uiPriority="46"/>
-    <w:lsdException w:name="List Table 2 Accent 6" w:uiPriority="47"/>
-    <w:lsdException w:name="List Table 3 Accent 6" w:uiPriority="48"/>
-    <w:lsdException w:name="List Table 4 Accent 6" w:uiPriority="49"/>
-    <w:lsdException w:name="List Table 5 Dark Accent 6" w:uiPriority="50"/>
-    <w:lsdException w:name="List Table 6 Colorful Accent 6" w:uiPriority="51"/>
-    <w:lsdException w:name="List Table 7 Colorful Accent 6" w:uiPriority="52"/>
-    <w:lsdException w:name="Mention" w:semiHidden="1" w:unhideWhenUsed="1"/>
-    <w:lsdException w:name="Smart Hyperlink" w:semiHidden="1" w:unhideWhenUsed="1"/>
-    <w:lsdException w:name="Hashtag" w:semiHidden="1" w:unhideWhenUsed="1"/>
-    <w:lsdException w:name="Unresolved Mention" w:semiHidden="1" w:unhideWhenUsed="1"/>
-    <w:lsdException w:name="Smart Link" w:semiHidden="1" w:unhideWhenUsed="1"/>
+  <w:latentStyles w:defLockedState="0" w:defUIPriority="99" w:defSemiHidden="1" w:defUnhideWhenUsed="1" w:defQFormat="0" w:count="267">
+    <w:lsdException w:name="Normal" w:semiHidden="0" w:uiPriority="0" w:unhideWhenUsed="0" w:qFormat="1"/>
+    <w:lsdException w:name="heading 1" w:semiHidden="0" w:uiPriority="9" w:unhideWhenUsed="0" w:qFormat="1"/>
+    <w:lsdException w:name="heading 2" w:uiPriority="9" w:qFormat="1"/>
+    <w:lsdException w:name="heading 3" w:uiPriority="9" w:qFormat="1"/>
+    <w:lsdException w:name="heading 4" w:uiPriority="9" w:qFormat="1"/>
+    <w:lsdException w:name="heading 5" w:uiPriority="9" w:qFormat="1"/>
+    <w:lsdException w:name="heading 6" w:uiPriority="9" w:qFormat="1"/>
+    <w:lsdException w:name="heading 7" w:uiPriority="9" w:qFormat="1"/>
+    <w:lsdException w:name="heading 8" w:uiPriority="9" w:qFormat="1"/>
+    <w:lsdException w:name="heading 9" w:uiPriority="9" w:qFormat="1"/>
+    <w:lsdException w:name="toc 1" w:uiPriority="39"/>
+    <w:lsdException w:name="toc 2" w:uiPriority="39"/>
+    <w:lsdException w:name="toc 3" w:uiPriority="39"/>
+    <w:lsdException w:name="toc 4" w:uiPriority="39"/>
+    <w:lsdException w:name="toc 5" w:uiPriority="39"/>
+    <w:lsdException w:name="toc 6" w:uiPriority="39"/>
+    <w:lsdException w:name="toc 7" w:uiPriority="39"/>
+    <w:lsdException w:name="toc 8" w:uiPriority="39"/>
+    <w:lsdException w:name="toc 9" w:uiPriority="39"/>
+    <w:lsdException w:name="caption" w:uiPriority="35" w:qFormat="1"/>
+    <w:lsdException w:name="Title" w:semiHidden="0" w:uiPriority="10" w:unhideWhenUsed="0" w:qFormat="1"/>
+    <w:lsdException w:name="Default Paragraph Font" w:uiPriority="1"/>
+    <w:lsdException w:name="Subtitle" w:semiHidden="0" w:uiPriority="11" w:unhideWhenUsed="0" w:qFormat="1"/>
+    <w:lsdException w:name="Strong" w:semiHidden="0" w:uiPriority="22" w:unhideWhenUsed="0" w:qFormat="1"/>
+    <w:lsdException w:name="Emphasis" w:semiHidden="0" w:uiPriority="20" w:unhideWhenUsed="0" w:qFormat="1"/>
+    <w:lsdException w:name="Table Grid" w:semiHidden="0" w:uiPriority="39" w:unhideWhenUsed="0"/>
+    <w:lsdException w:name="Placeholder Text" w:unhideWhenUsed="0"/>
+    <w:lsdException w:name="No Spacing" w:semiHidden="0" w:uiPriority="1" w:unhideWhenUsed="0" w:qFormat="1"/>
+    <w:lsdException w:name="Light Shading" w:semiHidden="0" w:uiPriority="60" w:unhideWhenUsed="0"/>
+    <w:lsdException w:name="Light List" w:semiHidden="0" w:uiPriority="61" w:unhideWhenUsed="0"/>
+    <w:lsdException w:name="Light Grid" w:semiHidden="0" w:uiPriority="62" w:unhideWhenUsed="0"/>
+    <w:lsdException w:name="Medium Shading 1" w:semiHidden="0" w:uiPriority="63" w:unhideWhenUsed="0"/>
+    <w:lsdException w:name="Medium Shading 2" w:semiHidden="0" w:uiPriority="64" w:unhideWhenUsed="0"/>
+    <w:lsdException w:name="Medium List 1" w:semiHidden="0" w:uiPriority="65" w:unhideWhenUsed="0"/>
+    <w:lsdException w:name="Medium List 2" w:semiHidden="0" w:uiPriority="66" w:unhideWhenUsed="0"/>
+    <w:lsdException w:name="Medium Grid 1" w:semiHidden="0" w:uiPriority="67" w:unhideWhenUsed="0"/>
+    <w:lsdException w:name="Medium Grid 2" w:semiHidden="0" w:uiPriority="68" w:unhideWhenUsed="0"/>
+    <w:lsdException w:name="Medium Grid 3" w:semiHidden="0" w:uiPriority="69" w:unhideWhenUsed="0"/>
+    <w:lsdException w:name="Dark List" w:semiHidden="0" w:uiPriority="70" w:unhideWhenUsed="0"/>
+    <w:lsdException w:name="Colorful Shading" w:semiHidden="0" w:uiPriority="71" w:unhideWhenUsed="0"/>
+    <w:lsdException w:name="Colorful List" w:semiHidden="0" w:uiPriority="72" w:unhideWhenUsed="0"/>
+    <w:lsdException w:name="Colorful Grid" w:semiHidden="0" w:uiPriority="73" w:unhideWhenUsed="0"/>
+    <w:lsdException w:name="Light Shading Accent 1" w:semiHidden="0" w:uiPriority="60" w:unhideWhenUsed="0"/>
+    <w:lsdException w:name="Light List Accent 1" w:semiHidden="0" w:uiPriority="61" w:unhideWhenUsed="0"/>
+    <w:lsdException w:name="Light Grid Accent 1" w:semiHidden="0" w:uiPriority="62" w:unhideWhenUsed="0"/>
+    <w:lsdException w:name="Medium Shading 1 Accent 1" w:semiHidden="0" w:uiPriority="63" w:unhideWhenUsed="0"/>
+    <w:lsdException w:name="Medium Shading 2 Accent 1" w:semiHidden="0" w:uiPriority="64" w:unhideWhenUsed="0"/>
+    <w:lsdException w:name="Medium List 1 Accent 1" w:semiHidden="0" w:uiPriority="65" w:unhideWhenUsed="0"/>
+    <w:lsdException w:name="Revision" w:unhideWhenUsed="0"/>
+    <w:lsdException w:name="List Paragraph" w:semiHidden="0" w:uiPriority="34" w:unhideWhenUsed="0" w:qFormat="1"/>
+    <w:lsdException w:name="Quote" w:semiHidden="0" w:uiPriority="29" w:unhideWhenUsed="0" w:qFormat="1"/>
+    <w:lsdException w:name="Intense Quote" w:semiHidden="0" w:uiPriority="30" w:unhideWhenUsed="0" w:qFormat="1"/>
+    <w:lsdException w:name="Medium List 2 Accent 1" w:semiHidden="0" w:uiPriority="66" w:unhideWhenUsed="0"/>
+    <w:lsdException w:name="Medium Grid 1 Accent 1" w:semiHidden="0" w:uiPriority="67" w:unhideWhenUsed="0"/>
+    <w:lsdException w:name="Medium Grid 2 Accent 1" w:semiHidden="0" w:uiPriority="68" w:unhideWhenUsed="0"/>
+    <w:lsdException w:name="Medium Grid 3 Accent 1" w:semiHidden="0" w:uiPriority="69" w:unhideWhenUsed="0"/>
+    <w:lsdException w:name="Dark List Accent 1" w:semiHidden="0" w:uiPriority="70" w:unhideWhenUsed="0"/>
+    <w:lsdException w:name="Colorful Shading Accent 1" w:semiHidden="0" w:uiPriority="71" w:unhideWhenUsed="0"/>
+    <w:lsdException w:name="Colorful List Accent 1" w:semiHidden="0" w:uiPriority="72" w:unhideWhenUsed="0"/>
+    <w:lsdException w:name="Colorful Grid Accent 1" w:semiHidden="0" w:uiPriority="73" w:unhideWhenUsed="0"/>
+    <w:lsdException w:name="Light Shading Accent 2" w:semiHidden="0" w:uiPriority="60" w:unhideWhenUsed="0"/>
+    <w:lsdException w:name="Light List Accent 2" w:semiHidden="0" w:uiPriority="61" w:unhideWhenUsed="0"/>
+    <w:lsdException w:name="Light Grid Accent 2" w:semiHidden="0" w:uiPriority="62" w:unhideWhenUsed="0"/>
+    <w:lsdException w:name="Medium Shading 1 Accent 2" w:semiHidden="0" w:uiPriority="63" w:unhideWhenUsed="0"/>
+    <w:lsdException w:name="Medium Shading 2 Accent 2" w:semiHidden="0" w:uiPriority="64" w:unhideWhenUsed="0"/>
+    <w:lsdException w:name="Medium List 1 Accent 2" w:semiHidden="0" w:uiPriority="65" w:unhideWhenUsed="0"/>
+    <w:lsdException w:name="Medium List 2 Accent 2" w:semiHidden="0" w:uiPriority="66" w:unhideWhenUsed="0"/>
+    <w:lsdException w:name="Medium Grid 1 Accent 2" w:semiHidden="0" w:uiPriority="67" w:unhideWhenUsed="0"/>
+    <w:lsdException w:name="Medium Grid 2 Accent 2" w:semiHidden="0" w:uiPriority="68" w:unhideWhenUsed="0"/>
+    <w:lsdException w:name="Medium Grid 3 Accent 2" w:semiHidden="0" w:uiPriority="69" w:unhideWhenUsed="0"/>
+    <w:lsdException w:name="Dark List Accent 2" w:semiHidden="0" w:uiPriority="70" w:unhideWhenUsed="0"/>
+    <w:lsdException w:name="Colorful Shading Accent 2" w:semiHidden="0" w:uiPriority="71" w:unhideWhenUsed="0"/>
+    <w:lsdException w:name="Colorful List Accent 2" w:semiHidden="0" w:uiPriority="72" w:unhideWhenUsed="0"/>
+    <w:lsdException w:name="Colorful Grid Accent 2" w:semiHidden="0" w:uiPriority="73" w:unhideWhenUsed="0"/>
+    <w:lsdException w:name="Light Shading Accent 3" w:semiHidden="0" w:uiPriority="60" w:unhideWhenUsed="0"/>
+    <w:lsdException w:name="Light List Accent 3" w:semiHidden="0" w:uiPriority="61" w:unhideWhenUsed="0"/>
+    <w:lsdException w:name="Light Grid Accent 3" w:semiHidden="0" w:uiPriority="62" w:unhideWhenUsed="0"/>
+    <w:lsdException w:name="Medium Shading 1 Accent 3" w:semiHidden="0" w:uiPriority="63" w:unhideWhenUsed="0"/>
+    <w:lsdException w:name="Medium Shading 2 Accent 3" w:semiHidden="0" w:uiPriority="64" w:unhideWhenUsed="0"/>
+    <w:lsdException w:name="Medium List 1 Accent 3" w:semiHidden="0" w:uiPriority="65" w:unhideWhenUsed="0"/>
+    <w:lsdException w:name="Medium List 2 Accent 3" w:semiHidden="0" w:uiPriority="66" w:unhideWhenUsed="0"/>
+    <w:lsdException w:name="Medium Grid 1 Accent 3" w:semiHidden="0" w:uiPriority="67" w:unhideWhenUsed="0"/>
+    <w:lsdException w:name="Medium Grid 2 Accent 3" w:semiHidden="0" w:uiPriority="68" w:unhideWhenUsed="0"/>
+    <w:lsdException w:name="Medium Grid 3 Accent 3" w:semiHidden="0" w:uiPriority="69" w:unhideWhenUsed="0"/>
+    <w:lsdException w:name="Dark List Accent 3" w:semiHidden="0" w:uiPriority="70" w:unhideWhenUsed="0"/>
+    <w:lsdException w:name="Colorful Shading Accent 3" w:semiHidden="0" w:uiPriority="71" w:unhideWhenUsed="0"/>
+    <w:lsdException w:name="Colorful List Accent 3" w:semiHidden="0" w:uiPriority="72" w:unhideWhenUsed="0"/>
+    <w:lsdException w:name="Colorful Grid Accent 3" w:semiHidden="0" w:uiPriority="73" w:unhideWhenUsed="0"/>
+    <w:lsdException w:name="Light Shading Accent 4" w:semiHidden="0" w:uiPriority="60" w:unhideWhenUsed="0"/>
+    <w:lsdException w:name="Light List Accent 4" w:semiHidden="0" w:uiPriority="61" w:unhideWhenUsed="0"/>
+    <w:lsdException w:name="Light Grid Accent 4" w:semiHidden="0" w:uiPriority="62" w:unhideWhenUsed="0"/>
+    <w:lsdException w:name="Medium Shading 1 Accent 4" w:semiHidden="0" w:uiPriority="63" w:unhideWhenUsed="0"/>
+    <w:lsdException w:name="Medium Shading 2 Accent 4" w:semiHidden="0" w:uiPriority="64" w:unhideWhenUsed="0"/>
+    <w:lsdException w:name="Medium List 1 Accent 4" w:semiHidden="0" w:uiPriority="65" w:unhideWhenUsed="0"/>
+    <w:lsdException w:name="Medium List 2 Accent 4" w:semiHidden="0" w:uiPriority="66" w:unhideWhenUsed="0"/>
+    <w:lsdException w:name="Medium Grid 1 Accent 4" w:semiHidden="0" w:uiPriority="67" w:unhideWhenUsed="0"/>
+    <w:lsdException w:name="Medium Grid 2 Accent 4" w:semiHidden="0" w:uiPriority="68" w:unhideWhenUsed="0"/>
+    <w:lsdException w:name="Medium Grid 3 Accent 4" w:semiHidden="0" w:uiPriority="69" w:unhideWhenUsed="0"/>
+    <w:lsdException w:name="Dark List Accent 4" w:semiHidden="0" w:uiPriority="70" w:unhideWhenUsed="0"/>
+    <w:lsdException w:name="Colorful Shading Accent 4" w:semiHidden="0" w:uiPriority="71" w:unhideWhenUsed="0"/>
+    <w:lsdException w:name="Colorful List Accent 4" w:semiHidden="0" w:uiPriority="72" w:unhideWhenUsed="0"/>
+    <w:lsdException w:name="Colorful Grid Accent 4" w:semiHidden="0" w:uiPriority="73" w:unhideWhenUsed="0"/>
+    <w:lsdException w:name="Light Shading Accent 5" w:semiHidden="0" w:uiPriority="60" w:unhideWhenUsed="0"/>
+    <w:lsdException w:name="Light List Accent 5" w:semiHidden="0" w:uiPriority="61" w:unhideWhenUsed="0"/>
+    <w:lsdException w:name="Light Grid Accent 5" w:semiHidden="0" w:uiPriority="62" w:unhideWhenUsed="0"/>
+    <w:lsdException w:name="Medium Shading 1 Accent 5" w:semiHidden="0" w:uiPriority="63" w:unhideWhenUsed="0"/>
+    <w:lsdException w:name="Medium Shading 2 Accent 5" w:semiHidden="0" w:uiPriority="64" w:unhideWhenUsed="0"/>
+    <w:lsdException w:name="Medium List 1 Accent 5" w:semiHidden="0" w:uiPriority="65" w:unhideWhenUsed="0"/>
+    <w:lsdException w:name="Medium List 2 Accent 5" w:semiHidden="0" w:uiPriority="66" w:unhideWhenUsed="0"/>
+    <w:lsdException w:name="Medium Grid 1 Accent 5" w:semiHidden="0" w:uiPriority="67" w:unhideWhenUsed="0"/>
+    <w:lsdException w:name="Medium Grid 2 Accent 5" w:semiHidden="0" w:uiPriority="68" w:unhideWhenUsed="0"/>
+    <w:lsdException w:name="Medium Grid 3 Accent 5" w:semiHidden="0" w:uiPriority="69" w:unhideWhenUsed="0"/>
+    <w:lsdException w:name="Dark List Accent 5" w:semiHidden="0" w:uiPriority="70" w:unhideWhenUsed="0"/>
+    <w:lsdException w:name="Colorful Shading Accent 5" w:semiHidden="0" w:uiPriority="71" w:unhideWhenUsed="0"/>
+    <w:lsdException w:name="Colorful List Accent 5" w:semiHidden="0" w:uiPriority="72" w:unhideWhenUsed="0"/>
+    <w:lsdException w:name="Colorful Grid Accent 5" w:semiHidden="0" w:uiPriority="73" w:unhideWhenUsed="0"/>
+    <w:lsdException w:name="Light Shading Accent 6" w:semiHidden="0" w:uiPriority="60" w:unhideWhenUsed="0"/>
+    <w:lsdException w:name="Light List Accent 6" w:semiHidden="0" w:uiPriority="61" w:unhideWhenUsed="0"/>
+    <w:lsdException w:name="Light Grid Accent 6" w:semiHidden="0" w:uiPriority="62" w:unhideWhenUsed="0"/>
+    <w:lsdException w:name="Medium Shading 1 Accent 6" w:semiHidden="0" w:uiPriority="63" w:unhideWhenUsed="0"/>
+    <w:lsdException w:name="Medium Shading 2 Accent 6" w:semiHidden="0" w:uiPriority="64" w:unhideWhenUsed="0"/>
+    <w:lsdException w:name="Medium List 1 Accent 6" w:semiHidden="0" w:uiPriority="65" w:unhideWhenUsed="0"/>
+    <w:lsdException w:name="Medium List 2 Accent 6" w:semiHidden="0" w:uiPriority="66" w:unhideWhenUsed="0"/>
+    <w:lsdException w:name="Medium Grid 1 Accent 6" w:semiHidden="0" w:uiPriority="67" w:unhideWhenUsed="0"/>
+    <w:lsdException w:name="Medium Grid 2 Accent 6" w:semiHidden="0" w:uiPriority="68" w:unhideWhenUsed="0"/>
+    <w:lsdException w:name="Medium Grid 3 Accent 6" w:semiHidden="0" w:uiPriority="69" w:unhideWhenUsed="0"/>
+    <w:lsdException w:name="Dark List Accent 6" w:semiHidden="0" w:uiPriority="70" w:unhideWhenUsed="0"/>
+    <w:lsdException w:name="Colorful Shading Accent 6" w:semiHidden="0" w:uiPriority="71" w:unhideWhenUsed="0"/>
+    <w:lsdException w:name="Colorful List Accent 6" w:semiHidden="0" w:uiPriority="72" w:unhideWhenUsed="0"/>
+    <w:lsdException w:name="Colorful Grid Accent 6" w:semiHidden="0" w:uiPriority="73" w:unhideWhenUsed="0"/>
+    <w:lsdException w:name="Subtle Emphasis" w:semiHidden="0" w:uiPriority="19" w:unhideWhenUsed="0" w:qFormat="1"/>
+    <w:lsdException w:name="Intense Emphasis" w:semiHidden="0" w:uiPriority="21" w:unhideWhenUsed="0" w:qFormat="1"/>
+    <w:lsdException w:name="Subtle Reference" w:semiHidden="0" w:uiPriority="31" w:unhideWhenUsed="0" w:qFormat="1"/>
+    <w:lsdException w:name="Intense Reference" w:semiHidden="0" w:uiPriority="32" w:unhideWhenUsed="0" w:qFormat="1"/>
+    <w:lsdException w:name="Book Title" w:semiHidden="0" w:uiPriority="33" w:unhideWhenUsed="0" w:qFormat="1"/>
+    <w:lsdException w:name="Bibliography" w:uiPriority="37"/>
+    <w:lsdException w:name="TOC Heading" w:uiPriority="39" w:qFormat="1"/>
   </w:latentStyles>
   <w:style w:type="paragraph" w:default="1" w:styleId="Normal">
     <w:name w:val="Normal"/>
     <w:qFormat/>
-    <w:rsid w:val="00ED6405"/>
+    <w:rsid w:val="003117F4"/>
     <w:pPr>
       <w:spacing w:after="120" w:line="360" w:lineRule="auto"/>
       <w:ind w:firstLine="709"/>
@@ -6812,6 +9914,7 @@
       <w:spacing w:after="0" w:line="240" w:lineRule="auto"/>
     </w:pPr>
     <w:tblPr>
+      <w:tblInd w:w="0" w:type="dxa"/>
       <w:tblBorders>
         <w:top w:val="single" w:sz="4" w:space="0" w:color="auto"/>
         <w:left w:val="single" w:sz="4" w:space="0" w:color="auto"/>
@@ -6820,6 +9923,12 @@
         <w:insideH w:val="single" w:sz="4" w:space="0" w:color="auto"/>
         <w:insideV w:val="single" w:sz="4" w:space="0" w:color="auto"/>
       </w:tblBorders>
+      <w:tblCellMar>
+        <w:top w:w="0" w:type="dxa"/>
+        <w:left w:w="108" w:type="dxa"/>
+        <w:bottom w:w="0" w:type="dxa"/>
+        <w:right w:w="108" w:type="dxa"/>
+      </w:tblCellMar>
     </w:tblPr>
   </w:style>
   <w:style w:type="character" w:customStyle="1" w:styleId="FonteeimagemChar">
@@ -6929,7 +10038,7 @@
       <w:spacing w:val="5"/>
     </w:rPr>
   </w:style>
-  <w:style w:type="character" w:styleId="MenoPendente">
+  <w:style w:type="character" w:customStyle="1" w:styleId="UnresolvedMention">
     <w:name w:val="Unresolved Mention"/>
     <w:basedOn w:val="Fontepargpadro"/>
     <w:uiPriority w:val="99"/>
@@ -6940,6 +10049,815 @@
       <w:color w:val="605E5C"/>
       <w:shd w:val="clear" w:color="auto" w:fill="E1DFDD"/>
     </w:rPr>
+  </w:style>
+  <w:style w:type="paragraph" w:styleId="PargrafodaLista">
+    <w:name w:val="List Paragraph"/>
+    <w:basedOn w:val="Normal"/>
+    <w:uiPriority w:val="34"/>
+    <w:qFormat/>
+    <w:rsid w:val="00DF46E7"/>
+    <w:pPr>
+      <w:ind w:left="720"/>
+      <w:contextualSpacing/>
+    </w:pPr>
+  </w:style>
+</w:styles>
+</file>
+
+<file path=word/stylesWithEffects.xml><?xml version="1.0" encoding="utf-8"?>
+<w:styles xmlns:wpc="http://schemas.microsoft.com/office/word/2010/wordprocessingCanvas" xmlns:mc="http://schemas.openxmlformats.org/markup-compatibility/2006" xmlns:o="urn:schemas-microsoft-com:office:office" xmlns:r="http://schemas.openxmlformats.org/officeDocument/2006/relationships" xmlns:m="http://schemas.openxmlformats.org/officeDocument/2006/math" xmlns:v="urn:schemas-microsoft-com:vml" xmlns:wp14="http://schemas.microsoft.com/office/word/2010/wordprocessingDrawing" xmlns:wp="http://schemas.openxmlformats.org/drawingml/2006/wordprocessingDrawing" xmlns:w10="urn:schemas-microsoft-com:office:word" xmlns:w="http://schemas.openxmlformats.org/wordprocessingml/2006/main" xmlns:w14="http://schemas.microsoft.com/office/word/2010/wordml" xmlns:wpg="http://schemas.microsoft.com/office/word/2010/wordprocessingGroup" xmlns:wpi="http://schemas.microsoft.com/office/word/2010/wordprocessingInk" xmlns:wne="http://schemas.microsoft.com/office/word/2006/wordml" xmlns:wps="http://schemas.microsoft.com/office/word/2010/wordprocessingShape" mc:Ignorable="w14 wp14">
+  <w:docDefaults>
+    <w:rPrDefault>
+      <w:rPr>
+        <w:rFonts w:asciiTheme="minorHAnsi" w:eastAsiaTheme="minorHAnsi" w:hAnsiTheme="minorHAnsi" w:cstheme="minorBidi"/>
+        <w:sz w:val="22"/>
+        <w:szCs w:val="22"/>
+        <w:lang w:val="pt-BR" w:eastAsia="en-US" w:bidi="ar-SA"/>
+      </w:rPr>
+    </w:rPrDefault>
+    <w:pPrDefault>
+      <w:pPr>
+        <w:spacing w:after="160" w:line="259" w:lineRule="auto"/>
+      </w:pPr>
+    </w:pPrDefault>
+  </w:docDefaults>
+  <w:latentStyles w:defLockedState="0" w:defUIPriority="99" w:defSemiHidden="1" w:defUnhideWhenUsed="1" w:defQFormat="0" w:count="267">
+    <w:lsdException w:name="Normal" w:semiHidden="0" w:uiPriority="0" w:unhideWhenUsed="0" w:qFormat="1"/>
+    <w:lsdException w:name="heading 1" w:semiHidden="0" w:uiPriority="9" w:unhideWhenUsed="0" w:qFormat="1"/>
+    <w:lsdException w:name="heading 2" w:uiPriority="9" w:qFormat="1"/>
+    <w:lsdException w:name="heading 3" w:uiPriority="9" w:qFormat="1"/>
+    <w:lsdException w:name="heading 4" w:uiPriority="9" w:qFormat="1"/>
+    <w:lsdException w:name="heading 5" w:uiPriority="9" w:qFormat="1"/>
+    <w:lsdException w:name="heading 6" w:uiPriority="9" w:qFormat="1"/>
+    <w:lsdException w:name="heading 7" w:uiPriority="9" w:qFormat="1"/>
+    <w:lsdException w:name="heading 8" w:uiPriority="9" w:qFormat="1"/>
+    <w:lsdException w:name="heading 9" w:uiPriority="9" w:qFormat="1"/>
+    <w:lsdException w:name="toc 1" w:uiPriority="39"/>
+    <w:lsdException w:name="toc 2" w:uiPriority="39"/>
+    <w:lsdException w:name="toc 3" w:uiPriority="39"/>
+    <w:lsdException w:name="toc 4" w:uiPriority="39"/>
+    <w:lsdException w:name="toc 5" w:uiPriority="39"/>
+    <w:lsdException w:name="toc 6" w:uiPriority="39"/>
+    <w:lsdException w:name="toc 7" w:uiPriority="39"/>
+    <w:lsdException w:name="toc 8" w:uiPriority="39"/>
+    <w:lsdException w:name="toc 9" w:uiPriority="39"/>
+    <w:lsdException w:name="caption" w:uiPriority="35" w:qFormat="1"/>
+    <w:lsdException w:name="Title" w:semiHidden="0" w:uiPriority="10" w:unhideWhenUsed="0" w:qFormat="1"/>
+    <w:lsdException w:name="Default Paragraph Font" w:uiPriority="1"/>
+    <w:lsdException w:name="Subtitle" w:semiHidden="0" w:uiPriority="11" w:unhideWhenUsed="0" w:qFormat="1"/>
+    <w:lsdException w:name="Strong" w:semiHidden="0" w:uiPriority="22" w:unhideWhenUsed="0" w:qFormat="1"/>
+    <w:lsdException w:name="Emphasis" w:semiHidden="0" w:uiPriority="20" w:unhideWhenUsed="0" w:qFormat="1"/>
+    <w:lsdException w:name="Table Grid" w:semiHidden="0" w:uiPriority="39" w:unhideWhenUsed="0"/>
+    <w:lsdException w:name="Placeholder Text" w:unhideWhenUsed="0"/>
+    <w:lsdException w:name="No Spacing" w:semiHidden="0" w:uiPriority="1" w:unhideWhenUsed="0" w:qFormat="1"/>
+    <w:lsdException w:name="Light Shading" w:semiHidden="0" w:uiPriority="60" w:unhideWhenUsed="0"/>
+    <w:lsdException w:name="Light List" w:semiHidden="0" w:uiPriority="61" w:unhideWhenUsed="0"/>
+    <w:lsdException w:name="Light Grid" w:semiHidden="0" w:uiPriority="62" w:unhideWhenUsed="0"/>
+    <w:lsdException w:name="Medium Shading 1" w:semiHidden="0" w:uiPriority="63" w:unhideWhenUsed="0"/>
+    <w:lsdException w:name="Medium Shading 2" w:semiHidden="0" w:uiPriority="64" w:unhideWhenUsed="0"/>
+    <w:lsdException w:name="Medium List 1" w:semiHidden="0" w:uiPriority="65" w:unhideWhenUsed="0"/>
+    <w:lsdException w:name="Medium List 2" w:semiHidden="0" w:uiPriority="66" w:unhideWhenUsed="0"/>
+    <w:lsdException w:name="Medium Grid 1" w:semiHidden="0" w:uiPriority="67" w:unhideWhenUsed="0"/>
+    <w:lsdException w:name="Medium Grid 2" w:semiHidden="0" w:uiPriority="68" w:unhideWhenUsed="0"/>
+    <w:lsdException w:name="Medium Grid 3" w:semiHidden="0" w:uiPriority="69" w:unhideWhenUsed="0"/>
+    <w:lsdException w:name="Dark List" w:semiHidden="0" w:uiPriority="70" w:unhideWhenUsed="0"/>
+    <w:lsdException w:name="Colorful Shading" w:semiHidden="0" w:uiPriority="71" w:unhideWhenUsed="0"/>
+    <w:lsdException w:name="Colorful List" w:semiHidden="0" w:uiPriority="72" w:unhideWhenUsed="0"/>
+    <w:lsdException w:name="Colorful Grid" w:semiHidden="0" w:uiPriority="73" w:unhideWhenUsed="0"/>
+    <w:lsdException w:name="Light Shading Accent 1" w:semiHidden="0" w:uiPriority="60" w:unhideWhenUsed="0"/>
+    <w:lsdException w:name="Light List Accent 1" w:semiHidden="0" w:uiPriority="61" w:unhideWhenUsed="0"/>
+    <w:lsdException w:name="Light Grid Accent 1" w:semiHidden="0" w:uiPriority="62" w:unhideWhenUsed="0"/>
+    <w:lsdException w:name="Medium Shading 1 Accent 1" w:semiHidden="0" w:uiPriority="63" w:unhideWhenUsed="0"/>
+    <w:lsdException w:name="Medium Shading 2 Accent 1" w:semiHidden="0" w:uiPriority="64" w:unhideWhenUsed="0"/>
+    <w:lsdException w:name="Medium List 1 Accent 1" w:semiHidden="0" w:uiPriority="65" w:unhideWhenUsed="0"/>
+    <w:lsdException w:name="Revision" w:unhideWhenUsed="0"/>
+    <w:lsdException w:name="List Paragraph" w:semiHidden="0" w:uiPriority="34" w:unhideWhenUsed="0" w:qFormat="1"/>
+    <w:lsdException w:name="Quote" w:semiHidden="0" w:uiPriority="29" w:unhideWhenUsed="0" w:qFormat="1"/>
+    <w:lsdException w:name="Intense Quote" w:semiHidden="0" w:uiPriority="30" w:unhideWhenUsed="0" w:qFormat="1"/>
+    <w:lsdException w:name="Medium List 2 Accent 1" w:semiHidden="0" w:uiPriority="66" w:unhideWhenUsed="0"/>
+    <w:lsdException w:name="Medium Grid 1 Accent 1" w:semiHidden="0" w:uiPriority="67" w:unhideWhenUsed="0"/>
+    <w:lsdException w:name="Medium Grid 2 Accent 1" w:semiHidden="0" w:uiPriority="68" w:unhideWhenUsed="0"/>
+    <w:lsdException w:name="Medium Grid 3 Accent 1" w:semiHidden="0" w:uiPriority="69" w:unhideWhenUsed="0"/>
+    <w:lsdException w:name="Dark List Accent 1" w:semiHidden="0" w:uiPriority="70" w:unhideWhenUsed="0"/>
+    <w:lsdException w:name="Colorful Shading Accent 1" w:semiHidden="0" w:uiPriority="71" w:unhideWhenUsed="0"/>
+    <w:lsdException w:name="Colorful List Accent 1" w:semiHidden="0" w:uiPriority="72" w:unhideWhenUsed="0"/>
+    <w:lsdException w:name="Colorful Grid Accent 1" w:semiHidden="0" w:uiPriority="73" w:unhideWhenUsed="0"/>
+    <w:lsdException w:name="Light Shading Accent 2" w:semiHidden="0" w:uiPriority="60" w:unhideWhenUsed="0"/>
+    <w:lsdException w:name="Light List Accent 2" w:semiHidden="0" w:uiPriority="61" w:unhideWhenUsed="0"/>
+    <w:lsdException w:name="Light Grid Accent 2" w:semiHidden="0" w:uiPriority="62" w:unhideWhenUsed="0"/>
+    <w:lsdException w:name="Medium Shading 1 Accent 2" w:semiHidden="0" w:uiPriority="63" w:unhideWhenUsed="0"/>
+    <w:lsdException w:name="Medium Shading 2 Accent 2" w:semiHidden="0" w:uiPriority="64" w:unhideWhenUsed="0"/>
+    <w:lsdException w:name="Medium List 1 Accent 2" w:semiHidden="0" w:uiPriority="65" w:unhideWhenUsed="0"/>
+    <w:lsdException w:name="Medium List 2 Accent 2" w:semiHidden="0" w:uiPriority="66" w:unhideWhenUsed="0"/>
+    <w:lsdException w:name="Medium Grid 1 Accent 2" w:semiHidden="0" w:uiPriority="67" w:unhideWhenUsed="0"/>
+    <w:lsdException w:name="Medium Grid 2 Accent 2" w:semiHidden="0" w:uiPriority="68" w:unhideWhenUsed="0"/>
+    <w:lsdException w:name="Medium Grid 3 Accent 2" w:semiHidden="0" w:uiPriority="69" w:unhideWhenUsed="0"/>
+    <w:lsdException w:name="Dark List Accent 2" w:semiHidden="0" w:uiPriority="70" w:unhideWhenUsed="0"/>
+    <w:lsdException w:name="Colorful Shading Accent 2" w:semiHidden="0" w:uiPriority="71" w:unhideWhenUsed="0"/>
+    <w:lsdException w:name="Colorful List Accent 2" w:semiHidden="0" w:uiPriority="72" w:unhideWhenUsed="0"/>
+    <w:lsdException w:name="Colorful Grid Accent 2" w:semiHidden="0" w:uiPriority="73" w:unhideWhenUsed="0"/>
+    <w:lsdException w:name="Light Shading Accent 3" w:semiHidden="0" w:uiPriority="60" w:unhideWhenUsed="0"/>
+    <w:lsdException w:name="Light List Accent 3" w:semiHidden="0" w:uiPriority="61" w:unhideWhenUsed="0"/>
+    <w:lsdException w:name="Light Grid Accent 3" w:semiHidden="0" w:uiPriority="62" w:unhideWhenUsed="0"/>
+    <w:lsdException w:name="Medium Shading 1 Accent 3" w:semiHidden="0" w:uiPriority="63" w:unhideWhenUsed="0"/>
+    <w:lsdException w:name="Medium Shading 2 Accent 3" w:semiHidden="0" w:uiPriority="64" w:unhideWhenUsed="0"/>
+    <w:lsdException w:name="Medium List 1 Accent 3" w:semiHidden="0" w:uiPriority="65" w:unhideWhenUsed="0"/>
+    <w:lsdException w:name="Medium List 2 Accent 3" w:semiHidden="0" w:uiPriority="66" w:unhideWhenUsed="0"/>
+    <w:lsdException w:name="Medium Grid 1 Accent 3" w:semiHidden="0" w:uiPriority="67" w:unhideWhenUsed="0"/>
+    <w:lsdException w:name="Medium Grid 2 Accent 3" w:semiHidden="0" w:uiPriority="68" w:unhideWhenUsed="0"/>
+    <w:lsdException w:name="Medium Grid 3 Accent 3" w:semiHidden="0" w:uiPriority="69" w:unhideWhenUsed="0"/>
+    <w:lsdException w:name="Dark List Accent 3" w:semiHidden="0" w:uiPriority="70" w:unhideWhenUsed="0"/>
+    <w:lsdException w:name="Colorful Shading Accent 3" w:semiHidden="0" w:uiPriority="71" w:unhideWhenUsed="0"/>
+    <w:lsdException w:name="Colorful List Accent 3" w:semiHidden="0" w:uiPriority="72" w:unhideWhenUsed="0"/>
+    <w:lsdException w:name="Colorful Grid Accent 3" w:semiHidden="0" w:uiPriority="73" w:unhideWhenUsed="0"/>
+    <w:lsdException w:name="Light Shading Accent 4" w:semiHidden="0" w:uiPriority="60" w:unhideWhenUsed="0"/>
+    <w:lsdException w:name="Light List Accent 4" w:semiHidden="0" w:uiPriority="61" w:unhideWhenUsed="0"/>
+    <w:lsdException w:name="Light Grid Accent 4" w:semiHidden="0" w:uiPriority="62" w:unhideWhenUsed="0"/>
+    <w:lsdException w:name="Medium Shading 1 Accent 4" w:semiHidden="0" w:uiPriority="63" w:unhideWhenUsed="0"/>
+    <w:lsdException w:name="Medium Shading 2 Accent 4" w:semiHidden="0" w:uiPriority="64" w:unhideWhenUsed="0"/>
+    <w:lsdException w:name="Medium List 1 Accent 4" w:semiHidden="0" w:uiPriority="65" w:unhideWhenUsed="0"/>
+    <w:lsdException w:name="Medium List 2 Accent 4" w:semiHidden="0" w:uiPriority="66" w:unhideWhenUsed="0"/>
+    <w:lsdException w:name="Medium Grid 1 Accent 4" w:semiHidden="0" w:uiPriority="67" w:unhideWhenUsed="0"/>
+    <w:lsdException w:name="Medium Grid 2 Accent 4" w:semiHidden="0" w:uiPriority="68" w:unhideWhenUsed="0"/>
+    <w:lsdException w:name="Medium Grid 3 Accent 4" w:semiHidden="0" w:uiPriority="69" w:unhideWhenUsed="0"/>
+    <w:lsdException w:name="Dark List Accent 4" w:semiHidden="0" w:uiPriority="70" w:unhideWhenUsed="0"/>
+    <w:lsdException w:name="Colorful Shading Accent 4" w:semiHidden="0" w:uiPriority="71" w:unhideWhenUsed="0"/>
+    <w:lsdException w:name="Colorful List Accent 4" w:semiHidden="0" w:uiPriority="72" w:unhideWhenUsed="0"/>
+    <w:lsdException w:name="Colorful Grid Accent 4" w:semiHidden="0" w:uiPriority="73" w:unhideWhenUsed="0"/>
+    <w:lsdException w:name="Light Shading Accent 5" w:semiHidden="0" w:uiPriority="60" w:unhideWhenUsed="0"/>
+    <w:lsdException w:name="Light List Accent 5" w:semiHidden="0" w:uiPriority="61" w:unhideWhenUsed="0"/>
+    <w:lsdException w:name="Light Grid Accent 5" w:semiHidden="0" w:uiPriority="62" w:unhideWhenUsed="0"/>
+    <w:lsdException w:name="Medium Shading 1 Accent 5" w:semiHidden="0" w:uiPriority="63" w:unhideWhenUsed="0"/>
+    <w:lsdException w:name="Medium Shading 2 Accent 5" w:semiHidden="0" w:uiPriority="64" w:unhideWhenUsed="0"/>
+    <w:lsdException w:name="Medium List 1 Accent 5" w:semiHidden="0" w:uiPriority="65" w:unhideWhenUsed="0"/>
+    <w:lsdException w:name="Medium List 2 Accent 5" w:semiHidden="0" w:uiPriority="66" w:unhideWhenUsed="0"/>
+    <w:lsdException w:name="Medium Grid 1 Accent 5" w:semiHidden="0" w:uiPriority="67" w:unhideWhenUsed="0"/>
+    <w:lsdException w:name="Medium Grid 2 Accent 5" w:semiHidden="0" w:uiPriority="68" w:unhideWhenUsed="0"/>
+    <w:lsdException w:name="Medium Grid 3 Accent 5" w:semiHidden="0" w:uiPriority="69" w:unhideWhenUsed="0"/>
+    <w:lsdException w:name="Dark List Accent 5" w:semiHidden="0" w:uiPriority="70" w:unhideWhenUsed="0"/>
+    <w:lsdException w:name="Colorful Shading Accent 5" w:semiHidden="0" w:uiPriority="71" w:unhideWhenUsed="0"/>
+    <w:lsdException w:name="Colorful List Accent 5" w:semiHidden="0" w:uiPriority="72" w:unhideWhenUsed="0"/>
+    <w:lsdException w:name="Colorful Grid Accent 5" w:semiHidden="0" w:uiPriority="73" w:unhideWhenUsed="0"/>
+    <w:lsdException w:name="Light Shading Accent 6" w:semiHidden="0" w:uiPriority="60" w:unhideWhenUsed="0"/>
+    <w:lsdException w:name="Light List Accent 6" w:semiHidden="0" w:uiPriority="61" w:unhideWhenUsed="0"/>
+    <w:lsdException w:name="Light Grid Accent 6" w:semiHidden="0" w:uiPriority="62" w:unhideWhenUsed="0"/>
+    <w:lsdException w:name="Medium Shading 1 Accent 6" w:semiHidden="0" w:uiPriority="63" w:unhideWhenUsed="0"/>
+    <w:lsdException w:name="Medium Shading 2 Accent 6" w:semiHidden="0" w:uiPriority="64" w:unhideWhenUsed="0"/>
+    <w:lsdException w:name="Medium List 1 Accent 6" w:semiHidden="0" w:uiPriority="65" w:unhideWhenUsed="0"/>
+    <w:lsdException w:name="Medium List 2 Accent 6" w:semiHidden="0" w:uiPriority="66" w:unhideWhenUsed="0"/>
+    <w:lsdException w:name="Medium Grid 1 Accent 6" w:semiHidden="0" w:uiPriority="67" w:unhideWhenUsed="0"/>
+    <w:lsdException w:name="Medium Grid 2 Accent 6" w:semiHidden="0" w:uiPriority="68" w:unhideWhenUsed="0"/>
+    <w:lsdException w:name="Medium Grid 3 Accent 6" w:semiHidden="0" w:uiPriority="69" w:unhideWhenUsed="0"/>
+    <w:lsdException w:name="Dark List Accent 6" w:semiHidden="0" w:uiPriority="70" w:unhideWhenUsed="0"/>
+    <w:lsdException w:name="Colorful Shading Accent 6" w:semiHidden="0" w:uiPriority="71" w:unhideWhenUsed="0"/>
+    <w:lsdException w:name="Colorful List Accent 6" w:semiHidden="0" w:uiPriority="72" w:unhideWhenUsed="0"/>
+    <w:lsdException w:name="Colorful Grid Accent 6" w:semiHidden="0" w:uiPriority="73" w:unhideWhenUsed="0"/>
+    <w:lsdException w:name="Subtle Emphasis" w:semiHidden="0" w:uiPriority="19" w:unhideWhenUsed="0" w:qFormat="1"/>
+    <w:lsdException w:name="Intense Emphasis" w:semiHidden="0" w:uiPriority="21" w:unhideWhenUsed="0" w:qFormat="1"/>
+    <w:lsdException w:name="Subtle Reference" w:semiHidden="0" w:uiPriority="31" w:unhideWhenUsed="0" w:qFormat="1"/>
+    <w:lsdException w:name="Intense Reference" w:semiHidden="0" w:uiPriority="32" w:unhideWhenUsed="0" w:qFormat="1"/>
+    <w:lsdException w:name="Book Title" w:semiHidden="0" w:uiPriority="33" w:unhideWhenUsed="0" w:qFormat="1"/>
+    <w:lsdException w:name="Bibliography" w:uiPriority="37"/>
+    <w:lsdException w:name="TOC Heading" w:uiPriority="39" w:qFormat="1"/>
+  </w:latentStyles>
+  <w:style w:type="paragraph" w:default="1" w:styleId="Normal">
+    <w:name w:val="Normal"/>
+    <w:qFormat/>
+    <w:rsid w:val="003117F4"/>
+    <w:pPr>
+      <w:spacing w:after="120" w:line="360" w:lineRule="auto"/>
+      <w:ind w:firstLine="709"/>
+      <w:jc w:val="both"/>
+    </w:pPr>
+    <w:rPr>
+      <w:rFonts w:ascii="Arial" w:hAnsi="Arial"/>
+      <w:sz w:val="24"/>
+    </w:rPr>
+  </w:style>
+  <w:style w:type="paragraph" w:styleId="Ttulo1">
+    <w:name w:val="heading 1"/>
+    <w:basedOn w:val="Normal"/>
+    <w:next w:val="Normal"/>
+    <w:link w:val="Ttulo1Char"/>
+    <w:uiPriority w:val="9"/>
+    <w:qFormat/>
+    <w:rsid w:val="000D6B4F"/>
+    <w:pPr>
+      <w:keepNext/>
+      <w:keepLines/>
+      <w:numPr>
+        <w:numId w:val="1"/>
+      </w:numPr>
+      <w:spacing w:after="300" w:line="240" w:lineRule="auto"/>
+      <w:ind w:left="360"/>
+      <w:jc w:val="left"/>
+      <w:outlineLvl w:val="0"/>
+    </w:pPr>
+    <w:rPr>
+      <w:rFonts w:eastAsiaTheme="majorEastAsia" w:cstheme="majorBidi"/>
+      <w:b/>
+      <w:szCs w:val="32"/>
+    </w:rPr>
+  </w:style>
+  <w:style w:type="paragraph" w:styleId="Ttulo2">
+    <w:name w:val="heading 2"/>
+    <w:basedOn w:val="Normal"/>
+    <w:next w:val="Normal"/>
+    <w:link w:val="Ttulo2Char"/>
+    <w:uiPriority w:val="9"/>
+    <w:unhideWhenUsed/>
+    <w:qFormat/>
+    <w:rsid w:val="000D6B4F"/>
+    <w:pPr>
+      <w:keepNext/>
+      <w:keepLines/>
+      <w:numPr>
+        <w:ilvl w:val="1"/>
+        <w:numId w:val="1"/>
+      </w:numPr>
+      <w:spacing w:before="300" w:after="300" w:line="240" w:lineRule="auto"/>
+      <w:ind w:left="390"/>
+      <w:jc w:val="left"/>
+      <w:outlineLvl w:val="1"/>
+    </w:pPr>
+    <w:rPr>
+      <w:rFonts w:eastAsiaTheme="majorEastAsia" w:cstheme="majorBidi"/>
+      <w:b/>
+      <w:szCs w:val="26"/>
+    </w:rPr>
+  </w:style>
+  <w:style w:type="paragraph" w:styleId="Ttulo3">
+    <w:name w:val="heading 3"/>
+    <w:basedOn w:val="Normal"/>
+    <w:next w:val="Normal"/>
+    <w:link w:val="Ttulo3Char"/>
+    <w:uiPriority w:val="9"/>
+    <w:unhideWhenUsed/>
+    <w:qFormat/>
+    <w:rsid w:val="000D6B4F"/>
+    <w:pPr>
+      <w:keepNext/>
+      <w:keepLines/>
+      <w:numPr>
+        <w:ilvl w:val="2"/>
+        <w:numId w:val="1"/>
+      </w:numPr>
+      <w:spacing w:before="300" w:after="300" w:line="240" w:lineRule="auto"/>
+      <w:ind w:left="720"/>
+      <w:jc w:val="left"/>
+      <w:outlineLvl w:val="2"/>
+    </w:pPr>
+    <w:rPr>
+      <w:rFonts w:eastAsiaTheme="majorEastAsia" w:cstheme="majorBidi"/>
+      <w:b/>
+      <w:szCs w:val="24"/>
+    </w:rPr>
+  </w:style>
+  <w:style w:type="paragraph" w:styleId="Ttulo4">
+    <w:name w:val="heading 4"/>
+    <w:basedOn w:val="Normal"/>
+    <w:next w:val="Normal"/>
+    <w:link w:val="Ttulo4Char"/>
+    <w:uiPriority w:val="9"/>
+    <w:unhideWhenUsed/>
+    <w:qFormat/>
+    <w:rsid w:val="000D6B4F"/>
+    <w:pPr>
+      <w:keepNext/>
+      <w:keepLines/>
+      <w:numPr>
+        <w:ilvl w:val="3"/>
+        <w:numId w:val="1"/>
+      </w:numPr>
+      <w:spacing w:before="300" w:after="300" w:line="240" w:lineRule="auto"/>
+      <w:ind w:left="720"/>
+      <w:jc w:val="left"/>
+      <w:outlineLvl w:val="3"/>
+    </w:pPr>
+    <w:rPr>
+      <w:rFonts w:eastAsiaTheme="majorEastAsia" w:cstheme="majorBidi"/>
+      <w:b/>
+      <w:iCs/>
+    </w:rPr>
+  </w:style>
+  <w:style w:type="paragraph" w:styleId="Ttulo5">
+    <w:name w:val="heading 5"/>
+    <w:basedOn w:val="Normal"/>
+    <w:next w:val="Normal"/>
+    <w:link w:val="Ttulo5Char"/>
+    <w:uiPriority w:val="9"/>
+    <w:unhideWhenUsed/>
+    <w:qFormat/>
+    <w:rsid w:val="00C64649"/>
+    <w:pPr>
+      <w:keepNext/>
+      <w:keepLines/>
+      <w:numPr>
+        <w:ilvl w:val="4"/>
+        <w:numId w:val="1"/>
+      </w:numPr>
+      <w:spacing w:before="300" w:after="300" w:line="240" w:lineRule="auto"/>
+      <w:ind w:left="0" w:firstLine="0"/>
+      <w:jc w:val="left"/>
+      <w:outlineLvl w:val="4"/>
+    </w:pPr>
+    <w:rPr>
+      <w:rFonts w:eastAsiaTheme="majorEastAsia" w:cstheme="majorBidi"/>
+      <w:b/>
+    </w:rPr>
+  </w:style>
+  <w:style w:type="character" w:default="1" w:styleId="Fontepargpadro">
+    <w:name w:val="Default Paragraph Font"/>
+    <w:uiPriority w:val="1"/>
+    <w:unhideWhenUsed/>
+  </w:style>
+  <w:style w:type="table" w:default="1" w:styleId="Tabelanormal">
+    <w:name w:val="Normal Table"/>
+    <w:uiPriority w:val="99"/>
+    <w:semiHidden/>
+    <w:unhideWhenUsed/>
+    <w:tblPr>
+      <w:tblInd w:w="0" w:type="dxa"/>
+      <w:tblCellMar>
+        <w:top w:w="0" w:type="dxa"/>
+        <w:left w:w="108" w:type="dxa"/>
+        <w:bottom w:w="0" w:type="dxa"/>
+        <w:right w:w="108" w:type="dxa"/>
+      </w:tblCellMar>
+    </w:tblPr>
+  </w:style>
+  <w:style w:type="numbering" w:default="1" w:styleId="Semlista">
+    <w:name w:val="No List"/>
+    <w:uiPriority w:val="99"/>
+    <w:semiHidden/>
+    <w:unhideWhenUsed/>
+  </w:style>
+  <w:style w:type="paragraph" w:styleId="Cabealho">
+    <w:name w:val="header"/>
+    <w:basedOn w:val="Normal"/>
+    <w:link w:val="CabealhoChar"/>
+    <w:uiPriority w:val="99"/>
+    <w:unhideWhenUsed/>
+    <w:rsid w:val="00822648"/>
+    <w:pPr>
+      <w:tabs>
+        <w:tab w:val="center" w:pos="4252"/>
+        <w:tab w:val="right" w:pos="8504"/>
+      </w:tabs>
+      <w:spacing w:after="0" w:line="240" w:lineRule="auto"/>
+    </w:pPr>
+  </w:style>
+  <w:style w:type="character" w:customStyle="1" w:styleId="CabealhoChar">
+    <w:name w:val="Cabeçalho Char"/>
+    <w:basedOn w:val="Fontepargpadro"/>
+    <w:link w:val="Cabealho"/>
+    <w:uiPriority w:val="99"/>
+    <w:rsid w:val="00822648"/>
+  </w:style>
+  <w:style w:type="paragraph" w:styleId="Rodap">
+    <w:name w:val="footer"/>
+    <w:basedOn w:val="Normal"/>
+    <w:link w:val="RodapChar"/>
+    <w:uiPriority w:val="99"/>
+    <w:unhideWhenUsed/>
+    <w:rsid w:val="00822648"/>
+    <w:pPr>
+      <w:tabs>
+        <w:tab w:val="center" w:pos="4252"/>
+        <w:tab w:val="right" w:pos="8504"/>
+      </w:tabs>
+      <w:spacing w:after="0" w:line="240" w:lineRule="auto"/>
+    </w:pPr>
+  </w:style>
+  <w:style w:type="character" w:customStyle="1" w:styleId="RodapChar">
+    <w:name w:val="Rodapé Char"/>
+    <w:basedOn w:val="Fontepargpadro"/>
+    <w:link w:val="Rodap"/>
+    <w:uiPriority w:val="99"/>
+    <w:rsid w:val="00822648"/>
+  </w:style>
+  <w:style w:type="paragraph" w:styleId="SemEspaamento">
+    <w:name w:val="No Spacing"/>
+    <w:aliases w:val="Pré-Textuais"/>
+    <w:uiPriority w:val="1"/>
+    <w:qFormat/>
+    <w:rsid w:val="00015E6F"/>
+    <w:pPr>
+      <w:spacing w:after="0" w:line="240" w:lineRule="auto"/>
+      <w:jc w:val="center"/>
+    </w:pPr>
+    <w:rPr>
+      <w:rFonts w:ascii="Arial" w:hAnsi="Arial"/>
+      <w:b/>
+      <w:sz w:val="28"/>
+    </w:rPr>
+  </w:style>
+  <w:style w:type="character" w:customStyle="1" w:styleId="Ttulo1Char">
+    <w:name w:val="Título 1 Char"/>
+    <w:basedOn w:val="Fontepargpadro"/>
+    <w:link w:val="Ttulo1"/>
+    <w:uiPriority w:val="9"/>
+    <w:rsid w:val="000D6B4F"/>
+    <w:rPr>
+      <w:rFonts w:ascii="Arial" w:eastAsiaTheme="majorEastAsia" w:hAnsi="Arial" w:cstheme="majorBidi"/>
+      <w:b/>
+      <w:sz w:val="24"/>
+      <w:szCs w:val="32"/>
+    </w:rPr>
+  </w:style>
+  <w:style w:type="character" w:customStyle="1" w:styleId="Ttulo2Char">
+    <w:name w:val="Título 2 Char"/>
+    <w:basedOn w:val="Fontepargpadro"/>
+    <w:link w:val="Ttulo2"/>
+    <w:uiPriority w:val="9"/>
+    <w:rsid w:val="000D6B4F"/>
+    <w:rPr>
+      <w:rFonts w:ascii="Arial" w:eastAsiaTheme="majorEastAsia" w:hAnsi="Arial" w:cstheme="majorBidi"/>
+      <w:b/>
+      <w:sz w:val="24"/>
+      <w:szCs w:val="26"/>
+    </w:rPr>
+  </w:style>
+  <w:style w:type="character" w:customStyle="1" w:styleId="Ttulo3Char">
+    <w:name w:val="Título 3 Char"/>
+    <w:basedOn w:val="Fontepargpadro"/>
+    <w:link w:val="Ttulo3"/>
+    <w:uiPriority w:val="9"/>
+    <w:rsid w:val="000D6B4F"/>
+    <w:rPr>
+      <w:rFonts w:ascii="Arial" w:eastAsiaTheme="majorEastAsia" w:hAnsi="Arial" w:cstheme="majorBidi"/>
+      <w:b/>
+      <w:sz w:val="24"/>
+      <w:szCs w:val="24"/>
+    </w:rPr>
+  </w:style>
+  <w:style w:type="character" w:customStyle="1" w:styleId="Ttulo4Char">
+    <w:name w:val="Título 4 Char"/>
+    <w:basedOn w:val="Fontepargpadro"/>
+    <w:link w:val="Ttulo4"/>
+    <w:uiPriority w:val="9"/>
+    <w:rsid w:val="000D6B4F"/>
+    <w:rPr>
+      <w:rFonts w:ascii="Arial" w:eastAsiaTheme="majorEastAsia" w:hAnsi="Arial" w:cstheme="majorBidi"/>
+      <w:b/>
+      <w:iCs/>
+      <w:sz w:val="24"/>
+    </w:rPr>
+  </w:style>
+  <w:style w:type="character" w:customStyle="1" w:styleId="Ttulo5Char">
+    <w:name w:val="Título 5 Char"/>
+    <w:basedOn w:val="Fontepargpadro"/>
+    <w:link w:val="Ttulo5"/>
+    <w:uiPriority w:val="9"/>
+    <w:rsid w:val="00C64649"/>
+    <w:rPr>
+      <w:rFonts w:ascii="Arial" w:eastAsiaTheme="majorEastAsia" w:hAnsi="Arial" w:cstheme="majorBidi"/>
+      <w:b/>
+      <w:sz w:val="24"/>
+    </w:rPr>
+  </w:style>
+  <w:style w:type="paragraph" w:styleId="CabealhodoSumrio">
+    <w:name w:val="TOC Heading"/>
+    <w:basedOn w:val="Ttulo1"/>
+    <w:next w:val="Normal"/>
+    <w:uiPriority w:val="39"/>
+    <w:unhideWhenUsed/>
+    <w:qFormat/>
+    <w:rsid w:val="007459DD"/>
+    <w:pPr>
+      <w:numPr>
+        <w:numId w:val="0"/>
+      </w:numPr>
+      <w:spacing w:before="240" w:after="0" w:line="259" w:lineRule="auto"/>
+      <w:outlineLvl w:val="9"/>
+    </w:pPr>
+    <w:rPr>
+      <w:rFonts w:asciiTheme="majorHAnsi" w:hAnsiTheme="majorHAnsi"/>
+      <w:b w:val="0"/>
+      <w:color w:val="2E74B5" w:themeColor="accent1" w:themeShade="BF"/>
+      <w:sz w:val="32"/>
+      <w:lang w:eastAsia="pt-BR"/>
+    </w:rPr>
+  </w:style>
+  <w:style w:type="paragraph" w:styleId="Sumrio1">
+    <w:name w:val="toc 1"/>
+    <w:basedOn w:val="Normal"/>
+    <w:next w:val="Normal"/>
+    <w:autoRedefine/>
+    <w:uiPriority w:val="39"/>
+    <w:unhideWhenUsed/>
+    <w:rsid w:val="007459DD"/>
+    <w:pPr>
+      <w:tabs>
+        <w:tab w:val="left" w:pos="1418"/>
+        <w:tab w:val="right" w:leader="dot" w:pos="9061"/>
+      </w:tabs>
+      <w:spacing w:after="100"/>
+      <w:ind w:firstLine="0"/>
+    </w:pPr>
+  </w:style>
+  <w:style w:type="paragraph" w:styleId="Sumrio2">
+    <w:name w:val="toc 2"/>
+    <w:basedOn w:val="Normal"/>
+    <w:next w:val="Normal"/>
+    <w:autoRedefine/>
+    <w:uiPriority w:val="39"/>
+    <w:unhideWhenUsed/>
+    <w:rsid w:val="007459DD"/>
+    <w:pPr>
+      <w:tabs>
+        <w:tab w:val="left" w:pos="1418"/>
+        <w:tab w:val="right" w:leader="dot" w:pos="9061"/>
+      </w:tabs>
+      <w:spacing w:after="100"/>
+      <w:ind w:left="240" w:hanging="240"/>
+    </w:pPr>
+  </w:style>
+  <w:style w:type="paragraph" w:styleId="Sumrio3">
+    <w:name w:val="toc 3"/>
+    <w:basedOn w:val="Normal"/>
+    <w:next w:val="Normal"/>
+    <w:autoRedefine/>
+    <w:uiPriority w:val="39"/>
+    <w:unhideWhenUsed/>
+    <w:rsid w:val="007459DD"/>
+    <w:pPr>
+      <w:tabs>
+        <w:tab w:val="left" w:pos="1418"/>
+        <w:tab w:val="right" w:leader="dot" w:pos="9061"/>
+      </w:tabs>
+      <w:spacing w:after="100"/>
+      <w:ind w:left="480" w:hanging="480"/>
+    </w:pPr>
+  </w:style>
+  <w:style w:type="character" w:styleId="Hyperlink">
+    <w:name w:val="Hyperlink"/>
+    <w:basedOn w:val="Fontepargpadro"/>
+    <w:uiPriority w:val="99"/>
+    <w:unhideWhenUsed/>
+    <w:rsid w:val="007459DD"/>
+    <w:rPr>
+      <w:color w:val="0563C1" w:themeColor="hyperlink"/>
+      <w:u w:val="single"/>
+    </w:rPr>
+  </w:style>
+  <w:style w:type="paragraph" w:styleId="Sumrio4">
+    <w:name w:val="toc 4"/>
+    <w:basedOn w:val="Normal"/>
+    <w:next w:val="Normal"/>
+    <w:autoRedefine/>
+    <w:uiPriority w:val="39"/>
+    <w:unhideWhenUsed/>
+    <w:rsid w:val="007459DD"/>
+    <w:pPr>
+      <w:tabs>
+        <w:tab w:val="left" w:pos="1418"/>
+        <w:tab w:val="right" w:leader="dot" w:pos="9061"/>
+      </w:tabs>
+      <w:spacing w:after="100"/>
+      <w:ind w:left="720" w:hanging="720"/>
+    </w:pPr>
+  </w:style>
+  <w:style w:type="paragraph" w:styleId="Sumrio5">
+    <w:name w:val="toc 5"/>
+    <w:basedOn w:val="Normal"/>
+    <w:next w:val="Normal"/>
+    <w:autoRedefine/>
+    <w:uiPriority w:val="39"/>
+    <w:unhideWhenUsed/>
+    <w:rsid w:val="001F1DC6"/>
+    <w:pPr>
+      <w:tabs>
+        <w:tab w:val="left" w:pos="1418"/>
+        <w:tab w:val="right" w:leader="dot" w:pos="9061"/>
+      </w:tabs>
+      <w:spacing w:after="100"/>
+      <w:ind w:firstLine="0"/>
+    </w:pPr>
+  </w:style>
+  <w:style w:type="character" w:styleId="Forte">
+    <w:name w:val="Strong"/>
+    <w:basedOn w:val="Fontepargpadro"/>
+    <w:uiPriority w:val="22"/>
+    <w:qFormat/>
+    <w:rsid w:val="00C91FA4"/>
+    <w:rPr>
+      <w:b/>
+      <w:bCs/>
+    </w:rPr>
+  </w:style>
+  <w:style w:type="character" w:styleId="nfase">
+    <w:name w:val="Emphasis"/>
+    <w:basedOn w:val="Fontepargpadro"/>
+    <w:uiPriority w:val="20"/>
+    <w:qFormat/>
+    <w:rsid w:val="00C91FA4"/>
+    <w:rPr>
+      <w:i/>
+      <w:iCs/>
+    </w:rPr>
+  </w:style>
+  <w:style w:type="paragraph" w:styleId="Citao">
+    <w:name w:val="Quote"/>
+    <w:basedOn w:val="Normal"/>
+    <w:next w:val="Normal"/>
+    <w:link w:val="CitaoChar"/>
+    <w:uiPriority w:val="29"/>
+    <w:qFormat/>
+    <w:rsid w:val="007320C2"/>
+    <w:pPr>
+      <w:spacing w:before="120" w:line="240" w:lineRule="auto"/>
+      <w:ind w:left="2268" w:firstLine="0"/>
+    </w:pPr>
+    <w:rPr>
+      <w:iCs/>
+      <w:color w:val="404040" w:themeColor="text1" w:themeTint="BF"/>
+      <w:sz w:val="20"/>
+    </w:rPr>
+  </w:style>
+  <w:style w:type="character" w:customStyle="1" w:styleId="CitaoChar">
+    <w:name w:val="Citação Char"/>
+    <w:basedOn w:val="Fontepargpadro"/>
+    <w:link w:val="Citao"/>
+    <w:uiPriority w:val="29"/>
+    <w:rsid w:val="007320C2"/>
+    <w:rPr>
+      <w:rFonts w:ascii="Arial" w:hAnsi="Arial"/>
+      <w:iCs/>
+      <w:color w:val="404040" w:themeColor="text1" w:themeTint="BF"/>
+      <w:sz w:val="20"/>
+    </w:rPr>
+  </w:style>
+  <w:style w:type="paragraph" w:customStyle="1" w:styleId="Fonteeimagem">
+    <w:name w:val="Fonte e imagem"/>
+    <w:basedOn w:val="Normal"/>
+    <w:link w:val="FonteeimagemChar"/>
+    <w:qFormat/>
+    <w:rsid w:val="00D05889"/>
+    <w:pPr>
+      <w:spacing w:before="120" w:line="240" w:lineRule="auto"/>
+      <w:ind w:firstLine="0"/>
+      <w:jc w:val="center"/>
+    </w:pPr>
+    <w:rPr>
+      <w:sz w:val="20"/>
+    </w:rPr>
+  </w:style>
+  <w:style w:type="table" w:styleId="Tabelacomgrade">
+    <w:name w:val="Table Grid"/>
+    <w:basedOn w:val="Tabelanormal"/>
+    <w:uiPriority w:val="39"/>
+    <w:rsid w:val="000019A0"/>
+    <w:pPr>
+      <w:spacing w:after="0" w:line="240" w:lineRule="auto"/>
+    </w:pPr>
+    <w:tblPr>
+      <w:tblInd w:w="0" w:type="dxa"/>
+      <w:tblBorders>
+        <w:top w:val="single" w:sz="4" w:space="0" w:color="auto"/>
+        <w:left w:val="single" w:sz="4" w:space="0" w:color="auto"/>
+        <w:bottom w:val="single" w:sz="4" w:space="0" w:color="auto"/>
+        <w:right w:val="single" w:sz="4" w:space="0" w:color="auto"/>
+        <w:insideH w:val="single" w:sz="4" w:space="0" w:color="auto"/>
+        <w:insideV w:val="single" w:sz="4" w:space="0" w:color="auto"/>
+      </w:tblBorders>
+      <w:tblCellMar>
+        <w:top w:w="0" w:type="dxa"/>
+        <w:left w:w="108" w:type="dxa"/>
+        <w:bottom w:w="0" w:type="dxa"/>
+        <w:right w:w="108" w:type="dxa"/>
+      </w:tblCellMar>
+    </w:tblPr>
+  </w:style>
+  <w:style w:type="character" w:customStyle="1" w:styleId="FonteeimagemChar">
+    <w:name w:val="Fonte e imagem Char"/>
+    <w:basedOn w:val="Fontepargpadro"/>
+    <w:link w:val="Fonteeimagem"/>
+    <w:rsid w:val="00D05889"/>
+    <w:rPr>
+      <w:rFonts w:ascii="Arial" w:hAnsi="Arial"/>
+      <w:sz w:val="20"/>
+    </w:rPr>
+  </w:style>
+  <w:style w:type="paragraph" w:styleId="Legenda">
+    <w:name w:val="caption"/>
+    <w:basedOn w:val="Normal"/>
+    <w:next w:val="Normal"/>
+    <w:uiPriority w:val="35"/>
+    <w:unhideWhenUsed/>
+    <w:qFormat/>
+    <w:rsid w:val="009922EE"/>
+    <w:pPr>
+      <w:spacing w:before="120" w:line="240" w:lineRule="auto"/>
+      <w:ind w:firstLine="0"/>
+      <w:jc w:val="center"/>
+    </w:pPr>
+    <w:rPr>
+      <w:b/>
+      <w:iCs/>
+      <w:sz w:val="20"/>
+      <w:szCs w:val="18"/>
+    </w:rPr>
+  </w:style>
+  <w:style w:type="paragraph" w:styleId="ndicedeilustraes">
+    <w:name w:val="table of figures"/>
+    <w:basedOn w:val="Normal"/>
+    <w:next w:val="Normal"/>
+    <w:uiPriority w:val="99"/>
+    <w:unhideWhenUsed/>
+    <w:rsid w:val="005C1402"/>
+    <w:pPr>
+      <w:spacing w:after="0"/>
+    </w:pPr>
+  </w:style>
+  <w:style w:type="paragraph" w:styleId="NormalWeb">
+    <w:name w:val="Normal (Web)"/>
+    <w:basedOn w:val="Normal"/>
+    <w:uiPriority w:val="99"/>
+    <w:unhideWhenUsed/>
+    <w:rsid w:val="00B96C46"/>
+    <w:pPr>
+      <w:spacing w:before="100" w:beforeAutospacing="1" w:after="100" w:afterAutospacing="1" w:line="240" w:lineRule="auto"/>
+      <w:ind w:firstLine="0"/>
+      <w:jc w:val="left"/>
+    </w:pPr>
+    <w:rPr>
+      <w:rFonts w:ascii="Times New Roman" w:eastAsia="Times New Roman" w:hAnsi="Times New Roman" w:cs="Times New Roman"/>
+      <w:szCs w:val="24"/>
+      <w:lang w:eastAsia="pt-BR"/>
+    </w:rPr>
+  </w:style>
+  <w:style w:type="paragraph" w:styleId="Textodebalo">
+    <w:name w:val="Balloon Text"/>
+    <w:basedOn w:val="Normal"/>
+    <w:link w:val="TextodebaloChar"/>
+    <w:uiPriority w:val="99"/>
+    <w:semiHidden/>
+    <w:unhideWhenUsed/>
+    <w:rsid w:val="00B11816"/>
+    <w:pPr>
+      <w:spacing w:after="0" w:line="240" w:lineRule="auto"/>
+    </w:pPr>
+    <w:rPr>
+      <w:rFonts w:ascii="Tahoma" w:hAnsi="Tahoma" w:cs="Tahoma"/>
+      <w:sz w:val="16"/>
+      <w:szCs w:val="16"/>
+    </w:rPr>
+  </w:style>
+  <w:style w:type="character" w:customStyle="1" w:styleId="TextodebaloChar">
+    <w:name w:val="Texto de balão Char"/>
+    <w:basedOn w:val="Fontepargpadro"/>
+    <w:link w:val="Textodebalo"/>
+    <w:uiPriority w:val="99"/>
+    <w:semiHidden/>
+    <w:rsid w:val="00B11816"/>
+    <w:rPr>
+      <w:rFonts w:ascii="Tahoma" w:hAnsi="Tahoma" w:cs="Tahoma"/>
+      <w:sz w:val="16"/>
+      <w:szCs w:val="16"/>
+    </w:rPr>
+  </w:style>
+  <w:style w:type="character" w:customStyle="1" w:styleId="whitespace-normal">
+    <w:name w:val="whitespace-normal"/>
+    <w:basedOn w:val="Fontepargpadro"/>
+    <w:rsid w:val="002848DF"/>
+  </w:style>
+  <w:style w:type="character" w:styleId="TtulodoLivro">
+    <w:name w:val="Book Title"/>
+    <w:basedOn w:val="Fontepargpadro"/>
+    <w:uiPriority w:val="33"/>
+    <w:qFormat/>
+    <w:rsid w:val="00E53E62"/>
+    <w:rPr>
+      <w:b/>
+      <w:bCs/>
+      <w:i/>
+      <w:iCs/>
+      <w:spacing w:val="5"/>
+    </w:rPr>
+  </w:style>
+  <w:style w:type="character" w:customStyle="1" w:styleId="UnresolvedMention">
+    <w:name w:val="Unresolved Mention"/>
+    <w:basedOn w:val="Fontepargpadro"/>
+    <w:uiPriority w:val="99"/>
+    <w:semiHidden/>
+    <w:unhideWhenUsed/>
+    <w:rsid w:val="00D51F65"/>
+    <w:rPr>
+      <w:color w:val="605E5C"/>
+      <w:shd w:val="clear" w:color="auto" w:fill="E1DFDD"/>
+    </w:rPr>
+  </w:style>
+  <w:style w:type="paragraph" w:styleId="PargrafodaLista">
+    <w:name w:val="List Paragraph"/>
+    <w:basedOn w:val="Normal"/>
+    <w:uiPriority w:val="34"/>
+    <w:qFormat/>
+    <w:rsid w:val="00DF46E7"/>
+    <w:pPr>
+      <w:ind w:left="720"/>
+      <w:contextualSpacing/>
+    </w:pPr>
   </w:style>
 </w:styles>
 </file>
@@ -7199,7 +11117,7 @@
   <a:extraClrSchemeLst/>
   <a:extLst>
     <a:ext uri="{05A4C25C-085E-4340-85A3-A5531E510DB2}">
-      <thm15:themeFamily xmlns:thm15="http://schemas.microsoft.com/office/thememl/2012/main" name="Office Theme" id="{62F939B6-93AF-4DB8-9C6B-D6C7DFDC589F}" vid="{4A3C46E8-61CC-4603-A589-7422A47A8E4A}"/>
+      <thm15:themeFamily xmlns:thm15="http://schemas.microsoft.com/office/thememl/2012/main" xmlns="" name="Office Theme" id="{62F939B6-93AF-4DB8-9C6B-D6C7DFDC589F}" vid="{4A3C46E8-61CC-4603-A589-7422A47A8E4A}"/>
     </a:ext>
   </a:extLst>
 </a:theme>
@@ -7210,7 +11128,7 @@
 </file>
 
 <file path=customXml/itemProps1.xml><?xml version="1.0" encoding="utf-8"?>
-<ds:datastoreItem xmlns:ds="http://schemas.openxmlformats.org/officeDocument/2006/customXml" ds:itemID="{327AE994-960B-414E-8D8E-A51910C2BCB7}">
+<ds:datastoreItem xmlns:ds="http://schemas.openxmlformats.org/officeDocument/2006/customXml" ds:itemID="{4EABFAEC-440F-4BA5-8511-2B0CE2EE5DB8}">
   <ds:schemaRefs>
     <ds:schemaRef ds:uri="http://schemas.openxmlformats.org/officeDocument/2006/bibliography"/>
   </ds:schemaRefs>

--- a/ABNT TCC - ShowMe.docx
+++ b/ABNT TCC - ShowMe.docx
@@ -1,6 +1,6 @@
 
 <file path=word/document.xml><?xml version="1.0" encoding="utf-8"?>
-<w:document xmlns:wpc="http://schemas.microsoft.com/office/word/2010/wordprocessingCanvas" xmlns:mc="http://schemas.openxmlformats.org/markup-compatibility/2006" xmlns:o="urn:schemas-microsoft-com:office:office" xmlns:r="http://schemas.openxmlformats.org/officeDocument/2006/relationships" xmlns:m="http://schemas.openxmlformats.org/officeDocument/2006/math" xmlns:v="urn:schemas-microsoft-com:vml" xmlns:wp14="http://schemas.microsoft.com/office/word/2010/wordprocessingDrawing" xmlns:wp="http://schemas.openxmlformats.org/drawingml/2006/wordprocessingDrawing" xmlns:w10="urn:schemas-microsoft-com:office:word" xmlns:w="http://schemas.openxmlformats.org/wordprocessingml/2006/main" xmlns:w14="http://schemas.microsoft.com/office/word/2010/wordml" xmlns:wpg="http://schemas.microsoft.com/office/word/2010/wordprocessingGroup" xmlns:wpi="http://schemas.microsoft.com/office/word/2010/wordprocessingInk" xmlns:wne="http://schemas.microsoft.com/office/word/2006/wordml" xmlns:wps="http://schemas.microsoft.com/office/word/2010/wordprocessingShape" mc:Ignorable="w14 wp14">
+<w:document xmlns:wpc="http://schemas.microsoft.com/office/word/2010/wordprocessingCanvas" xmlns:cx="http://schemas.microsoft.com/office/drawing/2014/chartex" xmlns:cx1="http://schemas.microsoft.com/office/drawing/2015/9/8/chartex" xmlns:cx2="http://schemas.microsoft.com/office/drawing/2015/10/21/chartex" xmlns:cx3="http://schemas.microsoft.com/office/drawing/2016/5/9/chartex" xmlns:cx4="http://schemas.microsoft.com/office/drawing/2016/5/10/chartex" xmlns:cx5="http://schemas.microsoft.com/office/drawing/2016/5/11/chartex" xmlns:cx6="http://schemas.microsoft.com/office/drawing/2016/5/12/chartex" xmlns:cx7="http://schemas.microsoft.com/office/drawing/2016/5/13/chartex" xmlns:cx8="http://schemas.microsoft.com/office/drawing/2016/5/14/chartex" xmlns:mc="http://schemas.openxmlformats.org/markup-compatibility/2006" xmlns:aink="http://schemas.microsoft.com/office/drawing/2016/ink" xmlns:am3d="http://schemas.microsoft.com/office/drawing/2017/model3d" xmlns:o="urn:schemas-microsoft-com:office:office" xmlns:oel="http://schemas.microsoft.com/office/2019/extlst" xmlns:r="http://schemas.openxmlformats.org/officeDocument/2006/relationships" xmlns:m="http://schemas.openxmlformats.org/officeDocument/2006/math" xmlns:v="urn:schemas-microsoft-com:vml" xmlns:wp14="http://schemas.microsoft.com/office/word/2010/wordprocessingDrawing" xmlns:wp="http://schemas.openxmlformats.org/drawingml/2006/wordprocessingDrawing" xmlns:w10="urn:schemas-microsoft-com:office:word" xmlns:w="http://schemas.openxmlformats.org/wordprocessingml/2006/main" xmlns:w14="http://schemas.microsoft.com/office/word/2010/wordml" xmlns:w15="http://schemas.microsoft.com/office/word/2012/wordml" xmlns:w16cex="http://schemas.microsoft.com/office/word/2018/wordml/cex" xmlns:w16cid="http://schemas.microsoft.com/office/word/2016/wordml/cid" xmlns:w16="http://schemas.microsoft.com/office/word/2018/wordml" xmlns:w16sdtdh="http://schemas.microsoft.com/office/word/2020/wordml/sdtdatahash" xmlns:w16se="http://schemas.microsoft.com/office/word/2015/wordml/symex" xmlns:wpg="http://schemas.microsoft.com/office/word/2010/wordprocessingGroup" xmlns:wpi="http://schemas.microsoft.com/office/word/2010/wordprocessingInk" xmlns:wne="http://schemas.microsoft.com/office/word/2006/wordml" xmlns:wps="http://schemas.microsoft.com/office/word/2010/wordprocessingShape" mc:Ignorable="w14 w15 w16se w16cid w16 w16cex w16sdtdh wp14">
   <w:body>
     <w:p>
       <w:pPr>
@@ -56,15 +56,7 @@
         <w:pStyle w:val="SemEspaamento"/>
       </w:pPr>
       <w:r>
-        <w:t xml:space="preserve">Paola </w:t>
-      </w:r>
-      <w:proofErr w:type="spellStart"/>
-      <w:r>
-        <w:t>Onório</w:t>
-      </w:r>
-      <w:proofErr w:type="spellEnd"/>
-      <w:r>
-        <w:t xml:space="preserve"> </w:t>
+        <w:t xml:space="preserve">Paola Onório </w:t>
       </w:r>
       <w:proofErr w:type="spellStart"/>
       <w:r>
@@ -161,15 +153,7 @@
         <w:pStyle w:val="SemEspaamento"/>
       </w:pPr>
       <w:r>
-        <w:t xml:space="preserve">Paola </w:t>
-      </w:r>
-      <w:proofErr w:type="spellStart"/>
-      <w:r>
-        <w:t>Onório</w:t>
-      </w:r>
-      <w:proofErr w:type="spellEnd"/>
-      <w:r>
-        <w:t xml:space="preserve"> </w:t>
+        <w:t xml:space="preserve">Paola Onório </w:t>
       </w:r>
       <w:proofErr w:type="spellStart"/>
       <w:r>
@@ -2077,8 +2061,10 @@
             <w:rPr>
               <w:rFonts w:asciiTheme="minorHAnsi" w:eastAsiaTheme="minorEastAsia" w:hAnsiTheme="minorHAnsi"/>
               <w:noProof/>
-              <w:sz w:val="22"/>
+              <w:kern w:val="2"/>
+              <w:szCs w:val="24"/>
               <w:lang w:eastAsia="pt-BR"/>
+              <w14:ligatures w14:val="standardContextual"/>
             </w:rPr>
           </w:pPr>
           <w:r>
@@ -2090,7 +2076,7 @@
           <w:r>
             <w:fldChar w:fldCharType="separate"/>
           </w:r>
-          <w:hyperlink w:anchor="_Toc237556488" w:history="1">
+          <w:hyperlink w:anchor="_Toc237856024" w:history="1">
             <w:r>
               <w:rPr>
                 <w:rStyle w:val="Hyperlink"/>
@@ -2102,8 +2088,10 @@
               <w:rPr>
                 <w:rFonts w:asciiTheme="minorHAnsi" w:eastAsiaTheme="minorEastAsia" w:hAnsiTheme="minorHAnsi"/>
                 <w:noProof/>
-                <w:sz w:val="22"/>
+                <w:kern w:val="2"/>
+                <w:szCs w:val="24"/>
                 <w:lang w:eastAsia="pt-BR"/>
+                <w14:ligatures w14:val="standardContextual"/>
               </w:rPr>
               <w:tab/>
             </w:r>
@@ -2133,7 +2121,7 @@
                 <w:noProof/>
                 <w:webHidden/>
               </w:rPr>
-              <w:instrText xml:space="preserve"> PAGEREF _Toc237556488 \h </w:instrText>
+              <w:instrText xml:space="preserve"> PAGEREF _Toc237856024 \h </w:instrText>
             </w:r>
             <w:r>
               <w:rPr>
@@ -2153,7 +2141,7 @@
                 <w:noProof/>
                 <w:webHidden/>
               </w:rPr>
-              <w:t>11</w:t>
+              <w:t>10</w:t>
             </w:r>
             <w:r>
               <w:rPr>
@@ -2170,11 +2158,13 @@
             <w:rPr>
               <w:rFonts w:asciiTheme="minorHAnsi" w:eastAsiaTheme="minorEastAsia" w:hAnsiTheme="minorHAnsi"/>
               <w:noProof/>
-              <w:sz w:val="22"/>
+              <w:kern w:val="2"/>
+              <w:szCs w:val="24"/>
               <w:lang w:eastAsia="pt-BR"/>
+              <w14:ligatures w14:val="standardContextual"/>
             </w:rPr>
           </w:pPr>
-          <w:hyperlink w:anchor="_Toc237556489" w:history="1">
+          <w:hyperlink w:anchor="_Toc237856025" w:history="1">
             <w:r>
               <w:rPr>
                 <w:rStyle w:val="Hyperlink"/>
@@ -2186,8 +2176,10 @@
               <w:rPr>
                 <w:rFonts w:asciiTheme="minorHAnsi" w:eastAsiaTheme="minorEastAsia" w:hAnsiTheme="minorHAnsi"/>
                 <w:noProof/>
-                <w:sz w:val="22"/>
+                <w:kern w:val="2"/>
+                <w:szCs w:val="24"/>
                 <w:lang w:eastAsia="pt-BR"/>
+                <w14:ligatures w14:val="standardContextual"/>
               </w:rPr>
               <w:tab/>
             </w:r>
@@ -2217,7 +2209,7 @@
                 <w:noProof/>
                 <w:webHidden/>
               </w:rPr>
-              <w:instrText xml:space="preserve"> PAGEREF _Toc237556489 \h </w:instrText>
+              <w:instrText xml:space="preserve"> PAGEREF _Toc237856025 \h </w:instrText>
             </w:r>
             <w:r>
               <w:rPr>
@@ -2237,7 +2229,7 @@
                 <w:noProof/>
                 <w:webHidden/>
               </w:rPr>
-              <w:t>12</w:t>
+              <w:t>11</w:t>
             </w:r>
             <w:r>
               <w:rPr>
@@ -2254,11 +2246,13 @@
             <w:rPr>
               <w:rFonts w:asciiTheme="minorHAnsi" w:eastAsiaTheme="minorEastAsia" w:hAnsiTheme="minorHAnsi"/>
               <w:noProof/>
-              <w:sz w:val="22"/>
+              <w:kern w:val="2"/>
+              <w:szCs w:val="24"/>
               <w:lang w:eastAsia="pt-BR"/>
+              <w14:ligatures w14:val="standardContextual"/>
             </w:rPr>
           </w:pPr>
-          <w:hyperlink w:anchor="_Toc237556490" w:history="1">
+          <w:hyperlink w:anchor="_Toc237856026" w:history="1">
             <w:r>
               <w:rPr>
                 <w:rStyle w:val="Hyperlink"/>
@@ -2270,8 +2264,10 @@
               <w:rPr>
                 <w:rFonts w:asciiTheme="minorHAnsi" w:eastAsiaTheme="minorEastAsia" w:hAnsiTheme="minorHAnsi"/>
                 <w:noProof/>
-                <w:sz w:val="22"/>
+                <w:kern w:val="2"/>
+                <w:szCs w:val="24"/>
                 <w:lang w:eastAsia="pt-BR"/>
+                <w14:ligatures w14:val="standardContextual"/>
               </w:rPr>
               <w:tab/>
             </w:r>
@@ -2301,7 +2297,7 @@
                 <w:noProof/>
                 <w:webHidden/>
               </w:rPr>
-              <w:instrText xml:space="preserve"> PAGEREF _Toc237556490 \h </w:instrText>
+              <w:instrText xml:space="preserve"> PAGEREF _Toc237856026 \h </w:instrText>
             </w:r>
             <w:r>
               <w:rPr>
@@ -2321,7 +2317,7 @@
                 <w:noProof/>
                 <w:webHidden/>
               </w:rPr>
-              <w:t>13</w:t>
+              <w:t>12</w:t>
             </w:r>
             <w:r>
               <w:rPr>
@@ -2338,11 +2334,13 @@
             <w:rPr>
               <w:rFonts w:asciiTheme="minorHAnsi" w:eastAsiaTheme="minorEastAsia" w:hAnsiTheme="minorHAnsi"/>
               <w:noProof/>
-              <w:sz w:val="22"/>
+              <w:kern w:val="2"/>
+              <w:szCs w:val="24"/>
               <w:lang w:eastAsia="pt-BR"/>
+              <w14:ligatures w14:val="standardContextual"/>
             </w:rPr>
           </w:pPr>
-          <w:hyperlink w:anchor="_Toc237556491" w:history="1">
+          <w:hyperlink w:anchor="_Toc237856027" w:history="1">
             <w:r>
               <w:rPr>
                 <w:rStyle w:val="Hyperlink"/>
@@ -2354,8 +2352,10 @@
               <w:rPr>
                 <w:rFonts w:asciiTheme="minorHAnsi" w:eastAsiaTheme="minorEastAsia" w:hAnsiTheme="minorHAnsi"/>
                 <w:noProof/>
-                <w:sz w:val="22"/>
+                <w:kern w:val="2"/>
+                <w:szCs w:val="24"/>
                 <w:lang w:eastAsia="pt-BR"/>
+                <w14:ligatures w14:val="standardContextual"/>
               </w:rPr>
               <w:tab/>
             </w:r>
@@ -2385,7 +2385,7 @@
                 <w:noProof/>
                 <w:webHidden/>
               </w:rPr>
-              <w:instrText xml:space="preserve"> PAGEREF _Toc237556491 \h </w:instrText>
+              <w:instrText xml:space="preserve"> PAGEREF _Toc237856027 \h </w:instrText>
             </w:r>
             <w:r>
               <w:rPr>
@@ -2422,11 +2422,13 @@
             <w:rPr>
               <w:rFonts w:asciiTheme="minorHAnsi" w:eastAsiaTheme="minorEastAsia" w:hAnsiTheme="minorHAnsi"/>
               <w:noProof/>
-              <w:sz w:val="22"/>
+              <w:kern w:val="2"/>
+              <w:szCs w:val="24"/>
               <w:lang w:eastAsia="pt-BR"/>
+              <w14:ligatures w14:val="standardContextual"/>
             </w:rPr>
           </w:pPr>
-          <w:hyperlink w:anchor="_Toc237556492" w:history="1">
+          <w:hyperlink w:anchor="_Toc237856028" w:history="1">
             <w:r>
               <w:rPr>
                 <w:rStyle w:val="Hyperlink"/>
@@ -2438,8 +2440,10 @@
               <w:rPr>
                 <w:rFonts w:asciiTheme="minorHAnsi" w:eastAsiaTheme="minorEastAsia" w:hAnsiTheme="minorHAnsi"/>
                 <w:noProof/>
-                <w:sz w:val="22"/>
+                <w:kern w:val="2"/>
+                <w:szCs w:val="24"/>
                 <w:lang w:eastAsia="pt-BR"/>
+                <w14:ligatures w14:val="standardContextual"/>
               </w:rPr>
               <w:tab/>
             </w:r>
@@ -2469,7 +2473,7 @@
                 <w:noProof/>
                 <w:webHidden/>
               </w:rPr>
-              <w:instrText xml:space="preserve"> PAGEREF _Toc237556492 \h </w:instrText>
+              <w:instrText xml:space="preserve"> PAGEREF _Toc237856028 \h </w:instrText>
             </w:r>
             <w:r>
               <w:rPr>
@@ -2506,11 +2510,13 @@
             <w:rPr>
               <w:rFonts w:asciiTheme="minorHAnsi" w:eastAsiaTheme="minorEastAsia" w:hAnsiTheme="minorHAnsi"/>
               <w:noProof/>
-              <w:sz w:val="22"/>
+              <w:kern w:val="2"/>
+              <w:szCs w:val="24"/>
               <w:lang w:eastAsia="pt-BR"/>
+              <w14:ligatures w14:val="standardContextual"/>
             </w:rPr>
           </w:pPr>
-          <w:hyperlink w:anchor="_Toc237556493" w:history="1">
+          <w:hyperlink w:anchor="_Toc237856029" w:history="1">
             <w:r>
               <w:rPr>
                 <w:rStyle w:val="Hyperlink"/>
@@ -2522,8 +2528,10 @@
               <w:rPr>
                 <w:rFonts w:asciiTheme="minorHAnsi" w:eastAsiaTheme="minorEastAsia" w:hAnsiTheme="minorHAnsi"/>
                 <w:noProof/>
-                <w:sz w:val="22"/>
+                <w:kern w:val="2"/>
+                <w:szCs w:val="24"/>
                 <w:lang w:eastAsia="pt-BR"/>
+                <w14:ligatures w14:val="standardContextual"/>
               </w:rPr>
               <w:tab/>
             </w:r>
@@ -2553,7 +2561,7 @@
                 <w:noProof/>
                 <w:webHidden/>
               </w:rPr>
-              <w:instrText xml:space="preserve"> PAGEREF _Toc237556493 \h </w:instrText>
+              <w:instrText xml:space="preserve"> PAGEREF _Toc237856029 \h </w:instrText>
             </w:r>
             <w:r>
               <w:rPr>
@@ -2590,11 +2598,13 @@
             <w:rPr>
               <w:rFonts w:asciiTheme="minorHAnsi" w:eastAsiaTheme="minorEastAsia" w:hAnsiTheme="minorHAnsi"/>
               <w:noProof/>
-              <w:sz w:val="22"/>
+              <w:kern w:val="2"/>
+              <w:szCs w:val="24"/>
               <w:lang w:eastAsia="pt-BR"/>
+              <w14:ligatures w14:val="standardContextual"/>
             </w:rPr>
           </w:pPr>
-          <w:hyperlink w:anchor="_Toc237556494" w:history="1">
+          <w:hyperlink w:anchor="_Toc237856030" w:history="1">
             <w:r>
               <w:rPr>
                 <w:rStyle w:val="Hyperlink"/>
@@ -2606,8 +2616,10 @@
               <w:rPr>
                 <w:rFonts w:asciiTheme="minorHAnsi" w:eastAsiaTheme="minorEastAsia" w:hAnsiTheme="minorHAnsi"/>
                 <w:noProof/>
-                <w:sz w:val="22"/>
+                <w:kern w:val="2"/>
+                <w:szCs w:val="24"/>
                 <w:lang w:eastAsia="pt-BR"/>
+                <w14:ligatures w14:val="standardContextual"/>
               </w:rPr>
               <w:tab/>
             </w:r>
@@ -2637,7 +2649,7 @@
                 <w:noProof/>
                 <w:webHidden/>
               </w:rPr>
-              <w:instrText xml:space="preserve"> PAGEREF _Toc237556494 \h </w:instrText>
+              <w:instrText xml:space="preserve"> PAGEREF _Toc237856030 \h </w:instrText>
             </w:r>
             <w:r>
               <w:rPr>
@@ -2657,7 +2669,95 @@
                 <w:noProof/>
                 <w:webHidden/>
               </w:rPr>
-              <w:t>14</w:t>
+              <w:t>13</w:t>
+            </w:r>
+            <w:r>
+              <w:rPr>
+                <w:noProof/>
+                <w:webHidden/>
+              </w:rPr>
+              <w:fldChar w:fldCharType="end"/>
+            </w:r>
+          </w:hyperlink>
+        </w:p>
+        <w:p>
+          <w:pPr>
+            <w:pStyle w:val="Sumrio2"/>
+            <w:rPr>
+              <w:rFonts w:asciiTheme="minorHAnsi" w:eastAsiaTheme="minorEastAsia" w:hAnsiTheme="minorHAnsi"/>
+              <w:noProof/>
+              <w:kern w:val="2"/>
+              <w:szCs w:val="24"/>
+              <w:lang w:eastAsia="pt-BR"/>
+              <w14:ligatures w14:val="standardContextual"/>
+            </w:rPr>
+          </w:pPr>
+          <w:hyperlink w:anchor="_Toc237856031" w:history="1">
+            <w:r>
+              <w:rPr>
+                <w:rStyle w:val="Hyperlink"/>
+                <w:noProof/>
+              </w:rPr>
+              <w:t>1.5</w:t>
+            </w:r>
+            <w:r>
+              <w:rPr>
+                <w:rFonts w:asciiTheme="minorHAnsi" w:eastAsiaTheme="minorEastAsia" w:hAnsiTheme="minorHAnsi"/>
+                <w:noProof/>
+                <w:kern w:val="2"/>
+                <w:szCs w:val="24"/>
+                <w:lang w:eastAsia="pt-BR"/>
+                <w14:ligatures w14:val="standardContextual"/>
+              </w:rPr>
+              <w:tab/>
+            </w:r>
+            <w:r>
+              <w:rPr>
+                <w:rStyle w:val="Hyperlink"/>
+                <w:noProof/>
+              </w:rPr>
+              <w:t>Resultados Esperados</w:t>
+            </w:r>
+            <w:r>
+              <w:rPr>
+                <w:noProof/>
+                <w:webHidden/>
+              </w:rPr>
+              <w:tab/>
+            </w:r>
+            <w:r>
+              <w:rPr>
+                <w:noProof/>
+                <w:webHidden/>
+              </w:rPr>
+              <w:fldChar w:fldCharType="begin"/>
+            </w:r>
+            <w:r>
+              <w:rPr>
+                <w:noProof/>
+                <w:webHidden/>
+              </w:rPr>
+              <w:instrText xml:space="preserve"> PAGEREF _Toc237856031 \h </w:instrText>
+            </w:r>
+            <w:r>
+              <w:rPr>
+                <w:noProof/>
+                <w:webHidden/>
+              </w:rPr>
+            </w:r>
+            <w:r>
+              <w:rPr>
+                <w:noProof/>
+                <w:webHidden/>
+              </w:rPr>
+              <w:fldChar w:fldCharType="separate"/>
+            </w:r>
+            <w:r>
+              <w:rPr>
+                <w:noProof/>
+                <w:webHidden/>
+              </w:rPr>
+              <w:t>16</w:t>
             </w:r>
             <w:r>
               <w:rPr>
@@ -2674,11 +2774,13 @@
             <w:rPr>
               <w:rFonts w:asciiTheme="minorHAnsi" w:eastAsiaTheme="minorEastAsia" w:hAnsiTheme="minorHAnsi"/>
               <w:noProof/>
-              <w:sz w:val="22"/>
+              <w:kern w:val="2"/>
+              <w:szCs w:val="24"/>
               <w:lang w:eastAsia="pt-BR"/>
+              <w14:ligatures w14:val="standardContextual"/>
             </w:rPr>
           </w:pPr>
-          <w:hyperlink w:anchor="_Toc237556495" w:history="1">
+          <w:hyperlink w:anchor="_Toc237856032" w:history="1">
             <w:r>
               <w:rPr>
                 <w:rStyle w:val="Hyperlink"/>
@@ -2690,8 +2792,10 @@
               <w:rPr>
                 <w:rFonts w:asciiTheme="minorHAnsi" w:eastAsiaTheme="minorEastAsia" w:hAnsiTheme="minorHAnsi"/>
                 <w:noProof/>
-                <w:sz w:val="22"/>
+                <w:kern w:val="2"/>
+                <w:szCs w:val="24"/>
                 <w:lang w:eastAsia="pt-BR"/>
+                <w14:ligatures w14:val="standardContextual"/>
               </w:rPr>
               <w:tab/>
             </w:r>
@@ -2721,7 +2825,7 @@
                 <w:noProof/>
                 <w:webHidden/>
               </w:rPr>
-              <w:instrText xml:space="preserve"> PAGEREF _Toc237556495 \h </w:instrText>
+              <w:instrText xml:space="preserve"> PAGEREF _Toc237856032 \h </w:instrText>
             </w:r>
             <w:r>
               <w:rPr>
@@ -2758,11 +2862,13 @@
             <w:rPr>
               <w:rFonts w:asciiTheme="minorHAnsi" w:eastAsiaTheme="minorEastAsia" w:hAnsiTheme="minorHAnsi"/>
               <w:noProof/>
-              <w:sz w:val="22"/>
+              <w:kern w:val="2"/>
+              <w:szCs w:val="24"/>
               <w:lang w:eastAsia="pt-BR"/>
+              <w14:ligatures w14:val="standardContextual"/>
             </w:rPr>
           </w:pPr>
-          <w:hyperlink w:anchor="_Toc237556496" w:history="1">
+          <w:hyperlink w:anchor="_Toc237856033" w:history="1">
             <w:r>
               <w:rPr>
                 <w:rStyle w:val="Hyperlink"/>
@@ -2774,8 +2880,10 @@
               <w:rPr>
                 <w:rFonts w:asciiTheme="minorHAnsi" w:eastAsiaTheme="minorEastAsia" w:hAnsiTheme="minorHAnsi"/>
                 <w:noProof/>
-                <w:sz w:val="22"/>
+                <w:kern w:val="2"/>
+                <w:szCs w:val="24"/>
                 <w:lang w:eastAsia="pt-BR"/>
+                <w14:ligatures w14:val="standardContextual"/>
               </w:rPr>
               <w:tab/>
             </w:r>
@@ -2805,7 +2913,7 @@
                 <w:noProof/>
                 <w:webHidden/>
               </w:rPr>
-              <w:instrText xml:space="preserve"> PAGEREF _Toc237556496 \h </w:instrText>
+              <w:instrText xml:space="preserve"> PAGEREF _Toc237856033 \h </w:instrText>
             </w:r>
             <w:r>
               <w:rPr>
@@ -2842,11 +2950,13 @@
             <w:rPr>
               <w:rFonts w:asciiTheme="minorHAnsi" w:eastAsiaTheme="minorEastAsia" w:hAnsiTheme="minorHAnsi"/>
               <w:noProof/>
-              <w:sz w:val="22"/>
+              <w:kern w:val="2"/>
+              <w:szCs w:val="24"/>
               <w:lang w:eastAsia="pt-BR"/>
+              <w14:ligatures w14:val="standardContextual"/>
             </w:rPr>
           </w:pPr>
-          <w:hyperlink w:anchor="_Toc237556497" w:history="1">
+          <w:hyperlink w:anchor="_Toc237856034" w:history="1">
             <w:r>
               <w:rPr>
                 <w:rStyle w:val="Hyperlink"/>
@@ -2858,8 +2968,10 @@
               <w:rPr>
                 <w:rFonts w:asciiTheme="minorHAnsi" w:eastAsiaTheme="minorEastAsia" w:hAnsiTheme="minorHAnsi"/>
                 <w:noProof/>
-                <w:sz w:val="22"/>
+                <w:kern w:val="2"/>
+                <w:szCs w:val="24"/>
                 <w:lang w:eastAsia="pt-BR"/>
+                <w14:ligatures w14:val="standardContextual"/>
               </w:rPr>
               <w:tab/>
             </w:r>
@@ -2889,7 +3001,7 @@
                 <w:noProof/>
                 <w:webHidden/>
               </w:rPr>
-              <w:instrText xml:space="preserve"> PAGEREF _Toc237556497 \h </w:instrText>
+              <w:instrText xml:space="preserve"> PAGEREF _Toc237856034 \h </w:instrText>
             </w:r>
             <w:r>
               <w:rPr>
@@ -2926,11 +3038,13 @@
             <w:rPr>
               <w:rFonts w:asciiTheme="minorHAnsi" w:eastAsiaTheme="minorEastAsia" w:hAnsiTheme="minorHAnsi"/>
               <w:noProof/>
-              <w:sz w:val="22"/>
+              <w:kern w:val="2"/>
+              <w:szCs w:val="24"/>
               <w:lang w:eastAsia="pt-BR"/>
+              <w14:ligatures w14:val="standardContextual"/>
             </w:rPr>
           </w:pPr>
-          <w:hyperlink w:anchor="_Toc237556498" w:history="1">
+          <w:hyperlink w:anchor="_Toc237856035" w:history="1">
             <w:r>
               <w:rPr>
                 <w:rStyle w:val="Hyperlink"/>
@@ -2942,8 +3056,10 @@
               <w:rPr>
                 <w:rFonts w:asciiTheme="minorHAnsi" w:eastAsiaTheme="minorEastAsia" w:hAnsiTheme="minorHAnsi"/>
                 <w:noProof/>
-                <w:sz w:val="22"/>
+                <w:kern w:val="2"/>
+                <w:szCs w:val="24"/>
                 <w:lang w:eastAsia="pt-BR"/>
+                <w14:ligatures w14:val="standardContextual"/>
               </w:rPr>
               <w:tab/>
             </w:r>
@@ -2973,7 +3089,7 @@
                 <w:noProof/>
                 <w:webHidden/>
               </w:rPr>
-              <w:instrText xml:space="preserve"> PAGEREF _Toc237556498 \h </w:instrText>
+              <w:instrText xml:space="preserve"> PAGEREF _Toc237856035 \h </w:instrText>
             </w:r>
             <w:r>
               <w:rPr>
@@ -3010,11 +3126,13 @@
             <w:rPr>
               <w:rFonts w:asciiTheme="minorHAnsi" w:eastAsiaTheme="minorEastAsia" w:hAnsiTheme="minorHAnsi"/>
               <w:noProof/>
-              <w:sz w:val="22"/>
+              <w:kern w:val="2"/>
+              <w:szCs w:val="24"/>
               <w:lang w:eastAsia="pt-BR"/>
+              <w14:ligatures w14:val="standardContextual"/>
             </w:rPr>
           </w:pPr>
-          <w:hyperlink w:anchor="_Toc237556499" w:history="1">
+          <w:hyperlink w:anchor="_Toc237856036" w:history="1">
             <w:r>
               <w:rPr>
                 <w:rStyle w:val="Hyperlink"/>
@@ -3026,8 +3144,10 @@
               <w:rPr>
                 <w:rFonts w:asciiTheme="minorHAnsi" w:eastAsiaTheme="minorEastAsia" w:hAnsiTheme="minorHAnsi"/>
                 <w:noProof/>
-                <w:sz w:val="22"/>
+                <w:kern w:val="2"/>
+                <w:szCs w:val="24"/>
                 <w:lang w:eastAsia="pt-BR"/>
+                <w14:ligatures w14:val="standardContextual"/>
               </w:rPr>
               <w:tab/>
             </w:r>
@@ -3057,7 +3177,7 @@
                 <w:noProof/>
                 <w:webHidden/>
               </w:rPr>
-              <w:instrText xml:space="preserve"> PAGEREF _Toc237556499 \h </w:instrText>
+              <w:instrText xml:space="preserve"> PAGEREF _Toc237856036 \h </w:instrText>
             </w:r>
             <w:r>
               <w:rPr>
@@ -3094,11 +3214,13 @@
             <w:rPr>
               <w:rFonts w:asciiTheme="minorHAnsi" w:eastAsiaTheme="minorEastAsia" w:hAnsiTheme="minorHAnsi"/>
               <w:noProof/>
-              <w:sz w:val="22"/>
+              <w:kern w:val="2"/>
+              <w:szCs w:val="24"/>
               <w:lang w:eastAsia="pt-BR"/>
+              <w14:ligatures w14:val="standardContextual"/>
             </w:rPr>
           </w:pPr>
-          <w:hyperlink w:anchor="_Toc237556500" w:history="1">
+          <w:hyperlink w:anchor="_Toc237856037" w:history="1">
             <w:r>
               <w:rPr>
                 <w:rStyle w:val="Hyperlink"/>
@@ -3110,8 +3232,10 @@
               <w:rPr>
                 <w:rFonts w:asciiTheme="minorHAnsi" w:eastAsiaTheme="minorEastAsia" w:hAnsiTheme="minorHAnsi"/>
                 <w:noProof/>
-                <w:sz w:val="22"/>
+                <w:kern w:val="2"/>
+                <w:szCs w:val="24"/>
                 <w:lang w:eastAsia="pt-BR"/>
+                <w14:ligatures w14:val="standardContextual"/>
               </w:rPr>
               <w:tab/>
             </w:r>
@@ -3141,7 +3265,7 @@
                 <w:noProof/>
                 <w:webHidden/>
               </w:rPr>
-              <w:instrText xml:space="preserve"> PAGEREF _Toc237556500 \h </w:instrText>
+              <w:instrText xml:space="preserve"> PAGEREF _Toc237856037 \h </w:instrText>
             </w:r>
             <w:r>
               <w:rPr>
@@ -3161,7 +3285,7 @@
                 <w:noProof/>
                 <w:webHidden/>
               </w:rPr>
-              <w:t>28</w:t>
+              <w:t>29</w:t>
             </w:r>
             <w:r>
               <w:rPr>
@@ -3178,11 +3302,13 @@
             <w:rPr>
               <w:rFonts w:asciiTheme="minorHAnsi" w:eastAsiaTheme="minorEastAsia" w:hAnsiTheme="minorHAnsi"/>
               <w:noProof/>
-              <w:sz w:val="22"/>
+              <w:kern w:val="2"/>
+              <w:szCs w:val="24"/>
               <w:lang w:eastAsia="pt-BR"/>
+              <w14:ligatures w14:val="standardContextual"/>
             </w:rPr>
           </w:pPr>
-          <w:hyperlink w:anchor="_Toc237556501" w:history="1">
+          <w:hyperlink w:anchor="_Toc237856038" w:history="1">
             <w:r>
               <w:rPr>
                 <w:rStyle w:val="Hyperlink"/>
@@ -3194,8 +3320,10 @@
               <w:rPr>
                 <w:rFonts w:asciiTheme="minorHAnsi" w:eastAsiaTheme="minorEastAsia" w:hAnsiTheme="minorHAnsi"/>
                 <w:noProof/>
-                <w:sz w:val="22"/>
+                <w:kern w:val="2"/>
+                <w:szCs w:val="24"/>
                 <w:lang w:eastAsia="pt-BR"/>
+                <w14:ligatures w14:val="standardContextual"/>
               </w:rPr>
               <w:tab/>
             </w:r>
@@ -3225,7 +3353,7 @@
                 <w:noProof/>
                 <w:webHidden/>
               </w:rPr>
-              <w:instrText xml:space="preserve"> PAGEREF _Toc237556501 \h </w:instrText>
+              <w:instrText xml:space="preserve"> PAGEREF _Toc237856038 \h </w:instrText>
             </w:r>
             <w:r>
               <w:rPr>
@@ -3245,7 +3373,7 @@
                 <w:noProof/>
                 <w:webHidden/>
               </w:rPr>
-              <w:t>28</w:t>
+              <w:t>29</w:t>
             </w:r>
             <w:r>
               <w:rPr>
@@ -3262,11 +3390,13 @@
             <w:rPr>
               <w:rFonts w:asciiTheme="minorHAnsi" w:eastAsiaTheme="minorEastAsia" w:hAnsiTheme="minorHAnsi"/>
               <w:noProof/>
-              <w:sz w:val="22"/>
+              <w:kern w:val="2"/>
+              <w:szCs w:val="24"/>
               <w:lang w:eastAsia="pt-BR"/>
+              <w14:ligatures w14:val="standardContextual"/>
             </w:rPr>
           </w:pPr>
-          <w:hyperlink w:anchor="_Toc237556502" w:history="1">
+          <w:hyperlink w:anchor="_Toc237856039" w:history="1">
             <w:r>
               <w:rPr>
                 <w:rStyle w:val="Hyperlink"/>
@@ -3278,8 +3408,10 @@
               <w:rPr>
                 <w:rFonts w:asciiTheme="minorHAnsi" w:eastAsiaTheme="minorEastAsia" w:hAnsiTheme="minorHAnsi"/>
                 <w:noProof/>
-                <w:sz w:val="22"/>
+                <w:kern w:val="2"/>
+                <w:szCs w:val="24"/>
                 <w:lang w:eastAsia="pt-BR"/>
+                <w14:ligatures w14:val="standardContextual"/>
               </w:rPr>
               <w:tab/>
             </w:r>
@@ -3309,7 +3441,7 @@
                 <w:noProof/>
                 <w:webHidden/>
               </w:rPr>
-              <w:instrText xml:space="preserve"> PAGEREF _Toc237556502 \h </w:instrText>
+              <w:instrText xml:space="preserve"> PAGEREF _Toc237856039 \h </w:instrText>
             </w:r>
             <w:r>
               <w:rPr>
@@ -3329,7 +3461,7 @@
                 <w:noProof/>
                 <w:webHidden/>
               </w:rPr>
-              <w:t>29</w:t>
+              <w:t>30</w:t>
             </w:r>
             <w:r>
               <w:rPr>
@@ -3346,11 +3478,13 @@
             <w:rPr>
               <w:rFonts w:asciiTheme="minorHAnsi" w:eastAsiaTheme="minorEastAsia" w:hAnsiTheme="minorHAnsi"/>
               <w:noProof/>
-              <w:sz w:val="22"/>
+              <w:kern w:val="2"/>
+              <w:szCs w:val="24"/>
               <w:lang w:eastAsia="pt-BR"/>
+              <w14:ligatures w14:val="standardContextual"/>
             </w:rPr>
           </w:pPr>
-          <w:hyperlink w:anchor="_Toc237556503" w:history="1">
+          <w:hyperlink w:anchor="_Toc237856040" w:history="1">
             <w:r>
               <w:rPr>
                 <w:rStyle w:val="Hyperlink"/>
@@ -3362,8 +3496,10 @@
               <w:rPr>
                 <w:rFonts w:asciiTheme="minorHAnsi" w:eastAsiaTheme="minorEastAsia" w:hAnsiTheme="minorHAnsi"/>
                 <w:noProof/>
-                <w:sz w:val="22"/>
+                <w:kern w:val="2"/>
+                <w:szCs w:val="24"/>
                 <w:lang w:eastAsia="pt-BR"/>
+                <w14:ligatures w14:val="standardContextual"/>
               </w:rPr>
               <w:tab/>
             </w:r>
@@ -3393,7 +3529,7 @@
                 <w:noProof/>
                 <w:webHidden/>
               </w:rPr>
-              <w:instrText xml:space="preserve"> PAGEREF _Toc237556503 \h </w:instrText>
+              <w:instrText xml:space="preserve"> PAGEREF _Toc237856040 \h </w:instrText>
             </w:r>
             <w:r>
               <w:rPr>
@@ -3413,7 +3549,7 @@
                 <w:noProof/>
                 <w:webHidden/>
               </w:rPr>
-              <w:t>31</w:t>
+              <w:t>32</w:t>
             </w:r>
             <w:r>
               <w:rPr>
@@ -3430,11 +3566,13 @@
             <w:rPr>
               <w:rFonts w:asciiTheme="minorHAnsi" w:eastAsiaTheme="minorEastAsia" w:hAnsiTheme="minorHAnsi"/>
               <w:noProof/>
-              <w:sz w:val="22"/>
+              <w:kern w:val="2"/>
+              <w:szCs w:val="24"/>
               <w:lang w:eastAsia="pt-BR"/>
+              <w14:ligatures w14:val="standardContextual"/>
             </w:rPr>
           </w:pPr>
-          <w:hyperlink w:anchor="_Toc237556504" w:history="1">
+          <w:hyperlink w:anchor="_Toc237856041" w:history="1">
             <w:r>
               <w:rPr>
                 <w:rStyle w:val="Hyperlink"/>
@@ -3446,8 +3584,10 @@
               <w:rPr>
                 <w:rFonts w:asciiTheme="minorHAnsi" w:eastAsiaTheme="minorEastAsia" w:hAnsiTheme="minorHAnsi"/>
                 <w:noProof/>
-                <w:sz w:val="22"/>
+                <w:kern w:val="2"/>
+                <w:szCs w:val="24"/>
                 <w:lang w:eastAsia="pt-BR"/>
+                <w14:ligatures w14:val="standardContextual"/>
               </w:rPr>
               <w:tab/>
             </w:r>
@@ -3477,7 +3617,7 @@
                 <w:noProof/>
                 <w:webHidden/>
               </w:rPr>
-              <w:instrText xml:space="preserve"> PAGEREF _Toc237556504 \h </w:instrText>
+              <w:instrText xml:space="preserve"> PAGEREF _Toc237856041 \h </w:instrText>
             </w:r>
             <w:r>
               <w:rPr>
@@ -3497,7 +3637,7 @@
                 <w:noProof/>
                 <w:webHidden/>
               </w:rPr>
-              <w:t>31</w:t>
+              <w:t>32</w:t>
             </w:r>
             <w:r>
               <w:rPr>
@@ -3514,11 +3654,13 @@
             <w:rPr>
               <w:rFonts w:asciiTheme="minorHAnsi" w:eastAsiaTheme="minorEastAsia" w:hAnsiTheme="minorHAnsi"/>
               <w:noProof/>
-              <w:sz w:val="22"/>
+              <w:kern w:val="2"/>
+              <w:szCs w:val="24"/>
               <w:lang w:eastAsia="pt-BR"/>
+              <w14:ligatures w14:val="standardContextual"/>
             </w:rPr>
           </w:pPr>
-          <w:hyperlink w:anchor="_Toc237556505" w:history="1">
+          <w:hyperlink w:anchor="_Toc237856042" w:history="1">
             <w:r>
               <w:rPr>
                 <w:rStyle w:val="Hyperlink"/>
@@ -3530,8 +3672,10 @@
               <w:rPr>
                 <w:rFonts w:asciiTheme="minorHAnsi" w:eastAsiaTheme="minorEastAsia" w:hAnsiTheme="minorHAnsi"/>
                 <w:noProof/>
-                <w:sz w:val="22"/>
+                <w:kern w:val="2"/>
+                <w:szCs w:val="24"/>
                 <w:lang w:eastAsia="pt-BR"/>
+                <w14:ligatures w14:val="standardContextual"/>
               </w:rPr>
               <w:tab/>
             </w:r>
@@ -3561,7 +3705,7 @@
                 <w:noProof/>
                 <w:webHidden/>
               </w:rPr>
-              <w:instrText xml:space="preserve"> PAGEREF _Toc237556505 \h </w:instrText>
+              <w:instrText xml:space="preserve"> PAGEREF _Toc237856042 \h </w:instrText>
             </w:r>
             <w:r>
               <w:rPr>
@@ -3581,7 +3725,7 @@
                 <w:noProof/>
                 <w:webHidden/>
               </w:rPr>
-              <w:t>32</w:t>
+              <w:t>33</w:t>
             </w:r>
             <w:r>
               <w:rPr>
@@ -3598,11 +3742,13 @@
             <w:rPr>
               <w:rFonts w:asciiTheme="minorHAnsi" w:eastAsiaTheme="minorEastAsia" w:hAnsiTheme="minorHAnsi"/>
               <w:noProof/>
-              <w:sz w:val="22"/>
+              <w:kern w:val="2"/>
+              <w:szCs w:val="24"/>
               <w:lang w:eastAsia="pt-BR"/>
+              <w14:ligatures w14:val="standardContextual"/>
             </w:rPr>
           </w:pPr>
-          <w:hyperlink w:anchor="_Toc237556506" w:history="1">
+          <w:hyperlink w:anchor="_Toc237856043" w:history="1">
             <w:r>
               <w:rPr>
                 <w:rStyle w:val="Hyperlink"/>
@@ -3614,8 +3760,10 @@
               <w:rPr>
                 <w:rFonts w:asciiTheme="minorHAnsi" w:eastAsiaTheme="minorEastAsia" w:hAnsiTheme="minorHAnsi"/>
                 <w:noProof/>
-                <w:sz w:val="22"/>
+                <w:kern w:val="2"/>
+                <w:szCs w:val="24"/>
                 <w:lang w:eastAsia="pt-BR"/>
+                <w14:ligatures w14:val="standardContextual"/>
               </w:rPr>
               <w:tab/>
             </w:r>
@@ -3645,7 +3793,7 @@
                 <w:noProof/>
                 <w:webHidden/>
               </w:rPr>
-              <w:instrText xml:space="preserve"> PAGEREF _Toc237556506 \h </w:instrText>
+              <w:instrText xml:space="preserve"> PAGEREF _Toc237856043 \h </w:instrText>
             </w:r>
             <w:r>
               <w:rPr>
@@ -3665,7 +3813,7 @@
                 <w:noProof/>
                 <w:webHidden/>
               </w:rPr>
-              <w:t>33</w:t>
+              <w:t>34</w:t>
             </w:r>
             <w:r>
               <w:rPr>
@@ -3682,11 +3830,13 @@
             <w:rPr>
               <w:rFonts w:asciiTheme="minorHAnsi" w:eastAsiaTheme="minorEastAsia" w:hAnsiTheme="minorHAnsi"/>
               <w:noProof/>
-              <w:sz w:val="22"/>
+              <w:kern w:val="2"/>
+              <w:szCs w:val="24"/>
               <w:lang w:eastAsia="pt-BR"/>
+              <w14:ligatures w14:val="standardContextual"/>
             </w:rPr>
           </w:pPr>
-          <w:hyperlink w:anchor="_Toc237556507" w:history="1">
+          <w:hyperlink w:anchor="_Toc237856044" w:history="1">
             <w:r>
               <w:rPr>
                 <w:rStyle w:val="Hyperlink"/>
@@ -3698,8 +3848,10 @@
               <w:rPr>
                 <w:rFonts w:asciiTheme="minorHAnsi" w:eastAsiaTheme="minorEastAsia" w:hAnsiTheme="minorHAnsi"/>
                 <w:noProof/>
-                <w:sz w:val="22"/>
+                <w:kern w:val="2"/>
+                <w:szCs w:val="24"/>
                 <w:lang w:eastAsia="pt-BR"/>
+                <w14:ligatures w14:val="standardContextual"/>
               </w:rPr>
               <w:tab/>
             </w:r>
@@ -3729,7 +3881,7 @@
                 <w:noProof/>
                 <w:webHidden/>
               </w:rPr>
-              <w:instrText xml:space="preserve"> PAGEREF _Toc237556507 \h </w:instrText>
+              <w:instrText xml:space="preserve"> PAGEREF _Toc237856044 \h </w:instrText>
             </w:r>
             <w:r>
               <w:rPr>
@@ -3749,7 +3901,7 @@
                 <w:noProof/>
                 <w:webHidden/>
               </w:rPr>
-              <w:t>35</w:t>
+              <w:t>36</w:t>
             </w:r>
             <w:r>
               <w:rPr>
@@ -3766,11 +3918,13 @@
             <w:rPr>
               <w:rFonts w:asciiTheme="minorHAnsi" w:eastAsiaTheme="minorEastAsia" w:hAnsiTheme="minorHAnsi"/>
               <w:noProof/>
-              <w:sz w:val="22"/>
+              <w:kern w:val="2"/>
+              <w:szCs w:val="24"/>
               <w:lang w:eastAsia="pt-BR"/>
+              <w14:ligatures w14:val="standardContextual"/>
             </w:rPr>
           </w:pPr>
-          <w:hyperlink w:anchor="_Toc237556508" w:history="1">
+          <w:hyperlink w:anchor="_Toc237856045" w:history="1">
             <w:r>
               <w:rPr>
                 <w:rStyle w:val="Hyperlink"/>
@@ -3782,8 +3936,10 @@
               <w:rPr>
                 <w:rFonts w:asciiTheme="minorHAnsi" w:eastAsiaTheme="minorEastAsia" w:hAnsiTheme="minorHAnsi"/>
                 <w:noProof/>
-                <w:sz w:val="22"/>
+                <w:kern w:val="2"/>
+                <w:szCs w:val="24"/>
                 <w:lang w:eastAsia="pt-BR"/>
+                <w14:ligatures w14:val="standardContextual"/>
               </w:rPr>
               <w:tab/>
             </w:r>
@@ -3813,7 +3969,7 @@
                 <w:noProof/>
                 <w:webHidden/>
               </w:rPr>
-              <w:instrText xml:space="preserve"> PAGEREF _Toc237556508 \h </w:instrText>
+              <w:instrText xml:space="preserve"> PAGEREF _Toc237856045 \h </w:instrText>
             </w:r>
             <w:r>
               <w:rPr>
@@ -3833,7 +3989,7 @@
                 <w:noProof/>
                 <w:webHidden/>
               </w:rPr>
-              <w:t>35</w:t>
+              <w:t>36</w:t>
             </w:r>
             <w:r>
               <w:rPr>
@@ -3850,11 +4006,13 @@
             <w:rPr>
               <w:rFonts w:asciiTheme="minorHAnsi" w:eastAsiaTheme="minorEastAsia" w:hAnsiTheme="minorHAnsi"/>
               <w:noProof/>
-              <w:sz w:val="22"/>
+              <w:kern w:val="2"/>
+              <w:szCs w:val="24"/>
               <w:lang w:eastAsia="pt-BR"/>
+              <w14:ligatures w14:val="standardContextual"/>
             </w:rPr>
           </w:pPr>
-          <w:hyperlink w:anchor="_Toc237556509" w:history="1">
+          <w:hyperlink w:anchor="_Toc237856046" w:history="1">
             <w:r>
               <w:rPr>
                 <w:rStyle w:val="Hyperlink"/>
@@ -3866,8 +4024,10 @@
               <w:rPr>
                 <w:rFonts w:asciiTheme="minorHAnsi" w:eastAsiaTheme="minorEastAsia" w:hAnsiTheme="minorHAnsi"/>
                 <w:noProof/>
-                <w:sz w:val="22"/>
+                <w:kern w:val="2"/>
+                <w:szCs w:val="24"/>
                 <w:lang w:eastAsia="pt-BR"/>
+                <w14:ligatures w14:val="standardContextual"/>
               </w:rPr>
               <w:tab/>
             </w:r>
@@ -3897,7 +4057,7 @@
                 <w:noProof/>
                 <w:webHidden/>
               </w:rPr>
-              <w:instrText xml:space="preserve"> PAGEREF _Toc237556509 \h </w:instrText>
+              <w:instrText xml:space="preserve"> PAGEREF _Toc237856046 \h </w:instrText>
             </w:r>
             <w:r>
               <w:rPr>
@@ -3917,7 +4077,7 @@
                 <w:noProof/>
                 <w:webHidden/>
               </w:rPr>
-              <w:t>36</w:t>
+              <w:t>37</w:t>
             </w:r>
             <w:r>
               <w:rPr>
@@ -3934,11 +4094,13 @@
             <w:rPr>
               <w:rFonts w:asciiTheme="minorHAnsi" w:eastAsiaTheme="minorEastAsia" w:hAnsiTheme="minorHAnsi"/>
               <w:noProof/>
-              <w:sz w:val="22"/>
+              <w:kern w:val="2"/>
+              <w:szCs w:val="24"/>
               <w:lang w:eastAsia="pt-BR"/>
+              <w14:ligatures w14:val="standardContextual"/>
             </w:rPr>
           </w:pPr>
-          <w:hyperlink w:anchor="_Toc237556510" w:history="1">
+          <w:hyperlink w:anchor="_Toc237856047" w:history="1">
             <w:r>
               <w:rPr>
                 <w:rStyle w:val="Hyperlink"/>
@@ -3965,7 +4127,7 @@
                 <w:noProof/>
                 <w:webHidden/>
               </w:rPr>
-              <w:instrText xml:space="preserve"> PAGEREF _Toc237556510 \h </w:instrText>
+              <w:instrText xml:space="preserve"> PAGEREF _Toc237856047 \h </w:instrText>
             </w:r>
             <w:r>
               <w:rPr>
@@ -3985,7 +4147,7 @@
                 <w:noProof/>
                 <w:webHidden/>
               </w:rPr>
-              <w:t>38</w:t>
+              <w:t>39</w:t>
             </w:r>
             <w:r>
               <w:rPr>
@@ -4008,11 +4170,6 @@
     </w:sdt>
     <w:p>
       <w:pPr>
-        <w:ind w:firstLine="708"/>
-      </w:pPr>
-    </w:p>
-    <w:p>
-      <w:pPr>
         <w:ind w:firstLine="0"/>
         <w:sectPr>
           <w:pgSz w:w="11906" w:h="16838"/>
@@ -4027,7 +4184,7 @@
       <w:pPr>
         <w:pStyle w:val="Ttulo1"/>
       </w:pPr>
-      <w:bookmarkStart w:id="0" w:name="_Toc237556488"/>
+      <w:bookmarkStart w:id="0" w:name="_Toc237856024"/>
       <w:r>
         <w:lastRenderedPageBreak/>
         <w:t>INTRODUÇÃO</w:t>
@@ -4129,7 +4286,7 @@
       <w:pPr>
         <w:pStyle w:val="Ttulo2"/>
       </w:pPr>
-      <w:bookmarkStart w:id="1" w:name="_Toc237556489"/>
+      <w:bookmarkStart w:id="1" w:name="_Toc237856025"/>
       <w:r>
         <w:t>Problemática</w:t>
       </w:r>
@@ -4196,6 +4353,43 @@
       </w:r>
     </w:p>
     <w:p>
+      <w:r>
+        <w:rPr>
+          <w:highlight w:val="yellow"/>
+        </w:rPr>
+        <w:t xml:space="preserve">Além das dificuldades relacionadas à distância, mobilidade e planejamento, a insegurança também representa um obstáculo para a participação em eventos culturais. Conforme informa a pesquisa de campo da </w:t>
+      </w:r>
+      <w:proofErr w:type="spellStart"/>
+      <w:r>
+        <w:rPr>
+          <w:highlight w:val="yellow"/>
+        </w:rPr>
+        <w:t>Meioemensagem</w:t>
+      </w:r>
+      <w:proofErr w:type="spellEnd"/>
+      <w:r>
+        <w:rPr>
+          <w:highlight w:val="yellow"/>
+        </w:rPr>
+        <w:t xml:space="preserve"> (2025),</w:t>
+      </w:r>
+      <w:r>
+        <w:rPr>
+          <w:highlight w:val="yellow"/>
+        </w:rPr>
+        <w:t xml:space="preserve"> cerca de 31% dos brasileiros afirmam deixar de frequentar esses espaços por motivos relacionados à violência e à insegurança.  Dessa forma, a preocupação com a segurança durante o trajeto e no local do evento pode se tornar mais uma barreira para o público.</w:t>
+      </w:r>
+    </w:p>
+    <w:p>
+      <w:pPr>
+        <w:rPr>
+          <w:color w:val="000000"/>
+          <w:sz w:val="20"/>
+          <w:szCs w:val="20"/>
+        </w:rPr>
+      </w:pPr>
+    </w:p>
+    <w:p>
       <w:pPr>
         <w:rPr>
           <w:rFonts w:ascii="Times New Roman" w:hAnsi="Times New Roman"/>
@@ -4221,99 +4415,94 @@
       <w:pPr>
         <w:pStyle w:val="Ttulo2"/>
       </w:pPr>
-      <w:bookmarkStart w:id="2" w:name="_Toc237556490"/>
+      <w:bookmarkStart w:id="2" w:name="_Toc237856026"/>
+      <w:r>
+        <w:t>Justificativa</w:t>
+      </w:r>
+      <w:bookmarkEnd w:id="2"/>
+    </w:p>
+    <w:p>
+      <w:r>
+        <w:t>A relevância do presente projeto fundamenta-se no fato de que a participação em eventos culturais ao vivo, como shows, contribui para a melhoria da saúde mental e do bem-estar, auxiliando na redução do estresse e da ansiedade, além de favorecer a socialização entre indivíduos (</w:t>
+      </w:r>
+      <w:proofErr w:type="spellStart"/>
+      <w:r>
+        <w:t>Biachin</w:t>
+      </w:r>
+      <w:proofErr w:type="spellEnd"/>
+      <w:r>
+        <w:t>, 2025). O Brasil, por si só, é o segundo país que mais consome shows ao vivo, sejam de cunho nacional ou internacional, o que evidencia o forte interesse da população por esse tipo de experiência cultural e torna uma iniciativa que simplifique o usufruto desses eventos para o público brasileiro essencial.</w:t>
+      </w:r>
+    </w:p>
+    <w:p>
+      <w:r>
+        <w:t>Outrossim, apesar desse alto consumo, o acesso a tais eventos ainda é limitado para parcelas significativas da população. A escassez de recursos que viabilizem o consumo de eventos culturais por pessoas de baixa renda ou que vivem distantes das grandes capitais fomenta um cenário elitizado, marcado pela desigualdade e pela exclusão cultural. (</w:t>
+      </w:r>
+      <w:r>
+        <w:t>Andrade</w:t>
+      </w:r>
+      <w:r>
+        <w:t>, 2024).</w:t>
+      </w:r>
+    </w:p>
+    <w:p>
+      <w:r>
+        <w:t>Portanto, tais questões apresentadas, somadas à falta de soluções existentes, são mais que suficientes para justificar o desenvolvimento desse projeto que, alinhado aos Objetivos de Desenvolvimento Sustentável 3 (Saúde e Bem-Estar), 4 (Educação de Qualidade) e 16 (Paz, Justiça e Instituições Eficazes)</w:t>
+      </w:r>
+      <w:r>
+        <w:t xml:space="preserve"> </w:t>
+      </w:r>
+      <w:r>
+        <w:rPr>
+          <w:highlight w:val="yellow"/>
+        </w:rPr>
+        <w:t>(Nações Unidas Brasil, s.d.)</w:t>
+      </w:r>
+      <w:r>
+        <w:rPr>
+          <w:highlight w:val="yellow"/>
+        </w:rPr>
+        <w:t>,</w:t>
+      </w:r>
+      <w:r>
+        <w:t xml:space="preserve"> busca promover mais inclusão cultural no Brasil, difundir o lazer saudável e estimular o senso crítico e a empatia de ainda mais brasileiros.</w:t>
+      </w:r>
+    </w:p>
+    <w:p>
+      <w:pPr>
+        <w:pStyle w:val="Ttulo2"/>
+      </w:pPr>
+      <w:bookmarkStart w:id="3" w:name="_Toc237856027"/>
       <w:r>
         <w:lastRenderedPageBreak/>
-        <w:t>Justificativa</w:t>
-      </w:r>
-      <w:bookmarkEnd w:id="2"/>
-    </w:p>
-    <w:p>
-      <w:r>
-        <w:t>A relevância do presente projeto fundamenta-se no fato de que a participação em eventos culturais ao vivo, como shows, contribui para a melhoria da saúde mental e do bem-estar, auxiliando na redução do estresse e da ansiedade, além de favorecer a socialização entre indivíduos (</w:t>
-      </w:r>
-      <w:proofErr w:type="spellStart"/>
-      <w:r>
-        <w:t>Biachin</w:t>
-      </w:r>
-      <w:proofErr w:type="spellEnd"/>
-      <w:r>
-        <w:t>, 2025). O Brasil, por si só, é o segundo país que mais consome shows ao vivo, sejam de cunho nacional ou internacional, o que evidencia o forte interesse da população por esse tipo de experiência cultural e torna uma iniciativa que simplifique o usufruto desses eventos para o público brasileiro essencial.</w:t>
-      </w:r>
-    </w:p>
-    <w:p>
-      <w:r>
-        <w:t xml:space="preserve">Outrossim, apesar desse alto consumo, o acesso a tais eventos ainda é limitado para parcelas significativas da população. A escassez de recursos que viabilizem o consumo de eventos culturais por pessoas de baixa renda ou que vivem </w:t>
-      </w:r>
-      <w:bookmarkStart w:id="3" w:name="_GoBack"/>
+        <w:t>Objetivos</w:t>
+      </w:r>
       <w:bookmarkEnd w:id="3"/>
-      <w:r>
-        <w:t>distantes das grandes capitais fomenta um cenário elitizado, marcado pela desigualdade e pela exclusão cultural. (</w:t>
-      </w:r>
-      <w:r>
-        <w:t>Andrade</w:t>
-      </w:r>
-      <w:r>
-        <w:t>, 2024).</w:t>
-      </w:r>
-    </w:p>
-    <w:p>
-      <w:r>
-        <w:t>Portanto, tais questões apresentadas, somadas à falta de soluções existentes, são mais que suficientes para justificar o desenvolvimento desse projeto que, alinhado aos Objetivos de Desenvolvimento Sustentável 3 (Saúde e Bem-Estar), 4 (Educação de Qualidade) e 16 (Paz, Justiça e Instituições Eficazes)</w:t>
-      </w:r>
-      <w:r>
-        <w:t xml:space="preserve"> </w:t>
-      </w:r>
-      <w:r>
-        <w:rPr>
-          <w:highlight w:val="yellow"/>
-        </w:rPr>
-        <w:t>(Nações Unidas Brasil, s.d.)</w:t>
-      </w:r>
-      <w:r>
-        <w:rPr>
-          <w:highlight w:val="yellow"/>
-        </w:rPr>
-        <w:t>,</w:t>
-      </w:r>
-      <w:r>
-        <w:t xml:space="preserve"> busca promover mais inclusão cultural no Brasil, difundir o lazer saudável e estimular o senso crítico e a empatia de ainda mais brasileiros.</w:t>
-      </w:r>
-    </w:p>
-    <w:p>
-      <w:pPr>
-        <w:pStyle w:val="Ttulo2"/>
-      </w:pPr>
-      <w:bookmarkStart w:id="4" w:name="_Toc237556491"/>
-      <w:r>
-        <w:t>Objetivos</w:t>
+    </w:p>
+    <w:p>
+      <w:pPr>
+        <w:pStyle w:val="Ttulo3"/>
+      </w:pPr>
+      <w:bookmarkStart w:id="4" w:name="_Toc237856028"/>
+      <w:r>
+        <w:t>Objetivo Geral</w:t>
       </w:r>
       <w:bookmarkEnd w:id="4"/>
     </w:p>
     <w:p>
+      <w:r>
+        <w:t>Criar uma plataforma que permita o fácil acesso a informações sobre eventos culturais. Além disso, desenvolver ferramentas que ajudem na participação de eventos. O objetivo é promover a democratização da cultura, especialmente nas regiões mais remotas do Brasil.</w:t>
+      </w:r>
+    </w:p>
+    <w:p>
       <w:pPr>
         <w:pStyle w:val="Ttulo3"/>
       </w:pPr>
-      <w:bookmarkStart w:id="5" w:name="_Toc237556492"/>
-      <w:r>
-        <w:t>Objetivo Geral</w:t>
+      <w:bookmarkStart w:id="5" w:name="_Toc237856029"/>
+      <w:r>
+        <w:t>Objetivos Específicos</w:t>
       </w:r>
       <w:bookmarkEnd w:id="5"/>
-    </w:p>
-    <w:p>
-      <w:r>
-        <w:t>Criar uma plataforma que permita o fácil acesso a informações sobre eventos culturais. Além disso, desenvolver ferramentas que ajudem na participação de eventos. O objetivo é promover a democratização da cultura, especialmente nas regiões mais remotas do Brasil.</w:t>
-      </w:r>
-    </w:p>
-    <w:p>
-      <w:pPr>
-        <w:pStyle w:val="Ttulo3"/>
-      </w:pPr>
-      <w:bookmarkStart w:id="6" w:name="_Toc237556493"/>
-      <w:r>
-        <w:t>Objetivos Específicos</w:t>
-      </w:r>
-      <w:bookmarkEnd w:id="6"/>
     </w:p>
     <w:p>
       <w:pPr>
@@ -4372,7 +4561,6 @@
         <w:rPr>
           <w:lang w:eastAsia="pt-BR"/>
         </w:rPr>
-        <w:lastRenderedPageBreak/>
         <w:t>Verificar eventos próximos</w:t>
       </w:r>
     </w:p>
@@ -4480,11 +4668,11 @@
       <w:pPr>
         <w:pStyle w:val="Ttulo2"/>
       </w:pPr>
-      <w:bookmarkStart w:id="7" w:name="_Toc237556494"/>
+      <w:bookmarkStart w:id="6" w:name="_Toc237856030"/>
       <w:r>
         <w:t>Metodologia</w:t>
       </w:r>
-      <w:bookmarkEnd w:id="7"/>
+      <w:bookmarkEnd w:id="6"/>
     </w:p>
     <w:p>
       <w:r>
@@ -4514,7 +4702,11 @@
       </w:r>
       <w:proofErr w:type="spellEnd"/>
       <w:r>
-        <w:t>, presente desde a etapa de Imersão até a Ideação, Prototipação e desenvolvimento da solução. Na fase de imersão, foi realizada uma pesquisa de campo por meio de um questionário on-line, obtendo 203 respostas, com o objetivo de identificar hábitos, dificuldades e necessidades dos usuários em relação aos eventos culturais.</w:t>
+        <w:t xml:space="preserve">, presente desde a etapa de Imersão até a Ideação, Prototipação e desenvolvimento da solução. Na fase de imersão, foi realizada uma pesquisa de campo por meio de um questionário </w:t>
+      </w:r>
+      <w:r>
+        <w:lastRenderedPageBreak/>
+        <w:t>on-line, obtendo 203 respostas, com o objetivo de identificar hábitos, dificuldades e necessidades dos usuários em relação aos eventos culturais.</w:t>
       </w:r>
     </w:p>
     <w:p>
@@ -4524,7 +4716,6 @@
     </w:p>
     <w:p>
       <w:r>
-        <w:lastRenderedPageBreak/>
         <w:t xml:space="preserve">Após a análise dos resultados, iniciou-se a pesquisa aplicada, voltada ao desenvolvimento do </w:t>
       </w:r>
       <w:proofErr w:type="spellStart"/>
@@ -4538,13 +4729,10 @@
       <w:proofErr w:type="spellStart"/>
       <w:proofErr w:type="gramStart"/>
       <w:r>
-        <w:t>artistas,</w:t>
-      </w:r>
+        <w:t>artistas,rotas</w:t>
+      </w:r>
+      <w:proofErr w:type="spellEnd"/>
       <w:proofErr w:type="gramEnd"/>
-      <w:r>
-        <w:t>rotas</w:t>
-      </w:r>
-      <w:proofErr w:type="spellEnd"/>
       <w:r>
         <w:t xml:space="preserve"> e planejamento de gastos. Também será possível que usuários enviem eventos por meio de um formulário, que posteriormente serão analisados e aprovados pelo administrador antes de sua publicação.</w:t>
       </w:r>
@@ -4580,29 +4768,45 @@
         <w:pStyle w:val="Legenda"/>
         <w:keepNext/>
       </w:pPr>
-      <w:bookmarkStart w:id="8" w:name="_Toc237556464"/>
+      <w:bookmarkStart w:id="7" w:name="_Toc237556464"/>
       <w:r>
         <w:lastRenderedPageBreak/>
         <w:t xml:space="preserve">Figura </w:t>
       </w:r>
-      <w:fldSimple w:instr=" SEQ Figura \* ARABIC ">
-        <w:r>
-          <w:rPr>
-            <w:noProof/>
-          </w:rPr>
-          <w:t>1</w:t>
-        </w:r>
-      </w:fldSimple>
+      <w:r>
+        <w:fldChar w:fldCharType="begin"/>
+      </w:r>
+      <w:r>
+        <w:instrText xml:space="preserve"> SEQ Figura \* ARABIC </w:instrText>
+      </w:r>
+      <w:r>
+        <w:fldChar w:fldCharType="separate"/>
+      </w:r>
+      <w:r>
+        <w:rPr>
+          <w:noProof/>
+        </w:rPr>
+        <w:t>1</w:t>
+      </w:r>
+      <w:r>
+        <w:rPr>
+          <w:noProof/>
+        </w:rPr>
+        <w:fldChar w:fldCharType="end"/>
+      </w:r>
       <w:r>
         <w:t>: Metodologia</w:t>
       </w:r>
-      <w:bookmarkEnd w:id="8"/>
+      <w:bookmarkEnd w:id="7"/>
     </w:p>
     <w:p>
       <w:pPr>
         <w:pStyle w:val="Fonteeimagem"/>
       </w:pPr>
       <w:r>
+        <w:rPr>
+          <w:noProof/>
+        </w:rPr>
         <w:drawing>
           <wp:inline distT="0" distB="0" distL="0" distR="0" wp14:anchorId="61563841" wp14:editId="43B8F7FF">
             <wp:extent cx="4813935" cy="7221220"/>
@@ -4619,7 +4823,7 @@
                     <pic:cNvPicPr/>
                   </pic:nvPicPr>
                   <pic:blipFill>
-                    <a:blip r:embed="rId9">
+                    <a:blip r:embed="rId8">
                       <a:extLst>
                         <a:ext uri="{28A0092B-C50C-407E-A947-70E740481C1C}">
                           <a14:useLocalDpi xmlns:a14="http://schemas.microsoft.com/office/drawing/2010/main" val="0"/>
@@ -4651,15 +4855,26 @@
         <w:pStyle w:val="Fonteeimagem"/>
       </w:pPr>
       <w:r>
-        <w:t xml:space="preserve">Fonte: Os </w:t>
-      </w:r>
-      <w:proofErr w:type="gramStart"/>
-      <w:r>
-        <w:t>Autores,</w:t>
-      </w:r>
-      <w:proofErr w:type="gramEnd"/>
-      <w:r>
-        <w:t>2026</w:t>
+        <w:t>Fonte: Os Autores,2026</w:t>
+      </w:r>
+    </w:p>
+    <w:p>
+      <w:pPr>
+        <w:pStyle w:val="Ttulo2"/>
+      </w:pPr>
+      <w:r>
+        <w:br w:type="page"/>
+      </w:r>
+      <w:bookmarkStart w:id="8" w:name="_Toc237856031"/>
+      <w:r>
+        <w:lastRenderedPageBreak/>
+        <w:t>Resultados Esperados</w:t>
+      </w:r>
+      <w:bookmarkEnd w:id="8"/>
+    </w:p>
+    <w:p>
+      <w:r>
+        <w:t>Espera-se que a plataforma alcance pessoas de todo Brasil e forneça informações precisas, ajude pessoas com deficiência a localizar lugares acessíveis e facilite o planejamento das viagens a shows.</w:t>
       </w:r>
     </w:p>
     <w:p>
@@ -4681,7 +4896,7 @@
       <w:pPr>
         <w:pStyle w:val="Ttulo1"/>
       </w:pPr>
-      <w:bookmarkStart w:id="9" w:name="_Toc237556495"/>
+      <w:bookmarkStart w:id="9" w:name="_Toc237856032"/>
       <w:r>
         <w:lastRenderedPageBreak/>
         <w:t>REFERENCIAL TEÓRICO</w:t>
@@ -4695,7 +4910,7 @@
       <w:pPr>
         <w:pStyle w:val="Ttulo1"/>
       </w:pPr>
-      <w:bookmarkStart w:id="10" w:name="_Toc237556496"/>
+      <w:bookmarkStart w:id="10" w:name="_Toc237856033"/>
       <w:r>
         <w:lastRenderedPageBreak/>
         <w:t>IMERSÃO</w:t>
@@ -4704,7 +4919,7 @@
     </w:p>
     <w:p>
       <w:r>
-        <w:t xml:space="preserve">A fase de imersão no Design </w:t>
+        <w:t xml:space="preserve">A imersão, no Design </w:t>
       </w:r>
       <w:proofErr w:type="spellStart"/>
       <w:r>
@@ -4712,20 +4927,25 @@
       </w:r>
       <w:proofErr w:type="spellEnd"/>
       <w:r>
-        <w:t>, também denominada inspiração, consiste no momento em que a equipe se aproxima profundamente do contexto do problema, considerando tanto a visão da organização quanto a do usuário final. Nesse estágio, são coletados insights a partir da observação e da empatia, ao se colocar no lugar do outro para compreender suas necessidades. Esse movimento favorece a identificação de oportunidades de inovação baseadas em experiências reais. Além disso, possibilita interpretar o negócio sob a perspectiva do consumidor. Dessa forma, a imersão contribui para a construção de propostas de valor mais adequadas (</w:t>
-      </w:r>
-      <w:r>
-        <w:t>M</w:t>
-      </w:r>
-      <w:r>
-        <w:t>artins et al., 2016).</w:t>
+        <w:t>, é a fase inicial, em que o grupo entra em contato e se aprofunda no tema do trabalho, considerando tanto a visão organizacional quanto a do consumidor, o que favorece a identificação de oportunidades de inovação baseadas em experiências reais e contribui para a construção de propostas de valor mais adequadas (Vianna et. al., 2012)</w:t>
+      </w:r>
+      <w:r>
+        <w:t>.</w:t>
+      </w:r>
+    </w:p>
+    <w:p>
+      <w:r>
+        <w:rPr>
+          <w:highlight w:val="yellow"/>
+        </w:rPr>
+        <w:t>Por isso, com o propósito de absorver o máximo de conhecimentos sobre o contexto do tema, o grupo utilizou algumas técnicas, tais como o caderno de sensibilidade, que registra as vivências dos usuários sem interferências; e a pesquisa de campo, que permite compreender os perfis, necessidades e dificuldades dos usuários.</w:t>
       </w:r>
     </w:p>
     <w:p>
       <w:pPr>
         <w:pStyle w:val="Ttulo2"/>
       </w:pPr>
-      <w:bookmarkStart w:id="11" w:name="_Toc237556497"/>
+      <w:bookmarkStart w:id="11" w:name="_Toc237856034"/>
       <w:r>
         <w:t>Caderno de Sensibilidade</w:t>
       </w:r>
@@ -4774,14 +4994,27 @@
       <w:r>
         <w:t xml:space="preserve">Quadro </w:t>
       </w:r>
-      <w:fldSimple w:instr=" SEQ Quadro \* ARABIC ">
-        <w:r>
-          <w:rPr>
-            <w:noProof/>
-          </w:rPr>
-          <w:t>1</w:t>
-        </w:r>
-      </w:fldSimple>
+      <w:r>
+        <w:fldChar w:fldCharType="begin"/>
+      </w:r>
+      <w:r>
+        <w:instrText xml:space="preserve"> SEQ Quadro \* ARABIC </w:instrText>
+      </w:r>
+      <w:r>
+        <w:fldChar w:fldCharType="separate"/>
+      </w:r>
+      <w:r>
+        <w:rPr>
+          <w:noProof/>
+        </w:rPr>
+        <w:t>1</w:t>
+      </w:r>
+      <w:r>
+        <w:rPr>
+          <w:noProof/>
+        </w:rPr>
+        <w:fldChar w:fldCharType="end"/>
+      </w:r>
       <w:r>
         <w:t>: Caderno de Sensibilidade</w:t>
       </w:r>
@@ -4903,6 +5136,7 @@
               <w:ind w:firstLine="0"/>
             </w:pPr>
             <w:r>
+              <w:lastRenderedPageBreak/>
               <w:t>Os shows internacionais se concentram em algumas poucas cidades distantes das regiões norte e centro-oeste do país</w:t>
             </w:r>
           </w:p>
@@ -4944,7 +5178,6 @@
               <w:ind w:firstLine="0"/>
             </w:pPr>
             <w:r>
-              <w:lastRenderedPageBreak/>
               <w:t>Até os moradores da região metropolitana de São Paulo, estado cuja capital abriga frequentemente grandes eventos, precisam se preocupar com mobilidade ou até hospedagem</w:t>
             </w:r>
           </w:p>
@@ -5219,7 +5452,7 @@
       <w:pPr>
         <w:pStyle w:val="Ttulo2"/>
       </w:pPr>
-      <w:bookmarkStart w:id="13" w:name="_Toc237556498"/>
+      <w:bookmarkStart w:id="13" w:name="_Toc237856035"/>
       <w:r>
         <w:t>Pesquisa de Campo</w:t>
       </w:r>
@@ -5232,31 +5465,40 @@
         </w:rPr>
       </w:pPr>
       <w:r>
-        <w:t>A pesquisa de campo, ou pesquisa exploratória, auxilia na percepção do contexto do assunto trabalhado e fornece recursos para determinar os perfis de usuários que serão posteriormente aprofundados, garantindo o contato da equipe com as realidades de uso da plataforma a ser desenvolvida, incluindo suas demandas e necessidades, de forma a validar o projeto diretamente com sua fonte: o público-alvo (Vianna et. al., 2012).</w:t>
-      </w:r>
-    </w:p>
-    <w:p>
+        <w:t xml:space="preserve">A pesquisa de campo, ou pesquisa exploratória, auxilia na percepção do contexto do assunto trabalhado e fornece recursos para determinar os perfis de usuários que serão posteriormente aprofundados, garantindo o contato da equipe com as realidades de uso da plataforma a ser desenvolvida, incluindo suas </w:t>
+      </w:r>
       <w:r>
         <w:lastRenderedPageBreak/>
+        <w:t>demandas e necessidades, de forma a validar o projeto diretamente com sua fonte: o público-alvo (Vianna et. al., 2012).</w:t>
+      </w:r>
+    </w:p>
+    <w:p>
+      <w:r>
         <w:t xml:space="preserve">No caso do </w:t>
       </w:r>
       <w:proofErr w:type="spellStart"/>
+      <w:r>
+        <w:t>ShowMe</w:t>
+      </w:r>
+      <w:proofErr w:type="spellEnd"/>
+      <w:r>
+        <w:t xml:space="preserve">, a pesquisa de campo consistiu na aplicação de um formulário por meio do Google </w:t>
+      </w:r>
+      <w:proofErr w:type="spellStart"/>
+      <w:r>
+        <w:t>Forms</w:t>
+      </w:r>
+      <w:proofErr w:type="spellEnd"/>
+      <w:r>
+        <w:t xml:space="preserve">, divulgado majoritariamente em diferentes grupos de </w:t>
+      </w:r>
       <w:proofErr w:type="gramStart"/>
       <w:r>
-        <w:t>ShowMe</w:t>
-      </w:r>
-      <w:proofErr w:type="spellEnd"/>
+        <w:t>WhatsApp  que</w:t>
+      </w:r>
       <w:proofErr w:type="gramEnd"/>
       <w:r>
-        <w:t xml:space="preserve">, a pesquisa de campo consistiu na aplicação de um formulário por meio do Google </w:t>
-      </w:r>
-      <w:proofErr w:type="spellStart"/>
-      <w:r>
-        <w:t>Forms</w:t>
-      </w:r>
-      <w:proofErr w:type="spellEnd"/>
-      <w:r>
-        <w:t>, divulgado majoritariamente em diferentes grupos de WhatsApp  que reúnem fãs de diferentes artistas e promovem seus respectivos shows. Foram formuladas 13 perguntas, obtendo-se 203 respostas no total. O formulário permaneceu aberto entre os dias 18 de junho e 6 de agosto de 2026.</w:t>
+        <w:t xml:space="preserve"> reúnem fãs de diferentes artistas e promovem seus respectivos shows. Foram formuladas 13 perguntas, obtendo-se 203 respostas no total. O formulário permaneceu aberto entre os dias 18 de junho e 6 de agosto de 2026.</w:t>
       </w:r>
     </w:p>
     <w:p>
@@ -5268,29 +5510,40 @@
       <w:r>
         <w:t xml:space="preserve">Figura </w:t>
       </w:r>
-      <w:fldSimple w:instr=" SEQ Figura \* ARABIC ">
-        <w:r>
-          <w:rPr>
-            <w:noProof/>
-          </w:rPr>
-          <w:t>2</w:t>
-        </w:r>
-      </w:fldSimple>
-      <w:r>
-        <w:t xml:space="preserve">: Pergunta </w:t>
-      </w:r>
-      <w:proofErr w:type="gramStart"/>
-      <w:r>
-        <w:t>1</w:t>
+      <w:r>
+        <w:fldChar w:fldCharType="begin"/>
+      </w:r>
+      <w:r>
+        <w:instrText xml:space="preserve"> SEQ Figura \* ARABIC </w:instrText>
+      </w:r>
+      <w:r>
+        <w:fldChar w:fldCharType="separate"/>
+      </w:r>
+      <w:r>
+        <w:rPr>
+          <w:noProof/>
+        </w:rPr>
+        <w:t>2</w:t>
+      </w:r>
+      <w:r>
+        <w:rPr>
+          <w:noProof/>
+        </w:rPr>
+        <w:fldChar w:fldCharType="end"/>
+      </w:r>
+      <w:r>
+        <w:t>: Pergunta 1</w:t>
       </w:r>
       <w:bookmarkEnd w:id="14"/>
-      <w:proofErr w:type="gramEnd"/>
     </w:p>
     <w:p>
       <w:pPr>
         <w:pStyle w:val="Fonteeimagem"/>
       </w:pPr>
       <w:r>
+        <w:rPr>
+          <w:noProof/>
+        </w:rPr>
         <w:drawing>
           <wp:inline distT="0" distB="0" distL="0" distR="0" wp14:anchorId="291EFCC2" wp14:editId="41137B1E">
             <wp:extent cx="4741740" cy="2667000"/>
@@ -5307,7 +5560,7 @@
                     <pic:cNvPicPr/>
                   </pic:nvPicPr>
                   <pic:blipFill>
-                    <a:blip r:embed="rId10" cstate="print">
+                    <a:blip r:embed="rId9" cstate="print">
                       <a:extLst>
                         <a:ext uri="{28A0092B-C50C-407E-A947-70E740481C1C}">
                           <a14:useLocalDpi xmlns:a14="http://schemas.microsoft.com/office/drawing/2010/main" val="0"/>
@@ -5339,13 +5592,8 @@
         <w:pStyle w:val="Fonteeimagem"/>
       </w:pPr>
       <w:r>
-        <w:t xml:space="preserve">Fonte: Os autores, </w:t>
-      </w:r>
-      <w:proofErr w:type="gramStart"/>
-      <w:r>
-        <w:t>2026</w:t>
-      </w:r>
-      <w:proofErr w:type="gramEnd"/>
+        <w:t>Fonte: Os autores, 2026</w:t>
+      </w:r>
     </w:p>
     <w:p>
       <w:r>
@@ -5354,7 +5602,6 @@
         </w:rPr>
         <w:t>De acordo com o gráfico, mais da metade dos respondentes (62,1%) possui entre 19 e 39 anos, seguida por 28,1% que possuem entre 12 e 18 anos de idade. Esses dados indicam uma faixa etária predominantemente jovem-adulta entre os usuários representados pela pesquisa. </w:t>
       </w:r>
-      <w:proofErr w:type="gramStart"/>
       <w:r>
         <w:t xml:space="preserve"> </w:t>
       </w:r>
@@ -5368,28 +5615,35 @@
         </w:tabs>
       </w:pPr>
       <w:bookmarkStart w:id="15" w:name="_Toc237556466"/>
-      <w:proofErr w:type="gramEnd"/>
       <w:r>
         <w:lastRenderedPageBreak/>
         <w:t xml:space="preserve">Figura </w:t>
       </w:r>
-      <w:fldSimple w:instr=" SEQ Figura \* ARABIC ">
-        <w:r>
-          <w:rPr>
-            <w:noProof/>
-          </w:rPr>
-          <w:t>3</w:t>
-        </w:r>
-      </w:fldSimple>
-      <w:r>
-        <w:t xml:space="preserve">: Pergunta </w:t>
-      </w:r>
-      <w:proofErr w:type="gramStart"/>
-      <w:r>
-        <w:t>2</w:t>
+      <w:r>
+        <w:fldChar w:fldCharType="begin"/>
+      </w:r>
+      <w:r>
+        <w:instrText xml:space="preserve"> SEQ Figura \* ARABIC </w:instrText>
+      </w:r>
+      <w:r>
+        <w:fldChar w:fldCharType="separate"/>
+      </w:r>
+      <w:r>
+        <w:rPr>
+          <w:noProof/>
+        </w:rPr>
+        <w:t>3</w:t>
+      </w:r>
+      <w:r>
+        <w:rPr>
+          <w:noProof/>
+        </w:rPr>
+        <w:fldChar w:fldCharType="end"/>
+      </w:r>
+      <w:r>
+        <w:t>: Pergunta 2</w:t>
       </w:r>
       <w:bookmarkEnd w:id="15"/>
-      <w:proofErr w:type="gramEnd"/>
     </w:p>
     <w:p>
       <w:r>
@@ -5413,7 +5667,7 @@
                     <pic:cNvPicPr/>
                   </pic:nvPicPr>
                   <pic:blipFill>
-                    <a:blip r:embed="rId11" cstate="print">
+                    <a:blip r:embed="rId10" cstate="print">
                       <a:extLst>
                         <a:ext uri="{28A0092B-C50C-407E-A947-70E740481C1C}">
                           <a14:useLocalDpi xmlns:a14="http://schemas.microsoft.com/office/drawing/2010/main" val="0"/>
@@ -5445,13 +5699,8 @@
         <w:pStyle w:val="Fonteeimagem"/>
       </w:pPr>
       <w:r>
-        <w:t xml:space="preserve">Fonte: Os autores, </w:t>
-      </w:r>
-      <w:proofErr w:type="gramStart"/>
-      <w:r>
-        <w:t>2026</w:t>
-      </w:r>
-      <w:proofErr w:type="gramEnd"/>
+        <w:t>Fonte: Os autores, 2026</w:t>
+      </w:r>
     </w:p>
     <w:p>
       <w:pPr>
@@ -5464,12 +5713,10 @@
         <w:t xml:space="preserve">O gráfico aponta que 63,5% dos participantes são da região Sudeste do Brasil, seguidos por 10,8% do Sul, 10,3% do Centro-Oeste, 9,9% do Nordeste e somente 5,4% da região Norte, o que reforça a relevância da proposta do </w:t>
       </w:r>
       <w:proofErr w:type="spellStart"/>
-      <w:proofErr w:type="gramStart"/>
       <w:r>
         <w:t>ShowMe</w:t>
       </w:r>
       <w:proofErr w:type="spellEnd"/>
-      <w:proofErr w:type="gramEnd"/>
       <w:r>
         <w:t xml:space="preserve">, visto que, até mesmo na região que concentra uma parcela significativa da oferta de eventos culturais, ainda existem problemas relacionados à acessibilidade dessas atividades. </w:t>
       </w:r>
@@ -5483,29 +5730,40 @@
       <w:r>
         <w:t xml:space="preserve">Figura </w:t>
       </w:r>
-      <w:fldSimple w:instr=" SEQ Figura \* ARABIC ">
-        <w:r>
-          <w:rPr>
-            <w:noProof/>
-          </w:rPr>
-          <w:t>4</w:t>
-        </w:r>
-      </w:fldSimple>
-      <w:r>
-        <w:t xml:space="preserve">: Pergunta </w:t>
-      </w:r>
-      <w:proofErr w:type="gramStart"/>
-      <w:r>
-        <w:t>3</w:t>
+      <w:r>
+        <w:fldChar w:fldCharType="begin"/>
+      </w:r>
+      <w:r>
+        <w:instrText xml:space="preserve"> SEQ Figura \* ARABIC </w:instrText>
+      </w:r>
+      <w:r>
+        <w:fldChar w:fldCharType="separate"/>
+      </w:r>
+      <w:r>
+        <w:rPr>
+          <w:noProof/>
+        </w:rPr>
+        <w:t>4</w:t>
+      </w:r>
+      <w:r>
+        <w:rPr>
+          <w:noProof/>
+        </w:rPr>
+        <w:fldChar w:fldCharType="end"/>
+      </w:r>
+      <w:r>
+        <w:t>: Pergunta 3</w:t>
       </w:r>
       <w:bookmarkEnd w:id="16"/>
-      <w:proofErr w:type="gramEnd"/>
     </w:p>
     <w:p>
       <w:pPr>
         <w:pStyle w:val="Fonteeimagem"/>
       </w:pPr>
       <w:r>
+        <w:rPr>
+          <w:noProof/>
+        </w:rPr>
         <w:drawing>
           <wp:inline distT="0" distB="0" distL="0" distR="0" wp14:anchorId="775A612F" wp14:editId="614F4ECC">
             <wp:extent cx="4831308" cy="2717378"/>
@@ -5522,7 +5780,7 @@
                     <pic:cNvPicPr/>
                   </pic:nvPicPr>
                   <pic:blipFill>
-                    <a:blip r:embed="rId12" cstate="print">
+                    <a:blip r:embed="rId11" cstate="print">
                       <a:extLst>
                         <a:ext uri="{28A0092B-C50C-407E-A947-70E740481C1C}">
                           <a14:useLocalDpi xmlns:a14="http://schemas.microsoft.com/office/drawing/2010/main" val="0"/>
@@ -5554,13 +5812,8 @@
         <w:pStyle w:val="Fonteeimagem"/>
       </w:pPr>
       <w:r>
-        <w:t xml:space="preserve">Fonte: Os autores, </w:t>
-      </w:r>
-      <w:proofErr w:type="gramStart"/>
-      <w:r>
-        <w:t>2026</w:t>
-      </w:r>
-      <w:proofErr w:type="gramEnd"/>
+        <w:t>Fonte: Os autores, 2026</w:t>
+      </w:r>
     </w:p>
     <w:p>
       <w:pPr>
@@ -5585,23 +5838,31 @@
       <w:r>
         <w:t xml:space="preserve">Figura </w:t>
       </w:r>
-      <w:fldSimple w:instr=" SEQ Figura \* ARABIC ">
-        <w:r>
-          <w:rPr>
-            <w:noProof/>
-          </w:rPr>
-          <w:t>5</w:t>
-        </w:r>
-      </w:fldSimple>
-      <w:r>
-        <w:t xml:space="preserve">: Pergunta </w:t>
-      </w:r>
-      <w:proofErr w:type="gramStart"/>
-      <w:r>
-        <w:t>4</w:t>
+      <w:r>
+        <w:fldChar w:fldCharType="begin"/>
+      </w:r>
+      <w:r>
+        <w:instrText xml:space="preserve"> SEQ Figura \* ARABIC </w:instrText>
+      </w:r>
+      <w:r>
+        <w:fldChar w:fldCharType="separate"/>
+      </w:r>
+      <w:r>
+        <w:rPr>
+          <w:noProof/>
+        </w:rPr>
+        <w:t>5</w:t>
+      </w:r>
+      <w:r>
+        <w:rPr>
+          <w:noProof/>
+        </w:rPr>
+        <w:fldChar w:fldCharType="end"/>
+      </w:r>
+      <w:r>
+        <w:t>: Pergunta 4</w:t>
       </w:r>
       <w:bookmarkEnd w:id="17"/>
-      <w:proofErr w:type="gramEnd"/>
     </w:p>
     <w:p>
       <w:pPr>
@@ -5611,6 +5872,9 @@
         </w:rPr>
       </w:pPr>
       <w:r>
+        <w:rPr>
+          <w:noProof/>
+        </w:rPr>
         <w:drawing>
           <wp:inline distT="0" distB="0" distL="0" distR="0" wp14:anchorId="3DC27B86" wp14:editId="1C26D240">
             <wp:extent cx="4858603" cy="2732729"/>
@@ -5627,7 +5891,7 @@
                     <pic:cNvPicPr/>
                   </pic:nvPicPr>
                   <pic:blipFill>
-                    <a:blip r:embed="rId13" cstate="print">
+                    <a:blip r:embed="rId12" cstate="print">
                       <a:extLst>
                         <a:ext uri="{28A0092B-C50C-407E-A947-70E740481C1C}">
                           <a14:useLocalDpi xmlns:a14="http://schemas.microsoft.com/office/drawing/2010/main" val="0"/>
@@ -5659,40 +5923,19 @@
         <w:pStyle w:val="Fonteeimagem"/>
       </w:pPr>
       <w:r>
-        <w:t xml:space="preserve">Fonte: Os autores, </w:t>
-      </w:r>
-      <w:proofErr w:type="gramStart"/>
-      <w:r>
-        <w:t>2026</w:t>
-      </w:r>
-      <w:proofErr w:type="gramEnd"/>
-    </w:p>
-    <w:p>
-      <w:r>
-        <w:rPr>
-          <w:lang w:eastAsia="pt-BR"/>
-        </w:rPr>
-        <w:t xml:space="preserve">Na pergunta de múltipla escolha sobre as preferências de eventos culturais, 170 respostas incluíram “shows” e </w:t>
-      </w:r>
-      <w:proofErr w:type="gramStart"/>
-      <w:r>
-        <w:rPr>
-          <w:lang w:eastAsia="pt-BR"/>
-        </w:rPr>
-        <w:t>168 “cinema”</w:t>
-      </w:r>
-      <w:proofErr w:type="gramEnd"/>
-      <w:r>
-        <w:rPr>
-          <w:lang w:eastAsia="pt-BR"/>
-        </w:rPr>
-        <w:t>, enquanto alternativas de cunho diretamente educacional, como “oficinas e workshops”, foram incluídas em somente 42 respostas. Isso, além de contribuir para a definição do perfil do usuário, indica sua preferência por atividades relacionadas ao lazer e ao entretenimento. </w:t>
-      </w:r>
-      <w:proofErr w:type="gramStart"/>
+        <w:t>Fonte: Os autores, 2026</w:t>
+      </w:r>
+    </w:p>
+    <w:p>
+      <w:r>
+        <w:rPr>
+          <w:lang w:eastAsia="pt-BR"/>
+        </w:rPr>
+        <w:t>Na pergunta de múltipla escolha sobre as preferências de eventos culturais, 170 respostas incluíram “shows” e 168 “cinema”, enquanto alternativas de cunho diretamente educacional, como “oficinas e workshops”, foram incluídas em somente 42 respostas. Isso, além de contribuir para a definição do perfil do usuário, indica sua preferência por atividades relacionadas ao lazer e ao entretenimento. </w:t>
+      </w:r>
       <w:r>
         <w:tab/>
       </w:r>
-      <w:proofErr w:type="gramEnd"/>
     </w:p>
     <w:p>
       <w:pPr>
@@ -5703,23 +5946,31 @@
       <w:r>
         <w:t xml:space="preserve">Figura </w:t>
       </w:r>
-      <w:fldSimple w:instr=" SEQ Figura \* ARABIC ">
-        <w:r>
-          <w:rPr>
-            <w:noProof/>
-          </w:rPr>
-          <w:t>6</w:t>
-        </w:r>
-      </w:fldSimple>
-      <w:r>
-        <w:t xml:space="preserve">: Pergunta </w:t>
-      </w:r>
-      <w:proofErr w:type="gramStart"/>
-      <w:r>
-        <w:t>5</w:t>
+      <w:r>
+        <w:fldChar w:fldCharType="begin"/>
+      </w:r>
+      <w:r>
+        <w:instrText xml:space="preserve"> SEQ Figura \* ARABIC </w:instrText>
+      </w:r>
+      <w:r>
+        <w:fldChar w:fldCharType="separate"/>
+      </w:r>
+      <w:r>
+        <w:rPr>
+          <w:noProof/>
+        </w:rPr>
+        <w:t>6</w:t>
+      </w:r>
+      <w:r>
+        <w:rPr>
+          <w:noProof/>
+        </w:rPr>
+        <w:fldChar w:fldCharType="end"/>
+      </w:r>
+      <w:r>
+        <w:t>: Pergunta 5</w:t>
       </w:r>
       <w:bookmarkEnd w:id="18"/>
-      <w:proofErr w:type="gramEnd"/>
     </w:p>
     <w:p>
       <w:pPr>
@@ -5729,6 +5980,9 @@
         </w:rPr>
       </w:pPr>
       <w:r>
+        <w:rPr>
+          <w:noProof/>
+        </w:rPr>
         <w:drawing>
           <wp:inline distT="0" distB="0" distL="0" distR="0" wp14:anchorId="0FDCA2A5" wp14:editId="0803599C">
             <wp:extent cx="5119865" cy="2879677"/>
@@ -5745,7 +5999,7 @@
                     <pic:cNvPicPr/>
                   </pic:nvPicPr>
                   <pic:blipFill>
-                    <a:blip r:embed="rId14" cstate="print">
+                    <a:blip r:embed="rId13" cstate="print">
                       <a:extLst>
                         <a:ext uri="{28A0092B-C50C-407E-A947-70E740481C1C}">
                           <a14:useLocalDpi xmlns:a14="http://schemas.microsoft.com/office/drawing/2010/main" val="0"/>
@@ -5777,13 +6031,8 @@
         <w:pStyle w:val="Fonteeimagem"/>
       </w:pPr>
       <w:r>
-        <w:t xml:space="preserve">Fonte: Os autores, </w:t>
-      </w:r>
-      <w:proofErr w:type="gramStart"/>
-      <w:r>
-        <w:t>2026</w:t>
-      </w:r>
-      <w:proofErr w:type="gramEnd"/>
+        <w:t>Fonte: Os autores, 2026</w:t>
+      </w:r>
     </w:p>
     <w:p>
       <w:r>
@@ -5800,29 +6049,40 @@
       <w:r>
         <w:t xml:space="preserve">Figura </w:t>
       </w:r>
-      <w:fldSimple w:instr=" SEQ Figura \* ARABIC ">
-        <w:r>
-          <w:rPr>
-            <w:noProof/>
-          </w:rPr>
-          <w:t>7</w:t>
-        </w:r>
-      </w:fldSimple>
-      <w:r>
-        <w:t xml:space="preserve">: Pergunta </w:t>
-      </w:r>
-      <w:proofErr w:type="gramStart"/>
-      <w:r>
-        <w:t>6</w:t>
+      <w:r>
+        <w:fldChar w:fldCharType="begin"/>
+      </w:r>
+      <w:r>
+        <w:instrText xml:space="preserve"> SEQ Figura \* ARABIC </w:instrText>
+      </w:r>
+      <w:r>
+        <w:fldChar w:fldCharType="separate"/>
+      </w:r>
+      <w:r>
+        <w:rPr>
+          <w:noProof/>
+        </w:rPr>
+        <w:t>7</w:t>
+      </w:r>
+      <w:r>
+        <w:rPr>
+          <w:noProof/>
+        </w:rPr>
+        <w:fldChar w:fldCharType="end"/>
+      </w:r>
+      <w:r>
+        <w:t>: Pergunta 6</w:t>
       </w:r>
       <w:bookmarkEnd w:id="19"/>
-      <w:proofErr w:type="gramEnd"/>
     </w:p>
     <w:p>
       <w:pPr>
         <w:pStyle w:val="Fonteeimagem"/>
       </w:pPr>
       <w:r>
+        <w:rPr>
+          <w:noProof/>
+        </w:rPr>
         <w:drawing>
           <wp:inline distT="0" distB="0" distL="0" distR="0" wp14:anchorId="1B421063" wp14:editId="1CDF4AF0">
             <wp:extent cx="4922689" cy="2768775"/>
@@ -5839,7 +6099,7 @@
                     <pic:cNvPicPr/>
                   </pic:nvPicPr>
                   <pic:blipFill>
-                    <a:blip r:embed="rId15" cstate="print">
+                    <a:blip r:embed="rId14" cstate="print">
                       <a:extLst>
                         <a:ext uri="{28A0092B-C50C-407E-A947-70E740481C1C}">
                           <a14:useLocalDpi xmlns:a14="http://schemas.microsoft.com/office/drawing/2010/main" val="0"/>
@@ -5871,13 +6131,8 @@
         <w:pStyle w:val="Fonteeimagem"/>
       </w:pPr>
       <w:r>
-        <w:t xml:space="preserve">Fonte: Os autores, </w:t>
-      </w:r>
-      <w:proofErr w:type="gramStart"/>
-      <w:r>
-        <w:t>2026</w:t>
-      </w:r>
-      <w:proofErr w:type="gramEnd"/>
+        <w:t>Fonte: Os autores, 2026</w:t>
+      </w:r>
     </w:p>
     <w:p>
       <w:r>
@@ -5894,23 +6149,31 @@
         <w:lastRenderedPageBreak/>
         <w:t xml:space="preserve">Figura </w:t>
       </w:r>
-      <w:fldSimple w:instr=" SEQ Figura \* ARABIC ">
-        <w:r>
-          <w:rPr>
-            <w:noProof/>
-          </w:rPr>
-          <w:t>8</w:t>
-        </w:r>
-      </w:fldSimple>
-      <w:r>
-        <w:t xml:space="preserve">: Pergunta </w:t>
-      </w:r>
-      <w:proofErr w:type="gramStart"/>
-      <w:r>
-        <w:t>7</w:t>
+      <w:r>
+        <w:fldChar w:fldCharType="begin"/>
+      </w:r>
+      <w:r>
+        <w:instrText xml:space="preserve"> SEQ Figura \* ARABIC </w:instrText>
+      </w:r>
+      <w:r>
+        <w:fldChar w:fldCharType="separate"/>
+      </w:r>
+      <w:r>
+        <w:rPr>
+          <w:noProof/>
+        </w:rPr>
+        <w:t>8</w:t>
+      </w:r>
+      <w:r>
+        <w:rPr>
+          <w:noProof/>
+        </w:rPr>
+        <w:fldChar w:fldCharType="end"/>
+      </w:r>
+      <w:r>
+        <w:t>: Pergunta 7</w:t>
       </w:r>
       <w:bookmarkEnd w:id="20"/>
-      <w:proofErr w:type="gramEnd"/>
     </w:p>
     <w:p>
       <w:pPr>
@@ -5937,7 +6200,7 @@
                     <pic:cNvPicPr/>
                   </pic:nvPicPr>
                   <pic:blipFill>
-                    <a:blip r:embed="rId16" cstate="print">
+                    <a:blip r:embed="rId15" cstate="print">
                       <a:extLst>
                         <a:ext uri="{28A0092B-C50C-407E-A947-70E740481C1C}">
                           <a14:useLocalDpi xmlns:a14="http://schemas.microsoft.com/office/drawing/2010/main" val="0"/>
@@ -5969,13 +6232,8 @@
         <w:pStyle w:val="Fonteeimagem"/>
       </w:pPr>
       <w:r>
-        <w:t xml:space="preserve">Fonte: Os autores, </w:t>
-      </w:r>
-      <w:proofErr w:type="gramStart"/>
-      <w:r>
-        <w:t>2026</w:t>
-      </w:r>
-      <w:proofErr w:type="gramEnd"/>
+        <w:t>Fonte: Os autores, 2026</w:t>
+      </w:r>
     </w:p>
     <w:p>
       <w:r>
@@ -5991,23 +6249,31 @@
       <w:r>
         <w:t xml:space="preserve">Figura </w:t>
       </w:r>
-      <w:fldSimple w:instr=" SEQ Figura \* ARABIC ">
-        <w:r>
-          <w:rPr>
-            <w:noProof/>
-          </w:rPr>
-          <w:t>9</w:t>
-        </w:r>
-      </w:fldSimple>
-      <w:r>
-        <w:t xml:space="preserve">: Pergunta </w:t>
-      </w:r>
-      <w:proofErr w:type="gramStart"/>
-      <w:r>
-        <w:t>8</w:t>
+      <w:r>
+        <w:fldChar w:fldCharType="begin"/>
+      </w:r>
+      <w:r>
+        <w:instrText xml:space="preserve"> SEQ Figura \* ARABIC </w:instrText>
+      </w:r>
+      <w:r>
+        <w:fldChar w:fldCharType="separate"/>
+      </w:r>
+      <w:r>
+        <w:rPr>
+          <w:noProof/>
+        </w:rPr>
+        <w:t>9</w:t>
+      </w:r>
+      <w:r>
+        <w:rPr>
+          <w:noProof/>
+        </w:rPr>
+        <w:fldChar w:fldCharType="end"/>
+      </w:r>
+      <w:r>
+        <w:t>: Pergunta 8</w:t>
       </w:r>
       <w:bookmarkEnd w:id="21"/>
-      <w:proofErr w:type="gramEnd"/>
     </w:p>
     <w:p>
       <w:pPr>
@@ -6034,7 +6300,7 @@
                     <pic:cNvPicPr/>
                   </pic:nvPicPr>
                   <pic:blipFill>
-                    <a:blip r:embed="rId17" cstate="print">
+                    <a:blip r:embed="rId16" cstate="print">
                       <a:extLst>
                         <a:ext uri="{28A0092B-C50C-407E-A947-70E740481C1C}">
                           <a14:useLocalDpi xmlns:a14="http://schemas.microsoft.com/office/drawing/2010/main" val="0"/>
@@ -6066,13 +6332,8 @@
         <w:pStyle w:val="Fonteeimagem"/>
       </w:pPr>
       <w:r>
-        <w:t xml:space="preserve">Fonte: Os autores, </w:t>
-      </w:r>
-      <w:proofErr w:type="gramStart"/>
-      <w:r>
-        <w:t>2026</w:t>
-      </w:r>
-      <w:proofErr w:type="gramEnd"/>
+        <w:t>Fonte: Os autores, 2026</w:t>
+      </w:r>
     </w:p>
     <w:p>
       <w:r>
@@ -6080,15 +6341,7 @@
       </w:r>
       <w:r>
         <w:lastRenderedPageBreak/>
-        <w:t xml:space="preserve">“custos da viagem” </w:t>
-      </w:r>
-      <w:proofErr w:type="gramStart"/>
-      <w:r>
-        <w:t>foi</w:t>
-      </w:r>
-      <w:proofErr w:type="gramEnd"/>
-      <w:r>
-        <w:t xml:space="preserve"> incluído em 114 respostas, “falta de divulgação” em 108 e “encontrar informações detalhadas” em 106. Os resultados apontam que a mobilidade urbana é de fato um dos principais obstáculos a serem superados pelos participantes. </w:t>
+        <w:t xml:space="preserve">“custos da viagem” foi incluído em 114 respostas, “falta de divulgação” em 108 e “encontrar informações detalhadas” em 106. Os resultados apontam que a mobilidade urbana é de fato um dos principais obstáculos a serem superados pelos participantes. </w:t>
       </w:r>
     </w:p>
     <w:p>
@@ -6100,23 +6353,31 @@
       <w:r>
         <w:t xml:space="preserve">Figura </w:t>
       </w:r>
-      <w:fldSimple w:instr=" SEQ Figura \* ARABIC ">
-        <w:r>
-          <w:rPr>
-            <w:noProof/>
-          </w:rPr>
-          <w:t>10</w:t>
-        </w:r>
-      </w:fldSimple>
-      <w:r>
-        <w:t xml:space="preserve">: Pergunta </w:t>
-      </w:r>
-      <w:proofErr w:type="gramStart"/>
-      <w:r>
-        <w:t>9</w:t>
+      <w:r>
+        <w:fldChar w:fldCharType="begin"/>
+      </w:r>
+      <w:r>
+        <w:instrText xml:space="preserve"> SEQ Figura \* ARABIC </w:instrText>
+      </w:r>
+      <w:r>
+        <w:fldChar w:fldCharType="separate"/>
+      </w:r>
+      <w:r>
+        <w:rPr>
+          <w:noProof/>
+        </w:rPr>
+        <w:t>10</w:t>
+      </w:r>
+      <w:r>
+        <w:rPr>
+          <w:noProof/>
+        </w:rPr>
+        <w:fldChar w:fldCharType="end"/>
+      </w:r>
+      <w:r>
+        <w:t>: Pergunta 9</w:t>
       </w:r>
       <w:bookmarkEnd w:id="22"/>
-      <w:proofErr w:type="gramEnd"/>
     </w:p>
     <w:p>
       <w:pPr>
@@ -6143,7 +6404,7 @@
                     <pic:cNvPicPr/>
                   </pic:nvPicPr>
                   <pic:blipFill>
-                    <a:blip r:embed="rId18" cstate="print">
+                    <a:blip r:embed="rId17" cstate="print">
                       <a:extLst>
                         <a:ext uri="{28A0092B-C50C-407E-A947-70E740481C1C}">
                           <a14:useLocalDpi xmlns:a14="http://schemas.microsoft.com/office/drawing/2010/main" val="0"/>
@@ -6175,43 +6436,12 @@
         <w:pStyle w:val="Fonteeimagem"/>
       </w:pPr>
       <w:r>
-        <w:t xml:space="preserve">Fonte: Os autores, </w:t>
-      </w:r>
-      <w:proofErr w:type="gramStart"/>
-      <w:r>
-        <w:t>2026</w:t>
-      </w:r>
-      <w:proofErr w:type="gramEnd"/>
-    </w:p>
-    <w:p>
-      <w:r>
-        <w:t>Na questão sobre os meios em que costumam procurar por eventos culturais, 169 respostas incluíram “</w:t>
-      </w:r>
-      <w:proofErr w:type="spellStart"/>
-      <w:r>
-        <w:t>Instagram</w:t>
-      </w:r>
-      <w:proofErr w:type="spellEnd"/>
-      <w:r>
-        <w:t>”, 109 “indicação de amigos”, 83 incluíram “Google” e outras 83 incluíram “</w:t>
-      </w:r>
-      <w:proofErr w:type="spellStart"/>
-      <w:proofErr w:type="gramStart"/>
-      <w:r>
-        <w:t>TikTok</w:t>
-      </w:r>
-      <w:proofErr w:type="spellEnd"/>
-      <w:proofErr w:type="gramEnd"/>
-      <w:r>
-        <w:t>”, enquanto “</w:t>
-      </w:r>
-      <w:proofErr w:type="spellStart"/>
-      <w:r>
-        <w:t>Facebook</w:t>
-      </w:r>
-      <w:proofErr w:type="spellEnd"/>
-      <w:r>
-        <w:t>” apareceu em 11 respostas e “sites especializados” em 45, demonstrando que as plataformas específicas já existentes podem não ser verdadeiramente efetivas.</w:t>
+        <w:t>Fonte: Os autores, 2026</w:t>
+      </w:r>
+    </w:p>
+    <w:p>
+      <w:r>
+        <w:t>Na questão sobre os meios em que costumam procurar por eventos culturais, 169 respostas incluíram “Instagram”, 109 “indicação de amigos”, 83 incluíram “Google” e outras 83 incluíram “TikTok”, enquanto “Facebook” apareceu em 11 respostas e “sites especializados” em 45, demonstrando que as plataformas específicas já existentes podem não ser verdadeiramente efetivas.</w:t>
       </w:r>
     </w:p>
     <w:p>
@@ -6224,14 +6454,27 @@
         <w:lastRenderedPageBreak/>
         <w:t xml:space="preserve">Figura </w:t>
       </w:r>
-      <w:fldSimple w:instr=" SEQ Figura \* ARABIC ">
-        <w:r>
-          <w:rPr>
-            <w:noProof/>
-          </w:rPr>
-          <w:t>11</w:t>
-        </w:r>
-      </w:fldSimple>
+      <w:r>
+        <w:fldChar w:fldCharType="begin"/>
+      </w:r>
+      <w:r>
+        <w:instrText xml:space="preserve"> SEQ Figura \* ARABIC </w:instrText>
+      </w:r>
+      <w:r>
+        <w:fldChar w:fldCharType="separate"/>
+      </w:r>
+      <w:r>
+        <w:rPr>
+          <w:noProof/>
+        </w:rPr>
+        <w:t>11</w:t>
+      </w:r>
+      <w:r>
+        <w:rPr>
+          <w:noProof/>
+        </w:rPr>
+        <w:fldChar w:fldCharType="end"/>
+      </w:r>
       <w:r>
         <w:t>: Pergunta 10</w:t>
       </w:r>
@@ -6242,6 +6485,9 @@
         <w:pStyle w:val="Fonteeimagem"/>
       </w:pPr>
       <w:r>
+        <w:rPr>
+          <w:noProof/>
+        </w:rPr>
         <w:drawing>
           <wp:inline distT="0" distB="0" distL="0" distR="0" wp14:anchorId="0CD93C5E" wp14:editId="7C672ECB">
             <wp:extent cx="5297214" cy="2979427"/>
@@ -6258,7 +6504,7 @@
                     <pic:cNvPicPr/>
                   </pic:nvPicPr>
                   <pic:blipFill>
-                    <a:blip r:embed="rId19" cstate="print">
+                    <a:blip r:embed="rId18" cstate="print">
                       <a:extLst>
                         <a:ext uri="{28A0092B-C50C-407E-A947-70E740481C1C}">
                           <a14:useLocalDpi xmlns:a14="http://schemas.microsoft.com/office/drawing/2010/main" val="0"/>
@@ -6290,25 +6536,12 @@
         <w:pStyle w:val="Fonteeimagem"/>
       </w:pPr>
       <w:r>
-        <w:t xml:space="preserve">Fonte: Os autores, </w:t>
-      </w:r>
-      <w:proofErr w:type="gramStart"/>
-      <w:r>
-        <w:t>2026</w:t>
-      </w:r>
-      <w:proofErr w:type="gramEnd"/>
-    </w:p>
-    <w:p>
-      <w:r>
-        <w:t xml:space="preserve">Em outra pergunta de múltipla resposta, desta vez sobre as funcionalidades que o usuário considera mais úteis em uma plataforma de eventos culturais, “sugestão de eventos próximos” e “informações detalhadas sobre o evento” foram </w:t>
-      </w:r>
-      <w:proofErr w:type="gramStart"/>
-      <w:r>
-        <w:t>as</w:t>
-      </w:r>
-      <w:proofErr w:type="gramEnd"/>
-      <w:r>
-        <w:t xml:space="preserve"> alternativas mais marcadas, inclusas em 165 e 152 respostas, respectivamente. Esses registros demonstram que funcionalidades voltadas à localização e à disponibilização de informações completas são consideradas relevantes pelos participantes, contribuindo para a definição das funcionalidades propostas pelo projeto.</w:t>
+        <w:t>Fonte: Os autores, 2026</w:t>
+      </w:r>
+    </w:p>
+    <w:p>
+      <w:r>
+        <w:t>Em outra pergunta de múltipla resposta, desta vez sobre as funcionalidades que o usuário considera mais úteis em uma plataforma de eventos culturais, “sugestão de eventos próximos” e “informações detalhadas sobre o evento” foram as alternativas mais marcadas, inclusas em 165 e 152 respostas, respectivamente. Esses registros demonstram que funcionalidades voltadas à localização e à disponibilização de informações completas são consideradas relevantes pelos participantes, contribuindo para a definição das funcionalidades propostas pelo projeto.</w:t>
       </w:r>
     </w:p>
     <w:p>
@@ -6320,14 +6553,27 @@
       <w:r>
         <w:t xml:space="preserve">Figura </w:t>
       </w:r>
-      <w:fldSimple w:instr=" SEQ Figura \* ARABIC ">
-        <w:r>
-          <w:rPr>
-            <w:noProof/>
-          </w:rPr>
-          <w:t>12</w:t>
-        </w:r>
-      </w:fldSimple>
+      <w:r>
+        <w:fldChar w:fldCharType="begin"/>
+      </w:r>
+      <w:r>
+        <w:instrText xml:space="preserve"> SEQ Figura \* ARABIC </w:instrText>
+      </w:r>
+      <w:r>
+        <w:fldChar w:fldCharType="separate"/>
+      </w:r>
+      <w:r>
+        <w:rPr>
+          <w:noProof/>
+        </w:rPr>
+        <w:t>12</w:t>
+      </w:r>
+      <w:r>
+        <w:rPr>
+          <w:noProof/>
+        </w:rPr>
+        <w:fldChar w:fldCharType="end"/>
+      </w:r>
       <w:r>
         <w:t>: Pergunta 11</w:t>
       </w:r>
@@ -6358,7 +6604,7 @@
                     <pic:cNvPicPr/>
                   </pic:nvPicPr>
                   <pic:blipFill>
-                    <a:blip r:embed="rId20" cstate="print">
+                    <a:blip r:embed="rId19" cstate="print">
                       <a:extLst>
                         <a:ext uri="{28A0092B-C50C-407E-A947-70E740481C1C}">
                           <a14:useLocalDpi xmlns:a14="http://schemas.microsoft.com/office/drawing/2010/main" val="0"/>
@@ -6391,25 +6637,18 @@
       </w:pPr>
       <w:r>
         <w:lastRenderedPageBreak/>
-        <w:t xml:space="preserve">Fonte: Os autores, </w:t>
-      </w:r>
-      <w:proofErr w:type="gramStart"/>
-      <w:r>
-        <w:t>2026</w:t>
-      </w:r>
-      <w:proofErr w:type="gramEnd"/>
+        <w:t>Fonte: Os autores, 2026</w:t>
+      </w:r>
     </w:p>
     <w:p>
       <w:r>
         <w:t xml:space="preserve">Como pode ser observado no gráfico, todos os 203 participantes da pesquisa consideram importante que uma plataforma de eventos culturais reúna diferentes informações em um só lugar, resultado esse que valida a proposta do </w:t>
       </w:r>
       <w:proofErr w:type="spellStart"/>
-      <w:proofErr w:type="gramStart"/>
       <w:r>
         <w:t>ShowMe</w:t>
       </w:r>
       <w:proofErr w:type="spellEnd"/>
-      <w:proofErr w:type="gramEnd"/>
       <w:r>
         <w:t xml:space="preserve"> de centralizar informações e facilitar o acesso a eventos culturais diversos.</w:t>
       </w:r>
@@ -6423,14 +6662,27 @@
       <w:r>
         <w:t xml:space="preserve">Figura </w:t>
       </w:r>
-      <w:fldSimple w:instr=" SEQ Figura \* ARABIC ">
-        <w:r>
-          <w:rPr>
-            <w:noProof/>
-          </w:rPr>
-          <w:t>13</w:t>
-        </w:r>
-      </w:fldSimple>
+      <w:r>
+        <w:fldChar w:fldCharType="begin"/>
+      </w:r>
+      <w:r>
+        <w:instrText xml:space="preserve"> SEQ Figura \* ARABIC </w:instrText>
+      </w:r>
+      <w:r>
+        <w:fldChar w:fldCharType="separate"/>
+      </w:r>
+      <w:r>
+        <w:rPr>
+          <w:noProof/>
+        </w:rPr>
+        <w:t>13</w:t>
+      </w:r>
+      <w:r>
+        <w:rPr>
+          <w:noProof/>
+        </w:rPr>
+        <w:fldChar w:fldCharType="end"/>
+      </w:r>
       <w:r>
         <w:t>: Pergunta 12</w:t>
       </w:r>
@@ -6461,7 +6713,7 @@
                     <pic:cNvPicPr/>
                   </pic:nvPicPr>
                   <pic:blipFill>
-                    <a:blip r:embed="rId21" cstate="print">
+                    <a:blip r:embed="rId20" cstate="print">
                       <a:extLst>
                         <a:ext uri="{28A0092B-C50C-407E-A947-70E740481C1C}">
                           <a14:useLocalDpi xmlns:a14="http://schemas.microsoft.com/office/drawing/2010/main" val="0"/>
@@ -6493,13 +6745,8 @@
         <w:pStyle w:val="Fonteeimagem"/>
       </w:pPr>
       <w:r>
-        <w:t xml:space="preserve">Fonte: Os autores, </w:t>
-      </w:r>
-      <w:proofErr w:type="gramStart"/>
-      <w:r>
-        <w:t>2026</w:t>
-      </w:r>
-      <w:proofErr w:type="gramEnd"/>
+        <w:t>Fonte: Os autores, 2026</w:t>
+      </w:r>
     </w:p>
     <w:p>
       <w:r>
@@ -6511,12 +6758,10 @@
         <w:t xml:space="preserve">Na pergunta dissertativa sobre o que achariam essencial em uma plataforma como a do </w:t>
       </w:r>
       <w:proofErr w:type="spellStart"/>
-      <w:proofErr w:type="gramStart"/>
       <w:r>
         <w:t>ShowMe</w:t>
       </w:r>
       <w:proofErr w:type="spellEnd"/>
-      <w:proofErr w:type="gramEnd"/>
       <w:r>
         <w:t xml:space="preserve">, as respostas apontaram para um produto centrado na descoberta </w:t>
       </w:r>
@@ -6529,12 +6774,10 @@
         <w:t xml:space="preserve"> e personalizada de eventos, mais do que em funcionalidades exóticas. O pedido é “resolver bem o básico”, e é a partir dessa necessidade que o </w:t>
       </w:r>
       <w:proofErr w:type="spellStart"/>
-      <w:proofErr w:type="gramStart"/>
       <w:r>
         <w:t>ShowMe</w:t>
       </w:r>
       <w:proofErr w:type="spellEnd"/>
-      <w:proofErr w:type="gramEnd"/>
       <w:r>
         <w:t xml:space="preserve"> busca inovar.</w:t>
       </w:r>
@@ -6543,16 +6786,32 @@
       <w:pPr>
         <w:pStyle w:val="Ttulo3"/>
       </w:pPr>
-      <w:r>
-        <w:t xml:space="preserve"> </w:t>
-      </w:r>
-      <w:bookmarkStart w:id="26" w:name="_Toc237556499"/>
+      <w:bookmarkStart w:id="26" w:name="_Toc237856036"/>
       <w:r>
         <w:t>Conclusão da Pesquisa de Campo</w:t>
       </w:r>
       <w:bookmarkEnd w:id="26"/>
     </w:p>
     <w:p>
+      <w:pPr>
+        <w:rPr>
+          <w:rFonts w:ascii="Times New Roman" w:hAnsi="Times New Roman"/>
+        </w:rPr>
+      </w:pPr>
+      <w:r>
+        <w:t xml:space="preserve">Essa pesquisa de campo evidenciou, mais do que um perfil de usuário, suas necessidades e anseios. Com base nos dados, é possível afirmar que o público é </w:t>
+      </w:r>
+      <w:r>
+        <w:lastRenderedPageBreak/>
+        <w:t>predominantemente jovem-adulto, consome eventos diversos com frequência regular e já utiliza a internet como um dos principais meios de busca por eventos.</w:t>
+      </w:r>
+    </w:p>
+    <w:p>
+      <w:r>
+        <w:t>Além disso, observa-se uma grande carência em relação à divulgação de eventos, fazendo com que muitos participantes já tenham deixado de comparecer a eles por falta de informação ou desistido de participar devido à dificuldade de planejamento, sendo a distância um dos principais obstáculos. Diante dessas lacunas, o público aponta que funcionalidades como sugestões personalizadas e informações detalhadas e centralizadas em uma única plataforma poderiam contribuir para a melhoria de futuras experiências culturais.</w:t>
+      </w:r>
+    </w:p>
+    <w:p>
       <w:r>
         <w:br w:type="page"/>
       </w:r>
@@ -6561,7 +6820,7 @@
       <w:pPr>
         <w:pStyle w:val="Ttulo1"/>
       </w:pPr>
-      <w:bookmarkStart w:id="27" w:name="_Toc237556500"/>
+      <w:bookmarkStart w:id="27" w:name="_Toc237856037"/>
       <w:r>
         <w:lastRenderedPageBreak/>
         <w:t>ANÁLISE E SÍNTESE</w:t>
@@ -6593,42 +6852,14 @@
         <w:rPr>
           <w:highlight w:val="yellow"/>
         </w:rPr>
-        <w:t xml:space="preserve"> é responsável por apurar os dados levantados na etapa anterior, mantendo as informações </w:t>
-      </w:r>
-      <w:proofErr w:type="gramStart"/>
+        <w:t xml:space="preserve"> é responsável por apurar os dados levantados na etapa anterior, mantendo as informações visualmente acessíveis e apontando padrões que contribuam para o entendimento global do trabalho, além de possibilitar a identificação de oportunidades para a etapa seguinte (Vianna et. al., 2012).</w:t>
+      </w:r>
+    </w:p>
+    <w:p>
       <w:r>
         <w:rPr>
           <w:highlight w:val="yellow"/>
         </w:rPr>
-        <w:t>visualmente</w:t>
-      </w:r>
-      <w:proofErr w:type="gramEnd"/>
-      <w:r>
-        <w:rPr>
-          <w:highlight w:val="yellow"/>
-        </w:rPr>
-        <w:t xml:space="preserve"> </w:t>
-      </w:r>
-      <w:proofErr w:type="gramStart"/>
-      <w:r>
-        <w:rPr>
-          <w:highlight w:val="yellow"/>
-        </w:rPr>
-        <w:t>acessíveis</w:t>
-      </w:r>
-      <w:proofErr w:type="gramEnd"/>
-      <w:r>
-        <w:rPr>
-          <w:highlight w:val="yellow"/>
-        </w:rPr>
-        <w:t xml:space="preserve"> e apontando padrões que contribuam para o entendimento global do trabalho, além de possibilitar a identificação de oportunidades para a etapa seguinte (Vianna et. al., 2012).</w:t>
-      </w:r>
-    </w:p>
-    <w:p>
-      <w:r>
-        <w:rPr>
-          <w:highlight w:val="yellow"/>
-        </w:rPr>
         <w:t>No contexto do projeto, a análise e síntese dos dados levantados previamente foi fundamental para uma melhor compreensão da questão da falta de acesso à cultura no Brasil. Para isso, foram utilizadas ferramentas como o Mapa de Empatia, que evidenciou as principais necessidades do público-alvo, e a criação de uma Persona, que representou sinteticamente o perfil do usuário que utilizará o sistema proposto.</w:t>
       </w:r>
     </w:p>
@@ -6636,7 +6867,7 @@
       <w:pPr>
         <w:pStyle w:val="Ttulo2"/>
       </w:pPr>
-      <w:bookmarkStart w:id="28" w:name="_Toc237556501"/>
+      <w:bookmarkStart w:id="28" w:name="_Toc237856038"/>
       <w:r>
         <w:t>Persona</w:t>
       </w:r>
@@ -6690,14 +6921,27 @@
         <w:lastRenderedPageBreak/>
         <w:t xml:space="preserve">Figura </w:t>
       </w:r>
-      <w:fldSimple w:instr=" SEQ Figura \* ARABIC ">
-        <w:r>
-          <w:rPr>
-            <w:noProof/>
-          </w:rPr>
-          <w:t>14</w:t>
-        </w:r>
-      </w:fldSimple>
+      <w:r>
+        <w:fldChar w:fldCharType="begin"/>
+      </w:r>
+      <w:r>
+        <w:instrText xml:space="preserve"> SEQ Figura \* ARABIC </w:instrText>
+      </w:r>
+      <w:r>
+        <w:fldChar w:fldCharType="separate"/>
+      </w:r>
+      <w:r>
+        <w:rPr>
+          <w:noProof/>
+        </w:rPr>
+        <w:t>14</w:t>
+      </w:r>
+      <w:r>
+        <w:rPr>
+          <w:noProof/>
+        </w:rPr>
+        <w:fldChar w:fldCharType="end"/>
+      </w:r>
       <w:r>
         <w:t>: Persona</w:t>
       </w:r>
@@ -6717,7 +6961,7 @@
           <w:lang w:eastAsia="pt-BR"/>
         </w:rPr>
         <w:drawing>
-          <wp:inline distT="0" distB="0" distL="0" distR="0" wp14:anchorId="2A0EB812" wp14:editId="7F559A02">
+          <wp:inline distT="0" distB="0" distL="0" distR="0" wp14:anchorId="2A0EB812" wp14:editId="148FD4C1">
             <wp:extent cx="4991100" cy="4789695"/>
             <wp:effectExtent l="0" t="0" r="0" b="0"/>
             <wp:docPr id="6" name="Imagem 6" descr="C:\Users\user\Downloads\WhatsApp Image 2026-06-10 at 18.31.35 (1).jpeg"/>
@@ -6734,7 +6978,7 @@
                     </pic:cNvPicPr>
                   </pic:nvPicPr>
                   <pic:blipFill>
-                    <a:blip r:embed="rId22" cstate="print">
+                    <a:blip r:embed="rId21" cstate="print">
                       <a:extLst>
                         <a:ext uri="{28A0092B-C50C-407E-A947-70E740481C1C}">
                           <a14:useLocalDpi xmlns:a14="http://schemas.microsoft.com/office/drawing/2010/main" val="0"/>
@@ -6782,7 +7026,7 @@
       <w:pPr>
         <w:pStyle w:val="Ttulo2"/>
       </w:pPr>
-      <w:bookmarkStart w:id="30" w:name="_Toc237556502"/>
+      <w:bookmarkStart w:id="30" w:name="_Toc237856039"/>
       <w:r>
         <w:t>Mapa da Empatia</w:t>
       </w:r>
@@ -6862,14 +7106,27 @@
       <w:r>
         <w:t xml:space="preserve">Figura </w:t>
       </w:r>
-      <w:fldSimple w:instr=" SEQ Figura \* ARABIC ">
-        <w:r>
-          <w:rPr>
-            <w:noProof/>
-          </w:rPr>
-          <w:t>15</w:t>
-        </w:r>
-      </w:fldSimple>
+      <w:r>
+        <w:fldChar w:fldCharType="begin"/>
+      </w:r>
+      <w:r>
+        <w:instrText xml:space="preserve"> SEQ Figura \* ARABIC </w:instrText>
+      </w:r>
+      <w:r>
+        <w:fldChar w:fldCharType="separate"/>
+      </w:r>
+      <w:r>
+        <w:rPr>
+          <w:noProof/>
+        </w:rPr>
+        <w:t>15</w:t>
+      </w:r>
+      <w:r>
+        <w:rPr>
+          <w:noProof/>
+        </w:rPr>
+        <w:fldChar w:fldCharType="end"/>
+      </w:r>
       <w:r>
         <w:t>: Mapa de Empatia</w:t>
       </w:r>
@@ -6885,7 +7142,7 @@
           <w:lang w:eastAsia="pt-BR"/>
         </w:rPr>
         <w:drawing>
-          <wp:inline distT="0" distB="0" distL="0" distR="0" wp14:anchorId="68743FFB" wp14:editId="158A8D26">
+          <wp:inline distT="0" distB="0" distL="0" distR="0" wp14:anchorId="68743FFB" wp14:editId="6A387FE8">
             <wp:extent cx="5372939" cy="4038600"/>
             <wp:effectExtent l="0" t="0" r="0" b="0"/>
             <wp:docPr id="7" name="Imagem 7" descr="C:\Users\user\Downloads\WhatsApp Image 2026-06-10 at 18.31.35.jpeg"/>
@@ -6902,7 +7159,7 @@
                     </pic:cNvPicPr>
                   </pic:nvPicPr>
                   <pic:blipFill>
-                    <a:blip r:embed="rId23" cstate="print">
+                    <a:blip r:embed="rId22" cstate="print">
                       <a:extLst>
                         <a:ext uri="{28A0092B-C50C-407E-A947-70E740481C1C}">
                           <a14:useLocalDpi xmlns:a14="http://schemas.microsoft.com/office/drawing/2010/main" val="0"/>
@@ -6970,7 +7227,7 @@
       <w:pPr>
         <w:pStyle w:val="Ttulo1"/>
       </w:pPr>
-      <w:bookmarkStart w:id="32" w:name="_Toc237556503"/>
+      <w:bookmarkStart w:id="32" w:name="_Toc237856040"/>
       <w:r>
         <w:lastRenderedPageBreak/>
         <w:t>IDEAÇÃO</w:t>
@@ -7017,7 +7274,7 @@
       <w:pPr>
         <w:pStyle w:val="Ttulo2"/>
       </w:pPr>
-      <w:bookmarkStart w:id="33" w:name="_Toc237556504"/>
+      <w:bookmarkStart w:id="33" w:name="_Toc237856041"/>
       <w:r>
         <w:t>Cardápio de Ideias</w:t>
       </w:r>
@@ -7065,14 +7322,27 @@
         <w:lastRenderedPageBreak/>
         <w:t xml:space="preserve">Figura </w:t>
       </w:r>
-      <w:fldSimple w:instr=" SEQ Figura \* ARABIC ">
-        <w:r>
-          <w:rPr>
-            <w:noProof/>
-          </w:rPr>
-          <w:t>16</w:t>
-        </w:r>
-      </w:fldSimple>
+      <w:r>
+        <w:fldChar w:fldCharType="begin"/>
+      </w:r>
+      <w:r>
+        <w:instrText xml:space="preserve"> SEQ Figura \* ARABIC </w:instrText>
+      </w:r>
+      <w:r>
+        <w:fldChar w:fldCharType="separate"/>
+      </w:r>
+      <w:r>
+        <w:rPr>
+          <w:noProof/>
+        </w:rPr>
+        <w:t>16</w:t>
+      </w:r>
+      <w:r>
+        <w:rPr>
+          <w:noProof/>
+        </w:rPr>
+        <w:fldChar w:fldCharType="end"/>
+      </w:r>
       <w:r>
         <w:t>: Cardápio de Ideias</w:t>
       </w:r>
@@ -7088,7 +7358,7 @@
           <w:lang w:eastAsia="pt-BR"/>
         </w:rPr>
         <w:drawing>
-          <wp:inline distT="0" distB="0" distL="0" distR="0" wp14:anchorId="51CC9EBB" wp14:editId="4429E031">
+          <wp:inline distT="0" distB="0" distL="0" distR="0" wp14:anchorId="51CC9EBB" wp14:editId="60DBC59A">
             <wp:extent cx="3467757" cy="5201827"/>
             <wp:effectExtent l="19050" t="19050" r="18415" b="18415"/>
             <wp:docPr id="4" name="Imagem 4"/>
@@ -7103,7 +7373,7 @@
                     <pic:cNvPicPr/>
                   </pic:nvPicPr>
                   <pic:blipFill>
-                    <a:blip r:embed="rId24" cstate="print">
+                    <a:blip r:embed="rId23" cstate="print">
                       <a:extLst>
                         <a:ext uri="{28A0092B-C50C-407E-A947-70E740481C1C}">
                           <a14:useLocalDpi xmlns:a14="http://schemas.microsoft.com/office/drawing/2010/main" val="0"/>
@@ -7147,7 +7417,7 @@
       <w:pPr>
         <w:pStyle w:val="Ttulo2"/>
       </w:pPr>
-      <w:bookmarkStart w:id="35" w:name="_Toc237556505"/>
+      <w:bookmarkStart w:id="35" w:name="_Toc237856042"/>
       <w:r>
         <w:t>Brainstorming</w:t>
       </w:r>
@@ -7354,14 +7624,27 @@
       <w:r>
         <w:t xml:space="preserve">Figura </w:t>
       </w:r>
-      <w:fldSimple w:instr=" SEQ Figura \* ARABIC ">
-        <w:r>
-          <w:rPr>
-            <w:noProof/>
-          </w:rPr>
-          <w:t>17</w:t>
-        </w:r>
-      </w:fldSimple>
+      <w:r>
+        <w:fldChar w:fldCharType="begin"/>
+      </w:r>
+      <w:r>
+        <w:instrText xml:space="preserve"> SEQ Figura \* ARABIC </w:instrText>
+      </w:r>
+      <w:r>
+        <w:fldChar w:fldCharType="separate"/>
+      </w:r>
+      <w:r>
+        <w:rPr>
+          <w:noProof/>
+        </w:rPr>
+        <w:t>17</w:t>
+      </w:r>
+      <w:r>
+        <w:rPr>
+          <w:noProof/>
+        </w:rPr>
+        <w:fldChar w:fldCharType="end"/>
+      </w:r>
       <w:r>
         <w:t>: Brainstorming</w:t>
       </w:r>
@@ -7380,7 +7663,7 @@
           <w:lang w:eastAsia="pt-BR"/>
         </w:rPr>
         <w:drawing>
-          <wp:inline distT="0" distB="0" distL="0" distR="0" wp14:anchorId="34FB9F28" wp14:editId="6563E3DF">
+          <wp:inline distT="0" distB="0" distL="0" distR="0" wp14:anchorId="34FB9F28" wp14:editId="6842AC60">
             <wp:extent cx="4648200" cy="2616536"/>
             <wp:effectExtent l="0" t="0" r="0" b="0"/>
             <wp:docPr id="8" name="Imagem 8" descr="C:\Users\user\Downloads\WhatsApp Image 2026-06-11 at 23.11.03.jpeg"/>
@@ -7397,7 +7680,7 @@
                     </pic:cNvPicPr>
                   </pic:nvPicPr>
                   <pic:blipFill>
-                    <a:blip r:embed="rId25" cstate="print">
+                    <a:blip r:embed="rId24" cstate="print">
                       <a:extLst>
                         <a:ext uri="{28A0092B-C50C-407E-A947-70E740481C1C}">
                           <a14:useLocalDpi xmlns:a14="http://schemas.microsoft.com/office/drawing/2010/main" val="0"/>
@@ -7444,7 +7727,7 @@
       <w:pPr>
         <w:pStyle w:val="Ttulo2"/>
       </w:pPr>
-      <w:bookmarkStart w:id="37" w:name="_Toc237556506"/>
+      <w:bookmarkStart w:id="37" w:name="_Toc237856043"/>
       <w:r>
         <w:t>Golden Circle</w:t>
       </w:r>
@@ -7477,42 +7760,21 @@
         <w:rPr>
           <w:lang w:eastAsia="pt-BR"/>
         </w:rPr>
-        <w:t xml:space="preserve"> que auxilia organizações e projetos a definirem sua razão de existir, sua forma de atuação e o produto ou serviço que oferecem. O modelo é estruturado em três perguntas fundamentais: Por quê</w:t>
+        <w:t xml:space="preserve"> que auxilia organizações e projetos a definirem sua razão de existir, sua forma de atuação e o produto ou serviço que oferecem. O modelo é estruturado em três perguntas fundamentais: Por </w:t>
       </w:r>
       <w:proofErr w:type="gramStart"/>
       <w:r>
         <w:rPr>
           <w:lang w:eastAsia="pt-BR"/>
         </w:rPr>
-        <w:t>?,</w:t>
+        <w:t>quê?,</w:t>
       </w:r>
       <w:proofErr w:type="gramEnd"/>
       <w:r>
         <w:rPr>
           <w:lang w:eastAsia="pt-BR"/>
         </w:rPr>
-        <w:t xml:space="preserve"> </w:t>
-      </w:r>
-      <w:proofErr w:type="gramStart"/>
-      <w:r>
-        <w:rPr>
-          <w:lang w:eastAsia="pt-BR"/>
-        </w:rPr>
-        <w:t>que</w:t>
-      </w:r>
-      <w:proofErr w:type="gramEnd"/>
-      <w:r>
-        <w:rPr>
-          <w:lang w:eastAsia="pt-BR"/>
-        </w:rPr>
-        <w:t xml:space="preserve"> representa a motivação e o propósito da iniciativa; Como?, que descreve os métodos e estratégias utilizados para atingir esse propósito; e O quê?, que corresponde ao resultado final ou à solução desenvolvida (</w:t>
-      </w:r>
-      <w:proofErr w:type="spellStart"/>
-      <w:r>
-        <w:rPr>
-          <w:lang w:eastAsia="pt-BR"/>
-        </w:rPr>
-        <w:t>D</w:t>
+        <w:t xml:space="preserve"> que representa a motivação e o propósito da iniciativa; Como?, que descreve os métodos e estratégias utilizados para atingir esse propósito; e O quê?, que corresponde ao resultado final ou à solução desenvolvida (D</w:t>
       </w:r>
       <w:r>
         <w:rPr>
@@ -7520,7 +7782,6 @@
         </w:rPr>
         <w:t>am</w:t>
       </w:r>
-      <w:proofErr w:type="spellEnd"/>
       <w:r>
         <w:rPr>
           <w:lang w:eastAsia="pt-BR"/>
@@ -7584,23 +7845,31 @@
         <w:lastRenderedPageBreak/>
         <w:t xml:space="preserve">Figura </w:t>
       </w:r>
-      <w:fldSimple w:instr=" SEQ Figura \* ARABIC ">
-        <w:r>
-          <w:rPr>
-            <w:noProof/>
-          </w:rPr>
-          <w:t>18</w:t>
-        </w:r>
-      </w:fldSimple>
-      <w:r>
-        <w:t xml:space="preserve">: Golden </w:t>
-      </w:r>
-      <w:proofErr w:type="spellStart"/>
-      <w:r>
-        <w:t>Circle</w:t>
+      <w:r>
+        <w:fldChar w:fldCharType="begin"/>
+      </w:r>
+      <w:r>
+        <w:instrText xml:space="preserve"> SEQ Figura \* ARABIC </w:instrText>
+      </w:r>
+      <w:r>
+        <w:fldChar w:fldCharType="separate"/>
+      </w:r>
+      <w:r>
+        <w:rPr>
+          <w:noProof/>
+        </w:rPr>
+        <w:t>18</w:t>
+      </w:r>
+      <w:r>
+        <w:rPr>
+          <w:noProof/>
+        </w:rPr>
+        <w:fldChar w:fldCharType="end"/>
+      </w:r>
+      <w:r>
+        <w:t>: Golden Circle</w:t>
       </w:r>
       <w:bookmarkEnd w:id="38"/>
-      <w:proofErr w:type="spellEnd"/>
     </w:p>
     <w:p>
       <w:pPr>
@@ -7629,7 +7898,7 @@
                     </pic:cNvPicPr>
                   </pic:nvPicPr>
                   <pic:blipFill>
-                    <a:blip r:embed="rId26" cstate="print">
+                    <a:blip r:embed="rId25" cstate="print">
                       <a:extLst>
                         <a:ext uri="{28A0092B-C50C-407E-A947-70E740481C1C}">
                           <a14:useLocalDpi xmlns:a14="http://schemas.microsoft.com/office/drawing/2010/main" val="0"/>
@@ -7695,7 +7964,7 @@
       <w:pPr>
         <w:pStyle w:val="Ttulo1"/>
       </w:pPr>
-      <w:bookmarkStart w:id="39" w:name="_Toc237556507"/>
+      <w:bookmarkStart w:id="39" w:name="_Toc237856044"/>
       <w:r>
         <w:lastRenderedPageBreak/>
         <w:t>PROTÓTIPO</w:t>
@@ -7716,23 +7985,7 @@
           <w:highlight w:val="yellow"/>
           <w:lang w:eastAsia="pt-BR"/>
         </w:rPr>
-        <w:t xml:space="preserve">A prototipação visa validar as ideias propostas anteriormente ao concretizar uma simulação interativa e palpável, o que antecipa problemas, testa hipóteses e reduz as incertezas do projeto antes da elaboração definitiva do produto, </w:t>
-      </w:r>
-      <w:proofErr w:type="gramStart"/>
-      <w:r>
-        <w:rPr>
-          <w:highlight w:val="yellow"/>
-          <w:lang w:eastAsia="pt-BR"/>
-        </w:rPr>
-        <w:t>otimizando</w:t>
-      </w:r>
-      <w:proofErr w:type="gramEnd"/>
-      <w:r>
-        <w:rPr>
-          <w:highlight w:val="yellow"/>
-          <w:lang w:eastAsia="pt-BR"/>
-        </w:rPr>
-        <w:t xml:space="preserve"> tempo e aperfeiçoando o projeto de maneira prática. Por mais que seja colocada como a última fase do Design </w:t>
+        <w:t xml:space="preserve">A prototipação visa validar as ideias propostas anteriormente ao concretizar uma simulação interativa e palpável, o que antecipa problemas, testa hipóteses e reduz as incertezas do projeto antes da elaboração definitiva do produto, otimizando tempo e aperfeiçoando o projeto de maneira prática. Por mais que seja colocada como a última fase do Design </w:t>
       </w:r>
       <w:proofErr w:type="spellStart"/>
       <w:r>
@@ -7777,7 +8030,7 @@
       <w:pPr>
         <w:pStyle w:val="Ttulo2"/>
       </w:pPr>
-      <w:bookmarkStart w:id="40" w:name="_Toc237556508"/>
+      <w:bookmarkStart w:id="40" w:name="_Toc237856045"/>
       <w:r>
         <w:t>Diagrama de Caso de Uso</w:t>
       </w:r>
@@ -7848,14 +8101,27 @@
         <w:lastRenderedPageBreak/>
         <w:t xml:space="preserve">Figura </w:t>
       </w:r>
-      <w:fldSimple w:instr=" SEQ Figura \* ARABIC ">
-        <w:r>
-          <w:rPr>
-            <w:noProof/>
-          </w:rPr>
-          <w:t>19</w:t>
-        </w:r>
-      </w:fldSimple>
+      <w:r>
+        <w:fldChar w:fldCharType="begin"/>
+      </w:r>
+      <w:r>
+        <w:instrText xml:space="preserve"> SEQ Figura \* ARABIC </w:instrText>
+      </w:r>
+      <w:r>
+        <w:fldChar w:fldCharType="separate"/>
+      </w:r>
+      <w:r>
+        <w:rPr>
+          <w:noProof/>
+        </w:rPr>
+        <w:t>19</w:t>
+      </w:r>
+      <w:r>
+        <w:rPr>
+          <w:noProof/>
+        </w:rPr>
+        <w:fldChar w:fldCharType="end"/>
+      </w:r>
       <w:r>
         <w:t>: Caso de Uso</w:t>
       </w:r>
@@ -7874,7 +8140,7 @@
           <w:lang w:eastAsia="pt-BR"/>
         </w:rPr>
         <w:drawing>
-          <wp:inline distT="0" distB="0" distL="0" distR="0" wp14:anchorId="0556814A" wp14:editId="494E8C29">
+          <wp:inline distT="0" distB="0" distL="0" distR="0" wp14:anchorId="0556814A" wp14:editId="69B5386D">
             <wp:extent cx="5626100" cy="3153800"/>
             <wp:effectExtent l="0" t="0" r="0" b="8890"/>
             <wp:docPr id="1" name="Imagem 1" descr="C:\Users\user\Downloads\UseCaseDiagram_ShowMe.png"/>
@@ -7891,7 +8157,7 @@
                     </pic:cNvPicPr>
                   </pic:nvPicPr>
                   <pic:blipFill>
-                    <a:blip r:embed="rId27" cstate="print">
+                    <a:blip r:embed="rId26" cstate="print">
                       <a:extLst>
                         <a:ext uri="{28A0092B-C50C-407E-A947-70E740481C1C}">
                           <a14:useLocalDpi xmlns:a14="http://schemas.microsoft.com/office/drawing/2010/main" val="0"/>
@@ -7938,7 +8204,7 @@
       <w:pPr>
         <w:pStyle w:val="Ttulo2"/>
       </w:pPr>
-      <w:bookmarkStart w:id="42" w:name="_Toc237556509"/>
+      <w:bookmarkStart w:id="42" w:name="_Toc237856046"/>
       <w:r>
         <w:t>Modelagem do Banco de Dados</w:t>
       </w:r>
@@ -8009,7 +8275,6 @@
         <w:t xml:space="preserve">Desta forma, a plataforma </w:t>
       </w:r>
       <w:proofErr w:type="spellStart"/>
-      <w:proofErr w:type="gramStart"/>
       <w:r>
         <w:rPr>
           <w:highlight w:val="yellow"/>
@@ -8018,7 +8283,6 @@
         <w:t>ShowMe</w:t>
       </w:r>
       <w:proofErr w:type="spellEnd"/>
-      <w:proofErr w:type="gramEnd"/>
       <w:r>
         <w:rPr>
           <w:highlight w:val="yellow"/>
@@ -8111,7 +8375,7 @@
                     <pic:cNvPicPr/>
                   </pic:nvPicPr>
                   <pic:blipFill rotWithShape="1">
-                    <a:blip r:embed="rId28">
+                    <a:blip r:embed="rId27">
                       <a:extLst>
                         <a:ext uri="{28A0092B-C50C-407E-A947-70E740481C1C}">
                           <a14:useLocalDpi xmlns:a14="http://schemas.microsoft.com/office/drawing/2010/main" val="0"/>
@@ -8167,7 +8431,7 @@
           <w:numId w:val="0"/>
         </w:numPr>
       </w:pPr>
-      <w:bookmarkStart w:id="44" w:name="_Toc237556510"/>
+      <w:bookmarkStart w:id="44" w:name="_Toc237856047"/>
       <w:r>
         <w:lastRenderedPageBreak/>
         <w:t>REFERÊNCIAS</w:t>
@@ -8627,12 +8891,18 @@
       <w:r>
         <w:t xml:space="preserve"> T. A. </w:t>
       </w:r>
+      <w:r>
+        <w:rPr>
+          <w:b/>
+        </w:rPr>
+        <w:t>UML</w:t>
+      </w:r>
       <w:proofErr w:type="gramStart"/>
       <w:r>
         <w:rPr>
           <w:b/>
         </w:rPr>
-        <w:t>UML2 :</w:t>
+        <w:t>2 :</w:t>
       </w:r>
       <w:proofErr w:type="gramEnd"/>
       <w:r>
@@ -8705,11 +8975,11 @@
       </w:r>
       <w:proofErr w:type="spellEnd"/>
       <w:r>
-        <w:t xml:space="preserve">: </w:t>
+        <w:t xml:space="preserve">: Trends </w:t>
       </w:r>
       <w:proofErr w:type="spellStart"/>
       <w:r>
-        <w:t>Trends</w:t>
+        <w:t>and</w:t>
       </w:r>
       <w:proofErr w:type="spellEnd"/>
       <w:r>
@@ -8717,18 +8987,10 @@
       </w:r>
       <w:proofErr w:type="spellStart"/>
       <w:r>
-        <w:t>and</w:t>
+        <w:t>Strategies</w:t>
       </w:r>
       <w:proofErr w:type="spellEnd"/>
       <w:r>
-        <w:t xml:space="preserve"> </w:t>
-      </w:r>
-      <w:proofErr w:type="spellStart"/>
-      <w:r>
-        <w:t>Strategies</w:t>
-      </w:r>
-      <w:proofErr w:type="spellEnd"/>
-      <w:r>
         <w:t xml:space="preserve">, São Paulo, v. 8, n. 2, p. 203-226, 2016. Disponível em: </w:t>
       </w:r>
       <w:r>
@@ -8747,13 +9009,53 @@
       </w:pPr>
       <w:r>
         <w:lastRenderedPageBreak/>
-        <w:t xml:space="preserve">NAÇÕES UNIDAS BRASIL. </w:t>
+        <w:t>MEIO &amp; MENSAGEM</w:t>
       </w:r>
       <w:r>
         <w:rPr>
           <w:b/>
           <w:bCs/>
         </w:rPr>
+        <w:t>.</w:t>
+      </w:r>
+      <w:r>
+        <w:t xml:space="preserve"> </w:t>
+      </w:r>
+      <w:r>
+        <w:rPr>
+          <w:b/>
+          <w:bCs/>
+        </w:rPr>
+        <w:t>Desigualdade marca acesso à cultura no Brasil</w:t>
+      </w:r>
+      <w:r>
+        <w:t>. Disponível em:</w:t>
+      </w:r>
+      <w:r>
+        <w:t>https://www.meioemensagem.com.br/marketing/desigualdade-marca-acesso-a-cultura-no-brasil</w:t>
+      </w:r>
+      <w:r>
+        <w:t>. Acesso em: maio</w:t>
+      </w:r>
+      <w:r>
+        <w:t xml:space="preserve"> de</w:t>
+      </w:r>
+      <w:r>
+        <w:t xml:space="preserve"> 2026.</w:t>
+      </w:r>
+    </w:p>
+    <w:p>
+      <w:pPr>
+        <w:ind w:firstLine="0"/>
+      </w:pPr>
+      <w:r>
+        <w:t xml:space="preserve">NAÇÕES UNIDAS BRASIL. </w:t>
+      </w:r>
+      <w:r>
+        <w:rPr>
+          <w:b/>
+          <w:bCs/>
+        </w:rPr>
         <w:t>Objetivos de Desenvolvimento Sustentável</w:t>
       </w:r>
       <w:r>
@@ -8900,8 +9202,8 @@
       </w:r>
     </w:p>
     <w:sectPr>
-      <w:headerReference w:type="default" r:id="rId29"/>
-      <w:footerReference w:type="default" r:id="rId30"/>
+      <w:headerReference w:type="default" r:id="rId28"/>
+      <w:footerReference w:type="default" r:id="rId29"/>
       <w:pgSz w:w="11906" w:h="16838"/>
       <w:pgMar w:top="1701" w:right="1134" w:bottom="1134" w:left="1701" w:header="709" w:footer="709" w:gutter="0"/>
       <w:cols w:space="708"/>
@@ -8912,7 +9214,7 @@
 </file>
 
 <file path=word/endnotes.xml><?xml version="1.0" encoding="utf-8"?>
-<w:endnotes xmlns:wpc="http://schemas.microsoft.com/office/word/2010/wordprocessingCanvas" xmlns:mc="http://schemas.openxmlformats.org/markup-compatibility/2006" xmlns:o="urn:schemas-microsoft-com:office:office" xmlns:r="http://schemas.openxmlformats.org/officeDocument/2006/relationships" xmlns:m="http://schemas.openxmlformats.org/officeDocument/2006/math" xmlns:v="urn:schemas-microsoft-com:vml" xmlns:wp14="http://schemas.microsoft.com/office/word/2010/wordprocessingDrawing" xmlns:wp="http://schemas.openxmlformats.org/drawingml/2006/wordprocessingDrawing" xmlns:w10="urn:schemas-microsoft-com:office:word" xmlns:w="http://schemas.openxmlformats.org/wordprocessingml/2006/main" xmlns:w14="http://schemas.microsoft.com/office/word/2010/wordml" xmlns:wpg="http://schemas.microsoft.com/office/word/2010/wordprocessingGroup" xmlns:wpi="http://schemas.microsoft.com/office/word/2010/wordprocessingInk" xmlns:wne="http://schemas.microsoft.com/office/word/2006/wordml" xmlns:wps="http://schemas.microsoft.com/office/word/2010/wordprocessingShape" mc:Ignorable="w14 wp14">
+<w:endnotes xmlns:wpc="http://schemas.microsoft.com/office/word/2010/wordprocessingCanvas" xmlns:cx="http://schemas.microsoft.com/office/drawing/2014/chartex" xmlns:cx1="http://schemas.microsoft.com/office/drawing/2015/9/8/chartex" xmlns:cx2="http://schemas.microsoft.com/office/drawing/2015/10/21/chartex" xmlns:cx3="http://schemas.microsoft.com/office/drawing/2016/5/9/chartex" xmlns:cx4="http://schemas.microsoft.com/office/drawing/2016/5/10/chartex" xmlns:cx5="http://schemas.microsoft.com/office/drawing/2016/5/11/chartex" xmlns:cx6="http://schemas.microsoft.com/office/drawing/2016/5/12/chartex" xmlns:cx7="http://schemas.microsoft.com/office/drawing/2016/5/13/chartex" xmlns:cx8="http://schemas.microsoft.com/office/drawing/2016/5/14/chartex" xmlns:mc="http://schemas.openxmlformats.org/markup-compatibility/2006" xmlns:aink="http://schemas.microsoft.com/office/drawing/2016/ink" xmlns:am3d="http://schemas.microsoft.com/office/drawing/2017/model3d" xmlns:o="urn:schemas-microsoft-com:office:office" xmlns:oel="http://schemas.microsoft.com/office/2019/extlst" xmlns:r="http://schemas.openxmlformats.org/officeDocument/2006/relationships" xmlns:m="http://schemas.openxmlformats.org/officeDocument/2006/math" xmlns:v="urn:schemas-microsoft-com:vml" xmlns:wp14="http://schemas.microsoft.com/office/word/2010/wordprocessingDrawing" xmlns:wp="http://schemas.openxmlformats.org/drawingml/2006/wordprocessingDrawing" xmlns:w10="urn:schemas-microsoft-com:office:word" xmlns:w="http://schemas.openxmlformats.org/wordprocessingml/2006/main" xmlns:w14="http://schemas.microsoft.com/office/word/2010/wordml" xmlns:w15="http://schemas.microsoft.com/office/word/2012/wordml" xmlns:w16cex="http://schemas.microsoft.com/office/word/2018/wordml/cex" xmlns:w16cid="http://schemas.microsoft.com/office/word/2016/wordml/cid" xmlns:w16="http://schemas.microsoft.com/office/word/2018/wordml" xmlns:w16sdtdh="http://schemas.microsoft.com/office/word/2020/wordml/sdtdatahash" xmlns:w16se="http://schemas.microsoft.com/office/word/2015/wordml/symex" xmlns:wpg="http://schemas.microsoft.com/office/word/2010/wordprocessingGroup" xmlns:wpi="http://schemas.microsoft.com/office/word/2010/wordprocessingInk" xmlns:wne="http://schemas.microsoft.com/office/word/2006/wordml" xmlns:wps="http://schemas.microsoft.com/office/word/2010/wordprocessingShape" mc:Ignorable="w14 w15 w16se w16cid w16 w16cex w16sdtdh wp14">
   <w:endnote w:type="separator" w:id="-1">
     <w:p>
       <w:pPr>
@@ -8937,7 +9239,7 @@
 </file>
 
 <file path=word/footer1.xml><?xml version="1.0" encoding="utf-8"?>
-<w:ftr xmlns:wpc="http://schemas.microsoft.com/office/word/2010/wordprocessingCanvas" xmlns:mc="http://schemas.openxmlformats.org/markup-compatibility/2006" xmlns:o="urn:schemas-microsoft-com:office:office" xmlns:r="http://schemas.openxmlformats.org/officeDocument/2006/relationships" xmlns:m="http://schemas.openxmlformats.org/officeDocument/2006/math" xmlns:v="urn:schemas-microsoft-com:vml" xmlns:wp14="http://schemas.microsoft.com/office/word/2010/wordprocessingDrawing" xmlns:wp="http://schemas.openxmlformats.org/drawingml/2006/wordprocessingDrawing" xmlns:w10="urn:schemas-microsoft-com:office:word" xmlns:w="http://schemas.openxmlformats.org/wordprocessingml/2006/main" xmlns:w14="http://schemas.microsoft.com/office/word/2010/wordml" xmlns:wpg="http://schemas.microsoft.com/office/word/2010/wordprocessingGroup" xmlns:wpi="http://schemas.microsoft.com/office/word/2010/wordprocessingInk" xmlns:wne="http://schemas.microsoft.com/office/word/2006/wordml" xmlns:wps="http://schemas.microsoft.com/office/word/2010/wordprocessingShape" mc:Ignorable="w14 wp14">
+<w:ftr xmlns:wpc="http://schemas.microsoft.com/office/word/2010/wordprocessingCanvas" xmlns:cx="http://schemas.microsoft.com/office/drawing/2014/chartex" xmlns:cx1="http://schemas.microsoft.com/office/drawing/2015/9/8/chartex" xmlns:cx2="http://schemas.microsoft.com/office/drawing/2015/10/21/chartex" xmlns:cx3="http://schemas.microsoft.com/office/drawing/2016/5/9/chartex" xmlns:cx4="http://schemas.microsoft.com/office/drawing/2016/5/10/chartex" xmlns:cx5="http://schemas.microsoft.com/office/drawing/2016/5/11/chartex" xmlns:cx6="http://schemas.microsoft.com/office/drawing/2016/5/12/chartex" xmlns:cx7="http://schemas.microsoft.com/office/drawing/2016/5/13/chartex" xmlns:cx8="http://schemas.microsoft.com/office/drawing/2016/5/14/chartex" xmlns:mc="http://schemas.openxmlformats.org/markup-compatibility/2006" xmlns:aink="http://schemas.microsoft.com/office/drawing/2016/ink" xmlns:am3d="http://schemas.microsoft.com/office/drawing/2017/model3d" xmlns:o="urn:schemas-microsoft-com:office:office" xmlns:oel="http://schemas.microsoft.com/office/2019/extlst" xmlns:r="http://schemas.openxmlformats.org/officeDocument/2006/relationships" xmlns:m="http://schemas.openxmlformats.org/officeDocument/2006/math" xmlns:v="urn:schemas-microsoft-com:vml" xmlns:wp14="http://schemas.microsoft.com/office/word/2010/wordprocessingDrawing" xmlns:wp="http://schemas.openxmlformats.org/drawingml/2006/wordprocessingDrawing" xmlns:w10="urn:schemas-microsoft-com:office:word" xmlns:w="http://schemas.openxmlformats.org/wordprocessingml/2006/main" xmlns:w14="http://schemas.microsoft.com/office/word/2010/wordml" xmlns:w15="http://schemas.microsoft.com/office/word/2012/wordml" xmlns:w16cex="http://schemas.microsoft.com/office/word/2018/wordml/cex" xmlns:w16cid="http://schemas.microsoft.com/office/word/2016/wordml/cid" xmlns:w16="http://schemas.microsoft.com/office/word/2018/wordml" xmlns:w16sdtdh="http://schemas.microsoft.com/office/word/2020/wordml/sdtdatahash" xmlns:w16se="http://schemas.microsoft.com/office/word/2015/wordml/symex" xmlns:wpg="http://schemas.microsoft.com/office/word/2010/wordprocessingGroup" xmlns:wpi="http://schemas.microsoft.com/office/word/2010/wordprocessingInk" xmlns:wne="http://schemas.microsoft.com/office/word/2006/wordml" xmlns:wps="http://schemas.microsoft.com/office/word/2010/wordprocessingShape" mc:Ignorable="w14 w15 w16se w16cid w16 w16cex w16sdtdh wp14">
   <w:p>
     <w:pPr>
       <w:pStyle w:val="Rodap"/>
@@ -8947,7 +9249,7 @@
 </file>
 
 <file path=word/footnotes.xml><?xml version="1.0" encoding="utf-8"?>
-<w:footnotes xmlns:wpc="http://schemas.microsoft.com/office/word/2010/wordprocessingCanvas" xmlns:mc="http://schemas.openxmlformats.org/markup-compatibility/2006" xmlns:o="urn:schemas-microsoft-com:office:office" xmlns:r="http://schemas.openxmlformats.org/officeDocument/2006/relationships" xmlns:m="http://schemas.openxmlformats.org/officeDocument/2006/math" xmlns:v="urn:schemas-microsoft-com:vml" xmlns:wp14="http://schemas.microsoft.com/office/word/2010/wordprocessingDrawing" xmlns:wp="http://schemas.openxmlformats.org/drawingml/2006/wordprocessingDrawing" xmlns:w10="urn:schemas-microsoft-com:office:word" xmlns:w="http://schemas.openxmlformats.org/wordprocessingml/2006/main" xmlns:w14="http://schemas.microsoft.com/office/word/2010/wordml" xmlns:wpg="http://schemas.microsoft.com/office/word/2010/wordprocessingGroup" xmlns:wpi="http://schemas.microsoft.com/office/word/2010/wordprocessingInk" xmlns:wne="http://schemas.microsoft.com/office/word/2006/wordml" xmlns:wps="http://schemas.microsoft.com/office/word/2010/wordprocessingShape" mc:Ignorable="w14 wp14">
+<w:footnotes xmlns:wpc="http://schemas.microsoft.com/office/word/2010/wordprocessingCanvas" xmlns:cx="http://schemas.microsoft.com/office/drawing/2014/chartex" xmlns:cx1="http://schemas.microsoft.com/office/drawing/2015/9/8/chartex" xmlns:cx2="http://schemas.microsoft.com/office/drawing/2015/10/21/chartex" xmlns:cx3="http://schemas.microsoft.com/office/drawing/2016/5/9/chartex" xmlns:cx4="http://schemas.microsoft.com/office/drawing/2016/5/10/chartex" xmlns:cx5="http://schemas.microsoft.com/office/drawing/2016/5/11/chartex" xmlns:cx6="http://schemas.microsoft.com/office/drawing/2016/5/12/chartex" xmlns:cx7="http://schemas.microsoft.com/office/drawing/2016/5/13/chartex" xmlns:cx8="http://schemas.microsoft.com/office/drawing/2016/5/14/chartex" xmlns:mc="http://schemas.openxmlformats.org/markup-compatibility/2006" xmlns:aink="http://schemas.microsoft.com/office/drawing/2016/ink" xmlns:am3d="http://schemas.microsoft.com/office/drawing/2017/model3d" xmlns:o="urn:schemas-microsoft-com:office:office" xmlns:oel="http://schemas.microsoft.com/office/2019/extlst" xmlns:r="http://schemas.openxmlformats.org/officeDocument/2006/relationships" xmlns:m="http://schemas.openxmlformats.org/officeDocument/2006/math" xmlns:v="urn:schemas-microsoft-com:vml" xmlns:wp14="http://schemas.microsoft.com/office/word/2010/wordprocessingDrawing" xmlns:wp="http://schemas.openxmlformats.org/drawingml/2006/wordprocessingDrawing" xmlns:w10="urn:schemas-microsoft-com:office:word" xmlns:w="http://schemas.openxmlformats.org/wordprocessingml/2006/main" xmlns:w14="http://schemas.microsoft.com/office/word/2010/wordml" xmlns:w15="http://schemas.microsoft.com/office/word/2012/wordml" xmlns:w16cex="http://schemas.microsoft.com/office/word/2018/wordml/cex" xmlns:w16cid="http://schemas.microsoft.com/office/word/2016/wordml/cid" xmlns:w16="http://schemas.microsoft.com/office/word/2018/wordml" xmlns:w16sdtdh="http://schemas.microsoft.com/office/word/2020/wordml/sdtdatahash" xmlns:w16se="http://schemas.microsoft.com/office/word/2015/wordml/symex" xmlns:wpg="http://schemas.microsoft.com/office/word/2010/wordprocessingGroup" xmlns:wpi="http://schemas.microsoft.com/office/word/2010/wordprocessingInk" xmlns:wne="http://schemas.microsoft.com/office/word/2006/wordml" xmlns:wps="http://schemas.microsoft.com/office/word/2010/wordprocessingShape" mc:Ignorable="w14 w15 w16se w16cid w16 w16cex w16sdtdh wp14">
   <w:footnote w:type="separator" w:id="-1">
     <w:p>
       <w:pPr>
@@ -8972,7 +9274,7 @@
 </file>
 
 <file path=word/header1.xml><?xml version="1.0" encoding="utf-8"?>
-<w:hdr xmlns:wpc="http://schemas.microsoft.com/office/word/2010/wordprocessingCanvas" xmlns:mc="http://schemas.openxmlformats.org/markup-compatibility/2006" xmlns:o="urn:schemas-microsoft-com:office:office" xmlns:r="http://schemas.openxmlformats.org/officeDocument/2006/relationships" xmlns:m="http://schemas.openxmlformats.org/officeDocument/2006/math" xmlns:v="urn:schemas-microsoft-com:vml" xmlns:wp14="http://schemas.microsoft.com/office/word/2010/wordprocessingDrawing" xmlns:wp="http://schemas.openxmlformats.org/drawingml/2006/wordprocessingDrawing" xmlns:w10="urn:schemas-microsoft-com:office:word" xmlns:w="http://schemas.openxmlformats.org/wordprocessingml/2006/main" xmlns:w14="http://schemas.microsoft.com/office/word/2010/wordml" xmlns:wpg="http://schemas.microsoft.com/office/word/2010/wordprocessingGroup" xmlns:wpi="http://schemas.microsoft.com/office/word/2010/wordprocessingInk" xmlns:wne="http://schemas.microsoft.com/office/word/2006/wordml" xmlns:wps="http://schemas.microsoft.com/office/word/2010/wordprocessingShape" mc:Ignorable="w14 wp14">
+<w:hdr xmlns:wpc="http://schemas.microsoft.com/office/word/2010/wordprocessingCanvas" xmlns:cx="http://schemas.microsoft.com/office/drawing/2014/chartex" xmlns:cx1="http://schemas.microsoft.com/office/drawing/2015/9/8/chartex" xmlns:cx2="http://schemas.microsoft.com/office/drawing/2015/10/21/chartex" xmlns:cx3="http://schemas.microsoft.com/office/drawing/2016/5/9/chartex" xmlns:cx4="http://schemas.microsoft.com/office/drawing/2016/5/10/chartex" xmlns:cx5="http://schemas.microsoft.com/office/drawing/2016/5/11/chartex" xmlns:cx6="http://schemas.microsoft.com/office/drawing/2016/5/12/chartex" xmlns:cx7="http://schemas.microsoft.com/office/drawing/2016/5/13/chartex" xmlns:cx8="http://schemas.microsoft.com/office/drawing/2016/5/14/chartex" xmlns:mc="http://schemas.openxmlformats.org/markup-compatibility/2006" xmlns:aink="http://schemas.microsoft.com/office/drawing/2016/ink" xmlns:am3d="http://schemas.microsoft.com/office/drawing/2017/model3d" xmlns:o="urn:schemas-microsoft-com:office:office" xmlns:oel="http://schemas.microsoft.com/office/2019/extlst" xmlns:r="http://schemas.openxmlformats.org/officeDocument/2006/relationships" xmlns:m="http://schemas.openxmlformats.org/officeDocument/2006/math" xmlns:v="urn:schemas-microsoft-com:vml" xmlns:wp14="http://schemas.microsoft.com/office/word/2010/wordprocessingDrawing" xmlns:wp="http://schemas.openxmlformats.org/drawingml/2006/wordprocessingDrawing" xmlns:w10="urn:schemas-microsoft-com:office:word" xmlns:w="http://schemas.openxmlformats.org/wordprocessingml/2006/main" xmlns:w14="http://schemas.microsoft.com/office/word/2010/wordml" xmlns:w15="http://schemas.microsoft.com/office/word/2012/wordml" xmlns:w16cex="http://schemas.microsoft.com/office/word/2018/wordml/cex" xmlns:w16cid="http://schemas.microsoft.com/office/word/2016/wordml/cid" xmlns:w16="http://schemas.microsoft.com/office/word/2018/wordml" xmlns:w16sdtdh="http://schemas.microsoft.com/office/word/2020/wordml/sdtdatahash" xmlns:w16se="http://schemas.microsoft.com/office/word/2015/wordml/symex" xmlns:wpg="http://schemas.microsoft.com/office/word/2010/wordprocessingGroup" xmlns:wpi="http://schemas.microsoft.com/office/word/2010/wordprocessingInk" xmlns:wne="http://schemas.microsoft.com/office/word/2006/wordml" xmlns:wps="http://schemas.microsoft.com/office/word/2010/wordprocessingShape" mc:Ignorable="w14 w15 w16se w16cid w16 w16cex w16sdtdh wp14">
   <w:sdt>
     <w:sdtPr>
       <w:id w:val="-1761680015"/>
@@ -9017,8 +9319,8 @@
 </file>
 
 <file path=word/numbering.xml><?xml version="1.0" encoding="utf-8"?>
-<w:numbering xmlns:wpc="http://schemas.microsoft.com/office/word/2010/wordprocessingCanvas" xmlns:mc="http://schemas.openxmlformats.org/markup-compatibility/2006" xmlns:o="urn:schemas-microsoft-com:office:office" xmlns:r="http://schemas.openxmlformats.org/officeDocument/2006/relationships" xmlns:m="http://schemas.openxmlformats.org/officeDocument/2006/math" xmlns:v="urn:schemas-microsoft-com:vml" xmlns:wp14="http://schemas.microsoft.com/office/word/2010/wordprocessingDrawing" xmlns:wp="http://schemas.openxmlformats.org/drawingml/2006/wordprocessingDrawing" xmlns:w10="urn:schemas-microsoft-com:office:word" xmlns:w="http://schemas.openxmlformats.org/wordprocessingml/2006/main" xmlns:w14="http://schemas.microsoft.com/office/word/2010/wordml" xmlns:wpg="http://schemas.microsoft.com/office/word/2010/wordprocessingGroup" xmlns:wpi="http://schemas.microsoft.com/office/word/2010/wordprocessingInk" xmlns:wne="http://schemas.microsoft.com/office/word/2006/wordml" xmlns:wps="http://schemas.microsoft.com/office/word/2010/wordprocessingShape" mc:Ignorable="w14 wp14">
-  <w:abstractNum w:abstractNumId="0">
+<w:numbering xmlns:wpc="http://schemas.microsoft.com/office/word/2010/wordprocessingCanvas" xmlns:cx="http://schemas.microsoft.com/office/drawing/2014/chartex" xmlns:cx1="http://schemas.microsoft.com/office/drawing/2015/9/8/chartex" xmlns:cx2="http://schemas.microsoft.com/office/drawing/2015/10/21/chartex" xmlns:cx3="http://schemas.microsoft.com/office/drawing/2016/5/9/chartex" xmlns:cx4="http://schemas.microsoft.com/office/drawing/2016/5/10/chartex" xmlns:cx5="http://schemas.microsoft.com/office/drawing/2016/5/11/chartex" xmlns:cx6="http://schemas.microsoft.com/office/drawing/2016/5/12/chartex" xmlns:cx7="http://schemas.microsoft.com/office/drawing/2016/5/13/chartex" xmlns:cx8="http://schemas.microsoft.com/office/drawing/2016/5/14/chartex" xmlns:mc="http://schemas.openxmlformats.org/markup-compatibility/2006" xmlns:aink="http://schemas.microsoft.com/office/drawing/2016/ink" xmlns:am3d="http://schemas.microsoft.com/office/drawing/2017/model3d" xmlns:o="urn:schemas-microsoft-com:office:office" xmlns:oel="http://schemas.microsoft.com/office/2019/extlst" xmlns:r="http://schemas.openxmlformats.org/officeDocument/2006/relationships" xmlns:m="http://schemas.openxmlformats.org/officeDocument/2006/math" xmlns:v="urn:schemas-microsoft-com:vml" xmlns:wp14="http://schemas.microsoft.com/office/word/2010/wordprocessingDrawing" xmlns:wp="http://schemas.openxmlformats.org/drawingml/2006/wordprocessingDrawing" xmlns:w10="urn:schemas-microsoft-com:office:word" xmlns:w="http://schemas.openxmlformats.org/wordprocessingml/2006/main" xmlns:w14="http://schemas.microsoft.com/office/word/2010/wordml" xmlns:w15="http://schemas.microsoft.com/office/word/2012/wordml" xmlns:w16cex="http://schemas.microsoft.com/office/word/2018/wordml/cex" xmlns:w16cid="http://schemas.microsoft.com/office/word/2016/wordml/cid" xmlns:w16="http://schemas.microsoft.com/office/word/2018/wordml" xmlns:w16sdtdh="http://schemas.microsoft.com/office/word/2020/wordml/sdtdatahash" xmlns:w16se="http://schemas.microsoft.com/office/word/2015/wordml/symex" xmlns:wpg="http://schemas.microsoft.com/office/word/2010/wordprocessingGroup" xmlns:wpi="http://schemas.microsoft.com/office/word/2010/wordprocessingInk" xmlns:wne="http://schemas.microsoft.com/office/word/2006/wordml" xmlns:wps="http://schemas.microsoft.com/office/word/2010/wordprocessingShape" mc:Ignorable="w14 w15 w16se w16cid w16 w16cex w16sdtdh wp14">
+  <w:abstractNum w:abstractNumId="0" w15:restartNumberingAfterBreak="0">
     <w:nsid w:val="4D591772"/>
     <w:multiLevelType w:val="hybridMultilevel"/>
     <w:tmpl w:val="2A5A225C"/>
@@ -9131,7 +9433,7 @@
       </w:rPr>
     </w:lvl>
   </w:abstractNum>
-  <w:abstractNum w:abstractNumId="1">
+  <w:abstractNum w:abstractNumId="1" w15:restartNumberingAfterBreak="0">
     <w:nsid w:val="7B7E5634"/>
     <w:multiLevelType w:val="multilevel"/>
     <w:tmpl w:val="2C7C1702"/>
@@ -9257,17 +9559,17 @@
       </w:rPr>
     </w:lvl>
   </w:abstractNum>
-  <w:num w:numId="1">
+  <w:num w:numId="1" w16cid:durableId="929698582">
     <w:abstractNumId w:val="1"/>
   </w:num>
-  <w:num w:numId="2">
+  <w:num w:numId="2" w16cid:durableId="2094937483">
     <w:abstractNumId w:val="0"/>
   </w:num>
 </w:numbering>
 </file>
 
 <file path=word/styles.xml><?xml version="1.0" encoding="utf-8"?>
-<w:styles xmlns:mc="http://schemas.openxmlformats.org/markup-compatibility/2006" xmlns:r="http://schemas.openxmlformats.org/officeDocument/2006/relationships" xmlns:w="http://schemas.openxmlformats.org/wordprocessingml/2006/main" xmlns:w14="http://schemas.microsoft.com/office/word/2010/wordml" mc:Ignorable="w14">
+<w:styles xmlns:mc="http://schemas.openxmlformats.org/markup-compatibility/2006" xmlns:r="http://schemas.openxmlformats.org/officeDocument/2006/relationships" xmlns:w="http://schemas.openxmlformats.org/wordprocessingml/2006/main" xmlns:w14="http://schemas.microsoft.com/office/word/2010/wordml" xmlns:w15="http://schemas.microsoft.com/office/word/2012/wordml" xmlns:w16cex="http://schemas.microsoft.com/office/word/2018/wordml/cex" xmlns:w16cid="http://schemas.microsoft.com/office/word/2016/wordml/cid" xmlns:w16="http://schemas.microsoft.com/office/word/2018/wordml" xmlns:w16sdtdh="http://schemas.microsoft.com/office/word/2020/wordml/sdtdatahash" xmlns:w16se="http://schemas.microsoft.com/office/word/2015/wordml/symex" mc:Ignorable="w14 w15 w16se w16cid w16 w16cex w16sdtdh">
   <w:docDefaults>
     <w:rPrDefault>
       <w:rPr>
@@ -9283,144 +9585,383 @@
       </w:pPr>
     </w:pPrDefault>
   </w:docDefaults>
-  <w:latentStyles w:defLockedState="0" w:defUIPriority="99" w:defSemiHidden="1" w:defUnhideWhenUsed="1" w:defQFormat="0" w:count="267">
-    <w:lsdException w:name="Normal" w:semiHidden="0" w:uiPriority="0" w:unhideWhenUsed="0" w:qFormat="1"/>
-    <w:lsdException w:name="heading 1" w:semiHidden="0" w:uiPriority="9" w:unhideWhenUsed="0" w:qFormat="1"/>
-    <w:lsdException w:name="heading 2" w:uiPriority="9" w:qFormat="1"/>
-    <w:lsdException w:name="heading 3" w:uiPriority="9" w:qFormat="1"/>
-    <w:lsdException w:name="heading 4" w:uiPriority="9" w:qFormat="1"/>
-    <w:lsdException w:name="heading 5" w:uiPriority="9" w:qFormat="1"/>
-    <w:lsdException w:name="heading 6" w:uiPriority="9" w:qFormat="1"/>
-    <w:lsdException w:name="heading 7" w:uiPriority="9" w:qFormat="1"/>
-    <w:lsdException w:name="heading 8" w:uiPriority="9" w:qFormat="1"/>
-    <w:lsdException w:name="heading 9" w:uiPriority="9" w:qFormat="1"/>
-    <w:lsdException w:name="toc 1" w:uiPriority="39"/>
-    <w:lsdException w:name="toc 2" w:uiPriority="39"/>
-    <w:lsdException w:name="toc 3" w:uiPriority="39"/>
-    <w:lsdException w:name="toc 4" w:uiPriority="39"/>
-    <w:lsdException w:name="toc 5" w:uiPriority="39"/>
-    <w:lsdException w:name="toc 6" w:uiPriority="39"/>
-    <w:lsdException w:name="toc 7" w:uiPriority="39"/>
-    <w:lsdException w:name="toc 8" w:uiPriority="39"/>
-    <w:lsdException w:name="toc 9" w:uiPriority="39"/>
-    <w:lsdException w:name="caption" w:uiPriority="35" w:qFormat="1"/>
-    <w:lsdException w:name="Title" w:semiHidden="0" w:uiPriority="10" w:unhideWhenUsed="0" w:qFormat="1"/>
-    <w:lsdException w:name="Default Paragraph Font" w:uiPriority="1"/>
-    <w:lsdException w:name="Subtitle" w:semiHidden="0" w:uiPriority="11" w:unhideWhenUsed="0" w:qFormat="1"/>
-    <w:lsdException w:name="Strong" w:semiHidden="0" w:uiPriority="22" w:unhideWhenUsed="0" w:qFormat="1"/>
-    <w:lsdException w:name="Emphasis" w:semiHidden="0" w:uiPriority="20" w:unhideWhenUsed="0" w:qFormat="1"/>
-    <w:lsdException w:name="Table Grid" w:semiHidden="0" w:uiPriority="39" w:unhideWhenUsed="0"/>
-    <w:lsdException w:name="Placeholder Text" w:unhideWhenUsed="0"/>
-    <w:lsdException w:name="No Spacing" w:semiHidden="0" w:uiPriority="1" w:unhideWhenUsed="0" w:qFormat="1"/>
-    <w:lsdException w:name="Light Shading" w:semiHidden="0" w:uiPriority="60" w:unhideWhenUsed="0"/>
-    <w:lsdException w:name="Light List" w:semiHidden="0" w:uiPriority="61" w:unhideWhenUsed="0"/>
-    <w:lsdException w:name="Light Grid" w:semiHidden="0" w:uiPriority="62" w:unhideWhenUsed="0"/>
-    <w:lsdException w:name="Medium Shading 1" w:semiHidden="0" w:uiPriority="63" w:unhideWhenUsed="0"/>
-    <w:lsdException w:name="Medium Shading 2" w:semiHidden="0" w:uiPriority="64" w:unhideWhenUsed="0"/>
-    <w:lsdException w:name="Medium List 1" w:semiHidden="0" w:uiPriority="65" w:unhideWhenUsed="0"/>
-    <w:lsdException w:name="Medium List 2" w:semiHidden="0" w:uiPriority="66" w:unhideWhenUsed="0"/>
-    <w:lsdException w:name="Medium Grid 1" w:semiHidden="0" w:uiPriority="67" w:unhideWhenUsed="0"/>
-    <w:lsdException w:name="Medium Grid 2" w:semiHidden="0" w:uiPriority="68" w:unhideWhenUsed="0"/>
-    <w:lsdException w:name="Medium Grid 3" w:semiHidden="0" w:uiPriority="69" w:unhideWhenUsed="0"/>
-    <w:lsdException w:name="Dark List" w:semiHidden="0" w:uiPriority="70" w:unhideWhenUsed="0"/>
-    <w:lsdException w:name="Colorful Shading" w:semiHidden="0" w:uiPriority="71" w:unhideWhenUsed="0"/>
-    <w:lsdException w:name="Colorful List" w:semiHidden="0" w:uiPriority="72" w:unhideWhenUsed="0"/>
-    <w:lsdException w:name="Colorful Grid" w:semiHidden="0" w:uiPriority="73" w:unhideWhenUsed="0"/>
-    <w:lsdException w:name="Light Shading Accent 1" w:semiHidden="0" w:uiPriority="60" w:unhideWhenUsed="0"/>
-    <w:lsdException w:name="Light List Accent 1" w:semiHidden="0" w:uiPriority="61" w:unhideWhenUsed="0"/>
-    <w:lsdException w:name="Light Grid Accent 1" w:semiHidden="0" w:uiPriority="62" w:unhideWhenUsed="0"/>
-    <w:lsdException w:name="Medium Shading 1 Accent 1" w:semiHidden="0" w:uiPriority="63" w:unhideWhenUsed="0"/>
-    <w:lsdException w:name="Medium Shading 2 Accent 1" w:semiHidden="0" w:uiPriority="64" w:unhideWhenUsed="0"/>
-    <w:lsdException w:name="Medium List 1 Accent 1" w:semiHidden="0" w:uiPriority="65" w:unhideWhenUsed="0"/>
-    <w:lsdException w:name="Revision" w:unhideWhenUsed="0"/>
-    <w:lsdException w:name="List Paragraph" w:semiHidden="0" w:uiPriority="34" w:unhideWhenUsed="0" w:qFormat="1"/>
-    <w:lsdException w:name="Quote" w:semiHidden="0" w:uiPriority="29" w:unhideWhenUsed="0" w:qFormat="1"/>
-    <w:lsdException w:name="Intense Quote" w:semiHidden="0" w:uiPriority="30" w:unhideWhenUsed="0" w:qFormat="1"/>
-    <w:lsdException w:name="Medium List 2 Accent 1" w:semiHidden="0" w:uiPriority="66" w:unhideWhenUsed="0"/>
-    <w:lsdException w:name="Medium Grid 1 Accent 1" w:semiHidden="0" w:uiPriority="67" w:unhideWhenUsed="0"/>
-    <w:lsdException w:name="Medium Grid 2 Accent 1" w:semiHidden="0" w:uiPriority="68" w:unhideWhenUsed="0"/>
-    <w:lsdException w:name="Medium Grid 3 Accent 1" w:semiHidden="0" w:uiPriority="69" w:unhideWhenUsed="0"/>
-    <w:lsdException w:name="Dark List Accent 1" w:semiHidden="0" w:uiPriority="70" w:unhideWhenUsed="0"/>
-    <w:lsdException w:name="Colorful Shading Accent 1" w:semiHidden="0" w:uiPriority="71" w:unhideWhenUsed="0"/>
-    <w:lsdException w:name="Colorful List Accent 1" w:semiHidden="0" w:uiPriority="72" w:unhideWhenUsed="0"/>
-    <w:lsdException w:name="Colorful Grid Accent 1" w:semiHidden="0" w:uiPriority="73" w:unhideWhenUsed="0"/>
-    <w:lsdException w:name="Light Shading Accent 2" w:semiHidden="0" w:uiPriority="60" w:unhideWhenUsed="0"/>
-    <w:lsdException w:name="Light List Accent 2" w:semiHidden="0" w:uiPriority="61" w:unhideWhenUsed="0"/>
-    <w:lsdException w:name="Light Grid Accent 2" w:semiHidden="0" w:uiPriority="62" w:unhideWhenUsed="0"/>
-    <w:lsdException w:name="Medium Shading 1 Accent 2" w:semiHidden="0" w:uiPriority="63" w:unhideWhenUsed="0"/>
-    <w:lsdException w:name="Medium Shading 2 Accent 2" w:semiHidden="0" w:uiPriority="64" w:unhideWhenUsed="0"/>
-    <w:lsdException w:name="Medium List 1 Accent 2" w:semiHidden="0" w:uiPriority="65" w:unhideWhenUsed="0"/>
-    <w:lsdException w:name="Medium List 2 Accent 2" w:semiHidden="0" w:uiPriority="66" w:unhideWhenUsed="0"/>
-    <w:lsdException w:name="Medium Grid 1 Accent 2" w:semiHidden="0" w:uiPriority="67" w:unhideWhenUsed="0"/>
-    <w:lsdException w:name="Medium Grid 2 Accent 2" w:semiHidden="0" w:uiPriority="68" w:unhideWhenUsed="0"/>
-    <w:lsdException w:name="Medium Grid 3 Accent 2" w:semiHidden="0" w:uiPriority="69" w:unhideWhenUsed="0"/>
-    <w:lsdException w:name="Dark List Accent 2" w:semiHidden="0" w:uiPriority="70" w:unhideWhenUsed="0"/>
-    <w:lsdException w:name="Colorful Shading Accent 2" w:semiHidden="0" w:uiPriority="71" w:unhideWhenUsed="0"/>
-    <w:lsdException w:name="Colorful List Accent 2" w:semiHidden="0" w:uiPriority="72" w:unhideWhenUsed="0"/>
-    <w:lsdException w:name="Colorful Grid Accent 2" w:semiHidden="0" w:uiPriority="73" w:unhideWhenUsed="0"/>
-    <w:lsdException w:name="Light Shading Accent 3" w:semiHidden="0" w:uiPriority="60" w:unhideWhenUsed="0"/>
-    <w:lsdException w:name="Light List Accent 3" w:semiHidden="0" w:uiPriority="61" w:unhideWhenUsed="0"/>
-    <w:lsdException w:name="Light Grid Accent 3" w:semiHidden="0" w:uiPriority="62" w:unhideWhenUsed="0"/>
-    <w:lsdException w:name="Medium Shading 1 Accent 3" w:semiHidden="0" w:uiPriority="63" w:unhideWhenUsed="0"/>
-    <w:lsdException w:name="Medium Shading 2 Accent 3" w:semiHidden="0" w:uiPriority="64" w:unhideWhenUsed="0"/>
-    <w:lsdException w:name="Medium List 1 Accent 3" w:semiHidden="0" w:uiPriority="65" w:unhideWhenUsed="0"/>
-    <w:lsdException w:name="Medium List 2 Accent 3" w:semiHidden="0" w:uiPriority="66" w:unhideWhenUsed="0"/>
-    <w:lsdException w:name="Medium Grid 1 Accent 3" w:semiHidden="0" w:uiPriority="67" w:unhideWhenUsed="0"/>
-    <w:lsdException w:name="Medium Grid 2 Accent 3" w:semiHidden="0" w:uiPriority="68" w:unhideWhenUsed="0"/>
-    <w:lsdException w:name="Medium Grid 3 Accent 3" w:semiHidden="0" w:uiPriority="69" w:unhideWhenUsed="0"/>
-    <w:lsdException w:name="Dark List Accent 3" w:semiHidden="0" w:uiPriority="70" w:unhideWhenUsed="0"/>
-    <w:lsdException w:name="Colorful Shading Accent 3" w:semiHidden="0" w:uiPriority="71" w:unhideWhenUsed="0"/>
-    <w:lsdException w:name="Colorful List Accent 3" w:semiHidden="0" w:uiPriority="72" w:unhideWhenUsed="0"/>
-    <w:lsdException w:name="Colorful Grid Accent 3" w:semiHidden="0" w:uiPriority="73" w:unhideWhenUsed="0"/>
-    <w:lsdException w:name="Light Shading Accent 4" w:semiHidden="0" w:uiPriority="60" w:unhideWhenUsed="0"/>
-    <w:lsdException w:name="Light List Accent 4" w:semiHidden="0" w:uiPriority="61" w:unhideWhenUsed="0"/>
-    <w:lsdException w:name="Light Grid Accent 4" w:semiHidden="0" w:uiPriority="62" w:unhideWhenUsed="0"/>
-    <w:lsdException w:name="Medium Shading 1 Accent 4" w:semiHidden="0" w:uiPriority="63" w:unhideWhenUsed="0"/>
-    <w:lsdException w:name="Medium Shading 2 Accent 4" w:semiHidden="0" w:uiPriority="64" w:unhideWhenUsed="0"/>
-    <w:lsdException w:name="Medium List 1 Accent 4" w:semiHidden="0" w:uiPriority="65" w:unhideWhenUsed="0"/>
-    <w:lsdException w:name="Medium List 2 Accent 4" w:semiHidden="0" w:uiPriority="66" w:unhideWhenUsed="0"/>
-    <w:lsdException w:name="Medium Grid 1 Accent 4" w:semiHidden="0" w:uiPriority="67" w:unhideWhenUsed="0"/>
-    <w:lsdException w:name="Medium Grid 2 Accent 4" w:semiHidden="0" w:uiPriority="68" w:unhideWhenUsed="0"/>
-    <w:lsdException w:name="Medium Grid 3 Accent 4" w:semiHidden="0" w:uiPriority="69" w:unhideWhenUsed="0"/>
-    <w:lsdException w:name="Dark List Accent 4" w:semiHidden="0" w:uiPriority="70" w:unhideWhenUsed="0"/>
-    <w:lsdException w:name="Colorful Shading Accent 4" w:semiHidden="0" w:uiPriority="71" w:unhideWhenUsed="0"/>
-    <w:lsdException w:name="Colorful List Accent 4" w:semiHidden="0" w:uiPriority="72" w:unhideWhenUsed="0"/>
-    <w:lsdException w:name="Colorful Grid Accent 4" w:semiHidden="0" w:uiPriority="73" w:unhideWhenUsed="0"/>
-    <w:lsdException w:name="Light Shading Accent 5" w:semiHidden="0" w:uiPriority="60" w:unhideWhenUsed="0"/>
-    <w:lsdException w:name="Light List Accent 5" w:semiHidden="0" w:uiPriority="61" w:unhideWhenUsed="0"/>
-    <w:lsdException w:name="Light Grid Accent 5" w:semiHidden="0" w:uiPriority="62" w:unhideWhenUsed="0"/>
-    <w:lsdException w:name="Medium Shading 1 Accent 5" w:semiHidden="0" w:uiPriority="63" w:unhideWhenUsed="0"/>
-    <w:lsdException w:name="Medium Shading 2 Accent 5" w:semiHidden="0" w:uiPriority="64" w:unhideWhenUsed="0"/>
-    <w:lsdException w:name="Medium List 1 Accent 5" w:semiHidden="0" w:uiPriority="65" w:unhideWhenUsed="0"/>
-    <w:lsdException w:name="Medium List 2 Accent 5" w:semiHidden="0" w:uiPriority="66" w:unhideWhenUsed="0"/>
-    <w:lsdException w:name="Medium Grid 1 Accent 5" w:semiHidden="0" w:uiPriority="67" w:unhideWhenUsed="0"/>
-    <w:lsdException w:name="Medium Grid 2 Accent 5" w:semiHidden="0" w:uiPriority="68" w:unhideWhenUsed="0"/>
-    <w:lsdException w:name="Medium Grid 3 Accent 5" w:semiHidden="0" w:uiPriority="69" w:unhideWhenUsed="0"/>
-    <w:lsdException w:name="Dark List Accent 5" w:semiHidden="0" w:uiPriority="70" w:unhideWhenUsed="0"/>
-    <w:lsdException w:name="Colorful Shading Accent 5" w:semiHidden="0" w:uiPriority="71" w:unhideWhenUsed="0"/>
-    <w:lsdException w:name="Colorful List Accent 5" w:semiHidden="0" w:uiPriority="72" w:unhideWhenUsed="0"/>
-    <w:lsdException w:name="Colorful Grid Accent 5" w:semiHidden="0" w:uiPriority="73" w:unhideWhenUsed="0"/>
-    <w:lsdException w:name="Light Shading Accent 6" w:semiHidden="0" w:uiPriority="60" w:unhideWhenUsed="0"/>
-    <w:lsdException w:name="Light List Accent 6" w:semiHidden="0" w:uiPriority="61" w:unhideWhenUsed="0"/>
-    <w:lsdException w:name="Light Grid Accent 6" w:semiHidden="0" w:uiPriority="62" w:unhideWhenUsed="0"/>
-    <w:lsdException w:name="Medium Shading 1 Accent 6" w:semiHidden="0" w:uiPriority="63" w:unhideWhenUsed="0"/>
-    <w:lsdException w:name="Medium Shading 2 Accent 6" w:semiHidden="0" w:uiPriority="64" w:unhideWhenUsed="0"/>
-    <w:lsdException w:name="Medium List 1 Accent 6" w:semiHidden="0" w:uiPriority="65" w:unhideWhenUsed="0"/>
-    <w:lsdException w:name="Medium List 2 Accent 6" w:semiHidden="0" w:uiPriority="66" w:unhideWhenUsed="0"/>
-    <w:lsdException w:name="Medium Grid 1 Accent 6" w:semiHidden="0" w:uiPriority="67" w:unhideWhenUsed="0"/>
-    <w:lsdException w:name="Medium Grid 2 Accent 6" w:semiHidden="0" w:uiPriority="68" w:unhideWhenUsed="0"/>
-    <w:lsdException w:name="Medium Grid 3 Accent 6" w:semiHidden="0" w:uiPriority="69" w:unhideWhenUsed="0"/>
-    <w:lsdException w:name="Dark List Accent 6" w:semiHidden="0" w:uiPriority="70" w:unhideWhenUsed="0"/>
-    <w:lsdException w:name="Colorful Shading Accent 6" w:semiHidden="0" w:uiPriority="71" w:unhideWhenUsed="0"/>
-    <w:lsdException w:name="Colorful List Accent 6" w:semiHidden="0" w:uiPriority="72" w:unhideWhenUsed="0"/>
-    <w:lsdException w:name="Colorful Grid Accent 6" w:semiHidden="0" w:uiPriority="73" w:unhideWhenUsed="0"/>
-    <w:lsdException w:name="Subtle Emphasis" w:semiHidden="0" w:uiPriority="19" w:unhideWhenUsed="0" w:qFormat="1"/>
-    <w:lsdException w:name="Intense Emphasis" w:semiHidden="0" w:uiPriority="21" w:unhideWhenUsed="0" w:qFormat="1"/>
-    <w:lsdException w:name="Subtle Reference" w:semiHidden="0" w:uiPriority="31" w:unhideWhenUsed="0" w:qFormat="1"/>
-    <w:lsdException w:name="Intense Reference" w:semiHidden="0" w:uiPriority="32" w:unhideWhenUsed="0" w:qFormat="1"/>
-    <w:lsdException w:name="Book Title" w:semiHidden="0" w:uiPriority="33" w:unhideWhenUsed="0" w:qFormat="1"/>
-    <w:lsdException w:name="Bibliography" w:uiPriority="37"/>
-    <w:lsdException w:name="TOC Heading" w:uiPriority="39" w:qFormat="1"/>
+  <w:latentStyles w:defLockedState="0" w:defUIPriority="99" w:defSemiHidden="0" w:defUnhideWhenUsed="0" w:defQFormat="0" w:count="376">
+    <w:lsdException w:name="Normal" w:uiPriority="0" w:qFormat="1"/>
+    <w:lsdException w:name="heading 1" w:uiPriority="9" w:qFormat="1"/>
+    <w:lsdException w:name="heading 2" w:semiHidden="1" w:uiPriority="9" w:unhideWhenUsed="1" w:qFormat="1"/>
+    <w:lsdException w:name="heading 3" w:semiHidden="1" w:uiPriority="9" w:unhideWhenUsed="1" w:qFormat="1"/>
+    <w:lsdException w:name="heading 4" w:semiHidden="1" w:uiPriority="9" w:unhideWhenUsed="1" w:qFormat="1"/>
+    <w:lsdException w:name="heading 5" w:semiHidden="1" w:uiPriority="9" w:unhideWhenUsed="1" w:qFormat="1"/>
+    <w:lsdException w:name="heading 6" w:semiHidden="1" w:uiPriority="9" w:unhideWhenUsed="1" w:qFormat="1"/>
+    <w:lsdException w:name="heading 7" w:semiHidden="1" w:uiPriority="9" w:unhideWhenUsed="1" w:qFormat="1"/>
+    <w:lsdException w:name="heading 8" w:semiHidden="1" w:uiPriority="9" w:unhideWhenUsed="1" w:qFormat="1"/>
+    <w:lsdException w:name="heading 9" w:semiHidden="1" w:uiPriority="9" w:unhideWhenUsed="1" w:qFormat="1"/>
+    <w:lsdException w:name="index 1" w:semiHidden="1" w:unhideWhenUsed="1"/>
+    <w:lsdException w:name="index 2" w:semiHidden="1" w:unhideWhenUsed="1"/>
+    <w:lsdException w:name="index 3" w:semiHidden="1" w:unhideWhenUsed="1"/>
+    <w:lsdException w:name="index 4" w:semiHidden="1" w:unhideWhenUsed="1"/>
+    <w:lsdException w:name="index 5" w:semiHidden="1" w:unhideWhenUsed="1"/>
+    <w:lsdException w:name="index 6" w:semiHidden="1" w:unhideWhenUsed="1"/>
+    <w:lsdException w:name="index 7" w:semiHidden="1" w:unhideWhenUsed="1"/>
+    <w:lsdException w:name="index 8" w:semiHidden="1" w:unhideWhenUsed="1"/>
+    <w:lsdException w:name="index 9" w:semiHidden="1" w:unhideWhenUsed="1"/>
+    <w:lsdException w:name="toc 1" w:semiHidden="1" w:uiPriority="39" w:unhideWhenUsed="1"/>
+    <w:lsdException w:name="toc 2" w:semiHidden="1" w:uiPriority="39" w:unhideWhenUsed="1"/>
+    <w:lsdException w:name="toc 3" w:semiHidden="1" w:uiPriority="39" w:unhideWhenUsed="1"/>
+    <w:lsdException w:name="toc 4" w:semiHidden="1" w:uiPriority="39" w:unhideWhenUsed="1"/>
+    <w:lsdException w:name="toc 5" w:semiHidden="1" w:uiPriority="39" w:unhideWhenUsed="1"/>
+    <w:lsdException w:name="toc 6" w:semiHidden="1" w:uiPriority="39" w:unhideWhenUsed="1"/>
+    <w:lsdException w:name="toc 7" w:semiHidden="1" w:uiPriority="39" w:unhideWhenUsed="1"/>
+    <w:lsdException w:name="toc 8" w:semiHidden="1" w:uiPriority="39" w:unhideWhenUsed="1"/>
+    <w:lsdException w:name="toc 9" w:semiHidden="1" w:uiPriority="39" w:unhideWhenUsed="1"/>
+    <w:lsdException w:name="Normal Indent" w:semiHidden="1" w:unhideWhenUsed="1"/>
+    <w:lsdException w:name="footnote text" w:semiHidden="1" w:unhideWhenUsed="1"/>
+    <w:lsdException w:name="annotation text" w:semiHidden="1" w:unhideWhenUsed="1"/>
+    <w:lsdException w:name="header" w:semiHidden="1" w:unhideWhenUsed="1"/>
+    <w:lsdException w:name="footer" w:semiHidden="1" w:unhideWhenUsed="1"/>
+    <w:lsdException w:name="index heading" w:semiHidden="1" w:unhideWhenUsed="1"/>
+    <w:lsdException w:name="caption" w:semiHidden="1" w:uiPriority="35" w:unhideWhenUsed="1" w:qFormat="1"/>
+    <w:lsdException w:name="table of figures" w:semiHidden="1" w:unhideWhenUsed="1"/>
+    <w:lsdException w:name="envelope address" w:semiHidden="1" w:unhideWhenUsed="1"/>
+    <w:lsdException w:name="envelope return" w:semiHidden="1" w:unhideWhenUsed="1"/>
+    <w:lsdException w:name="footnote reference" w:semiHidden="1" w:unhideWhenUsed="1"/>
+    <w:lsdException w:name="annotation reference" w:semiHidden="1" w:unhideWhenUsed="1"/>
+    <w:lsdException w:name="line number" w:semiHidden="1" w:unhideWhenUsed="1"/>
+    <w:lsdException w:name="page number" w:semiHidden="1" w:unhideWhenUsed="1"/>
+    <w:lsdException w:name="endnote reference" w:semiHidden="1" w:unhideWhenUsed="1"/>
+    <w:lsdException w:name="endnote text" w:semiHidden="1" w:unhideWhenUsed="1"/>
+    <w:lsdException w:name="table of authorities" w:semiHidden="1" w:unhideWhenUsed="1"/>
+    <w:lsdException w:name="macro" w:semiHidden="1" w:unhideWhenUsed="1"/>
+    <w:lsdException w:name="toa heading" w:semiHidden="1" w:unhideWhenUsed="1"/>
+    <w:lsdException w:name="List" w:semiHidden="1" w:unhideWhenUsed="1"/>
+    <w:lsdException w:name="List Bullet" w:semiHidden="1" w:unhideWhenUsed="1"/>
+    <w:lsdException w:name="List Number" w:semiHidden="1" w:unhideWhenUsed="1"/>
+    <w:lsdException w:name="List 2" w:semiHidden="1" w:unhideWhenUsed="1"/>
+    <w:lsdException w:name="List 3" w:semiHidden="1" w:unhideWhenUsed="1"/>
+    <w:lsdException w:name="List 4" w:semiHidden="1" w:unhideWhenUsed="1"/>
+    <w:lsdException w:name="List 5" w:semiHidden="1" w:unhideWhenUsed="1"/>
+    <w:lsdException w:name="List Bullet 2" w:semiHidden="1" w:unhideWhenUsed="1"/>
+    <w:lsdException w:name="List Bullet 3" w:semiHidden="1" w:unhideWhenUsed="1"/>
+    <w:lsdException w:name="List Bullet 4" w:semiHidden="1" w:unhideWhenUsed="1"/>
+    <w:lsdException w:name="List Bullet 5" w:semiHidden="1" w:unhideWhenUsed="1"/>
+    <w:lsdException w:name="List Number 2" w:semiHidden="1" w:unhideWhenUsed="1"/>
+    <w:lsdException w:name="List Number 3" w:semiHidden="1" w:unhideWhenUsed="1"/>
+    <w:lsdException w:name="List Number 4" w:semiHidden="1" w:unhideWhenUsed="1"/>
+    <w:lsdException w:name="List Number 5" w:semiHidden="1" w:unhideWhenUsed="1"/>
+    <w:lsdException w:name="Title" w:uiPriority="10" w:qFormat="1"/>
+    <w:lsdException w:name="Closing" w:semiHidden="1" w:unhideWhenUsed="1"/>
+    <w:lsdException w:name="Signature" w:semiHidden="1" w:unhideWhenUsed="1"/>
+    <w:lsdException w:name="Default Paragraph Font" w:semiHidden="1" w:uiPriority="1" w:unhideWhenUsed="1"/>
+    <w:lsdException w:name="Body Text" w:semiHidden="1" w:unhideWhenUsed="1"/>
+    <w:lsdException w:name="Body Text Indent" w:semiHidden="1" w:unhideWhenUsed="1"/>
+    <w:lsdException w:name="List Continue" w:semiHidden="1" w:unhideWhenUsed="1"/>
+    <w:lsdException w:name="List Continue 2" w:semiHidden="1" w:unhideWhenUsed="1"/>
+    <w:lsdException w:name="List Continue 3" w:semiHidden="1" w:unhideWhenUsed="1"/>
+    <w:lsdException w:name="List Continue 4" w:semiHidden="1" w:unhideWhenUsed="1"/>
+    <w:lsdException w:name="List Continue 5" w:semiHidden="1" w:unhideWhenUsed="1"/>
+    <w:lsdException w:name="Message Header" w:semiHidden="1" w:unhideWhenUsed="1"/>
+    <w:lsdException w:name="Subtitle" w:uiPriority="11" w:qFormat="1"/>
+    <w:lsdException w:name="Salutation" w:semiHidden="1" w:unhideWhenUsed="1"/>
+    <w:lsdException w:name="Date" w:semiHidden="1" w:unhideWhenUsed="1"/>
+    <w:lsdException w:name="Body Text First Indent" w:semiHidden="1" w:unhideWhenUsed="1"/>
+    <w:lsdException w:name="Body Text First Indent 2" w:semiHidden="1" w:unhideWhenUsed="1"/>
+    <w:lsdException w:name="Note Heading" w:semiHidden="1" w:unhideWhenUsed="1"/>
+    <w:lsdException w:name="Body Text 2" w:semiHidden="1" w:unhideWhenUsed="1"/>
+    <w:lsdException w:name="Body Text 3" w:semiHidden="1" w:unhideWhenUsed="1"/>
+    <w:lsdException w:name="Body Text Indent 2" w:semiHidden="1" w:unhideWhenUsed="1"/>
+    <w:lsdException w:name="Body Text Indent 3" w:semiHidden="1" w:unhideWhenUsed="1"/>
+    <w:lsdException w:name="Block Text" w:semiHidden="1" w:unhideWhenUsed="1"/>
+    <w:lsdException w:name="Hyperlink" w:semiHidden="1" w:unhideWhenUsed="1"/>
+    <w:lsdException w:name="FollowedHyperlink" w:semiHidden="1" w:unhideWhenUsed="1"/>
+    <w:lsdException w:name="Strong" w:uiPriority="22" w:qFormat="1"/>
+    <w:lsdException w:name="Emphasis" w:uiPriority="20" w:qFormat="1"/>
+    <w:lsdException w:name="Document Map" w:semiHidden="1" w:unhideWhenUsed="1"/>
+    <w:lsdException w:name="Plain Text" w:semiHidden="1" w:unhideWhenUsed="1"/>
+    <w:lsdException w:name="E-mail Signature" w:semiHidden="1" w:unhideWhenUsed="1"/>
+    <w:lsdException w:name="HTML Top of Form" w:semiHidden="1" w:unhideWhenUsed="1"/>
+    <w:lsdException w:name="HTML Bottom of Form" w:semiHidden="1" w:unhideWhenUsed="1"/>
+    <w:lsdException w:name="Normal (Web)" w:semiHidden="1" w:unhideWhenUsed="1"/>
+    <w:lsdException w:name="HTML Acronym" w:semiHidden="1" w:unhideWhenUsed="1"/>
+    <w:lsdException w:name="HTML Address" w:semiHidden="1" w:unhideWhenUsed="1"/>
+    <w:lsdException w:name="HTML Cite" w:semiHidden="1" w:unhideWhenUsed="1"/>
+    <w:lsdException w:name="HTML Code" w:semiHidden="1" w:unhideWhenUsed="1"/>
+    <w:lsdException w:name="HTML Definition" w:semiHidden="1" w:unhideWhenUsed="1"/>
+    <w:lsdException w:name="HTML Keyboard" w:semiHidden="1" w:unhideWhenUsed="1"/>
+    <w:lsdException w:name="HTML Preformatted" w:semiHidden="1" w:unhideWhenUsed="1"/>
+    <w:lsdException w:name="HTML Sample" w:semiHidden="1" w:unhideWhenUsed="1"/>
+    <w:lsdException w:name="HTML Typewriter" w:semiHidden="1" w:unhideWhenUsed="1"/>
+    <w:lsdException w:name="HTML Variable" w:semiHidden="1" w:unhideWhenUsed="1"/>
+    <w:lsdException w:name="Normal Table" w:semiHidden="1" w:unhideWhenUsed="1"/>
+    <w:lsdException w:name="annotation subject" w:semiHidden="1" w:unhideWhenUsed="1"/>
+    <w:lsdException w:name="No List" w:semiHidden="1" w:unhideWhenUsed="1"/>
+    <w:lsdException w:name="Outline List 1" w:semiHidden="1" w:unhideWhenUsed="1"/>
+    <w:lsdException w:name="Outline List 2" w:semiHidden="1" w:unhideWhenUsed="1"/>
+    <w:lsdException w:name="Outline List 3" w:semiHidden="1" w:unhideWhenUsed="1"/>
+    <w:lsdException w:name="Table Simple 1" w:semiHidden="1" w:unhideWhenUsed="1"/>
+    <w:lsdException w:name="Table Simple 2" w:semiHidden="1" w:unhideWhenUsed="1"/>
+    <w:lsdException w:name="Table Simple 3" w:semiHidden="1" w:unhideWhenUsed="1"/>
+    <w:lsdException w:name="Table Classic 1" w:semiHidden="1" w:unhideWhenUsed="1"/>
+    <w:lsdException w:name="Table Classic 2" w:semiHidden="1" w:unhideWhenUsed="1"/>
+    <w:lsdException w:name="Table Classic 3" w:semiHidden="1" w:unhideWhenUsed="1"/>
+    <w:lsdException w:name="Table Classic 4" w:semiHidden="1" w:unhideWhenUsed="1"/>
+    <w:lsdException w:name="Table Colorful 1" w:semiHidden="1" w:unhideWhenUsed="1"/>
+    <w:lsdException w:name="Table Colorful 2" w:semiHidden="1" w:unhideWhenUsed="1"/>
+    <w:lsdException w:name="Table Colorful 3" w:semiHidden="1" w:unhideWhenUsed="1"/>
+    <w:lsdException w:name="Table Columns 1" w:semiHidden="1" w:unhideWhenUsed="1"/>
+    <w:lsdException w:name="Table Columns 2" w:semiHidden="1" w:unhideWhenUsed="1"/>
+    <w:lsdException w:name="Table Columns 3" w:semiHidden="1" w:unhideWhenUsed="1"/>
+    <w:lsdException w:name="Table Columns 4" w:semiHidden="1" w:unhideWhenUsed="1"/>
+    <w:lsdException w:name="Table Columns 5" w:semiHidden="1" w:unhideWhenUsed="1"/>
+    <w:lsdException w:name="Table Grid 1" w:semiHidden="1" w:unhideWhenUsed="1"/>
+    <w:lsdException w:name="Table Grid 2" w:semiHidden="1" w:unhideWhenUsed="1"/>
+    <w:lsdException w:name="Table Grid 3" w:semiHidden="1" w:unhideWhenUsed="1"/>
+    <w:lsdException w:name="Table Grid 4" w:semiHidden="1" w:unhideWhenUsed="1"/>
+    <w:lsdException w:name="Table Grid 5" w:semiHidden="1" w:unhideWhenUsed="1"/>
+    <w:lsdException w:name="Table Grid 6" w:semiHidden="1" w:unhideWhenUsed="1"/>
+    <w:lsdException w:name="Table Grid 7" w:semiHidden="1" w:unhideWhenUsed="1"/>
+    <w:lsdException w:name="Table Grid 8" w:semiHidden="1" w:unhideWhenUsed="1"/>
+    <w:lsdException w:name="Table List 1" w:semiHidden="1" w:unhideWhenUsed="1"/>
+    <w:lsdException w:name="Table List 2" w:semiHidden="1" w:unhideWhenUsed="1"/>
+    <w:lsdException w:name="Table List 3" w:semiHidden="1" w:unhideWhenUsed="1"/>
+    <w:lsdException w:name="Table List 4" w:semiHidden="1" w:unhideWhenUsed="1"/>
+    <w:lsdException w:name="Table List 5" w:semiHidden="1" w:unhideWhenUsed="1"/>
+    <w:lsdException w:name="Table List 6" w:semiHidden="1" w:unhideWhenUsed="1"/>
+    <w:lsdException w:name="Table List 7" w:semiHidden="1" w:unhideWhenUsed="1"/>
+    <w:lsdException w:name="Table List 8" w:semiHidden="1" w:unhideWhenUsed="1"/>
+    <w:lsdException w:name="Table 3D effects 1" w:semiHidden="1" w:unhideWhenUsed="1"/>
+    <w:lsdException w:name="Table 3D effects 2" w:semiHidden="1" w:unhideWhenUsed="1"/>
+    <w:lsdException w:name="Table 3D effects 3" w:semiHidden="1" w:unhideWhenUsed="1"/>
+    <w:lsdException w:name="Table Contemporary" w:semiHidden="1" w:unhideWhenUsed="1"/>
+    <w:lsdException w:name="Table Elegant" w:semiHidden="1" w:unhideWhenUsed="1"/>
+    <w:lsdException w:name="Table Professional" w:semiHidden="1" w:unhideWhenUsed="1"/>
+    <w:lsdException w:name="Table Subtle 1" w:semiHidden="1" w:unhideWhenUsed="1"/>
+    <w:lsdException w:name="Table Subtle 2" w:semiHidden="1" w:unhideWhenUsed="1"/>
+    <w:lsdException w:name="Table Web 1" w:semiHidden="1" w:unhideWhenUsed="1"/>
+    <w:lsdException w:name="Table Web 2" w:semiHidden="1" w:unhideWhenUsed="1"/>
+    <w:lsdException w:name="Table Web 3" w:semiHidden="1" w:unhideWhenUsed="1"/>
+    <w:lsdException w:name="Balloon Text" w:semiHidden="1" w:unhideWhenUsed="1"/>
+    <w:lsdException w:name="Table Grid" w:uiPriority="39"/>
+    <w:lsdException w:name="Table Theme" w:semiHidden="1" w:unhideWhenUsed="1"/>
+    <w:lsdException w:name="Placeholder Text" w:semiHidden="1"/>
+    <w:lsdException w:name="No Spacing" w:uiPriority="1" w:qFormat="1"/>
+    <w:lsdException w:name="Light Shading" w:uiPriority="60"/>
+    <w:lsdException w:name="Light List" w:uiPriority="61"/>
+    <w:lsdException w:name="Light Grid" w:uiPriority="62"/>
+    <w:lsdException w:name="Medium Shading 1" w:uiPriority="63"/>
+    <w:lsdException w:name="Medium Shading 2" w:uiPriority="64"/>
+    <w:lsdException w:name="Medium List 1" w:uiPriority="65"/>
+    <w:lsdException w:name="Medium List 2" w:uiPriority="66"/>
+    <w:lsdException w:name="Medium Grid 1" w:uiPriority="67"/>
+    <w:lsdException w:name="Medium Grid 2" w:uiPriority="68"/>
+    <w:lsdException w:name="Medium Grid 3" w:uiPriority="69"/>
+    <w:lsdException w:name="Dark List" w:uiPriority="70"/>
+    <w:lsdException w:name="Colorful Shading" w:uiPriority="71"/>
+    <w:lsdException w:name="Colorful List" w:uiPriority="72"/>
+    <w:lsdException w:name="Colorful Grid" w:uiPriority="73"/>
+    <w:lsdException w:name="Light Shading Accent 1" w:uiPriority="60"/>
+    <w:lsdException w:name="Light List Accent 1" w:uiPriority="61"/>
+    <w:lsdException w:name="Light Grid Accent 1" w:uiPriority="62"/>
+    <w:lsdException w:name="Medium Shading 1 Accent 1" w:uiPriority="63"/>
+    <w:lsdException w:name="Medium Shading 2 Accent 1" w:uiPriority="64"/>
+    <w:lsdException w:name="Medium List 1 Accent 1" w:uiPriority="65"/>
+    <w:lsdException w:name="Revision" w:semiHidden="1"/>
+    <w:lsdException w:name="List Paragraph" w:uiPriority="34" w:qFormat="1"/>
+    <w:lsdException w:name="Quote" w:uiPriority="29" w:qFormat="1"/>
+    <w:lsdException w:name="Intense Quote" w:uiPriority="30" w:qFormat="1"/>
+    <w:lsdException w:name="Medium List 2 Accent 1" w:uiPriority="66"/>
+    <w:lsdException w:name="Medium Grid 1 Accent 1" w:uiPriority="67"/>
+    <w:lsdException w:name="Medium Grid 2 Accent 1" w:uiPriority="68"/>
+    <w:lsdException w:name="Medium Grid 3 Accent 1" w:uiPriority="69"/>
+    <w:lsdException w:name="Dark List Accent 1" w:uiPriority="70"/>
+    <w:lsdException w:name="Colorful Shading Accent 1" w:uiPriority="71"/>
+    <w:lsdException w:name="Colorful List Accent 1" w:uiPriority="72"/>
+    <w:lsdException w:name="Colorful Grid Accent 1" w:uiPriority="73"/>
+    <w:lsdException w:name="Light Shading Accent 2" w:uiPriority="60"/>
+    <w:lsdException w:name="Light List Accent 2" w:uiPriority="61"/>
+    <w:lsdException w:name="Light Grid Accent 2" w:uiPriority="62"/>
+    <w:lsdException w:name="Medium Shading 1 Accent 2" w:uiPriority="63"/>
+    <w:lsdException w:name="Medium Shading 2 Accent 2" w:uiPriority="64"/>
+    <w:lsdException w:name="Medium List 1 Accent 2" w:uiPriority="65"/>
+    <w:lsdException w:name="Medium List 2 Accent 2" w:uiPriority="66"/>
+    <w:lsdException w:name="Medium Grid 1 Accent 2" w:uiPriority="67"/>
+    <w:lsdException w:name="Medium Grid 2 Accent 2" w:uiPriority="68"/>
+    <w:lsdException w:name="Medium Grid 3 Accent 2" w:uiPriority="69"/>
+    <w:lsdException w:name="Dark List Accent 2" w:uiPriority="70"/>
+    <w:lsdException w:name="Colorful Shading Accent 2" w:uiPriority="71"/>
+    <w:lsdException w:name="Colorful List Accent 2" w:uiPriority="72"/>
+    <w:lsdException w:name="Colorful Grid Accent 2" w:uiPriority="73"/>
+    <w:lsdException w:name="Light Shading Accent 3" w:uiPriority="60"/>
+    <w:lsdException w:name="Light List Accent 3" w:uiPriority="61"/>
+    <w:lsdException w:name="Light Grid Accent 3" w:uiPriority="62"/>
+    <w:lsdException w:name="Medium Shading 1 Accent 3" w:uiPriority="63"/>
+    <w:lsdException w:name="Medium Shading 2 Accent 3" w:uiPriority="64"/>
+    <w:lsdException w:name="Medium List 1 Accent 3" w:uiPriority="65"/>
+    <w:lsdException w:name="Medium List 2 Accent 3" w:uiPriority="66"/>
+    <w:lsdException w:name="Medium Grid 1 Accent 3" w:uiPriority="67"/>
+    <w:lsdException w:name="Medium Grid 2 Accent 3" w:uiPriority="68"/>
+    <w:lsdException w:name="Medium Grid 3 Accent 3" w:uiPriority="69"/>
+    <w:lsdException w:name="Dark List Accent 3" w:uiPriority="70"/>
+    <w:lsdException w:name="Colorful Shading Accent 3" w:uiPriority="71"/>
+    <w:lsdException w:name="Colorful List Accent 3" w:uiPriority="72"/>
+    <w:lsdException w:name="Colorful Grid Accent 3" w:uiPriority="73"/>
+    <w:lsdException w:name="Light Shading Accent 4" w:uiPriority="60"/>
+    <w:lsdException w:name="Light List Accent 4" w:uiPriority="61"/>
+    <w:lsdException w:name="Light Grid Accent 4" w:uiPriority="62"/>
+    <w:lsdException w:name="Medium Shading 1 Accent 4" w:uiPriority="63"/>
+    <w:lsdException w:name="Medium Shading 2 Accent 4" w:uiPriority="64"/>
+    <w:lsdException w:name="Medium List 1 Accent 4" w:uiPriority="65"/>
+    <w:lsdException w:name="Medium List 2 Accent 4" w:uiPriority="66"/>
+    <w:lsdException w:name="Medium Grid 1 Accent 4" w:uiPriority="67"/>
+    <w:lsdException w:name="Medium Grid 2 Accent 4" w:uiPriority="68"/>
+    <w:lsdException w:name="Medium Grid 3 Accent 4" w:uiPriority="69"/>
+    <w:lsdException w:name="Dark List Accent 4" w:uiPriority="70"/>
+    <w:lsdException w:name="Colorful Shading Accent 4" w:uiPriority="71"/>
+    <w:lsdException w:name="Colorful List Accent 4" w:uiPriority="72"/>
+    <w:lsdException w:name="Colorful Grid Accent 4" w:uiPriority="73"/>
+    <w:lsdException w:name="Light Shading Accent 5" w:uiPriority="60"/>
+    <w:lsdException w:name="Light List Accent 5" w:uiPriority="61"/>
+    <w:lsdException w:name="Light Grid Accent 5" w:uiPriority="62"/>
+    <w:lsdException w:name="Medium Shading 1 Accent 5" w:uiPriority="63"/>
+    <w:lsdException w:name="Medium Shading 2 Accent 5" w:uiPriority="64"/>
+    <w:lsdException w:name="Medium List 1 Accent 5" w:uiPriority="65"/>
+    <w:lsdException w:name="Medium List 2 Accent 5" w:uiPriority="66"/>
+    <w:lsdException w:name="Medium Grid 1 Accent 5" w:uiPriority="67"/>
+    <w:lsdException w:name="Medium Grid 2 Accent 5" w:uiPriority="68"/>
+    <w:lsdException w:name="Medium Grid 3 Accent 5" w:uiPriority="69"/>
+    <w:lsdException w:name="Dark List Accent 5" w:uiPriority="70"/>
+    <w:lsdException w:name="Colorful Shading Accent 5" w:uiPriority="71"/>
+    <w:lsdException w:name="Colorful List Accent 5" w:uiPriority="72"/>
+    <w:lsdException w:name="Colorful Grid Accent 5" w:uiPriority="73"/>
+    <w:lsdException w:name="Light Shading Accent 6" w:uiPriority="60"/>
+    <w:lsdException w:name="Light List Accent 6" w:uiPriority="61"/>
+    <w:lsdException w:name="Light Grid Accent 6" w:uiPriority="62"/>
+    <w:lsdException w:name="Medium Shading 1 Accent 6" w:uiPriority="63"/>
+    <w:lsdException w:name="Medium Shading 2 Accent 6" w:uiPriority="64"/>
+    <w:lsdException w:name="Medium List 1 Accent 6" w:uiPriority="65"/>
+    <w:lsdException w:name="Medium List 2 Accent 6" w:uiPriority="66"/>
+    <w:lsdException w:name="Medium Grid 1 Accent 6" w:uiPriority="67"/>
+    <w:lsdException w:name="Medium Grid 2 Accent 6" w:uiPriority="68"/>
+    <w:lsdException w:name="Medium Grid 3 Accent 6" w:uiPriority="69"/>
+    <w:lsdException w:name="Dark List Accent 6" w:uiPriority="70"/>
+    <w:lsdException w:name="Colorful Shading Accent 6" w:uiPriority="71"/>
+    <w:lsdException w:name="Colorful List Accent 6" w:uiPriority="72"/>
+    <w:lsdException w:name="Colorful Grid Accent 6" w:uiPriority="73"/>
+    <w:lsdException w:name="Subtle Emphasis" w:uiPriority="19" w:qFormat="1"/>
+    <w:lsdException w:name="Intense Emphasis" w:uiPriority="21" w:qFormat="1"/>
+    <w:lsdException w:name="Subtle Reference" w:uiPriority="31" w:qFormat="1"/>
+    <w:lsdException w:name="Intense Reference" w:uiPriority="32" w:qFormat="1"/>
+    <w:lsdException w:name="Book Title" w:uiPriority="33" w:qFormat="1"/>
+    <w:lsdException w:name="Bibliography" w:semiHidden="1" w:uiPriority="37" w:unhideWhenUsed="1"/>
+    <w:lsdException w:name="TOC Heading" w:semiHidden="1" w:uiPriority="39" w:unhideWhenUsed="1" w:qFormat="1"/>
+    <w:lsdException w:name="Plain Table 1" w:uiPriority="41"/>
+    <w:lsdException w:name="Plain Table 2" w:uiPriority="42"/>
+    <w:lsdException w:name="Plain Table 3" w:uiPriority="43"/>
+    <w:lsdException w:name="Plain Table 4" w:uiPriority="44"/>
+    <w:lsdException w:name="Plain Table 5" w:uiPriority="45"/>
+    <w:lsdException w:name="Grid Table Light" w:uiPriority="40"/>
+    <w:lsdException w:name="Grid Table 1 Light" w:uiPriority="46"/>
+    <w:lsdException w:name="Grid Table 2" w:uiPriority="47"/>
+    <w:lsdException w:name="Grid Table 3" w:uiPriority="48"/>
+    <w:lsdException w:name="Grid Table 4" w:uiPriority="49"/>
+    <w:lsdException w:name="Grid Table 5 Dark" w:uiPriority="50"/>
+    <w:lsdException w:name="Grid Table 6 Colorful" w:uiPriority="51"/>
+    <w:lsdException w:name="Grid Table 7 Colorful" w:uiPriority="52"/>
+    <w:lsdException w:name="Grid Table 1 Light Accent 1" w:uiPriority="46"/>
+    <w:lsdException w:name="Grid Table 2 Accent 1" w:uiPriority="47"/>
+    <w:lsdException w:name="Grid Table 3 Accent 1" w:uiPriority="48"/>
+    <w:lsdException w:name="Grid Table 4 Accent 1" w:uiPriority="49"/>
+    <w:lsdException w:name="Grid Table 5 Dark Accent 1" w:uiPriority="50"/>
+    <w:lsdException w:name="Grid Table 6 Colorful Accent 1" w:uiPriority="51"/>
+    <w:lsdException w:name="Grid Table 7 Colorful Accent 1" w:uiPriority="52"/>
+    <w:lsdException w:name="Grid Table 1 Light Accent 2" w:uiPriority="46"/>
+    <w:lsdException w:name="Grid Table 2 Accent 2" w:uiPriority="47"/>
+    <w:lsdException w:name="Grid Table 3 Accent 2" w:uiPriority="48"/>
+    <w:lsdException w:name="Grid Table 4 Accent 2" w:uiPriority="49"/>
+    <w:lsdException w:name="Grid Table 5 Dark Accent 2" w:uiPriority="50"/>
+    <w:lsdException w:name="Grid Table 6 Colorful Accent 2" w:uiPriority="51"/>
+    <w:lsdException w:name="Grid Table 7 Colorful Accent 2" w:uiPriority="52"/>
+    <w:lsdException w:name="Grid Table 1 Light Accent 3" w:uiPriority="46"/>
+    <w:lsdException w:name="Grid Table 2 Accent 3" w:uiPriority="47"/>
+    <w:lsdException w:name="Grid Table 3 Accent 3" w:uiPriority="48"/>
+    <w:lsdException w:name="Grid Table 4 Accent 3" w:uiPriority="49"/>
+    <w:lsdException w:name="Grid Table 5 Dark Accent 3" w:uiPriority="50"/>
+    <w:lsdException w:name="Grid Table 6 Colorful Accent 3" w:uiPriority="51"/>
+    <w:lsdException w:name="Grid Table 7 Colorful Accent 3" w:uiPriority="52"/>
+    <w:lsdException w:name="Grid Table 1 Light Accent 4" w:uiPriority="46"/>
+    <w:lsdException w:name="Grid Table 2 Accent 4" w:uiPriority="47"/>
+    <w:lsdException w:name="Grid Table 3 Accent 4" w:uiPriority="48"/>
+    <w:lsdException w:name="Grid Table 4 Accent 4" w:uiPriority="49"/>
+    <w:lsdException w:name="Grid Table 5 Dark Accent 4" w:uiPriority="50"/>
+    <w:lsdException w:name="Grid Table 6 Colorful Accent 4" w:uiPriority="51"/>
+    <w:lsdException w:name="Grid Table 7 Colorful Accent 4" w:uiPriority="52"/>
+    <w:lsdException w:name="Grid Table 1 Light Accent 5" w:uiPriority="46"/>
+    <w:lsdException w:name="Grid Table 2 Accent 5" w:uiPriority="47"/>
+    <w:lsdException w:name="Grid Table 3 Accent 5" w:uiPriority="48"/>
+    <w:lsdException w:name="Grid Table 4 Accent 5" w:uiPriority="49"/>
+    <w:lsdException w:name="Grid Table 5 Dark Accent 5" w:uiPriority="50"/>
+    <w:lsdException w:name="Grid Table 6 Colorful Accent 5" w:uiPriority="51"/>
+    <w:lsdException w:name="Grid Table 7 Colorful Accent 5" w:uiPriority="52"/>
+    <w:lsdException w:name="Grid Table 1 Light Accent 6" w:uiPriority="46"/>
+    <w:lsdException w:name="Grid Table 2 Accent 6" w:uiPriority="47"/>
+    <w:lsdException w:name="Grid Table 3 Accent 6" w:uiPriority="48"/>
+    <w:lsdException w:name="Grid Table 4 Accent 6" w:uiPriority="49"/>
+    <w:lsdException w:name="Grid Table 5 Dark Accent 6" w:uiPriority="50"/>
+    <w:lsdException w:name="Grid Table 6 Colorful Accent 6" w:uiPriority="51"/>
+    <w:lsdException w:name="Grid Table 7 Colorful Accent 6" w:uiPriority="52"/>
+    <w:lsdException w:name="List Table 1 Light" w:uiPriority="46"/>
+    <w:lsdException w:name="List Table 2" w:uiPriority="47"/>
+    <w:lsdException w:name="List Table 3" w:uiPriority="48"/>
+    <w:lsdException w:name="List Table 4" w:uiPriority="49"/>
+    <w:lsdException w:name="List Table 5 Dark" w:uiPriority="50"/>
+    <w:lsdException w:name="List Table 6 Colorful" w:uiPriority="51"/>
+    <w:lsdException w:name="List Table 7 Colorful" w:uiPriority="52"/>
+    <w:lsdException w:name="List Table 1 Light Accent 1" w:uiPriority="46"/>
+    <w:lsdException w:name="List Table 2 Accent 1" w:uiPriority="47"/>
+    <w:lsdException w:name="List Table 3 Accent 1" w:uiPriority="48"/>
+    <w:lsdException w:name="List Table 4 Accent 1" w:uiPriority="49"/>
+    <w:lsdException w:name="List Table 5 Dark Accent 1" w:uiPriority="50"/>
+    <w:lsdException w:name="List Table 6 Colorful Accent 1" w:uiPriority="51"/>
+    <w:lsdException w:name="List Table 7 Colorful Accent 1" w:uiPriority="52"/>
+    <w:lsdException w:name="List Table 1 Light Accent 2" w:uiPriority="46"/>
+    <w:lsdException w:name="List Table 2 Accent 2" w:uiPriority="47"/>
+    <w:lsdException w:name="List Table 3 Accent 2" w:uiPriority="48"/>
+    <w:lsdException w:name="List Table 4 Accent 2" w:uiPriority="49"/>
+    <w:lsdException w:name="List Table 5 Dark Accent 2" w:uiPriority="50"/>
+    <w:lsdException w:name="List Table 6 Colorful Accent 2" w:uiPriority="51"/>
+    <w:lsdException w:name="List Table 7 Colorful Accent 2" w:uiPriority="52"/>
+    <w:lsdException w:name="List Table 1 Light Accent 3" w:uiPriority="46"/>
+    <w:lsdException w:name="List Table 2 Accent 3" w:uiPriority="47"/>
+    <w:lsdException w:name="List Table 3 Accent 3" w:uiPriority="48"/>
+    <w:lsdException w:name="List Table 4 Accent 3" w:uiPriority="49"/>
+    <w:lsdException w:name="List Table 5 Dark Accent 3" w:uiPriority="50"/>
+    <w:lsdException w:name="List Table 6 Colorful Accent 3" w:uiPriority="51"/>
+    <w:lsdException w:name="List Table 7 Colorful Accent 3" w:uiPriority="52"/>
+    <w:lsdException w:name="List Table 1 Light Accent 4" w:uiPriority="46"/>
+    <w:lsdException w:name="List Table 2 Accent 4" w:uiPriority="47"/>
+    <w:lsdException w:name="List Table 3 Accent 4" w:uiPriority="48"/>
+    <w:lsdException w:name="List Table 4 Accent 4" w:uiPriority="49"/>
+    <w:lsdException w:name="List Table 5 Dark Accent 4" w:uiPriority="50"/>
+    <w:lsdException w:name="List Table 6 Colorful Accent 4" w:uiPriority="51"/>
+    <w:lsdException w:name="List Table 7 Colorful Accent 4" w:uiPriority="52"/>
+    <w:lsdException w:name="List Table 1 Light Accent 5" w:uiPriority="46"/>
+    <w:lsdException w:name="List Table 2 Accent 5" w:uiPriority="47"/>
+    <w:lsdException w:name="List Table 3 Accent 5" w:uiPriority="48"/>
+    <w:lsdException w:name="List Table 4 Accent 5" w:uiPriority="49"/>
+    <w:lsdException w:name="List Table 5 Dark Accent 5" w:uiPriority="50"/>
+    <w:lsdException w:name="List Table 6 Colorful Accent 5" w:uiPriority="51"/>
+    <w:lsdException w:name="List Table 7 Colorful Accent 5" w:uiPriority="52"/>
+    <w:lsdException w:name="List Table 1 Light Accent 6" w:uiPriority="46"/>
+    <w:lsdException w:name="List Table 2 Accent 6" w:uiPriority="47"/>
+    <w:lsdException w:name="List Table 3 Accent 6" w:uiPriority="48"/>
+    <w:lsdException w:name="List Table 4 Accent 6" w:uiPriority="49"/>
+    <w:lsdException w:name="List Table 5 Dark Accent 6" w:uiPriority="50"/>
+    <w:lsdException w:name="List Table 6 Colorful Accent 6" w:uiPriority="51"/>
+    <w:lsdException w:name="List Table 7 Colorful Accent 6" w:uiPriority="52"/>
+    <w:lsdException w:name="Mention" w:semiHidden="1" w:unhideWhenUsed="1"/>
+    <w:lsdException w:name="Smart Hyperlink" w:semiHidden="1" w:unhideWhenUsed="1"/>
+    <w:lsdException w:name="Hashtag" w:semiHidden="1" w:unhideWhenUsed="1"/>
+    <w:lsdException w:name="Unresolved Mention" w:semiHidden="1" w:unhideWhenUsed="1"/>
+    <w:lsdException w:name="Smart Link" w:semiHidden="1" w:unhideWhenUsed="1"/>
   </w:latentStyles>
   <w:style w:type="paragraph" w:default="1" w:styleId="Normal">
     <w:name w:val="Normal"/>
@@ -9914,7 +10455,6 @@
       <w:spacing w:after="0" w:line="240" w:lineRule="auto"/>
     </w:pPr>
     <w:tblPr>
-      <w:tblInd w:w="0" w:type="dxa"/>
       <w:tblBorders>
         <w:top w:val="single" w:sz="4" w:space="0" w:color="auto"/>
         <w:left w:val="single" w:sz="4" w:space="0" w:color="auto"/>
@@ -9923,12 +10463,6 @@
         <w:insideH w:val="single" w:sz="4" w:space="0" w:color="auto"/>
         <w:insideV w:val="single" w:sz="4" w:space="0" w:color="auto"/>
       </w:tblBorders>
-      <w:tblCellMar>
-        <w:top w:w="0" w:type="dxa"/>
-        <w:left w:w="108" w:type="dxa"/>
-        <w:bottom w:w="0" w:type="dxa"/>
-        <w:right w:w="108" w:type="dxa"/>
-      </w:tblCellMar>
     </w:tblPr>
   </w:style>
   <w:style w:type="character" w:customStyle="1" w:styleId="FonteeimagemChar">
@@ -10038,8 +10572,8 @@
       <w:spacing w:val="5"/>
     </w:rPr>
   </w:style>
-  <w:style w:type="character" w:customStyle="1" w:styleId="UnresolvedMention">
-    <w:name w:val="Unresolved Mention"/>
+  <w:style w:type="character" w:customStyle="1" w:styleId="MenoPendente1">
+    <w:name w:val="Menção Pendente1"/>
     <w:basedOn w:val="Fontepargpadro"/>
     <w:uiPriority w:val="99"/>
     <w:semiHidden/>
@@ -10061,803 +10595,17 @@
       <w:contextualSpacing/>
     </w:pPr>
   </w:style>
-</w:styles>
-</file>
-
-<file path=word/stylesWithEffects.xml><?xml version="1.0" encoding="utf-8"?>
-<w:styles xmlns:wpc="http://schemas.microsoft.com/office/word/2010/wordprocessingCanvas" xmlns:mc="http://schemas.openxmlformats.org/markup-compatibility/2006" xmlns:o="urn:schemas-microsoft-com:office:office" xmlns:r="http://schemas.openxmlformats.org/officeDocument/2006/relationships" xmlns:m="http://schemas.openxmlformats.org/officeDocument/2006/math" xmlns:v="urn:schemas-microsoft-com:vml" xmlns:wp14="http://schemas.microsoft.com/office/word/2010/wordprocessingDrawing" xmlns:wp="http://schemas.openxmlformats.org/drawingml/2006/wordprocessingDrawing" xmlns:w10="urn:schemas-microsoft-com:office:word" xmlns:w="http://schemas.openxmlformats.org/wordprocessingml/2006/main" xmlns:w14="http://schemas.microsoft.com/office/word/2010/wordml" xmlns:wpg="http://schemas.microsoft.com/office/word/2010/wordprocessingGroup" xmlns:wpi="http://schemas.microsoft.com/office/word/2010/wordprocessingInk" xmlns:wne="http://schemas.microsoft.com/office/word/2006/wordml" xmlns:wps="http://schemas.microsoft.com/office/word/2010/wordprocessingShape" mc:Ignorable="w14 wp14">
-  <w:docDefaults>
-    <w:rPrDefault>
-      <w:rPr>
-        <w:rFonts w:asciiTheme="minorHAnsi" w:eastAsiaTheme="minorHAnsi" w:hAnsiTheme="minorHAnsi" w:cstheme="minorBidi"/>
-        <w:sz w:val="22"/>
-        <w:szCs w:val="22"/>
-        <w:lang w:val="pt-BR" w:eastAsia="en-US" w:bidi="ar-SA"/>
-      </w:rPr>
-    </w:rPrDefault>
-    <w:pPrDefault>
-      <w:pPr>
-        <w:spacing w:after="160" w:line="259" w:lineRule="auto"/>
-      </w:pPr>
-    </w:pPrDefault>
-  </w:docDefaults>
-  <w:latentStyles w:defLockedState="0" w:defUIPriority="99" w:defSemiHidden="1" w:defUnhideWhenUsed="1" w:defQFormat="0" w:count="267">
-    <w:lsdException w:name="Normal" w:semiHidden="0" w:uiPriority="0" w:unhideWhenUsed="0" w:qFormat="1"/>
-    <w:lsdException w:name="heading 1" w:semiHidden="0" w:uiPriority="9" w:unhideWhenUsed="0" w:qFormat="1"/>
-    <w:lsdException w:name="heading 2" w:uiPriority="9" w:qFormat="1"/>
-    <w:lsdException w:name="heading 3" w:uiPriority="9" w:qFormat="1"/>
-    <w:lsdException w:name="heading 4" w:uiPriority="9" w:qFormat="1"/>
-    <w:lsdException w:name="heading 5" w:uiPriority="9" w:qFormat="1"/>
-    <w:lsdException w:name="heading 6" w:uiPriority="9" w:qFormat="1"/>
-    <w:lsdException w:name="heading 7" w:uiPriority="9" w:qFormat="1"/>
-    <w:lsdException w:name="heading 8" w:uiPriority="9" w:qFormat="1"/>
-    <w:lsdException w:name="heading 9" w:uiPriority="9" w:qFormat="1"/>
-    <w:lsdException w:name="toc 1" w:uiPriority="39"/>
-    <w:lsdException w:name="toc 2" w:uiPriority="39"/>
-    <w:lsdException w:name="toc 3" w:uiPriority="39"/>
-    <w:lsdException w:name="toc 4" w:uiPriority="39"/>
-    <w:lsdException w:name="toc 5" w:uiPriority="39"/>
-    <w:lsdException w:name="toc 6" w:uiPriority="39"/>
-    <w:lsdException w:name="toc 7" w:uiPriority="39"/>
-    <w:lsdException w:name="toc 8" w:uiPriority="39"/>
-    <w:lsdException w:name="toc 9" w:uiPriority="39"/>
-    <w:lsdException w:name="caption" w:uiPriority="35" w:qFormat="1"/>
-    <w:lsdException w:name="Title" w:semiHidden="0" w:uiPriority="10" w:unhideWhenUsed="0" w:qFormat="1"/>
-    <w:lsdException w:name="Default Paragraph Font" w:uiPriority="1"/>
-    <w:lsdException w:name="Subtitle" w:semiHidden="0" w:uiPriority="11" w:unhideWhenUsed="0" w:qFormat="1"/>
-    <w:lsdException w:name="Strong" w:semiHidden="0" w:uiPriority="22" w:unhideWhenUsed="0" w:qFormat="1"/>
-    <w:lsdException w:name="Emphasis" w:semiHidden="0" w:uiPriority="20" w:unhideWhenUsed="0" w:qFormat="1"/>
-    <w:lsdException w:name="Table Grid" w:semiHidden="0" w:uiPriority="39" w:unhideWhenUsed="0"/>
-    <w:lsdException w:name="Placeholder Text" w:unhideWhenUsed="0"/>
-    <w:lsdException w:name="No Spacing" w:semiHidden="0" w:uiPriority="1" w:unhideWhenUsed="0" w:qFormat="1"/>
-    <w:lsdException w:name="Light Shading" w:semiHidden="0" w:uiPriority="60" w:unhideWhenUsed="0"/>
-    <w:lsdException w:name="Light List" w:semiHidden="0" w:uiPriority="61" w:unhideWhenUsed="0"/>
-    <w:lsdException w:name="Light Grid" w:semiHidden="0" w:uiPriority="62" w:unhideWhenUsed="0"/>
-    <w:lsdException w:name="Medium Shading 1" w:semiHidden="0" w:uiPriority="63" w:unhideWhenUsed="0"/>
-    <w:lsdException w:name="Medium Shading 2" w:semiHidden="0" w:uiPriority="64" w:unhideWhenUsed="0"/>
-    <w:lsdException w:name="Medium List 1" w:semiHidden="0" w:uiPriority="65" w:unhideWhenUsed="0"/>
-    <w:lsdException w:name="Medium List 2" w:semiHidden="0" w:uiPriority="66" w:unhideWhenUsed="0"/>
-    <w:lsdException w:name="Medium Grid 1" w:semiHidden="0" w:uiPriority="67" w:unhideWhenUsed="0"/>
-    <w:lsdException w:name="Medium Grid 2" w:semiHidden="0" w:uiPriority="68" w:unhideWhenUsed="0"/>
-    <w:lsdException w:name="Medium Grid 3" w:semiHidden="0" w:uiPriority="69" w:unhideWhenUsed="0"/>
-    <w:lsdException w:name="Dark List" w:semiHidden="0" w:uiPriority="70" w:unhideWhenUsed="0"/>
-    <w:lsdException w:name="Colorful Shading" w:semiHidden="0" w:uiPriority="71" w:unhideWhenUsed="0"/>
-    <w:lsdException w:name="Colorful List" w:semiHidden="0" w:uiPriority="72" w:unhideWhenUsed="0"/>
-    <w:lsdException w:name="Colorful Grid" w:semiHidden="0" w:uiPriority="73" w:unhideWhenUsed="0"/>
-    <w:lsdException w:name="Light Shading Accent 1" w:semiHidden="0" w:uiPriority="60" w:unhideWhenUsed="0"/>
-    <w:lsdException w:name="Light List Accent 1" w:semiHidden="0" w:uiPriority="61" w:unhideWhenUsed="0"/>
-    <w:lsdException w:name="Light Grid Accent 1" w:semiHidden="0" w:uiPriority="62" w:unhideWhenUsed="0"/>
-    <w:lsdException w:name="Medium Shading 1 Accent 1" w:semiHidden="0" w:uiPriority="63" w:unhideWhenUsed="0"/>
-    <w:lsdException w:name="Medium Shading 2 Accent 1" w:semiHidden="0" w:uiPriority="64" w:unhideWhenUsed="0"/>
-    <w:lsdException w:name="Medium List 1 Accent 1" w:semiHidden="0" w:uiPriority="65" w:unhideWhenUsed="0"/>
-    <w:lsdException w:name="Revision" w:unhideWhenUsed="0"/>
-    <w:lsdException w:name="List Paragraph" w:semiHidden="0" w:uiPriority="34" w:unhideWhenUsed="0" w:qFormat="1"/>
-    <w:lsdException w:name="Quote" w:semiHidden="0" w:uiPriority="29" w:unhideWhenUsed="0" w:qFormat="1"/>
-    <w:lsdException w:name="Intense Quote" w:semiHidden="0" w:uiPriority="30" w:unhideWhenUsed="0" w:qFormat="1"/>
-    <w:lsdException w:name="Medium List 2 Accent 1" w:semiHidden="0" w:uiPriority="66" w:unhideWhenUsed="0"/>
-    <w:lsdException w:name="Medium Grid 1 Accent 1" w:semiHidden="0" w:uiPriority="67" w:unhideWhenUsed="0"/>
-    <w:lsdException w:name="Medium Grid 2 Accent 1" w:semiHidden="0" w:uiPriority="68" w:unhideWhenUsed="0"/>
-    <w:lsdException w:name="Medium Grid 3 Accent 1" w:semiHidden="0" w:uiPriority="69" w:unhideWhenUsed="0"/>
-    <w:lsdException w:name="Dark List Accent 1" w:semiHidden="0" w:uiPriority="70" w:unhideWhenUsed="0"/>
-    <w:lsdException w:name="Colorful Shading Accent 1" w:semiHidden="0" w:uiPriority="71" w:unhideWhenUsed="0"/>
-    <w:lsdException w:name="Colorful List Accent 1" w:semiHidden="0" w:uiPriority="72" w:unhideWhenUsed="0"/>
-    <w:lsdException w:name="Colorful Grid Accent 1" w:semiHidden="0" w:uiPriority="73" w:unhideWhenUsed="0"/>
-    <w:lsdException w:name="Light Shading Accent 2" w:semiHidden="0" w:uiPriority="60" w:unhideWhenUsed="0"/>
-    <w:lsdException w:name="Light List Accent 2" w:semiHidden="0" w:uiPriority="61" w:unhideWhenUsed="0"/>
-    <w:lsdException w:name="Light Grid Accent 2" w:semiHidden="0" w:uiPriority="62" w:unhideWhenUsed="0"/>
-    <w:lsdException w:name="Medium Shading 1 Accent 2" w:semiHidden="0" w:uiPriority="63" w:unhideWhenUsed="0"/>
-    <w:lsdException w:name="Medium Shading 2 Accent 2" w:semiHidden="0" w:uiPriority="64" w:unhideWhenUsed="0"/>
-    <w:lsdException w:name="Medium List 1 Accent 2" w:semiHidden="0" w:uiPriority="65" w:unhideWhenUsed="0"/>
-    <w:lsdException w:name="Medium List 2 Accent 2" w:semiHidden="0" w:uiPriority="66" w:unhideWhenUsed="0"/>
-    <w:lsdException w:name="Medium Grid 1 Accent 2" w:semiHidden="0" w:uiPriority="67" w:unhideWhenUsed="0"/>
-    <w:lsdException w:name="Medium Grid 2 Accent 2" w:semiHidden="0" w:uiPriority="68" w:unhideWhenUsed="0"/>
-    <w:lsdException w:name="Medium Grid 3 Accent 2" w:semiHidden="0" w:uiPriority="69" w:unhideWhenUsed="0"/>
-    <w:lsdException w:name="Dark List Accent 2" w:semiHidden="0" w:uiPriority="70" w:unhideWhenUsed="0"/>
-    <w:lsdException w:name="Colorful Shading Accent 2" w:semiHidden="0" w:uiPriority="71" w:unhideWhenUsed="0"/>
-    <w:lsdException w:name="Colorful List Accent 2" w:semiHidden="0" w:uiPriority="72" w:unhideWhenUsed="0"/>
-    <w:lsdException w:name="Colorful Grid Accent 2" w:semiHidden="0" w:uiPriority="73" w:unhideWhenUsed="0"/>
-    <w:lsdException w:name="Light Shading Accent 3" w:semiHidden="0" w:uiPriority="60" w:unhideWhenUsed="0"/>
-    <w:lsdException w:name="Light List Accent 3" w:semiHidden="0" w:uiPriority="61" w:unhideWhenUsed="0"/>
-    <w:lsdException w:name="Light Grid Accent 3" w:semiHidden="0" w:uiPriority="62" w:unhideWhenUsed="0"/>
-    <w:lsdException w:name="Medium Shading 1 Accent 3" w:semiHidden="0" w:uiPriority="63" w:unhideWhenUsed="0"/>
-    <w:lsdException w:name="Medium Shading 2 Accent 3" w:semiHidden="0" w:uiPriority="64" w:unhideWhenUsed="0"/>
-    <w:lsdException w:name="Medium List 1 Accent 3" w:semiHidden="0" w:uiPriority="65" w:unhideWhenUsed="0"/>
-    <w:lsdException w:name="Medium List 2 Accent 3" w:semiHidden="0" w:uiPriority="66" w:unhideWhenUsed="0"/>
-    <w:lsdException w:name="Medium Grid 1 Accent 3" w:semiHidden="0" w:uiPriority="67" w:unhideWhenUsed="0"/>
-    <w:lsdException w:name="Medium Grid 2 Accent 3" w:semiHidden="0" w:uiPriority="68" w:unhideWhenUsed="0"/>
-    <w:lsdException w:name="Medium Grid 3 Accent 3" w:semiHidden="0" w:uiPriority="69" w:unhideWhenUsed="0"/>
-    <w:lsdException w:name="Dark List Accent 3" w:semiHidden="0" w:uiPriority="70" w:unhideWhenUsed="0"/>
-    <w:lsdException w:name="Colorful Shading Accent 3" w:semiHidden="0" w:uiPriority="71" w:unhideWhenUsed="0"/>
-    <w:lsdException w:name="Colorful List Accent 3" w:semiHidden="0" w:uiPriority="72" w:unhideWhenUsed="0"/>
-    <w:lsdException w:name="Colorful Grid Accent 3" w:semiHidden="0" w:uiPriority="73" w:unhideWhenUsed="0"/>
-    <w:lsdException w:name="Light Shading Accent 4" w:semiHidden="0" w:uiPriority="60" w:unhideWhenUsed="0"/>
-    <w:lsdException w:name="Light List Accent 4" w:semiHidden="0" w:uiPriority="61" w:unhideWhenUsed="0"/>
-    <w:lsdException w:name="Light Grid Accent 4" w:semiHidden="0" w:uiPriority="62" w:unhideWhenUsed="0"/>
-    <w:lsdException w:name="Medium Shading 1 Accent 4" w:semiHidden="0" w:uiPriority="63" w:unhideWhenUsed="0"/>
-    <w:lsdException w:name="Medium Shading 2 Accent 4" w:semiHidden="0" w:uiPriority="64" w:unhideWhenUsed="0"/>
-    <w:lsdException w:name="Medium List 1 Accent 4" w:semiHidden="0" w:uiPriority="65" w:unhideWhenUsed="0"/>
-    <w:lsdException w:name="Medium List 2 Accent 4" w:semiHidden="0" w:uiPriority="66" w:unhideWhenUsed="0"/>
-    <w:lsdException w:name="Medium Grid 1 Accent 4" w:semiHidden="0" w:uiPriority="67" w:unhideWhenUsed="0"/>
-    <w:lsdException w:name="Medium Grid 2 Accent 4" w:semiHidden="0" w:uiPriority="68" w:unhideWhenUsed="0"/>
-    <w:lsdException w:name="Medium Grid 3 Accent 4" w:semiHidden="0" w:uiPriority="69" w:unhideWhenUsed="0"/>
-    <w:lsdException w:name="Dark List Accent 4" w:semiHidden="0" w:uiPriority="70" w:unhideWhenUsed="0"/>
-    <w:lsdException w:name="Colorful Shading Accent 4" w:semiHidden="0" w:uiPriority="71" w:unhideWhenUsed="0"/>
-    <w:lsdException w:name="Colorful List Accent 4" w:semiHidden="0" w:uiPriority="72" w:unhideWhenUsed="0"/>
-    <w:lsdException w:name="Colorful Grid Accent 4" w:semiHidden="0" w:uiPriority="73" w:unhideWhenUsed="0"/>
-    <w:lsdException w:name="Light Shading Accent 5" w:semiHidden="0" w:uiPriority="60" w:unhideWhenUsed="0"/>
-    <w:lsdException w:name="Light List Accent 5" w:semiHidden="0" w:uiPriority="61" w:unhideWhenUsed="0"/>
-    <w:lsdException w:name="Light Grid Accent 5" w:semiHidden="0" w:uiPriority="62" w:unhideWhenUsed="0"/>
-    <w:lsdException w:name="Medium Shading 1 Accent 5" w:semiHidden="0" w:uiPriority="63" w:unhideWhenUsed="0"/>
-    <w:lsdException w:name="Medium Shading 2 Accent 5" w:semiHidden="0" w:uiPriority="64" w:unhideWhenUsed="0"/>
-    <w:lsdException w:name="Medium List 1 Accent 5" w:semiHidden="0" w:uiPriority="65" w:unhideWhenUsed="0"/>
-    <w:lsdException w:name="Medium List 2 Accent 5" w:semiHidden="0" w:uiPriority="66" w:unhideWhenUsed="0"/>
-    <w:lsdException w:name="Medium Grid 1 Accent 5" w:semiHidden="0" w:uiPriority="67" w:unhideWhenUsed="0"/>
-    <w:lsdException w:name="Medium Grid 2 Accent 5" w:semiHidden="0" w:uiPriority="68" w:unhideWhenUsed="0"/>
-    <w:lsdException w:name="Medium Grid 3 Accent 5" w:semiHidden="0" w:uiPriority="69" w:unhideWhenUsed="0"/>
-    <w:lsdException w:name="Dark List Accent 5" w:semiHidden="0" w:uiPriority="70" w:unhideWhenUsed="0"/>
-    <w:lsdException w:name="Colorful Shading Accent 5" w:semiHidden="0" w:uiPriority="71" w:unhideWhenUsed="0"/>
-    <w:lsdException w:name="Colorful List Accent 5" w:semiHidden="0" w:uiPriority="72" w:unhideWhenUsed="0"/>
-    <w:lsdException w:name="Colorful Grid Accent 5" w:semiHidden="0" w:uiPriority="73" w:unhideWhenUsed="0"/>
-    <w:lsdException w:name="Light Shading Accent 6" w:semiHidden="0" w:uiPriority="60" w:unhideWhenUsed="0"/>
-    <w:lsdException w:name="Light List Accent 6" w:semiHidden="0" w:uiPriority="61" w:unhideWhenUsed="0"/>
-    <w:lsdException w:name="Light Grid Accent 6" w:semiHidden="0" w:uiPriority="62" w:unhideWhenUsed="0"/>
-    <w:lsdException w:name="Medium Shading 1 Accent 6" w:semiHidden="0" w:uiPriority="63" w:unhideWhenUsed="0"/>
-    <w:lsdException w:name="Medium Shading 2 Accent 6" w:semiHidden="0" w:uiPriority="64" w:unhideWhenUsed="0"/>
-    <w:lsdException w:name="Medium List 1 Accent 6" w:semiHidden="0" w:uiPriority="65" w:unhideWhenUsed="0"/>
-    <w:lsdException w:name="Medium List 2 Accent 6" w:semiHidden="0" w:uiPriority="66" w:unhideWhenUsed="0"/>
-    <w:lsdException w:name="Medium Grid 1 Accent 6" w:semiHidden="0" w:uiPriority="67" w:unhideWhenUsed="0"/>
-    <w:lsdException w:name="Medium Grid 2 Accent 6" w:semiHidden="0" w:uiPriority="68" w:unhideWhenUsed="0"/>
-    <w:lsdException w:name="Medium Grid 3 Accent 6" w:semiHidden="0" w:uiPriority="69" w:unhideWhenUsed="0"/>
-    <w:lsdException w:name="Dark List Accent 6" w:semiHidden="0" w:uiPriority="70" w:unhideWhenUsed="0"/>
-    <w:lsdException w:name="Colorful Shading Accent 6" w:semiHidden="0" w:uiPriority="71" w:unhideWhenUsed="0"/>
-    <w:lsdException w:name="Colorful List Accent 6" w:semiHidden="0" w:uiPriority="72" w:unhideWhenUsed="0"/>
-    <w:lsdException w:name="Colorful Grid Accent 6" w:semiHidden="0" w:uiPriority="73" w:unhideWhenUsed="0"/>
-    <w:lsdException w:name="Subtle Emphasis" w:semiHidden="0" w:uiPriority="19" w:unhideWhenUsed="0" w:qFormat="1"/>
-    <w:lsdException w:name="Intense Emphasis" w:semiHidden="0" w:uiPriority="21" w:unhideWhenUsed="0" w:qFormat="1"/>
-    <w:lsdException w:name="Subtle Reference" w:semiHidden="0" w:uiPriority="31" w:unhideWhenUsed="0" w:qFormat="1"/>
-    <w:lsdException w:name="Intense Reference" w:semiHidden="0" w:uiPriority="32" w:unhideWhenUsed="0" w:qFormat="1"/>
-    <w:lsdException w:name="Book Title" w:semiHidden="0" w:uiPriority="33" w:unhideWhenUsed="0" w:qFormat="1"/>
-    <w:lsdException w:name="Bibliography" w:uiPriority="37"/>
-    <w:lsdException w:name="TOC Heading" w:uiPriority="39" w:qFormat="1"/>
-  </w:latentStyles>
-  <w:style w:type="paragraph" w:default="1" w:styleId="Normal">
-    <w:name w:val="Normal"/>
-    <w:qFormat/>
-    <w:rsid w:val="003117F4"/>
-    <w:pPr>
-      <w:spacing w:after="120" w:line="360" w:lineRule="auto"/>
-      <w:ind w:firstLine="709"/>
-      <w:jc w:val="both"/>
-    </w:pPr>
-    <w:rPr>
-      <w:rFonts w:ascii="Arial" w:hAnsi="Arial"/>
-      <w:sz w:val="24"/>
-    </w:rPr>
-  </w:style>
-  <w:style w:type="paragraph" w:styleId="Ttulo1">
-    <w:name w:val="heading 1"/>
-    <w:basedOn w:val="Normal"/>
-    <w:next w:val="Normal"/>
-    <w:link w:val="Ttulo1Char"/>
-    <w:uiPriority w:val="9"/>
-    <w:qFormat/>
-    <w:rsid w:val="000D6B4F"/>
-    <w:pPr>
-      <w:keepNext/>
-      <w:keepLines/>
-      <w:numPr>
-        <w:numId w:val="1"/>
-      </w:numPr>
-      <w:spacing w:after="300" w:line="240" w:lineRule="auto"/>
-      <w:ind w:left="360"/>
-      <w:jc w:val="left"/>
-      <w:outlineLvl w:val="0"/>
-    </w:pPr>
-    <w:rPr>
-      <w:rFonts w:eastAsiaTheme="majorEastAsia" w:cstheme="majorBidi"/>
-      <w:b/>
-      <w:szCs w:val="32"/>
-    </w:rPr>
-  </w:style>
-  <w:style w:type="paragraph" w:styleId="Ttulo2">
-    <w:name w:val="heading 2"/>
-    <w:basedOn w:val="Normal"/>
-    <w:next w:val="Normal"/>
-    <w:link w:val="Ttulo2Char"/>
-    <w:uiPriority w:val="9"/>
-    <w:unhideWhenUsed/>
-    <w:qFormat/>
-    <w:rsid w:val="000D6B4F"/>
-    <w:pPr>
-      <w:keepNext/>
-      <w:keepLines/>
-      <w:numPr>
-        <w:ilvl w:val="1"/>
-        <w:numId w:val="1"/>
-      </w:numPr>
-      <w:spacing w:before="300" w:after="300" w:line="240" w:lineRule="auto"/>
-      <w:ind w:left="390"/>
-      <w:jc w:val="left"/>
-      <w:outlineLvl w:val="1"/>
-    </w:pPr>
-    <w:rPr>
-      <w:rFonts w:eastAsiaTheme="majorEastAsia" w:cstheme="majorBidi"/>
-      <w:b/>
-      <w:szCs w:val="26"/>
-    </w:rPr>
-  </w:style>
-  <w:style w:type="paragraph" w:styleId="Ttulo3">
-    <w:name w:val="heading 3"/>
-    <w:basedOn w:val="Normal"/>
-    <w:next w:val="Normal"/>
-    <w:link w:val="Ttulo3Char"/>
-    <w:uiPriority w:val="9"/>
-    <w:unhideWhenUsed/>
-    <w:qFormat/>
-    <w:rsid w:val="000D6B4F"/>
-    <w:pPr>
-      <w:keepNext/>
-      <w:keepLines/>
-      <w:numPr>
-        <w:ilvl w:val="2"/>
-        <w:numId w:val="1"/>
-      </w:numPr>
-      <w:spacing w:before="300" w:after="300" w:line="240" w:lineRule="auto"/>
-      <w:ind w:left="720"/>
-      <w:jc w:val="left"/>
-      <w:outlineLvl w:val="2"/>
-    </w:pPr>
-    <w:rPr>
-      <w:rFonts w:eastAsiaTheme="majorEastAsia" w:cstheme="majorBidi"/>
-      <w:b/>
-      <w:szCs w:val="24"/>
-    </w:rPr>
-  </w:style>
-  <w:style w:type="paragraph" w:styleId="Ttulo4">
-    <w:name w:val="heading 4"/>
-    <w:basedOn w:val="Normal"/>
-    <w:next w:val="Normal"/>
-    <w:link w:val="Ttulo4Char"/>
-    <w:uiPriority w:val="9"/>
-    <w:unhideWhenUsed/>
-    <w:qFormat/>
-    <w:rsid w:val="000D6B4F"/>
-    <w:pPr>
-      <w:keepNext/>
-      <w:keepLines/>
-      <w:numPr>
-        <w:ilvl w:val="3"/>
-        <w:numId w:val="1"/>
-      </w:numPr>
-      <w:spacing w:before="300" w:after="300" w:line="240" w:lineRule="auto"/>
-      <w:ind w:left="720"/>
-      <w:jc w:val="left"/>
-      <w:outlineLvl w:val="3"/>
-    </w:pPr>
-    <w:rPr>
-      <w:rFonts w:eastAsiaTheme="majorEastAsia" w:cstheme="majorBidi"/>
-      <w:b/>
-      <w:iCs/>
-    </w:rPr>
-  </w:style>
-  <w:style w:type="paragraph" w:styleId="Ttulo5">
-    <w:name w:val="heading 5"/>
-    <w:basedOn w:val="Normal"/>
-    <w:next w:val="Normal"/>
-    <w:link w:val="Ttulo5Char"/>
-    <w:uiPriority w:val="9"/>
-    <w:unhideWhenUsed/>
-    <w:qFormat/>
-    <w:rsid w:val="00C64649"/>
-    <w:pPr>
-      <w:keepNext/>
-      <w:keepLines/>
-      <w:numPr>
-        <w:ilvl w:val="4"/>
-        <w:numId w:val="1"/>
-      </w:numPr>
-      <w:spacing w:before="300" w:after="300" w:line="240" w:lineRule="auto"/>
-      <w:ind w:left="0" w:firstLine="0"/>
-      <w:jc w:val="left"/>
-      <w:outlineLvl w:val="4"/>
-    </w:pPr>
-    <w:rPr>
-      <w:rFonts w:eastAsiaTheme="majorEastAsia" w:cstheme="majorBidi"/>
-      <w:b/>
-    </w:rPr>
-  </w:style>
-  <w:style w:type="character" w:default="1" w:styleId="Fontepargpadro">
-    <w:name w:val="Default Paragraph Font"/>
-    <w:uiPriority w:val="1"/>
-    <w:unhideWhenUsed/>
-  </w:style>
-  <w:style w:type="table" w:default="1" w:styleId="Tabelanormal">
-    <w:name w:val="Normal Table"/>
-    <w:uiPriority w:val="99"/>
-    <w:semiHidden/>
-    <w:unhideWhenUsed/>
-    <w:tblPr>
-      <w:tblInd w:w="0" w:type="dxa"/>
-      <w:tblCellMar>
-        <w:top w:w="0" w:type="dxa"/>
-        <w:left w:w="108" w:type="dxa"/>
-        <w:bottom w:w="0" w:type="dxa"/>
-        <w:right w:w="108" w:type="dxa"/>
-      </w:tblCellMar>
-    </w:tblPr>
-  </w:style>
-  <w:style w:type="numbering" w:default="1" w:styleId="Semlista">
-    <w:name w:val="No List"/>
-    <w:uiPriority w:val="99"/>
-    <w:semiHidden/>
-    <w:unhideWhenUsed/>
-  </w:style>
-  <w:style w:type="paragraph" w:styleId="Cabealho">
-    <w:name w:val="header"/>
-    <w:basedOn w:val="Normal"/>
-    <w:link w:val="CabealhoChar"/>
-    <w:uiPriority w:val="99"/>
-    <w:unhideWhenUsed/>
-    <w:rsid w:val="00822648"/>
-    <w:pPr>
-      <w:tabs>
-        <w:tab w:val="center" w:pos="4252"/>
-        <w:tab w:val="right" w:pos="8504"/>
-      </w:tabs>
-      <w:spacing w:after="0" w:line="240" w:lineRule="auto"/>
-    </w:pPr>
-  </w:style>
-  <w:style w:type="character" w:customStyle="1" w:styleId="CabealhoChar">
-    <w:name w:val="Cabeçalho Char"/>
-    <w:basedOn w:val="Fontepargpadro"/>
-    <w:link w:val="Cabealho"/>
-    <w:uiPriority w:val="99"/>
-    <w:rsid w:val="00822648"/>
-  </w:style>
-  <w:style w:type="paragraph" w:styleId="Rodap">
-    <w:name w:val="footer"/>
-    <w:basedOn w:val="Normal"/>
-    <w:link w:val="RodapChar"/>
-    <w:uiPriority w:val="99"/>
-    <w:unhideWhenUsed/>
-    <w:rsid w:val="00822648"/>
-    <w:pPr>
-      <w:tabs>
-        <w:tab w:val="center" w:pos="4252"/>
-        <w:tab w:val="right" w:pos="8504"/>
-      </w:tabs>
-      <w:spacing w:after="0" w:line="240" w:lineRule="auto"/>
-    </w:pPr>
-  </w:style>
-  <w:style w:type="character" w:customStyle="1" w:styleId="RodapChar">
-    <w:name w:val="Rodapé Char"/>
-    <w:basedOn w:val="Fontepargpadro"/>
-    <w:link w:val="Rodap"/>
-    <w:uiPriority w:val="99"/>
-    <w:rsid w:val="00822648"/>
-  </w:style>
-  <w:style w:type="paragraph" w:styleId="SemEspaamento">
-    <w:name w:val="No Spacing"/>
-    <w:aliases w:val="Pré-Textuais"/>
-    <w:uiPriority w:val="1"/>
-    <w:qFormat/>
-    <w:rsid w:val="00015E6F"/>
-    <w:pPr>
-      <w:spacing w:after="0" w:line="240" w:lineRule="auto"/>
-      <w:jc w:val="center"/>
-    </w:pPr>
-    <w:rPr>
-      <w:rFonts w:ascii="Arial" w:hAnsi="Arial"/>
-      <w:b/>
-      <w:sz w:val="28"/>
-    </w:rPr>
-  </w:style>
-  <w:style w:type="character" w:customStyle="1" w:styleId="Ttulo1Char">
-    <w:name w:val="Título 1 Char"/>
-    <w:basedOn w:val="Fontepargpadro"/>
-    <w:link w:val="Ttulo1"/>
-    <w:uiPriority w:val="9"/>
-    <w:rsid w:val="000D6B4F"/>
-    <w:rPr>
-      <w:rFonts w:ascii="Arial" w:eastAsiaTheme="majorEastAsia" w:hAnsi="Arial" w:cstheme="majorBidi"/>
-      <w:b/>
-      <w:sz w:val="24"/>
-      <w:szCs w:val="32"/>
-    </w:rPr>
-  </w:style>
-  <w:style w:type="character" w:customStyle="1" w:styleId="Ttulo2Char">
-    <w:name w:val="Título 2 Char"/>
-    <w:basedOn w:val="Fontepargpadro"/>
-    <w:link w:val="Ttulo2"/>
-    <w:uiPriority w:val="9"/>
-    <w:rsid w:val="000D6B4F"/>
-    <w:rPr>
-      <w:rFonts w:ascii="Arial" w:eastAsiaTheme="majorEastAsia" w:hAnsi="Arial" w:cstheme="majorBidi"/>
-      <w:b/>
-      <w:sz w:val="24"/>
-      <w:szCs w:val="26"/>
-    </w:rPr>
-  </w:style>
-  <w:style w:type="character" w:customStyle="1" w:styleId="Ttulo3Char">
-    <w:name w:val="Título 3 Char"/>
-    <w:basedOn w:val="Fontepargpadro"/>
-    <w:link w:val="Ttulo3"/>
-    <w:uiPriority w:val="9"/>
-    <w:rsid w:val="000D6B4F"/>
-    <w:rPr>
-      <w:rFonts w:ascii="Arial" w:eastAsiaTheme="majorEastAsia" w:hAnsi="Arial" w:cstheme="majorBidi"/>
-      <w:b/>
-      <w:sz w:val="24"/>
-      <w:szCs w:val="24"/>
-    </w:rPr>
-  </w:style>
-  <w:style w:type="character" w:customStyle="1" w:styleId="Ttulo4Char">
-    <w:name w:val="Título 4 Char"/>
-    <w:basedOn w:val="Fontepargpadro"/>
-    <w:link w:val="Ttulo4"/>
-    <w:uiPriority w:val="9"/>
-    <w:rsid w:val="000D6B4F"/>
-    <w:rPr>
-      <w:rFonts w:ascii="Arial" w:eastAsiaTheme="majorEastAsia" w:hAnsi="Arial" w:cstheme="majorBidi"/>
-      <w:b/>
-      <w:iCs/>
-      <w:sz w:val="24"/>
-    </w:rPr>
-  </w:style>
-  <w:style w:type="character" w:customStyle="1" w:styleId="Ttulo5Char">
-    <w:name w:val="Título 5 Char"/>
-    <w:basedOn w:val="Fontepargpadro"/>
-    <w:link w:val="Ttulo5"/>
-    <w:uiPriority w:val="9"/>
-    <w:rsid w:val="00C64649"/>
-    <w:rPr>
-      <w:rFonts w:ascii="Arial" w:eastAsiaTheme="majorEastAsia" w:hAnsi="Arial" w:cstheme="majorBidi"/>
-      <w:b/>
-      <w:sz w:val="24"/>
-    </w:rPr>
-  </w:style>
-  <w:style w:type="paragraph" w:styleId="CabealhodoSumrio">
-    <w:name w:val="TOC Heading"/>
-    <w:basedOn w:val="Ttulo1"/>
-    <w:next w:val="Normal"/>
-    <w:uiPriority w:val="39"/>
-    <w:unhideWhenUsed/>
-    <w:qFormat/>
-    <w:rsid w:val="007459DD"/>
-    <w:pPr>
-      <w:numPr>
-        <w:numId w:val="0"/>
-      </w:numPr>
-      <w:spacing w:before="240" w:after="0" w:line="259" w:lineRule="auto"/>
-      <w:outlineLvl w:val="9"/>
-    </w:pPr>
-    <w:rPr>
-      <w:rFonts w:asciiTheme="majorHAnsi" w:hAnsiTheme="majorHAnsi"/>
-      <w:b w:val="0"/>
-      <w:color w:val="2E74B5" w:themeColor="accent1" w:themeShade="BF"/>
-      <w:sz w:val="32"/>
-      <w:lang w:eastAsia="pt-BR"/>
-    </w:rPr>
-  </w:style>
-  <w:style w:type="paragraph" w:styleId="Sumrio1">
-    <w:name w:val="toc 1"/>
-    <w:basedOn w:val="Normal"/>
-    <w:next w:val="Normal"/>
-    <w:autoRedefine/>
-    <w:uiPriority w:val="39"/>
-    <w:unhideWhenUsed/>
-    <w:rsid w:val="007459DD"/>
-    <w:pPr>
-      <w:tabs>
-        <w:tab w:val="left" w:pos="1418"/>
-        <w:tab w:val="right" w:leader="dot" w:pos="9061"/>
-      </w:tabs>
-      <w:spacing w:after="100"/>
-      <w:ind w:firstLine="0"/>
-    </w:pPr>
-  </w:style>
-  <w:style w:type="paragraph" w:styleId="Sumrio2">
-    <w:name w:val="toc 2"/>
-    <w:basedOn w:val="Normal"/>
-    <w:next w:val="Normal"/>
-    <w:autoRedefine/>
-    <w:uiPriority w:val="39"/>
-    <w:unhideWhenUsed/>
-    <w:rsid w:val="007459DD"/>
-    <w:pPr>
-      <w:tabs>
-        <w:tab w:val="left" w:pos="1418"/>
-        <w:tab w:val="right" w:leader="dot" w:pos="9061"/>
-      </w:tabs>
-      <w:spacing w:after="100"/>
-      <w:ind w:left="240" w:hanging="240"/>
-    </w:pPr>
-  </w:style>
-  <w:style w:type="paragraph" w:styleId="Sumrio3">
-    <w:name w:val="toc 3"/>
-    <w:basedOn w:val="Normal"/>
-    <w:next w:val="Normal"/>
-    <w:autoRedefine/>
-    <w:uiPriority w:val="39"/>
-    <w:unhideWhenUsed/>
-    <w:rsid w:val="007459DD"/>
-    <w:pPr>
-      <w:tabs>
-        <w:tab w:val="left" w:pos="1418"/>
-        <w:tab w:val="right" w:leader="dot" w:pos="9061"/>
-      </w:tabs>
-      <w:spacing w:after="100"/>
-      <w:ind w:left="480" w:hanging="480"/>
-    </w:pPr>
-  </w:style>
-  <w:style w:type="character" w:styleId="Hyperlink">
-    <w:name w:val="Hyperlink"/>
-    <w:basedOn w:val="Fontepargpadro"/>
-    <w:uiPriority w:val="99"/>
-    <w:unhideWhenUsed/>
-    <w:rsid w:val="007459DD"/>
-    <w:rPr>
-      <w:color w:val="0563C1" w:themeColor="hyperlink"/>
-      <w:u w:val="single"/>
-    </w:rPr>
-  </w:style>
-  <w:style w:type="paragraph" w:styleId="Sumrio4">
-    <w:name w:val="toc 4"/>
-    <w:basedOn w:val="Normal"/>
-    <w:next w:val="Normal"/>
-    <w:autoRedefine/>
-    <w:uiPriority w:val="39"/>
-    <w:unhideWhenUsed/>
-    <w:rsid w:val="007459DD"/>
-    <w:pPr>
-      <w:tabs>
-        <w:tab w:val="left" w:pos="1418"/>
-        <w:tab w:val="right" w:leader="dot" w:pos="9061"/>
-      </w:tabs>
-      <w:spacing w:after="100"/>
-      <w:ind w:left="720" w:hanging="720"/>
-    </w:pPr>
-  </w:style>
-  <w:style w:type="paragraph" w:styleId="Sumrio5">
-    <w:name w:val="toc 5"/>
-    <w:basedOn w:val="Normal"/>
-    <w:next w:val="Normal"/>
-    <w:autoRedefine/>
-    <w:uiPriority w:val="39"/>
-    <w:unhideWhenUsed/>
-    <w:rsid w:val="001F1DC6"/>
-    <w:pPr>
-      <w:tabs>
-        <w:tab w:val="left" w:pos="1418"/>
-        <w:tab w:val="right" w:leader="dot" w:pos="9061"/>
-      </w:tabs>
-      <w:spacing w:after="100"/>
-      <w:ind w:firstLine="0"/>
-    </w:pPr>
-  </w:style>
-  <w:style w:type="character" w:styleId="Forte">
-    <w:name w:val="Strong"/>
-    <w:basedOn w:val="Fontepargpadro"/>
-    <w:uiPriority w:val="22"/>
-    <w:qFormat/>
-    <w:rsid w:val="00C91FA4"/>
-    <w:rPr>
-      <w:b/>
-      <w:bCs/>
-    </w:rPr>
-  </w:style>
-  <w:style w:type="character" w:styleId="nfase">
-    <w:name w:val="Emphasis"/>
-    <w:basedOn w:val="Fontepargpadro"/>
-    <w:uiPriority w:val="20"/>
-    <w:qFormat/>
-    <w:rsid w:val="00C91FA4"/>
-    <w:rPr>
-      <w:i/>
-      <w:iCs/>
-    </w:rPr>
-  </w:style>
-  <w:style w:type="paragraph" w:styleId="Citao">
-    <w:name w:val="Quote"/>
-    <w:basedOn w:val="Normal"/>
-    <w:next w:val="Normal"/>
-    <w:link w:val="CitaoChar"/>
-    <w:uiPriority w:val="29"/>
-    <w:qFormat/>
-    <w:rsid w:val="007320C2"/>
-    <w:pPr>
-      <w:spacing w:before="120" w:line="240" w:lineRule="auto"/>
-      <w:ind w:left="2268" w:firstLine="0"/>
-    </w:pPr>
-    <w:rPr>
-      <w:iCs/>
-      <w:color w:val="404040" w:themeColor="text1" w:themeTint="BF"/>
-      <w:sz w:val="20"/>
-    </w:rPr>
-  </w:style>
-  <w:style w:type="character" w:customStyle="1" w:styleId="CitaoChar">
-    <w:name w:val="Citação Char"/>
-    <w:basedOn w:val="Fontepargpadro"/>
-    <w:link w:val="Citao"/>
-    <w:uiPriority w:val="29"/>
-    <w:rsid w:val="007320C2"/>
-    <w:rPr>
-      <w:rFonts w:ascii="Arial" w:hAnsi="Arial"/>
-      <w:iCs/>
-      <w:color w:val="404040" w:themeColor="text1" w:themeTint="BF"/>
-      <w:sz w:val="20"/>
-    </w:rPr>
-  </w:style>
-  <w:style w:type="paragraph" w:customStyle="1" w:styleId="Fonteeimagem">
-    <w:name w:val="Fonte e imagem"/>
-    <w:basedOn w:val="Normal"/>
-    <w:link w:val="FonteeimagemChar"/>
-    <w:qFormat/>
-    <w:rsid w:val="00D05889"/>
-    <w:pPr>
-      <w:spacing w:before="120" w:line="240" w:lineRule="auto"/>
-      <w:ind w:firstLine="0"/>
-      <w:jc w:val="center"/>
-    </w:pPr>
-    <w:rPr>
-      <w:sz w:val="20"/>
-    </w:rPr>
-  </w:style>
-  <w:style w:type="table" w:styleId="Tabelacomgrade">
-    <w:name w:val="Table Grid"/>
-    <w:basedOn w:val="Tabelanormal"/>
-    <w:uiPriority w:val="39"/>
-    <w:rsid w:val="000019A0"/>
-    <w:pPr>
-      <w:spacing w:after="0" w:line="240" w:lineRule="auto"/>
-    </w:pPr>
-    <w:tblPr>
-      <w:tblInd w:w="0" w:type="dxa"/>
-      <w:tblBorders>
-        <w:top w:val="single" w:sz="4" w:space="0" w:color="auto"/>
-        <w:left w:val="single" w:sz="4" w:space="0" w:color="auto"/>
-        <w:bottom w:val="single" w:sz="4" w:space="0" w:color="auto"/>
-        <w:right w:val="single" w:sz="4" w:space="0" w:color="auto"/>
-        <w:insideH w:val="single" w:sz="4" w:space="0" w:color="auto"/>
-        <w:insideV w:val="single" w:sz="4" w:space="0" w:color="auto"/>
-      </w:tblBorders>
-      <w:tblCellMar>
-        <w:top w:w="0" w:type="dxa"/>
-        <w:left w:w="108" w:type="dxa"/>
-        <w:bottom w:w="0" w:type="dxa"/>
-        <w:right w:w="108" w:type="dxa"/>
-      </w:tblCellMar>
-    </w:tblPr>
-  </w:style>
-  <w:style w:type="character" w:customStyle="1" w:styleId="FonteeimagemChar">
-    <w:name w:val="Fonte e imagem Char"/>
-    <w:basedOn w:val="Fontepargpadro"/>
-    <w:link w:val="Fonteeimagem"/>
-    <w:rsid w:val="00D05889"/>
-    <w:rPr>
-      <w:rFonts w:ascii="Arial" w:hAnsi="Arial"/>
-      <w:sz w:val="20"/>
-    </w:rPr>
-  </w:style>
-  <w:style w:type="paragraph" w:styleId="Legenda">
-    <w:name w:val="caption"/>
-    <w:basedOn w:val="Normal"/>
-    <w:next w:val="Normal"/>
-    <w:uiPriority w:val="35"/>
-    <w:unhideWhenUsed/>
-    <w:qFormat/>
-    <w:rsid w:val="009922EE"/>
-    <w:pPr>
-      <w:spacing w:before="120" w:line="240" w:lineRule="auto"/>
-      <w:ind w:firstLine="0"/>
-      <w:jc w:val="center"/>
-    </w:pPr>
-    <w:rPr>
-      <w:b/>
-      <w:iCs/>
-      <w:sz w:val="20"/>
-      <w:szCs w:val="18"/>
-    </w:rPr>
-  </w:style>
-  <w:style w:type="paragraph" w:styleId="ndicedeilustraes">
-    <w:name w:val="table of figures"/>
-    <w:basedOn w:val="Normal"/>
-    <w:next w:val="Normal"/>
-    <w:uiPriority w:val="99"/>
-    <w:unhideWhenUsed/>
-    <w:rsid w:val="005C1402"/>
-    <w:pPr>
-      <w:spacing w:after="0"/>
-    </w:pPr>
-  </w:style>
-  <w:style w:type="paragraph" w:styleId="NormalWeb">
-    <w:name w:val="Normal (Web)"/>
-    <w:basedOn w:val="Normal"/>
-    <w:uiPriority w:val="99"/>
-    <w:unhideWhenUsed/>
-    <w:rsid w:val="00B96C46"/>
-    <w:pPr>
-      <w:spacing w:before="100" w:beforeAutospacing="1" w:after="100" w:afterAutospacing="1" w:line="240" w:lineRule="auto"/>
-      <w:ind w:firstLine="0"/>
-      <w:jc w:val="left"/>
-    </w:pPr>
-    <w:rPr>
-      <w:rFonts w:ascii="Times New Roman" w:eastAsia="Times New Roman" w:hAnsi="Times New Roman" w:cs="Times New Roman"/>
-      <w:szCs w:val="24"/>
-      <w:lang w:eastAsia="pt-BR"/>
-    </w:rPr>
-  </w:style>
-  <w:style w:type="paragraph" w:styleId="Textodebalo">
-    <w:name w:val="Balloon Text"/>
-    <w:basedOn w:val="Normal"/>
-    <w:link w:val="TextodebaloChar"/>
-    <w:uiPriority w:val="99"/>
-    <w:semiHidden/>
-    <w:unhideWhenUsed/>
-    <w:rsid w:val="00B11816"/>
-    <w:pPr>
-      <w:spacing w:after="0" w:line="240" w:lineRule="auto"/>
-    </w:pPr>
-    <w:rPr>
-      <w:rFonts w:ascii="Tahoma" w:hAnsi="Tahoma" w:cs="Tahoma"/>
-      <w:sz w:val="16"/>
-      <w:szCs w:val="16"/>
-    </w:rPr>
-  </w:style>
-  <w:style w:type="character" w:customStyle="1" w:styleId="TextodebaloChar">
-    <w:name w:val="Texto de balão Char"/>
-    <w:basedOn w:val="Fontepargpadro"/>
-    <w:link w:val="Textodebalo"/>
-    <w:uiPriority w:val="99"/>
-    <w:semiHidden/>
-    <w:rsid w:val="00B11816"/>
-    <w:rPr>
-      <w:rFonts w:ascii="Tahoma" w:hAnsi="Tahoma" w:cs="Tahoma"/>
-      <w:sz w:val="16"/>
-      <w:szCs w:val="16"/>
-    </w:rPr>
-  </w:style>
-  <w:style w:type="character" w:customStyle="1" w:styleId="whitespace-normal">
-    <w:name w:val="whitespace-normal"/>
-    <w:basedOn w:val="Fontepargpadro"/>
-    <w:rsid w:val="002848DF"/>
-  </w:style>
-  <w:style w:type="character" w:styleId="TtulodoLivro">
-    <w:name w:val="Book Title"/>
-    <w:basedOn w:val="Fontepargpadro"/>
-    <w:uiPriority w:val="33"/>
-    <w:qFormat/>
-    <w:rsid w:val="00E53E62"/>
-    <w:rPr>
-      <w:b/>
-      <w:bCs/>
-      <w:i/>
-      <w:iCs/>
-      <w:spacing w:val="5"/>
-    </w:rPr>
-  </w:style>
-  <w:style w:type="character" w:customStyle="1" w:styleId="UnresolvedMention">
+  <w:style w:type="character" w:styleId="MenoPendente">
     <w:name w:val="Unresolved Mention"/>
     <w:basedOn w:val="Fontepargpadro"/>
     <w:uiPriority w:val="99"/>
     <w:semiHidden/>
     <w:unhideWhenUsed/>
-    <w:rsid w:val="00D51F65"/>
+    <w:rsid w:val="00EA5756"/>
     <w:rPr>
       <w:color w:val="605E5C"/>
       <w:shd w:val="clear" w:color="auto" w:fill="E1DFDD"/>
     </w:rPr>
-  </w:style>
-  <w:style w:type="paragraph" w:styleId="PargrafodaLista">
-    <w:name w:val="List Paragraph"/>
-    <w:basedOn w:val="Normal"/>
-    <w:uiPriority w:val="34"/>
-    <w:qFormat/>
-    <w:rsid w:val="00DF46E7"/>
-    <w:pPr>
-      <w:ind w:left="720"/>
-      <w:contextualSpacing/>
-    </w:pPr>
   </w:style>
 </w:styles>
 </file>
@@ -11117,7 +10865,7 @@
   <a:extraClrSchemeLst/>
   <a:extLst>
     <a:ext uri="{05A4C25C-085E-4340-85A3-A5531E510DB2}">
-      <thm15:themeFamily xmlns:thm15="http://schemas.microsoft.com/office/thememl/2012/main" xmlns="" name="Office Theme" id="{62F939B6-93AF-4DB8-9C6B-D6C7DFDC589F}" vid="{4A3C46E8-61CC-4603-A589-7422A47A8E4A}"/>
+      <thm15:themeFamily xmlns:thm15="http://schemas.microsoft.com/office/thememl/2012/main" name="Office Theme" id="{62F939B6-93AF-4DB8-9C6B-D6C7DFDC589F}" vid="{4A3C46E8-61CC-4603-A589-7422A47A8E4A}"/>
     </a:ext>
   </a:extLst>
 </a:theme>

--- a/ABNT TCC - ShowMe.docx
+++ b/ABNT TCC - ShowMe.docx
@@ -465,8 +465,10 @@
         <w:rPr>
           <w:rFonts w:asciiTheme="minorHAnsi" w:eastAsiaTheme="minorEastAsia" w:hAnsiTheme="minorHAnsi"/>
           <w:noProof/>
-          <w:sz w:val="22"/>
-          <w:lang w:eastAsia="pt-BR"/>
+          <w:kern w:val="2"/>
+          <w:szCs w:val="24"/>
+          <w:lang w:eastAsia="pt-BR"/>
+          <w14:ligatures w14:val="standardContextual"/>
         </w:rPr>
       </w:pPr>
       <w:r>
@@ -478,7 +480,7 @@
       <w:r>
         <w:fldChar w:fldCharType="separate"/>
       </w:r>
-      <w:hyperlink w:anchor="_Toc237556464" w:history="1">
+      <w:hyperlink w:anchor="_Toc238113049" w:history="1">
         <w:r>
           <w:rPr>
             <w:rStyle w:val="Hyperlink"/>
@@ -505,7 +507,7 @@
             <w:noProof/>
             <w:webHidden/>
           </w:rPr>
-          <w:instrText xml:space="preserve"> PAGEREF _Toc237556464 \h </w:instrText>
+          <w:instrText xml:space="preserve"> PAGEREF _Toc238113049 \h </w:instrText>
         </w:r>
         <w:r>
           <w:rPr>
@@ -545,11 +547,13 @@
         <w:rPr>
           <w:rFonts w:asciiTheme="minorHAnsi" w:eastAsiaTheme="minorEastAsia" w:hAnsiTheme="minorHAnsi"/>
           <w:noProof/>
-          <w:sz w:val="22"/>
-          <w:lang w:eastAsia="pt-BR"/>
-        </w:rPr>
-      </w:pPr>
-      <w:hyperlink w:anchor="_Toc237556465" w:history="1">
+          <w:kern w:val="2"/>
+          <w:szCs w:val="24"/>
+          <w:lang w:eastAsia="pt-BR"/>
+          <w14:ligatures w14:val="standardContextual"/>
+        </w:rPr>
+      </w:pPr>
+      <w:hyperlink w:anchor="_Toc238113050" w:history="1">
         <w:r>
           <w:rPr>
             <w:rStyle w:val="Hyperlink"/>
@@ -576,7 +580,7 @@
             <w:noProof/>
             <w:webHidden/>
           </w:rPr>
-          <w:instrText xml:space="preserve"> PAGEREF _Toc237556465 \h </w:instrText>
+          <w:instrText xml:space="preserve"> PAGEREF _Toc238113050 \h </w:instrText>
         </w:r>
         <w:r>
           <w:rPr>
@@ -596,7 +600,7 @@
             <w:noProof/>
             <w:webHidden/>
           </w:rPr>
-          <w:t>19</w:t>
+          <w:t>20</w:t>
         </w:r>
         <w:r>
           <w:rPr>
@@ -616,11 +620,13 @@
         <w:rPr>
           <w:rFonts w:asciiTheme="minorHAnsi" w:eastAsiaTheme="minorEastAsia" w:hAnsiTheme="minorHAnsi"/>
           <w:noProof/>
-          <w:sz w:val="22"/>
-          <w:lang w:eastAsia="pt-BR"/>
-        </w:rPr>
-      </w:pPr>
-      <w:hyperlink w:anchor="_Toc237556466" w:history="1">
+          <w:kern w:val="2"/>
+          <w:szCs w:val="24"/>
+          <w:lang w:eastAsia="pt-BR"/>
+          <w14:ligatures w14:val="standardContextual"/>
+        </w:rPr>
+      </w:pPr>
+      <w:hyperlink w:anchor="_Toc238113051" w:history="1">
         <w:r>
           <w:rPr>
             <w:rStyle w:val="Hyperlink"/>
@@ -647,7 +653,7 @@
             <w:noProof/>
             <w:webHidden/>
           </w:rPr>
-          <w:instrText xml:space="preserve"> PAGEREF _Toc237556466 \h </w:instrText>
+          <w:instrText xml:space="preserve"> PAGEREF _Toc238113051 \h </w:instrText>
         </w:r>
         <w:r>
           <w:rPr>
@@ -667,7 +673,7 @@
             <w:noProof/>
             <w:webHidden/>
           </w:rPr>
-          <w:t>20</w:t>
+          <w:t>21</w:t>
         </w:r>
         <w:r>
           <w:rPr>
@@ -687,11 +693,13 @@
         <w:rPr>
           <w:rFonts w:asciiTheme="minorHAnsi" w:eastAsiaTheme="minorEastAsia" w:hAnsiTheme="minorHAnsi"/>
           <w:noProof/>
-          <w:sz w:val="22"/>
-          <w:lang w:eastAsia="pt-BR"/>
-        </w:rPr>
-      </w:pPr>
-      <w:hyperlink w:anchor="_Toc237556467" w:history="1">
+          <w:kern w:val="2"/>
+          <w:szCs w:val="24"/>
+          <w:lang w:eastAsia="pt-BR"/>
+          <w14:ligatures w14:val="standardContextual"/>
+        </w:rPr>
+      </w:pPr>
+      <w:hyperlink w:anchor="_Toc238113052" w:history="1">
         <w:r>
           <w:rPr>
             <w:rStyle w:val="Hyperlink"/>
@@ -718,7 +726,7 @@
             <w:noProof/>
             <w:webHidden/>
           </w:rPr>
-          <w:instrText xml:space="preserve"> PAGEREF _Toc237556467 \h </w:instrText>
+          <w:instrText xml:space="preserve"> PAGEREF _Toc238113052 \h </w:instrText>
         </w:r>
         <w:r>
           <w:rPr>
@@ -738,7 +746,7 @@
             <w:noProof/>
             <w:webHidden/>
           </w:rPr>
-          <w:t>20</w:t>
+          <w:t>21</w:t>
         </w:r>
         <w:r>
           <w:rPr>
@@ -758,11 +766,13 @@
         <w:rPr>
           <w:rFonts w:asciiTheme="minorHAnsi" w:eastAsiaTheme="minorEastAsia" w:hAnsiTheme="minorHAnsi"/>
           <w:noProof/>
-          <w:sz w:val="22"/>
-          <w:lang w:eastAsia="pt-BR"/>
-        </w:rPr>
-      </w:pPr>
-      <w:hyperlink w:anchor="_Toc237556468" w:history="1">
+          <w:kern w:val="2"/>
+          <w:szCs w:val="24"/>
+          <w:lang w:eastAsia="pt-BR"/>
+          <w14:ligatures w14:val="standardContextual"/>
+        </w:rPr>
+      </w:pPr>
+      <w:hyperlink w:anchor="_Toc238113053" w:history="1">
         <w:r>
           <w:rPr>
             <w:rStyle w:val="Hyperlink"/>
@@ -789,7 +799,7 @@
             <w:noProof/>
             <w:webHidden/>
           </w:rPr>
-          <w:instrText xml:space="preserve"> PAGEREF _Toc237556468 \h </w:instrText>
+          <w:instrText xml:space="preserve"> PAGEREF _Toc238113053 \h </w:instrText>
         </w:r>
         <w:r>
           <w:rPr>
@@ -809,7 +819,7 @@
             <w:noProof/>
             <w:webHidden/>
           </w:rPr>
-          <w:t>21</w:t>
+          <w:t>22</w:t>
         </w:r>
         <w:r>
           <w:rPr>
@@ -829,11 +839,13 @@
         <w:rPr>
           <w:rFonts w:asciiTheme="minorHAnsi" w:eastAsiaTheme="minorEastAsia" w:hAnsiTheme="minorHAnsi"/>
           <w:noProof/>
-          <w:sz w:val="22"/>
-          <w:lang w:eastAsia="pt-BR"/>
-        </w:rPr>
-      </w:pPr>
-      <w:hyperlink w:anchor="_Toc237556469" w:history="1">
+          <w:kern w:val="2"/>
+          <w:szCs w:val="24"/>
+          <w:lang w:eastAsia="pt-BR"/>
+          <w14:ligatures w14:val="standardContextual"/>
+        </w:rPr>
+      </w:pPr>
+      <w:hyperlink w:anchor="_Toc238113054" w:history="1">
         <w:r>
           <w:rPr>
             <w:rStyle w:val="Hyperlink"/>
@@ -860,7 +872,7 @@
             <w:noProof/>
             <w:webHidden/>
           </w:rPr>
-          <w:instrText xml:space="preserve"> PAGEREF _Toc237556469 \h </w:instrText>
+          <w:instrText xml:space="preserve"> PAGEREF _Toc238113054 \h </w:instrText>
         </w:r>
         <w:r>
           <w:rPr>
@@ -880,7 +892,7 @@
             <w:noProof/>
             <w:webHidden/>
           </w:rPr>
-          <w:t>21</w:t>
+          <w:t>22</w:t>
         </w:r>
         <w:r>
           <w:rPr>
@@ -900,11 +912,13 @@
         <w:rPr>
           <w:rFonts w:asciiTheme="minorHAnsi" w:eastAsiaTheme="minorEastAsia" w:hAnsiTheme="minorHAnsi"/>
           <w:noProof/>
-          <w:sz w:val="22"/>
-          <w:lang w:eastAsia="pt-BR"/>
-        </w:rPr>
-      </w:pPr>
-      <w:hyperlink w:anchor="_Toc237556470" w:history="1">
+          <w:kern w:val="2"/>
+          <w:szCs w:val="24"/>
+          <w:lang w:eastAsia="pt-BR"/>
+          <w14:ligatures w14:val="standardContextual"/>
+        </w:rPr>
+      </w:pPr>
+      <w:hyperlink w:anchor="_Toc238113055" w:history="1">
         <w:r>
           <w:rPr>
             <w:rStyle w:val="Hyperlink"/>
@@ -931,7 +945,7 @@
             <w:noProof/>
             <w:webHidden/>
           </w:rPr>
-          <w:instrText xml:space="preserve"> PAGEREF _Toc237556470 \h </w:instrText>
+          <w:instrText xml:space="preserve"> PAGEREF _Toc238113055 \h </w:instrText>
         </w:r>
         <w:r>
           <w:rPr>
@@ -951,7 +965,7 @@
             <w:noProof/>
             <w:webHidden/>
           </w:rPr>
-          <w:t>22</w:t>
+          <w:t>23</w:t>
         </w:r>
         <w:r>
           <w:rPr>
@@ -971,11 +985,13 @@
         <w:rPr>
           <w:rFonts w:asciiTheme="minorHAnsi" w:eastAsiaTheme="minorEastAsia" w:hAnsiTheme="minorHAnsi"/>
           <w:noProof/>
-          <w:sz w:val="22"/>
-          <w:lang w:eastAsia="pt-BR"/>
-        </w:rPr>
-      </w:pPr>
-      <w:hyperlink w:anchor="_Toc237556471" w:history="1">
+          <w:kern w:val="2"/>
+          <w:szCs w:val="24"/>
+          <w:lang w:eastAsia="pt-BR"/>
+          <w14:ligatures w14:val="standardContextual"/>
+        </w:rPr>
+      </w:pPr>
+      <w:hyperlink w:anchor="_Toc238113056" w:history="1">
         <w:r>
           <w:rPr>
             <w:rStyle w:val="Hyperlink"/>
@@ -1002,7 +1018,7 @@
             <w:noProof/>
             <w:webHidden/>
           </w:rPr>
-          <w:instrText xml:space="preserve"> PAGEREF _Toc237556471 \h </w:instrText>
+          <w:instrText xml:space="preserve"> PAGEREF _Toc238113056 \h </w:instrText>
         </w:r>
         <w:r>
           <w:rPr>
@@ -1022,7 +1038,7 @@
             <w:noProof/>
             <w:webHidden/>
           </w:rPr>
-          <w:t>23</w:t>
+          <w:t>24</w:t>
         </w:r>
         <w:r>
           <w:rPr>
@@ -1042,11 +1058,13 @@
         <w:rPr>
           <w:rFonts w:asciiTheme="minorHAnsi" w:eastAsiaTheme="minorEastAsia" w:hAnsiTheme="minorHAnsi"/>
           <w:noProof/>
-          <w:sz w:val="22"/>
-          <w:lang w:eastAsia="pt-BR"/>
-        </w:rPr>
-      </w:pPr>
-      <w:hyperlink w:anchor="_Toc237556472" w:history="1">
+          <w:kern w:val="2"/>
+          <w:szCs w:val="24"/>
+          <w:lang w:eastAsia="pt-BR"/>
+          <w14:ligatures w14:val="standardContextual"/>
+        </w:rPr>
+      </w:pPr>
+      <w:hyperlink w:anchor="_Toc238113057" w:history="1">
         <w:r>
           <w:rPr>
             <w:rStyle w:val="Hyperlink"/>
@@ -1073,7 +1091,7 @@
             <w:noProof/>
             <w:webHidden/>
           </w:rPr>
-          <w:instrText xml:space="preserve"> PAGEREF _Toc237556472 \h </w:instrText>
+          <w:instrText xml:space="preserve"> PAGEREF _Toc238113057 \h </w:instrText>
         </w:r>
         <w:r>
           <w:rPr>
@@ -1093,7 +1111,7 @@
             <w:noProof/>
             <w:webHidden/>
           </w:rPr>
-          <w:t>23</w:t>
+          <w:t>24</w:t>
         </w:r>
         <w:r>
           <w:rPr>
@@ -1113,11 +1131,13 @@
         <w:rPr>
           <w:rFonts w:asciiTheme="minorHAnsi" w:eastAsiaTheme="minorEastAsia" w:hAnsiTheme="minorHAnsi"/>
           <w:noProof/>
-          <w:sz w:val="22"/>
-          <w:lang w:eastAsia="pt-BR"/>
-        </w:rPr>
-      </w:pPr>
-      <w:hyperlink w:anchor="_Toc237556473" w:history="1">
+          <w:kern w:val="2"/>
+          <w:szCs w:val="24"/>
+          <w:lang w:eastAsia="pt-BR"/>
+          <w14:ligatures w14:val="standardContextual"/>
+        </w:rPr>
+      </w:pPr>
+      <w:hyperlink w:anchor="_Toc238113058" w:history="1">
         <w:r>
           <w:rPr>
             <w:rStyle w:val="Hyperlink"/>
@@ -1144,7 +1164,7 @@
             <w:noProof/>
             <w:webHidden/>
           </w:rPr>
-          <w:instrText xml:space="preserve"> PAGEREF _Toc237556473 \h </w:instrText>
+          <w:instrText xml:space="preserve"> PAGEREF _Toc238113058 \h </w:instrText>
         </w:r>
         <w:r>
           <w:rPr>
@@ -1164,7 +1184,7 @@
             <w:noProof/>
             <w:webHidden/>
           </w:rPr>
-          <w:t>24</w:t>
+          <w:t>25</w:t>
         </w:r>
         <w:r>
           <w:rPr>
@@ -1184,11 +1204,13 @@
         <w:rPr>
           <w:rFonts w:asciiTheme="minorHAnsi" w:eastAsiaTheme="minorEastAsia" w:hAnsiTheme="minorHAnsi"/>
           <w:noProof/>
-          <w:sz w:val="22"/>
-          <w:lang w:eastAsia="pt-BR"/>
-        </w:rPr>
-      </w:pPr>
-      <w:hyperlink w:anchor="_Toc237556474" w:history="1">
+          <w:kern w:val="2"/>
+          <w:szCs w:val="24"/>
+          <w:lang w:eastAsia="pt-BR"/>
+          <w14:ligatures w14:val="standardContextual"/>
+        </w:rPr>
+      </w:pPr>
+      <w:hyperlink w:anchor="_Toc238113059" w:history="1">
         <w:r>
           <w:rPr>
             <w:rStyle w:val="Hyperlink"/>
@@ -1215,7 +1237,7 @@
             <w:noProof/>
             <w:webHidden/>
           </w:rPr>
-          <w:instrText xml:space="preserve"> PAGEREF _Toc237556474 \h </w:instrText>
+          <w:instrText xml:space="preserve"> PAGEREF _Toc238113059 \h </w:instrText>
         </w:r>
         <w:r>
           <w:rPr>
@@ -1235,7 +1257,7 @@
             <w:noProof/>
             <w:webHidden/>
           </w:rPr>
-          <w:t>25</w:t>
+          <w:t>26</w:t>
         </w:r>
         <w:r>
           <w:rPr>
@@ -1255,11 +1277,13 @@
         <w:rPr>
           <w:rFonts w:asciiTheme="minorHAnsi" w:eastAsiaTheme="minorEastAsia" w:hAnsiTheme="minorHAnsi"/>
           <w:noProof/>
-          <w:sz w:val="22"/>
-          <w:lang w:eastAsia="pt-BR"/>
-        </w:rPr>
-      </w:pPr>
-      <w:hyperlink w:anchor="_Toc237556475" w:history="1">
+          <w:kern w:val="2"/>
+          <w:szCs w:val="24"/>
+          <w:lang w:eastAsia="pt-BR"/>
+          <w14:ligatures w14:val="standardContextual"/>
+        </w:rPr>
+      </w:pPr>
+      <w:hyperlink w:anchor="_Toc238113060" w:history="1">
         <w:r>
           <w:rPr>
             <w:rStyle w:val="Hyperlink"/>
@@ -1286,7 +1310,7 @@
             <w:noProof/>
             <w:webHidden/>
           </w:rPr>
-          <w:instrText xml:space="preserve"> PAGEREF _Toc237556475 \h </w:instrText>
+          <w:instrText xml:space="preserve"> PAGEREF _Toc238113060 \h </w:instrText>
         </w:r>
         <w:r>
           <w:rPr>
@@ -1306,7 +1330,7 @@
             <w:noProof/>
             <w:webHidden/>
           </w:rPr>
-          <w:t>25</w:t>
+          <w:t>26</w:t>
         </w:r>
         <w:r>
           <w:rPr>
@@ -1326,11 +1350,13 @@
         <w:rPr>
           <w:rFonts w:asciiTheme="minorHAnsi" w:eastAsiaTheme="minorEastAsia" w:hAnsiTheme="minorHAnsi"/>
           <w:noProof/>
-          <w:sz w:val="22"/>
-          <w:lang w:eastAsia="pt-BR"/>
-        </w:rPr>
-      </w:pPr>
-      <w:hyperlink w:anchor="_Toc237556476" w:history="1">
+          <w:kern w:val="2"/>
+          <w:szCs w:val="24"/>
+          <w:lang w:eastAsia="pt-BR"/>
+          <w14:ligatures w14:val="standardContextual"/>
+        </w:rPr>
+      </w:pPr>
+      <w:hyperlink w:anchor="_Toc238113061" w:history="1">
         <w:r>
           <w:rPr>
             <w:rStyle w:val="Hyperlink"/>
@@ -1357,7 +1383,7 @@
             <w:noProof/>
             <w:webHidden/>
           </w:rPr>
-          <w:instrText xml:space="preserve"> PAGEREF _Toc237556476 \h </w:instrText>
+          <w:instrText xml:space="preserve"> PAGEREF _Toc238113061 \h </w:instrText>
         </w:r>
         <w:r>
           <w:rPr>
@@ -1377,7 +1403,7 @@
             <w:noProof/>
             <w:webHidden/>
           </w:rPr>
-          <w:t>26</w:t>
+          <w:t>27</w:t>
         </w:r>
         <w:r>
           <w:rPr>
@@ -1397,17 +1423,19 @@
         <w:rPr>
           <w:rFonts w:asciiTheme="minorHAnsi" w:eastAsiaTheme="minorEastAsia" w:hAnsiTheme="minorHAnsi"/>
           <w:noProof/>
-          <w:sz w:val="22"/>
-          <w:lang w:eastAsia="pt-BR"/>
-        </w:rPr>
-      </w:pPr>
-      <w:hyperlink w:anchor="_Toc237556477" w:history="1">
+          <w:kern w:val="2"/>
+          <w:szCs w:val="24"/>
+          <w:lang w:eastAsia="pt-BR"/>
+          <w14:ligatures w14:val="standardContextual"/>
+        </w:rPr>
+      </w:pPr>
+      <w:hyperlink w:anchor="_Toc238113062" w:history="1">
         <w:r>
           <w:rPr>
             <w:rStyle w:val="Hyperlink"/>
             <w:noProof/>
           </w:rPr>
-          <w:t>Figura 14: Persona</w:t>
+          <w:t>Figura 14: Pergunta 13</w:t>
         </w:r>
         <w:r>
           <w:rPr>
@@ -1428,7 +1456,7 @@
             <w:noProof/>
             <w:webHidden/>
           </w:rPr>
-          <w:instrText xml:space="preserve"> PAGEREF _Toc237556477 \h </w:instrText>
+          <w:instrText xml:space="preserve"> PAGEREF _Toc238113062 \h </w:instrText>
         </w:r>
         <w:r>
           <w:rPr>
@@ -1468,17 +1496,19 @@
         <w:rPr>
           <w:rFonts w:asciiTheme="minorHAnsi" w:eastAsiaTheme="minorEastAsia" w:hAnsiTheme="minorHAnsi"/>
           <w:noProof/>
-          <w:sz w:val="22"/>
-          <w:lang w:eastAsia="pt-BR"/>
-        </w:rPr>
-      </w:pPr>
-      <w:hyperlink w:anchor="_Toc237556478" w:history="1">
+          <w:kern w:val="2"/>
+          <w:szCs w:val="24"/>
+          <w:lang w:eastAsia="pt-BR"/>
+          <w14:ligatures w14:val="standardContextual"/>
+        </w:rPr>
+      </w:pPr>
+      <w:hyperlink w:anchor="_Toc238113063" w:history="1">
         <w:r>
           <w:rPr>
             <w:rStyle w:val="Hyperlink"/>
             <w:noProof/>
           </w:rPr>
-          <w:t>Figura 15: Mapa de Empatia</w:t>
+          <w:t>Figura 16: Persona</w:t>
         </w:r>
         <w:r>
           <w:rPr>
@@ -1499,7 +1529,7 @@
             <w:noProof/>
             <w:webHidden/>
           </w:rPr>
-          <w:instrText xml:space="preserve"> PAGEREF _Toc237556478 \h </w:instrText>
+          <w:instrText xml:space="preserve"> PAGEREF _Toc238113063 \h </w:instrText>
         </w:r>
         <w:r>
           <w:rPr>
@@ -1519,7 +1549,7 @@
             <w:noProof/>
             <w:webHidden/>
           </w:rPr>
-          <w:t>29</w:t>
+          <w:t>30</w:t>
         </w:r>
         <w:r>
           <w:rPr>
@@ -1539,17 +1569,19 @@
         <w:rPr>
           <w:rFonts w:asciiTheme="minorHAnsi" w:eastAsiaTheme="minorEastAsia" w:hAnsiTheme="minorHAnsi"/>
           <w:noProof/>
-          <w:sz w:val="22"/>
-          <w:lang w:eastAsia="pt-BR"/>
-        </w:rPr>
-      </w:pPr>
-      <w:hyperlink w:anchor="_Toc237556479" w:history="1">
+          <w:kern w:val="2"/>
+          <w:szCs w:val="24"/>
+          <w:lang w:eastAsia="pt-BR"/>
+          <w14:ligatures w14:val="standardContextual"/>
+        </w:rPr>
+      </w:pPr>
+      <w:hyperlink w:anchor="_Toc238113064" w:history="1">
         <w:r>
           <w:rPr>
             <w:rStyle w:val="Hyperlink"/>
             <w:noProof/>
           </w:rPr>
-          <w:t>Figura 16: Cardápio de Ideias</w:t>
+          <w:t>Figura 17: Mapa de Empatia</w:t>
         </w:r>
         <w:r>
           <w:rPr>
@@ -1570,7 +1602,7 @@
             <w:noProof/>
             <w:webHidden/>
           </w:rPr>
-          <w:instrText xml:space="preserve"> PAGEREF _Toc237556479 \h </w:instrText>
+          <w:instrText xml:space="preserve"> PAGEREF _Toc238113064 \h </w:instrText>
         </w:r>
         <w:r>
           <w:rPr>
@@ -1610,17 +1642,19 @@
         <w:rPr>
           <w:rFonts w:asciiTheme="minorHAnsi" w:eastAsiaTheme="minorEastAsia" w:hAnsiTheme="minorHAnsi"/>
           <w:noProof/>
-          <w:sz w:val="22"/>
-          <w:lang w:eastAsia="pt-BR"/>
-        </w:rPr>
-      </w:pPr>
-      <w:hyperlink w:anchor="_Toc237556480" w:history="1">
+          <w:kern w:val="2"/>
+          <w:szCs w:val="24"/>
+          <w:lang w:eastAsia="pt-BR"/>
+          <w14:ligatures w14:val="standardContextual"/>
+        </w:rPr>
+      </w:pPr>
+      <w:hyperlink w:anchor="_Toc238113065" w:history="1">
         <w:r>
           <w:rPr>
             <w:rStyle w:val="Hyperlink"/>
             <w:noProof/>
           </w:rPr>
-          <w:t>Figura 17: Brainstorming</w:t>
+          <w:t>Figura 18: Cardápio de Ideias</w:t>
         </w:r>
         <w:r>
           <w:rPr>
@@ -1641,7 +1675,7 @@
             <w:noProof/>
             <w:webHidden/>
           </w:rPr>
-          <w:instrText xml:space="preserve"> PAGEREF _Toc237556480 \h </w:instrText>
+          <w:instrText xml:space="preserve"> PAGEREF _Toc238113065 \h </w:instrText>
         </w:r>
         <w:r>
           <w:rPr>
@@ -1661,7 +1695,7 @@
             <w:noProof/>
             <w:webHidden/>
           </w:rPr>
-          <w:t>32</w:t>
+          <w:t>33</w:t>
         </w:r>
         <w:r>
           <w:rPr>
@@ -1681,17 +1715,19 @@
         <w:rPr>
           <w:rFonts w:asciiTheme="minorHAnsi" w:eastAsiaTheme="minorEastAsia" w:hAnsiTheme="minorHAnsi"/>
           <w:noProof/>
-          <w:sz w:val="22"/>
-          <w:lang w:eastAsia="pt-BR"/>
-        </w:rPr>
-      </w:pPr>
-      <w:hyperlink w:anchor="_Toc237556481" w:history="1">
+          <w:kern w:val="2"/>
+          <w:szCs w:val="24"/>
+          <w:lang w:eastAsia="pt-BR"/>
+          <w14:ligatures w14:val="standardContextual"/>
+        </w:rPr>
+      </w:pPr>
+      <w:hyperlink w:anchor="_Toc238113066" w:history="1">
         <w:r>
           <w:rPr>
             <w:rStyle w:val="Hyperlink"/>
             <w:noProof/>
           </w:rPr>
-          <w:t>Figura 18: Golden Circle</w:t>
+          <w:t>Figura 19: Brainstorming</w:t>
         </w:r>
         <w:r>
           <w:rPr>
@@ -1712,7 +1748,7 @@
             <w:noProof/>
             <w:webHidden/>
           </w:rPr>
-          <w:instrText xml:space="preserve"> PAGEREF _Toc237556481 \h </w:instrText>
+          <w:instrText xml:space="preserve"> PAGEREF _Toc238113066 \h </w:instrText>
         </w:r>
         <w:r>
           <w:rPr>
@@ -1732,7 +1768,7 @@
             <w:noProof/>
             <w:webHidden/>
           </w:rPr>
-          <w:t>33</w:t>
+          <w:t>34</w:t>
         </w:r>
         <w:r>
           <w:rPr>
@@ -1752,17 +1788,19 @@
         <w:rPr>
           <w:rFonts w:asciiTheme="minorHAnsi" w:eastAsiaTheme="minorEastAsia" w:hAnsiTheme="minorHAnsi"/>
           <w:noProof/>
-          <w:sz w:val="22"/>
-          <w:lang w:eastAsia="pt-BR"/>
-        </w:rPr>
-      </w:pPr>
-      <w:hyperlink w:anchor="_Toc237556482" w:history="1">
+          <w:kern w:val="2"/>
+          <w:szCs w:val="24"/>
+          <w:lang w:eastAsia="pt-BR"/>
+          <w14:ligatures w14:val="standardContextual"/>
+        </w:rPr>
+      </w:pPr>
+      <w:hyperlink w:anchor="_Toc238113067" w:history="1">
         <w:r>
           <w:rPr>
             <w:rStyle w:val="Hyperlink"/>
             <w:noProof/>
           </w:rPr>
-          <w:t>Figura 19: Caso de Uso</w:t>
+          <w:t>Figura 20: Golden Circle</w:t>
         </w:r>
         <w:r>
           <w:rPr>
@@ -1783,7 +1821,7 @@
             <w:noProof/>
             <w:webHidden/>
           </w:rPr>
-          <w:instrText xml:space="preserve"> PAGEREF _Toc237556482 \h </w:instrText>
+          <w:instrText xml:space="preserve"> PAGEREF _Toc238113067 \h </w:instrText>
         </w:r>
         <w:r>
           <w:rPr>
@@ -1823,18 +1861,93 @@
         <w:rPr>
           <w:rFonts w:asciiTheme="minorHAnsi" w:eastAsiaTheme="minorEastAsia" w:hAnsiTheme="minorHAnsi"/>
           <w:noProof/>
-          <w:sz w:val="22"/>
-          <w:lang w:eastAsia="pt-BR"/>
-        </w:rPr>
-      </w:pPr>
-      <w:hyperlink w:anchor="_Toc237556483" w:history="1">
+          <w:kern w:val="2"/>
+          <w:szCs w:val="24"/>
+          <w:lang w:eastAsia="pt-BR"/>
+          <w14:ligatures w14:val="standardContextual"/>
+        </w:rPr>
+      </w:pPr>
+      <w:hyperlink w:anchor="_Toc238113068" w:history="1">
         <w:r>
           <w:rPr>
             <w:rStyle w:val="Hyperlink"/>
             <w:noProof/>
+          </w:rPr>
+          <w:t>Figura 21: Caso de Uso</w:t>
+        </w:r>
+        <w:r>
+          <w:rPr>
+            <w:noProof/>
+            <w:webHidden/>
+          </w:rPr>
+          <w:tab/>
+        </w:r>
+        <w:r>
+          <w:rPr>
+            <w:noProof/>
+            <w:webHidden/>
+          </w:rPr>
+          <w:fldChar w:fldCharType="begin"/>
+        </w:r>
+        <w:r>
+          <w:rPr>
+            <w:noProof/>
+            <w:webHidden/>
+          </w:rPr>
+          <w:instrText xml:space="preserve"> PAGEREF _Toc238113068 \h </w:instrText>
+        </w:r>
+        <w:r>
+          <w:rPr>
+            <w:noProof/>
+            <w:webHidden/>
+          </w:rPr>
+        </w:r>
+        <w:r>
+          <w:rPr>
+            <w:noProof/>
+            <w:webHidden/>
+          </w:rPr>
+          <w:fldChar w:fldCharType="separate"/>
+        </w:r>
+        <w:r>
+          <w:rPr>
+            <w:noProof/>
+            <w:webHidden/>
+          </w:rPr>
+          <w:t>37</w:t>
+        </w:r>
+        <w:r>
+          <w:rPr>
+            <w:noProof/>
+            <w:webHidden/>
+          </w:rPr>
+          <w:fldChar w:fldCharType="end"/>
+        </w:r>
+      </w:hyperlink>
+    </w:p>
+    <w:p>
+      <w:pPr>
+        <w:pStyle w:val="ndicedeilustraes"/>
+        <w:tabs>
+          <w:tab w:val="right" w:leader="dot" w:pos="9061"/>
+        </w:tabs>
+        <w:rPr>
+          <w:rFonts w:asciiTheme="minorHAnsi" w:eastAsiaTheme="minorEastAsia" w:hAnsiTheme="minorHAnsi"/>
+          <w:noProof/>
+          <w:kern w:val="2"/>
+          <w:szCs w:val="24"/>
+          <w:lang w:eastAsia="pt-BR"/>
+          <w14:ligatures w14:val="standardContextual"/>
+        </w:rPr>
+      </w:pPr>
+      <w:hyperlink w:anchor="_Toc238113069" w:history="1">
+        <w:r>
+          <w:rPr>
+            <w:rStyle w:val="Hyperlink"/>
+            <w:noProof/>
             <w:highlight w:val="yellow"/>
           </w:rPr>
-          <w:t>Figura 20: Modelagem de Dados</w:t>
+          <w:t>Figura 22: Modelagem de Dados</w:t>
         </w:r>
         <w:r>
           <w:rPr>
@@ -1855,7 +1968,7 @@
             <w:noProof/>
             <w:webHidden/>
           </w:rPr>
-          <w:instrText xml:space="preserve"> PAGEREF _Toc237556483 \h </w:instrText>
+          <w:instrText xml:space="preserve"> PAGEREF _Toc238113069 \h </w:instrText>
         </w:r>
         <w:r>
           <w:rPr>
@@ -1875,7 +1988,7 @@
             <w:noProof/>
             <w:webHidden/>
           </w:rPr>
-          <w:t>36</w:t>
+          <w:t>38</w:t>
         </w:r>
         <w:r>
           <w:rPr>
@@ -2076,7 +2189,7 @@
           <w:r>
             <w:fldChar w:fldCharType="separate"/>
           </w:r>
-          <w:hyperlink w:anchor="_Toc237856024" w:history="1">
+          <w:hyperlink w:anchor="_Toc238113070" w:history="1">
             <w:r>
               <w:rPr>
                 <w:rStyle w:val="Hyperlink"/>
@@ -2121,7 +2234,7 @@
                 <w:noProof/>
                 <w:webHidden/>
               </w:rPr>
-              <w:instrText xml:space="preserve"> PAGEREF _Toc237856024 \h </w:instrText>
+              <w:instrText xml:space="preserve"> PAGEREF _Toc238113070 \h </w:instrText>
             </w:r>
             <w:r>
               <w:rPr>
@@ -2164,7 +2277,7 @@
               <w14:ligatures w14:val="standardContextual"/>
             </w:rPr>
           </w:pPr>
-          <w:hyperlink w:anchor="_Toc237856025" w:history="1">
+          <w:hyperlink w:anchor="_Toc238113071" w:history="1">
             <w:r>
               <w:rPr>
                 <w:rStyle w:val="Hyperlink"/>
@@ -2209,7 +2322,7 @@
                 <w:noProof/>
                 <w:webHidden/>
               </w:rPr>
-              <w:instrText xml:space="preserve"> PAGEREF _Toc237856025 \h </w:instrText>
+              <w:instrText xml:space="preserve"> PAGEREF _Toc238113071 \h </w:instrText>
             </w:r>
             <w:r>
               <w:rPr>
@@ -2252,7 +2365,7 @@
               <w14:ligatures w14:val="standardContextual"/>
             </w:rPr>
           </w:pPr>
-          <w:hyperlink w:anchor="_Toc237856026" w:history="1">
+          <w:hyperlink w:anchor="_Toc238113072" w:history="1">
             <w:r>
               <w:rPr>
                 <w:rStyle w:val="Hyperlink"/>
@@ -2297,7 +2410,7 @@
                 <w:noProof/>
                 <w:webHidden/>
               </w:rPr>
-              <w:instrText xml:space="preserve"> PAGEREF _Toc237856026 \h </w:instrText>
+              <w:instrText xml:space="preserve"> PAGEREF _Toc238113072 \h </w:instrText>
             </w:r>
             <w:r>
               <w:rPr>
@@ -2340,7 +2453,7 @@
               <w14:ligatures w14:val="standardContextual"/>
             </w:rPr>
           </w:pPr>
-          <w:hyperlink w:anchor="_Toc237856027" w:history="1">
+          <w:hyperlink w:anchor="_Toc238113073" w:history="1">
             <w:r>
               <w:rPr>
                 <w:rStyle w:val="Hyperlink"/>
@@ -2385,7 +2498,7 @@
                 <w:noProof/>
                 <w:webHidden/>
               </w:rPr>
-              <w:instrText xml:space="preserve"> PAGEREF _Toc237856027 \h </w:instrText>
+              <w:instrText xml:space="preserve"> PAGEREF _Toc238113073 \h </w:instrText>
             </w:r>
             <w:r>
               <w:rPr>
@@ -2428,7 +2541,7 @@
               <w14:ligatures w14:val="standardContextual"/>
             </w:rPr>
           </w:pPr>
-          <w:hyperlink w:anchor="_Toc237856028" w:history="1">
+          <w:hyperlink w:anchor="_Toc238113074" w:history="1">
             <w:r>
               <w:rPr>
                 <w:rStyle w:val="Hyperlink"/>
@@ -2473,7 +2586,7 @@
                 <w:noProof/>
                 <w:webHidden/>
               </w:rPr>
-              <w:instrText xml:space="preserve"> PAGEREF _Toc237856028 \h </w:instrText>
+              <w:instrText xml:space="preserve"> PAGEREF _Toc238113074 \h </w:instrText>
             </w:r>
             <w:r>
               <w:rPr>
@@ -2516,7 +2629,7 @@
               <w14:ligatures w14:val="standardContextual"/>
             </w:rPr>
           </w:pPr>
-          <w:hyperlink w:anchor="_Toc237856029" w:history="1">
+          <w:hyperlink w:anchor="_Toc238113075" w:history="1">
             <w:r>
               <w:rPr>
                 <w:rStyle w:val="Hyperlink"/>
@@ -2561,7 +2674,7 @@
                 <w:noProof/>
                 <w:webHidden/>
               </w:rPr>
-              <w:instrText xml:space="preserve"> PAGEREF _Toc237856029 \h </w:instrText>
+              <w:instrText xml:space="preserve"> PAGEREF _Toc238113075 \h </w:instrText>
             </w:r>
             <w:r>
               <w:rPr>
@@ -2604,7 +2717,7 @@
               <w14:ligatures w14:val="standardContextual"/>
             </w:rPr>
           </w:pPr>
-          <w:hyperlink w:anchor="_Toc237856030" w:history="1">
+          <w:hyperlink w:anchor="_Toc238113076" w:history="1">
             <w:r>
               <w:rPr>
                 <w:rStyle w:val="Hyperlink"/>
@@ -2649,7 +2762,7 @@
                 <w:noProof/>
                 <w:webHidden/>
               </w:rPr>
-              <w:instrText xml:space="preserve"> PAGEREF _Toc237856030 \h </w:instrText>
+              <w:instrText xml:space="preserve"> PAGEREF _Toc238113076 \h </w:instrText>
             </w:r>
             <w:r>
               <w:rPr>
@@ -2692,7 +2805,7 @@
               <w14:ligatures w14:val="standardContextual"/>
             </w:rPr>
           </w:pPr>
-          <w:hyperlink w:anchor="_Toc237856031" w:history="1">
+          <w:hyperlink w:anchor="_Toc238113077" w:history="1">
             <w:r>
               <w:rPr>
                 <w:rStyle w:val="Hyperlink"/>
@@ -2737,7 +2850,7 @@
                 <w:noProof/>
                 <w:webHidden/>
               </w:rPr>
-              <w:instrText xml:space="preserve"> PAGEREF _Toc237856031 \h </w:instrText>
+              <w:instrText xml:space="preserve"> PAGEREF _Toc238113077 \h </w:instrText>
             </w:r>
             <w:r>
               <w:rPr>
@@ -2780,7 +2893,7 @@
               <w14:ligatures w14:val="standardContextual"/>
             </w:rPr>
           </w:pPr>
-          <w:hyperlink w:anchor="_Toc237856032" w:history="1">
+          <w:hyperlink w:anchor="_Toc238113078" w:history="1">
             <w:r>
               <w:rPr>
                 <w:rStyle w:val="Hyperlink"/>
@@ -2825,7 +2938,7 @@
                 <w:noProof/>
                 <w:webHidden/>
               </w:rPr>
-              <w:instrText xml:space="preserve"> PAGEREF _Toc237856032 \h </w:instrText>
+              <w:instrText xml:space="preserve"> PAGEREF _Toc238113078 \h </w:instrText>
             </w:r>
             <w:r>
               <w:rPr>
@@ -2868,7 +2981,7 @@
               <w14:ligatures w14:val="standardContextual"/>
             </w:rPr>
           </w:pPr>
-          <w:hyperlink w:anchor="_Toc237856033" w:history="1">
+          <w:hyperlink w:anchor="_Toc238113079" w:history="1">
             <w:r>
               <w:rPr>
                 <w:rStyle w:val="Hyperlink"/>
@@ -2913,7 +3026,7 @@
                 <w:noProof/>
                 <w:webHidden/>
               </w:rPr>
-              <w:instrText xml:space="preserve"> PAGEREF _Toc237856033 \h </w:instrText>
+              <w:instrText xml:space="preserve"> PAGEREF _Toc238113079 \h </w:instrText>
             </w:r>
             <w:r>
               <w:rPr>
@@ -2956,7 +3069,7 @@
               <w14:ligatures w14:val="standardContextual"/>
             </w:rPr>
           </w:pPr>
-          <w:hyperlink w:anchor="_Toc237856034" w:history="1">
+          <w:hyperlink w:anchor="_Toc238113080" w:history="1">
             <w:r>
               <w:rPr>
                 <w:rStyle w:val="Hyperlink"/>
@@ -3001,7 +3114,7 @@
                 <w:noProof/>
                 <w:webHidden/>
               </w:rPr>
-              <w:instrText xml:space="preserve"> PAGEREF _Toc237856034 \h </w:instrText>
+              <w:instrText xml:space="preserve"> PAGEREF _Toc238113080 \h </w:instrText>
             </w:r>
             <w:r>
               <w:rPr>
@@ -3044,7 +3157,7 @@
               <w14:ligatures w14:val="standardContextual"/>
             </w:rPr>
           </w:pPr>
-          <w:hyperlink w:anchor="_Toc237856035" w:history="1">
+          <w:hyperlink w:anchor="_Toc238113081" w:history="1">
             <w:r>
               <w:rPr>
                 <w:rStyle w:val="Hyperlink"/>
@@ -3089,7 +3202,7 @@
                 <w:noProof/>
                 <w:webHidden/>
               </w:rPr>
-              <w:instrText xml:space="preserve"> PAGEREF _Toc237856035 \h </w:instrText>
+              <w:instrText xml:space="preserve"> PAGEREF _Toc238113081 \h </w:instrText>
             </w:r>
             <w:r>
               <w:rPr>
@@ -3132,7 +3245,7 @@
               <w14:ligatures w14:val="standardContextual"/>
             </w:rPr>
           </w:pPr>
-          <w:hyperlink w:anchor="_Toc237856036" w:history="1">
+          <w:hyperlink w:anchor="_Toc238113082" w:history="1">
             <w:r>
               <w:rPr>
                 <w:rStyle w:val="Hyperlink"/>
@@ -3177,7 +3290,7 @@
                 <w:noProof/>
                 <w:webHidden/>
               </w:rPr>
-              <w:instrText xml:space="preserve"> PAGEREF _Toc237856036 \h </w:instrText>
+              <w:instrText xml:space="preserve"> PAGEREF _Toc238113082 \h </w:instrText>
             </w:r>
             <w:r>
               <w:rPr>
@@ -3197,7 +3310,7 @@
                 <w:noProof/>
                 <w:webHidden/>
               </w:rPr>
-              <w:t>27</w:t>
+              <w:t>28</w:t>
             </w:r>
             <w:r>
               <w:rPr>
@@ -3220,7 +3333,7 @@
               <w14:ligatures w14:val="standardContextual"/>
             </w:rPr>
           </w:pPr>
-          <w:hyperlink w:anchor="_Toc237856037" w:history="1">
+          <w:hyperlink w:anchor="_Toc238113083" w:history="1">
             <w:r>
               <w:rPr>
                 <w:rStyle w:val="Hyperlink"/>
@@ -3265,7 +3378,7 @@
                 <w:noProof/>
                 <w:webHidden/>
               </w:rPr>
-              <w:instrText xml:space="preserve"> PAGEREF _Toc237856037 \h </w:instrText>
+              <w:instrText xml:space="preserve"> PAGEREF _Toc238113083 \h </w:instrText>
             </w:r>
             <w:r>
               <w:rPr>
@@ -3308,7 +3421,7 @@
               <w14:ligatures w14:val="standardContextual"/>
             </w:rPr>
           </w:pPr>
-          <w:hyperlink w:anchor="_Toc237856038" w:history="1">
+          <w:hyperlink w:anchor="_Toc238113084" w:history="1">
             <w:r>
               <w:rPr>
                 <w:rStyle w:val="Hyperlink"/>
@@ -3353,7 +3466,7 @@
                 <w:noProof/>
                 <w:webHidden/>
               </w:rPr>
-              <w:instrText xml:space="preserve"> PAGEREF _Toc237856038 \h </w:instrText>
+              <w:instrText xml:space="preserve"> PAGEREF _Toc238113084 \h </w:instrText>
             </w:r>
             <w:r>
               <w:rPr>
@@ -3396,7 +3509,7 @@
               <w14:ligatures w14:val="standardContextual"/>
             </w:rPr>
           </w:pPr>
-          <w:hyperlink w:anchor="_Toc237856039" w:history="1">
+          <w:hyperlink w:anchor="_Toc238113085" w:history="1">
             <w:r>
               <w:rPr>
                 <w:rStyle w:val="Hyperlink"/>
@@ -3441,7 +3554,7 @@
                 <w:noProof/>
                 <w:webHidden/>
               </w:rPr>
-              <w:instrText xml:space="preserve"> PAGEREF _Toc237856039 \h </w:instrText>
+              <w:instrText xml:space="preserve"> PAGEREF _Toc238113085 \h </w:instrText>
             </w:r>
             <w:r>
               <w:rPr>
@@ -3484,7 +3597,7 @@
               <w14:ligatures w14:val="standardContextual"/>
             </w:rPr>
           </w:pPr>
-          <w:hyperlink w:anchor="_Toc237856040" w:history="1">
+          <w:hyperlink w:anchor="_Toc238113086" w:history="1">
             <w:r>
               <w:rPr>
                 <w:rStyle w:val="Hyperlink"/>
@@ -3529,7 +3642,7 @@
                 <w:noProof/>
                 <w:webHidden/>
               </w:rPr>
-              <w:instrText xml:space="preserve"> PAGEREF _Toc237856040 \h </w:instrText>
+              <w:instrText xml:space="preserve"> PAGEREF _Toc238113086 \h </w:instrText>
             </w:r>
             <w:r>
               <w:rPr>
@@ -3572,7 +3685,7 @@
               <w14:ligatures w14:val="standardContextual"/>
             </w:rPr>
           </w:pPr>
-          <w:hyperlink w:anchor="_Toc237856041" w:history="1">
+          <w:hyperlink w:anchor="_Toc238113087" w:history="1">
             <w:r>
               <w:rPr>
                 <w:rStyle w:val="Hyperlink"/>
@@ -3617,7 +3730,7 @@
                 <w:noProof/>
                 <w:webHidden/>
               </w:rPr>
-              <w:instrText xml:space="preserve"> PAGEREF _Toc237856041 \h </w:instrText>
+              <w:instrText xml:space="preserve"> PAGEREF _Toc238113087 \h </w:instrText>
             </w:r>
             <w:r>
               <w:rPr>
@@ -3660,7 +3773,7 @@
               <w14:ligatures w14:val="standardContextual"/>
             </w:rPr>
           </w:pPr>
-          <w:hyperlink w:anchor="_Toc237856042" w:history="1">
+          <w:hyperlink w:anchor="_Toc238113088" w:history="1">
             <w:r>
               <w:rPr>
                 <w:rStyle w:val="Hyperlink"/>
@@ -3705,7 +3818,7 @@
                 <w:noProof/>
                 <w:webHidden/>
               </w:rPr>
-              <w:instrText xml:space="preserve"> PAGEREF _Toc237856042 \h </w:instrText>
+              <w:instrText xml:space="preserve"> PAGEREF _Toc238113088 \h </w:instrText>
             </w:r>
             <w:r>
               <w:rPr>
@@ -3748,7 +3861,7 @@
               <w14:ligatures w14:val="standardContextual"/>
             </w:rPr>
           </w:pPr>
-          <w:hyperlink w:anchor="_Toc237856043" w:history="1">
+          <w:hyperlink w:anchor="_Toc238113089" w:history="1">
             <w:r>
               <w:rPr>
                 <w:rStyle w:val="Hyperlink"/>
@@ -3793,7 +3906,7 @@
                 <w:noProof/>
                 <w:webHidden/>
               </w:rPr>
-              <w:instrText xml:space="preserve"> PAGEREF _Toc237856043 \h </w:instrText>
+              <w:instrText xml:space="preserve"> PAGEREF _Toc238113089 \h </w:instrText>
             </w:r>
             <w:r>
               <w:rPr>
@@ -3836,7 +3949,7 @@
               <w14:ligatures w14:val="standardContextual"/>
             </w:rPr>
           </w:pPr>
-          <w:hyperlink w:anchor="_Toc237856044" w:history="1">
+          <w:hyperlink w:anchor="_Toc238113090" w:history="1">
             <w:r>
               <w:rPr>
                 <w:rStyle w:val="Hyperlink"/>
@@ -3881,7 +3994,7 @@
                 <w:noProof/>
                 <w:webHidden/>
               </w:rPr>
-              <w:instrText xml:space="preserve"> PAGEREF _Toc237856044 \h </w:instrText>
+              <w:instrText xml:space="preserve"> PAGEREF _Toc238113090 \h </w:instrText>
             </w:r>
             <w:r>
               <w:rPr>
@@ -3924,7 +4037,7 @@
               <w14:ligatures w14:val="standardContextual"/>
             </w:rPr>
           </w:pPr>
-          <w:hyperlink w:anchor="_Toc237856045" w:history="1">
+          <w:hyperlink w:anchor="_Toc238113091" w:history="1">
             <w:r>
               <w:rPr>
                 <w:rStyle w:val="Hyperlink"/>
@@ -3969,7 +4082,7 @@
                 <w:noProof/>
                 <w:webHidden/>
               </w:rPr>
-              <w:instrText xml:space="preserve"> PAGEREF _Toc237856045 \h </w:instrText>
+              <w:instrText xml:space="preserve"> PAGEREF _Toc238113091 \h </w:instrText>
             </w:r>
             <w:r>
               <w:rPr>
@@ -4012,7 +4125,7 @@
               <w14:ligatures w14:val="standardContextual"/>
             </w:rPr>
           </w:pPr>
-          <w:hyperlink w:anchor="_Toc237856046" w:history="1">
+          <w:hyperlink w:anchor="_Toc238113092" w:history="1">
             <w:r>
               <w:rPr>
                 <w:rStyle w:val="Hyperlink"/>
@@ -4057,7 +4170,7 @@
                 <w:noProof/>
                 <w:webHidden/>
               </w:rPr>
-              <w:instrText xml:space="preserve"> PAGEREF _Toc237856046 \h </w:instrText>
+              <w:instrText xml:space="preserve"> PAGEREF _Toc238113092 \h </w:instrText>
             </w:r>
             <w:r>
               <w:rPr>
@@ -4100,7 +4213,7 @@
               <w14:ligatures w14:val="standardContextual"/>
             </w:rPr>
           </w:pPr>
-          <w:hyperlink w:anchor="_Toc237856047" w:history="1">
+          <w:hyperlink w:anchor="_Toc238113093" w:history="1">
             <w:r>
               <w:rPr>
                 <w:rStyle w:val="Hyperlink"/>
@@ -4127,7 +4240,7 @@
                 <w:noProof/>
                 <w:webHidden/>
               </w:rPr>
-              <w:instrText xml:space="preserve"> PAGEREF _Toc237856047 \h </w:instrText>
+              <w:instrText xml:space="preserve"> PAGEREF _Toc238113093 \h </w:instrText>
             </w:r>
             <w:r>
               <w:rPr>
@@ -4184,7 +4297,7 @@
       <w:pPr>
         <w:pStyle w:val="Ttulo1"/>
       </w:pPr>
-      <w:bookmarkStart w:id="0" w:name="_Toc237856024"/>
+      <w:bookmarkStart w:id="0" w:name="_Toc238113070"/>
       <w:r>
         <w:lastRenderedPageBreak/>
         <w:t>INTRODUÇÃO</w:t>
@@ -4286,7 +4399,7 @@
       <w:pPr>
         <w:pStyle w:val="Ttulo2"/>
       </w:pPr>
-      <w:bookmarkStart w:id="1" w:name="_Toc237856025"/>
+      <w:bookmarkStart w:id="1" w:name="_Toc238113071"/>
       <w:r>
         <w:t>Problemática</w:t>
       </w:r>
@@ -4371,13 +4484,7 @@
         <w:rPr>
           <w:highlight w:val="yellow"/>
         </w:rPr>
-        <w:t xml:space="preserve"> (2025),</w:t>
-      </w:r>
-      <w:r>
-        <w:rPr>
-          <w:highlight w:val="yellow"/>
-        </w:rPr>
-        <w:t xml:space="preserve"> cerca de 31% dos brasileiros afirmam deixar de frequentar esses espaços por motivos relacionados à violência e à insegurança.  Dessa forma, a preocupação com a segurança durante o trajeto e no local do evento pode se tornar mais uma barreira para o público.</w:t>
+        <w:t xml:space="preserve"> (2025), cerca de 31% dos brasileiros afirmam deixar de frequentar esses espaços por motivos relacionados à violência e à insegurança.  Dessa forma, a preocupação com a segurança durante o trajeto e no local do evento pode se tornar mais uma barreira para o público.</w:t>
       </w:r>
     </w:p>
     <w:p>
@@ -4415,7 +4522,7 @@
       <w:pPr>
         <w:pStyle w:val="Ttulo2"/>
       </w:pPr>
-      <w:bookmarkStart w:id="2" w:name="_Toc237856026"/>
+      <w:bookmarkStart w:id="2" w:name="_Toc238113072"/>
       <w:r>
         <w:t>Justificativa</w:t>
       </w:r>
@@ -4472,7 +4579,7 @@
       <w:pPr>
         <w:pStyle w:val="Ttulo2"/>
       </w:pPr>
-      <w:bookmarkStart w:id="3" w:name="_Toc237856027"/>
+      <w:bookmarkStart w:id="3" w:name="_Toc238113073"/>
       <w:r>
         <w:lastRenderedPageBreak/>
         <w:t>Objetivos</w:t>
@@ -4483,7 +4590,7 @@
       <w:pPr>
         <w:pStyle w:val="Ttulo3"/>
       </w:pPr>
-      <w:bookmarkStart w:id="4" w:name="_Toc237856028"/>
+      <w:bookmarkStart w:id="4" w:name="_Toc238113074"/>
       <w:r>
         <w:t>Objetivo Geral</w:t>
       </w:r>
@@ -4498,7 +4605,7 @@
       <w:pPr>
         <w:pStyle w:val="Ttulo3"/>
       </w:pPr>
-      <w:bookmarkStart w:id="5" w:name="_Toc237856029"/>
+      <w:bookmarkStart w:id="5" w:name="_Toc238113075"/>
       <w:r>
         <w:t>Objetivos Específicos</w:t>
       </w:r>
@@ -4668,7 +4775,7 @@
       <w:pPr>
         <w:pStyle w:val="Ttulo2"/>
       </w:pPr>
-      <w:bookmarkStart w:id="6" w:name="_Toc237856030"/>
+      <w:bookmarkStart w:id="6" w:name="_Toc238113076"/>
       <w:r>
         <w:t>Metodologia</w:t>
       </w:r>
@@ -4768,7 +4875,7 @@
         <w:pStyle w:val="Legenda"/>
         <w:keepNext/>
       </w:pPr>
-      <w:bookmarkStart w:id="7" w:name="_Toc237556464"/>
+      <w:bookmarkStart w:id="7" w:name="_Toc238113049"/>
       <w:r>
         <w:lastRenderedPageBreak/>
         <w:t xml:space="preserve">Figura </w:t>
@@ -4789,9 +4896,6 @@
         <w:t>1</w:t>
       </w:r>
       <w:r>
-        <w:rPr>
-          <w:noProof/>
-        </w:rPr>
         <w:fldChar w:fldCharType="end"/>
       </w:r>
       <w:r>
@@ -4865,7 +4969,7 @@
       <w:r>
         <w:br w:type="page"/>
       </w:r>
-      <w:bookmarkStart w:id="8" w:name="_Toc237856031"/>
+      <w:bookmarkStart w:id="8" w:name="_Toc238113077"/>
       <w:r>
         <w:lastRenderedPageBreak/>
         <w:t>Resultados Esperados</w:t>
@@ -4896,12 +5000,133 @@
       <w:pPr>
         <w:pStyle w:val="Ttulo1"/>
       </w:pPr>
-      <w:bookmarkStart w:id="9" w:name="_Toc237856032"/>
+      <w:bookmarkStart w:id="9" w:name="_Toc238113078"/>
       <w:r>
         <w:lastRenderedPageBreak/>
         <w:t>REFERENCIAL TEÓRICO</w:t>
       </w:r>
       <w:bookmarkEnd w:id="9"/>
+    </w:p>
+    <w:p>
+      <w:r>
+        <w:t>Neste capítulo, serão explorados os conceitos teóricos que fundamentam este trabalho, abordando questões relacionadas ao acesso e à democratização da cultura, incluindo o conceito de capital cultural e as discussões sobre o consumo cultural. Também serão analisadas a centralização de shows ao vivo e as dificuldades de acesso a salas de cinema IMAX, além das possibilidades de utilização da tecnologia para ampliar o acesso a filmes e outros conteúdos culturais. Por fim, serão apresentadas as tecnologias empregadas no desenvolvimento do projeto, abrangendo o front-</w:t>
+      </w:r>
+      <w:proofErr w:type="spellStart"/>
+      <w:r>
+        <w:t>end</w:t>
+      </w:r>
+      <w:proofErr w:type="spellEnd"/>
+      <w:r>
+        <w:t xml:space="preserve">, o </w:t>
+      </w:r>
+      <w:proofErr w:type="spellStart"/>
+      <w:r>
+        <w:t>back-end</w:t>
+      </w:r>
+      <w:proofErr w:type="spellEnd"/>
+      <w:r>
+        <w:t xml:space="preserve"> e o banco de dados.</w:t>
+      </w:r>
+    </w:p>
+    <w:p>
+      <w:pPr>
+        <w:pStyle w:val="Ttulo2"/>
+      </w:pPr>
+      <w:r>
+        <w:t>Capital Cultural</w:t>
+      </w:r>
+    </w:p>
+    <w:p>
+      <w:pPr>
+        <w:pStyle w:val="Ttulo2"/>
+      </w:pPr>
+      <w:r>
+        <w:t>Onívoro Cultural</w:t>
+      </w:r>
+    </w:p>
+    <w:p>
+      <w:pPr>
+        <w:pStyle w:val="Ttulo2"/>
+      </w:pPr>
+      <w:r>
+        <w:t>Centralização de Shows ao Vivo</w:t>
+      </w:r>
+    </w:p>
+    <w:p>
+      <w:pPr>
+        <w:pStyle w:val="Ttulo2"/>
+      </w:pPr>
+      <w:r>
+        <w:t>Cinema</w:t>
+      </w:r>
+    </w:p>
+    <w:p>
+      <w:r>
+        <w:t>O cinema pode ser um bom argumento quando o assunto é democratização cultural e talvez também um dos mais relevantes e atuais, por ser mais comum que outros tipos de eventos. A questão já foi, inclusive, tema de redação do ENEM, com a proposta sobre a “democratização do acesso ao cinema no Brasil”.</w:t>
+      </w:r>
+    </w:p>
+    <w:p>
+      <w:pPr>
+        <w:pStyle w:val="Ttulo3"/>
+      </w:pPr>
+      <w:r>
+        <w:t xml:space="preserve">Salas IMAX </w:t>
+      </w:r>
+    </w:p>
+    <w:p>
+      <w:pPr>
+        <w:pStyle w:val="Ttulo3"/>
+      </w:pPr>
+      <w:r>
+        <w:t>Internet como Democratização do Cinema</w:t>
+      </w:r>
+    </w:p>
+    <w:p>
+      <w:pPr>
+        <w:pStyle w:val="Ttulo2"/>
+      </w:pPr>
+      <w:r>
+        <w:t>Tecnologias Utilizadas</w:t>
+      </w:r>
+    </w:p>
+    <w:p>
+      <w:pPr>
+        <w:pStyle w:val="Ttulo3"/>
+      </w:pPr>
+      <w:r>
+        <w:t>Front-</w:t>
+      </w:r>
+      <w:proofErr w:type="spellStart"/>
+      <w:r>
+        <w:t>end</w:t>
+      </w:r>
+      <w:proofErr w:type="spellEnd"/>
+    </w:p>
+    <w:p>
+      <w:pPr>
+        <w:pStyle w:val="Ttulo3"/>
+      </w:pPr>
+      <w:r>
+        <w:t>Banco de Dados</w:t>
+      </w:r>
+    </w:p>
+    <w:p>
+      <w:pPr>
+        <w:pStyle w:val="Ttulo3"/>
+      </w:pPr>
+      <w:r>
+        <w:t>Back-</w:t>
+      </w:r>
+      <w:proofErr w:type="spellStart"/>
+      <w:r>
+        <w:t>end</w:t>
+      </w:r>
+      <w:proofErr w:type="spellEnd"/>
+    </w:p>
+    <w:p>
+      <w:pPr>
+        <w:pStyle w:val="Ttulo2"/>
+      </w:pPr>
       <w:r>
         <w:br w:type="page"/>
       </w:r>
@@ -4910,7 +5135,7 @@
       <w:pPr>
         <w:pStyle w:val="Ttulo1"/>
       </w:pPr>
-      <w:bookmarkStart w:id="10" w:name="_Toc237856033"/>
+      <w:bookmarkStart w:id="10" w:name="_Toc238113079"/>
       <w:r>
         <w:lastRenderedPageBreak/>
         <w:t>IMERSÃO</w:t>
@@ -4945,7 +5170,7 @@
       <w:pPr>
         <w:pStyle w:val="Ttulo2"/>
       </w:pPr>
-      <w:bookmarkStart w:id="11" w:name="_Toc237856034"/>
+      <w:bookmarkStart w:id="11" w:name="_Toc238113080"/>
       <w:r>
         <w:t>Caderno de Sensibilidade</w:t>
       </w:r>
@@ -5452,7 +5677,7 @@
       <w:pPr>
         <w:pStyle w:val="Ttulo2"/>
       </w:pPr>
-      <w:bookmarkStart w:id="13" w:name="_Toc237856035"/>
+      <w:bookmarkStart w:id="13" w:name="_Toc238113081"/>
       <w:r>
         <w:t>Pesquisa de Campo</w:t>
       </w:r>
@@ -5506,7 +5731,7 @@
         <w:pStyle w:val="Legenda"/>
         <w:keepNext/>
       </w:pPr>
-      <w:bookmarkStart w:id="14" w:name="_Toc237556465"/>
+      <w:bookmarkStart w:id="14" w:name="_Toc238113050"/>
       <w:r>
         <w:t xml:space="preserve">Figura </w:t>
       </w:r>
@@ -5526,9 +5751,6 @@
         <w:t>2</w:t>
       </w:r>
       <w:r>
-        <w:rPr>
-          <w:noProof/>
-        </w:rPr>
         <w:fldChar w:fldCharType="end"/>
       </w:r>
       <w:r>
@@ -5614,7 +5836,7 @@
           <w:tab w:val="left" w:pos="2349"/>
         </w:tabs>
       </w:pPr>
-      <w:bookmarkStart w:id="15" w:name="_Toc237556466"/>
+      <w:bookmarkStart w:id="15" w:name="_Toc238113051"/>
       <w:r>
         <w:lastRenderedPageBreak/>
         <w:t xml:space="preserve">Figura </w:t>
@@ -5635,9 +5857,6 @@
         <w:t>3</w:t>
       </w:r>
       <w:r>
-        <w:rPr>
-          <w:noProof/>
-        </w:rPr>
         <w:fldChar w:fldCharType="end"/>
       </w:r>
       <w:r>
@@ -5726,7 +5945,7 @@
         <w:pStyle w:val="Legenda"/>
         <w:keepNext/>
       </w:pPr>
-      <w:bookmarkStart w:id="16" w:name="_Toc237556467"/>
+      <w:bookmarkStart w:id="16" w:name="_Toc238113052"/>
       <w:r>
         <w:t xml:space="preserve">Figura </w:t>
       </w:r>
@@ -5746,9 +5965,6 @@
         <w:t>4</w:t>
       </w:r>
       <w:r>
-        <w:rPr>
-          <w:noProof/>
-        </w:rPr>
         <w:fldChar w:fldCharType="end"/>
       </w:r>
       <w:r>
@@ -5834,7 +6050,7 @@
         <w:pStyle w:val="Legenda"/>
         <w:keepNext/>
       </w:pPr>
-      <w:bookmarkStart w:id="17" w:name="_Toc237556468"/>
+      <w:bookmarkStart w:id="17" w:name="_Toc238113053"/>
       <w:r>
         <w:t xml:space="preserve">Figura </w:t>
       </w:r>
@@ -5854,9 +6070,6 @@
         <w:t>5</w:t>
       </w:r>
       <w:r>
-        <w:rPr>
-          <w:noProof/>
-        </w:rPr>
         <w:fldChar w:fldCharType="end"/>
       </w:r>
       <w:r>
@@ -5942,7 +6155,7 @@
         <w:pStyle w:val="Legenda"/>
         <w:keepNext/>
       </w:pPr>
-      <w:bookmarkStart w:id="18" w:name="_Toc237556469"/>
+      <w:bookmarkStart w:id="18" w:name="_Toc238113054"/>
       <w:r>
         <w:t xml:space="preserve">Figura </w:t>
       </w:r>
@@ -5962,9 +6175,6 @@
         <w:t>6</w:t>
       </w:r>
       <w:r>
-        <w:rPr>
-          <w:noProof/>
-        </w:rPr>
         <w:fldChar w:fldCharType="end"/>
       </w:r>
       <w:r>
@@ -6045,7 +6255,7 @@
         <w:pStyle w:val="Legenda"/>
         <w:keepNext/>
       </w:pPr>
-      <w:bookmarkStart w:id="19" w:name="_Toc237556470"/>
+      <w:bookmarkStart w:id="19" w:name="_Toc238113055"/>
       <w:r>
         <w:t xml:space="preserve">Figura </w:t>
       </w:r>
@@ -6065,9 +6275,6 @@
         <w:t>7</w:t>
       </w:r>
       <w:r>
-        <w:rPr>
-          <w:noProof/>
-        </w:rPr>
         <w:fldChar w:fldCharType="end"/>
       </w:r>
       <w:r>
@@ -6144,7 +6351,7 @@
         <w:pStyle w:val="Legenda"/>
         <w:keepNext/>
       </w:pPr>
-      <w:bookmarkStart w:id="20" w:name="_Toc237556471"/>
+      <w:bookmarkStart w:id="20" w:name="_Toc238113056"/>
       <w:r>
         <w:lastRenderedPageBreak/>
         <w:t xml:space="preserve">Figura </w:t>
@@ -6165,9 +6372,6 @@
         <w:t>8</w:t>
       </w:r>
       <w:r>
-        <w:rPr>
-          <w:noProof/>
-        </w:rPr>
         <w:fldChar w:fldCharType="end"/>
       </w:r>
       <w:r>
@@ -6245,7 +6449,7 @@
         <w:pStyle w:val="Legenda"/>
         <w:keepNext/>
       </w:pPr>
-      <w:bookmarkStart w:id="21" w:name="_Toc237556472"/>
+      <w:bookmarkStart w:id="21" w:name="_Toc238113057"/>
       <w:r>
         <w:t xml:space="preserve">Figura </w:t>
       </w:r>
@@ -6265,9 +6469,6 @@
         <w:t>9</w:t>
       </w:r>
       <w:r>
-        <w:rPr>
-          <w:noProof/>
-        </w:rPr>
         <w:fldChar w:fldCharType="end"/>
       </w:r>
       <w:r>
@@ -6349,7 +6550,7 @@
         <w:pStyle w:val="Legenda"/>
         <w:keepNext/>
       </w:pPr>
-      <w:bookmarkStart w:id="22" w:name="_Toc237556473"/>
+      <w:bookmarkStart w:id="22" w:name="_Toc238113058"/>
       <w:r>
         <w:t xml:space="preserve">Figura </w:t>
       </w:r>
@@ -6369,9 +6570,6 @@
         <w:t>10</w:t>
       </w:r>
       <w:r>
-        <w:rPr>
-          <w:noProof/>
-        </w:rPr>
         <w:fldChar w:fldCharType="end"/>
       </w:r>
       <w:r>
@@ -6449,7 +6647,7 @@
         <w:pStyle w:val="Legenda"/>
         <w:keepNext/>
       </w:pPr>
-      <w:bookmarkStart w:id="23" w:name="_Toc237556474"/>
+      <w:bookmarkStart w:id="23" w:name="_Toc238113059"/>
       <w:r>
         <w:lastRenderedPageBreak/>
         <w:t xml:space="preserve">Figura </w:t>
@@ -6470,9 +6668,6 @@
         <w:t>11</w:t>
       </w:r>
       <w:r>
-        <w:rPr>
-          <w:noProof/>
-        </w:rPr>
         <w:fldChar w:fldCharType="end"/>
       </w:r>
       <w:r>
@@ -6549,7 +6744,7 @@
         <w:pStyle w:val="Legenda"/>
         <w:keepNext/>
       </w:pPr>
-      <w:bookmarkStart w:id="24" w:name="_Toc237556475"/>
+      <w:bookmarkStart w:id="24" w:name="_Toc238113060"/>
       <w:r>
         <w:t xml:space="preserve">Figura </w:t>
       </w:r>
@@ -6569,9 +6764,6 @@
         <w:t>12</w:t>
       </w:r>
       <w:r>
-        <w:rPr>
-          <w:noProof/>
-        </w:rPr>
         <w:fldChar w:fldCharType="end"/>
       </w:r>
       <w:r>
@@ -6584,13 +6776,9 @@
         <w:pStyle w:val="Fonteeimagem"/>
       </w:pPr>
       <w:r>
-        <w:rPr>
-          <w:noProof/>
-          <w:lang w:eastAsia="pt-BR"/>
-        </w:rPr>
         <w:drawing>
-          <wp:inline distT="0" distB="0" distL="0" distR="0" wp14:anchorId="3F679E2E" wp14:editId="4870B7A7">
-            <wp:extent cx="5186856" cy="2917356"/>
+          <wp:inline distT="0" distB="0" distL="0" distR="0" wp14:anchorId="3F679E2E" wp14:editId="00F1379F">
+            <wp:extent cx="5115309" cy="2877114"/>
             <wp:effectExtent l="0" t="0" r="0" b="0"/>
             <wp:docPr id="22" name="Imagem 22"/>
             <wp:cNvGraphicFramePr>
@@ -6618,7 +6806,7 @@
                   <pic:spPr>
                     <a:xfrm>
                       <a:off x="0" y="0"/>
-                      <a:ext cx="5186844" cy="2917349"/>
+                      <a:ext cx="5118126" cy="2878698"/>
                     </a:xfrm>
                     <a:prstGeom prst="rect">
                       <a:avLst/>
@@ -6642,7 +6830,15 @@
     </w:p>
     <w:p>
       <w:r>
-        <w:t xml:space="preserve">Como pode ser observado no gráfico, todos os 203 participantes da pesquisa consideram importante que uma plataforma de eventos culturais reúna diferentes informações em um só lugar, resultado esse que valida a proposta do </w:t>
+        <w:t xml:space="preserve">Como pode ser observado no gráfico, todos os 203 participantes da pesquisa consideram importante que uma plataforma de eventos culturais reúna diferentes informações em um só lugar, resultado esse que </w:t>
+      </w:r>
+      <w:proofErr w:type="spellStart"/>
+      <w:r>
+        <w:t>valida</w:t>
+      </w:r>
+      <w:proofErr w:type="spellEnd"/>
+      <w:r>
+        <w:t xml:space="preserve"> a proposta do </w:t>
       </w:r>
       <w:proofErr w:type="spellStart"/>
       <w:r>
@@ -6658,7 +6854,7 @@
         <w:pStyle w:val="Legenda"/>
         <w:keepNext/>
       </w:pPr>
-      <w:bookmarkStart w:id="25" w:name="_Toc237556476"/>
+      <w:bookmarkStart w:id="25" w:name="_Toc238113061"/>
       <w:r>
         <w:t xml:space="preserve">Figura </w:t>
       </w:r>
@@ -6678,9 +6874,6 @@
         <w:t>13</w:t>
       </w:r>
       <w:r>
-        <w:rPr>
-          <w:noProof/>
-        </w:rPr>
         <w:fldChar w:fldCharType="end"/>
       </w:r>
       <w:r>
@@ -6754,6 +6947,107 @@
       </w:r>
     </w:p>
     <w:p>
+      <w:pPr>
+        <w:pStyle w:val="Legenda"/>
+        <w:keepNext/>
+      </w:pPr>
+      <w:bookmarkStart w:id="26" w:name="_Toc238113062"/>
+      <w:r>
+        <w:lastRenderedPageBreak/>
+        <w:t xml:space="preserve">Figura </w:t>
+      </w:r>
+      <w:r>
+        <w:fldChar w:fldCharType="begin"/>
+      </w:r>
+      <w:r>
+        <w:instrText xml:space="preserve"> SEQ Figura \* ARABIC </w:instrText>
+      </w:r>
+      <w:r>
+        <w:fldChar w:fldCharType="separate"/>
+      </w:r>
+      <w:r>
+        <w:rPr>
+          <w:noProof/>
+        </w:rPr>
+        <w:t>14</w:t>
+      </w:r>
+      <w:r>
+        <w:fldChar w:fldCharType="end"/>
+      </w:r>
+      <w:r>
+        <w:t>: Pergunta 13</w:t>
+      </w:r>
+      <w:bookmarkEnd w:id="26"/>
+    </w:p>
+    <w:p>
+      <w:pPr>
+        <w:pStyle w:val="Fonteeimagem"/>
+        <w:keepNext/>
+      </w:pPr>
+      <w:r>
+        <w:rPr>
+          <w:noProof/>
+        </w:rPr>
+        <w:drawing>
+          <wp:inline distT="0" distB="0" distL="0" distR="0" wp14:anchorId="00BA71E8" wp14:editId="7DA26709">
+            <wp:extent cx="5747385" cy="3230245"/>
+            <wp:effectExtent l="0" t="0" r="5715" b="8255"/>
+            <wp:docPr id="9" name="Imagem 9"/>
+            <wp:cNvGraphicFramePr>
+              <a:graphicFrameLocks xmlns:a="http://schemas.openxmlformats.org/drawingml/2006/main" noChangeAspect="1"/>
+            </wp:cNvGraphicFramePr>
+            <a:graphic xmlns:a="http://schemas.openxmlformats.org/drawingml/2006/main">
+              <a:graphicData uri="http://schemas.openxmlformats.org/drawingml/2006/picture">
+                <pic:pic xmlns:pic="http://schemas.openxmlformats.org/drawingml/2006/picture">
+                  <pic:nvPicPr>
+                    <pic:cNvPr id="0" name="Picture 1"/>
+                    <pic:cNvPicPr>
+                      <a:picLocks noChangeAspect="1" noChangeArrowheads="1"/>
+                    </pic:cNvPicPr>
+                  </pic:nvPicPr>
+                  <pic:blipFill>
+                    <a:blip r:embed="rId21" cstate="print">
+                      <a:extLst>
+                        <a:ext uri="{28A0092B-C50C-407E-A947-70E740481C1C}">
+                          <a14:useLocalDpi xmlns:a14="http://schemas.microsoft.com/office/drawing/2010/main" val="0"/>
+                        </a:ext>
+                      </a:extLst>
+                    </a:blip>
+                    <a:srcRect/>
+                    <a:stretch>
+                      <a:fillRect/>
+                    </a:stretch>
+                  </pic:blipFill>
+                  <pic:spPr bwMode="auto">
+                    <a:xfrm>
+                      <a:off x="0" y="0"/>
+                      <a:ext cx="5747385" cy="3230245"/>
+                    </a:xfrm>
+                    <a:prstGeom prst="rect">
+                      <a:avLst/>
+                    </a:prstGeom>
+                    <a:noFill/>
+                    <a:ln>
+                      <a:noFill/>
+                    </a:ln>
+                  </pic:spPr>
+                </pic:pic>
+              </a:graphicData>
+            </a:graphic>
+          </wp:inline>
+        </w:drawing>
+      </w:r>
+    </w:p>
+    <w:p>
+      <w:pPr>
+        <w:pStyle w:val="Fonteeimagem"/>
+        <w:keepNext/>
+      </w:pPr>
+      <w:r>
+        <w:t>Fonte: Os autores, 2026</w:t>
+      </w:r>
+    </w:p>
+    <w:p>
       <w:r>
         <w:t xml:space="preserve">Na pergunta dissertativa sobre o que achariam essencial em uma plataforma como a do </w:t>
       </w:r>
@@ -6786,11 +7080,11 @@
       <w:pPr>
         <w:pStyle w:val="Ttulo3"/>
       </w:pPr>
-      <w:bookmarkStart w:id="26" w:name="_Toc237856036"/>
+      <w:bookmarkStart w:id="27" w:name="_Toc238113082"/>
       <w:r>
         <w:t>Conclusão da Pesquisa de Campo</w:t>
       </w:r>
-      <w:bookmarkEnd w:id="26"/>
+      <w:bookmarkEnd w:id="27"/>
     </w:p>
     <w:p>
       <w:pPr>
@@ -6799,11 +7093,7 @@
         </w:rPr>
       </w:pPr>
       <w:r>
-        <w:t xml:space="preserve">Essa pesquisa de campo evidenciou, mais do que um perfil de usuário, suas necessidades e anseios. Com base nos dados, é possível afirmar que o público é </w:t>
-      </w:r>
-      <w:r>
-        <w:lastRenderedPageBreak/>
-        <w:t>predominantemente jovem-adulto, consome eventos diversos com frequência regular e já utiliza a internet como um dos principais meios de busca por eventos.</w:t>
+        <w:t>Essa pesquisa de campo evidenciou, mais do que um perfil de usuário, suas necessidades e anseios. Com base nos dados, é possível afirmar que o público é predominantemente jovem-adulto, consome eventos diversos com frequência regular e já utiliza a internet como um dos principais meios de busca por eventos.</w:t>
       </w:r>
     </w:p>
     <w:p>
@@ -6820,12 +7110,12 @@
       <w:pPr>
         <w:pStyle w:val="Ttulo1"/>
       </w:pPr>
-      <w:bookmarkStart w:id="27" w:name="_Toc237856037"/>
+      <w:bookmarkStart w:id="28" w:name="_Toc238113083"/>
       <w:r>
         <w:lastRenderedPageBreak/>
         <w:t>ANÁLISE E SÍNTESE</w:t>
       </w:r>
-      <w:bookmarkEnd w:id="27"/>
+      <w:bookmarkEnd w:id="28"/>
     </w:p>
     <w:p>
       <w:pPr>
@@ -6867,11 +7157,11 @@
       <w:pPr>
         <w:pStyle w:val="Ttulo2"/>
       </w:pPr>
-      <w:bookmarkStart w:id="28" w:name="_Toc237856038"/>
+      <w:bookmarkStart w:id="29" w:name="_Toc238113084"/>
       <w:r>
         <w:t>Persona</w:t>
       </w:r>
-      <w:bookmarkEnd w:id="28"/>
+      <w:bookmarkEnd w:id="29"/>
     </w:p>
     <w:p>
       <w:r>
@@ -6909,6 +7199,14 @@
       </w:r>
       <w:r>
         <w:t>et. al., 2012).</w:t>
+      </w:r>
+    </w:p>
+    <w:p>
+      <w:r>
+        <w:rPr>
+          <w:highlight w:val="yellow"/>
+        </w:rPr>
+        <w:t>A partir dos dados levantados na pesquisa, foi desenvolvida uma persona que representa o perfil de usuário identificado como público-alvo do projeto. Lucas, de 20 anos, é um universitário que leva uma rotina ordinária. Sendo um amante da música, Lucas sempre tenta ficar informado sobre os eventos locais e, quando ocorre a oportunidade, planeja sua trajetória com antecedência. No entanto, ele se sente frustrado por precisar usar muitos aplicativos diferentes para resolver isso: precisa procurar informações nas redes sociais, acessar sites externos para comprar os bilhetes e abrir o Google Maps para traçar a rota. Sua maior dor é a falta de uma plataforma única que centralize todo esse processo de forma rápida e prática.</w:t>
       </w:r>
     </w:p>
     <w:p>
@@ -6916,7 +7214,7 @@
         <w:pStyle w:val="Legenda"/>
         <w:keepNext/>
       </w:pPr>
-      <w:bookmarkStart w:id="29" w:name="_Toc237556477"/>
+      <w:bookmarkStart w:id="30" w:name="_Toc238113063"/>
       <w:r>
         <w:lastRenderedPageBreak/>
         <w:t xml:space="preserve">Figura </w:t>
@@ -6934,34 +7232,31 @@
         <w:rPr>
           <w:noProof/>
         </w:rPr>
-        <w:t>14</w:t>
-      </w:r>
-      <w:r>
+        <w:t>16</w:t>
+      </w:r>
+      <w:r>
+        <w:fldChar w:fldCharType="end"/>
+      </w:r>
+      <w:r>
+        <w:t>: Persona</w:t>
+      </w:r>
+      <w:bookmarkEnd w:id="30"/>
+    </w:p>
+    <w:p>
+      <w:pPr>
+        <w:pStyle w:val="Fonteeimagem"/>
         <w:rPr>
           <w:noProof/>
-        </w:rPr>
-        <w:fldChar w:fldCharType="end"/>
-      </w:r>
-      <w:r>
-        <w:t>: Persona</w:t>
-      </w:r>
-      <w:bookmarkEnd w:id="29"/>
-    </w:p>
-    <w:p>
-      <w:pPr>
-        <w:pStyle w:val="Fonteeimagem"/>
+          <w:lang w:eastAsia="pt-BR"/>
+        </w:rPr>
+      </w:pPr>
+      <w:r>
         <w:rPr>
           <w:noProof/>
           <w:lang w:eastAsia="pt-BR"/>
         </w:rPr>
-      </w:pPr>
-      <w:r>
-        <w:rPr>
-          <w:noProof/>
-          <w:lang w:eastAsia="pt-BR"/>
-        </w:rPr>
         <w:drawing>
-          <wp:inline distT="0" distB="0" distL="0" distR="0" wp14:anchorId="2A0EB812" wp14:editId="148FD4C1">
+          <wp:inline distT="0" distB="0" distL="0" distR="0" wp14:anchorId="2A0EB812" wp14:editId="5B1EF203">
             <wp:extent cx="4991100" cy="4789695"/>
             <wp:effectExtent l="0" t="0" r="0" b="0"/>
             <wp:docPr id="6" name="Imagem 6" descr="C:\Users\user\Downloads\WhatsApp Image 2026-06-10 at 18.31.35 (1).jpeg"/>
@@ -6978,7 +7273,7 @@
                     </pic:cNvPicPr>
                   </pic:nvPicPr>
                   <pic:blipFill>
-                    <a:blip r:embed="rId21" cstate="print">
+                    <a:blip r:embed="rId22" cstate="print">
                       <a:extLst>
                         <a:ext uri="{28A0092B-C50C-407E-A947-70E740481C1C}">
                           <a14:useLocalDpi xmlns:a14="http://schemas.microsoft.com/office/drawing/2010/main" val="0"/>
@@ -7026,11 +7321,11 @@
       <w:pPr>
         <w:pStyle w:val="Ttulo2"/>
       </w:pPr>
-      <w:bookmarkStart w:id="30" w:name="_Toc237856039"/>
+      <w:bookmarkStart w:id="31" w:name="_Toc238113085"/>
       <w:r>
         <w:t>Mapa da Empatia</w:t>
       </w:r>
-      <w:bookmarkEnd w:id="30"/>
+      <w:bookmarkEnd w:id="31"/>
     </w:p>
     <w:p>
       <w:pPr>
@@ -7102,7 +7397,7 @@
         <w:pStyle w:val="Legenda"/>
         <w:keepNext/>
       </w:pPr>
-      <w:bookmarkStart w:id="31" w:name="_Toc237556478"/>
+      <w:bookmarkStart w:id="32" w:name="_Toc238113064"/>
       <w:r>
         <w:t xml:space="preserve">Figura </w:t>
       </w:r>
@@ -7119,30 +7414,27 @@
         <w:rPr>
           <w:noProof/>
         </w:rPr>
-        <w:t>15</w:t>
-      </w:r>
+        <w:t>17</w:t>
+      </w:r>
+      <w:r>
+        <w:fldChar w:fldCharType="end"/>
+      </w:r>
+      <w:r>
+        <w:t>: Mapa de Empatia</w:t>
+      </w:r>
+      <w:bookmarkEnd w:id="32"/>
+    </w:p>
+    <w:p>
+      <w:pPr>
+        <w:pStyle w:val="Fonteeimagem"/>
+      </w:pPr>
       <w:r>
         <w:rPr>
           <w:noProof/>
-        </w:rPr>
-        <w:fldChar w:fldCharType="end"/>
-      </w:r>
-      <w:r>
-        <w:t>: Mapa de Empatia</w:t>
-      </w:r>
-      <w:bookmarkEnd w:id="31"/>
-    </w:p>
-    <w:p>
-      <w:pPr>
-        <w:pStyle w:val="Fonteeimagem"/>
-      </w:pPr>
-      <w:r>
-        <w:rPr>
-          <w:noProof/>
           <w:lang w:eastAsia="pt-BR"/>
         </w:rPr>
         <w:drawing>
-          <wp:inline distT="0" distB="0" distL="0" distR="0" wp14:anchorId="68743FFB" wp14:editId="6A387FE8">
+          <wp:inline distT="0" distB="0" distL="0" distR="0" wp14:anchorId="68743FFB" wp14:editId="3CF9EDA7">
             <wp:extent cx="5372939" cy="4038600"/>
             <wp:effectExtent l="0" t="0" r="0" b="0"/>
             <wp:docPr id="7" name="Imagem 7" descr="C:\Users\user\Downloads\WhatsApp Image 2026-06-10 at 18.31.35.jpeg"/>
@@ -7159,7 +7451,7 @@
                     </pic:cNvPicPr>
                   </pic:nvPicPr>
                   <pic:blipFill>
-                    <a:blip r:embed="rId22" cstate="print">
+                    <a:blip r:embed="rId23" cstate="print">
                       <a:extLst>
                         <a:ext uri="{28A0092B-C50C-407E-A947-70E740481C1C}">
                           <a14:useLocalDpi xmlns:a14="http://schemas.microsoft.com/office/drawing/2010/main" val="0"/>
@@ -7227,12 +7519,12 @@
       <w:pPr>
         <w:pStyle w:val="Ttulo1"/>
       </w:pPr>
-      <w:bookmarkStart w:id="32" w:name="_Toc237856040"/>
+      <w:bookmarkStart w:id="33" w:name="_Toc238113086"/>
       <w:r>
         <w:lastRenderedPageBreak/>
         <w:t>IDEAÇÃO</w:t>
       </w:r>
-      <w:bookmarkEnd w:id="32"/>
+      <w:bookmarkEnd w:id="33"/>
     </w:p>
     <w:p>
       <w:pPr>
@@ -7274,11 +7566,11 @@
       <w:pPr>
         <w:pStyle w:val="Ttulo2"/>
       </w:pPr>
-      <w:bookmarkStart w:id="33" w:name="_Toc237856041"/>
+      <w:bookmarkStart w:id="34" w:name="_Toc238113087"/>
       <w:r>
         <w:t>Cardápio de Ideias</w:t>
       </w:r>
-      <w:bookmarkEnd w:id="33"/>
+      <w:bookmarkEnd w:id="34"/>
     </w:p>
     <w:p>
       <w:pPr>
@@ -7317,7 +7609,7 @@
         <w:pStyle w:val="Legenda"/>
         <w:keepNext/>
       </w:pPr>
-      <w:bookmarkStart w:id="34" w:name="_Toc237556479"/>
+      <w:bookmarkStart w:id="35" w:name="_Toc238113065"/>
       <w:r>
         <w:lastRenderedPageBreak/>
         <w:t xml:space="preserve">Figura </w:t>
@@ -7335,30 +7627,27 @@
         <w:rPr>
           <w:noProof/>
         </w:rPr>
-        <w:t>16</w:t>
-      </w:r>
+        <w:t>18</w:t>
+      </w:r>
+      <w:r>
+        <w:fldChar w:fldCharType="end"/>
+      </w:r>
+      <w:r>
+        <w:t>: Cardápio de Ideias</w:t>
+      </w:r>
+      <w:bookmarkEnd w:id="35"/>
+    </w:p>
+    <w:p>
+      <w:pPr>
+        <w:pStyle w:val="Fonteeimagem"/>
+      </w:pPr>
       <w:r>
         <w:rPr>
           <w:noProof/>
-        </w:rPr>
-        <w:fldChar w:fldCharType="end"/>
-      </w:r>
-      <w:r>
-        <w:t>: Cardápio de Ideias</w:t>
-      </w:r>
-      <w:bookmarkEnd w:id="34"/>
-    </w:p>
-    <w:p>
-      <w:pPr>
-        <w:pStyle w:val="Fonteeimagem"/>
-      </w:pPr>
-      <w:r>
-        <w:rPr>
-          <w:noProof/>
           <w:lang w:eastAsia="pt-BR"/>
         </w:rPr>
         <w:drawing>
-          <wp:inline distT="0" distB="0" distL="0" distR="0" wp14:anchorId="51CC9EBB" wp14:editId="60DBC59A">
+          <wp:inline distT="0" distB="0" distL="0" distR="0" wp14:anchorId="51CC9EBB" wp14:editId="71F41C98">
             <wp:extent cx="3467757" cy="5201827"/>
             <wp:effectExtent l="19050" t="19050" r="18415" b="18415"/>
             <wp:docPr id="4" name="Imagem 4"/>
@@ -7373,7 +7662,7 @@
                     <pic:cNvPicPr/>
                   </pic:nvPicPr>
                   <pic:blipFill>
-                    <a:blip r:embed="rId23" cstate="print">
+                    <a:blip r:embed="rId24" cstate="print">
                       <a:extLst>
                         <a:ext uri="{28A0092B-C50C-407E-A947-70E740481C1C}">
                           <a14:useLocalDpi xmlns:a14="http://schemas.microsoft.com/office/drawing/2010/main" val="0"/>
@@ -7417,11 +7706,11 @@
       <w:pPr>
         <w:pStyle w:val="Ttulo2"/>
       </w:pPr>
-      <w:bookmarkStart w:id="35" w:name="_Toc237856042"/>
+      <w:bookmarkStart w:id="36" w:name="_Toc238113088"/>
       <w:r>
         <w:t>Brainstorming</w:t>
       </w:r>
-      <w:bookmarkEnd w:id="35"/>
+      <w:bookmarkEnd w:id="36"/>
     </w:p>
     <w:p>
       <w:r>
@@ -7620,7 +7909,7 @@
         <w:pStyle w:val="Legenda"/>
         <w:keepNext/>
       </w:pPr>
-      <w:bookmarkStart w:id="36" w:name="_Toc237556480"/>
+      <w:bookmarkStart w:id="37" w:name="_Toc238113066"/>
       <w:r>
         <w:t xml:space="preserve">Figura </w:t>
       </w:r>
@@ -7637,33 +7926,30 @@
         <w:rPr>
           <w:noProof/>
         </w:rPr>
-        <w:t>17</w:t>
-      </w:r>
+        <w:t>19</w:t>
+      </w:r>
+      <w:r>
+        <w:fldChar w:fldCharType="end"/>
+      </w:r>
+      <w:r>
+        <w:t>: Brainstorming</w:t>
+      </w:r>
+      <w:bookmarkEnd w:id="37"/>
+    </w:p>
+    <w:p>
+      <w:pPr>
+        <w:pStyle w:val="Fonteeimagem"/>
+        <w:rPr>
+          <w:lang w:eastAsia="pt-BR"/>
+        </w:rPr>
+      </w:pPr>
       <w:r>
         <w:rPr>
           <w:noProof/>
-        </w:rPr>
-        <w:fldChar w:fldCharType="end"/>
-      </w:r>
-      <w:r>
-        <w:t>: Brainstorming</w:t>
-      </w:r>
-      <w:bookmarkEnd w:id="36"/>
-    </w:p>
-    <w:p>
-      <w:pPr>
-        <w:pStyle w:val="Fonteeimagem"/>
-        <w:rPr>
-          <w:lang w:eastAsia="pt-BR"/>
-        </w:rPr>
-      </w:pPr>
-      <w:r>
-        <w:rPr>
-          <w:noProof/>
           <w:lang w:eastAsia="pt-BR"/>
         </w:rPr>
         <w:drawing>
-          <wp:inline distT="0" distB="0" distL="0" distR="0" wp14:anchorId="34FB9F28" wp14:editId="6842AC60">
+          <wp:inline distT="0" distB="0" distL="0" distR="0" wp14:anchorId="34FB9F28" wp14:editId="47B47B89">
             <wp:extent cx="4648200" cy="2616536"/>
             <wp:effectExtent l="0" t="0" r="0" b="0"/>
             <wp:docPr id="8" name="Imagem 8" descr="C:\Users\user\Downloads\WhatsApp Image 2026-06-11 at 23.11.03.jpeg"/>
@@ -7680,7 +7966,7 @@
                     </pic:cNvPicPr>
                   </pic:nvPicPr>
                   <pic:blipFill>
-                    <a:blip r:embed="rId24" cstate="print">
+                    <a:blip r:embed="rId25" cstate="print">
                       <a:extLst>
                         <a:ext uri="{28A0092B-C50C-407E-A947-70E740481C1C}">
                           <a14:useLocalDpi xmlns:a14="http://schemas.microsoft.com/office/drawing/2010/main" val="0"/>
@@ -7727,11 +8013,11 @@
       <w:pPr>
         <w:pStyle w:val="Ttulo2"/>
       </w:pPr>
-      <w:bookmarkStart w:id="37" w:name="_Toc237856043"/>
+      <w:bookmarkStart w:id="38" w:name="_Toc238113089"/>
       <w:r>
         <w:t>Golden Circle</w:t>
       </w:r>
-      <w:bookmarkEnd w:id="37"/>
+      <w:bookmarkEnd w:id="38"/>
       <w:r>
         <w:t xml:space="preserve"> </w:t>
       </w:r>
@@ -7840,7 +8126,7 @@
         <w:pStyle w:val="Legenda"/>
         <w:keepNext/>
       </w:pPr>
-      <w:bookmarkStart w:id="38" w:name="_Toc237556481"/>
+      <w:bookmarkStart w:id="39" w:name="_Toc238113067"/>
       <w:r>
         <w:lastRenderedPageBreak/>
         <w:t xml:space="preserve">Figura </w:t>
@@ -7858,18 +8144,15 @@
         <w:rPr>
           <w:noProof/>
         </w:rPr>
-        <w:t>18</w:t>
-      </w:r>
-      <w:r>
-        <w:rPr>
-          <w:noProof/>
-        </w:rPr>
+        <w:t>20</w:t>
+      </w:r>
+      <w:r>
         <w:fldChar w:fldCharType="end"/>
       </w:r>
       <w:r>
         <w:t>: Golden Circle</w:t>
       </w:r>
-      <w:bookmarkEnd w:id="38"/>
+      <w:bookmarkEnd w:id="39"/>
     </w:p>
     <w:p>
       <w:pPr>
@@ -7898,7 +8181,7 @@
                     </pic:cNvPicPr>
                   </pic:nvPicPr>
                   <pic:blipFill>
-                    <a:blip r:embed="rId25" cstate="print">
+                    <a:blip r:embed="rId26" cstate="print">
                       <a:extLst>
                         <a:ext uri="{28A0092B-C50C-407E-A947-70E740481C1C}">
                           <a14:useLocalDpi xmlns:a14="http://schemas.microsoft.com/office/drawing/2010/main" val="0"/>
@@ -7964,12 +8247,12 @@
       <w:pPr>
         <w:pStyle w:val="Ttulo1"/>
       </w:pPr>
-      <w:bookmarkStart w:id="39" w:name="_Toc237856044"/>
+      <w:bookmarkStart w:id="40" w:name="_Toc238113090"/>
       <w:r>
         <w:lastRenderedPageBreak/>
         <w:t>PROTÓTIPO</w:t>
       </w:r>
-      <w:bookmarkEnd w:id="39"/>
+      <w:bookmarkEnd w:id="40"/>
     </w:p>
     <w:p>
       <w:pPr>
@@ -8001,7 +8284,23 @@
           <w:highlight w:val="yellow"/>
           <w:lang w:eastAsia="pt-BR"/>
         </w:rPr>
-        <w:t>, ela pode ser aplicada em conjunto às outras etapas, uma vez que está suscetível a constantes mudanças (Vianna et. al., 2012). </w:t>
+        <w:t xml:space="preserve">, ela pode ser aplicada em conjunto às outras etapas, uma vez que </w:t>
+      </w:r>
+      <w:proofErr w:type="spellStart"/>
+      <w:r>
+        <w:rPr>
+          <w:highlight w:val="yellow"/>
+          <w:lang w:eastAsia="pt-BR"/>
+        </w:rPr>
+        <w:t>está</w:t>
+      </w:r>
+      <w:proofErr w:type="spellEnd"/>
+      <w:r>
+        <w:rPr>
+          <w:highlight w:val="yellow"/>
+          <w:lang w:eastAsia="pt-BR"/>
+        </w:rPr>
+        <w:t xml:space="preserve"> suscetível a constantes mudanças (Vianna et. al., 2012). </w:t>
       </w:r>
     </w:p>
     <w:p>
@@ -8030,11 +8329,11 @@
       <w:pPr>
         <w:pStyle w:val="Ttulo2"/>
       </w:pPr>
-      <w:bookmarkStart w:id="40" w:name="_Toc237856045"/>
+      <w:bookmarkStart w:id="41" w:name="_Toc238113091"/>
       <w:r>
         <w:t>Diagrama de Caso de Uso</w:t>
       </w:r>
-      <w:bookmarkEnd w:id="40"/>
+      <w:bookmarkEnd w:id="41"/>
     </w:p>
     <w:p>
       <w:pPr>
@@ -8096,7 +8395,7 @@
         <w:pStyle w:val="Legenda"/>
         <w:keepNext/>
       </w:pPr>
-      <w:bookmarkStart w:id="41" w:name="_Toc237556482"/>
+      <w:bookmarkStart w:id="42" w:name="_Toc238113068"/>
       <w:r>
         <w:lastRenderedPageBreak/>
         <w:t xml:space="preserve">Figura </w:t>
@@ -8114,33 +8413,30 @@
         <w:rPr>
           <w:noProof/>
         </w:rPr>
-        <w:t>19</w:t>
-      </w:r>
+        <w:t>21</w:t>
+      </w:r>
+      <w:r>
+        <w:fldChar w:fldCharType="end"/>
+      </w:r>
+      <w:r>
+        <w:t>: Caso de Uso</w:t>
+      </w:r>
+      <w:bookmarkEnd w:id="42"/>
+    </w:p>
+    <w:p>
+      <w:pPr>
+        <w:pStyle w:val="Fonteeimagem"/>
+        <w:rPr>
+          <w:lang w:eastAsia="pt-BR"/>
+        </w:rPr>
+      </w:pPr>
       <w:r>
         <w:rPr>
           <w:noProof/>
-        </w:rPr>
-        <w:fldChar w:fldCharType="end"/>
-      </w:r>
-      <w:r>
-        <w:t>: Caso de Uso</w:t>
-      </w:r>
-      <w:bookmarkEnd w:id="41"/>
-    </w:p>
-    <w:p>
-      <w:pPr>
-        <w:pStyle w:val="Fonteeimagem"/>
-        <w:rPr>
-          <w:lang w:eastAsia="pt-BR"/>
-        </w:rPr>
-      </w:pPr>
-      <w:r>
-        <w:rPr>
-          <w:noProof/>
           <w:lang w:eastAsia="pt-BR"/>
         </w:rPr>
         <w:drawing>
-          <wp:inline distT="0" distB="0" distL="0" distR="0" wp14:anchorId="0556814A" wp14:editId="69B5386D">
+          <wp:inline distT="0" distB="0" distL="0" distR="0" wp14:anchorId="0556814A" wp14:editId="7334B299">
             <wp:extent cx="5626100" cy="3153800"/>
             <wp:effectExtent l="0" t="0" r="0" b="8890"/>
             <wp:docPr id="1" name="Imagem 1" descr="C:\Users\user\Downloads\UseCaseDiagram_ShowMe.png"/>
@@ -8157,7 +8453,7 @@
                     </pic:cNvPicPr>
                   </pic:nvPicPr>
                   <pic:blipFill>
-                    <a:blip r:embed="rId26" cstate="print">
+                    <a:blip r:embed="rId27" cstate="print">
                       <a:extLst>
                         <a:ext uri="{28A0092B-C50C-407E-A947-70E740481C1C}">
                           <a14:useLocalDpi xmlns:a14="http://schemas.microsoft.com/office/drawing/2010/main" val="0"/>
@@ -8204,11 +8500,11 @@
       <w:pPr>
         <w:pStyle w:val="Ttulo2"/>
       </w:pPr>
-      <w:bookmarkStart w:id="42" w:name="_Toc237856046"/>
+      <w:bookmarkStart w:id="43" w:name="_Toc238113092"/>
       <w:r>
         <w:t>Modelagem do Banco de Dados</w:t>
       </w:r>
-      <w:bookmarkEnd w:id="42"/>
+      <w:bookmarkEnd w:id="43"/>
     </w:p>
     <w:p>
       <w:pPr>
@@ -8302,7 +8598,7 @@
         <w:pStyle w:val="Legenda"/>
         <w:keepNext/>
       </w:pPr>
-      <w:bookmarkStart w:id="43" w:name="_Toc237556483"/>
+      <w:bookmarkStart w:id="44" w:name="_Toc238113069"/>
       <w:r>
         <w:rPr>
           <w:highlight w:val="yellow"/>
@@ -8333,11 +8629,10 @@
           <w:noProof/>
           <w:highlight w:val="yellow"/>
         </w:rPr>
-        <w:t>20</w:t>
-      </w:r>
-      <w:r>
-        <w:rPr>
-          <w:noProof/>
+        <w:t>22</w:t>
+      </w:r>
+      <w:r>
+        <w:rPr>
           <w:highlight w:val="yellow"/>
         </w:rPr>
         <w:fldChar w:fldCharType="end"/>
@@ -8348,7 +8643,7 @@
         </w:rPr>
         <w:t>: Modelagem de Dados</w:t>
       </w:r>
-      <w:bookmarkEnd w:id="43"/>
+      <w:bookmarkEnd w:id="44"/>
     </w:p>
     <w:p>
       <w:pPr>
@@ -8375,7 +8670,7 @@
                     <pic:cNvPicPr/>
                   </pic:nvPicPr>
                   <pic:blipFill rotWithShape="1">
-                    <a:blip r:embed="rId27">
+                    <a:blip r:embed="rId28">
                       <a:extLst>
                         <a:ext uri="{28A0092B-C50C-407E-A947-70E740481C1C}">
                           <a14:useLocalDpi xmlns:a14="http://schemas.microsoft.com/office/drawing/2010/main" val="0"/>
@@ -8431,12 +8726,12 @@
           <w:numId w:val="0"/>
         </w:numPr>
       </w:pPr>
-      <w:bookmarkStart w:id="44" w:name="_Toc237856047"/>
+      <w:bookmarkStart w:id="45" w:name="_Toc238113093"/>
       <w:r>
         <w:lastRenderedPageBreak/>
         <w:t>REFERÊNCIAS</w:t>
       </w:r>
-      <w:bookmarkEnd w:id="44"/>
+      <w:bookmarkEnd w:id="45"/>
     </w:p>
     <w:p>
       <w:pPr>
@@ -8928,87 +9223,6 @@
         <w:ind w:firstLine="0"/>
       </w:pPr>
       <w:r>
-        <w:t xml:space="preserve">MARTINS, Amilton Rodrigo de Quadros et al. </w:t>
-      </w:r>
-      <w:r>
-        <w:rPr>
-          <w:b/>
-        </w:rPr>
-        <w:t xml:space="preserve">Uso de design </w:t>
-      </w:r>
-      <w:proofErr w:type="spellStart"/>
-      <w:r>
-        <w:rPr>
-          <w:b/>
-        </w:rPr>
-        <w:t>thinking</w:t>
-      </w:r>
-      <w:proofErr w:type="spellEnd"/>
-      <w:r>
-        <w:rPr>
-          <w:b/>
-        </w:rPr>
-        <w:t xml:space="preserve"> como experiência de prototipação de ideias no ensino superior</w:t>
-      </w:r>
-      <w:r>
-        <w:t xml:space="preserve">. Future </w:t>
-      </w:r>
-      <w:proofErr w:type="spellStart"/>
-      <w:r>
-        <w:t>Studies</w:t>
-      </w:r>
-      <w:proofErr w:type="spellEnd"/>
-      <w:r>
-        <w:t xml:space="preserve"> </w:t>
-      </w:r>
-      <w:proofErr w:type="spellStart"/>
-      <w:r>
-        <w:t>Research</w:t>
-      </w:r>
-      <w:proofErr w:type="spellEnd"/>
-      <w:r>
-        <w:t xml:space="preserve"> </w:t>
-      </w:r>
-      <w:proofErr w:type="spellStart"/>
-      <w:r>
-        <w:t>Journal</w:t>
-      </w:r>
-      <w:proofErr w:type="spellEnd"/>
-      <w:r>
-        <w:t xml:space="preserve">: Trends </w:t>
-      </w:r>
-      <w:proofErr w:type="spellStart"/>
-      <w:r>
-        <w:t>and</w:t>
-      </w:r>
-      <w:proofErr w:type="spellEnd"/>
-      <w:r>
-        <w:t xml:space="preserve"> </w:t>
-      </w:r>
-      <w:proofErr w:type="spellStart"/>
-      <w:r>
-        <w:t>Strategies</w:t>
-      </w:r>
-      <w:proofErr w:type="spellEnd"/>
-      <w:r>
-        <w:t xml:space="preserve">, São Paulo, v. 8, n. 2, p. 203-226, 2016. Disponível em: </w:t>
-      </w:r>
-      <w:r>
-        <w:t>https://future.emnuvens.com.br/FSRJ/article/view/227/342</w:t>
-      </w:r>
-      <w:r>
-        <w:t xml:space="preserve">. </w:t>
-      </w:r>
-      <w:r>
-        <w:t>Acesso em: 2 abr. 2026.</w:t>
-      </w:r>
-    </w:p>
-    <w:p>
-      <w:pPr>
-        <w:ind w:firstLine="0"/>
-      </w:pPr>
-      <w:r>
-        <w:lastRenderedPageBreak/>
         <w:t>MEIO &amp; MENSAGEM</w:t>
       </w:r>
       <w:r>
@@ -9029,13 +9243,7 @@
         <w:t>Desigualdade marca acesso à cultura no Brasil</w:t>
       </w:r>
       <w:r>
-        <w:t>. Disponível em:</w:t>
-      </w:r>
-      <w:r>
-        <w:t>https://www.meioemensagem.com.br/marketing/desigualdade-marca-acesso-a-cultura-no-brasil</w:t>
-      </w:r>
-      <w:r>
-        <w:t>. Acesso em: maio</w:t>
+        <w:t>. Disponível em:https://www.meioemensagem.com.br/marketing/desigualdade-marca-acesso-a-cultura-no-brasil. Acesso em: maio</w:t>
       </w:r>
       <w:r>
         <w:t xml:space="preserve"> de</w:t>
@@ -9070,6 +9278,7 @@
         <w:rPr>
           <w:color w:val="000000"/>
         </w:rPr>
+        <w:lastRenderedPageBreak/>
         <w:t>NICOLAU, André</w:t>
       </w:r>
       <w:r>
@@ -9202,8 +9411,8 @@
       </w:r>
     </w:p>
     <w:sectPr>
-      <w:headerReference w:type="default" r:id="rId28"/>
-      <w:footerReference w:type="default" r:id="rId29"/>
+      <w:headerReference w:type="default" r:id="rId29"/>
+      <w:footerReference w:type="default" r:id="rId30"/>
       <w:pgSz w:w="11906" w:h="16838"/>
       <w:pgMar w:top="1701" w:right="1134" w:bottom="1134" w:left="1701" w:header="709" w:footer="709" w:gutter="0"/>
       <w:cols w:space="708"/>
